--- a/plantillas_maestras/02_seguro_vida/materia_general_asegurativa/2_ddos_banco_y_aseguradora/mujer/TPL_2806_2025_SEGURO_VIDA_MATERIA_GENERAL_ASEGURATIVA_BANCO_MUJER_R1.docx
+++ b/plantillas_maestras/02_seguro_vida/materia_general_asegurativa/2_ddos_banco_y_aseguradora/mujer/TPL_2806_2025_SEGURO_VIDA_MATERIA_GENERAL_ASEGURATIVA_BANCO_MUJER_R1.docx
@@ -409,7 +409,7 @@
           <w14:ligatures w14:val="none"/>
         </w:rPr>
         <w:tab/>
-        <w:t xml:space="preserve">:       </w:t>
+        <w:t xml:space="preserve">: </w:t>
       </w:r>
       <w:r>
         <w:rPr>
@@ -836,7 +836,7 @@
           <w:lang w:val="es-ES" w:eastAsia="es-ES"/>
           <w14:ligatures w14:val="none"/>
         </w:rPr>
-        <w:t>por presuntas infracciones a la Ley N°29571, Código de Protección y Defensa del Consumidor (en adelante, Código)</w:t>
+        <w:t>por presuntas infracciones a la Ley 29571, Código de Protección y Defensa del Consumidor (en adelante, Código)</w:t>
       </w:r>
       <w:r>
         <w:rPr>
@@ -985,7 +985,7 @@
           <w:lang w:eastAsia="es-ES"/>
           <w14:ligatures w14:val="none"/>
         </w:rPr>
-        <w:t>N°</w:t>
+        <w:t/>
       </w:r>
       <w:proofErr w:type="spellEnd"/>
       <w:r>
@@ -1075,7 +1075,7 @@
           <w:lang w:eastAsia="es-ES"/>
           <w14:ligatures w14:val="none"/>
         </w:rPr>
-        <w:t>N°</w:t>
+        <w:t/>
       </w:r>
       <w:proofErr w:type="spellEnd"/>
       <w:r>
@@ -1207,7 +1207,7 @@
           <w:lang w:eastAsia="es-ES"/>
           <w14:ligatures w14:val="none"/>
         </w:rPr>
-        <w:t>N°</w:t>
+        <w:t/>
       </w:r>
       <w:proofErr w:type="spellEnd"/>
       <w:r>
@@ -2235,7 +2235,7 @@
           <w:kern w:val="0"/>
           <w14:ligatures w14:val="none"/>
         </w:rPr>
-        <w:t>; involucraría una presunta afectación a sus expectativas, quien no habría encontrado una correspondencia entre lo que esperaba recibir de parte del proveedor y lo que realmente recibió. Por consiguiente, corresponde calificar el hecho materia de denuncia como una presunta infracción al deber de idoneidad, tipificado en los artículos 18° y 19° del Código</w:t>
+        <w:t>; involucraría una presunta afectación a sus expectativas, quien no habría encontrado una correspondencia entre lo que esperaba recibir de parte del proveedor y lo que realmente recibió. Por consiguiente, corresponde calificar el hecho materia de denuncia como una presunta infracción al deber de idoneidad, tipificado en los artículos 18 y 19 del Código</w:t>
       </w:r>
       <w:r>
         <w:rPr>
@@ -2340,7 +2340,7 @@
           <w:lang w:eastAsia="es-ES"/>
           <w14:ligatures w14:val="none"/>
         </w:rPr>
-        <w:t>N°</w:t>
+        <w:t/>
       </w:r>
       <w:proofErr w:type="spellEnd"/>
       <w:r>
@@ -2381,7 +2381,7 @@
           <w:kern w:val="0"/>
           <w14:ligatures w14:val="none"/>
         </w:rPr>
-        <w:t>; involucraría una presunta afectación a sus expectativas, quien no habría encontrado una correspondencia entre lo que esperaba recibir de parte del proveedor y lo que realmente recibió. Por consiguiente, corresponde calificar el hecho materia de denuncia como una presunta infracción al deber de idoneidad, tipificado en los artículos 18° y 19° del Código</w:t>
+        <w:t>; involucraría una presunta afectación a sus expectativas, quien no habría encontrado una correspondencia entre lo que esperaba recibir de parte del proveedor y lo que realmente recibió. Por consiguiente, corresponde calificar el hecho materia de denuncia como una presunta infracción al deber de idoneidad, tipificado en los artículos 18 y 19 del Código</w:t>
       </w:r>
       <w:r>
         <w:rPr>
@@ -2482,7 +2482,7 @@
           <w:lang w:eastAsia="es-ES"/>
           <w14:ligatures w14:val="none"/>
         </w:rPr>
-        <w:t>N°</w:t>
+        <w:t/>
       </w:r>
       <w:proofErr w:type="spellEnd"/>
       <w:r>
@@ -2501,7 +2501,7 @@
           <w:kern w:val="0"/>
           <w14:ligatures w14:val="none"/>
         </w:rPr>
-        <w:t>; involucraría una presunta afectación a sus expectativas, quien no habría encontrado una correspondencia entre lo que esperaba recibir de parte del proveedor y lo que realmente recibió. Por consiguiente, corresponde calificar el hecho materia de denuncia como una presunta infracción al deber de idoneidad, tipificado en los artículos 18° y 19° del Código</w:t>
+        <w:t>; involucraría una presunta afectación a sus expectativas, quien no habría encontrado una correspondencia entre lo que esperaba recibir de parte del proveedor y lo que realmente recibió. Por consiguiente, corresponde calificar el hecho materia de denuncia como una presunta infracción al deber de idoneidad, tipificado en los artículos 18 y 19 del Código</w:t>
       </w:r>
       <w:r>
         <w:rPr>
@@ -2597,7 +2597,7 @@
           <w:lang w:eastAsia="es-ES"/>
           <w14:ligatures w14:val="none"/>
         </w:rPr>
-        <w:t>N°</w:t>
+        <w:t/>
       </w:r>
       <w:proofErr w:type="spellEnd"/>
       <w:r>
@@ -2616,7 +2616,7 @@
           <w:kern w:val="0"/>
           <w14:ligatures w14:val="none"/>
         </w:rPr>
-        <w:t>; involucraría una presunta afectación a sus expectativas, quien no habría encontrado una correspondencia entre lo que esperaba recibir de parte del proveedor y lo que realmente recibió. Por consiguiente, corresponde calificar el hecho materia de denuncia como una presunta infracción al deber de idoneidad, tipificado en los artículos 18° y 19° del Código</w:t>
+        <w:t>; involucraría una presunta afectación a sus expectativas, quien no habría encontrado una correspondencia entre lo que esperaba recibir de parte del proveedor y lo que realmente recibió. Por consiguiente, corresponde calificar el hecho materia de denuncia como una presunta infracción al deber de idoneidad, tipificado en los artículos 18 y 19 del Código</w:t>
       </w:r>
       <w:r>
         <w:rPr>
@@ -2690,7 +2690,7 @@
           <w:kern w:val="0"/>
           <w14:ligatures w14:val="none"/>
         </w:rPr>
-        <w:t>; involucraría una presunta afectación a sus expectativas, quien no habría encontrado una correspondencia entre lo que esperaba recibir de parte del proveedor y lo que realmente recibió. Por consiguiente, corresponde calificar el hecho materia de denuncia como una presunta infracción al deber de idoneidad, tipificado en los artículos 18° y 19° del Código</w:t>
+        <w:t>; involucraría una presunta afectación a sus expectativas, quien no habría encontrado una correspondencia entre lo que esperaba recibir de parte del proveedor y lo que realmente recibió. Por consiguiente, corresponde calificar el hecho materia de denuncia como una presunta infracción al deber de idoneidad, tipificado en los artículos 18 y 19 del Código</w:t>
       </w:r>
       <w:r>
         <w:rPr>
@@ -2777,7 +2777,7 @@
           <w:lang w:eastAsia="es-ES"/>
           <w14:ligatures w14:val="none"/>
         </w:rPr>
-        <w:t>N°</w:t>
+        <w:t/>
       </w:r>
       <w:proofErr w:type="spellEnd"/>
       <w:r>
@@ -2796,7 +2796,7 @@
           <w:kern w:val="0"/>
           <w14:ligatures w14:val="none"/>
         </w:rPr>
-        <w:t>; involucraría una presunta afectación a sus expectativas, quien no habría encontrado una correspondencia entre lo que esperaba recibir de parte del proveedor y lo que realmente recibió. Por consiguiente, corresponde calificar el hecho materia de denuncia como una presunta infracción al deber de idoneidad, tipificado en los artículos 18° y 19° del Código</w:t>
+        <w:t>; involucraría una presunta afectación a sus expectativas, quien no habría encontrado una correspondencia entre lo que esperaba recibir de parte del proveedor y lo que realmente recibió. Por consiguiente, corresponde calificar el hecho materia de denuncia como una presunta infracción al deber de idoneidad, tipificado en los artículos 18 y 19 del Código</w:t>
       </w:r>
       <w:r>
         <w:rPr>
@@ -2880,7 +2880,7 @@
           <w14:ligatures w14:val="none"/>
         </w:rPr>
         <w:lastRenderedPageBreak/>
-        <w:t>materia de denuncia como una presunta infracción al deber de idoneidad, tipificado en los artículos 18° y 19° del Código</w:t>
+        <w:t>materia de denuncia como una presunta infracción al deber de idoneidad, tipificado en los artículos 18 y 19 del Código</w:t>
       </w:r>
       <w:r>
         <w:rPr>
@@ -2996,7 +2996,7 @@
           <w:lang w:eastAsia="es-ES"/>
           <w14:ligatures w14:val="none"/>
         </w:rPr>
-        <w:t>N°</w:t>
+        <w:t/>
       </w:r>
       <w:proofErr w:type="spellEnd"/>
       <w:r>
@@ -3015,7 +3015,7 @@
           <w:kern w:val="0"/>
           <w14:ligatures w14:val="none"/>
         </w:rPr>
-        <w:t>; involucraría una presunta afectación a sus expectativas, quien no habría encontrado una correspondencia entre lo que esperaba recibir de parte del proveedor y lo que realmente recibió. Por consiguiente, corresponde calificar el hecho materia de denuncia como una presunta infracción al deber de idoneidad, tipificado en los artículos 18° y 19° del Código</w:t>
+        <w:t>; involucraría una presunta afectación a sus expectativas, quien no habría encontrado una correspondencia entre lo que esperaba recibir de parte del proveedor y lo que realmente recibió. Por consiguiente, corresponde calificar el hecho materia de denuncia como una presunta infracción al deber de idoneidad, tipificado en los artículos 18 y 19 del Código</w:t>
       </w:r>
       <w:r>
         <w:rPr>
@@ -3089,7 +3089,7 @@
           <w:lang w:val="es-ES" w:eastAsia="es-ES"/>
           <w14:ligatures w14:val="none"/>
         </w:rPr>
-        <w:t>N°</w:t>
+        <w:t/>
       </w:r>
       <w:proofErr w:type="spellEnd"/>
       <w:r>
@@ -3118,7 +3118,7 @@
           <w:kern w:val="0"/>
           <w14:ligatures w14:val="none"/>
         </w:rPr>
-        <w:t xml:space="preserve"> Por consiguiente, corresponde calificar el hecho materia de denuncia como una presunta infracción a la obligación de los proveedores para resolver los reclamos en el plazo legal establecido, tipificado en el numeral 88.1 del artículo 88° del Código</w:t>
+        <w:t xml:space="preserve"> Por consiguiente, corresponde calificar el hecho materia de denuncia como una presunta infracción a la obligación de los proveedores para resolver los reclamos en el plazo legal establecido, tipificado en el numeral 88.1 del artículo 88 del Código</w:t>
       </w:r>
       <w:r>
         <w:rPr>
@@ -3221,7 +3221,7 @@
           <w:lang w:val="es-ES" w:eastAsia="es-ES"/>
           <w14:ligatures w14:val="none"/>
         </w:rPr>
-        <w:t>N°</w:t>
+        <w:t/>
       </w:r>
       <w:proofErr w:type="spellEnd"/>
       <w:r>
@@ -3267,7 +3267,7 @@
           <w:kern w:val="0"/>
           <w14:ligatures w14:val="none"/>
         </w:rPr>
-        <w:t xml:space="preserve"> Por consiguiente, corresponde calificar el hecho materia de denuncia como una presunta infracción a la obligación de los proveedores para resolver los reclamos en el plazo legal establecido, tipificado en el numeral 88.1 del artículo 88° del Código</w:t>
+        <w:t xml:space="preserve"> Por consiguiente, corresponde calificar el hecho materia de denuncia como una presunta infracción a la obligación de los proveedores para resolver los reclamos en el plazo legal establecido, tipificado en el numeral 88.1 del artículo 88 del Código</w:t>
       </w:r>
       <w:r>
         <w:rPr>
@@ -3361,7 +3361,7 @@
           <w:lang w:val="es-ES" w:eastAsia="es-ES"/>
           <w14:ligatures w14:val="none"/>
         </w:rPr>
-        <w:t>N°</w:t>
+        <w:t/>
       </w:r>
       <w:proofErr w:type="spellEnd"/>
       <w:r>
@@ -3390,7 +3390,7 @@
           <w:kern w:val="0"/>
           <w14:ligatures w14:val="none"/>
         </w:rPr>
-        <w:t xml:space="preserve"> Por consiguiente, corresponde calificar el hecho materia de denuncia como una presunta infracción a la obligación de los proveedores para resolver los reclamos en el plazo legal establecido, tipificado en el numeral 88.1 del artículo 88° del Código</w:t>
+        <w:t xml:space="preserve"> Por consiguiente, corresponde calificar el hecho materia de denuncia como una presunta infracción a la obligación de los proveedores para resolver los reclamos en el plazo legal establecido, tipificado en el numeral 88.1 del artículo 88 del Código</w:t>
       </w:r>
       <w:r>
         <w:rPr>
@@ -3484,7 +3484,7 @@
           <w:lang w:val="es-ES" w:eastAsia="es-ES"/>
           <w14:ligatures w14:val="none"/>
         </w:rPr>
-        <w:t>N°</w:t>
+        <w:t/>
       </w:r>
       <w:proofErr w:type="spellEnd"/>
       <w:r>
@@ -3513,7 +3513,7 @@
           <w:kern w:val="0"/>
           <w14:ligatures w14:val="none"/>
         </w:rPr>
-        <w:t xml:space="preserve"> Por consiguiente, corresponde calificar el hecho materia de denuncia como una presunta infracción a la obligación de los proveedores para resolver los reclamos en el plazo legal establecido, tipificado en el numeral 88.1 del artículo 88° del Código</w:t>
+        <w:t xml:space="preserve"> Por consiguiente, corresponde calificar el hecho materia de denuncia como una presunta infracción a la obligación de los proveedores para resolver los reclamos en el plazo legal establecido, tipificado en el numeral 88.1 del artículo 88 del Código</w:t>
       </w:r>
       <w:r>
         <w:rPr>
@@ -3599,7 +3599,7 @@
           <w:lang w:val="es-ES" w:eastAsia="es-ES"/>
           <w14:ligatures w14:val="none"/>
         </w:rPr>
-        <w:t>N°</w:t>
+        <w:t/>
       </w:r>
       <w:proofErr w:type="spellEnd"/>
       <w:r>
@@ -3637,7 +3637,7 @@
           <w14:ligatures w14:val="none"/>
         </w:rPr>
         <w:lastRenderedPageBreak/>
-        <w:t>resolver los reclamos en el plazo legal establecido, tipificado en el numeral 88.1 del artículo 88° del Código</w:t>
+        <w:t>resolver los reclamos en el plazo legal establecido, tipificado en el numeral 88.1 del artículo 88 del Código</w:t>
       </w:r>
       <w:r>
         <w:rPr>
@@ -3731,7 +3731,7 @@
           <w:lang w:val="es-ES" w:eastAsia="es-ES"/>
           <w14:ligatures w14:val="none"/>
         </w:rPr>
-        <w:t>N°</w:t>
+        <w:t/>
       </w:r>
       <w:proofErr w:type="spellEnd"/>
       <w:r>
@@ -3760,7 +3760,7 @@
           <w:kern w:val="0"/>
           <w14:ligatures w14:val="none"/>
         </w:rPr>
-        <w:t xml:space="preserve"> Por consiguiente, corresponde calificar el hecho materia de denuncia como una presunta infracción a la obligación de los proveedores para resolver los reclamos en el plazo legal establecido, tipificado en el numeral 88.1 del artículo 88° del Código</w:t>
+        <w:t xml:space="preserve"> Por consiguiente, corresponde calificar el hecho materia de denuncia como una presunta infracción a la obligación de los proveedores para resolver los reclamos en el plazo legal establecido, tipificado en el numeral 88.1 del artículo 88 del Código</w:t>
       </w:r>
       <w:r>
         <w:rPr>
@@ -3854,7 +3854,7 @@
           <w:lang w:val="es-ES" w:eastAsia="es-ES"/>
           <w14:ligatures w14:val="none"/>
         </w:rPr>
-        <w:t>N°</w:t>
+        <w:t/>
       </w:r>
       <w:proofErr w:type="spellEnd"/>
       <w:r>
@@ -3883,7 +3883,7 @@
           <w:kern w:val="0"/>
           <w14:ligatures w14:val="none"/>
         </w:rPr>
-        <w:t xml:space="preserve"> Por consiguiente, corresponde calificar el hecho materia de denuncia como una presunta infracción a la obligación de los proveedores para resolver los reclamos en el plazo legal establecido, tipificado en el numeral 88.1 del artículo 88° del Código</w:t>
+        <w:t xml:space="preserve"> Por consiguiente, corresponde calificar el hecho materia de denuncia como una presunta infracción a la obligación de los proveedores para resolver los reclamos en el plazo legal establecido, tipificado en el numeral 88.1 del artículo 88 del Código</w:t>
       </w:r>
       <w:r>
         <w:rPr>
@@ -3977,7 +3977,7 @@
           <w:lang w:val="es-ES" w:eastAsia="es-ES"/>
           <w14:ligatures w14:val="none"/>
         </w:rPr>
-        <w:t>N°</w:t>
+        <w:t/>
       </w:r>
       <w:proofErr w:type="spellEnd"/>
       <w:r>
@@ -4006,7 +4006,7 @@
           <w:kern w:val="0"/>
           <w14:ligatures w14:val="none"/>
         </w:rPr>
-        <w:t xml:space="preserve"> Por consiguiente, corresponde calificar el hecho materia de denuncia como una presunta infracción a la obligación de los proveedores para resolver los reclamos en el plazo legal establecido, tipificado en el numeral 88.1 del artículo 88° del Código</w:t>
+        <w:t xml:space="preserve"> Por consiguiente, corresponde calificar el hecho materia de denuncia como una presunta infracción a la obligación de los proveedores para resolver los reclamos en el plazo legal establecido, tipificado en el numeral 88.1 del artículo 88 del Código</w:t>
       </w:r>
       <w:r>
         <w:rPr>
@@ -4100,7 +4100,7 @@
           <w:lang w:val="es-ES" w:eastAsia="es-ES"/>
           <w14:ligatures w14:val="none"/>
         </w:rPr>
-        <w:t>N°</w:t>
+        <w:t/>
       </w:r>
       <w:proofErr w:type="spellEnd"/>
       <w:r>
@@ -4129,7 +4129,7 @@
           <w:kern w:val="0"/>
           <w14:ligatures w14:val="none"/>
         </w:rPr>
-        <w:t xml:space="preserve"> Por consiguiente, corresponde calificar el hecho materia de denuncia como una presunta infracción a la obligación de los proveedores para resolver los reclamos en el plazo legal establecido, tipificado en el numeral 88.1 del artículo 88° del Código</w:t>
+        <w:t xml:space="preserve"> Por consiguiente, corresponde calificar el hecho materia de denuncia como una presunta infracción a la obligación de los proveedores para resolver los reclamos en el plazo legal establecido, tipificado en el numeral 88.1 del artículo 88 del Código</w:t>
       </w:r>
       <w:r>
         <w:rPr>
@@ -4200,7 +4200,7 @@
           <w:lang w:eastAsia="es-PE"/>
           <w14:ligatures w14:val="none"/>
         </w:rPr>
-        <w:t>N°</w:t>
+        <w:t/>
       </w:r>
       <w:proofErr w:type="spellEnd"/>
       <w:r>
@@ -4238,7 +4238,7 @@
           <w:kern w:val="0"/>
           <w14:ligatures w14:val="none"/>
         </w:rPr>
-        <w:t xml:space="preserve"> Por consiguiente, corresponde calificar el hecho materia de denuncia como una presunta infracción a la obligación de los proveedores para resolver los reclamos en el plazo legal establecido, tipificado en el numeral 88.1 del artículo 88° del Código</w:t>
+        <w:t xml:space="preserve"> Por consiguiente, corresponde calificar el hecho materia de denuncia como una presunta infracción a la obligación de los proveedores para resolver los reclamos en el plazo legal establecido, tipificado en el numeral 88.1 del artículo 88 del Código</w:t>
       </w:r>
       <w:r>
         <w:rPr>
@@ -4320,7 +4320,7 @@
           <w:lang w:val="es-ES" w:eastAsia="es-ES"/>
           <w14:ligatures w14:val="none"/>
         </w:rPr>
-        <w:t>N°</w:t>
+        <w:t/>
       </w:r>
       <w:proofErr w:type="spellEnd"/>
       <w:r>
@@ -4813,7 +4813,7 @@
           <w:lang w:val="es-ES" w:eastAsia="es-ES"/>
           <w14:ligatures w14:val="none"/>
         </w:rPr>
-        <w:t>N°</w:t>
+        <w:t/>
       </w:r>
       <w:proofErr w:type="spellEnd"/>
       <w:r>
@@ -4857,7 +4857,7 @@
           <w:lang w:val="es-ES" w:eastAsia="es-ES"/>
           <w14:ligatures w14:val="none"/>
         </w:rPr>
-        <w:t>N°</w:t>
+        <w:t/>
       </w:r>
       <w:proofErr w:type="spellEnd"/>
       <w:r>
@@ -4944,7 +4944,7 @@
           <w:lang w:eastAsia="es-PE"/>
           <w14:ligatures w14:val="none"/>
         </w:rPr>
-        <w:t xml:space="preserve">RESOLUCIÓN DE LA SECRETARÍA TÉCNICA  </w:t>
+        <w:t xml:space="preserve">RESOLUCIÓN DE LA SECRETARÍA TÉCNICA </w:t>
       </w:r>
     </w:p>
     <w:p>
@@ -5125,14 +5125,14 @@
         <w:rPr>
           <w:rFonts w:ascii="Arial Narrow" w:eastAsia="Arial Narrow" w:hAnsi="Arial Narrow" w:cs="Arial Narrow"/>
         </w:rPr>
-        <w:t xml:space="preserve">Presunta infracción de los artículos 18° y 19° de la Ley </w:t>
+        <w:t xml:space="preserve">Presunta infracción de los artículos 18 y 19 de la Ley </w:t>
       </w:r>
       <w:proofErr w:type="spellStart"/>
       <w:r>
         <w:rPr>
           <w:rFonts w:ascii="Arial Narrow" w:eastAsia="Arial Narrow" w:hAnsi="Arial Narrow" w:cs="Arial Narrow"/>
         </w:rPr>
-        <w:t>N°</w:t>
+        <w:t/>
       </w:r>
       <w:proofErr w:type="spellEnd"/>
       <w:r>
@@ -5203,14 +5203,14 @@
         <w:rPr>
           <w:rFonts w:ascii="Arial Narrow" w:eastAsia="Arial Narrow" w:hAnsi="Arial Narrow" w:cs="Arial Narrow"/>
         </w:rPr>
-        <w:t xml:space="preserve">Presunta infracción de los artículos 18° y 19° de la Ley </w:t>
+        <w:t xml:space="preserve">Presunta infracción de los artículos 18 y 19 de la Ley </w:t>
       </w:r>
       <w:proofErr w:type="spellStart"/>
       <w:r>
         <w:rPr>
           <w:rFonts w:ascii="Arial Narrow" w:eastAsia="Arial Narrow" w:hAnsi="Arial Narrow" w:cs="Arial Narrow"/>
         </w:rPr>
-        <w:t>N°</w:t>
+        <w:t/>
       </w:r>
       <w:proofErr w:type="spellEnd"/>
       <w:r>
@@ -5258,7 +5258,7 @@
           <w:lang w:eastAsia="es-ES"/>
           <w14:ligatures w14:val="none"/>
         </w:rPr>
-        <w:t>N°</w:t>
+        <w:t/>
       </w:r>
       <w:proofErr w:type="spellEnd"/>
       <w:r>
@@ -5344,14 +5344,14 @@
         <w:rPr>
           <w:rFonts w:ascii="Arial Narrow" w:eastAsia="Arial Narrow" w:hAnsi="Arial Narrow" w:cs="Arial Narrow"/>
         </w:rPr>
-        <w:t xml:space="preserve">Presunta infracción de los artículos 18° y 19° de la Ley </w:t>
+        <w:t xml:space="preserve">Presunta infracción de los artículos 18 y 19 de la Ley </w:t>
       </w:r>
       <w:proofErr w:type="spellStart"/>
       <w:r>
         <w:rPr>
           <w:rFonts w:ascii="Arial Narrow" w:eastAsia="Arial Narrow" w:hAnsi="Arial Narrow" w:cs="Arial Narrow"/>
         </w:rPr>
-        <w:t>N°</w:t>
+        <w:t/>
       </w:r>
       <w:proofErr w:type="spellEnd"/>
       <w:r>
@@ -5413,7 +5413,7 @@
           <w:lang w:eastAsia="es-ES"/>
           <w14:ligatures w14:val="none"/>
         </w:rPr>
-        <w:t>N°</w:t>
+        <w:t/>
       </w:r>
       <w:proofErr w:type="spellEnd"/>
       <w:r>
@@ -5478,14 +5478,14 @@
         <w:rPr>
           <w:rFonts w:ascii="Arial Narrow" w:eastAsia="Arial Narrow" w:hAnsi="Arial Narrow" w:cs="Arial Narrow"/>
         </w:rPr>
-        <w:t xml:space="preserve">Presunta infracción de los artículos 18° y 19° de la Ley </w:t>
+        <w:t xml:space="preserve">Presunta infracción de los artículos 18 y 19 de la Ley </w:t>
       </w:r>
       <w:proofErr w:type="spellStart"/>
       <w:r>
         <w:rPr>
           <w:rFonts w:ascii="Arial Narrow" w:eastAsia="Arial Narrow" w:hAnsi="Arial Narrow" w:cs="Arial Narrow"/>
         </w:rPr>
-        <w:t>N°</w:t>
+        <w:t/>
       </w:r>
       <w:proofErr w:type="spellEnd"/>
       <w:r>
@@ -5524,7 +5524,7 @@
           <w:lang w:eastAsia="es-ES"/>
           <w14:ligatures w14:val="none"/>
         </w:rPr>
-        <w:t>N°</w:t>
+        <w:t/>
       </w:r>
       <w:proofErr w:type="spellEnd"/>
       <w:r>
@@ -5581,14 +5581,14 @@
         <w:rPr>
           <w:rFonts w:ascii="Arial Narrow" w:eastAsia="Arial Narrow" w:hAnsi="Arial Narrow" w:cs="Arial Narrow"/>
         </w:rPr>
-        <w:t xml:space="preserve">Presunta infracción de los artículos 18° y 19° de la Ley </w:t>
+        <w:t xml:space="preserve">Presunta infracción de los artículos 18 y 19 de la Ley </w:t>
       </w:r>
       <w:proofErr w:type="spellStart"/>
       <w:r>
         <w:rPr>
           <w:rFonts w:ascii="Arial Narrow" w:eastAsia="Arial Narrow" w:hAnsi="Arial Narrow" w:cs="Arial Narrow"/>
         </w:rPr>
-        <w:t>N°</w:t>
+        <w:t/>
       </w:r>
       <w:proofErr w:type="spellEnd"/>
       <w:r>
@@ -5651,14 +5651,14 @@
         <w:rPr>
           <w:rFonts w:ascii="Arial Narrow" w:eastAsia="Arial Narrow" w:hAnsi="Arial Narrow" w:cs="Arial Narrow"/>
         </w:rPr>
-        <w:t xml:space="preserve">Presunta infracción de los artículos 18° y 19° de la Ley </w:t>
+        <w:t xml:space="preserve">Presunta infracción de los artículos 18 y 19 de la Ley </w:t>
       </w:r>
       <w:proofErr w:type="spellStart"/>
       <w:r>
         <w:rPr>
           <w:rFonts w:ascii="Arial Narrow" w:eastAsia="Arial Narrow" w:hAnsi="Arial Narrow" w:cs="Arial Narrow"/>
         </w:rPr>
-        <w:t>N°</w:t>
+        <w:t/>
       </w:r>
       <w:proofErr w:type="spellEnd"/>
       <w:r>
@@ -5706,7 +5706,7 @@
           <w:lang w:eastAsia="es-ES"/>
           <w14:ligatures w14:val="none"/>
         </w:rPr>
-        <w:t>N°</w:t>
+        <w:t/>
       </w:r>
       <w:proofErr w:type="spellEnd"/>
       <w:r>
@@ -5761,14 +5761,14 @@
         <w:rPr>
           <w:rFonts w:ascii="Arial Narrow" w:eastAsia="Arial Narrow" w:hAnsi="Arial Narrow" w:cs="Arial Narrow"/>
         </w:rPr>
-        <w:t xml:space="preserve">Presunta infracción de los artículos 18° y 19° de la Ley </w:t>
+        <w:t xml:space="preserve">Presunta infracción de los artículos 18 y 19 de la Ley </w:t>
       </w:r>
       <w:proofErr w:type="spellStart"/>
       <w:r>
         <w:rPr>
           <w:rFonts w:ascii="Arial Narrow" w:eastAsia="Arial Narrow" w:hAnsi="Arial Narrow" w:cs="Arial Narrow"/>
         </w:rPr>
-        <w:t>N°</w:t>
+        <w:t/>
       </w:r>
       <w:proofErr w:type="spellEnd"/>
       <w:r>
@@ -5839,14 +5839,14 @@
         <w:rPr>
           <w:rFonts w:ascii="Arial Narrow" w:eastAsia="Arial Narrow" w:hAnsi="Arial Narrow" w:cs="Arial Narrow"/>
         </w:rPr>
-        <w:t xml:space="preserve">Presunta infracción de los artículos 18° y 19° de la Ley </w:t>
+        <w:t xml:space="preserve">Presunta infracción de los artículos 18 y 19 de la Ley </w:t>
       </w:r>
       <w:proofErr w:type="spellStart"/>
       <w:r>
         <w:rPr>
           <w:rFonts w:ascii="Arial Narrow" w:eastAsia="Arial Narrow" w:hAnsi="Arial Narrow" w:cs="Arial Narrow"/>
         </w:rPr>
-        <w:t>N°</w:t>
+        <w:t/>
       </w:r>
       <w:proofErr w:type="spellEnd"/>
       <w:r>
@@ -5898,7 +5898,7 @@
           <w:lang w:eastAsia="es-ES"/>
           <w14:ligatures w14:val="none"/>
         </w:rPr>
-        <w:t>N°</w:t>
+        <w:t/>
       </w:r>
       <w:proofErr w:type="spellEnd"/>
       <w:r>
@@ -5963,7 +5963,7 @@
           <w:kern w:val="0"/>
           <w14:ligatures w14:val="none"/>
         </w:rPr>
-        <w:t xml:space="preserve">numeral 88.1 del artículo 88° de </w:t>
+        <w:t xml:space="preserve">numeral 88.1 del artículo 88 de </w:t>
       </w:r>
       <w:r>
         <w:rPr>
@@ -5976,7 +5976,7 @@
         <w:rPr>
           <w:rFonts w:ascii="Arial Narrow" w:eastAsia="Arial Narrow" w:hAnsi="Arial Narrow" w:cs="Arial Narrow"/>
         </w:rPr>
-        <w:t>N°</w:t>
+        <w:t/>
       </w:r>
       <w:proofErr w:type="spellEnd"/>
       <w:r>
@@ -6052,7 +6052,7 @@
           <w:lang w:eastAsia="es-ES"/>
           <w14:ligatures w14:val="none"/>
         </w:rPr>
-        <w:t>°</w:t>
+        <w:t/>
       </w:r>
       <w:proofErr w:type="spellEnd"/>
       <w:r>
@@ -6128,7 +6128,7 @@
           <w:kern w:val="0"/>
           <w14:ligatures w14:val="none"/>
         </w:rPr>
-        <w:t xml:space="preserve">numeral 88.1 del artículo 88° de </w:t>
+        <w:t xml:space="preserve">numeral 88.1 del artículo 88 de </w:t>
       </w:r>
       <w:r>
         <w:rPr>
@@ -6141,7 +6141,7 @@
         <w:rPr>
           <w:rFonts w:ascii="Arial Narrow" w:eastAsia="Arial Narrow" w:hAnsi="Arial Narrow" w:cs="Arial Narrow"/>
         </w:rPr>
-        <w:t>N°</w:t>
+        <w:t/>
       </w:r>
       <w:proofErr w:type="spellEnd"/>
       <w:r>
@@ -6197,7 +6197,7 @@
           <w:lang w:val="es-ES" w:eastAsia="es-ES"/>
           <w14:ligatures w14:val="none"/>
         </w:rPr>
-        <w:t>N°</w:t>
+        <w:t/>
       </w:r>
       <w:proofErr w:type="spellEnd"/>
       <w:r>
@@ -6274,7 +6274,7 @@
           <w:kern w:val="0"/>
           <w14:ligatures w14:val="none"/>
         </w:rPr>
-        <w:t xml:space="preserve">numeral 88.1 del artículo 88° de </w:t>
+        <w:t xml:space="preserve">numeral 88.1 del artículo 88 de </w:t>
       </w:r>
       <w:r>
         <w:rPr>
@@ -6287,7 +6287,7 @@
         <w:rPr>
           <w:rFonts w:ascii="Arial Narrow" w:eastAsia="Arial Narrow" w:hAnsi="Arial Narrow" w:cs="Arial Narrow"/>
         </w:rPr>
-        <w:t>N°</w:t>
+        <w:t/>
       </w:r>
       <w:proofErr w:type="spellEnd"/>
       <w:r>
@@ -6342,7 +6342,7 @@
           <w:lang w:val="es-ES" w:eastAsia="es-ES"/>
           <w14:ligatures w14:val="none"/>
         </w:rPr>
-        <w:t>N°</w:t>
+        <w:t/>
       </w:r>
       <w:proofErr w:type="spellEnd"/>
       <w:r>
@@ -6417,7 +6417,7 @@
           <w:kern w:val="0"/>
           <w14:ligatures w14:val="none"/>
         </w:rPr>
-        <w:t xml:space="preserve">numeral 88.1 del artículo 88° de </w:t>
+        <w:t xml:space="preserve">numeral 88.1 del artículo 88 de </w:t>
       </w:r>
       <w:r>
         <w:rPr>
@@ -6430,7 +6430,7 @@
         <w:rPr>
           <w:rFonts w:ascii="Arial Narrow" w:eastAsia="Arial Narrow" w:hAnsi="Arial Narrow" w:cs="Arial Narrow"/>
         </w:rPr>
-        <w:t>N°</w:t>
+        <w:t/>
       </w:r>
       <w:proofErr w:type="spellEnd"/>
       <w:r>
@@ -6485,7 +6485,7 @@
           <w:lang w:val="es-ES" w:eastAsia="es-ES"/>
           <w14:ligatures w14:val="none"/>
         </w:rPr>
-        <w:t>N°</w:t>
+        <w:t/>
       </w:r>
       <w:proofErr w:type="spellEnd"/>
       <w:r>
@@ -6540,7 +6540,7 @@
           <w:kern w:val="0"/>
           <w14:ligatures w14:val="none"/>
         </w:rPr>
-        <w:t xml:space="preserve">numeral 88.1 del artículo 88° de </w:t>
+        <w:t xml:space="preserve">numeral 88.1 del artículo 88 de </w:t>
       </w:r>
       <w:r>
         <w:rPr>
@@ -6553,7 +6553,7 @@
         <w:rPr>
           <w:rFonts w:ascii="Arial Narrow" w:eastAsia="Arial Narrow" w:hAnsi="Arial Narrow" w:cs="Arial Narrow"/>
         </w:rPr>
-        <w:t>N°</w:t>
+        <w:t/>
       </w:r>
       <w:proofErr w:type="spellEnd"/>
       <w:r>
@@ -6608,7 +6608,7 @@
           <w:lang w:val="es-ES" w:eastAsia="es-ES"/>
           <w14:ligatures w14:val="none"/>
         </w:rPr>
-        <w:t>N°</w:t>
+        <w:t/>
       </w:r>
       <w:proofErr w:type="spellEnd"/>
       <w:r>
@@ -6693,7 +6693,7 @@
           <w:kern w:val="0"/>
           <w14:ligatures w14:val="none"/>
         </w:rPr>
-        <w:t xml:space="preserve">numeral 88.1 del artículo 88° de </w:t>
+        <w:t xml:space="preserve">numeral 88.1 del artículo 88 de </w:t>
       </w:r>
       <w:r>
         <w:rPr>
@@ -6706,7 +6706,7 @@
         <w:rPr>
           <w:rFonts w:ascii="Arial Narrow" w:eastAsia="Arial Narrow" w:hAnsi="Arial Narrow" w:cs="Arial Narrow"/>
         </w:rPr>
-        <w:t>N°</w:t>
+        <w:t/>
       </w:r>
       <w:proofErr w:type="spellEnd"/>
       <w:r>
@@ -6761,7 +6761,7 @@
           <w:lang w:val="es-ES" w:eastAsia="es-ES"/>
           <w14:ligatures w14:val="none"/>
         </w:rPr>
-        <w:t>N°</w:t>
+        <w:t/>
       </w:r>
       <w:proofErr w:type="spellEnd"/>
       <w:r>
@@ -6836,7 +6836,7 @@
           <w:kern w:val="0"/>
           <w14:ligatures w14:val="none"/>
         </w:rPr>
-        <w:t xml:space="preserve">numeral 88.1 del artículo 88° de </w:t>
+        <w:t xml:space="preserve">numeral 88.1 del artículo 88 de </w:t>
       </w:r>
       <w:r>
         <w:rPr>
@@ -6849,7 +6849,7 @@
         <w:rPr>
           <w:rFonts w:ascii="Arial Narrow" w:eastAsia="Arial Narrow" w:hAnsi="Arial Narrow" w:cs="Arial Narrow"/>
         </w:rPr>
-        <w:t>N°</w:t>
+        <w:t/>
       </w:r>
       <w:proofErr w:type="spellEnd"/>
       <w:r>
@@ -6904,7 +6904,7 @@
           <w:lang w:val="es-ES" w:eastAsia="es-ES"/>
           <w14:ligatures w14:val="none"/>
         </w:rPr>
-        <w:t>N°</w:t>
+        <w:t/>
       </w:r>
       <w:proofErr w:type="spellEnd"/>
       <w:r>
@@ -6979,7 +6979,7 @@
           <w:kern w:val="0"/>
           <w14:ligatures w14:val="none"/>
         </w:rPr>
-        <w:t xml:space="preserve">numeral 88.1 del artículo 88° de </w:t>
+        <w:t xml:space="preserve">numeral 88.1 del artículo 88 de </w:t>
       </w:r>
       <w:r>
         <w:rPr>
@@ -6992,7 +6992,7 @@
         <w:rPr>
           <w:rFonts w:ascii="Arial Narrow" w:eastAsia="Arial Narrow" w:hAnsi="Arial Narrow" w:cs="Arial Narrow"/>
         </w:rPr>
-        <w:t>N°</w:t>
+        <w:t/>
       </w:r>
       <w:proofErr w:type="spellEnd"/>
       <w:r>
@@ -7047,7 +7047,7 @@
           <w:lang w:val="es-ES" w:eastAsia="es-ES"/>
           <w14:ligatures w14:val="none"/>
         </w:rPr>
-        <w:t>N°</w:t>
+        <w:t/>
       </w:r>
       <w:proofErr w:type="spellEnd"/>
       <w:r>
@@ -7122,7 +7122,7 @@
           <w:kern w:val="0"/>
           <w14:ligatures w14:val="none"/>
         </w:rPr>
-        <w:t xml:space="preserve">numeral 88.1 del artículo 88° de </w:t>
+        <w:t xml:space="preserve">numeral 88.1 del artículo 88 de </w:t>
       </w:r>
       <w:r>
         <w:rPr>
@@ -7135,7 +7135,7 @@
         <w:rPr>
           <w:rFonts w:ascii="Arial Narrow" w:eastAsia="Arial Narrow" w:hAnsi="Arial Narrow" w:cs="Arial Narrow"/>
         </w:rPr>
-        <w:t>N°</w:t>
+        <w:t/>
       </w:r>
       <w:proofErr w:type="spellEnd"/>
       <w:r>
@@ -7186,7 +7186,7 @@
           <w:lang w:val="es-ES" w:eastAsia="es-ES"/>
           <w14:ligatures w14:val="none"/>
         </w:rPr>
-        <w:t>°</w:t>
+        <w:t/>
       </w:r>
       <w:proofErr w:type="spellEnd"/>
       <w:r>
@@ -7247,7 +7247,7 @@
           <w:kern w:val="0"/>
           <w14:ligatures w14:val="none"/>
         </w:rPr>
-        <w:t xml:space="preserve"> artículo 88° de </w:t>
+        <w:t xml:space="preserve"> artículo 88 de </w:t>
       </w:r>
       <w:r>
         <w:rPr>
@@ -7260,7 +7260,7 @@
         <w:rPr>
           <w:rFonts w:ascii="Arial Narrow" w:eastAsia="Arial Narrow" w:hAnsi="Arial Narrow" w:cs="Arial Narrow"/>
         </w:rPr>
-        <w:t>N°</w:t>
+        <w:t/>
       </w:r>
       <w:proofErr w:type="spellEnd"/>
       <w:r>
@@ -7290,7 +7290,7 @@
           <w:lang w:eastAsia="es-PE"/>
           <w14:ligatures w14:val="none"/>
         </w:rPr>
-        <w:t>N°</w:t>
+        <w:t/>
       </w:r>
       <w:proofErr w:type="spellEnd"/>
       <w:r>
@@ -7352,7 +7352,7 @@
         <w:rPr>
           <w:rFonts w:ascii="Arial Narrow" w:eastAsia="Arial Narrow" w:hAnsi="Arial Narrow" w:cs="Arial Narrow"/>
         </w:rPr>
-        <w:t xml:space="preserve">Presunta infracción al literal c) del artículo 56° </w:t>
+        <w:t xml:space="preserve">Presunta infracción al literal c) del artículo 56 </w:t>
       </w:r>
       <w:r>
         <w:rPr>
@@ -7373,7 +7373,7 @@
         <w:rPr>
           <w:rFonts w:ascii="Arial Narrow" w:eastAsia="Arial Narrow" w:hAnsi="Arial Narrow" w:cs="Arial Narrow"/>
         </w:rPr>
-        <w:t>N°</w:t>
+        <w:t/>
       </w:r>
       <w:proofErr w:type="spellEnd"/>
       <w:r>
@@ -7419,7 +7419,7 @@
           <w:lang w:eastAsia="es-ES"/>
           <w14:ligatures w14:val="none"/>
         </w:rPr>
-        <w:t>N°</w:t>
+        <w:t/>
       </w:r>
       <w:proofErr w:type="spellEnd"/>
       <w:r>
@@ -7797,7 +7797,7 @@
           <w:lang w:eastAsia="es-PE"/>
           <w14:ligatures w14:val="none"/>
         </w:rPr>
-        <w:t>°</w:t>
+        <w:t/>
       </w:r>
       <w:r>
         <w:rPr>
@@ -7893,7 +7893,7 @@
           <w:lang w:eastAsia="es-PE"/>
           <w14:ligatures w14:val="none"/>
         </w:rPr>
-        <w:t>°</w:t>
+        <w:t/>
       </w:r>
       <w:r>
         <w:rPr>
@@ -8118,7 +8118,7 @@
           <w:lang w:eastAsia="es-PE"/>
           <w14:ligatures w14:val="none"/>
         </w:rPr>
-        <w:t>°</w:t>
+        <w:t/>
       </w:r>
       <w:r>
         <w:rPr>
@@ -8384,7 +8384,7 @@
           <w:lang w:val="es-ES" w:eastAsia="es-ES"/>
           <w14:ligatures w14:val="none"/>
         </w:rPr>
-        <w:t>N°</w:t>
+        <w:t/>
       </w:r>
       <w:proofErr w:type="spellEnd"/>
       <w:r>
@@ -8428,7 +8428,7 @@
           <w:lang w:val="es-ES" w:eastAsia="es-ES"/>
           <w14:ligatures w14:val="none"/>
         </w:rPr>
-        <w:t>N°</w:t>
+        <w:t/>
       </w:r>
       <w:proofErr w:type="spellEnd"/>
       <w:r>
@@ -8530,7 +8530,7 @@
           <w:lang w:eastAsia="es-PE"/>
           <w14:ligatures w14:val="none"/>
         </w:rPr>
-        <w:t>°</w:t>
+        <w:t/>
       </w:r>
       <w:r>
         <w:rPr>
@@ -8582,7 +8582,7 @@
           <w:lang w:eastAsia="es-PE"/>
           <w14:ligatures w14:val="none"/>
         </w:rPr>
-        <w:t>°</w:t>
+        <w:t/>
       </w:r>
       <w:r>
         <w:rPr>
@@ -8602,7 +8602,7 @@
           <w:lang w:eastAsia="es-PE"/>
           <w14:ligatures w14:val="none"/>
         </w:rPr>
-        <w:t>°</w:t>
+        <w:t/>
       </w:r>
       <w:r>
         <w:rPr>
@@ -8622,7 +8622,7 @@
           <w:lang w:eastAsia="es-PE"/>
           <w14:ligatures w14:val="none"/>
         </w:rPr>
-        <w:t>°</w:t>
+        <w:t/>
       </w:r>
       <w:r>
         <w:rPr>
@@ -8685,7 +8685,7 @@
           <w:lang w:eastAsia="es-PE"/>
           <w14:ligatures w14:val="none"/>
         </w:rPr>
-        <w:t>°</w:t>
+        <w:t/>
       </w:r>
       <w:r>
         <w:rPr>
@@ -8761,7 +8761,7 @@
           <w:lang w:eastAsia="es-PE"/>
           <w14:ligatures w14:val="none"/>
         </w:rPr>
-        <w:t>°</w:t>
+        <w:t/>
       </w:r>
       <w:r>
         <w:rPr>
@@ -8851,7 +8851,7 @@
           <w:lang w:eastAsia="es-PE"/>
           <w14:ligatures w14:val="none"/>
         </w:rPr>
-        <w:t>°</w:t>
+        <w:t/>
       </w:r>
       <w:r>
         <w:rPr>
@@ -8868,7 +8868,7 @@
           <w:kern w:val="0"/>
           <w14:ligatures w14:val="none"/>
         </w:rPr>
-        <w:t>N°</w:t>
+        <w:t/>
       </w:r>
       <w:proofErr w:type="spellEnd"/>
       <w:r>
@@ -9210,7 +9210,7 @@
           <w:lang w:eastAsia="es-PE"/>
           <w14:ligatures w14:val="none"/>
         </w:rPr>
-        <w:t>°</w:t>
+        <w:t/>
       </w:r>
       <w:r>
         <w:rPr>
@@ -9225,7 +9225,7 @@
           <w:rFonts w:ascii="Arial Narrow" w:hAnsi="Arial Narrow"/>
           <w:color w:val="000000"/>
         </w:rPr>
-        <w:t>N°</w:t>
+        <w:t/>
       </w:r>
       <w:proofErr w:type="spellEnd"/>
       <w:r>
@@ -9243,7 +9243,7 @@
           <w:lang w:eastAsia="es-PE"/>
           <w14:ligatures w14:val="none"/>
         </w:rPr>
-        <w:t>°</w:t>
+        <w:t/>
       </w:r>
       <w:r>
         <w:rPr>
@@ -9502,7 +9502,7 @@
           <w:kern w:val="0"/>
           <w14:ligatures w14:val="none"/>
         </w:rPr>
-        <w:t>N°</w:t>
+        <w:t/>
       </w:r>
       <w:proofErr w:type="spellEnd"/>
       <w:r>
@@ -9726,7 +9726,7 @@
           <w:sz w:val="16"/>
           <w:szCs w:val="16"/>
         </w:rPr>
-        <w:t>N°</w:t>
+        <w:t/>
       </w:r>
       <w:proofErr w:type="spellEnd"/>
       <w:r>
@@ -9857,7 +9857,7 @@
           <w:sz w:val="16"/>
           <w:szCs w:val="16"/>
         </w:rPr>
-        <w:t>N°</w:t>
+        <w:t/>
       </w:r>
       <w:proofErr w:type="spellEnd"/>
       <w:r>
@@ -9879,7 +9879,7 @@
           <w:sz w:val="16"/>
           <w:szCs w:val="16"/>
         </w:rPr>
-        <w:t>N°</w:t>
+        <w:t/>
       </w:r>
       <w:proofErr w:type="spellEnd"/>
       <w:r>
@@ -9890,7 +9890,7 @@
           <w:sz w:val="16"/>
           <w:szCs w:val="16"/>
         </w:rPr>
-        <w:t xml:space="preserve"> 1308   </w:t>
+        <w:t xml:space="preserve"> 1308 </w:t>
       </w:r>
     </w:p>
     <w:p>
@@ -9920,7 +9920,7 @@
           <w:sz w:val="16"/>
           <w:szCs w:val="16"/>
         </w:rPr>
-        <w:t xml:space="preserve">   </w:t>
+        <w:t xml:space="preserve"> </w:t>
       </w:r>
     </w:p>
     <w:p>
@@ -9940,7 +9940,7 @@
           <w:sz w:val="16"/>
           <w:szCs w:val="16"/>
         </w:rPr>
-        <w:t xml:space="preserve">Se entiende por idoneidad la correspondencia entre lo que un consumidor espera y lo que efectivamente recibe, en función a lo que se le hubiera ofrecido, la publicidad e información transmitida, las condiciones y circunstancias de la transacción, las características y naturaleza del producto o servicio, el precio, entre otros factores, atendiendo a las circunstancias del caso.    </w:t>
+        <w:t xml:space="preserve">Se entiende por idoneidad la correspondencia entre lo que un consumidor espera y lo que efectivamente recibe, en función a lo que se le hubiera ofrecido, la publicidad e información transmitida, las condiciones y circunstancias de la transacción, las características y naturaleza del producto o servicio, el precio, entre otros factores, atendiendo a las circunstancias del caso. </w:t>
       </w:r>
     </w:p>
     <w:p>
@@ -10097,7 +10097,7 @@
           <w:sz w:val="16"/>
           <w:szCs w:val="16"/>
         </w:rPr>
-        <w:t>N°</w:t>
+        <w:t/>
       </w:r>
       <w:proofErr w:type="spellEnd"/>
       <w:r>
@@ -10119,7 +10119,7 @@
           <w:sz w:val="16"/>
           <w:szCs w:val="16"/>
         </w:rPr>
-        <w:t>N°</w:t>
+        <w:t/>
       </w:r>
       <w:proofErr w:type="spellEnd"/>
       <w:r>
@@ -10130,7 +10130,7 @@
           <w:sz w:val="16"/>
           <w:szCs w:val="16"/>
         </w:rPr>
-        <w:t xml:space="preserve"> 1308   </w:t>
+        <w:t xml:space="preserve"> 1308 </w:t>
       </w:r>
     </w:p>
     <w:p>
@@ -10324,7 +10324,7 @@
           <w:sz w:val="16"/>
           <w:szCs w:val="16"/>
         </w:rPr>
-        <w:t>N°</w:t>
+        <w:t/>
       </w:r>
       <w:proofErr w:type="spellEnd"/>
       <w:r>
@@ -10346,7 +10346,7 @@
           <w:sz w:val="16"/>
           <w:szCs w:val="16"/>
         </w:rPr>
-        <w:t>N°</w:t>
+        <w:t/>
       </w:r>
       <w:proofErr w:type="spellEnd"/>
       <w:r>
@@ -10357,7 +10357,7 @@
           <w:sz w:val="16"/>
           <w:szCs w:val="16"/>
         </w:rPr>
-        <w:t xml:space="preserve"> 1308   </w:t>
+        <w:t xml:space="preserve"> 1308 </w:t>
       </w:r>
     </w:p>
     <w:p>
@@ -10488,7 +10488,7 @@
           <w:sz w:val="16"/>
           <w:szCs w:val="16"/>
         </w:rPr>
-        <w:t xml:space="preserve">  </w:t>
+        <w:t xml:space="preserve"> </w:t>
       </w:r>
       <w:r>
         <w:rPr>
@@ -10517,7 +10517,7 @@
           <w:sz w:val="16"/>
           <w:szCs w:val="16"/>
         </w:rPr>
-        <w:t>N°</w:t>
+        <w:t/>
       </w:r>
       <w:proofErr w:type="spellEnd"/>
       <w:r>
@@ -10701,7 +10701,7 @@
           <w:sz w:val="16"/>
           <w:szCs w:val="16"/>
         </w:rPr>
-        <w:t>N°</w:t>
+        <w:t/>
       </w:r>
       <w:proofErr w:type="spellEnd"/>
       <w:r>
@@ -10994,7 +10994,7 @@
           <w:sz w:val="16"/>
           <w:szCs w:val="16"/>
         </w:rPr>
-        <w:t>N°</w:t>
+        <w:t/>
       </w:r>
       <w:proofErr w:type="spellEnd"/>
       <w:r>
@@ -11016,7 +11016,7 @@
           <w:sz w:val="16"/>
           <w:szCs w:val="16"/>
         </w:rPr>
-        <w:t>N°</w:t>
+        <w:t/>
       </w:r>
       <w:proofErr w:type="spellEnd"/>
       <w:r>
@@ -11027,7 +11027,7 @@
           <w:sz w:val="16"/>
           <w:szCs w:val="16"/>
         </w:rPr>
-        <w:t xml:space="preserve"> 1308  </w:t>
+        <w:t xml:space="preserve"> 1308 </w:t>
       </w:r>
     </w:p>
     <w:p>
@@ -11057,7 +11057,7 @@
           <w:sz w:val="16"/>
           <w:szCs w:val="16"/>
         </w:rPr>
-        <w:t xml:space="preserve">  </w:t>
+        <w:t xml:space="preserve"> </w:t>
       </w:r>
     </w:p>
     <w:p>
@@ -11086,7 +11086,7 @@
           <w:sz w:val="16"/>
           <w:szCs w:val="16"/>
         </w:rPr>
-        <w:t>N°</w:t>
+        <w:t/>
       </w:r>
       <w:proofErr w:type="spellEnd"/>
       <w:r>
@@ -11095,7 +11095,7 @@
           <w:sz w:val="16"/>
           <w:szCs w:val="16"/>
         </w:rPr>
-        <w:t xml:space="preserve"> 1033, Ley de Organización y Funciones del Indecopi. Dicha competencia solo puede ser negada cuando ella haya sido asignada o se asigne a favor de otro organismo por norma expresa con rango de ley.  </w:t>
+        <w:t xml:space="preserve"> 1033, Ley de Organización y Funciones del Indecopi. Dicha competencia solo puede ser negada cuando ella haya sido asignada o se asigne a favor de otro organismo por norma expresa con rango de ley. </w:t>
       </w:r>
     </w:p>
     <w:p>
@@ -11115,7 +11115,7 @@
           <w:sz w:val="16"/>
           <w:szCs w:val="16"/>
         </w:rPr>
-        <w:t xml:space="preserve">(…).  </w:t>
+        <w:t xml:space="preserve">(…). </w:t>
       </w:r>
     </w:p>
     <w:p>
@@ -11170,7 +11170,7 @@
           <w:sz w:val="16"/>
           <w:szCs w:val="16"/>
         </w:rPr>
-        <w:t>N°</w:t>
+        <w:t/>
       </w:r>
       <w:proofErr w:type="spellEnd"/>
       <w:r>
@@ -11181,7 +11181,7 @@
           <w:sz w:val="16"/>
           <w:szCs w:val="16"/>
         </w:rPr>
-        <w:t xml:space="preserve"> 1033  </w:t>
+        <w:t xml:space="preserve"> 1033 </w:t>
       </w:r>
     </w:p>
     <w:p>
@@ -11229,7 +11229,7 @@
           <w:sz w:val="16"/>
           <w:szCs w:val="16"/>
         </w:rPr>
-        <w:t xml:space="preserve">  </w:t>
+        <w:t xml:space="preserve"> </w:t>
       </w:r>
     </w:p>
     <w:p>
@@ -11249,7 +11249,7 @@
           <w:sz w:val="16"/>
           <w:szCs w:val="16"/>
         </w:rPr>
-        <w:t xml:space="preserve">Corresponde a la Comisión de Protección al Consumidor velar por el cumplimiento de la Ley de Protección al Consumidor y de las leyes que, en general, protegen a los consumidores de la falta de idoneidad de los bienes y servicios en función de la información brindada, de las omisiones de información y de la discriminación en el consumo, así como de aquellas que complementen o sustituyan a las anteriores.  </w:t>
+        <w:t xml:space="preserve">Corresponde a la Comisión de Protección al Consumidor velar por el cumplimiento de la Ley de Protección al Consumidor y de las leyes que, en general, protegen a los consumidores de la falta de idoneidad de los bienes y servicios en función de la información brindada, de las omisiones de información y de la discriminación en el consumo, así como de aquellas que complementen o sustituyan a las anteriores. </w:t>
       </w:r>
     </w:p>
     <w:p>
@@ -11304,7 +11304,7 @@
           <w:sz w:val="16"/>
           <w:szCs w:val="16"/>
         </w:rPr>
-        <w:t>N°</w:t>
+        <w:t/>
       </w:r>
       <w:proofErr w:type="spellEnd"/>
       <w:r>
@@ -11315,7 +11315,7 @@
           <w:sz w:val="16"/>
           <w:szCs w:val="16"/>
         </w:rPr>
-        <w:t xml:space="preserve"> 807  </w:t>
+        <w:t xml:space="preserve"> 807 </w:t>
       </w:r>
     </w:p>
     <w:p>
@@ -11363,7 +11363,7 @@
           <w:sz w:val="16"/>
           <w:szCs w:val="16"/>
         </w:rPr>
-        <w:t xml:space="preserve"> se encargará de la tramitación del procedimiento. Para ello, cuenta con las siguientes facultades:  </w:t>
+        <w:t xml:space="preserve"> se encargará de la tramitación del procedimiento. Para ello, cuenta con las siguientes facultades: </w:t>
       </w:r>
     </w:p>
     <w:p>
@@ -11383,7 +11383,7 @@
           <w:sz w:val="16"/>
           <w:szCs w:val="16"/>
         </w:rPr>
-        <w:t xml:space="preserve">(...)  </w:t>
+        <w:t xml:space="preserve">(...) </w:t>
       </w:r>
     </w:p>
     <w:p>
@@ -11403,7 +11403,7 @@
           <w:sz w:val="16"/>
           <w:szCs w:val="16"/>
         </w:rPr>
-        <w:t xml:space="preserve">c) Admitir denuncias a trámite, en aquellos casos en que la Comisión le haya delegado esta facultad.  </w:t>
+        <w:t xml:space="preserve">c) Admitir denuncias a trámite, en aquellos casos en que la Comisión le haya delegado esta facultad. </w:t>
       </w:r>
     </w:p>
     <w:p>
@@ -11423,7 +11423,7 @@
           <w:sz w:val="16"/>
           <w:szCs w:val="16"/>
         </w:rPr>
-        <w:t xml:space="preserve">(...).  </w:t>
+        <w:t xml:space="preserve">(...). </w:t>
       </w:r>
       <w:bookmarkEnd w:id="4"/>
     </w:p>
@@ -11486,7 +11486,7 @@
           <w:sz w:val="16"/>
           <w:szCs w:val="16"/>
         </w:rPr>
-        <w:t>Nº</w:t>
+        <w:t/>
       </w:r>
       <w:proofErr w:type="spellEnd"/>
       <w:r>
@@ -11602,7 +11602,7 @@
           <w:sz w:val="16"/>
           <w:szCs w:val="16"/>
         </w:rPr>
-        <w:t>N°</w:t>
+        <w:t/>
       </w:r>
       <w:proofErr w:type="spellEnd"/>
       <w:r>
@@ -11769,15 +11769,15 @@
           <w:szCs w:val="16"/>
           <w:vertAlign w:val="superscript"/>
         </w:rPr>
-        <w:t xml:space="preserve">  </w:t>
-      </w:r>
-      <w:r>
-        <w:rPr>
-          <w:rFonts w:ascii="Arial Narrow" w:hAnsi="Arial Narrow" w:cs="Arial"/>
-          <w:sz w:val="16"/>
-          <w:szCs w:val="16"/>
-        </w:rPr>
-        <w:t xml:space="preserve">     </w:t>
+        <w:t xml:space="preserve"> </w:t>
+      </w:r>
+      <w:r>
+        <w:rPr>
+          <w:rFonts w:ascii="Arial Narrow" w:hAnsi="Arial Narrow" w:cs="Arial"/>
+          <w:sz w:val="16"/>
+          <w:szCs w:val="16"/>
+        </w:rPr>
+        <w:t xml:space="preserve"> </w:t>
       </w:r>
       <w:r>
         <w:rPr>
@@ -11823,7 +11823,7 @@
           <w:sz w:val="16"/>
           <w:szCs w:val="16"/>
         </w:rPr>
-        <w:t>N°</w:t>
+        <w:t/>
       </w:r>
       <w:proofErr w:type="spellEnd"/>
       <w:r>
@@ -11876,7 +11876,7 @@
           <w:sz w:val="16"/>
           <w:szCs w:val="16"/>
         </w:rPr>
-        <w:t>El órgano resolutivo puede sancionar las infracciones administrativas a que se refiere el artículo 108º con amonestación y multas de hasta cuatrocientos cincuenta (450) Unidades Impositivas Tributarias (UIT), las cuales son calificadas de la siguiente manera:</w:t>
+        <w:t>El órgano resolutivo puede sancionar las infracciones administrativas a que se refiere el artículo 108 con amonestación y multas de hasta cuatrocientos cincuenta (450) Unidades Impositivas Tributarias (UIT), las cuales son calificadas de la siguiente manera:</w:t>
       </w:r>
     </w:p>
     <w:p>
@@ -11999,7 +11999,7 @@
           <w:sz w:val="16"/>
           <w:szCs w:val="16"/>
         </w:rPr>
-        <w:t xml:space="preserve">        </w:t>
+        <w:t xml:space="preserve"> </w:t>
       </w:r>
       <w:r>
         <w:rPr>
@@ -12816,7 +12816,7 @@
           <w:sz w:val="16"/>
           <w:szCs w:val="16"/>
         </w:rPr>
-        <w:t xml:space="preserve">         </w:t>
+        <w:t xml:space="preserve"> </w:t>
       </w:r>
       <w:r>
         <w:rPr>
@@ -12862,7 +12862,7 @@
           <w:sz w:val="16"/>
           <w:szCs w:val="16"/>
         </w:rPr>
-        <w:t>N°</w:t>
+        <w:t/>
       </w:r>
       <w:proofErr w:type="spellEnd"/>
       <w:r>
@@ -13080,7 +13080,7 @@
           <w:sz w:val="16"/>
           <w:szCs w:val="16"/>
         </w:rPr>
-        <w:t>Nº</w:t>
+        <w:t/>
       </w:r>
       <w:proofErr w:type="spellEnd"/>
       <w:r>
@@ -13234,7 +13234,7 @@
           <w:sz w:val="16"/>
           <w:szCs w:val="16"/>
         </w:rPr>
-        <w:t>N°</w:t>
+        <w:t/>
       </w:r>
       <w:proofErr w:type="spellEnd"/>
       <w:r>
@@ -13555,7 +13555,7 @@
               <w:sz w:val="16"/>
               <w:szCs w:val="16"/>
             </w:rPr>
-            <w:t xml:space="preserve">CNICA DE LA    </w:t>
+            <w:t xml:space="preserve">CNICA DE LA </w:t>
           </w:r>
         </w:p>
         <w:p>

--- a/plantillas_maestras/02_seguro_vida/materia_general_asegurativa/2_ddos_banco_y_aseguradora/mujer/TPL_2806_2025_SEGURO_VIDA_MATERIA_GENERAL_ASEGURATIVA_BANCO_MUJER_R1.docx
+++ b/plantillas_maestras/02_seguro_vida/materia_general_asegurativa/2_ddos_banco_y_aseguradora/mujer/TPL_2806_2025_SEGURO_VIDA_MATERIA_GENERAL_ASEGURATIVA_BANCO_MUJER_R1.docx
@@ -104,7 +104,7 @@
           <w:lang w:eastAsia="es-PE"/>
           <w14:ligatures w14:val="none"/>
         </w:rPr>
-        <w:t>DENUNCIANTE</w:t>
+        <w:t xml:space="preserve">DENUNCIANTE:[DENUNCIANTE] (SEÑORA [APELLIDO])</w:t>
       </w:r>
       <w:r>
         <w:rPr>
@@ -116,7 +116,7 @@
           <w14:ligatures w14:val="none"/>
         </w:rPr>
         <w:tab/>
-        <w:t>:</w:t>
+        <w:t/>
       </w:r>
       <w:r>
         <w:rPr>
@@ -138,51 +138,51 @@
           <w:lang w:eastAsia="es-PE"/>
           <w14:ligatures w14:val="none"/>
         </w:rPr>
-        <w:t>C</w:t>
-      </w:r>
-      <w:r>
-        <w:rPr>
-          <w:rFonts w:ascii="Arial Narrow" w:eastAsia="Arial Narrow" w:hAnsi="Arial Narrow" w:cs="Arial Narrow"/>
-          <w:b/>
-          <w:color w:val="000000"/>
-          <w:kern w:val="0"/>
-          <w:lang w:eastAsia="es-PE"/>
-          <w14:ligatures w14:val="none"/>
-        </w:rPr>
-        <w:t xml:space="preserve">LAUDIA HELEN HINOJOSA MENDEZ </w:t>
-      </w:r>
-      <w:r>
-        <w:rPr>
-          <w:rFonts w:ascii="Arial Narrow" w:eastAsia="Arial Narrow" w:hAnsi="Arial Narrow" w:cs="Arial Narrow"/>
-          <w:b/>
-          <w:color w:val="000000"/>
-          <w:kern w:val="0"/>
-          <w:lang w:eastAsia="es-PE"/>
-          <w14:ligatures w14:val="none"/>
-        </w:rPr>
-        <w:t>(SEÑOR</w:t>
-      </w:r>
-      <w:r>
-        <w:rPr>
-          <w:rFonts w:ascii="Arial Narrow" w:eastAsia="Arial Narrow" w:hAnsi="Arial Narrow" w:cs="Arial Narrow"/>
-          <w:b/>
-          <w:color w:val="000000"/>
-          <w:kern w:val="0"/>
-          <w:lang w:eastAsia="es-PE"/>
-          <w14:ligatures w14:val="none"/>
-        </w:rPr>
-        <w:t>A HINOJOSA</w:t>
-      </w:r>
-      <w:r>
-        <w:rPr>
-          <w:rFonts w:ascii="Arial Narrow" w:eastAsia="Arial Narrow" w:hAnsi="Arial Narrow" w:cs="Arial Narrow"/>
-          <w:b/>
-          <w:color w:val="000000"/>
-          <w:kern w:val="0"/>
-          <w:lang w:eastAsia="es-PE"/>
-          <w14:ligatures w14:val="none"/>
-        </w:rPr>
-        <w:t>)</w:t>
+        <w:t/>
+      </w:r>
+      <w:r>
+        <w:rPr>
+          <w:rFonts w:ascii="Arial Narrow" w:eastAsia="Arial Narrow" w:hAnsi="Arial Narrow" w:cs="Arial Narrow"/>
+          <w:b/>
+          <w:color w:val="000000"/>
+          <w:kern w:val="0"/>
+          <w:lang w:eastAsia="es-PE"/>
+          <w14:ligatures w14:val="none"/>
+        </w:rPr>
+        <w:t xml:space="preserve"/>
+      </w:r>
+      <w:r>
+        <w:rPr>
+          <w:rFonts w:ascii="Arial Narrow" w:eastAsia="Arial Narrow" w:hAnsi="Arial Narrow" w:cs="Arial Narrow"/>
+          <w:b/>
+          <w:color w:val="000000"/>
+          <w:kern w:val="0"/>
+          <w:lang w:eastAsia="es-PE"/>
+          <w14:ligatures w14:val="none"/>
+        </w:rPr>
+        <w:t/>
+      </w:r>
+      <w:r>
+        <w:rPr>
+          <w:rFonts w:ascii="Arial Narrow" w:eastAsia="Arial Narrow" w:hAnsi="Arial Narrow" w:cs="Arial Narrow"/>
+          <w:b/>
+          <w:color w:val="000000"/>
+          <w:kern w:val="0"/>
+          <w:lang w:eastAsia="es-PE"/>
+          <w14:ligatures w14:val="none"/>
+        </w:rPr>
+        <w:t/>
+      </w:r>
+      <w:r>
+        <w:rPr>
+          <w:rFonts w:ascii="Arial Narrow" w:eastAsia="Arial Narrow" w:hAnsi="Arial Narrow" w:cs="Arial Narrow"/>
+          <w:b/>
+          <w:color w:val="000000"/>
+          <w:kern w:val="0"/>
+          <w:lang w:eastAsia="es-PE"/>
+          <w14:ligatures w14:val="none"/>
+        </w:rPr>
+        <w:t/>
       </w:r>
     </w:p>
     <w:p>
@@ -689,67 +689,67 @@
           <w:lang w:val="es-ES" w:eastAsia="es-ES"/>
           <w14:ligatures w14:val="none"/>
         </w:rPr>
-        <w:t xml:space="preserve">Mediante el escrito del </w:t>
-      </w:r>
-      <w:r>
-        <w:rPr>
-          <w:rFonts w:ascii="Arial Narrow" w:eastAsia="Times New Roman" w:hAnsi="Arial Narrow" w:cs="Arial"/>
-          <w:color w:val="000000"/>
-          <w:kern w:val="0"/>
-          <w:lang w:val="es-ES" w:eastAsia="es-ES"/>
-          <w14:ligatures w14:val="none"/>
-        </w:rPr>
-        <w:t xml:space="preserve">15 </w:t>
-      </w:r>
-      <w:r>
-        <w:rPr>
-          <w:rFonts w:ascii="Arial Narrow" w:eastAsia="Times New Roman" w:hAnsi="Arial Narrow" w:cs="Arial"/>
-          <w:color w:val="000000"/>
-          <w:kern w:val="0"/>
-          <w:lang w:val="es-ES" w:eastAsia="es-ES"/>
-          <w14:ligatures w14:val="none"/>
-        </w:rPr>
-        <w:t xml:space="preserve">de </w:t>
-      </w:r>
-      <w:r>
-        <w:rPr>
-          <w:rFonts w:ascii="Arial Narrow" w:eastAsia="Times New Roman" w:hAnsi="Arial Narrow" w:cs="Arial"/>
-          <w:color w:val="000000"/>
-          <w:kern w:val="0"/>
-          <w:lang w:val="es-ES" w:eastAsia="es-ES"/>
-          <w14:ligatures w14:val="none"/>
-        </w:rPr>
-        <w:t>octu</w:t>
-      </w:r>
-      <w:r>
-        <w:rPr>
-          <w:rFonts w:ascii="Arial Narrow" w:eastAsia="Times New Roman" w:hAnsi="Arial Narrow" w:cs="Arial"/>
-          <w:color w:val="000000"/>
-          <w:kern w:val="0"/>
-          <w:lang w:val="es-ES" w:eastAsia="es-ES"/>
-          <w14:ligatures w14:val="none"/>
-        </w:rPr>
-        <w:t>bre</w:t>
-      </w:r>
-      <w:r>
-        <w:rPr>
-          <w:rFonts w:ascii="Arial Narrow" w:eastAsia="Times New Roman" w:hAnsi="Arial Narrow" w:cs="Arial"/>
-          <w:color w:val="000000"/>
-          <w:kern w:val="0"/>
-          <w:lang w:val="es-ES" w:eastAsia="es-ES"/>
-          <w14:ligatures w14:val="none"/>
-        </w:rPr>
-        <w:t xml:space="preserve"> de 202</w:t>
-      </w:r>
-      <w:r>
-        <w:rPr>
-          <w:rFonts w:ascii="Arial Narrow" w:eastAsia="Times New Roman" w:hAnsi="Arial Narrow" w:cs="Arial"/>
-          <w:color w:val="000000"/>
-          <w:kern w:val="0"/>
-          <w:lang w:val="es-ES" w:eastAsia="es-ES"/>
-          <w14:ligatures w14:val="none"/>
-        </w:rPr>
-        <w:t>5</w:t>
+        <w:t xml:space="preserve">Mediante el escrito del 15 de octubre de 2025, la señora [APELLIDO] denunció al BCP y a Pacífico por presuntas infracciones a la Ley 29571, Código de Protección y Defensa del Consumidor (en adelante, Código), señalando lo siguiente:</w:t>
+      </w:r>
+      <w:r>
+        <w:rPr>
+          <w:rFonts w:ascii="Arial Narrow" w:eastAsia="Times New Roman" w:hAnsi="Arial Narrow" w:cs="Arial"/>
+          <w:color w:val="000000"/>
+          <w:kern w:val="0"/>
+          <w:lang w:val="es-ES" w:eastAsia="es-ES"/>
+          <w14:ligatures w14:val="none"/>
+        </w:rPr>
+        <w:t xml:space="preserve"/>
+      </w:r>
+      <w:r>
+        <w:rPr>
+          <w:rFonts w:ascii="Arial Narrow" w:eastAsia="Times New Roman" w:hAnsi="Arial Narrow" w:cs="Arial"/>
+          <w:color w:val="000000"/>
+          <w:kern w:val="0"/>
+          <w:lang w:val="es-ES" w:eastAsia="es-ES"/>
+          <w14:ligatures w14:val="none"/>
+        </w:rPr>
+        <w:t xml:space="preserve"/>
+      </w:r>
+      <w:r>
+        <w:rPr>
+          <w:rFonts w:ascii="Arial Narrow" w:eastAsia="Times New Roman" w:hAnsi="Arial Narrow" w:cs="Arial"/>
+          <w:color w:val="000000"/>
+          <w:kern w:val="0"/>
+          <w:lang w:val="es-ES" w:eastAsia="es-ES"/>
+          <w14:ligatures w14:val="none"/>
+        </w:rPr>
+        <w:t/>
+      </w:r>
+      <w:r>
+        <w:rPr>
+          <w:rFonts w:ascii="Arial Narrow" w:eastAsia="Times New Roman" w:hAnsi="Arial Narrow" w:cs="Arial"/>
+          <w:color w:val="000000"/>
+          <w:kern w:val="0"/>
+          <w:lang w:val="es-ES" w:eastAsia="es-ES"/>
+          <w14:ligatures w14:val="none"/>
+        </w:rPr>
+        <w:t/>
+      </w:r>
+      <w:r>
+        <w:rPr>
+          <w:rFonts w:ascii="Arial Narrow" w:eastAsia="Times New Roman" w:hAnsi="Arial Narrow" w:cs="Arial"/>
+          <w:color w:val="000000"/>
+          <w:kern w:val="0"/>
+          <w:lang w:val="es-ES" w:eastAsia="es-ES"/>
+          <w14:ligatures w14:val="none"/>
+        </w:rPr>
+        <w:t xml:space="preserve"/>
+      </w:r>
+      <w:r>
+        <w:rPr>
+          <w:rFonts w:ascii="Arial Narrow" w:eastAsia="Times New Roman" w:hAnsi="Arial Narrow" w:cs="Arial"/>
+          <w:color w:val="000000"/>
+          <w:kern w:val="0"/>
+          <w:lang w:val="es-ES" w:eastAsia="es-ES"/>
+          <w14:ligatures w14:val="none"/>
+        </w:rPr>
+        <w:t/>
       </w:r>
       <w:r>
         <w:rPr>
@@ -770,17 +770,17 @@
           <w:lang w:val="es-ES" w:eastAsia="es-ES"/>
           <w14:ligatures w14:val="none"/>
         </w:rPr>
-        <w:t xml:space="preserve">, </w:t>
-      </w:r>
-      <w:r>
-        <w:rPr>
-          <w:rFonts w:ascii="Arial Narrow" w:eastAsia="Times New Roman" w:hAnsi="Arial Narrow" w:cs="Arial"/>
-          <w:color w:val="000000"/>
-          <w:kern w:val="0"/>
-          <w:lang w:val="es-ES" w:eastAsia="es-ES"/>
-          <w14:ligatures w14:val="none"/>
-        </w:rPr>
-        <w:t>la señora Hinojosa</w:t>
+        <w:t xml:space="preserve"/>
+      </w:r>
+      <w:r>
+        <w:rPr>
+          <w:rFonts w:ascii="Arial Narrow" w:eastAsia="Times New Roman" w:hAnsi="Arial Narrow" w:cs="Arial"/>
+          <w:color w:val="000000"/>
+          <w:kern w:val="0"/>
+          <w:lang w:val="es-ES" w:eastAsia="es-ES"/>
+          <w14:ligatures w14:val="none"/>
+        </w:rPr>
+        <w:t/>
       </w:r>
       <w:r>
         <w:rPr>
@@ -788,7 +788,7 @@
           <w:kern w:val="0"/>
           <w14:ligatures w14:val="none"/>
         </w:rPr>
-        <w:t xml:space="preserve"> </w:t>
+        <w:t xml:space="preserve"/>
       </w:r>
       <w:r>
         <w:rPr>
@@ -796,47 +796,47 @@
           <w:kern w:val="0"/>
           <w14:ligatures w14:val="none"/>
         </w:rPr>
-        <w:t>d</w:t>
-      </w:r>
-      <w:r>
-        <w:rPr>
-          <w:rFonts w:ascii="Arial Narrow" w:eastAsia="Times New Roman" w:hAnsi="Arial Narrow" w:cs="Arial"/>
-          <w:color w:val="000000"/>
-          <w:kern w:val="0"/>
-          <w:lang w:val="es-ES" w:eastAsia="es-ES"/>
-          <w14:ligatures w14:val="none"/>
-        </w:rPr>
-        <w:t>enunció a</w:t>
-      </w:r>
-      <w:r>
-        <w:rPr>
-          <w:rFonts w:ascii="Arial Narrow" w:eastAsia="Times New Roman" w:hAnsi="Arial Narrow" w:cs="Arial"/>
-          <w:color w:val="000000"/>
-          <w:kern w:val="0"/>
-          <w:lang w:val="es-ES" w:eastAsia="es-ES"/>
-          <w14:ligatures w14:val="none"/>
-        </w:rPr>
-        <w:t>l BCP y a Pacífico</w:t>
-      </w:r>
-      <w:r>
-        <w:rPr>
-          <w:rFonts w:ascii="Arial Narrow" w:eastAsia="Times New Roman" w:hAnsi="Arial Narrow" w:cs="Arial"/>
-          <w:color w:val="000000"/>
-          <w:kern w:val="0"/>
-          <w:lang w:val="es-ES" w:eastAsia="es-ES"/>
-          <w14:ligatures w14:val="none"/>
-        </w:rPr>
-        <w:t xml:space="preserve"> </w:t>
-      </w:r>
-      <w:r>
-        <w:rPr>
-          <w:rFonts w:ascii="Arial Narrow" w:eastAsia="Times New Roman" w:hAnsi="Arial Narrow" w:cs="Arial"/>
-          <w:color w:val="000000"/>
-          <w:kern w:val="0"/>
-          <w:lang w:val="es-ES" w:eastAsia="es-ES"/>
-          <w14:ligatures w14:val="none"/>
-        </w:rPr>
-        <w:t>por presuntas infracciones a la Ley 29571, Código de Protección y Defensa del Consumidor (en adelante, Código)</w:t>
+        <w:t/>
+      </w:r>
+      <w:r>
+        <w:rPr>
+          <w:rFonts w:ascii="Arial Narrow" w:eastAsia="Times New Roman" w:hAnsi="Arial Narrow" w:cs="Arial"/>
+          <w:color w:val="000000"/>
+          <w:kern w:val="0"/>
+          <w:lang w:val="es-ES" w:eastAsia="es-ES"/>
+          <w14:ligatures w14:val="none"/>
+        </w:rPr>
+        <w:t/>
+      </w:r>
+      <w:r>
+        <w:rPr>
+          <w:rFonts w:ascii="Arial Narrow" w:eastAsia="Times New Roman" w:hAnsi="Arial Narrow" w:cs="Arial"/>
+          <w:color w:val="000000"/>
+          <w:kern w:val="0"/>
+          <w:lang w:val="es-ES" w:eastAsia="es-ES"/>
+          <w14:ligatures w14:val="none"/>
+        </w:rPr>
+        <w:t/>
+      </w:r>
+      <w:r>
+        <w:rPr>
+          <w:rFonts w:ascii="Arial Narrow" w:eastAsia="Times New Roman" w:hAnsi="Arial Narrow" w:cs="Arial"/>
+          <w:color w:val="000000"/>
+          <w:kern w:val="0"/>
+          <w:lang w:val="es-ES" w:eastAsia="es-ES"/>
+          <w14:ligatures w14:val="none"/>
+        </w:rPr>
+        <w:t xml:space="preserve"/>
+      </w:r>
+      <w:r>
+        <w:rPr>
+          <w:rFonts w:ascii="Arial Narrow" w:eastAsia="Times New Roman" w:hAnsi="Arial Narrow" w:cs="Arial"/>
+          <w:color w:val="000000"/>
+          <w:kern w:val="0"/>
+          <w:lang w:val="es-ES" w:eastAsia="es-ES"/>
+          <w14:ligatures w14:val="none"/>
+        </w:rPr>
+        <w:t/>
       </w:r>
       <w:r>
         <w:rPr>
@@ -857,7 +857,7 @@
           <w:lang w:val="es-ES" w:eastAsia="es-ES"/>
           <w14:ligatures w14:val="none"/>
         </w:rPr>
-        <w:t xml:space="preserve">, señalando </w:t>
+        <w:t xml:space="preserve"/>
       </w:r>
       <w:r>
         <w:rPr>
@@ -868,7 +868,7 @@
           <w:lang w:val="es-ES" w:eastAsia="es-ES"/>
           <w14:ligatures w14:val="none"/>
         </w:rPr>
-        <w:t>lo siguiente:</w:t>
+        <w:t/>
       </w:r>
     </w:p>
     <w:p>
@@ -2001,7 +2001,7 @@
           <w:lang w:val="es-ES" w:eastAsia="es-ES"/>
           <w14:ligatures w14:val="none"/>
         </w:rPr>
-        <w:t>La señora Hinojosa</w:t>
+        <w:t xml:space="preserve">La señora [APELLIDO] solicitó, en calidad de medida correctiva, que se ordene al BCP cumpla con:</w:t>
       </w:r>
       <w:r>
         <w:rPr>
@@ -2009,27 +2009,27 @@
           <w:kern w:val="0"/>
           <w14:ligatures w14:val="none"/>
         </w:rPr>
-        <w:t xml:space="preserve"> </w:t>
-      </w:r>
-      <w:r>
-        <w:rPr>
-          <w:rFonts w:ascii="Arial Narrow" w:eastAsia="Times New Roman" w:hAnsi="Arial Narrow" w:cs="Arial"/>
-          <w:color w:val="000000"/>
-          <w:kern w:val="0"/>
-          <w:lang w:val="es-ES" w:eastAsia="es-ES"/>
-          <w14:ligatures w14:val="none"/>
-        </w:rPr>
-        <w:t>solicitó, en calidad de medida correctiva, que</w:t>
-      </w:r>
-      <w:r>
-        <w:rPr>
-          <w:rFonts w:ascii="Arial Narrow" w:eastAsia="Times New Roman" w:hAnsi="Arial Narrow" w:cs="Arial"/>
-          <w:color w:val="000000"/>
-          <w:kern w:val="0"/>
-          <w:lang w:val="es-ES" w:eastAsia="es-ES"/>
-          <w14:ligatures w14:val="none"/>
-        </w:rPr>
-        <w:t xml:space="preserve"> se ordene al BCP cumpla con:</w:t>
+        <w:t xml:space="preserve"/>
+      </w:r>
+      <w:r>
+        <w:rPr>
+          <w:rFonts w:ascii="Arial Narrow" w:eastAsia="Times New Roman" w:hAnsi="Arial Narrow" w:cs="Arial"/>
+          <w:color w:val="000000"/>
+          <w:kern w:val="0"/>
+          <w:lang w:val="es-ES" w:eastAsia="es-ES"/>
+          <w14:ligatures w14:val="none"/>
+        </w:rPr>
+        <w:t/>
+      </w:r>
+      <w:r>
+        <w:rPr>
+          <w:rFonts w:ascii="Arial Narrow" w:eastAsia="Times New Roman" w:hAnsi="Arial Narrow" w:cs="Arial"/>
+          <w:color w:val="000000"/>
+          <w:kern w:val="0"/>
+          <w:lang w:val="es-ES" w:eastAsia="es-ES"/>
+          <w14:ligatures w14:val="none"/>
+        </w:rPr>
+        <w:t xml:space="preserve"/>
       </w:r>
     </w:p>
     <w:p>
@@ -4979,7 +4979,7 @@
           <w:lang w:eastAsia="es-PE"/>
           <w14:ligatures w14:val="none"/>
         </w:rPr>
-        <w:t xml:space="preserve">PRIMERO: </w:t>
+        <w:t xml:space="preserve">PRIMERO: admitir a trámite la denuncia del 15 de octubre de 2025 interpuesta por la señora [APELLIDO] Méndez en contra Banco de Crédito del Perú S.A. y Pacífico Compañía de Seguros Y Reaseguros S.A.  por lo siguiente:</w:t>
       </w:r>
       <w:r>
         <w:rPr>
@@ -4990,17 +4990,17 @@
           <w:lang w:eastAsia="es-PE"/>
           <w14:ligatures w14:val="none"/>
         </w:rPr>
-        <w:t xml:space="preserve">admitir a trámite la denuncia del </w:t>
-      </w:r>
-      <w:r>
-        <w:rPr>
-          <w:rFonts w:ascii="Arial Narrow" w:eastAsia="Times New Roman" w:hAnsi="Arial Narrow" w:cs="Arial"/>
-          <w:color w:val="000000"/>
-          <w:kern w:val="0"/>
-          <w:lang w:val="es-ES" w:eastAsia="es-ES"/>
-          <w14:ligatures w14:val="none"/>
-        </w:rPr>
-        <w:t xml:space="preserve">15 de octubre de 2025 </w:t>
+        <w:t xml:space="preserve"/>
+      </w:r>
+      <w:r>
+        <w:rPr>
+          <w:rFonts w:ascii="Arial Narrow" w:eastAsia="Times New Roman" w:hAnsi="Arial Narrow" w:cs="Arial"/>
+          <w:color w:val="000000"/>
+          <w:kern w:val="0"/>
+          <w:lang w:val="es-ES" w:eastAsia="es-ES"/>
+          <w14:ligatures w14:val="none"/>
+        </w:rPr>
+        <w:t xml:space="preserve"/>
       </w:r>
       <w:r>
         <w:rPr>
@@ -5011,7 +5011,7 @@
           <w:lang w:eastAsia="es-PE"/>
           <w14:ligatures w14:val="none"/>
         </w:rPr>
-        <w:t xml:space="preserve">interpuesta por </w:t>
+        <w:t xml:space="preserve"/>
       </w:r>
       <w:r>
         <w:rPr>
@@ -5022,17 +5022,17 @@
           <w:lang w:eastAsia="es-PE"/>
           <w14:ligatures w14:val="none"/>
         </w:rPr>
-        <w:t>la señora C</w:t>
-      </w:r>
-      <w:r>
-        <w:rPr>
-          <w:rFonts w:ascii="Arial Narrow" w:eastAsia="Arial Narrow" w:hAnsi="Arial Narrow" w:cs="Arial Narrow"/>
-          <w:color w:val="000000"/>
-          <w:kern w:val="0"/>
-          <w:lang w:eastAsia="es-PE"/>
-          <w14:ligatures w14:val="none"/>
-        </w:rPr>
-        <w:t>laudia Helen Hinojosa Méndez</w:t>
+        <w:t/>
+      </w:r>
+      <w:r>
+        <w:rPr>
+          <w:rFonts w:ascii="Arial Narrow" w:eastAsia="Arial Narrow" w:hAnsi="Arial Narrow" w:cs="Arial Narrow"/>
+          <w:color w:val="000000"/>
+          <w:kern w:val="0"/>
+          <w:lang w:eastAsia="es-PE"/>
+          <w14:ligatures w14:val="none"/>
+        </w:rPr>
+        <w:t/>
       </w:r>
       <w:r>
         <w:rPr>
@@ -5043,7 +5043,7 @@
           <w:lang w:eastAsia="es-PE"/>
           <w14:ligatures w14:val="none"/>
         </w:rPr>
-        <w:t xml:space="preserve"> </w:t>
+        <w:t xml:space="preserve"/>
       </w:r>
       <w:r>
         <w:rPr>
@@ -5054,7 +5054,7 @@
           <w:lang w:eastAsia="es-PE"/>
           <w14:ligatures w14:val="none"/>
         </w:rPr>
-        <w:t xml:space="preserve">en contra </w:t>
+        <w:t xml:space="preserve"/>
       </w:r>
       <w:r>
         <w:rPr>
@@ -5065,7 +5065,7 @@
           <w:lang w:eastAsia="es-PE"/>
           <w14:ligatures w14:val="none"/>
         </w:rPr>
-        <w:t xml:space="preserve">Banco de Crédito del Perú S.A. y </w:t>
+        <w:t xml:space="preserve"/>
       </w:r>
       <w:r>
         <w:rPr>
@@ -5076,18 +5076,18 @@
           <w:lang w:eastAsia="es-PE"/>
           <w14:ligatures w14:val="none"/>
         </w:rPr>
-        <w:t>Pacífico Compañía de Seguros Y Reaseguros S.A.</w:t>
-      </w:r>
-      <w:r>
-        <w:rPr>
-          <w:rFonts w:ascii="Arial Narrow" w:eastAsia="Arial Narrow" w:hAnsi="Arial Narrow" w:cs="Arial Narrow"/>
-          <w:b/>
-          <w:color w:val="000000"/>
-          <w:kern w:val="0"/>
-          <w:lang w:eastAsia="es-PE"/>
-          <w14:ligatures w14:val="none"/>
-        </w:rPr>
-        <w:t xml:space="preserve"> </w:t>
+        <w:t/>
+      </w:r>
+      <w:r>
+        <w:rPr>
+          <w:rFonts w:ascii="Arial Narrow" w:eastAsia="Arial Narrow" w:hAnsi="Arial Narrow" w:cs="Arial Narrow"/>
+          <w:b/>
+          <w:color w:val="000000"/>
+          <w:kern w:val="0"/>
+          <w:lang w:eastAsia="es-PE"/>
+          <w14:ligatures w14:val="none"/>
+        </w:rPr>
+        <w:t xml:space="preserve"/>
       </w:r>
       <w:r>
         <w:rPr>
@@ -5095,14 +5095,14 @@
           <w:rFonts w:ascii="Arial Narrow" w:hAnsi="Arial Narrow"/>
           <w:shd w:val="clear" w:color="auto" w:fill="FFFFFF"/>
         </w:rPr>
-        <w:t xml:space="preserve"> </w:t>
+        <w:t xml:space="preserve"/>
       </w:r>
       <w:r>
         <w:rPr>
           <w:rFonts w:ascii="Arial Narrow" w:eastAsia="Arial Narrow" w:hAnsi="Arial Narrow" w:cs="Arial Narrow"/>
           <w:bCs/>
         </w:rPr>
-        <w:t>por lo siguiente:</w:t>
+        <w:t/>
       </w:r>
     </w:p>
     <w:p>
@@ -9015,7 +9015,7 @@
           <w:kern w:val="0"/>
           <w14:ligatures w14:val="none"/>
         </w:rPr>
-        <w:t>DÉCIMO:</w:t>
+        <w:t xml:space="preserve">DÉCIMO: requerir a la señora [APELLIDO] Méndez y al Banco de Crédito del Perú S.A. para que, dentro del plazo de dos (2) días hábiles siguientes a la fecha en que reciban la notificación en sus bandejas de correo electrónico, efectúen la confirmación de recepción de la notificación remitida por este despacho a sus correos electrónicos, de conformidad con el segundo párrafo del numeral 4 del artículo 20 del Texto Único Ordenado de la Ley del Procedimiento Administrativo General, aprobado mediante Decreto Supremo  006-2026-JUS, bajo apercibimiento de rehacer el acto de notificación y notificarle conforme al numeral 1 del artículo 20 del citado cuerpo normativo.</w:t>
       </w:r>
       <w:r>
         <w:rPr>
@@ -9025,7 +9025,7 @@
           <w:kern w:val="0"/>
           <w14:ligatures w14:val="none"/>
         </w:rPr>
-        <w:t xml:space="preserve"> requerir </w:t>
+        <w:t xml:space="preserve"/>
       </w:r>
       <w:r>
         <w:rPr>
@@ -9035,7 +9035,7 @@
           <w:kern w:val="0"/>
           <w14:ligatures w14:val="none"/>
         </w:rPr>
-        <w:t xml:space="preserve">a </w:t>
+        <w:t xml:space="preserve"/>
       </w:r>
       <w:r>
         <w:rPr>
@@ -9046,17 +9046,17 @@
           <w:lang w:eastAsia="es-PE"/>
           <w14:ligatures w14:val="none"/>
         </w:rPr>
-        <w:t>la señora C</w:t>
-      </w:r>
-      <w:r>
-        <w:rPr>
-          <w:rFonts w:ascii="Arial Narrow" w:eastAsia="Arial Narrow" w:hAnsi="Arial Narrow" w:cs="Arial Narrow"/>
-          <w:color w:val="000000"/>
-          <w:kern w:val="0"/>
-          <w:lang w:eastAsia="es-PE"/>
-          <w14:ligatures w14:val="none"/>
-        </w:rPr>
-        <w:t>laudia Helen Hinojosa Méndez</w:t>
+        <w:t/>
+      </w:r>
+      <w:r>
+        <w:rPr>
+          <w:rFonts w:ascii="Arial Narrow" w:eastAsia="Arial Narrow" w:hAnsi="Arial Narrow" w:cs="Arial Narrow"/>
+          <w:color w:val="000000"/>
+          <w:kern w:val="0"/>
+          <w:lang w:eastAsia="es-PE"/>
+          <w14:ligatures w14:val="none"/>
+        </w:rPr>
+        <w:t/>
       </w:r>
       <w:r>
         <w:rPr>
@@ -9067,7 +9067,7 @@
           <w:lang w:eastAsia="es-PE"/>
           <w14:ligatures w14:val="none"/>
         </w:rPr>
-        <w:t xml:space="preserve"> </w:t>
+        <w:t xml:space="preserve"/>
       </w:r>
       <w:r>
         <w:rPr>
@@ -9078,14 +9078,14 @@
           <w:lang w:eastAsia="es-PE"/>
           <w14:ligatures w14:val="none"/>
         </w:rPr>
-        <w:t xml:space="preserve">y al </w:t>
+        <w:t xml:space="preserve"/>
       </w:r>
       <w:r>
         <w:rPr>
           <w:rFonts w:ascii="Arial Narrow" w:eastAsia="Arial Narrow" w:hAnsi="Arial Narrow" w:cs="Arial Narrow"/>
           <w:bCs/>
         </w:rPr>
-        <w:t>Banco de Crédito del Perú S.A.</w:t>
+        <w:t/>
       </w:r>
       <w:r>
         <w:rPr>
@@ -9095,112 +9095,112 @@
           <w:kern w:val="0"/>
           <w14:ligatures w14:val="none"/>
         </w:rPr>
-        <w:t xml:space="preserve"> </w:t>
+        <w:t xml:space="preserve"/>
       </w:r>
       <w:r>
         <w:rPr>
           <w:rFonts w:ascii="Arial Narrow" w:hAnsi="Arial Narrow"/>
           <w:color w:val="000000"/>
         </w:rPr>
-        <w:t>para que, dentro del plazo de dos (2) días hábiles siguientes a la fecha en que reciba</w:t>
+        <w:t/>
       </w:r>
       <w:r>
         <w:rPr>
           <w:rFonts w:ascii="Arial Narrow" w:hAnsi="Arial Narrow"/>
           <w:color w:val="000000"/>
         </w:rPr>
-        <w:t>n</w:t>
+        <w:t/>
       </w:r>
       <w:r>
         <w:rPr>
           <w:rFonts w:ascii="Arial Narrow" w:hAnsi="Arial Narrow"/>
           <w:color w:val="000000"/>
         </w:rPr>
-        <w:t xml:space="preserve"> la notificación en su</w:t>
+        <w:t xml:space="preserve"/>
       </w:r>
       <w:r>
         <w:rPr>
           <w:rFonts w:ascii="Arial Narrow" w:hAnsi="Arial Narrow"/>
           <w:color w:val="000000"/>
         </w:rPr>
-        <w:t>s</w:t>
+        <w:t/>
       </w:r>
       <w:r>
         <w:rPr>
           <w:rFonts w:ascii="Arial Narrow" w:hAnsi="Arial Narrow"/>
           <w:color w:val="000000"/>
         </w:rPr>
-        <w:t xml:space="preserve"> bandeja</w:t>
+        <w:t xml:space="preserve"/>
       </w:r>
       <w:r>
         <w:rPr>
           <w:rFonts w:ascii="Arial Narrow" w:hAnsi="Arial Narrow"/>
           <w:color w:val="000000"/>
         </w:rPr>
-        <w:t>s</w:t>
+        <w:t/>
       </w:r>
       <w:r>
         <w:rPr>
           <w:rFonts w:ascii="Arial Narrow" w:hAnsi="Arial Narrow"/>
           <w:color w:val="000000"/>
         </w:rPr>
-        <w:t xml:space="preserve"> de correo electrónico, efectúe</w:t>
+        <w:t xml:space="preserve"/>
       </w:r>
       <w:r>
         <w:rPr>
           <w:rFonts w:ascii="Arial Narrow" w:hAnsi="Arial Narrow"/>
           <w:color w:val="000000"/>
         </w:rPr>
-        <w:t>n</w:t>
+        <w:t/>
       </w:r>
       <w:r>
         <w:rPr>
           <w:rFonts w:ascii="Arial Narrow" w:hAnsi="Arial Narrow"/>
           <w:color w:val="000000"/>
         </w:rPr>
-        <w:t xml:space="preserve"> la confirmación de recepción de la notificación remitida por este despacho a su</w:t>
+        <w:t xml:space="preserve"/>
       </w:r>
       <w:r>
         <w:rPr>
           <w:rFonts w:ascii="Arial Narrow" w:hAnsi="Arial Narrow"/>
           <w:color w:val="000000"/>
         </w:rPr>
-        <w:t>s</w:t>
+        <w:t/>
       </w:r>
       <w:r>
         <w:rPr>
           <w:rFonts w:ascii="Arial Narrow" w:hAnsi="Arial Narrow"/>
           <w:color w:val="000000"/>
         </w:rPr>
-        <w:t xml:space="preserve"> correo</w:t>
+        <w:t xml:space="preserve"/>
       </w:r>
       <w:r>
         <w:rPr>
           <w:rFonts w:ascii="Arial Narrow" w:hAnsi="Arial Narrow"/>
           <w:color w:val="000000"/>
         </w:rPr>
-        <w:t>s</w:t>
+        <w:t/>
       </w:r>
       <w:r>
         <w:rPr>
           <w:rFonts w:ascii="Arial Narrow" w:hAnsi="Arial Narrow"/>
           <w:color w:val="000000"/>
         </w:rPr>
-        <w:t xml:space="preserve"> electrónico</w:t>
+        <w:t xml:space="preserve"/>
       </w:r>
       <w:r>
         <w:rPr>
           <w:rFonts w:ascii="Arial Narrow" w:hAnsi="Arial Narrow"/>
           <w:color w:val="000000"/>
         </w:rPr>
-        <w:t>s</w:t>
+        <w:t/>
       </w:r>
       <w:r>
         <w:rPr>
           <w:rFonts w:ascii="Arial Narrow" w:hAnsi="Arial Narrow"/>
           <w:color w:val="000000"/>
         </w:rPr>
-        <w:t>, de conformidad con el segundo párrafo del numeral 4 del artículo 20</w:t>
+        <w:t/>
       </w:r>
       <w:r>
         <w:rPr>
@@ -9217,7 +9217,7 @@
           <w:rFonts w:ascii="Arial Narrow" w:hAnsi="Arial Narrow"/>
           <w:color w:val="000000"/>
         </w:rPr>
-        <w:t xml:space="preserve"> del Texto Único Ordenado de la Ley del Procedimiento Administrativo General, aprobado mediante Decreto Supremo </w:t>
+        <w:t xml:space="preserve"/>
       </w:r>
       <w:proofErr w:type="spellStart"/>
       <w:r>
@@ -9233,7 +9233,7 @@
           <w:rFonts w:ascii="Arial Narrow" w:hAnsi="Arial Narrow"/>
           <w:color w:val="000000"/>
         </w:rPr>
-        <w:t xml:space="preserve"> 006-2026-JUS, bajo apercibimiento de rehacer el acto de notificación y notificarle conforme al numeral 1 del artículo 20</w:t>
+        <w:t xml:space="preserve"/>
       </w:r>
       <w:r>
         <w:rPr>
@@ -9250,7 +9250,7 @@
           <w:rFonts w:ascii="Arial Narrow" w:hAnsi="Arial Narrow"/>
           <w:color w:val="000000"/>
         </w:rPr>
-        <w:t xml:space="preserve"> del citado cuerpo normativo</w:t>
+        <w:t xml:space="preserve"/>
       </w:r>
       <w:r>
         <w:rPr>
@@ -9263,7 +9263,7 @@
         <w:rPr>
           <w:rFonts w:ascii="Arial Narrow" w:hAnsi="Arial Narrow" w:cs="Arial"/>
         </w:rPr>
-        <w:t>.</w:t>
+        <w:t/>
       </w:r>
     </w:p>
     <w:p>

--- a/plantillas_maestras/02_seguro_vida/materia_general_asegurativa/2_ddos_banco_y_aseguradora/mujer/TPL_2806_2025_SEGURO_VIDA_MATERIA_GENERAL_ASEGURATIVA_BANCO_MUJER_R1.docx
+++ b/plantillas_maestras/02_seguro_vida/materia_general_asegurativa/2_ddos_banco_y_aseguradora/mujer/TPL_2806_2025_SEGURO_VIDA_MATERIA_GENERAL_ASEGURATIVA_BANCO_MUJER_R1.docx
@@ -4979,7 +4979,7 @@
           <w:lang w:eastAsia="es-PE"/>
           <w14:ligatures w14:val="none"/>
         </w:rPr>
-        <w:t xml:space="preserve">PRIMERO: admitir a trámite la denuncia del 15 de octubre de 2025 interpuesta por la señora [APELLIDO] Méndez en contra Banco de Crédito del Perú S.A. y Pacífico Compañía de Seguros Y Reaseguros S.A.  por lo siguiente:</w:t>
+        <w:t xml:space="preserve">PRIMERO: admitir a trámite la denuncia del 15 de octubre de 2025 interpuesta por la señora [APELLIDO] Méndez en contra Banco de Crédito del Perú S.A. y Pacífico Compañía de Seguros Y Reaseguros S.A. por lo siguiente:</w:t>
       </w:r>
       <w:r>
         <w:rPr>
@@ -9015,7 +9015,7 @@
           <w:kern w:val="0"/>
           <w14:ligatures w14:val="none"/>
         </w:rPr>
-        <w:t xml:space="preserve">DÉCIMO: requerir a la señora [APELLIDO] Méndez y al Banco de Crédito del Perú S.A. para que, dentro del plazo de dos (2) días hábiles siguientes a la fecha en que reciban la notificación en sus bandejas de correo electrónico, efectúen la confirmación de recepción de la notificación remitida por este despacho a sus correos electrónicos, de conformidad con el segundo párrafo del numeral 4 del artículo 20 del Texto Único Ordenado de la Ley del Procedimiento Administrativo General, aprobado mediante Decreto Supremo  006-2026-JUS, bajo apercibimiento de rehacer el acto de notificación y notificarle conforme al numeral 1 del artículo 20 del citado cuerpo normativo.</w:t>
+        <w:t xml:space="preserve">DÉCIMO: requerir a la señora [APELLIDO] Méndez y al Banco de Crédito del Perú S.A. para que, dentro del plazo de dos (2) días hábiles siguientes a la fecha en que reciban la notificación en sus bandejas de correo electrónico, efectúen la confirmación de recepción de la notificación remitida por este despacho a sus correos electrónicos, de conformidad con el segundo párrafo del numeral 4 del artículo 20 del Texto Único Ordenado de la Ley del Procedimiento Administrativo General, aprobado mediante Decreto Supremo 006-2026-JUS, bajo apercibimiento de rehacer el acto de notificación y notificarle conforme al numeral 1 del artículo 20 del citado cuerpo normativo.</w:t>
       </w:r>
       <w:r>
         <w:rPr>

--- a/plantillas_maestras/02_seguro_vida/materia_general_asegurativa/2_ddos_banco_y_aseguradora/mujer/TPL_2806_2025_SEGURO_VIDA_MATERIA_GENERAL_ASEGURATIVA_BANCO_MUJER_R1.docx
+++ b/plantillas_maestras/02_seguro_vida/materia_general_asegurativa/2_ddos_banco_y_aseguradora/mujer/TPL_2806_2025_SEGURO_VIDA_MATERIA_GENERAL_ASEGURATIVA_BANCO_MUJER_R1.docx
@@ -759,6 +759,7 @@
           <w:kern w:val="0"/>
           <w:lang w:val="es-ES" w:eastAsia="es-ES"/>
           <w14:ligatures w14:val="none"/>
+          <w:vertAlign w:val="superscript"/>
         </w:rPr>
         <w:footnoteReference w:id="1"/>
       </w:r>
@@ -840,6 +841,7 @@
       </w:r>
       <w:r>
         <w:rPr>
+          <w:rStyle w:val="Refdenotaalpie"/>
           <w:rFonts w:ascii="Arial Narrow" w:eastAsia="Times New Roman" w:hAnsi="Arial Narrow" w:cs="Times New Roman"/>
           <w:color w:val="000000"/>
           <w:kern w:val="0"/>
@@ -1603,7 +1605,6 @@
           <w:rFonts w:ascii="Arial Narrow" w:eastAsia="Times New Roman" w:hAnsi="Arial Narrow" w:cs="Arial"/>
           <w:color w:val="000000"/>
           <w:kern w:val="0"/>
-          <w:highlight w:val="yellow"/>
           <w:lang w:eastAsia="es-ES"/>
           <w14:ligatures w14:val="none"/>
         </w:rPr>
@@ -2243,6 +2244,7 @@
           <w:rFonts w:ascii="Arial Narrow" w:eastAsia="Arial Narrow" w:hAnsi="Arial Narrow"/>
           <w:kern w:val="0"/>
           <w14:ligatures w14:val="none"/>
+          <w:vertAlign w:val="superscript"/>
         </w:rPr>
         <w:footnoteReference w:id="3"/>
       </w:r>
@@ -3126,6 +3128,7 @@
           <w:rFonts w:ascii="Arial Narrow" w:eastAsia="Arial Narrow" w:hAnsi="Arial Narrow"/>
           <w:kern w:val="0"/>
           <w14:ligatures w14:val="none"/>
+          <w:vertAlign w:val="superscript"/>
         </w:rPr>
         <w:footnoteReference w:id="4"/>
       </w:r>
@@ -4401,6 +4404,7 @@
         <w:rPr>
           <w:rStyle w:val="Refdenotaalpie"/>
           <w:rFonts w:ascii="Arial Narrow" w:eastAsia="Arial Narrow" w:hAnsi="Arial Narrow"/>
+          <w:vertAlign w:val="superscript"/>
         </w:rPr>
         <w:footnoteReference w:id="5"/>
       </w:r>
@@ -4452,6 +4456,7 @@
       </w:r>
       <w:r>
         <w:rPr>
+          <w:rStyle w:val="Refdenotaalpie"/>
           <w:rFonts w:ascii="Arial Narrow" w:eastAsia="Arial Narrow" w:hAnsi="Arial Narrow" w:cs="Arial Narrow"/>
           <w:kern w:val="0"/>
           <w:vertAlign w:val="superscript"/>
@@ -4568,6 +4573,7 @@
           <w:kern w:val="0"/>
           <w:lang w:val="es-ES" w:eastAsia="es-ES"/>
           <w14:ligatures w14:val="none"/>
+          <w:vertAlign w:val="superscript"/>
         </w:rPr>
         <w:footnoteReference w:id="7"/>
       </w:r>
@@ -4589,6 +4595,7 @@
           <w:kern w:val="0"/>
           <w:lang w:val="es-ES" w:eastAsia="es-ES"/>
           <w14:ligatures w14:val="none"/>
+          <w:vertAlign w:val="superscript"/>
         </w:rPr>
         <w:footnoteReference w:id="8"/>
       </w:r>
@@ -7870,6 +7877,7 @@
       </w:r>
       <w:r>
         <w:rPr>
+          <w:rStyle w:val="Refdenotaalpie"/>
           <w:rFonts w:ascii="Arial Narrow" w:eastAsia="Calibri" w:hAnsi="Arial Narrow" w:cs="Arial"/>
           <w:kern w:val="0"/>
           <w:vertAlign w:val="superscript"/>
@@ -7914,6 +7922,7 @@
       </w:r>
       <w:r>
         <w:rPr>
+          <w:rStyle w:val="Refdenotaalpie"/>
           <w:rFonts w:ascii="Arial Narrow" w:eastAsia="Calibri" w:hAnsi="Arial Narrow" w:cs="Arial"/>
           <w:spacing w:val="-2"/>
           <w:kern w:val="0"/>
@@ -8544,6 +8553,7 @@
       </w:r>
       <w:r>
         <w:rPr>
+          <w:rStyle w:val="Refdenotaalpie"/>
           <w:rFonts w:ascii="Arial Narrow" w:eastAsia="Arial Narrow" w:hAnsi="Arial Narrow" w:cs="Times New Roman"/>
           <w:color w:val="000000"/>
           <w:kern w:val="0"/>
@@ -8636,6 +8646,7 @@
       </w:r>
       <w:r>
         <w:rPr>
+          <w:rStyle w:val="Refdenotaalpie"/>
           <w:rFonts w:ascii="Arial Narrow" w:eastAsia="Arial Narrow" w:hAnsi="Arial Narrow" w:cs="Times New Roman"/>
           <w:color w:val="000000"/>
           <w:kern w:val="0"/>
@@ -8699,6 +8710,7 @@
       </w:r>
       <w:r>
         <w:rPr>
+          <w:rStyle w:val="Refdenotaalpie"/>
           <w:rFonts w:ascii="Arial Narrow" w:eastAsia="Arial Narrow" w:hAnsi="Arial Narrow" w:cs="Times New Roman"/>
           <w:color w:val="000000"/>
           <w:kern w:val="0"/>
@@ -8881,6 +8893,7 @@
       </w:r>
       <w:r>
         <w:rPr>
+          <w:rStyle w:val="Refdenotaalpie"/>
           <w:rFonts w:ascii="Arial Narrow" w:eastAsia="Calibri" w:hAnsi="Arial Narrow" w:cs="Arial"/>
           <w:kern w:val="0"/>
           <w:vertAlign w:val="superscript"/>
@@ -9254,6 +9267,7 @@
       </w:r>
       <w:r>
         <w:rPr>
+          <w:rStyle w:val="Refdenotaalpie"/>
           <w:rFonts w:ascii="Arial Narrow" w:hAnsi="Arial Narrow"/>
           <w:vertAlign w:val="superscript"/>
         </w:rPr>
@@ -9619,14 +9633,14 @@
         <w:tab w:val="right" w:pos="8838"/>
       </w:tabs>
       <w:rPr>
-        <w:rFonts w:ascii="Arial" w:eastAsia="Arial" w:hAnsi="Arial" w:cs="Arial"/>
+        <w:rFonts w:ascii="Arial Narrow" w:eastAsia="Arial" w:hAnsi="Arial Narrow" w:cs="Arial"/>
         <w:sz w:val="16"/>
         <w:szCs w:val="16"/>
       </w:rPr>
     </w:pPr>
     <w:r>
       <w:rPr>
-        <w:rFonts w:ascii="Arial" w:eastAsia="Arial" w:hAnsi="Arial" w:cs="Arial"/>
+        <w:rFonts w:ascii="Arial Narrow" w:eastAsia="Arial" w:hAnsi="Arial Narrow" w:cs="Arial"/>
         <w:sz w:val="16"/>
         <w:szCs w:val="16"/>
       </w:rPr>
@@ -9678,9 +9692,11 @@
       </w:pPr>
       <w:r>
         <w:rPr>
-          <w:rFonts w:ascii="Arial Narrow" w:hAnsi="Arial Narrow" w:cs="Arial"/>
-          <w:sz w:val="16"/>
-          <w:szCs w:val="16"/>
+          <w:rStyle w:val="Refdenotaalpie"/>
+          <w:rFonts w:ascii="Arial Narrow" w:hAnsi="Arial Narrow" w:cs="Arial"/>
+          <w:sz w:val="16"/>
+          <w:szCs w:val="16"/>
+          <w:vertAlign w:val="superscript"/>
         </w:rPr>
         <w:footnoteRef/>
       </w:r>
@@ -9757,6 +9773,7 @@
           <w:rFonts w:ascii="Arial Narrow" w:hAnsi="Arial Narrow" w:cs="Arial"/>
           <w:sz w:val="16"/>
           <w:szCs w:val="16"/>
+          <w:vertAlign w:val="superscript"/>
         </w:rPr>
         <w:footnoteRef/>
       </w:r>
@@ -9824,9 +9841,11 @@
       </w:pPr>
       <w:r>
         <w:rPr>
-          <w:rFonts w:ascii="Arial Narrow" w:hAnsi="Arial Narrow" w:cs="Arial"/>
-          <w:sz w:val="16"/>
-          <w:szCs w:val="16"/>
+          <w:rStyle w:val="Refdenotaalpie"/>
+          <w:rFonts w:ascii="Arial Narrow" w:hAnsi="Arial Narrow" w:cs="Arial"/>
+          <w:sz w:val="16"/>
+          <w:szCs w:val="16"/>
+          <w:vertAlign w:val="superscript"/>
         </w:rPr>
         <w:footnoteRef/>
       </w:r>
@@ -10059,6 +10078,7 @@
           <w:rFonts w:ascii="Arial Narrow" w:hAnsi="Arial Narrow"/>
           <w:sz w:val="16"/>
           <w:szCs w:val="16"/>
+          <w:vertAlign w:val="superscript"/>
         </w:rPr>
         <w:footnoteRef/>
       </w:r>
@@ -10286,6 +10306,7 @@
           <w:rFonts w:ascii="Arial Narrow" w:hAnsi="Arial Narrow"/>
           <w:sz w:val="16"/>
           <w:szCs w:val="16"/>
+          <w:vertAlign w:val="superscript"/>
         </w:rPr>
         <w:footnoteRef/>
       </w:r>
@@ -10479,6 +10500,7 @@
           <w:rFonts w:ascii="Arial Narrow" w:hAnsi="Arial Narrow" w:cs="Arial"/>
           <w:sz w:val="16"/>
           <w:szCs w:val="16"/>
+          <w:vertAlign w:val="superscript"/>
         </w:rPr>
         <w:footnoteRef/>
       </w:r>
@@ -10663,6 +10685,7 @@
           <w:rFonts w:ascii="Arial Narrow" w:hAnsi="Arial Narrow"/>
           <w:sz w:val="16"/>
           <w:szCs w:val="16"/>
+          <w:vertAlign w:val="superscript"/>
         </w:rPr>
         <w:footnoteRef/>
       </w:r>
@@ -10954,6 +10977,7 @@
           <w:rFonts w:ascii="Arial Narrow" w:hAnsi="Arial Narrow"/>
           <w:sz w:val="16"/>
           <w:szCs w:val="16"/>
+          <w:vertAlign w:val="superscript"/>
         </w:rPr>
         <w:footnoteRef/>
       </w:r>
@@ -11459,6 +11483,7 @@
           <w:rFonts w:ascii="Arial Narrow" w:hAnsi="Arial Narrow" w:cs="Arial"/>
           <w:sz w:val="16"/>
           <w:szCs w:val="16"/>
+          <w:vertAlign w:val="superscript"/>
         </w:rPr>
         <w:footnoteRef/>
       </w:r>
@@ -11547,6 +11572,7 @@
           <w:rFonts w:ascii="Arial Narrow" w:hAnsi="Arial Narrow" w:cs="Arial"/>
           <w:sz w:val="16"/>
           <w:szCs w:val="16"/>
+          <w:vertAlign w:val="superscript"/>
         </w:rPr>
         <w:footnoteRef/>
       </w:r>
@@ -11754,7 +11780,7 @@
       </w:pPr>
       <w:r>
         <w:rPr>
-          <w:rStyle w:val="TextonotapieCar"/>
+          <w:rStyle w:val="Refdenotaalpie"/>
           <w:rFonts w:ascii="Arial Narrow" w:hAnsi="Arial Narrow" w:cs="Arial"/>
           <w:sz w:val="16"/>
           <w:szCs w:val="16"/>
@@ -11990,6 +12016,7 @@
           <w:rFonts w:ascii="Arial Narrow" w:hAnsi="Arial Narrow" w:cs="Arial"/>
           <w:sz w:val="16"/>
           <w:szCs w:val="16"/>
+          <w:vertAlign w:val="superscript"/>
         </w:rPr>
         <w:footnoteRef/>
       </w:r>
@@ -12807,6 +12834,7 @@
           <w:rFonts w:ascii="Arial Narrow" w:hAnsi="Arial Narrow" w:cs="Arial"/>
           <w:sz w:val="16"/>
           <w:szCs w:val="16"/>
+          <w:vertAlign w:val="superscript"/>
         </w:rPr>
         <w:footnoteRef/>
       </w:r>
@@ -13047,6 +13075,7 @@
           <w:bCs/>
           <w:sz w:val="16"/>
           <w:szCs w:val="16"/>
+          <w:vertAlign w:val="superscript"/>
         </w:rPr>
         <w:footnoteRef/>
       </w:r>
@@ -13198,6 +13227,7 @@
           <w:rFonts w:ascii="Arial Narrow" w:hAnsi="Arial Narrow" w:cs="Arial"/>
           <w:sz w:val="16"/>
           <w:szCs w:val="16"/>
+          <w:vertAlign w:val="superscript"/>
         </w:rPr>
         <w:footnoteRef/>
       </w:r>
@@ -15945,6 +15975,17 @@
       <w:szCs w:val="20"/>
     </w:rPr>
   </w:style>
+  <w:style w:type="character" w:styleId="FootnoteReference">
+    <w:name w:val="footnote reference"/>
+    <w:basedOn w:val="Fuentedeprrafopredeter"/>
+    <w:uiPriority w:val="99"/>
+    <w:semiHidden/>
+    <w:unhideWhenUsed/>
+    <w:rPr>
+      <w:rFonts w:ascii="Arial Narrow" w:hAnsi="Arial Narrow"/>
+      <w:vertAlign w:val="superscript"/>
+    </w:rPr>
+  </w:style>
 </w:styles>
 </file>
 

--- a/plantillas_maestras/02_seguro_vida/materia_general_asegurativa/2_ddos_banco_y_aseguradora/mujer/TPL_2806_2025_SEGURO_VIDA_MATERIA_GENERAL_ASEGURATIVA_BANCO_MUJER_R1.docx
+++ b/plantillas_maestras/02_seguro_vida/materia_general_asegurativa/2_ddos_banco_y_aseguradora/mujer/TPL_2806_2025_SEGURO_VIDA_MATERIA_GENERAL_ASEGURATIVA_BANCO_MUJER_R1.docx
@@ -1,8 +1,8 @@
 
 <file path=word/document.xml><?xml version="1.0" encoding="utf-8"?>
-<w:document xmlns:wpc="http://schemas.microsoft.com/office/word/2010/wordprocessingCanvas" xmlns:cx="http://schemas.microsoft.com/office/drawing/2014/chartex" xmlns:cx1="http://schemas.microsoft.com/office/drawing/2015/9/8/chartex" xmlns:cx2="http://schemas.microsoft.com/office/drawing/2015/10/21/chartex" xmlns:cx3="http://schemas.microsoft.com/office/drawing/2016/5/9/chartex" xmlns:cx4="http://schemas.microsoft.com/office/drawing/2016/5/10/chartex" xmlns:cx5="http://schemas.microsoft.com/office/drawing/2016/5/11/chartex" xmlns:cx6="http://schemas.microsoft.com/office/drawing/2016/5/12/chartex" xmlns:cx7="http://schemas.microsoft.com/office/drawing/2016/5/13/chartex" xmlns:cx8="http://schemas.microsoft.com/office/drawing/2016/5/14/chartex" xmlns:mc="http://schemas.openxmlformats.org/markup-compatibility/2006" xmlns:aink="http://schemas.microsoft.com/office/drawing/2016/ink" xmlns:am3d="http://schemas.microsoft.com/office/drawing/2017/model3d" xmlns:o="urn:schemas-microsoft-com:office:office" xmlns:oel="http://schemas.microsoft.com/office/2019/extlst" xmlns:r="http://schemas.openxmlformats.org/officeDocument/2006/relationships" xmlns:m="http://schemas.openxmlformats.org/officeDocument/2006/math" xmlns:v="urn:schemas-microsoft-com:vml" xmlns:wp14="http://schemas.microsoft.com/office/word/2010/wordprocessingDrawing" xmlns:wp="http://schemas.openxmlformats.org/drawingml/2006/wordprocessingDrawing" xmlns:w10="urn:schemas-microsoft-com:office:word" xmlns:w="http://schemas.openxmlformats.org/wordprocessingml/2006/main" xmlns:w14="http://schemas.microsoft.com/office/word/2010/wordml" xmlns:w15="http://schemas.microsoft.com/office/word/2012/wordml" xmlns:w16cex="http://schemas.microsoft.com/office/word/2018/wordml/cex" xmlns:w16cid="http://schemas.microsoft.com/office/word/2016/wordml/cid" xmlns:w16="http://schemas.microsoft.com/office/word/2018/wordml" xmlns:w16du="http://schemas.microsoft.com/office/word/2023/wordml/word16du" xmlns:w16sdtdh="http://schemas.microsoft.com/office/word/2020/wordml/sdtdatahash" xmlns:w16sdtfl="http://schemas.microsoft.com/office/word/2024/wordml/sdtformatlock" xmlns:w16se="http://schemas.microsoft.com/office/word/2015/wordml/symex" xmlns:wpg="http://schemas.microsoft.com/office/word/2010/wordprocessingGroup" xmlns:wpi="http://schemas.microsoft.com/office/word/2010/wordprocessingInk" xmlns:wne="http://schemas.microsoft.com/office/word/2006/wordml" xmlns:wps="http://schemas.microsoft.com/office/word/2010/wordprocessingShape" mc:Ignorable="w14 w15 w16se w16cid w16 w16cex w16sdtdh w16sdtfl w16du wp14">
+<w:document xmlns:ns1="http://schemas.openxmlformats.org/markup-compatibility/2006" xmlns:ns2="http://schemas.microsoft.com/office/word/2010/wordml" xmlns:ns3="http://schemas.openxmlformats.org/officeDocument/2006/relationships" xmlns:w="http://schemas.openxmlformats.org/wordprocessingml/2006/main" ns1:Ignorable="w14 w15 w16se w16cid w16 w16cex w16sdtdh w16sdtfl w16du wp14">
   <w:body>
-    <w:p>
+    <w:p ns2:paraId="0A632482" ns2:textId="61898F1E">
       <w:pPr>
         <w:tabs>
           <w:tab w:val="left" w:pos="1701"/>
@@ -14,7 +14,7 @@
           <w:color w:val="000000"/>
           <w:kern w:val="0"/>
           <w:lang w:eastAsia="es-PE"/>
-          <w14:ligatures w14:val="none"/>
+          <ns2:ligatures ns2:val="none"/>
         </w:rPr>
       </w:pPr>
       <w:bookmarkStart w:id="0" w:name="_Hlk80343540"/>
@@ -25,7 +25,7 @@
           <w:color w:val="000000"/>
           <w:kern w:val="0"/>
           <w:lang w:eastAsia="es-PE"/>
-          <w14:ligatures w14:val="none"/>
+          <ns2:ligatures ns2:val="none"/>
         </w:rPr>
         <w:t xml:space="preserve">EXPEDIENTE </w:t>
       </w:r>
@@ -36,7 +36,7 @@
           <w:color w:val="000000"/>
           <w:kern w:val="0"/>
           <w:lang w:eastAsia="es-PE"/>
-          <w14:ligatures w14:val="none"/>
+          <ns2:ligatures ns2:val="none"/>
         </w:rPr>
         <w:tab/>
         <w:t>:</w:t>
@@ -48,7 +48,7 @@
           <w:color w:val="000000"/>
           <w:kern w:val="0"/>
           <w:lang w:eastAsia="es-PE"/>
-          <w14:ligatures w14:val="none"/>
+          <ns2:ligatures ns2:val="none"/>
         </w:rPr>
         <w:tab/>
       </w:r>
@@ -59,7 +59,7 @@
           <w:color w:val="000000"/>
           <w:kern w:val="0"/>
           <w:lang w:eastAsia="es-PE"/>
-          <w14:ligatures w14:val="none"/>
+          <ns2:ligatures ns2:val="none"/>
         </w:rPr>
         <w:t>2806</w:t>
       </w:r>
@@ -72,12 +72,12 @@
           <w:kern w:val="0"/>
           <w:shd w:val="clear" w:color="auto" w:fill="FFFFFF"/>
           <w:lang w:eastAsia="es-PE"/>
-          <w14:ligatures w14:val="none"/>
+          <ns2:ligatures ns2:val="none"/>
         </w:rPr>
         <w:t>-2025/CC1</w:t>
       </w:r>
     </w:p>
-    <w:p>
+    <w:p ns2:paraId="187C3631" ns2:textId="4772D85C">
       <w:pPr>
         <w:tabs>
           <w:tab w:val="left" w:pos="1701"/>
@@ -92,17 +92,17 @@
           <w:color w:val="000000"/>
           <w:kern w:val="0"/>
           <w:lang w:eastAsia="es-PE"/>
-          <w14:ligatures w14:val="none"/>
-        </w:rPr>
-      </w:pPr>
-      <w:r>
-        <w:rPr>
-          <w:rFonts w:ascii="Arial Narrow" w:eastAsia="Arial Narrow" w:hAnsi="Arial Narrow" w:cs="Arial Narrow"/>
-          <w:b/>
-          <w:color w:val="000000"/>
-          <w:kern w:val="0"/>
-          <w:lang w:eastAsia="es-PE"/>
-          <w14:ligatures w14:val="none"/>
+          <ns2:ligatures ns2:val="none"/>
+        </w:rPr>
+      </w:pPr>
+      <w:r>
+        <w:rPr>
+          <w:rFonts w:ascii="Arial Narrow" w:eastAsia="Arial Narrow" w:hAnsi="Arial Narrow" w:cs="Arial Narrow"/>
+          <w:b/>
+          <w:color w:val="000000"/>
+          <w:kern w:val="0"/>
+          <w:lang w:eastAsia="es-PE"/>
+          <ns2:ligatures ns2:val="none"/>
         </w:rPr>
         <w:t xml:space="preserve">DENUNCIANTE:[DENUNCIANTE] (SEÑORA [APELLIDO])</w:t>
       </w:r>
@@ -113,7 +113,7 @@
           <w:color w:val="000000"/>
           <w:kern w:val="0"/>
           <w:lang w:eastAsia="es-PE"/>
-          <w14:ligatures w14:val="none"/>
+          <ns2:ligatures ns2:val="none"/>
         </w:rPr>
         <w:tab/>
         <w:t/>
@@ -125,7 +125,7 @@
           <w:color w:val="000000"/>
           <w:kern w:val="0"/>
           <w:lang w:eastAsia="es-PE"/>
-          <w14:ligatures w14:val="none"/>
+          <ns2:ligatures ns2:val="none"/>
         </w:rPr>
         <w:tab/>
       </w:r>
@@ -136,7 +136,7 @@
           <w:color w:val="000000"/>
           <w:kern w:val="0"/>
           <w:lang w:eastAsia="es-PE"/>
-          <w14:ligatures w14:val="none"/>
+          <ns2:ligatures ns2:val="none"/>
         </w:rPr>
         <w:t/>
       </w:r>
@@ -147,7 +147,7 @@
           <w:color w:val="000000"/>
           <w:kern w:val="0"/>
           <w:lang w:eastAsia="es-PE"/>
-          <w14:ligatures w14:val="none"/>
+          <ns2:ligatures ns2:val="none"/>
         </w:rPr>
         <w:t xml:space="preserve"/>
       </w:r>
@@ -158,7 +158,7 @@
           <w:color w:val="000000"/>
           <w:kern w:val="0"/>
           <w:lang w:eastAsia="es-PE"/>
-          <w14:ligatures w14:val="none"/>
+          <ns2:ligatures ns2:val="none"/>
         </w:rPr>
         <w:t/>
       </w:r>
@@ -169,7 +169,7 @@
           <w:color w:val="000000"/>
           <w:kern w:val="0"/>
           <w:lang w:eastAsia="es-PE"/>
-          <w14:ligatures w14:val="none"/>
+          <ns2:ligatures ns2:val="none"/>
         </w:rPr>
         <w:t/>
       </w:r>
@@ -180,12 +180,12 @@
           <w:color w:val="000000"/>
           <w:kern w:val="0"/>
           <w:lang w:eastAsia="es-PE"/>
-          <w14:ligatures w14:val="none"/>
+          <ns2:ligatures ns2:val="none"/>
         </w:rPr>
         <w:t/>
       </w:r>
     </w:p>
-    <w:p>
+    <w:p ns2:paraId="7037BAA8" ns2:textId="17D4D62E">
       <w:pPr>
         <w:tabs>
           <w:tab w:val="left" w:pos="1701"/>
@@ -201,17 +201,17 @@
           <w:color w:val="000000"/>
           <w:kern w:val="0"/>
           <w:lang w:eastAsia="es-PE"/>
-          <w14:ligatures w14:val="none"/>
-        </w:rPr>
-      </w:pPr>
-      <w:r>
-        <w:rPr>
-          <w:rFonts w:ascii="Arial Narrow" w:eastAsia="Arial Narrow" w:hAnsi="Arial Narrow" w:cs="Arial Narrow"/>
-          <w:b/>
-          <w:color w:val="000000"/>
-          <w:kern w:val="0"/>
-          <w:lang w:eastAsia="es-PE"/>
-          <w14:ligatures w14:val="none"/>
+          <ns2:ligatures ns2:val="none"/>
+        </w:rPr>
+      </w:pPr>
+      <w:r>
+        <w:rPr>
+          <w:rFonts w:ascii="Arial Narrow" w:eastAsia="Arial Narrow" w:hAnsi="Arial Narrow" w:cs="Arial Narrow"/>
+          <w:b/>
+          <w:color w:val="000000"/>
+          <w:kern w:val="0"/>
+          <w:lang w:eastAsia="es-PE"/>
+          <ns2:ligatures ns2:val="none"/>
         </w:rPr>
         <w:t>DENUNCIADO</w:t>
       </w:r>
@@ -222,7 +222,7 @@
           <w:color w:val="000000"/>
           <w:kern w:val="0"/>
           <w:lang w:eastAsia="es-PE"/>
-          <w14:ligatures w14:val="none"/>
+          <ns2:ligatures ns2:val="none"/>
         </w:rPr>
         <w:t>S</w:t>
       </w:r>
@@ -233,7 +233,7 @@
           <w:color w:val="000000"/>
           <w:kern w:val="0"/>
           <w:lang w:eastAsia="es-PE"/>
-          <w14:ligatures w14:val="none"/>
+          <ns2:ligatures ns2:val="none"/>
         </w:rPr>
         <w:tab/>
         <w:t>:</w:t>
@@ -245,7 +245,7 @@
           <w:color w:val="000000"/>
           <w:kern w:val="0"/>
           <w:lang w:eastAsia="es-PE"/>
-          <w14:ligatures w14:val="none"/>
+          <ns2:ligatures ns2:val="none"/>
         </w:rPr>
         <w:tab/>
       </w:r>
@@ -256,7 +256,7 @@
           <w:color w:val="000000"/>
           <w:kern w:val="0"/>
           <w:lang w:eastAsia="es-PE"/>
-          <w14:ligatures w14:val="none"/>
+          <ns2:ligatures ns2:val="none"/>
         </w:rPr>
         <w:t>BANCO DE CRÉDITO DEL PERÚ S.A</w:t>
       </w:r>
@@ -267,7 +267,7 @@
           <w:color w:val="000000"/>
           <w:kern w:val="0"/>
           <w:lang w:eastAsia="es-PE"/>
-          <w14:ligatures w14:val="none"/>
+          <ns2:ligatures ns2:val="none"/>
         </w:rPr>
         <w:t xml:space="preserve">. </w:t>
       </w:r>
@@ -278,7 +278,7 @@
           <w:color w:val="000000"/>
           <w:kern w:val="0"/>
           <w:lang w:eastAsia="es-PE"/>
-          <w14:ligatures w14:val="none"/>
+          <ns2:ligatures ns2:val="none"/>
         </w:rPr>
         <w:t>(</w:t>
       </w:r>
@@ -289,7 +289,7 @@
           <w:color w:val="000000"/>
           <w:kern w:val="0"/>
           <w:lang w:eastAsia="es-PE"/>
-          <w14:ligatures w14:val="none"/>
+          <ns2:ligatures ns2:val="none"/>
         </w:rPr>
         <w:t>BCP</w:t>
       </w:r>
@@ -300,7 +300,7 @@
           <w:color w:val="000000"/>
           <w:kern w:val="0"/>
           <w:lang w:eastAsia="es-PE"/>
-          <w14:ligatures w14:val="none"/>
+          <ns2:ligatures ns2:val="none"/>
         </w:rPr>
         <w:t>)</w:t>
       </w:r>
@@ -311,12 +311,12 @@
           <w:color w:val="000000"/>
           <w:kern w:val="0"/>
           <w:lang w:eastAsia="es-PE"/>
-          <w14:ligatures w14:val="none"/>
+          <ns2:ligatures ns2:val="none"/>
         </w:rPr>
         <w:tab/>
       </w:r>
     </w:p>
-    <w:p>
+    <w:p ns2:paraId="7A8D6D8D" ns2:textId="290FE337">
       <w:pPr>
         <w:tabs>
           <w:tab w:val="left" w:pos="1701"/>
@@ -332,17 +332,17 @@
           <w:color w:val="000000"/>
           <w:kern w:val="0"/>
           <w:lang w:eastAsia="es-PE"/>
-          <w14:ligatures w14:val="none"/>
-        </w:rPr>
-      </w:pPr>
-      <w:r>
-        <w:rPr>
-          <w:rFonts w:ascii="Arial Narrow" w:eastAsia="Arial Narrow" w:hAnsi="Arial Narrow" w:cs="Arial Narrow"/>
-          <w:b/>
-          <w:color w:val="000000"/>
-          <w:kern w:val="0"/>
-          <w:lang w:eastAsia="es-PE"/>
-          <w14:ligatures w14:val="none"/>
+          <ns2:ligatures ns2:val="none"/>
+        </w:rPr>
+      </w:pPr>
+      <w:r>
+        <w:rPr>
+          <w:rFonts w:ascii="Arial Narrow" w:eastAsia="Arial Narrow" w:hAnsi="Arial Narrow" w:cs="Arial Narrow"/>
+          <w:b/>
+          <w:color w:val="000000"/>
+          <w:kern w:val="0"/>
+          <w:lang w:eastAsia="es-PE"/>
+          <ns2:ligatures ns2:val="none"/>
         </w:rPr>
         <w:tab/>
       </w:r>
@@ -353,7 +353,7 @@
           <w:color w:val="000000"/>
           <w:kern w:val="0"/>
           <w:lang w:eastAsia="es-PE"/>
-          <w14:ligatures w14:val="none"/>
+          <ns2:ligatures ns2:val="none"/>
         </w:rPr>
         <w:t>:</w:t>
       </w:r>
@@ -364,13 +364,13 @@
           <w:color w:val="000000"/>
           <w:kern w:val="0"/>
           <w:lang w:eastAsia="es-PE"/>
-          <w14:ligatures w14:val="none"/>
+          <ns2:ligatures ns2:val="none"/>
         </w:rPr>
         <w:tab/>
         <w:t>PACÍFICO COMPAÑÍA DE SEGUROS Y REASEGUROS S.A. (PACÍFICO)</w:t>
       </w:r>
     </w:p>
-    <w:p>
+    <w:p ns2:paraId="2500BC77" ns2:textId="77777777">
       <w:pPr>
         <w:tabs>
           <w:tab w:val="left" w:pos="1701"/>
@@ -385,17 +385,17 @@
           <w:color w:val="000000"/>
           <w:kern w:val="0"/>
           <w:lang w:eastAsia="es-PE"/>
-          <w14:ligatures w14:val="none"/>
-        </w:rPr>
-      </w:pPr>
-      <w:r>
-        <w:rPr>
-          <w:rFonts w:ascii="Arial Narrow" w:eastAsia="Arial Narrow" w:hAnsi="Arial Narrow" w:cs="Arial Narrow"/>
-          <w:b/>
-          <w:color w:val="000000"/>
-          <w:kern w:val="0"/>
-          <w:lang w:eastAsia="es-PE"/>
-          <w14:ligatures w14:val="none"/>
+          <ns2:ligatures ns2:val="none"/>
+        </w:rPr>
+      </w:pPr>
+      <w:r>
+        <w:rPr>
+          <w:rFonts w:ascii="Arial Narrow" w:eastAsia="Arial Narrow" w:hAnsi="Arial Narrow" w:cs="Arial Narrow"/>
+          <w:b/>
+          <w:color w:val="000000"/>
+          <w:kern w:val="0"/>
+          <w:lang w:eastAsia="es-PE"/>
+          <ns2:ligatures ns2:val="none"/>
         </w:rPr>
         <w:t>MATERIAS</w:t>
       </w:r>
@@ -406,7 +406,7 @@
           <w:color w:val="000000"/>
           <w:kern w:val="0"/>
           <w:lang w:eastAsia="es-PE"/>
-          <w14:ligatures w14:val="none"/>
+          <ns2:ligatures ns2:val="none"/>
         </w:rPr>
         <w:tab/>
         <w:t xml:space="preserve">: </w:t>
@@ -418,13 +418,13 @@
           <w:color w:val="000000"/>
           <w:kern w:val="0"/>
           <w:lang w:eastAsia="es-PE"/>
-          <w14:ligatures w14:val="none"/>
+          <ns2:ligatures ns2:val="none"/>
         </w:rPr>
         <w:tab/>
         <w:t>ADMISIÓN A TRÁMITE</w:t>
       </w:r>
     </w:p>
-    <w:p>
+    <w:p ns2:paraId="284AD768" ns2:textId="7828DE75">
       <w:pPr>
         <w:tabs>
           <w:tab w:val="left" w:pos="1701"/>
@@ -439,17 +439,17 @@
           <w:color w:val="000000"/>
           <w:kern w:val="0"/>
           <w:lang w:eastAsia="es-PE"/>
-          <w14:ligatures w14:val="none"/>
-        </w:rPr>
-      </w:pPr>
-      <w:r>
-        <w:rPr>
-          <w:rFonts w:ascii="Arial Narrow" w:eastAsia="Arial Narrow" w:hAnsi="Arial Narrow" w:cs="Arial Narrow"/>
-          <w:b/>
-          <w:color w:val="000000"/>
-          <w:kern w:val="0"/>
-          <w:lang w:eastAsia="es-PE"/>
-          <w14:ligatures w14:val="none"/>
+          <ns2:ligatures ns2:val="none"/>
+        </w:rPr>
+      </w:pPr>
+      <w:r>
+        <w:rPr>
+          <w:rFonts w:ascii="Arial Narrow" w:eastAsia="Arial Narrow" w:hAnsi="Arial Narrow" w:cs="Arial Narrow"/>
+          <w:b/>
+          <w:color w:val="000000"/>
+          <w:kern w:val="0"/>
+          <w:lang w:eastAsia="es-PE"/>
+          <ns2:ligatures ns2:val="none"/>
         </w:rPr>
         <w:t>REQUERIMIENTO DE INFORMACIÓN</w:t>
       </w:r>
@@ -460,12 +460,12 @@
           <w:color w:val="000000"/>
           <w:kern w:val="0"/>
           <w:lang w:eastAsia="es-PE"/>
-          <w14:ligatures w14:val="none"/>
+          <ns2:ligatures ns2:val="none"/>
         </w:rPr>
         <w:t xml:space="preserve"> </w:t>
       </w:r>
     </w:p>
-    <w:p>
+    <w:p ns2:paraId="5A3670C5" ns2:textId="471AA1B3">
       <w:pPr>
         <w:tabs>
           <w:tab w:val="left" w:pos="1701"/>
@@ -479,17 +479,17 @@
           <w:color w:val="000000"/>
           <w:kern w:val="0"/>
           <w:lang w:eastAsia="es-PE"/>
-          <w14:ligatures w14:val="none"/>
-        </w:rPr>
-      </w:pPr>
-      <w:r>
-        <w:rPr>
-          <w:rFonts w:ascii="Arial Narrow" w:eastAsia="Arial Narrow" w:hAnsi="Arial Narrow" w:cs="Arial Narrow"/>
-          <w:b/>
-          <w:color w:val="000000"/>
-          <w:kern w:val="0"/>
-          <w:lang w:eastAsia="es-PE"/>
-          <w14:ligatures w14:val="none"/>
+          <ns2:ligatures ns2:val="none"/>
+        </w:rPr>
+      </w:pPr>
+      <w:r>
+        <w:rPr>
+          <w:rFonts w:ascii="Arial Narrow" w:eastAsia="Arial Narrow" w:hAnsi="Arial Narrow" w:cs="Arial Narrow"/>
+          <w:b/>
+          <w:color w:val="000000"/>
+          <w:kern w:val="0"/>
+          <w:lang w:eastAsia="es-PE"/>
+          <ns2:ligatures ns2:val="none"/>
         </w:rPr>
         <w:t xml:space="preserve">RESOLUCIÓN </w:t>
       </w:r>
@@ -500,7 +500,7 @@
           <w:color w:val="000000"/>
           <w:kern w:val="0"/>
           <w:lang w:eastAsia="es-PE"/>
-          <w14:ligatures w14:val="none"/>
+          <ns2:ligatures ns2:val="none"/>
         </w:rPr>
         <w:tab/>
         <w:t>:</w:t>
@@ -512,7 +512,7 @@
           <w:color w:val="000000"/>
           <w:kern w:val="0"/>
           <w:lang w:eastAsia="es-PE"/>
-          <w14:ligatures w14:val="none"/>
+          <ns2:ligatures ns2:val="none"/>
         </w:rPr>
         <w:tab/>
       </w:r>
@@ -523,12 +523,12 @@
           <w:color w:val="000000"/>
           <w:kern w:val="0"/>
           <w:lang w:eastAsia="es-PE"/>
-          <w14:ligatures w14:val="none"/>
+          <ns2:ligatures ns2:val="none"/>
         </w:rPr>
         <w:t>1</w:t>
       </w:r>
     </w:p>
-    <w:p>
+    <w:p ns2:paraId="7591140C" ns2:textId="77777777">
       <w:pPr>
         <w:tabs>
           <w:tab w:val="left" w:pos="1014"/>
@@ -541,11 +541,11 @@
           <w:kern w:val="0"/>
           <w:shd w:val="clear" w:color="auto" w:fill="FFFFFF"/>
           <w:lang w:eastAsia="es-PE"/>
-          <w14:ligatures w14:val="none"/>
-        </w:rPr>
-      </w:pPr>
-    </w:p>
-    <w:p>
+          <ns2:ligatures ns2:val="none"/>
+        </w:rPr>
+      </w:pPr>
+    </w:p>
+    <w:p ns2:paraId="59BB126F" ns2:textId="0CF0163D">
       <w:pPr>
         <w:tabs>
           <w:tab w:val="left" w:pos="1014"/>
@@ -558,7 +558,7 @@
           <w:kern w:val="0"/>
           <w:shd w:val="clear" w:color="auto" w:fill="FFFFFF"/>
           <w:lang w:eastAsia="es-PE"/>
-          <w14:ligatures w14:val="none"/>
+          <ns2:ligatures ns2:val="none"/>
         </w:rPr>
       </w:pPr>
       <w:r>
@@ -568,7 +568,7 @@
           <w:kern w:val="0"/>
           <w:shd w:val="clear" w:color="auto" w:fill="FFFFFF"/>
           <w:lang w:eastAsia="es-PE"/>
-          <w14:ligatures w14:val="none"/>
+          <ns2:ligatures ns2:val="none"/>
         </w:rPr>
         <w:t xml:space="preserve">Lima, </w:t>
       </w:r>
@@ -579,7 +579,7 @@
           <w:kern w:val="0"/>
           <w:shd w:val="clear" w:color="auto" w:fill="FFFFFF"/>
           <w:lang w:eastAsia="es-PE"/>
-          <w14:ligatures w14:val="none"/>
+          <ns2:ligatures ns2:val="none"/>
         </w:rPr>
         <w:t xml:space="preserve">28 de noviembre </w:t>
       </w:r>
@@ -590,7 +590,7 @@
           <w:kern w:val="0"/>
           <w:shd w:val="clear" w:color="auto" w:fill="FFFFFF"/>
           <w:lang w:eastAsia="es-PE"/>
-          <w14:ligatures w14:val="none"/>
+          <ns2:ligatures ns2:val="none"/>
         </w:rPr>
         <w:t>de 202</w:t>
       </w:r>
@@ -601,12 +601,12 @@
           <w:kern w:val="0"/>
           <w:shd w:val="clear" w:color="auto" w:fill="FFFFFF"/>
           <w:lang w:eastAsia="es-PE"/>
-          <w14:ligatures w14:val="none"/>
+          <ns2:ligatures ns2:val="none"/>
         </w:rPr>
         <w:t>5</w:t>
       </w:r>
     </w:p>
-    <w:p>
+    <w:p ns2:paraId="78BF12C0" ns2:textId="77777777">
       <w:pPr>
         <w:tabs>
           <w:tab w:val="left" w:pos="1014"/>
@@ -618,11 +618,11 @@
           <w:color w:val="000000"/>
           <w:kern w:val="0"/>
           <w:lang w:eastAsia="es-PE"/>
-          <w14:ligatures w14:val="none"/>
-        </w:rPr>
-      </w:pPr>
-    </w:p>
-    <w:p>
+          <ns2:ligatures ns2:val="none"/>
+        </w:rPr>
+      </w:pPr>
+    </w:p>
+    <w:p ns2:paraId="553F3534" ns2:textId="77777777">
       <w:pPr>
         <w:numPr>
           <w:ilvl w:val="0"/>
@@ -636,22 +636,22 @@
           <w:color w:val="000000"/>
           <w:kern w:val="0"/>
           <w:lang w:eastAsia="es-PE"/>
-          <w14:ligatures w14:val="none"/>
-        </w:rPr>
-      </w:pPr>
-      <w:r>
-        <w:rPr>
-          <w:rFonts w:ascii="Arial Narrow" w:eastAsia="Arial Narrow" w:hAnsi="Arial Narrow" w:cs="Arial Narrow"/>
-          <w:b/>
-          <w:color w:val="000000"/>
-          <w:kern w:val="0"/>
-          <w:lang w:eastAsia="es-PE"/>
-          <w14:ligatures w14:val="none"/>
+          <ns2:ligatures ns2:val="none"/>
+        </w:rPr>
+      </w:pPr>
+      <w:r>
+        <w:rPr>
+          <w:rFonts w:ascii="Arial Narrow" w:eastAsia="Arial Narrow" w:hAnsi="Arial Narrow" w:cs="Arial Narrow"/>
+          <w:b/>
+          <w:color w:val="000000"/>
+          <w:kern w:val="0"/>
+          <w:lang w:eastAsia="es-PE"/>
+          <ns2:ligatures ns2:val="none"/>
         </w:rPr>
         <w:t xml:space="preserve">HECHOS </w:t>
       </w:r>
     </w:p>
-    <w:p>
+    <w:p ns2:paraId="74E8E3A1" ns2:textId="77777777">
       <w:pPr>
         <w:spacing w:after="0" w:line="240" w:lineRule="auto"/>
         <w:jc w:val="both"/>
@@ -660,11 +660,11 @@
           <w:color w:val="000000"/>
           <w:kern w:val="0"/>
           <w:lang w:eastAsia="es-PE"/>
-          <w14:ligatures w14:val="none"/>
-        </w:rPr>
-      </w:pPr>
-    </w:p>
-    <w:p>
+          <ns2:ligatures ns2:val="none"/>
+        </w:rPr>
+      </w:pPr>
+    </w:p>
+    <w:p ns2:paraId="25718C3B" ns2:textId="768E11FA">
       <w:pPr>
         <w:numPr>
           <w:ilvl w:val="1"/>
@@ -678,16 +678,16 @@
           <w:color w:val="000000"/>
           <w:kern w:val="0"/>
           <w:lang w:val="es-ES" w:eastAsia="es-ES"/>
-          <w14:ligatures w14:val="none"/>
-        </w:rPr>
-      </w:pPr>
-      <w:r>
-        <w:rPr>
-          <w:rFonts w:ascii="Arial Narrow" w:eastAsia="Times New Roman" w:hAnsi="Arial Narrow" w:cs="Arial"/>
-          <w:color w:val="000000"/>
-          <w:kern w:val="0"/>
-          <w:lang w:val="es-ES" w:eastAsia="es-ES"/>
-          <w14:ligatures w14:val="none"/>
+          <ns2:ligatures ns2:val="none"/>
+        </w:rPr>
+      </w:pPr>
+      <w:r>
+        <w:rPr>
+          <w:rFonts w:ascii="Arial Narrow" w:eastAsia="Times New Roman" w:hAnsi="Arial Narrow" w:cs="Arial"/>
+          <w:color w:val="000000"/>
+          <w:kern w:val="0"/>
+          <w:lang w:val="es-ES" w:eastAsia="es-ES"/>
+          <ns2:ligatures ns2:val="none"/>
         </w:rPr>
         <w:t xml:space="preserve">Mediante el escrito del 15 de octubre de 2025, la señora [APELLIDO] denunció al BCP y a Pacífico por presuntas infracciones a la Ley 29571, Código de Protección y Defensa del Consumidor (en adelante, Código), señalando lo siguiente:</w:t>
       </w:r>
@@ -697,7 +697,7 @@
           <w:color w:val="000000"/>
           <w:kern w:val="0"/>
           <w:lang w:val="es-ES" w:eastAsia="es-ES"/>
-          <w14:ligatures w14:val="none"/>
+          <ns2:ligatures ns2:val="none"/>
         </w:rPr>
         <w:t xml:space="preserve"/>
       </w:r>
@@ -707,7 +707,7 @@
           <w:color w:val="000000"/>
           <w:kern w:val="0"/>
           <w:lang w:val="es-ES" w:eastAsia="es-ES"/>
-          <w14:ligatures w14:val="none"/>
+          <ns2:ligatures ns2:val="none"/>
         </w:rPr>
         <w:t xml:space="preserve"/>
       </w:r>
@@ -717,7 +717,7 @@
           <w:color w:val="000000"/>
           <w:kern w:val="0"/>
           <w:lang w:val="es-ES" w:eastAsia="es-ES"/>
-          <w14:ligatures w14:val="none"/>
+          <ns2:ligatures ns2:val="none"/>
         </w:rPr>
         <w:t/>
       </w:r>
@@ -727,7 +727,7 @@
           <w:color w:val="000000"/>
           <w:kern w:val="0"/>
           <w:lang w:val="es-ES" w:eastAsia="es-ES"/>
-          <w14:ligatures w14:val="none"/>
+          <ns2:ligatures ns2:val="none"/>
         </w:rPr>
         <w:t/>
       </w:r>
@@ -737,7 +737,7 @@
           <w:color w:val="000000"/>
           <w:kern w:val="0"/>
           <w:lang w:val="es-ES" w:eastAsia="es-ES"/>
-          <w14:ligatures w14:val="none"/>
+          <ns2:ligatures ns2:val="none"/>
         </w:rPr>
         <w:t xml:space="preserve"/>
       </w:r>
@@ -747,7 +747,7 @@
           <w:color w:val="000000"/>
           <w:kern w:val="0"/>
           <w:lang w:val="es-ES" w:eastAsia="es-ES"/>
-          <w14:ligatures w14:val="none"/>
+          <ns2:ligatures ns2:val="none"/>
         </w:rPr>
         <w:t/>
       </w:r>
@@ -758,7 +758,7 @@
           <w:color w:val="000000"/>
           <w:kern w:val="0"/>
           <w:lang w:val="es-ES" w:eastAsia="es-ES"/>
-          <w14:ligatures w14:val="none"/>
+          <ns2:ligatures ns2:val="none"/>
           <w:vertAlign w:val="superscript"/>
         </w:rPr>
         <w:footnoteReference w:id="1"/>
@@ -769,7 +769,7 @@
           <w:color w:val="000000"/>
           <w:kern w:val="0"/>
           <w:lang w:val="es-ES" w:eastAsia="es-ES"/>
-          <w14:ligatures w14:val="none"/>
+          <ns2:ligatures ns2:val="none"/>
         </w:rPr>
         <w:t xml:space="preserve"/>
       </w:r>
@@ -779,7 +779,7 @@
           <w:color w:val="000000"/>
           <w:kern w:val="0"/>
           <w:lang w:val="es-ES" w:eastAsia="es-ES"/>
-          <w14:ligatures w14:val="none"/>
+          <ns2:ligatures ns2:val="none"/>
         </w:rPr>
         <w:t/>
       </w:r>
@@ -787,7 +787,7 @@
         <w:rPr>
           <w:rFonts w:ascii="Arial Narrow" w:eastAsia="Calibri" w:hAnsi="Arial Narrow" w:cs="Arial"/>
           <w:kern w:val="0"/>
-          <w14:ligatures w14:val="none"/>
+          <ns2:ligatures ns2:val="none"/>
         </w:rPr>
         <w:t xml:space="preserve"/>
       </w:r>
@@ -795,7 +795,7 @@
         <w:rPr>
           <w:rFonts w:ascii="Arial Narrow" w:eastAsia="Calibri" w:hAnsi="Arial Narrow" w:cs="Arial"/>
           <w:kern w:val="0"/>
-          <w14:ligatures w14:val="none"/>
+          <ns2:ligatures ns2:val="none"/>
         </w:rPr>
         <w:t/>
       </w:r>
@@ -805,7 +805,7 @@
           <w:color w:val="000000"/>
           <w:kern w:val="0"/>
           <w:lang w:val="es-ES" w:eastAsia="es-ES"/>
-          <w14:ligatures w14:val="none"/>
+          <ns2:ligatures ns2:val="none"/>
         </w:rPr>
         <w:t/>
       </w:r>
@@ -815,7 +815,7 @@
           <w:color w:val="000000"/>
           <w:kern w:val="0"/>
           <w:lang w:val="es-ES" w:eastAsia="es-ES"/>
-          <w14:ligatures w14:val="none"/>
+          <ns2:ligatures ns2:val="none"/>
         </w:rPr>
         <w:t/>
       </w:r>
@@ -825,7 +825,7 @@
           <w:color w:val="000000"/>
           <w:kern w:val="0"/>
           <w:lang w:val="es-ES" w:eastAsia="es-ES"/>
-          <w14:ligatures w14:val="none"/>
+          <ns2:ligatures ns2:val="none"/>
         </w:rPr>
         <w:t xml:space="preserve"/>
       </w:r>
@@ -835,7 +835,7 @@
           <w:color w:val="000000"/>
           <w:kern w:val="0"/>
           <w:lang w:val="es-ES" w:eastAsia="es-ES"/>
-          <w14:ligatures w14:val="none"/>
+          <ns2:ligatures ns2:val="none"/>
         </w:rPr>
         <w:t/>
       </w:r>
@@ -847,7 +847,7 @@
           <w:kern w:val="0"/>
           <w:vertAlign w:val="superscript"/>
           <w:lang w:val="es-ES" w:eastAsia="es-ES"/>
-          <w14:ligatures w14:val="none"/>
+          <ns2:ligatures ns2:val="none"/>
         </w:rPr>
         <w:footnoteReference w:id="2"/>
       </w:r>
@@ -857,7 +857,7 @@
           <w:color w:val="000000"/>
           <w:kern w:val="0"/>
           <w:lang w:val="es-ES" w:eastAsia="es-ES"/>
-          <w14:ligatures w14:val="none"/>
+          <ns2:ligatures ns2:val="none"/>
         </w:rPr>
         <w:t xml:space="preserve"/>
       </w:r>
@@ -868,12 +868,12 @@
           <w:color w:val="000000"/>
           <w:kern w:val="0"/>
           <w:lang w:val="es-ES" w:eastAsia="es-ES"/>
-          <w14:ligatures w14:val="none"/>
+          <ns2:ligatures ns2:val="none"/>
         </w:rPr>
         <w:t/>
       </w:r>
     </w:p>
-    <w:p>
+    <w:p ns2:paraId="42CB217E" ns2:textId="77777777">
       <w:pPr>
         <w:spacing w:after="0" w:line="240" w:lineRule="auto"/>
         <w:jc w:val="both"/>
@@ -882,11 +882,11 @@
           <w:color w:val="000000"/>
           <w:kern w:val="0"/>
           <w:lang w:eastAsia="es-ES"/>
-          <w14:ligatures w14:val="none"/>
-        </w:rPr>
-      </w:pPr>
-    </w:p>
-    <w:p>
+          <ns2:ligatures ns2:val="none"/>
+        </w:rPr>
+      </w:pPr>
+    </w:p>
+    <w:p ns2:paraId="1C48C736" ns2:textId="2E4BB499">
       <w:pPr>
         <w:pStyle w:val="Prrafodelista"/>
         <w:numPr>
@@ -905,7 +905,7 @@
           <w:color w:val="000000"/>
           <w:kern w:val="0"/>
           <w:lang w:val="es-ES" w:eastAsia="es-ES"/>
-          <w14:ligatures w14:val="none"/>
+          <ns2:ligatures ns2:val="none"/>
         </w:rPr>
       </w:pPr>
       <w:r>
@@ -914,7 +914,7 @@
           <w:color w:val="000000"/>
           <w:kern w:val="0"/>
           <w:lang w:eastAsia="es-ES"/>
-          <w14:ligatures w14:val="none"/>
+          <ns2:ligatures ns2:val="none"/>
         </w:rPr>
         <w:t>El día 27 de mayo de 2021</w:t>
       </w:r>
@@ -924,7 +924,7 @@
           <w:color w:val="000000"/>
           <w:kern w:val="0"/>
           <w:lang w:eastAsia="es-ES"/>
-          <w14:ligatures w14:val="none"/>
+          <ns2:ligatures ns2:val="none"/>
         </w:rPr>
         <w:t>,</w:t>
       </w:r>
@@ -934,7 +934,7 @@
           <w:color w:val="000000"/>
           <w:kern w:val="0"/>
           <w:lang w:eastAsia="es-ES"/>
-          <w14:ligatures w14:val="none"/>
+          <ns2:ligatures ns2:val="none"/>
         </w:rPr>
         <w:t xml:space="preserve"> adquirió </w:t>
       </w:r>
@@ -944,7 +944,7 @@
           <w:color w:val="000000"/>
           <w:kern w:val="0"/>
           <w:lang w:eastAsia="es-ES"/>
-          <w14:ligatures w14:val="none"/>
+          <ns2:ligatures ns2:val="none"/>
         </w:rPr>
         <w:t xml:space="preserve">a través del BCP </w:t>
       </w:r>
@@ -954,7 +954,7 @@
           <w:color w:val="000000"/>
           <w:kern w:val="0"/>
           <w:lang w:eastAsia="es-ES"/>
-          <w14:ligatures w14:val="none"/>
+          <ns2:ligatures ns2:val="none"/>
         </w:rPr>
         <w:t xml:space="preserve">un </w:t>
       </w:r>
@@ -964,7 +964,7 @@
           <w:color w:val="000000"/>
           <w:kern w:val="0"/>
           <w:lang w:eastAsia="es-ES"/>
-          <w14:ligatures w14:val="none"/>
+          <ns2:ligatures ns2:val="none"/>
         </w:rPr>
         <w:t>seguro de vida con devolución plus</w:t>
       </w:r>
@@ -974,7 +974,7 @@
           <w:color w:val="000000"/>
           <w:kern w:val="0"/>
           <w:lang w:eastAsia="es-ES"/>
-          <w14:ligatures w14:val="none"/>
+          <ns2:ligatures ns2:val="none"/>
         </w:rPr>
         <w:t xml:space="preserve"> asociada a la Póliza </w:t>
       </w:r>
@@ -985,7 +985,7 @@
           <w:color w:val="000000"/>
           <w:kern w:val="0"/>
           <w:lang w:eastAsia="es-ES"/>
-          <w14:ligatures w14:val="none"/>
+          <ns2:ligatures ns2:val="none"/>
         </w:rPr>
         <w:t/>
       </w:r>
@@ -996,7 +996,7 @@
           <w:color w:val="000000"/>
           <w:kern w:val="0"/>
           <w:lang w:eastAsia="es-ES"/>
-          <w14:ligatures w14:val="none"/>
+          <ns2:ligatures ns2:val="none"/>
         </w:rPr>
         <w:t xml:space="preserve"> 2000154214</w:t>
       </w:r>
@@ -1006,12 +1006,12 @@
           <w:color w:val="000000"/>
           <w:kern w:val="0"/>
           <w:lang w:eastAsia="es-ES"/>
-          <w14:ligatures w14:val="none"/>
+          <ns2:ligatures ns2:val="none"/>
         </w:rPr>
         <w:t xml:space="preserve"> (cobertura de S/ 100 000,00 o devolución del 120% de primas a los 12 años), acordando el pago de una prima mensual de S/ 150.00.</w:t>
       </w:r>
     </w:p>
-    <w:p>
+    <w:p ns2:paraId="5C4713B7" ns2:textId="77777777">
       <w:pPr>
         <w:pStyle w:val="Prrafodelista"/>
         <w:spacing w:after="0" w:line="240" w:lineRule="auto"/>
@@ -1022,11 +1022,11 @@
           <w:color w:val="000000"/>
           <w:kern w:val="0"/>
           <w:lang w:val="es-ES" w:eastAsia="es-ES"/>
-          <w14:ligatures w14:val="none"/>
-        </w:rPr>
-      </w:pPr>
-    </w:p>
-    <w:p>
+          <ns2:ligatures ns2:val="none"/>
+        </w:rPr>
+      </w:pPr>
+    </w:p>
+    <w:p ns2:paraId="2F7362C7" ns2:textId="77777777">
       <w:pPr>
         <w:pStyle w:val="Prrafodelista"/>
         <w:numPr>
@@ -1045,7 +1045,7 @@
           <w:color w:val="000000"/>
           <w:kern w:val="0"/>
           <w:lang w:val="es-ES" w:eastAsia="es-ES"/>
-          <w14:ligatures w14:val="none"/>
+          <ns2:ligatures ns2:val="none"/>
         </w:rPr>
       </w:pPr>
       <w:r>
@@ -1054,7 +1054,7 @@
           <w:color w:val="000000"/>
           <w:kern w:val="0"/>
           <w:lang w:eastAsia="es-ES"/>
-          <w14:ligatures w14:val="none"/>
+          <ns2:ligatures ns2:val="none"/>
         </w:rPr>
         <w:t xml:space="preserve">El 13 de junio de 2025, </w:t>
       </w:r>
@@ -1064,7 +1064,7 @@
           <w:color w:val="000000"/>
           <w:kern w:val="0"/>
           <w:lang w:eastAsia="es-ES"/>
-          <w14:ligatures w14:val="none"/>
+          <ns2:ligatures ns2:val="none"/>
         </w:rPr>
         <w:t xml:space="preserve">luego de evidenciar algunas inconsistencias, presentó el Reclamo </w:t>
       </w:r>
@@ -1075,7 +1075,7 @@
           <w:color w:val="000000"/>
           <w:kern w:val="0"/>
           <w:lang w:eastAsia="es-ES"/>
-          <w14:ligatures w14:val="none"/>
+          <ns2:ligatures ns2:val="none"/>
         </w:rPr>
         <w:t/>
       </w:r>
@@ -1086,7 +1086,7 @@
           <w:color w:val="000000"/>
           <w:kern w:val="0"/>
           <w:lang w:eastAsia="es-ES"/>
-          <w14:ligatures w14:val="none"/>
+          <ns2:ligatures ns2:val="none"/>
         </w:rPr>
         <w:t xml:space="preserve"> C41535030 ante el BCP, dejando constancia de la falta de cobro de las primas de abril y mayo de 2025, atribuyendo la responsabilidad a defectos en el sistema de débitos automáticos del banco.</w:t>
       </w:r>
@@ -1096,12 +1096,12 @@
           <w:color w:val="000000"/>
           <w:kern w:val="0"/>
           <w:lang w:eastAsia="es-ES"/>
-          <w14:ligatures w14:val="none"/>
+          <ns2:ligatures ns2:val="none"/>
         </w:rPr>
         <w:t xml:space="preserve"> </w:t>
       </w:r>
     </w:p>
-    <w:p>
+    <w:p ns2:paraId="78A12B61" ns2:textId="77777777">
       <w:pPr>
         <w:pStyle w:val="Prrafodelista"/>
         <w:rPr>
@@ -1109,11 +1109,11 @@
           <w:color w:val="000000"/>
           <w:kern w:val="0"/>
           <w:lang w:eastAsia="es-ES"/>
-          <w14:ligatures w14:val="none"/>
-        </w:rPr>
-      </w:pPr>
-    </w:p>
-    <w:p>
+          <ns2:ligatures ns2:val="none"/>
+        </w:rPr>
+      </w:pPr>
+    </w:p>
+    <w:p ns2:paraId="626B5BFC" ns2:textId="24A6D62E">
       <w:pPr>
         <w:pStyle w:val="Prrafodelista"/>
         <w:numPr>
@@ -1132,7 +1132,7 @@
           <w:color w:val="000000"/>
           <w:kern w:val="0"/>
           <w:lang w:val="es-ES" w:eastAsia="es-ES"/>
-          <w14:ligatures w14:val="none"/>
+          <ns2:ligatures ns2:val="none"/>
         </w:rPr>
       </w:pPr>
       <w:r>
@@ -1141,12 +1141,12 @@
           <w:color w:val="000000"/>
           <w:kern w:val="0"/>
           <w:lang w:eastAsia="es-ES"/>
-          <w14:ligatures w14:val="none"/>
+          <ns2:ligatures ns2:val="none"/>
         </w:rPr>
         <w:t>Al consultar a Pacífico Seguros sobre el cobro de las primas, la entidad indicó que su sistema sí registraba los cobros, lo cual contradecía la información del BCP.</w:t>
       </w:r>
     </w:p>
-    <w:p>
+    <w:p ns2:paraId="74F59211" ns2:textId="77777777">
       <w:pPr>
         <w:pStyle w:val="Prrafodelista"/>
         <w:rPr>
@@ -1154,11 +1154,11 @@
           <w:color w:val="000000"/>
           <w:kern w:val="0"/>
           <w:lang w:val="es-ES" w:eastAsia="es-ES"/>
-          <w14:ligatures w14:val="none"/>
-        </w:rPr>
-      </w:pPr>
-    </w:p>
-    <w:p>
+          <ns2:ligatures ns2:val="none"/>
+        </w:rPr>
+      </w:pPr>
+    </w:p>
+    <w:p ns2:paraId="75E091B7" ns2:textId="206735CC">
       <w:pPr>
         <w:pStyle w:val="Prrafodelista"/>
         <w:numPr>
@@ -1177,7 +1177,7 @@
           <w:color w:val="000000"/>
           <w:kern w:val="0"/>
           <w:lang w:val="es-ES" w:eastAsia="es-ES"/>
-          <w14:ligatures w14:val="none"/>
+          <ns2:ligatures ns2:val="none"/>
         </w:rPr>
       </w:pPr>
       <w:r>
@@ -1186,7 +1186,7 @@
           <w:color w:val="000000"/>
           <w:kern w:val="0"/>
           <w:lang w:eastAsia="es-ES"/>
-          <w14:ligatures w14:val="none"/>
+          <ns2:ligatures ns2:val="none"/>
         </w:rPr>
         <w:t>Luego de revisar el extracto de pagos y detectar nuevas inconsistencias con los débitos del BCP, un representante de Pacífico Seguros informó que la póliza había sido emitida en diciembre de 2023 y no en mayo de 2021, fecha de celebración del contrato</w:t>
       </w:r>
@@ -1196,7 +1196,7 @@
           <w:color w:val="000000"/>
           <w:kern w:val="0"/>
           <w:lang w:eastAsia="es-ES"/>
-          <w14:ligatures w14:val="none"/>
+          <ns2:ligatures ns2:val="none"/>
         </w:rPr>
         <w:t xml:space="preserve"> de seguro de vida con devolución plus asociada a la Póliza </w:t>
       </w:r>
@@ -1207,7 +1207,7 @@
           <w:color w:val="000000"/>
           <w:kern w:val="0"/>
           <w:lang w:eastAsia="es-ES"/>
-          <w14:ligatures w14:val="none"/>
+          <ns2:ligatures ns2:val="none"/>
         </w:rPr>
         <w:t/>
       </w:r>
@@ -1218,12 +1218,12 @@
           <w:color w:val="000000"/>
           <w:kern w:val="0"/>
           <w:lang w:eastAsia="es-ES"/>
-          <w14:ligatures w14:val="none"/>
+          <ns2:ligatures ns2:val="none"/>
         </w:rPr>
         <w:t xml:space="preserve"> 2000154214.</w:t>
       </w:r>
     </w:p>
-    <w:p>
+    <w:p ns2:paraId="43430048" ns2:textId="77777777">
       <w:pPr>
         <w:pStyle w:val="Prrafodelista"/>
         <w:rPr>
@@ -1231,11 +1231,11 @@
           <w:color w:val="000000"/>
           <w:kern w:val="0"/>
           <w:lang w:eastAsia="es-ES"/>
-          <w14:ligatures w14:val="none"/>
-        </w:rPr>
-      </w:pPr>
-    </w:p>
-    <w:p>
+          <ns2:ligatures ns2:val="none"/>
+        </w:rPr>
+      </w:pPr>
+    </w:p>
+    <w:p ns2:paraId="2F9822D8" ns2:textId="2A6EC0A0">
       <w:pPr>
         <w:pStyle w:val="Prrafodelista"/>
         <w:numPr>
@@ -1254,7 +1254,7 @@
           <w:color w:val="000000"/>
           <w:kern w:val="0"/>
           <w:lang w:val="es-ES" w:eastAsia="es-ES"/>
-          <w14:ligatures w14:val="none"/>
+          <ns2:ligatures ns2:val="none"/>
         </w:rPr>
       </w:pPr>
       <w:r>
@@ -1263,12 +1263,12 @@
           <w:color w:val="000000"/>
           <w:kern w:val="0"/>
           <w:lang w:eastAsia="es-ES"/>
-          <w14:ligatures w14:val="none"/>
+          <ns2:ligatures ns2:val="none"/>
         </w:rPr>
         <w:t>La denunciante gestionó ante el BCP la regularización, solicitando el extracto de débitos y copia del contrato. No obstante, un representante del BCP señaló que la fecha de contratación regía desde mayo de 2021, lo cual contrastaba con la información de Pacífico.</w:t>
       </w:r>
     </w:p>
-    <w:p>
+    <w:p ns2:paraId="74B7833C" ns2:textId="77777777">
       <w:pPr>
         <w:pStyle w:val="Prrafodelista"/>
         <w:rPr>
@@ -1276,11 +1276,11 @@
           <w:color w:val="000000"/>
           <w:kern w:val="0"/>
           <w:lang w:eastAsia="es-ES"/>
-          <w14:ligatures w14:val="none"/>
-        </w:rPr>
-      </w:pPr>
-    </w:p>
-    <w:p>
+          <ns2:ligatures ns2:val="none"/>
+        </w:rPr>
+      </w:pPr>
+    </w:p>
+    <w:p ns2:paraId="50EE9CED" ns2:textId="0EE94233">
       <w:pPr>
         <w:pStyle w:val="Prrafodelista"/>
         <w:numPr>
@@ -1299,7 +1299,7 @@
           <w:color w:val="000000"/>
           <w:kern w:val="0"/>
           <w:lang w:val="es-ES" w:eastAsia="es-ES"/>
-          <w14:ligatures w14:val="none"/>
+          <ns2:ligatures ns2:val="none"/>
         </w:rPr>
       </w:pPr>
       <w:r>
@@ -1308,7 +1308,7 @@
           <w:color w:val="000000"/>
           <w:kern w:val="0"/>
           <w:lang w:eastAsia="es-ES"/>
-          <w14:ligatures w14:val="none"/>
+          <ns2:ligatures ns2:val="none"/>
         </w:rPr>
         <w:t xml:space="preserve">El 23 de junio de 2025, </w:t>
       </w:r>
@@ -1318,12 +1318,12 @@
           <w:color w:val="000000"/>
           <w:kern w:val="0"/>
           <w:lang w:eastAsia="es-ES"/>
-          <w14:ligatures w14:val="none"/>
+          <ns2:ligatures ns2:val="none"/>
         </w:rPr>
         <w:t>en respuesta al reclamo, el BCP se limitó a indicar que actuaba solo como intermediario, que el pago de las primas era por cobranza directa (no débito automático) y que la titular debía actualizar sus datos.</w:t>
       </w:r>
     </w:p>
-    <w:p>
+    <w:p ns2:paraId="646E4917" ns2:textId="77777777">
       <w:pPr>
         <w:pStyle w:val="Prrafodelista"/>
         <w:rPr>
@@ -1331,11 +1331,11 @@
           <w:color w:val="000000"/>
           <w:kern w:val="0"/>
           <w:lang w:val="es-ES" w:eastAsia="es-ES"/>
-          <w14:ligatures w14:val="none"/>
-        </w:rPr>
-      </w:pPr>
-    </w:p>
-    <w:p>
+          <ns2:ligatures ns2:val="none"/>
+        </w:rPr>
+      </w:pPr>
+    </w:p>
+    <w:p ns2:paraId="47C21F35" ns2:textId="5089F711">
       <w:pPr>
         <w:pStyle w:val="Prrafodelista"/>
         <w:numPr>
@@ -1354,16 +1354,16 @@
           <w:color w:val="000000"/>
           <w:kern w:val="0"/>
           <w:lang w:val="es-ES" w:eastAsia="es-ES"/>
-          <w14:ligatures w14:val="none"/>
-        </w:rPr>
-      </w:pPr>
-      <w:r>
-        <w:rPr>
-          <w:rFonts w:ascii="Arial Narrow" w:eastAsia="Times New Roman" w:hAnsi="Arial Narrow" w:cs="Arial"/>
-          <w:color w:val="000000"/>
-          <w:kern w:val="0"/>
-          <w:lang w:val="es-ES" w:eastAsia="es-ES"/>
-          <w14:ligatures w14:val="none"/>
+          <ns2:ligatures ns2:val="none"/>
+        </w:rPr>
+      </w:pPr>
+      <w:r>
+        <w:rPr>
+          <w:rFonts w:ascii="Arial Narrow" w:eastAsia="Times New Roman" w:hAnsi="Arial Narrow" w:cs="Arial"/>
+          <w:color w:val="000000"/>
+          <w:kern w:val="0"/>
+          <w:lang w:val="es-ES" w:eastAsia="es-ES"/>
+          <ns2:ligatures ns2:val="none"/>
         </w:rPr>
         <w:t xml:space="preserve">El 27 de junio </w:t>
       </w:r>
@@ -1373,7 +1373,7 @@
           <w:color w:val="000000"/>
           <w:kern w:val="0"/>
           <w:lang w:val="es-ES" w:eastAsia="es-ES"/>
-          <w14:ligatures w14:val="none"/>
+          <ns2:ligatures ns2:val="none"/>
         </w:rPr>
         <w:t xml:space="preserve">de 2025, </w:t>
       </w:r>
@@ -1383,12 +1383,12 @@
           <w:color w:val="000000"/>
           <w:kern w:val="0"/>
           <w:lang w:eastAsia="es-ES"/>
-          <w14:ligatures w14:val="none"/>
+          <ns2:ligatures ns2:val="none"/>
         </w:rPr>
         <w:t xml:space="preserve">presentó dos reclamos adicionales, manifestando su desacuerdo con el BCP, precisando los términos contractuales y solicitando la devolución total de los montos abonados más un 20% de interés como compensación. </w:t>
       </w:r>
     </w:p>
-    <w:p>
+    <w:p ns2:paraId="7D340B8B" ns2:textId="77777777">
       <w:pPr>
         <w:pStyle w:val="Prrafodelista"/>
         <w:rPr>
@@ -1396,11 +1396,11 @@
           <w:color w:val="000000"/>
           <w:kern w:val="0"/>
           <w:lang w:eastAsia="es-ES"/>
-          <w14:ligatures w14:val="none"/>
-        </w:rPr>
-      </w:pPr>
-    </w:p>
-    <w:p>
+          <ns2:ligatures ns2:val="none"/>
+        </w:rPr>
+      </w:pPr>
+    </w:p>
+    <w:p ns2:paraId="1283F2E0" ns2:textId="05451EFA">
       <w:pPr>
         <w:pStyle w:val="Prrafodelista"/>
         <w:numPr>
@@ -1419,7 +1419,7 @@
           <w:color w:val="000000"/>
           <w:kern w:val="0"/>
           <w:lang w:val="es-ES" w:eastAsia="es-ES"/>
-          <w14:ligatures w14:val="none"/>
+          <ns2:ligatures ns2:val="none"/>
         </w:rPr>
       </w:pPr>
       <w:r>
@@ -1428,13 +1428,13 @@
           <w:color w:val="000000"/>
           <w:kern w:val="0"/>
           <w:lang w:eastAsia="es-ES"/>
-          <w14:ligatures w14:val="none"/>
+          <ns2:ligatures ns2:val="none"/>
         </w:rPr>
         <w:lastRenderedPageBreak/>
         <w:t>Se habría verificado que el BCP efectuó 48 cargos mensuales por un seguro cuya póliza, emitida con vigencia 01/12/2023, no correspondía a la fecha de inicio de los pagos (27/05/2021), lo que resultó en la ausencia de cobertura durante treinta (30) meses.</w:t>
       </w:r>
     </w:p>
-    <w:p>
+    <w:p ns2:paraId="742106E4" ns2:textId="77777777">
       <w:pPr>
         <w:pStyle w:val="Prrafodelista"/>
         <w:rPr>
@@ -1442,11 +1442,11 @@
           <w:color w:val="000000"/>
           <w:kern w:val="0"/>
           <w:lang w:val="es-ES" w:eastAsia="es-ES"/>
-          <w14:ligatures w14:val="none"/>
-        </w:rPr>
-      </w:pPr>
-    </w:p>
-    <w:p>
+          <ns2:ligatures ns2:val="none"/>
+        </w:rPr>
+      </w:pPr>
+    </w:p>
+    <w:p ns2:paraId="3B1E1CBC" ns2:textId="29D3E193">
       <w:pPr>
         <w:pStyle w:val="Prrafodelista"/>
         <w:numPr>
@@ -1465,16 +1465,16 @@
           <w:color w:val="000000"/>
           <w:kern w:val="0"/>
           <w:lang w:val="es-ES" w:eastAsia="es-ES"/>
-          <w14:ligatures w14:val="none"/>
-        </w:rPr>
-      </w:pPr>
-      <w:r>
-        <w:rPr>
-          <w:rFonts w:ascii="Arial Narrow" w:eastAsia="Times New Roman" w:hAnsi="Arial Narrow" w:cs="Arial"/>
-          <w:color w:val="000000"/>
-          <w:kern w:val="0"/>
-          <w:lang w:val="es-ES" w:eastAsia="es-ES"/>
-          <w14:ligatures w14:val="none"/>
+          <ns2:ligatures ns2:val="none"/>
+        </w:rPr>
+      </w:pPr>
+      <w:r>
+        <w:rPr>
+          <w:rFonts w:ascii="Arial Narrow" w:eastAsia="Times New Roman" w:hAnsi="Arial Narrow" w:cs="Arial"/>
+          <w:color w:val="000000"/>
+          <w:kern w:val="0"/>
+          <w:lang w:val="es-ES" w:eastAsia="es-ES"/>
+          <ns2:ligatures ns2:val="none"/>
         </w:rPr>
         <w:t xml:space="preserve">El </w:t>
       </w:r>
@@ -1484,12 +1484,12 @@
           <w:color w:val="000000"/>
           <w:kern w:val="0"/>
           <w:lang w:val="es-ES" w:eastAsia="es-ES"/>
-          <w14:ligatures w14:val="none"/>
+          <ns2:ligatures ns2:val="none"/>
         </w:rPr>
         <w:t>BCP efectuó 48 cargos mensuales por un seguro de renta vitalicia cuya póliza fue emitida con una fecha de vigencia (01/12/2023) que no correspondía a la fecha de inicio de los pagos (27/05/2021), resultando en la ausencia de cobertura durante un período de treinta (30) meses.</w:t>
       </w:r>
     </w:p>
-    <w:p>
+    <w:p ns2:paraId="0BBA86E3" ns2:textId="77777777">
       <w:pPr>
         <w:pStyle w:val="Prrafodelista"/>
         <w:rPr>
@@ -1497,11 +1497,11 @@
           <w:color w:val="000000"/>
           <w:kern w:val="0"/>
           <w:lang w:val="es-ES" w:eastAsia="es-ES"/>
-          <w14:ligatures w14:val="none"/>
-        </w:rPr>
-      </w:pPr>
-    </w:p>
-    <w:p>
+          <ns2:ligatures ns2:val="none"/>
+        </w:rPr>
+      </w:pPr>
+    </w:p>
+    <w:p ns2:paraId="549C10CE" ns2:textId="77777777">
       <w:pPr>
         <w:pStyle w:val="Prrafodelista"/>
         <w:numPr>
@@ -1520,16 +1520,16 @@
           <w:color w:val="000000"/>
           <w:kern w:val="0"/>
           <w:lang w:val="es-ES" w:eastAsia="es-ES"/>
-          <w14:ligatures w14:val="none"/>
-        </w:rPr>
-      </w:pPr>
-      <w:r>
-        <w:rPr>
-          <w:rFonts w:ascii="Arial Narrow" w:eastAsia="Times New Roman" w:hAnsi="Arial Narrow" w:cs="Arial"/>
-          <w:color w:val="000000"/>
-          <w:kern w:val="0"/>
-          <w:lang w:val="es-ES" w:eastAsia="es-ES"/>
-          <w14:ligatures w14:val="none"/>
+          <ns2:ligatures ns2:val="none"/>
+        </w:rPr>
+      </w:pPr>
+      <w:r>
+        <w:rPr>
+          <w:rFonts w:ascii="Arial Narrow" w:eastAsia="Times New Roman" w:hAnsi="Arial Narrow" w:cs="Arial"/>
+          <w:color w:val="000000"/>
+          <w:kern w:val="0"/>
+          <w:lang w:val="es-ES" w:eastAsia="es-ES"/>
+          <ns2:ligatures ns2:val="none"/>
         </w:rPr>
         <w:t xml:space="preserve">El 21 de agosto de 2025, Pacífico Seguros reconoció el error de emisión en la póliza, </w:t>
       </w:r>
@@ -1539,7 +1539,7 @@
           <w:color w:val="000000"/>
           <w:kern w:val="0"/>
           <w:lang w:eastAsia="es-ES"/>
-          <w14:ligatures w14:val="none"/>
+          <ns2:ligatures ns2:val="none"/>
         </w:rPr>
         <w:t xml:space="preserve">Pese a ello, ambas entidades procedieron a la modificación unilateral de las condiciones contractuales. </w:t>
       </w:r>
@@ -1549,7 +1549,7 @@
           <w:color w:val="000000"/>
           <w:kern w:val="0"/>
           <w:lang w:val="es-ES" w:eastAsia="es-ES"/>
-          <w14:ligatures w14:val="none"/>
+          <ns2:ligatures ns2:val="none"/>
         </w:rPr>
         <w:t xml:space="preserve">Posteriormente, el BCP ofreció la devolución del monto total, inicialmente sin intereses, y luego con una </w:t>
       </w:r>
@@ -1560,7 +1560,7 @@
           <w:color w:val="000000"/>
           <w:kern w:val="0"/>
           <w:lang w:val="es-ES" w:eastAsia="es-ES"/>
-          <w14:ligatures w14:val="none"/>
+          <ns2:ligatures ns2:val="none"/>
         </w:rPr>
         <w:t>gift</w:t>
       </w:r>
@@ -1571,7 +1571,7 @@
           <w:color w:val="000000"/>
           <w:kern w:val="0"/>
           <w:lang w:val="es-ES" w:eastAsia="es-ES"/>
-          <w14:ligatures w14:val="none"/>
+          <ns2:ligatures ns2:val="none"/>
         </w:rPr>
         <w:t xml:space="preserve"> </w:t>
       </w:r>
@@ -1582,7 +1582,7 @@
           <w:color w:val="000000"/>
           <w:kern w:val="0"/>
           <w:lang w:val="es-ES" w:eastAsia="es-ES"/>
-          <w14:ligatures w14:val="none"/>
+          <ns2:ligatures ns2:val="none"/>
         </w:rPr>
         <w:t>card</w:t>
       </w:r>
@@ -1593,12 +1593,12 @@
           <w:color w:val="000000"/>
           <w:kern w:val="0"/>
           <w:lang w:val="es-ES" w:eastAsia="es-ES"/>
-          <w14:ligatures w14:val="none"/>
+          <ns2:ligatures ns2:val="none"/>
         </w:rPr>
         <w:t xml:space="preserve"> de S/ 200.00 como compensación, propuestas que fueron rechazadas por considerarse insuficientes frente al perjuicio.</w:t>
       </w:r>
     </w:p>
-    <w:p>
+    <w:p ns2:paraId="023D9FE8" ns2:textId="77777777">
       <w:pPr>
         <w:pStyle w:val="Prrafodelista"/>
         <w:rPr>
@@ -1606,11 +1606,11 @@
           <w:color w:val="000000"/>
           <w:kern w:val="0"/>
           <w:lang w:eastAsia="es-ES"/>
-          <w14:ligatures w14:val="none"/>
-        </w:rPr>
-      </w:pPr>
-    </w:p>
-    <w:p>
+          <ns2:ligatures ns2:val="none"/>
+        </w:rPr>
+      </w:pPr>
+    </w:p>
+    <w:p ns2:paraId="0951E896" ns2:textId="0C3F3684">
       <w:pPr>
         <w:pStyle w:val="Prrafodelista"/>
         <w:numPr>
@@ -1629,16 +1629,16 @@
           <w:color w:val="000000"/>
           <w:kern w:val="0"/>
           <w:lang w:val="es-ES" w:eastAsia="es-ES"/>
-          <w14:ligatures w14:val="none"/>
-        </w:rPr>
-      </w:pPr>
-      <w:r>
-        <w:rPr>
-          <w:rFonts w:ascii="Arial Narrow" w:eastAsia="Times New Roman" w:hAnsi="Arial Narrow" w:cs="Arial"/>
-          <w:color w:val="000000"/>
-          <w:kern w:val="0"/>
-          <w:lang w:val="es-ES" w:eastAsia="es-ES"/>
-          <w14:ligatures w14:val="none"/>
+          <ns2:ligatures ns2:val="none"/>
+        </w:rPr>
+      </w:pPr>
+      <w:r>
+        <w:rPr>
+          <w:rFonts w:ascii="Arial Narrow" w:eastAsia="Times New Roman" w:hAnsi="Arial Narrow" w:cs="Arial"/>
+          <w:color w:val="000000"/>
+          <w:kern w:val="0"/>
+          <w:lang w:val="es-ES" w:eastAsia="es-ES"/>
+          <ns2:ligatures ns2:val="none"/>
         </w:rPr>
         <w:t xml:space="preserve">Se considera que el </w:t>
       </w:r>
@@ -1648,7 +1648,7 @@
           <w:color w:val="000000"/>
           <w:kern w:val="0"/>
           <w:lang w:val="es-ES" w:eastAsia="es-ES"/>
-          <w14:ligatures w14:val="none"/>
+          <ns2:ligatures ns2:val="none"/>
         </w:rPr>
         <w:t>BCP</w:t>
       </w:r>
@@ -1658,7 +1658,7 @@
           <w:color w:val="000000"/>
           <w:kern w:val="0"/>
           <w:lang w:val="es-ES" w:eastAsia="es-ES"/>
-          <w14:ligatures w14:val="none"/>
+          <ns2:ligatures ns2:val="none"/>
         </w:rPr>
         <w:t xml:space="preserve"> incumplió su obligación de remitir información detallada y veraz solicitada de forma reiterativa </w:t>
       </w:r>
@@ -1668,7 +1668,7 @@
           <w:color w:val="000000"/>
           <w:kern w:val="0"/>
           <w:lang w:val="es-ES" w:eastAsia="es-ES"/>
-          <w14:ligatures w14:val="none"/>
+          <ns2:ligatures ns2:val="none"/>
         </w:rPr>
         <w:t>y s</w:t>
       </w:r>
@@ -1678,7 +1678,7 @@
           <w:color w:val="000000"/>
           <w:kern w:val="0"/>
           <w:lang w:val="es-ES" w:eastAsia="es-ES"/>
-          <w14:ligatures w14:val="none"/>
+          <ns2:ligatures ns2:val="none"/>
         </w:rPr>
         <w:t>e constató un retraso significativo en la atención de reclamos</w:t>
       </w:r>
@@ -1688,7 +1688,7 @@
           <w:color w:val="000000"/>
           <w:kern w:val="0"/>
           <w:lang w:val="es-ES" w:eastAsia="es-ES"/>
-          <w14:ligatures w14:val="none"/>
+          <ns2:ligatures ns2:val="none"/>
         </w:rPr>
         <w:t xml:space="preserve"> hasta por 41 días hábiles, </w:t>
       </w:r>
@@ -1698,7 +1698,7 @@
           <w:color w:val="000000"/>
           <w:kern w:val="0"/>
           <w:lang w:val="es-ES" w:eastAsia="es-ES"/>
-          <w14:ligatures w14:val="none"/>
+          <ns2:ligatures ns2:val="none"/>
         </w:rPr>
         <w:t>excediendo el plazo legal</w:t>
       </w:r>
@@ -1708,7 +1708,7 @@
           <w:color w:val="000000"/>
           <w:kern w:val="0"/>
           <w:lang w:val="es-ES" w:eastAsia="es-ES"/>
-          <w14:ligatures w14:val="none"/>
+          <ns2:ligatures ns2:val="none"/>
         </w:rPr>
         <w:t xml:space="preserve"> establecido.</w:t>
       </w:r>
@@ -1718,7 +1718,7 @@
           <w:color w:val="000000"/>
           <w:kern w:val="0"/>
           <w:lang w:val="es-ES" w:eastAsia="es-ES"/>
-          <w14:ligatures w14:val="none"/>
+          <ns2:ligatures ns2:val="none"/>
         </w:rPr>
         <w:t xml:space="preserve"> </w:t>
       </w:r>
@@ -1728,7 +1728,7 @@
           <w:color w:val="000000"/>
           <w:kern w:val="0"/>
           <w:lang w:val="es-ES" w:eastAsia="es-ES"/>
-          <w14:ligatures w14:val="none"/>
+          <ns2:ligatures ns2:val="none"/>
         </w:rPr>
         <w:t xml:space="preserve">El BCP incurrió en una gestión </w:t>
       </w:r>
@@ -1738,7 +1738,7 @@
           <w:color w:val="000000"/>
           <w:kern w:val="0"/>
           <w:lang w:val="es-ES" w:eastAsia="es-ES"/>
-          <w14:ligatures w14:val="none"/>
+          <ns2:ligatures ns2:val="none"/>
         </w:rPr>
         <w:t xml:space="preserve">de reclamos </w:t>
       </w:r>
@@ -1748,7 +1748,7 @@
           <w:color w:val="000000"/>
           <w:kern w:val="0"/>
           <w:lang w:val="es-ES" w:eastAsia="es-ES"/>
-          <w14:ligatures w14:val="none"/>
+          <ns2:ligatures ns2:val="none"/>
         </w:rPr>
         <w:t xml:space="preserve">deficiente y contradictoria, </w:t>
       </w:r>
@@ -1758,7 +1758,7 @@
           <w:color w:val="000000"/>
           <w:kern w:val="0"/>
           <w:lang w:val="es-ES" w:eastAsia="es-ES"/>
-          <w14:ligatures w14:val="none"/>
+          <ns2:ligatures ns2:val="none"/>
         </w:rPr>
         <w:t>al considerar “cerrados” los</w:t>
       </w:r>
@@ -1768,7 +1768,7 @@
           <w:color w:val="000000"/>
           <w:kern w:val="0"/>
           <w:lang w:val="es-ES" w:eastAsia="es-ES"/>
-          <w14:ligatures w14:val="none"/>
+          <ns2:ligatures ns2:val="none"/>
         </w:rPr>
         <w:t xml:space="preserve"> reclamos sin emisión de respuesta </w:t>
       </w:r>
@@ -1778,7 +1778,7 @@
           <w:color w:val="000000"/>
           <w:kern w:val="0"/>
           <w:lang w:val="es-ES" w:eastAsia="es-ES"/>
-          <w14:ligatures w14:val="none"/>
+          <ns2:ligatures ns2:val="none"/>
         </w:rPr>
         <w:t>o al proporcionar</w:t>
       </w:r>
@@ -1788,12 +1788,12 @@
           <w:color w:val="000000"/>
           <w:kern w:val="0"/>
           <w:lang w:val="es-ES" w:eastAsia="es-ES"/>
-          <w14:ligatures w14:val="none"/>
+          <ns2:ligatures ns2:val="none"/>
         </w:rPr>
         <w:t xml:space="preserve"> respuestas que contenían información errónea, incompleta o ajena al objeto solicitado.</w:t>
       </w:r>
     </w:p>
-    <w:p>
+    <w:p ns2:paraId="60FF7E58" ns2:textId="77777777">
       <w:pPr>
         <w:pStyle w:val="Prrafodelista"/>
         <w:rPr>
@@ -1801,11 +1801,11 @@
           <w:color w:val="000000"/>
           <w:kern w:val="0"/>
           <w:lang w:val="es-ES" w:eastAsia="es-ES"/>
-          <w14:ligatures w14:val="none"/>
-        </w:rPr>
-      </w:pPr>
-    </w:p>
-    <w:p>
+          <ns2:ligatures ns2:val="none"/>
+        </w:rPr>
+      </w:pPr>
+    </w:p>
+    <w:p ns2:paraId="26547658" ns2:textId="31162CBA">
       <w:pPr>
         <w:pStyle w:val="Prrafodelista"/>
         <w:numPr>
@@ -1824,16 +1824,16 @@
           <w:color w:val="000000"/>
           <w:kern w:val="0"/>
           <w:lang w:val="es-ES" w:eastAsia="es-ES"/>
-          <w14:ligatures w14:val="none"/>
-        </w:rPr>
-      </w:pPr>
-      <w:r>
-        <w:rPr>
-          <w:rFonts w:ascii="Arial Narrow" w:eastAsia="Times New Roman" w:hAnsi="Arial Narrow" w:cs="Arial"/>
-          <w:color w:val="000000"/>
-          <w:kern w:val="0"/>
-          <w:lang w:val="es-ES" w:eastAsia="es-ES"/>
-          <w14:ligatures w14:val="none"/>
+          <ns2:ligatures ns2:val="none"/>
+        </w:rPr>
+      </w:pPr>
+      <w:r>
+        <w:rPr>
+          <w:rFonts w:ascii="Arial Narrow" w:eastAsia="Times New Roman" w:hAnsi="Arial Narrow" w:cs="Arial"/>
+          <w:color w:val="000000"/>
+          <w:kern w:val="0"/>
+          <w:lang w:val="es-ES" w:eastAsia="es-ES"/>
+          <ns2:ligatures ns2:val="none"/>
         </w:rPr>
         <w:t>El 27 de agosto de 2025, s</w:t>
       </w:r>
@@ -1843,7 +1843,7 @@
           <w:color w:val="000000"/>
           <w:kern w:val="0"/>
           <w:lang w:val="es-ES" w:eastAsia="es-ES"/>
-          <w14:ligatures w14:val="none"/>
+          <ns2:ligatures ns2:val="none"/>
         </w:rPr>
         <w:t xml:space="preserve">e </w:t>
       </w:r>
@@ -1853,7 +1853,7 @@
           <w:color w:val="000000"/>
           <w:kern w:val="0"/>
           <w:lang w:val="es-ES" w:eastAsia="es-ES"/>
-          <w14:ligatures w14:val="none"/>
+          <ns2:ligatures ns2:val="none"/>
         </w:rPr>
         <w:t>tomó conocimiento sobre una</w:t>
       </w:r>
@@ -1863,7 +1863,7 @@
           <w:color w:val="000000"/>
           <w:kern w:val="0"/>
           <w:lang w:val="es-ES" w:eastAsia="es-ES"/>
-          <w14:ligatures w14:val="none"/>
+          <ns2:ligatures ns2:val="none"/>
         </w:rPr>
         <w:t xml:space="preserve"> divulgación de información personal </w:t>
       </w:r>
@@ -1873,7 +1873,7 @@
           <w:color w:val="000000"/>
           <w:kern w:val="0"/>
           <w:lang w:val="es-ES" w:eastAsia="es-ES"/>
-          <w14:ligatures w14:val="none"/>
+          <ns2:ligatures ns2:val="none"/>
         </w:rPr>
         <w:t>con</w:t>
       </w:r>
@@ -1883,7 +1883,7 @@
           <w:color w:val="000000"/>
           <w:kern w:val="0"/>
           <w:lang w:val="es-ES" w:eastAsia="es-ES"/>
-          <w14:ligatures w14:val="none"/>
+          <ns2:ligatures ns2:val="none"/>
         </w:rPr>
         <w:t xml:space="preserve"> un abogado externo sin el consentimiento</w:t>
       </w:r>
@@ -1893,7 +1893,7 @@
           <w:color w:val="000000"/>
           <w:kern w:val="0"/>
           <w:lang w:val="es-ES" w:eastAsia="es-ES"/>
-          <w14:ligatures w14:val="none"/>
+          <ns2:ligatures ns2:val="none"/>
         </w:rPr>
         <w:t xml:space="preserve"> previo</w:t>
       </w:r>
@@ -1903,7 +1903,7 @@
           <w:color w:val="000000"/>
           <w:kern w:val="0"/>
           <w:lang w:val="es-ES" w:eastAsia="es-ES"/>
-          <w14:ligatures w14:val="none"/>
+          <ns2:ligatures ns2:val="none"/>
         </w:rPr>
         <w:t xml:space="preserve"> de</w:t>
       </w:r>
@@ -1913,7 +1913,7 @@
           <w:color w:val="000000"/>
           <w:kern w:val="0"/>
           <w:lang w:val="es-ES" w:eastAsia="es-ES"/>
-          <w14:ligatures w14:val="none"/>
+          <ns2:ligatures ns2:val="none"/>
         </w:rPr>
         <w:t xml:space="preserve"> la</w:t>
       </w:r>
@@ -1923,7 +1923,7 @@
           <w:color w:val="000000"/>
           <w:kern w:val="0"/>
           <w:lang w:val="es-ES" w:eastAsia="es-ES"/>
-          <w14:ligatures w14:val="none"/>
+          <ns2:ligatures ns2:val="none"/>
         </w:rPr>
         <w:t xml:space="preserve"> denunciante, </w:t>
       </w:r>
@@ -1933,7 +1933,7 @@
           <w:color w:val="000000"/>
           <w:kern w:val="0"/>
           <w:lang w:val="es-ES" w:eastAsia="es-ES"/>
-          <w14:ligatures w14:val="none"/>
+          <ns2:ligatures ns2:val="none"/>
         </w:rPr>
         <w:t xml:space="preserve">lo que </w:t>
       </w:r>
@@ -1943,7 +1943,7 @@
           <w:color w:val="000000"/>
           <w:kern w:val="0"/>
           <w:lang w:val="es-ES" w:eastAsia="es-ES"/>
-          <w14:ligatures w14:val="none"/>
+          <ns2:ligatures ns2:val="none"/>
         </w:rPr>
         <w:t xml:space="preserve">vulneraría </w:t>
       </w:r>
@@ -1953,12 +1953,12 @@
           <w:color w:val="000000"/>
           <w:kern w:val="0"/>
           <w:lang w:val="es-ES" w:eastAsia="es-ES"/>
-          <w14:ligatures w14:val="none"/>
+          <ns2:ligatures ns2:val="none"/>
         </w:rPr>
         <w:t>la Ley de Protección de Datos Personales.</w:t>
       </w:r>
     </w:p>
-    <w:p>
+    <w:p ns2:paraId="4094D17B" ns2:textId="77777777">
       <w:pPr>
         <w:pStyle w:val="Prrafodelista"/>
         <w:spacing w:after="0" w:line="240" w:lineRule="auto"/>
@@ -1969,11 +1969,11 @@
           <w:color w:val="000000"/>
           <w:kern w:val="0"/>
           <w:lang w:val="es-ES" w:eastAsia="es-ES"/>
-          <w14:ligatures w14:val="none"/>
-        </w:rPr>
-      </w:pPr>
-    </w:p>
-    <w:p>
+          <ns2:ligatures ns2:val="none"/>
+        </w:rPr>
+      </w:pPr>
+    </w:p>
+    <w:p ns2:paraId="4F2CF979" ns2:textId="44D3EF4E">
       <w:pPr>
         <w:numPr>
           <w:ilvl w:val="1"/>
@@ -1991,16 +1991,16 @@
           <w:color w:val="000000"/>
           <w:kern w:val="0"/>
           <w:lang w:val="es-ES" w:eastAsia="es-ES"/>
-          <w14:ligatures w14:val="none"/>
-        </w:rPr>
-      </w:pPr>
-      <w:r>
-        <w:rPr>
-          <w:rFonts w:ascii="Arial Narrow" w:eastAsia="Times New Roman" w:hAnsi="Arial Narrow" w:cs="Arial"/>
-          <w:color w:val="000000"/>
-          <w:kern w:val="0"/>
-          <w:lang w:val="es-ES" w:eastAsia="es-ES"/>
-          <w14:ligatures w14:val="none"/>
+          <ns2:ligatures ns2:val="none"/>
+        </w:rPr>
+      </w:pPr>
+      <w:r>
+        <w:rPr>
+          <w:rFonts w:ascii="Arial Narrow" w:eastAsia="Times New Roman" w:hAnsi="Arial Narrow" w:cs="Arial"/>
+          <w:color w:val="000000"/>
+          <w:kern w:val="0"/>
+          <w:lang w:val="es-ES" w:eastAsia="es-ES"/>
+          <ns2:ligatures ns2:val="none"/>
         </w:rPr>
         <w:t xml:space="preserve">La señora [APELLIDO] solicitó, en calidad de medida correctiva, que se ordene al BCP cumpla con:</w:t>
       </w:r>
@@ -2008,7 +2008,7 @@
         <w:rPr>
           <w:rFonts w:ascii="Arial Narrow" w:eastAsia="Calibri" w:hAnsi="Arial Narrow" w:cs="Arial"/>
           <w:kern w:val="0"/>
-          <w14:ligatures w14:val="none"/>
+          <ns2:ligatures ns2:val="none"/>
         </w:rPr>
         <w:t xml:space="preserve"/>
       </w:r>
@@ -2018,7 +2018,7 @@
           <w:color w:val="000000"/>
           <w:kern w:val="0"/>
           <w:lang w:val="es-ES" w:eastAsia="es-ES"/>
-          <w14:ligatures w14:val="none"/>
+          <ns2:ligatures ns2:val="none"/>
         </w:rPr>
         <w:t/>
       </w:r>
@@ -2028,12 +2028,12 @@
           <w:color w:val="000000"/>
           <w:kern w:val="0"/>
           <w:lang w:val="es-ES" w:eastAsia="es-ES"/>
-          <w14:ligatures w14:val="none"/>
+          <ns2:ligatures ns2:val="none"/>
         </w:rPr>
         <w:t xml:space="preserve"/>
       </w:r>
     </w:p>
-    <w:p>
+    <w:p ns2:paraId="18525568" ns2:textId="77777777">
       <w:pPr>
         <w:tabs>
           <w:tab w:val="num" w:pos="1440"/>
@@ -2047,11 +2047,11 @@
           <w:color w:val="000000"/>
           <w:kern w:val="0"/>
           <w:lang w:val="es-ES" w:eastAsia="es-ES"/>
-          <w14:ligatures w14:val="none"/>
-        </w:rPr>
-      </w:pPr>
-    </w:p>
-    <w:p>
+          <ns2:ligatures ns2:val="none"/>
+        </w:rPr>
+      </w:pPr>
+    </w:p>
+    <w:p ns2:paraId="071B98D6" ns2:textId="7291A95F">
       <w:pPr>
         <w:pStyle w:val="Prrafodelista"/>
         <w:numPr>
@@ -2071,7 +2071,7 @@
           <w:kern w:val="0"/>
           <w:u w:val="single"/>
           <w:lang w:eastAsia="es-ES"/>
-          <w14:ligatures w14:val="none"/>
+          <ns2:ligatures ns2:val="none"/>
         </w:rPr>
       </w:pPr>
       <w:r>
@@ -2080,12 +2080,12 @@
           <w:color w:val="000000"/>
           <w:kern w:val="0"/>
           <w:lang w:eastAsia="es-ES"/>
-          <w14:ligatures w14:val="none"/>
+          <ns2:ligatures ns2:val="none"/>
         </w:rPr>
         <w:t>la devolución total de todos los débitos efectuados, incluyendo el 20% de interés correspondiente; y,</w:t>
       </w:r>
     </w:p>
-    <w:p>
+    <w:p ns2:paraId="6D88C288" ns2:textId="42BF9B57">
       <w:pPr>
         <w:pStyle w:val="Prrafodelista"/>
         <w:numPr>
@@ -2105,7 +2105,7 @@
           <w:kern w:val="0"/>
           <w:u w:val="single"/>
           <w:lang w:eastAsia="es-ES"/>
-          <w14:ligatures w14:val="none"/>
+          <ns2:ligatures ns2:val="none"/>
         </w:rPr>
       </w:pPr>
       <w:r>
@@ -2114,12 +2114,12 @@
           <w:color w:val="000000"/>
           <w:kern w:val="0"/>
           <w:lang w:eastAsia="es-ES"/>
-          <w14:ligatures w14:val="none"/>
+          <ns2:ligatures ns2:val="none"/>
         </w:rPr>
         <w:t>el pago de un resarcimiento económico equivalente a la suma asegurada de S/ 100 000,00, por haber permanecido sin cobertura de seguro de vida durante un periodo de treinta (30) meses, situación que puso en riesgo la seguridad económica de mi familia.</w:t>
       </w:r>
     </w:p>
-    <w:p>
+    <w:p ns2:paraId="3BB3FD50" ns2:textId="77777777">
       <w:pPr>
         <w:pStyle w:val="Prrafodelista"/>
         <w:spacing w:after="0" w:line="240" w:lineRule="auto"/>
@@ -2130,11 +2130,11 @@
           <w:color w:val="000000"/>
           <w:kern w:val="0"/>
           <w:lang w:eastAsia="es-ES"/>
-          <w14:ligatures w14:val="none"/>
-        </w:rPr>
-      </w:pPr>
-    </w:p>
-    <w:p>
+          <ns2:ligatures ns2:val="none"/>
+        </w:rPr>
+      </w:pPr>
+    </w:p>
+    <w:p ns2:paraId="0554014F" ns2:textId="77777777">
       <w:pPr>
         <w:pStyle w:val="Prrafodelista"/>
         <w:numPr>
@@ -2154,17 +2154,17 @@
           <w:color w:val="000000"/>
           <w:kern w:val="0"/>
           <w:lang w:eastAsia="es-PE"/>
-          <w14:ligatures w14:val="none"/>
-        </w:rPr>
-      </w:pPr>
-      <w:r>
-        <w:rPr>
-          <w:rFonts w:ascii="Arial Narrow" w:eastAsia="Arial Narrow" w:hAnsi="Arial Narrow" w:cs="Arial Narrow"/>
-          <w:b/>
-          <w:color w:val="000000"/>
-          <w:kern w:val="0"/>
-          <w:lang w:eastAsia="es-PE"/>
-          <w14:ligatures w14:val="none"/>
+          <ns2:ligatures ns2:val="none"/>
+        </w:rPr>
+      </w:pPr>
+      <w:r>
+        <w:rPr>
+          <w:rFonts w:ascii="Arial Narrow" w:eastAsia="Arial Narrow" w:hAnsi="Arial Narrow" w:cs="Arial Narrow"/>
+          <w:b/>
+          <w:color w:val="000000"/>
+          <w:kern w:val="0"/>
+          <w:lang w:eastAsia="es-PE"/>
+          <ns2:ligatures ns2:val="none"/>
         </w:rPr>
         <w:t>DE LA ADMISIÓN A TRÁMITE DE LA DENUNCIA</w:t>
       </w:r>
@@ -2172,7 +2172,7 @@
       <w:bookmarkStart w:id="2" w:name="_Hlk155945813"/>
       <w:bookmarkStart w:id="3" w:name="_Hlk155944687"/>
     </w:p>
-    <w:p>
+    <w:p ns2:paraId="32CF99E2" ns2:textId="77777777">
       <w:pPr>
         <w:pStyle w:val="Prrafodelista"/>
         <w:spacing w:after="0" w:line="240" w:lineRule="auto"/>
@@ -2184,14 +2184,14 @@
           <w:color w:val="000000"/>
           <w:kern w:val="0"/>
           <w:lang w:eastAsia="es-PE"/>
-          <w14:ligatures w14:val="none"/>
+          <ns2:ligatures ns2:val="none"/>
         </w:rPr>
       </w:pPr>
     </w:p>
     <w:bookmarkEnd w:id="1"/>
     <w:bookmarkEnd w:id="2"/>
     <w:bookmarkEnd w:id="3"/>
-    <w:p>
+    <w:p ns2:paraId="111D0918" ns2:textId="77777777">
       <w:pPr>
         <w:pStyle w:val="Prrafodelista"/>
         <w:numPr>
@@ -2209,14 +2209,14 @@
           <w:color w:val="000000"/>
           <w:kern w:val="0"/>
           <w:lang w:val="es-ES" w:eastAsia="es-ES"/>
-          <w14:ligatures w14:val="none"/>
-        </w:rPr>
-      </w:pPr>
-      <w:r>
-        <w:rPr>
-          <w:rFonts w:ascii="Arial Narrow" w:eastAsia="Arial Narrow" w:hAnsi="Arial Narrow" w:cs="Arial Narrow"/>
-          <w:kern w:val="0"/>
-          <w14:ligatures w14:val="none"/>
+          <ns2:ligatures ns2:val="none"/>
+        </w:rPr>
+      </w:pPr>
+      <w:r>
+        <w:rPr>
+          <w:rFonts w:ascii="Arial Narrow" w:eastAsia="Arial Narrow" w:hAnsi="Arial Narrow" w:cs="Arial Narrow"/>
+          <w:kern w:val="0"/>
+          <ns2:ligatures ns2:val="none"/>
         </w:rPr>
         <w:t xml:space="preserve">La Secretaría Técnica, en ejercicio de sus facultades, considera que el hecho denunciado, consistente en que </w:t>
       </w:r>
@@ -2226,7 +2226,7 @@
           <w:color w:val="000000"/>
           <w:kern w:val="0"/>
           <w:lang w:val="es-ES" w:eastAsia="es-ES"/>
-          <w14:ligatures w14:val="none"/>
+          <ns2:ligatures ns2:val="none"/>
         </w:rPr>
         <w:t>los proveedores denunciados no habrían cumplido con brindar una respuesta al denunciante a la comunicación del 7 de mayo de 2025</w:t>
       </w:r>
@@ -2234,7 +2234,7 @@
         <w:rPr>
           <w:rFonts w:ascii="Arial Narrow" w:eastAsia="Arial Narrow" w:hAnsi="Arial Narrow" w:cs="Arial Narrow"/>
           <w:kern w:val="0"/>
-          <w14:ligatures w14:val="none"/>
+          <ns2:ligatures ns2:val="none"/>
         </w:rPr>
         <w:t>; involucraría una presunta afectación a sus expectativas, quien no habría encontrado una correspondencia entre lo que esperaba recibir de parte del proveedor y lo que realmente recibió. Por consiguiente, corresponde calificar el hecho materia de denuncia como una presunta infracción al deber de idoneidad, tipificado en los artículos 18 y 19 del Código</w:t>
       </w:r>
@@ -2243,7 +2243,7 @@
           <w:rStyle w:val="Refdenotaalpie"/>
           <w:rFonts w:ascii="Arial Narrow" w:eastAsia="Arial Narrow" w:hAnsi="Arial Narrow"/>
           <w:kern w:val="0"/>
-          <w14:ligatures w14:val="none"/>
+          <ns2:ligatures ns2:val="none"/>
           <w:vertAlign w:val="superscript"/>
         </w:rPr>
         <w:footnoteReference w:id="3"/>
@@ -2252,12 +2252,12 @@
         <w:rPr>
           <w:rFonts w:ascii="Arial Narrow" w:eastAsia="Arial Narrow" w:hAnsi="Arial Narrow" w:cs="Arial Narrow"/>
           <w:kern w:val="0"/>
-          <w14:ligatures w14:val="none"/>
+          <ns2:ligatures ns2:val="none"/>
         </w:rPr>
         <w:t>.</w:t>
       </w:r>
     </w:p>
-    <w:p>
+    <w:p ns2:paraId="653D57AE" ns2:textId="30D6BB09">
       <w:pPr>
         <w:pStyle w:val="Prrafodelista"/>
         <w:numPr>
@@ -2275,14 +2275,14 @@
           <w:color w:val="000000"/>
           <w:kern w:val="0"/>
           <w:lang w:val="es-ES" w:eastAsia="es-ES"/>
-          <w14:ligatures w14:val="none"/>
-        </w:rPr>
-      </w:pPr>
-      <w:r>
-        <w:rPr>
-          <w:rFonts w:ascii="Arial Narrow" w:eastAsia="Arial Narrow" w:hAnsi="Arial Narrow" w:cs="Arial Narrow"/>
-          <w:kern w:val="0"/>
-          <w14:ligatures w14:val="none"/>
+          <ns2:ligatures ns2:val="none"/>
+        </w:rPr>
+      </w:pPr>
+      <w:r>
+        <w:rPr>
+          <w:rFonts w:ascii="Arial Narrow" w:eastAsia="Arial Narrow" w:hAnsi="Arial Narrow" w:cs="Arial Narrow"/>
+          <w:kern w:val="0"/>
+          <ns2:ligatures ns2:val="none"/>
         </w:rPr>
         <w:lastRenderedPageBreak/>
         <w:t>Además, l</w:t>
@@ -2291,7 +2291,7 @@
         <w:rPr>
           <w:rFonts w:ascii="Arial Narrow" w:eastAsia="Arial Narrow" w:hAnsi="Arial Narrow" w:cs="Arial Narrow"/>
           <w:kern w:val="0"/>
-          <w14:ligatures w14:val="none"/>
+          <ns2:ligatures ns2:val="none"/>
         </w:rPr>
         <w:t xml:space="preserve">a </w:t>
       </w:r>
@@ -2299,7 +2299,7 @@
         <w:rPr>
           <w:rFonts w:ascii="Arial Narrow" w:eastAsia="Arial Narrow" w:hAnsi="Arial Narrow" w:cs="Arial Narrow"/>
           <w:kern w:val="0"/>
-          <w14:ligatures w14:val="none"/>
+          <ns2:ligatures ns2:val="none"/>
         </w:rPr>
         <w:t xml:space="preserve">Secretaría Técnica, en ejercicio de sus facultades, considera que el hecho denunciado, consistente en que </w:t>
       </w:r>
@@ -2309,7 +2309,7 @@
           <w:color w:val="000000"/>
           <w:kern w:val="0"/>
           <w:lang w:val="es-ES" w:eastAsia="es-ES"/>
-          <w14:ligatures w14:val="none"/>
+          <ns2:ligatures ns2:val="none"/>
         </w:rPr>
         <w:t xml:space="preserve">los </w:t>
       </w:r>
@@ -2319,7 +2319,7 @@
           <w:color w:val="000000"/>
           <w:kern w:val="0"/>
           <w:lang w:val="es-ES" w:eastAsia="es-ES"/>
-          <w14:ligatures w14:val="none"/>
+          <ns2:ligatures ns2:val="none"/>
         </w:rPr>
         <w:t xml:space="preserve">proveedores denunciados habrían cobrado indebidamente a la denunciante por treinta (30) meses la </w:t>
       </w:r>
@@ -2329,7 +2329,7 @@
           <w:color w:val="000000"/>
           <w:kern w:val="0"/>
           <w:lang w:eastAsia="es-ES"/>
-          <w14:ligatures w14:val="none"/>
+          <ns2:ligatures ns2:val="none"/>
         </w:rPr>
         <w:t xml:space="preserve">Póliza </w:t>
       </w:r>
@@ -2340,7 +2340,7 @@
           <w:color w:val="000000"/>
           <w:kern w:val="0"/>
           <w:lang w:eastAsia="es-ES"/>
-          <w14:ligatures w14:val="none"/>
+          <ns2:ligatures ns2:val="none"/>
         </w:rPr>
         <w:t/>
       </w:r>
@@ -2351,7 +2351,7 @@
           <w:color w:val="000000"/>
           <w:kern w:val="0"/>
           <w:lang w:eastAsia="es-ES"/>
-          <w14:ligatures w14:val="none"/>
+          <ns2:ligatures ns2:val="none"/>
         </w:rPr>
         <w:t xml:space="preserve"> 2000154214, pese a que no se encontraba vigente, generando que no se encuentre </w:t>
       </w:r>
@@ -2362,7 +2362,7 @@
           <w:color w:val="000000"/>
           <w:kern w:val="0"/>
           <w:lang w:eastAsia="es-ES"/>
-          <w14:ligatures w14:val="none"/>
+          <ns2:ligatures ns2:val="none"/>
         </w:rPr>
         <w:t>coberturada</w:t>
       </w:r>
@@ -2373,7 +2373,7 @@
           <w:color w:val="000000"/>
           <w:kern w:val="0"/>
           <w:lang w:eastAsia="es-ES"/>
-          <w14:ligatures w14:val="none"/>
+          <ns2:ligatures ns2:val="none"/>
         </w:rPr>
         <w:t xml:space="preserve"> ante un siniestro</w:t>
       </w:r>
@@ -2381,7 +2381,7 @@
         <w:rPr>
           <w:rFonts w:ascii="Arial Narrow" w:eastAsia="Arial Narrow" w:hAnsi="Arial Narrow" w:cs="Arial Narrow"/>
           <w:kern w:val="0"/>
-          <w14:ligatures w14:val="none"/>
+          <ns2:ligatures ns2:val="none"/>
         </w:rPr>
         <w:t>; involucraría una presunta afectación a sus expectativas, quien no habría encontrado una correspondencia entre lo que esperaba recibir de parte del proveedor y lo que realmente recibió. Por consiguiente, corresponde calificar el hecho materia de denuncia como una presunta infracción al deber de idoneidad, tipificado en los artículos 18 y 19 del Código</w:t>
       </w:r>
@@ -2391,12 +2391,12 @@
           <w:color w:val="000000"/>
           <w:kern w:val="0"/>
           <w:lang w:eastAsia="es-ES"/>
-          <w14:ligatures w14:val="none"/>
+          <ns2:ligatures ns2:val="none"/>
         </w:rPr>
         <w:t>.</w:t>
       </w:r>
     </w:p>
-    <w:p>
+    <w:p ns2:paraId="6F634547" ns2:textId="77777777">
       <w:pPr>
         <w:pStyle w:val="Prrafodelista"/>
         <w:spacing w:after="0" w:line="240" w:lineRule="auto"/>
@@ -2407,11 +2407,11 @@
           <w:color w:val="000000"/>
           <w:kern w:val="0"/>
           <w:lang w:val="es-ES" w:eastAsia="es-ES"/>
-          <w14:ligatures w14:val="none"/>
-        </w:rPr>
-      </w:pPr>
-    </w:p>
-    <w:p>
+          <ns2:ligatures ns2:val="none"/>
+        </w:rPr>
+      </w:pPr>
+    </w:p>
+    <w:p ns2:paraId="1498969B" ns2:textId="5A365301">
       <w:pPr>
         <w:pStyle w:val="Prrafodelista"/>
         <w:numPr>
@@ -2429,14 +2429,14 @@
           <w:color w:val="000000"/>
           <w:kern w:val="0"/>
           <w:lang w:val="es-ES" w:eastAsia="es-ES"/>
-          <w14:ligatures w14:val="none"/>
-        </w:rPr>
-      </w:pPr>
-      <w:r>
-        <w:rPr>
-          <w:rFonts w:ascii="Arial Narrow" w:eastAsia="Arial Narrow" w:hAnsi="Arial Narrow" w:cs="Arial Narrow"/>
-          <w:kern w:val="0"/>
-          <w14:ligatures w14:val="none"/>
+          <ns2:ligatures ns2:val="none"/>
+        </w:rPr>
+      </w:pPr>
+      <w:r>
+        <w:rPr>
+          <w:rFonts w:ascii="Arial Narrow" w:eastAsia="Arial Narrow" w:hAnsi="Arial Narrow" w:cs="Arial Narrow"/>
+          <w:kern w:val="0"/>
+          <ns2:ligatures ns2:val="none"/>
         </w:rPr>
         <w:t>Adicionalmente, l</w:t>
       </w:r>
@@ -2444,7 +2444,7 @@
         <w:rPr>
           <w:rFonts w:ascii="Arial Narrow" w:eastAsia="Arial Narrow" w:hAnsi="Arial Narrow" w:cs="Arial Narrow"/>
           <w:kern w:val="0"/>
-          <w14:ligatures w14:val="none"/>
+          <ns2:ligatures ns2:val="none"/>
         </w:rPr>
         <w:t xml:space="preserve">a Secretaría Técnica, en ejercicio de sus facultades, considera que el hecho denunciado, consistente en que </w:t>
       </w:r>
@@ -2461,7 +2461,7 @@
           <w:kern w:val="0"/>
           <w:shd w:val="clear" w:color="auto" w:fill="FFFFFF"/>
           <w:lang w:eastAsia="es-PE"/>
-          <w14:ligatures w14:val="none"/>
+          <ns2:ligatures ns2:val="none"/>
         </w:rPr>
         <w:t xml:space="preserve">Banco de Crédito del Perú S.A. no habría realizado el débito de las primas de la </w:t>
       </w:r>
@@ -2471,7 +2471,7 @@
           <w:color w:val="000000"/>
           <w:kern w:val="0"/>
           <w:lang w:eastAsia="es-ES"/>
-          <w14:ligatures w14:val="none"/>
+          <ns2:ligatures ns2:val="none"/>
         </w:rPr>
         <w:t xml:space="preserve">Póliza </w:t>
       </w:r>
@@ -2482,7 +2482,7 @@
           <w:color w:val="000000"/>
           <w:kern w:val="0"/>
           <w:lang w:eastAsia="es-ES"/>
-          <w14:ligatures w14:val="none"/>
+          <ns2:ligatures ns2:val="none"/>
         </w:rPr>
         <w:t/>
       </w:r>
@@ -2493,7 +2493,7 @@
           <w:color w:val="000000"/>
           <w:kern w:val="0"/>
           <w:lang w:eastAsia="es-ES"/>
-          <w14:ligatures w14:val="none"/>
+          <ns2:ligatures ns2:val="none"/>
         </w:rPr>
         <w:t xml:space="preserve"> 2000154214, pese a la autorización de la denunciante</w:t>
       </w:r>
@@ -2501,7 +2501,7 @@
         <w:rPr>
           <w:rFonts w:ascii="Arial Narrow" w:eastAsia="Arial Narrow" w:hAnsi="Arial Narrow" w:cs="Arial Narrow"/>
           <w:kern w:val="0"/>
-          <w14:ligatures w14:val="none"/>
+          <ns2:ligatures ns2:val="none"/>
         </w:rPr>
         <w:t>; involucraría una presunta afectación a sus expectativas, quien no habría encontrado una correspondencia entre lo que esperaba recibir de parte del proveedor y lo que realmente recibió. Por consiguiente, corresponde calificar el hecho materia de denuncia como una presunta infracción al deber de idoneidad, tipificado en los artículos 18 y 19 del Código</w:t>
       </w:r>
@@ -2511,12 +2511,12 @@
           <w:color w:val="000000"/>
           <w:kern w:val="0"/>
           <w:lang w:eastAsia="es-ES"/>
-          <w14:ligatures w14:val="none"/>
+          <ns2:ligatures ns2:val="none"/>
         </w:rPr>
         <w:t>.</w:t>
       </w:r>
     </w:p>
-    <w:p>
+    <w:p ns2:paraId="3CD66857" ns2:textId="77777777">
       <w:pPr>
         <w:pStyle w:val="Prrafodelista"/>
         <w:rPr>
@@ -2524,7 +2524,7 @@
         </w:rPr>
       </w:pPr>
     </w:p>
-    <w:p>
+    <w:p ns2:paraId="07C79E07" ns2:textId="2DCB8623">
       <w:pPr>
         <w:pStyle w:val="Prrafodelista"/>
         <w:numPr>
@@ -2542,14 +2542,14 @@
           <w:color w:val="000000"/>
           <w:kern w:val="0"/>
           <w:lang w:val="es-ES" w:eastAsia="es-ES"/>
-          <w14:ligatures w14:val="none"/>
-        </w:rPr>
-      </w:pPr>
-      <w:r>
-        <w:rPr>
-          <w:rFonts w:ascii="Arial Narrow" w:eastAsia="Arial Narrow" w:hAnsi="Arial Narrow" w:cs="Arial Narrow"/>
-          <w:kern w:val="0"/>
-          <w14:ligatures w14:val="none"/>
+          <ns2:ligatures ns2:val="none"/>
+        </w:rPr>
+      </w:pPr>
+      <w:r>
+        <w:rPr>
+          <w:rFonts w:ascii="Arial Narrow" w:eastAsia="Arial Narrow" w:hAnsi="Arial Narrow" w:cs="Arial Narrow"/>
+          <w:kern w:val="0"/>
+          <ns2:ligatures ns2:val="none"/>
         </w:rPr>
         <w:t>Así también, l</w:t>
       </w:r>
@@ -2557,7 +2557,7 @@
         <w:rPr>
           <w:rFonts w:ascii="Arial Narrow" w:eastAsia="Arial Narrow" w:hAnsi="Arial Narrow" w:cs="Arial Narrow"/>
           <w:kern w:val="0"/>
-          <w14:ligatures w14:val="none"/>
+          <ns2:ligatures ns2:val="none"/>
         </w:rPr>
         <w:t>a Secretaría Técnica, en ejercicio de sus facultades, considera que el hecho denunciado, consistente en que</w:t>
       </w:r>
@@ -2565,7 +2565,7 @@
         <w:rPr>
           <w:rFonts w:ascii="Arial Narrow" w:eastAsia="Arial Narrow" w:hAnsi="Arial Narrow" w:cs="Arial Narrow"/>
           <w:kern w:val="0"/>
-          <w14:ligatures w14:val="none"/>
+          <ns2:ligatures ns2:val="none"/>
         </w:rPr>
         <w:t xml:space="preserve"> </w:t>
       </w:r>
@@ -2576,7 +2576,7 @@
           <w:kern w:val="0"/>
           <w:shd w:val="clear" w:color="auto" w:fill="FFFFFF"/>
           <w:lang w:eastAsia="es-PE"/>
-          <w14:ligatures w14:val="none"/>
+          <ns2:ligatures ns2:val="none"/>
         </w:rPr>
         <w:t xml:space="preserve">Pacífico Compañía de Seguros y Reaseguros S.A. no habría gestionado oportunamente el débito de las primas de la </w:t>
       </w:r>
@@ -2586,7 +2586,7 @@
           <w:color w:val="000000"/>
           <w:kern w:val="0"/>
           <w:lang w:eastAsia="es-ES"/>
-          <w14:ligatures w14:val="none"/>
+          <ns2:ligatures ns2:val="none"/>
         </w:rPr>
         <w:t xml:space="preserve">Póliza </w:t>
       </w:r>
@@ -2597,7 +2597,7 @@
           <w:color w:val="000000"/>
           <w:kern w:val="0"/>
           <w:lang w:eastAsia="es-ES"/>
-          <w14:ligatures w14:val="none"/>
+          <ns2:ligatures ns2:val="none"/>
         </w:rPr>
         <w:t/>
       </w:r>
@@ -2608,7 +2608,7 @@
           <w:color w:val="000000"/>
           <w:kern w:val="0"/>
           <w:lang w:eastAsia="es-ES"/>
-          <w14:ligatures w14:val="none"/>
+          <ns2:ligatures ns2:val="none"/>
         </w:rPr>
         <w:t xml:space="preserve"> 2000154214, pese a la autorización de la denunciante</w:t>
       </w:r>
@@ -2616,7 +2616,7 @@
         <w:rPr>
           <w:rFonts w:ascii="Arial Narrow" w:eastAsia="Arial Narrow" w:hAnsi="Arial Narrow" w:cs="Arial Narrow"/>
           <w:kern w:val="0"/>
-          <w14:ligatures w14:val="none"/>
+          <ns2:ligatures ns2:val="none"/>
         </w:rPr>
         <w:t>; involucraría una presunta afectación a sus expectativas, quien no habría encontrado una correspondencia entre lo que esperaba recibir de parte del proveedor y lo que realmente recibió. Por consiguiente, corresponde calificar el hecho materia de denuncia como una presunta infracción al deber de idoneidad, tipificado en los artículos 18 y 19 del Código</w:t>
       </w:r>
@@ -2626,12 +2626,12 @@
           <w:color w:val="000000"/>
           <w:kern w:val="0"/>
           <w:lang w:eastAsia="es-ES"/>
-          <w14:ligatures w14:val="none"/>
+          <ns2:ligatures ns2:val="none"/>
         </w:rPr>
         <w:t>.</w:t>
       </w:r>
     </w:p>
-    <w:p>
+    <w:p ns2:paraId="10062652" ns2:textId="77777777">
       <w:pPr>
         <w:pStyle w:val="Prrafodelista"/>
         <w:rPr>
@@ -2639,7 +2639,7 @@
         </w:rPr>
       </w:pPr>
     </w:p>
-    <w:p>
+    <w:p ns2:paraId="3DE91BF8" ns2:textId="6D84136A">
       <w:pPr>
         <w:pStyle w:val="Prrafodelista"/>
         <w:numPr>
@@ -2657,14 +2657,14 @@
           <w:color w:val="000000"/>
           <w:kern w:val="0"/>
           <w:lang w:val="es-ES" w:eastAsia="es-ES"/>
-          <w14:ligatures w14:val="none"/>
-        </w:rPr>
-      </w:pPr>
-      <w:r>
-        <w:rPr>
-          <w:rFonts w:ascii="Arial Narrow" w:eastAsia="Arial Narrow" w:hAnsi="Arial Narrow" w:cs="Arial Narrow"/>
-          <w:kern w:val="0"/>
-          <w14:ligatures w14:val="none"/>
+          <ns2:ligatures ns2:val="none"/>
+        </w:rPr>
+      </w:pPr>
+      <w:r>
+        <w:rPr>
+          <w:rFonts w:ascii="Arial Narrow" w:eastAsia="Arial Narrow" w:hAnsi="Arial Narrow" w:cs="Arial Narrow"/>
+          <w:kern w:val="0"/>
+          <ns2:ligatures ns2:val="none"/>
         </w:rPr>
         <w:t>Además, l</w:t>
       </w:r>
@@ -2672,7 +2672,7 @@
         <w:rPr>
           <w:rFonts w:ascii="Arial Narrow" w:eastAsia="Arial Narrow" w:hAnsi="Arial Narrow" w:cs="Arial Narrow"/>
           <w:kern w:val="0"/>
-          <w14:ligatures w14:val="none"/>
+          <ns2:ligatures ns2:val="none"/>
         </w:rPr>
         <w:t xml:space="preserve">a Secretaría Técnica, en ejercicio de sus facultades, considera que el hecho denunciado, consistente en que </w:t>
       </w:r>
@@ -2682,7 +2682,7 @@
           <w:color w:val="000000"/>
           <w:kern w:val="0"/>
           <w:lang w:val="es-ES" w:eastAsia="es-ES"/>
-          <w14:ligatures w14:val="none"/>
+          <ns2:ligatures ns2:val="none"/>
         </w:rPr>
         <w:t>los proveedores denunciados habrían brindado información personal de la denunciante a terceros no autorizados, vulnerando su seguridad e intimidad personal</w:t>
       </w:r>
@@ -2690,7 +2690,7 @@
         <w:rPr>
           <w:rFonts w:ascii="Arial Narrow" w:eastAsia="Arial Narrow" w:hAnsi="Arial Narrow" w:cs="Arial Narrow"/>
           <w:kern w:val="0"/>
-          <w14:ligatures w14:val="none"/>
+          <ns2:ligatures ns2:val="none"/>
         </w:rPr>
         <w:t>; involucraría una presunta afectación a sus expectativas, quien no habría encontrado una correspondencia entre lo que esperaba recibir de parte del proveedor y lo que realmente recibió. Por consiguiente, corresponde calificar el hecho materia de denuncia como una presunta infracción al deber de idoneidad, tipificado en los artículos 18 y 19 del Código</w:t>
       </w:r>
@@ -2700,12 +2700,12 @@
           <w:color w:val="000000"/>
           <w:kern w:val="0"/>
           <w:lang w:val="es-ES" w:eastAsia="es-ES"/>
-          <w14:ligatures w14:val="none"/>
+          <ns2:ligatures ns2:val="none"/>
         </w:rPr>
         <w:t>.</w:t>
       </w:r>
     </w:p>
-    <w:p>
+    <w:p ns2:paraId="32E2D4E2" ns2:textId="77777777">
       <w:pPr>
         <w:pStyle w:val="Prrafodelista"/>
         <w:rPr>
@@ -2713,7 +2713,7 @@
         </w:rPr>
       </w:pPr>
     </w:p>
-    <w:p>
+    <w:p ns2:paraId="44F50C03" ns2:textId="7B420E87">
       <w:pPr>
         <w:pStyle w:val="Prrafodelista"/>
         <w:numPr>
@@ -2731,14 +2731,14 @@
           <w:color w:val="000000"/>
           <w:kern w:val="0"/>
           <w:lang w:val="es-ES" w:eastAsia="es-ES"/>
-          <w14:ligatures w14:val="none"/>
-        </w:rPr>
-      </w:pPr>
-      <w:r>
-        <w:rPr>
-          <w:rFonts w:ascii="Arial Narrow" w:eastAsia="Arial Narrow" w:hAnsi="Arial Narrow" w:cs="Arial Narrow"/>
-          <w:kern w:val="0"/>
-          <w14:ligatures w14:val="none"/>
+          <ns2:ligatures ns2:val="none"/>
+        </w:rPr>
+      </w:pPr>
+      <w:r>
+        <w:rPr>
+          <w:rFonts w:ascii="Arial Narrow" w:eastAsia="Arial Narrow" w:hAnsi="Arial Narrow" w:cs="Arial Narrow"/>
+          <w:kern w:val="0"/>
+          <ns2:ligatures ns2:val="none"/>
         </w:rPr>
         <w:t>Adicionalmente, l</w:t>
       </w:r>
@@ -2746,7 +2746,7 @@
         <w:rPr>
           <w:rFonts w:ascii="Arial Narrow" w:eastAsia="Arial Narrow" w:hAnsi="Arial Narrow" w:cs="Arial Narrow"/>
           <w:kern w:val="0"/>
-          <w14:ligatures w14:val="none"/>
+          <ns2:ligatures ns2:val="none"/>
         </w:rPr>
         <w:t xml:space="preserve">a Secretaría Técnica, en ejercicio de sus facultades, considera que el hecho denunciado, consistente en que </w:t>
       </w:r>
@@ -2756,7 +2756,7 @@
           <w:color w:val="000000"/>
           <w:kern w:val="0"/>
           <w:lang w:val="es-ES" w:eastAsia="es-ES"/>
-          <w14:ligatures w14:val="none"/>
+          <ns2:ligatures ns2:val="none"/>
         </w:rPr>
         <w:t xml:space="preserve">los proveedores denunciados habrían brindado información contradictoria a la denunciante sobre los pagos realizados y vigencia de la </w:t>
       </w:r>
@@ -2766,7 +2766,7 @@
           <w:color w:val="000000"/>
           <w:kern w:val="0"/>
           <w:lang w:eastAsia="es-ES"/>
-          <w14:ligatures w14:val="none"/>
+          <ns2:ligatures ns2:val="none"/>
         </w:rPr>
         <w:t xml:space="preserve">Póliza </w:t>
       </w:r>
@@ -2777,7 +2777,7 @@
           <w:color w:val="000000"/>
           <w:kern w:val="0"/>
           <w:lang w:eastAsia="es-ES"/>
-          <w14:ligatures w14:val="none"/>
+          <ns2:ligatures ns2:val="none"/>
         </w:rPr>
         <w:t/>
       </w:r>
@@ -2788,7 +2788,7 @@
           <w:color w:val="000000"/>
           <w:kern w:val="0"/>
           <w:lang w:eastAsia="es-ES"/>
-          <w14:ligatures w14:val="none"/>
+          <ns2:ligatures ns2:val="none"/>
         </w:rPr>
         <w:t xml:space="preserve"> 2000154214</w:t>
       </w:r>
@@ -2796,7 +2796,7 @@
         <w:rPr>
           <w:rFonts w:ascii="Arial Narrow" w:eastAsia="Arial Narrow" w:hAnsi="Arial Narrow" w:cs="Arial Narrow"/>
           <w:kern w:val="0"/>
-          <w14:ligatures w14:val="none"/>
+          <ns2:ligatures ns2:val="none"/>
         </w:rPr>
         <w:t>; involucraría una presunta afectación a sus expectativas, quien no habría encontrado una correspondencia entre lo que esperaba recibir de parte del proveedor y lo que realmente recibió. Por consiguiente, corresponde calificar el hecho materia de denuncia como una presunta infracción al deber de idoneidad, tipificado en los artículos 18 y 19 del Código</w:t>
       </w:r>
@@ -2806,12 +2806,12 @@
           <w:color w:val="000000"/>
           <w:kern w:val="0"/>
           <w:lang w:eastAsia="es-ES"/>
-          <w14:ligatures w14:val="none"/>
+          <ns2:ligatures ns2:val="none"/>
         </w:rPr>
         <w:t>.</w:t>
       </w:r>
     </w:p>
-    <w:p>
+    <w:p ns2:paraId="07DAB2AC" ns2:textId="77777777">
       <w:pPr>
         <w:pStyle w:val="Prrafodelista"/>
         <w:rPr>
@@ -2819,7 +2819,7 @@
         </w:rPr>
       </w:pPr>
     </w:p>
-    <w:p>
+    <w:p ns2:paraId="5AAE7C2A" ns2:textId="5A08236F">
       <w:pPr>
         <w:pStyle w:val="Prrafodelista"/>
         <w:numPr>
@@ -2837,14 +2837,14 @@
           <w:color w:val="000000"/>
           <w:kern w:val="0"/>
           <w:lang w:val="es-ES" w:eastAsia="es-ES"/>
-          <w14:ligatures w14:val="none"/>
-        </w:rPr>
-      </w:pPr>
-      <w:r>
-        <w:rPr>
-          <w:rFonts w:ascii="Arial Narrow" w:eastAsia="Arial Narrow" w:hAnsi="Arial Narrow" w:cs="Arial Narrow"/>
-          <w:kern w:val="0"/>
-          <w14:ligatures w14:val="none"/>
+          <ns2:ligatures ns2:val="none"/>
+        </w:rPr>
+      </w:pPr>
+      <w:r>
+        <w:rPr>
+          <w:rFonts w:ascii="Arial Narrow" w:eastAsia="Arial Narrow" w:hAnsi="Arial Narrow" w:cs="Arial Narrow"/>
+          <w:kern w:val="0"/>
+          <ns2:ligatures ns2:val="none"/>
         </w:rPr>
         <w:t>Así también, l</w:t>
       </w:r>
@@ -2852,7 +2852,7 @@
         <w:rPr>
           <w:rFonts w:ascii="Arial Narrow" w:eastAsia="Arial Narrow" w:hAnsi="Arial Narrow" w:cs="Arial Narrow"/>
           <w:kern w:val="0"/>
-          <w14:ligatures w14:val="none"/>
+          <ns2:ligatures ns2:val="none"/>
         </w:rPr>
         <w:t xml:space="preserve">a Secretaría Técnica, en ejercicio de sus facultades, considera que el hecho denunciado, consistente en que </w:t>
       </w:r>
@@ -2863,7 +2863,7 @@
           <w:kern w:val="0"/>
           <w:shd w:val="clear" w:color="auto" w:fill="FFFFFF"/>
           <w:lang w:eastAsia="es-PE"/>
-          <w14:ligatures w14:val="none"/>
+          <ns2:ligatures ns2:val="none"/>
         </w:rPr>
         <w:t>Banco de Crédito del Perú S.A. no habría proporcionado la denunciante la información solicitada el 12 de agosto de 2025</w:t>
       </w:r>
@@ -2871,7 +2871,7 @@
         <w:rPr>
           <w:rFonts w:ascii="Arial Narrow" w:eastAsia="Arial Narrow" w:hAnsi="Arial Narrow" w:cs="Arial Narrow"/>
           <w:kern w:val="0"/>
-          <w14:ligatures w14:val="none"/>
+          <ns2:ligatures ns2:val="none"/>
         </w:rPr>
         <w:t xml:space="preserve">; involucraría una presunta afectación a sus expectativas, quien no habría encontrado una correspondencia entre lo que esperaba recibir de parte del proveedor y lo que realmente recibió. Por consiguiente, corresponde calificar el hecho </w:t>
       </w:r>
@@ -2879,7 +2879,7 @@
         <w:rPr>
           <w:rFonts w:ascii="Arial Narrow" w:eastAsia="Arial Narrow" w:hAnsi="Arial Narrow" w:cs="Arial Narrow"/>
           <w:kern w:val="0"/>
-          <w14:ligatures w14:val="none"/>
+          <ns2:ligatures ns2:val="none"/>
         </w:rPr>
         <w:lastRenderedPageBreak/>
         <w:t>materia de denuncia como una presunta infracción al deber de idoneidad, tipificado en los artículos 18 y 19 del Código</w:t>
@@ -2891,12 +2891,12 @@
           <w:kern w:val="0"/>
           <w:shd w:val="clear" w:color="auto" w:fill="FFFFFF"/>
           <w:lang w:eastAsia="es-PE"/>
-          <w14:ligatures w14:val="none"/>
+          <ns2:ligatures ns2:val="none"/>
         </w:rPr>
         <w:t>.</w:t>
       </w:r>
     </w:p>
-    <w:p>
+    <w:p ns2:paraId="72DE35E4" ns2:textId="77777777">
       <w:pPr>
         <w:pStyle w:val="Prrafodelista"/>
         <w:rPr>
@@ -2904,7 +2904,7 @@
         </w:rPr>
       </w:pPr>
     </w:p>
-    <w:p>
+    <w:p ns2:paraId="76D7DFF8" ns2:textId="523820C7">
       <w:pPr>
         <w:pStyle w:val="Prrafodelista"/>
         <w:numPr>
@@ -2922,14 +2922,14 @@
           <w:color w:val="000000"/>
           <w:kern w:val="0"/>
           <w:lang w:val="es-ES" w:eastAsia="es-ES"/>
-          <w14:ligatures w14:val="none"/>
-        </w:rPr>
-      </w:pPr>
-      <w:r>
-        <w:rPr>
-          <w:rFonts w:ascii="Arial Narrow" w:eastAsia="Arial Narrow" w:hAnsi="Arial Narrow" w:cs="Arial Narrow"/>
-          <w:kern w:val="0"/>
-          <w14:ligatures w14:val="none"/>
+          <ns2:ligatures ns2:val="none"/>
+        </w:rPr>
+      </w:pPr>
+      <w:r>
+        <w:rPr>
+          <w:rFonts w:ascii="Arial Narrow" w:eastAsia="Arial Narrow" w:hAnsi="Arial Narrow" w:cs="Arial Narrow"/>
+          <w:kern w:val="0"/>
+          <ns2:ligatures ns2:val="none"/>
         </w:rPr>
         <w:t xml:space="preserve">Asimismo, </w:t>
       </w:r>
@@ -2937,7 +2937,7 @@
         <w:rPr>
           <w:rFonts w:ascii="Arial Narrow" w:eastAsia="Arial Narrow" w:hAnsi="Arial Narrow" w:cs="Arial Narrow"/>
           <w:kern w:val="0"/>
-          <w14:ligatures w14:val="none"/>
+          <ns2:ligatures ns2:val="none"/>
         </w:rPr>
         <w:t xml:space="preserve">a Secretaría Técnica, en ejercicio de sus facultades, considera que el hecho denunciado, consistente en que </w:t>
       </w:r>
@@ -2947,7 +2947,7 @@
           <w:color w:val="000000"/>
           <w:kern w:val="0"/>
           <w:lang w:val="es-ES" w:eastAsia="es-ES"/>
-          <w14:ligatures w14:val="none"/>
+          <ns2:ligatures ns2:val="none"/>
         </w:rPr>
         <w:t>lo</w:t>
       </w:r>
@@ -2957,7 +2957,7 @@
           <w:color w:val="000000"/>
           <w:kern w:val="0"/>
           <w:lang w:val="es-ES" w:eastAsia="es-ES"/>
-          <w14:ligatures w14:val="none"/>
+          <ns2:ligatures ns2:val="none"/>
         </w:rPr>
         <w:t xml:space="preserve">s </w:t>
       </w:r>
@@ -2967,7 +2967,7 @@
           <w:color w:val="000000"/>
           <w:kern w:val="0"/>
           <w:lang w:val="es-ES" w:eastAsia="es-ES"/>
-          <w14:ligatures w14:val="none"/>
+          <ns2:ligatures ns2:val="none"/>
         </w:rPr>
         <w:t>proveedores denunciados no habrían cumplido con</w:t>
       </w:r>
@@ -2975,7 +2975,7 @@
         <w:rPr>
           <w:rFonts w:ascii="Arial Narrow" w:eastAsia="Arial Narrow" w:hAnsi="Arial Narrow" w:cs="Arial Narrow"/>
           <w:kern w:val="0"/>
-          <w14:ligatures w14:val="none"/>
+          <ns2:ligatures ns2:val="none"/>
         </w:rPr>
         <w:t xml:space="preserve"> </w:t>
       </w:r>
@@ -2985,7 +2985,7 @@
           <w:color w:val="000000"/>
           <w:kern w:val="0"/>
           <w:lang w:eastAsia="es-ES"/>
-          <w14:ligatures w14:val="none"/>
+          <ns2:ligatures ns2:val="none"/>
         </w:rPr>
         <w:t xml:space="preserve">los términos y condiciones del contrato de la Póliza </w:t>
       </w:r>
@@ -2996,7 +2996,7 @@
           <w:color w:val="000000"/>
           <w:kern w:val="0"/>
           <w:lang w:eastAsia="es-ES"/>
-          <w14:ligatures w14:val="none"/>
+          <ns2:ligatures ns2:val="none"/>
         </w:rPr>
         <w:t/>
       </w:r>
@@ -3007,7 +3007,7 @@
           <w:color w:val="000000"/>
           <w:kern w:val="0"/>
           <w:lang w:eastAsia="es-ES"/>
-          <w14:ligatures w14:val="none"/>
+          <ns2:ligatures ns2:val="none"/>
         </w:rPr>
         <w:t xml:space="preserve"> 2000154214, pues el denunciante estuvo por 30 meses sin cobertura</w:t>
       </w:r>
@@ -3015,7 +3015,7 @@
         <w:rPr>
           <w:rFonts w:ascii="Arial Narrow" w:eastAsia="Arial Narrow" w:hAnsi="Arial Narrow" w:cs="Arial Narrow"/>
           <w:kern w:val="0"/>
-          <w14:ligatures w14:val="none"/>
+          <ns2:ligatures ns2:val="none"/>
         </w:rPr>
         <w:t>; involucraría una presunta afectación a sus expectativas, quien no habría encontrado una correspondencia entre lo que esperaba recibir de parte del proveedor y lo que realmente recibió. Por consiguiente, corresponde calificar el hecho materia de denuncia como una presunta infracción al deber de idoneidad, tipificado en los artículos 18 y 19 del Código</w:t>
       </w:r>
@@ -3025,25 +3025,25 @@
           <w:color w:val="000000"/>
           <w:kern w:val="0"/>
           <w:lang w:eastAsia="es-ES"/>
-          <w14:ligatures w14:val="none"/>
+          <ns2:ligatures ns2:val="none"/>
         </w:rPr>
         <w:t>.</w:t>
       </w:r>
     </w:p>
-    <w:p>
-      <w:pPr>
-        <w:spacing w:after="0" w:line="240" w:lineRule="auto"/>
-        <w:jc w:val="both"/>
-        <w:rPr>
-          <w:rFonts w:ascii="Arial Narrow" w:eastAsia="Times New Roman" w:hAnsi="Arial Narrow" w:cs="Arial"/>
-          <w:color w:val="000000"/>
-          <w:kern w:val="0"/>
-          <w:lang w:val="es-ES" w:eastAsia="es-ES"/>
-          <w14:ligatures w14:val="none"/>
-        </w:rPr>
-      </w:pPr>
-    </w:p>
-    <w:p>
+    <w:p ns2:paraId="4FD7DABB" ns2:textId="77777777">
+      <w:pPr>
+        <w:spacing w:after="0" w:line="240" w:lineRule="auto"/>
+        <w:jc w:val="both"/>
+        <w:rPr>
+          <w:rFonts w:ascii="Arial Narrow" w:eastAsia="Times New Roman" w:hAnsi="Arial Narrow" w:cs="Arial"/>
+          <w:color w:val="000000"/>
+          <w:kern w:val="0"/>
+          <w:lang w:val="es-ES" w:eastAsia="es-ES"/>
+          <ns2:ligatures ns2:val="none"/>
+        </w:rPr>
+      </w:pPr>
+    </w:p>
+    <w:p ns2:paraId="5094549B" ns2:textId="7005A756">
       <w:pPr>
         <w:pStyle w:val="Prrafodelista"/>
         <w:numPr>
@@ -3061,14 +3061,14 @@
           <w:color w:val="000000"/>
           <w:kern w:val="0"/>
           <w:lang w:val="es-ES" w:eastAsia="es-ES"/>
-          <w14:ligatures w14:val="none"/>
-        </w:rPr>
-      </w:pPr>
-      <w:r>
-        <w:rPr>
-          <w:rFonts w:ascii="Arial Narrow" w:eastAsia="Arial Narrow" w:hAnsi="Arial Narrow" w:cs="Arial Narrow"/>
-          <w:kern w:val="0"/>
-          <w14:ligatures w14:val="none"/>
+          <ns2:ligatures ns2:val="none"/>
+        </w:rPr>
+      </w:pPr>
+      <w:r>
+        <w:rPr>
+          <w:rFonts w:ascii="Arial Narrow" w:eastAsia="Arial Narrow" w:hAnsi="Arial Narrow" w:cs="Arial Narrow"/>
+          <w:kern w:val="0"/>
+          <ns2:ligatures ns2:val="none"/>
         </w:rPr>
         <w:t xml:space="preserve">Además, la Secretaría Técnica, en ejercicio de sus facultades, considera que el hecho denunciado, consistente en que </w:t>
       </w:r>
@@ -3078,7 +3078,7 @@
           <w:color w:val="000000"/>
           <w:kern w:val="0"/>
           <w:lang w:val="es-ES" w:eastAsia="es-ES"/>
-          <w14:ligatures w14:val="none"/>
+          <ns2:ligatures ns2:val="none"/>
         </w:rPr>
         <w:t xml:space="preserve">el Banco de Crédito del Perú S.A. habría brindado una respuesta fuera del plazo legal al reclamo </w:t>
       </w:r>
@@ -3089,7 +3089,7 @@
           <w:color w:val="000000"/>
           <w:kern w:val="0"/>
           <w:lang w:val="es-ES" w:eastAsia="es-ES"/>
-          <w14:ligatures w14:val="none"/>
+          <ns2:ligatures ns2:val="none"/>
         </w:rPr>
         <w:t/>
       </w:r>
@@ -3100,7 +3100,7 @@
           <w:color w:val="000000"/>
           <w:kern w:val="0"/>
           <w:lang w:val="es-ES" w:eastAsia="es-ES"/>
-          <w14:ligatures w14:val="none"/>
+          <ns2:ligatures ns2:val="none"/>
         </w:rPr>
         <w:t xml:space="preserve"> C4201733 presentado por la denunciante</w:t>
       </w:r>
@@ -3110,7 +3110,7 @@
           <w:color w:val="000000"/>
           <w:kern w:val="0"/>
           <w:lang w:eastAsia="es-ES"/>
-          <w14:ligatures w14:val="none"/>
+          <ns2:ligatures ns2:val="none"/>
         </w:rPr>
         <w:t>.</w:t>
       </w:r>
@@ -3118,7 +3118,7 @@
         <w:rPr>
           <w:rFonts w:ascii="Arial Narrow" w:eastAsia="Arial Narrow" w:hAnsi="Arial Narrow" w:cs="Arial Narrow"/>
           <w:kern w:val="0"/>
-          <w14:ligatures w14:val="none"/>
+          <ns2:ligatures ns2:val="none"/>
         </w:rPr>
         <w:t xml:space="preserve"> Por consiguiente, corresponde calificar el hecho materia de denuncia como una presunta infracción a la obligación de los proveedores para resolver los reclamos en el plazo legal establecido, tipificado en el numeral 88.1 del artículo 88 del Código</w:t>
       </w:r>
@@ -3127,7 +3127,7 @@
           <w:rStyle w:val="Refdenotaalpie"/>
           <w:rFonts w:ascii="Arial Narrow" w:eastAsia="Arial Narrow" w:hAnsi="Arial Narrow"/>
           <w:kern w:val="0"/>
-          <w14:ligatures w14:val="none"/>
+          <ns2:ligatures ns2:val="none"/>
           <w:vertAlign w:val="superscript"/>
         </w:rPr>
         <w:footnoteReference w:id="4"/>
@@ -3138,12 +3138,12 @@
           <w:color w:val="000000"/>
           <w:kern w:val="0"/>
           <w:lang w:eastAsia="es-ES"/>
-          <w14:ligatures w14:val="none"/>
+          <ns2:ligatures ns2:val="none"/>
         </w:rPr>
         <w:t>.</w:t>
       </w:r>
     </w:p>
-    <w:p>
+    <w:p ns2:paraId="657E95AC" ns2:textId="77777777">
       <w:pPr>
         <w:pStyle w:val="Prrafodelista"/>
         <w:rPr>
@@ -3151,7 +3151,7 @@
         </w:rPr>
       </w:pPr>
     </w:p>
-    <w:p>
+    <w:p ns2:paraId="4158C6F0" ns2:textId="4E885EEC">
       <w:pPr>
         <w:pStyle w:val="Prrafodelista"/>
         <w:numPr>
@@ -3169,14 +3169,14 @@
           <w:color w:val="000000"/>
           <w:kern w:val="0"/>
           <w:lang w:val="es-ES" w:eastAsia="es-ES"/>
-          <w14:ligatures w14:val="none"/>
-        </w:rPr>
-      </w:pPr>
-      <w:r>
-        <w:rPr>
-          <w:rFonts w:ascii="Arial Narrow" w:eastAsia="Arial Narrow" w:hAnsi="Arial Narrow" w:cs="Arial Narrow"/>
-          <w:kern w:val="0"/>
-          <w14:ligatures w14:val="none"/>
+          <ns2:ligatures ns2:val="none"/>
+        </w:rPr>
+      </w:pPr>
+      <w:r>
+        <w:rPr>
+          <w:rFonts w:ascii="Arial Narrow" w:eastAsia="Arial Narrow" w:hAnsi="Arial Narrow" w:cs="Arial Narrow"/>
+          <w:kern w:val="0"/>
+          <ns2:ligatures ns2:val="none"/>
         </w:rPr>
         <w:t>Así también</w:t>
       </w:r>
@@ -3184,7 +3184,7 @@
         <w:rPr>
           <w:rFonts w:ascii="Arial Narrow" w:eastAsia="Arial Narrow" w:hAnsi="Arial Narrow" w:cs="Arial Narrow"/>
           <w:kern w:val="0"/>
-          <w14:ligatures w14:val="none"/>
+          <ns2:ligatures ns2:val="none"/>
         </w:rPr>
         <w:t xml:space="preserve">, la Secretaría Técnica, en ejercicio de sus facultades, considera que el hecho denunciado, consistente en que </w:t>
       </w:r>
@@ -3201,7 +3201,7 @@
           <w:kern w:val="0"/>
           <w:shd w:val="clear" w:color="auto" w:fill="FFFFFF"/>
           <w:lang w:eastAsia="es-PE"/>
-          <w14:ligatures w14:val="none"/>
+          <ns2:ligatures ns2:val="none"/>
         </w:rPr>
         <w:t xml:space="preserve">Banco de Crédito del Perú S.A. </w:t>
       </w:r>
@@ -3211,7 +3211,7 @@
           <w:color w:val="000000"/>
           <w:kern w:val="0"/>
           <w:lang w:val="es-ES" w:eastAsia="es-ES"/>
-          <w14:ligatures w14:val="none"/>
+          <ns2:ligatures ns2:val="none"/>
         </w:rPr>
         <w:t xml:space="preserve">no habría brindado una respuesta formal y dentro del plazo legal al Reclamo </w:t>
       </w:r>
@@ -3222,7 +3222,7 @@
           <w:color w:val="000000"/>
           <w:kern w:val="0"/>
           <w:lang w:val="es-ES" w:eastAsia="es-ES"/>
-          <w14:ligatures w14:val="none"/>
+          <ns2:ligatures ns2:val="none"/>
         </w:rPr>
         <w:t/>
       </w:r>
@@ -3233,7 +3233,7 @@
           <w:color w:val="000000"/>
           <w:kern w:val="0"/>
           <w:lang w:val="es-ES" w:eastAsia="es-ES"/>
-          <w14:ligatures w14:val="none"/>
+          <ns2:ligatures ns2:val="none"/>
         </w:rPr>
         <w:t xml:space="preserve"> </w:t>
       </w:r>
@@ -3250,7 +3250,7 @@
           <w:color w:val="000000"/>
           <w:kern w:val="0"/>
           <w:lang w:eastAsia="es-ES"/>
-          <w14:ligatures w14:val="none"/>
+          <ns2:ligatures ns2:val="none"/>
         </w:rPr>
         <w:t>presentado por la denunciante</w:t>
       </w:r>
@@ -3260,7 +3260,7 @@
           <w:color w:val="000000"/>
           <w:kern w:val="0"/>
           <w:lang w:eastAsia="es-ES"/>
-          <w14:ligatures w14:val="none"/>
+          <ns2:ligatures ns2:val="none"/>
         </w:rPr>
         <w:t>.</w:t>
       </w:r>
@@ -3268,7 +3268,7 @@
         <w:rPr>
           <w:rFonts w:ascii="Arial Narrow" w:eastAsia="Arial Narrow" w:hAnsi="Arial Narrow" w:cs="Arial Narrow"/>
           <w:kern w:val="0"/>
-          <w14:ligatures w14:val="none"/>
+          <ns2:ligatures ns2:val="none"/>
         </w:rPr>
         <w:t xml:space="preserve"> Por consiguiente, corresponde calificar el hecho materia de denuncia como una presunta infracción a la obligación de los proveedores para resolver los reclamos en el plazo legal establecido, tipificado en el numeral 88.1 del artículo 88 del Código</w:t>
       </w:r>
@@ -3278,12 +3278,12 @@
           <w:color w:val="000000"/>
           <w:kern w:val="0"/>
           <w:lang w:eastAsia="es-ES"/>
-          <w14:ligatures w14:val="none"/>
+          <ns2:ligatures ns2:val="none"/>
         </w:rPr>
         <w:t>.</w:t>
       </w:r>
     </w:p>
-    <w:p>
+    <w:p ns2:paraId="05D4AB53" ns2:textId="77777777">
       <w:pPr>
         <w:pStyle w:val="Prrafodelista"/>
         <w:rPr>
@@ -3291,7 +3291,7 @@
         </w:rPr>
       </w:pPr>
     </w:p>
-    <w:p>
+    <w:p ns2:paraId="493D44B5" ns2:textId="6787B411">
       <w:pPr>
         <w:pStyle w:val="Prrafodelista"/>
         <w:numPr>
@@ -3309,14 +3309,14 @@
           <w:color w:val="000000"/>
           <w:kern w:val="0"/>
           <w:lang w:val="es-ES" w:eastAsia="es-ES"/>
-          <w14:ligatures w14:val="none"/>
-        </w:rPr>
-      </w:pPr>
-      <w:r>
-        <w:rPr>
-          <w:rFonts w:ascii="Arial Narrow" w:eastAsia="Arial Narrow" w:hAnsi="Arial Narrow" w:cs="Arial Narrow"/>
-          <w:kern w:val="0"/>
-          <w14:ligatures w14:val="none"/>
+          <ns2:ligatures ns2:val="none"/>
+        </w:rPr>
+      </w:pPr>
+      <w:r>
+        <w:rPr>
+          <w:rFonts w:ascii="Arial Narrow" w:eastAsia="Arial Narrow" w:hAnsi="Arial Narrow" w:cs="Arial Narrow"/>
+          <w:kern w:val="0"/>
+          <ns2:ligatures ns2:val="none"/>
         </w:rPr>
         <w:t>Adicionalmente</w:t>
       </w:r>
@@ -3324,7 +3324,7 @@
         <w:rPr>
           <w:rFonts w:ascii="Arial Narrow" w:eastAsia="Arial Narrow" w:hAnsi="Arial Narrow" w:cs="Arial Narrow"/>
           <w:kern w:val="0"/>
-          <w14:ligatures w14:val="none"/>
+          <ns2:ligatures ns2:val="none"/>
         </w:rPr>
         <w:t xml:space="preserve">, la Secretaría Técnica, en ejercicio de sus facultades, considera que el hecho denunciado, consistente en que </w:t>
       </w:r>
@@ -3341,7 +3341,7 @@
           <w:kern w:val="0"/>
           <w:shd w:val="clear" w:color="auto" w:fill="FFFFFF"/>
           <w:lang w:eastAsia="es-PE"/>
-          <w14:ligatures w14:val="none"/>
+          <ns2:ligatures ns2:val="none"/>
         </w:rPr>
         <w:t xml:space="preserve">Banco de Crédito del Perú S.A. </w:t>
       </w:r>
@@ -3351,7 +3351,7 @@
           <w:color w:val="000000"/>
           <w:kern w:val="0"/>
           <w:lang w:val="es-ES" w:eastAsia="es-ES"/>
-          <w14:ligatures w14:val="none"/>
+          <ns2:ligatures ns2:val="none"/>
         </w:rPr>
         <w:t xml:space="preserve">habría brindado una respuesta inadecuada al reclamo </w:t>
       </w:r>
@@ -3362,7 +3362,7 @@
           <w:color w:val="000000"/>
           <w:kern w:val="0"/>
           <w:lang w:val="es-ES" w:eastAsia="es-ES"/>
-          <w14:ligatures w14:val="none"/>
+          <ns2:ligatures ns2:val="none"/>
         </w:rPr>
         <w:t/>
       </w:r>
@@ -3373,7 +3373,7 @@
           <w:color w:val="000000"/>
           <w:kern w:val="0"/>
           <w:lang w:eastAsia="es-ES"/>
-          <w14:ligatures w14:val="none"/>
+          <ns2:ligatures ns2:val="none"/>
         </w:rPr>
         <w:t xml:space="preserve"> C4402920 presentados por la denunciante</w:t>
       </w:r>
@@ -3383,7 +3383,7 @@
           <w:color w:val="000000"/>
           <w:kern w:val="0"/>
           <w:lang w:eastAsia="es-ES"/>
-          <w14:ligatures w14:val="none"/>
+          <ns2:ligatures ns2:val="none"/>
         </w:rPr>
         <w:t>.</w:t>
       </w:r>
@@ -3391,7 +3391,7 @@
         <w:rPr>
           <w:rFonts w:ascii="Arial Narrow" w:eastAsia="Arial Narrow" w:hAnsi="Arial Narrow" w:cs="Arial Narrow"/>
           <w:kern w:val="0"/>
-          <w14:ligatures w14:val="none"/>
+          <ns2:ligatures ns2:val="none"/>
         </w:rPr>
         <w:t xml:space="preserve"> Por consiguiente, corresponde calificar el hecho materia de denuncia como una presunta infracción a la obligación de los proveedores para resolver los reclamos en el plazo legal establecido, tipificado en el numeral 88.1 del artículo 88 del Código</w:t>
       </w:r>
@@ -3401,12 +3401,12 @@
           <w:color w:val="000000"/>
           <w:kern w:val="0"/>
           <w:lang w:eastAsia="es-ES"/>
-          <w14:ligatures w14:val="none"/>
+          <ns2:ligatures ns2:val="none"/>
         </w:rPr>
         <w:t>.</w:t>
       </w:r>
     </w:p>
-    <w:p>
+    <w:p ns2:paraId="4E81BD07" ns2:textId="77777777">
       <w:pPr>
         <w:pStyle w:val="Prrafodelista"/>
         <w:rPr>
@@ -3414,7 +3414,7 @@
         </w:rPr>
       </w:pPr>
     </w:p>
-    <w:p>
+    <w:p ns2:paraId="41E229DD" ns2:textId="5694AEDB">
       <w:pPr>
         <w:pStyle w:val="Prrafodelista"/>
         <w:numPr>
@@ -3432,14 +3432,14 @@
           <w:color w:val="000000"/>
           <w:kern w:val="0"/>
           <w:lang w:val="es-ES" w:eastAsia="es-ES"/>
-          <w14:ligatures w14:val="none"/>
-        </w:rPr>
-      </w:pPr>
-      <w:r>
-        <w:rPr>
-          <w:rFonts w:ascii="Arial Narrow" w:eastAsia="Arial Narrow" w:hAnsi="Arial Narrow" w:cs="Arial Narrow"/>
-          <w:kern w:val="0"/>
-          <w14:ligatures w14:val="none"/>
+          <ns2:ligatures ns2:val="none"/>
+        </w:rPr>
+      </w:pPr>
+      <w:r>
+        <w:rPr>
+          <w:rFonts w:ascii="Arial Narrow" w:eastAsia="Arial Narrow" w:hAnsi="Arial Narrow" w:cs="Arial Narrow"/>
+          <w:kern w:val="0"/>
+          <ns2:ligatures ns2:val="none"/>
         </w:rPr>
         <w:t>Así también</w:t>
       </w:r>
@@ -3447,7 +3447,7 @@
         <w:rPr>
           <w:rFonts w:ascii="Arial Narrow" w:eastAsia="Arial Narrow" w:hAnsi="Arial Narrow" w:cs="Arial Narrow"/>
           <w:kern w:val="0"/>
-          <w14:ligatures w14:val="none"/>
+          <ns2:ligatures ns2:val="none"/>
         </w:rPr>
         <w:t xml:space="preserve">, la Secretaría Técnica, en ejercicio de sus facultades, considera que el hecho denunciado, consistente en que </w:t>
       </w:r>
@@ -3464,7 +3464,7 @@
           <w:kern w:val="0"/>
           <w:shd w:val="clear" w:color="auto" w:fill="FFFFFF"/>
           <w:lang w:eastAsia="es-PE"/>
-          <w14:ligatures w14:val="none"/>
+          <ns2:ligatures ns2:val="none"/>
         </w:rPr>
         <w:t xml:space="preserve">Banco de Crédito del Perú S.A. </w:t>
       </w:r>
@@ -3474,7 +3474,7 @@
           <w:color w:val="000000"/>
           <w:kern w:val="0"/>
           <w:lang w:val="es-ES" w:eastAsia="es-ES"/>
-          <w14:ligatures w14:val="none"/>
+          <ns2:ligatures ns2:val="none"/>
         </w:rPr>
         <w:t xml:space="preserve">habría brindado una respuesta inadecuada al reclamo </w:t>
       </w:r>
@@ -3485,7 +3485,7 @@
           <w:color w:val="000000"/>
           <w:kern w:val="0"/>
           <w:lang w:val="es-ES" w:eastAsia="es-ES"/>
-          <w14:ligatures w14:val="none"/>
+          <ns2:ligatures ns2:val="none"/>
         </w:rPr>
         <w:t/>
       </w:r>
@@ -3496,7 +3496,7 @@
           <w:color w:val="000000"/>
           <w:kern w:val="0"/>
           <w:lang w:eastAsia="es-ES"/>
-          <w14:ligatures w14:val="none"/>
+          <ns2:ligatures ns2:val="none"/>
         </w:rPr>
         <w:t xml:space="preserve"> C41535030 presentados por la denunciante</w:t>
       </w:r>
@@ -3506,7 +3506,7 @@
           <w:color w:val="000000"/>
           <w:kern w:val="0"/>
           <w:lang w:eastAsia="es-ES"/>
-          <w14:ligatures w14:val="none"/>
+          <ns2:ligatures ns2:val="none"/>
         </w:rPr>
         <w:t>.</w:t>
       </w:r>
@@ -3514,7 +3514,7 @@
         <w:rPr>
           <w:rFonts w:ascii="Arial Narrow" w:eastAsia="Arial Narrow" w:hAnsi="Arial Narrow" w:cs="Arial Narrow"/>
           <w:kern w:val="0"/>
-          <w14:ligatures w14:val="none"/>
+          <ns2:ligatures ns2:val="none"/>
         </w:rPr>
         <w:t xml:space="preserve"> Por consiguiente, corresponde calificar el hecho materia de denuncia como una presunta infracción a la obligación de los proveedores para resolver los reclamos en el plazo legal establecido, tipificado en el numeral 88.1 del artículo 88 del Código</w:t>
       </w:r>
@@ -3524,12 +3524,12 @@
           <w:color w:val="000000"/>
           <w:kern w:val="0"/>
           <w:lang w:eastAsia="es-ES"/>
-          <w14:ligatures w14:val="none"/>
+          <ns2:ligatures ns2:val="none"/>
         </w:rPr>
         <w:t>.</w:t>
       </w:r>
     </w:p>
-    <w:p>
+    <w:p ns2:paraId="1C6CCBAB" ns2:textId="77777777">
       <w:pPr>
         <w:pStyle w:val="Prrafodelista"/>
         <w:rPr>
@@ -3537,7 +3537,7 @@
         </w:rPr>
       </w:pPr>
     </w:p>
-    <w:p>
+    <w:p ns2:paraId="46782C9E" ns2:textId="235D4EFB">
       <w:pPr>
         <w:pStyle w:val="Prrafodelista"/>
         <w:numPr>
@@ -3555,14 +3555,14 @@
           <w:color w:val="000000"/>
           <w:kern w:val="0"/>
           <w:lang w:val="es-ES" w:eastAsia="es-ES"/>
-          <w14:ligatures w14:val="none"/>
-        </w:rPr>
-      </w:pPr>
-      <w:r>
-        <w:rPr>
-          <w:rFonts w:ascii="Arial Narrow" w:eastAsia="Arial Narrow" w:hAnsi="Arial Narrow" w:cs="Arial Narrow"/>
-          <w:kern w:val="0"/>
-          <w14:ligatures w14:val="none"/>
+          <ns2:ligatures ns2:val="none"/>
+        </w:rPr>
+      </w:pPr>
+      <w:r>
+        <w:rPr>
+          <w:rFonts w:ascii="Arial Narrow" w:eastAsia="Arial Narrow" w:hAnsi="Arial Narrow" w:cs="Arial Narrow"/>
+          <w:kern w:val="0"/>
+          <ns2:ligatures ns2:val="none"/>
         </w:rPr>
         <w:t xml:space="preserve">Además, la Secretaría Técnica, en ejercicio de sus facultades, considera que el hecho denunciado, consistente en que </w:t>
       </w:r>
@@ -3579,7 +3579,7 @@
           <w:kern w:val="0"/>
           <w:shd w:val="clear" w:color="auto" w:fill="FFFFFF"/>
           <w:lang w:eastAsia="es-PE"/>
-          <w14:ligatures w14:val="none"/>
+          <ns2:ligatures ns2:val="none"/>
         </w:rPr>
         <w:t xml:space="preserve">Banco de Crédito del Perú S.A. </w:t>
       </w:r>
@@ -3589,7 +3589,7 @@
           <w:color w:val="000000"/>
           <w:kern w:val="0"/>
           <w:lang w:val="es-ES" w:eastAsia="es-ES"/>
-          <w14:ligatures w14:val="none"/>
+          <ns2:ligatures ns2:val="none"/>
         </w:rPr>
         <w:t xml:space="preserve">habría brindado una respuesta inadecuada al reclamo </w:t>
       </w:r>
@@ -3600,7 +3600,7 @@
           <w:color w:val="000000"/>
           <w:kern w:val="0"/>
           <w:lang w:val="es-ES" w:eastAsia="es-ES"/>
-          <w14:ligatures w14:val="none"/>
+          <ns2:ligatures ns2:val="none"/>
         </w:rPr>
         <w:t/>
       </w:r>
@@ -3611,7 +3611,7 @@
           <w:color w:val="000000"/>
           <w:kern w:val="0"/>
           <w:lang w:eastAsia="es-ES"/>
-          <w14:ligatures w14:val="none"/>
+          <ns2:ligatures ns2:val="none"/>
         </w:rPr>
         <w:t xml:space="preserve"> C42016388 presentados por la denunciante</w:t>
       </w:r>
@@ -3621,7 +3621,7 @@
           <w:color w:val="000000"/>
           <w:kern w:val="0"/>
           <w:lang w:eastAsia="es-ES"/>
-          <w14:ligatures w14:val="none"/>
+          <ns2:ligatures ns2:val="none"/>
         </w:rPr>
         <w:t>.</w:t>
       </w:r>
@@ -3629,7 +3629,7 @@
         <w:rPr>
           <w:rFonts w:ascii="Arial Narrow" w:eastAsia="Arial Narrow" w:hAnsi="Arial Narrow" w:cs="Arial Narrow"/>
           <w:kern w:val="0"/>
-          <w14:ligatures w14:val="none"/>
+          <ns2:ligatures ns2:val="none"/>
         </w:rPr>
         <w:t xml:space="preserve"> Por consiguiente, corresponde calificar el hecho materia de denuncia como una presunta infracción a la obligación de los proveedores para </w:t>
       </w:r>
@@ -3637,7 +3637,7 @@
         <w:rPr>
           <w:rFonts w:ascii="Arial Narrow" w:eastAsia="Arial Narrow" w:hAnsi="Arial Narrow" w:cs="Arial Narrow"/>
           <w:kern w:val="0"/>
-          <w14:ligatures w14:val="none"/>
+          <ns2:ligatures ns2:val="none"/>
         </w:rPr>
         <w:lastRenderedPageBreak/>
         <w:t>resolver los reclamos en el plazo legal establecido, tipificado en el numeral 88.1 del artículo 88 del Código</w:t>
@@ -3648,12 +3648,12 @@
           <w:color w:val="000000"/>
           <w:kern w:val="0"/>
           <w:lang w:eastAsia="es-ES"/>
-          <w14:ligatures w14:val="none"/>
+          <ns2:ligatures ns2:val="none"/>
         </w:rPr>
         <w:t>.</w:t>
       </w:r>
     </w:p>
-    <w:p>
+    <w:p ns2:paraId="0B549154" ns2:textId="77777777">
       <w:pPr>
         <w:pStyle w:val="Prrafodelista"/>
         <w:rPr>
@@ -3661,7 +3661,7 @@
         </w:rPr>
       </w:pPr>
     </w:p>
-    <w:p>
+    <w:p ns2:paraId="774E65FF" ns2:textId="1BB3232A">
       <w:pPr>
         <w:pStyle w:val="Prrafodelista"/>
         <w:numPr>
@@ -3679,14 +3679,14 @@
           <w:color w:val="000000"/>
           <w:kern w:val="0"/>
           <w:lang w:val="es-ES" w:eastAsia="es-ES"/>
-          <w14:ligatures w14:val="none"/>
-        </w:rPr>
-      </w:pPr>
-      <w:r>
-        <w:rPr>
-          <w:rFonts w:ascii="Arial Narrow" w:eastAsia="Arial Narrow" w:hAnsi="Arial Narrow" w:cs="Arial Narrow"/>
-          <w:kern w:val="0"/>
-          <w14:ligatures w14:val="none"/>
+          <ns2:ligatures ns2:val="none"/>
+        </w:rPr>
+      </w:pPr>
+      <w:r>
+        <w:rPr>
+          <w:rFonts w:ascii="Arial Narrow" w:eastAsia="Arial Narrow" w:hAnsi="Arial Narrow" w:cs="Arial Narrow"/>
+          <w:kern w:val="0"/>
+          <ns2:ligatures ns2:val="none"/>
         </w:rPr>
         <w:t>Asimismo</w:t>
       </w:r>
@@ -3694,7 +3694,7 @@
         <w:rPr>
           <w:rFonts w:ascii="Arial Narrow" w:eastAsia="Arial Narrow" w:hAnsi="Arial Narrow" w:cs="Arial Narrow"/>
           <w:kern w:val="0"/>
-          <w14:ligatures w14:val="none"/>
+          <ns2:ligatures ns2:val="none"/>
         </w:rPr>
         <w:t xml:space="preserve">, la Secretaría Técnica, en ejercicio de sus facultades, considera que el hecho denunciado, consistente en que </w:t>
       </w:r>
@@ -3711,7 +3711,7 @@
           <w:kern w:val="0"/>
           <w:shd w:val="clear" w:color="auto" w:fill="FFFFFF"/>
           <w:lang w:eastAsia="es-PE"/>
-          <w14:ligatures w14:val="none"/>
+          <ns2:ligatures ns2:val="none"/>
         </w:rPr>
         <w:t xml:space="preserve">Banco de Crédito del Perú S.A. </w:t>
       </w:r>
@@ -3721,7 +3721,7 @@
           <w:color w:val="000000"/>
           <w:kern w:val="0"/>
           <w:lang w:val="es-ES" w:eastAsia="es-ES"/>
-          <w14:ligatures w14:val="none"/>
+          <ns2:ligatures ns2:val="none"/>
         </w:rPr>
         <w:t xml:space="preserve">habría brindado una respuesta inadecuada al reclamo </w:t>
       </w:r>
@@ -3732,7 +3732,7 @@
           <w:color w:val="000000"/>
           <w:kern w:val="0"/>
           <w:lang w:val="es-ES" w:eastAsia="es-ES"/>
-          <w14:ligatures w14:val="none"/>
+          <ns2:ligatures ns2:val="none"/>
         </w:rPr>
         <w:t/>
       </w:r>
@@ -3743,7 +3743,7 @@
           <w:color w:val="000000"/>
           <w:kern w:val="0"/>
           <w:lang w:eastAsia="es-ES"/>
-          <w14:ligatures w14:val="none"/>
+          <ns2:ligatures ns2:val="none"/>
         </w:rPr>
         <w:t>, C42017337 presentados por la denunciante</w:t>
       </w:r>
@@ -3753,7 +3753,7 @@
           <w:color w:val="000000"/>
           <w:kern w:val="0"/>
           <w:lang w:eastAsia="es-ES"/>
-          <w14:ligatures w14:val="none"/>
+          <ns2:ligatures ns2:val="none"/>
         </w:rPr>
         <w:t>.</w:t>
       </w:r>
@@ -3761,7 +3761,7 @@
         <w:rPr>
           <w:rFonts w:ascii="Arial Narrow" w:eastAsia="Arial Narrow" w:hAnsi="Arial Narrow" w:cs="Arial Narrow"/>
           <w:kern w:val="0"/>
-          <w14:ligatures w14:val="none"/>
+          <ns2:ligatures ns2:val="none"/>
         </w:rPr>
         <w:t xml:space="preserve"> Por consiguiente, corresponde calificar el hecho materia de denuncia como una presunta infracción a la obligación de los proveedores para resolver los reclamos en el plazo legal establecido, tipificado en el numeral 88.1 del artículo 88 del Código</w:t>
       </w:r>
@@ -3771,12 +3771,12 @@
           <w:color w:val="000000"/>
           <w:kern w:val="0"/>
           <w:lang w:eastAsia="es-ES"/>
-          <w14:ligatures w14:val="none"/>
+          <ns2:ligatures ns2:val="none"/>
         </w:rPr>
         <w:t>.</w:t>
       </w:r>
     </w:p>
-    <w:p>
+    <w:p ns2:paraId="15ABDB7B" ns2:textId="77777777">
       <w:pPr>
         <w:pStyle w:val="Prrafodelista"/>
         <w:rPr>
@@ -3784,7 +3784,7 @@
         </w:rPr>
       </w:pPr>
     </w:p>
-    <w:p>
+    <w:p ns2:paraId="437F7C50" ns2:textId="6FE647C2">
       <w:pPr>
         <w:pStyle w:val="Prrafodelista"/>
         <w:numPr>
@@ -3802,14 +3802,14 @@
           <w:color w:val="000000"/>
           <w:kern w:val="0"/>
           <w:lang w:val="es-ES" w:eastAsia="es-ES"/>
-          <w14:ligatures w14:val="none"/>
-        </w:rPr>
-      </w:pPr>
-      <w:r>
-        <w:rPr>
-          <w:rFonts w:ascii="Arial Narrow" w:eastAsia="Arial Narrow" w:hAnsi="Arial Narrow" w:cs="Arial Narrow"/>
-          <w:kern w:val="0"/>
-          <w14:ligatures w14:val="none"/>
+          <ns2:ligatures ns2:val="none"/>
+        </w:rPr>
+      </w:pPr>
+      <w:r>
+        <w:rPr>
+          <w:rFonts w:ascii="Arial Narrow" w:eastAsia="Arial Narrow" w:hAnsi="Arial Narrow" w:cs="Arial Narrow"/>
+          <w:kern w:val="0"/>
+          <ns2:ligatures ns2:val="none"/>
         </w:rPr>
         <w:t>Además</w:t>
       </w:r>
@@ -3817,7 +3817,7 @@
         <w:rPr>
           <w:rFonts w:ascii="Arial Narrow" w:eastAsia="Arial Narrow" w:hAnsi="Arial Narrow" w:cs="Arial Narrow"/>
           <w:kern w:val="0"/>
-          <w14:ligatures w14:val="none"/>
+          <ns2:ligatures ns2:val="none"/>
         </w:rPr>
         <w:t xml:space="preserve">, la Secretaría Técnica, en ejercicio de sus facultades, considera que el hecho denunciado, consistente en que </w:t>
       </w:r>
@@ -3834,7 +3834,7 @@
           <w:kern w:val="0"/>
           <w:shd w:val="clear" w:color="auto" w:fill="FFFFFF"/>
           <w:lang w:eastAsia="es-PE"/>
-          <w14:ligatures w14:val="none"/>
+          <ns2:ligatures ns2:val="none"/>
         </w:rPr>
         <w:t xml:space="preserve">Banco de Crédito del Perú S.A. </w:t>
       </w:r>
@@ -3844,7 +3844,7 @@
           <w:color w:val="000000"/>
           <w:kern w:val="0"/>
           <w:lang w:val="es-ES" w:eastAsia="es-ES"/>
-          <w14:ligatures w14:val="none"/>
+          <ns2:ligatures ns2:val="none"/>
         </w:rPr>
         <w:t xml:space="preserve">habría brindado una respuesta inadecuada al reclamo </w:t>
       </w:r>
@@ -3855,7 +3855,7 @@
           <w:color w:val="000000"/>
           <w:kern w:val="0"/>
           <w:lang w:val="es-ES" w:eastAsia="es-ES"/>
-          <w14:ligatures w14:val="none"/>
+          <ns2:ligatures ns2:val="none"/>
         </w:rPr>
         <w:t/>
       </w:r>
@@ -3866,7 +3866,7 @@
           <w:color w:val="000000"/>
           <w:kern w:val="0"/>
           <w:lang w:eastAsia="es-ES"/>
-          <w14:ligatures w14:val="none"/>
+          <ns2:ligatures ns2:val="none"/>
         </w:rPr>
         <w:t xml:space="preserve"> C43519777 presentados por la denunciante</w:t>
       </w:r>
@@ -3876,7 +3876,7 @@
           <w:color w:val="000000"/>
           <w:kern w:val="0"/>
           <w:lang w:eastAsia="es-ES"/>
-          <w14:ligatures w14:val="none"/>
+          <ns2:ligatures ns2:val="none"/>
         </w:rPr>
         <w:t>.</w:t>
       </w:r>
@@ -3884,7 +3884,7 @@
         <w:rPr>
           <w:rFonts w:ascii="Arial Narrow" w:eastAsia="Arial Narrow" w:hAnsi="Arial Narrow" w:cs="Arial Narrow"/>
           <w:kern w:val="0"/>
-          <w14:ligatures w14:val="none"/>
+          <ns2:ligatures ns2:val="none"/>
         </w:rPr>
         <w:t xml:space="preserve"> Por consiguiente, corresponde calificar el hecho materia de denuncia como una presunta infracción a la obligación de los proveedores para resolver los reclamos en el plazo legal establecido, tipificado en el numeral 88.1 del artículo 88 del Código</w:t>
       </w:r>
@@ -3894,12 +3894,12 @@
           <w:color w:val="000000"/>
           <w:kern w:val="0"/>
           <w:lang w:eastAsia="es-ES"/>
-          <w14:ligatures w14:val="none"/>
+          <ns2:ligatures ns2:val="none"/>
         </w:rPr>
         <w:t>.</w:t>
       </w:r>
     </w:p>
-    <w:p>
+    <w:p ns2:paraId="0CD0D531" ns2:textId="77777777">
       <w:pPr>
         <w:pStyle w:val="Prrafodelista"/>
         <w:rPr>
@@ -3907,7 +3907,7 @@
         </w:rPr>
       </w:pPr>
     </w:p>
-    <w:p>
+    <w:p ns2:paraId="2D243A65" ns2:textId="393936F3">
       <w:pPr>
         <w:pStyle w:val="Prrafodelista"/>
         <w:numPr>
@@ -3925,14 +3925,14 @@
           <w:color w:val="000000"/>
           <w:kern w:val="0"/>
           <w:lang w:val="es-ES" w:eastAsia="es-ES"/>
-          <w14:ligatures w14:val="none"/>
-        </w:rPr>
-      </w:pPr>
-      <w:r>
-        <w:rPr>
-          <w:rFonts w:ascii="Arial Narrow" w:eastAsia="Arial Narrow" w:hAnsi="Arial Narrow" w:cs="Arial Narrow"/>
-          <w:kern w:val="0"/>
-          <w14:ligatures w14:val="none"/>
+          <ns2:ligatures ns2:val="none"/>
+        </w:rPr>
+      </w:pPr>
+      <w:r>
+        <w:rPr>
+          <w:rFonts w:ascii="Arial Narrow" w:eastAsia="Arial Narrow" w:hAnsi="Arial Narrow" w:cs="Arial Narrow"/>
+          <w:kern w:val="0"/>
+          <ns2:ligatures ns2:val="none"/>
         </w:rPr>
         <w:t>Adicionalmente</w:t>
       </w:r>
@@ -3940,7 +3940,7 @@
         <w:rPr>
           <w:rFonts w:ascii="Arial Narrow" w:eastAsia="Arial Narrow" w:hAnsi="Arial Narrow" w:cs="Arial Narrow"/>
           <w:kern w:val="0"/>
-          <w14:ligatures w14:val="none"/>
+          <ns2:ligatures ns2:val="none"/>
         </w:rPr>
         <w:t xml:space="preserve">, la Secretaría Técnica, en ejercicio de sus facultades, considera que el hecho denunciado, consistente en que </w:t>
       </w:r>
@@ -3957,7 +3957,7 @@
           <w:kern w:val="0"/>
           <w:shd w:val="clear" w:color="auto" w:fill="FFFFFF"/>
           <w:lang w:eastAsia="es-PE"/>
-          <w14:ligatures w14:val="none"/>
+          <ns2:ligatures ns2:val="none"/>
         </w:rPr>
         <w:t xml:space="preserve">Banco de Crédito del Perú S.A. </w:t>
       </w:r>
@@ -3967,7 +3967,7 @@
           <w:color w:val="000000"/>
           <w:kern w:val="0"/>
           <w:lang w:val="es-ES" w:eastAsia="es-ES"/>
-          <w14:ligatures w14:val="none"/>
+          <ns2:ligatures ns2:val="none"/>
         </w:rPr>
         <w:t xml:space="preserve">habría brindado una respuesta inadecuada al reclamo </w:t>
       </w:r>
@@ -3978,7 +3978,7 @@
           <w:color w:val="000000"/>
           <w:kern w:val="0"/>
           <w:lang w:val="es-ES" w:eastAsia="es-ES"/>
-          <w14:ligatures w14:val="none"/>
+          <ns2:ligatures ns2:val="none"/>
         </w:rPr>
         <w:t/>
       </w:r>
@@ -3989,7 +3989,7 @@
           <w:color w:val="000000"/>
           <w:kern w:val="0"/>
           <w:lang w:eastAsia="es-ES"/>
-          <w14:ligatures w14:val="none"/>
+          <ns2:ligatures ns2:val="none"/>
         </w:rPr>
         <w:t xml:space="preserve"> C44029208 presentados por la denunciante</w:t>
       </w:r>
@@ -3999,7 +3999,7 @@
           <w:color w:val="000000"/>
           <w:kern w:val="0"/>
           <w:lang w:eastAsia="es-ES"/>
-          <w14:ligatures w14:val="none"/>
+          <ns2:ligatures ns2:val="none"/>
         </w:rPr>
         <w:t>.</w:t>
       </w:r>
@@ -4007,7 +4007,7 @@
         <w:rPr>
           <w:rFonts w:ascii="Arial Narrow" w:eastAsia="Arial Narrow" w:hAnsi="Arial Narrow" w:cs="Arial Narrow"/>
           <w:kern w:val="0"/>
-          <w14:ligatures w14:val="none"/>
+          <ns2:ligatures ns2:val="none"/>
         </w:rPr>
         <w:t xml:space="preserve"> Por consiguiente, corresponde calificar el hecho materia de denuncia como una presunta infracción a la obligación de los proveedores para resolver los reclamos en el plazo legal establecido, tipificado en el numeral 88.1 del artículo 88 del Código</w:t>
       </w:r>
@@ -4017,12 +4017,12 @@
           <w:color w:val="000000"/>
           <w:kern w:val="0"/>
           <w:lang w:eastAsia="es-ES"/>
-          <w14:ligatures w14:val="none"/>
+          <ns2:ligatures ns2:val="none"/>
         </w:rPr>
         <w:t>.</w:t>
       </w:r>
     </w:p>
-    <w:p>
+    <w:p ns2:paraId="61E0EF22" ns2:textId="77777777">
       <w:pPr>
         <w:pStyle w:val="Prrafodelista"/>
         <w:rPr>
@@ -4030,7 +4030,7 @@
         </w:rPr>
       </w:pPr>
     </w:p>
-    <w:p>
+    <w:p ns2:paraId="5D5FEA25" ns2:textId="73B5385E">
       <w:pPr>
         <w:pStyle w:val="Prrafodelista"/>
         <w:numPr>
@@ -4048,14 +4048,14 @@
           <w:color w:val="000000"/>
           <w:kern w:val="0"/>
           <w:lang w:val="es-ES" w:eastAsia="es-ES"/>
-          <w14:ligatures w14:val="none"/>
-        </w:rPr>
-      </w:pPr>
-      <w:r>
-        <w:rPr>
-          <w:rFonts w:ascii="Arial Narrow" w:eastAsia="Arial Narrow" w:hAnsi="Arial Narrow" w:cs="Arial Narrow"/>
-          <w:kern w:val="0"/>
-          <w14:ligatures w14:val="none"/>
+          <ns2:ligatures ns2:val="none"/>
+        </w:rPr>
+      </w:pPr>
+      <w:r>
+        <w:rPr>
+          <w:rFonts w:ascii="Arial Narrow" w:eastAsia="Arial Narrow" w:hAnsi="Arial Narrow" w:cs="Arial Narrow"/>
+          <w:kern w:val="0"/>
+          <ns2:ligatures ns2:val="none"/>
         </w:rPr>
         <w:t>Asimismo</w:t>
       </w:r>
@@ -4063,7 +4063,7 @@
         <w:rPr>
           <w:rFonts w:ascii="Arial Narrow" w:eastAsia="Arial Narrow" w:hAnsi="Arial Narrow" w:cs="Arial Narrow"/>
           <w:kern w:val="0"/>
-          <w14:ligatures w14:val="none"/>
+          <ns2:ligatures ns2:val="none"/>
         </w:rPr>
         <w:t xml:space="preserve">, la Secretaría Técnica, en ejercicio de sus facultades, considera que el hecho denunciado, consistente en que </w:t>
       </w:r>
@@ -4080,7 +4080,7 @@
           <w:kern w:val="0"/>
           <w:shd w:val="clear" w:color="auto" w:fill="FFFFFF"/>
           <w:lang w:eastAsia="es-PE"/>
-          <w14:ligatures w14:val="none"/>
+          <ns2:ligatures ns2:val="none"/>
         </w:rPr>
         <w:t xml:space="preserve">Banco de Crédito del Perú S.A. </w:t>
       </w:r>
@@ -4090,7 +4090,7 @@
           <w:color w:val="000000"/>
           <w:kern w:val="0"/>
           <w:lang w:val="es-ES" w:eastAsia="es-ES"/>
-          <w14:ligatures w14:val="none"/>
+          <ns2:ligatures ns2:val="none"/>
         </w:rPr>
         <w:t xml:space="preserve">habría brindado una respuesta inadecuada al reclamo </w:t>
       </w:r>
@@ -4101,7 +4101,7 @@
           <w:color w:val="000000"/>
           <w:kern w:val="0"/>
           <w:lang w:val="es-ES" w:eastAsia="es-ES"/>
-          <w14:ligatures w14:val="none"/>
+          <ns2:ligatures ns2:val="none"/>
         </w:rPr>
         <w:t/>
       </w:r>
@@ -4112,7 +4112,7 @@
           <w:color w:val="000000"/>
           <w:kern w:val="0"/>
           <w:lang w:eastAsia="es-ES"/>
-          <w14:ligatures w14:val="none"/>
+          <ns2:ligatures ns2:val="none"/>
         </w:rPr>
         <w:t xml:space="preserve"> C44198384 presentados por la denunciante</w:t>
       </w:r>
@@ -4122,7 +4122,7 @@
           <w:color w:val="000000"/>
           <w:kern w:val="0"/>
           <w:lang w:eastAsia="es-ES"/>
-          <w14:ligatures w14:val="none"/>
+          <ns2:ligatures ns2:val="none"/>
         </w:rPr>
         <w:t>.</w:t>
       </w:r>
@@ -4130,7 +4130,7 @@
         <w:rPr>
           <w:rFonts w:ascii="Arial Narrow" w:eastAsia="Arial Narrow" w:hAnsi="Arial Narrow" w:cs="Arial Narrow"/>
           <w:kern w:val="0"/>
-          <w14:ligatures w14:val="none"/>
+          <ns2:ligatures ns2:val="none"/>
         </w:rPr>
         <w:t xml:space="preserve"> Por consiguiente, corresponde calificar el hecho materia de denuncia como una presunta infracción a la obligación de los proveedores para resolver los reclamos en el plazo legal establecido, tipificado en el numeral 88.1 del artículo 88 del Código</w:t>
       </w:r>
@@ -4140,12 +4140,12 @@
           <w:color w:val="000000"/>
           <w:kern w:val="0"/>
           <w:lang w:eastAsia="es-ES"/>
-          <w14:ligatures w14:val="none"/>
+          <ns2:ligatures ns2:val="none"/>
         </w:rPr>
         <w:t>.</w:t>
       </w:r>
     </w:p>
-    <w:p>
+    <w:p ns2:paraId="43A67298" ns2:textId="77777777">
       <w:pPr>
         <w:pStyle w:val="Prrafodelista"/>
         <w:rPr>
@@ -4153,7 +4153,7 @@
         </w:rPr>
       </w:pPr>
     </w:p>
-    <w:p>
+    <w:p ns2:paraId="14C52F50" ns2:textId="7C81F837">
       <w:pPr>
         <w:pStyle w:val="Prrafodelista"/>
         <w:numPr>
@@ -4171,14 +4171,14 @@
           <w:color w:val="000000"/>
           <w:kern w:val="0"/>
           <w:lang w:val="es-ES" w:eastAsia="es-ES"/>
-          <w14:ligatures w14:val="none"/>
-        </w:rPr>
-      </w:pPr>
-      <w:r>
-        <w:rPr>
-          <w:rFonts w:ascii="Arial Narrow" w:eastAsia="Arial Narrow" w:hAnsi="Arial Narrow" w:cs="Arial Narrow"/>
-          <w:kern w:val="0"/>
-          <w14:ligatures w14:val="none"/>
+          <ns2:ligatures ns2:val="none"/>
+        </w:rPr>
+      </w:pPr>
+      <w:r>
+        <w:rPr>
+          <w:rFonts w:ascii="Arial Narrow" w:eastAsia="Arial Narrow" w:hAnsi="Arial Narrow" w:cs="Arial Narrow"/>
+          <w:kern w:val="0"/>
+          <ns2:ligatures ns2:val="none"/>
         </w:rPr>
         <w:t xml:space="preserve">Además, la Secretaría Técnica, en ejercicio de sus facultades, considera que el hecho denunciado, consistente en que </w:t>
       </w:r>
@@ -4189,7 +4189,7 @@
           <w:kern w:val="0"/>
           <w:shd w:val="clear" w:color="auto" w:fill="FFFFFF"/>
           <w:lang w:eastAsia="es-PE"/>
-          <w14:ligatures w14:val="none"/>
+          <ns2:ligatures ns2:val="none"/>
         </w:rPr>
         <w:t xml:space="preserve">Pacífico Compañía de Seguros y Reaseguros S.A. no habría cumplido con brindar una respuesta adecuada al Reclamo </w:t>
       </w:r>
@@ -4201,7 +4201,7 @@
           <w:kern w:val="0"/>
           <w:shd w:val="clear" w:color="auto" w:fill="FFFFFF"/>
           <w:lang w:eastAsia="es-PE"/>
-          <w14:ligatures w14:val="none"/>
+          <ns2:ligatures ns2:val="none"/>
         </w:rPr>
         <w:t/>
       </w:r>
@@ -4213,7 +4213,7 @@
           <w:kern w:val="0"/>
           <w:shd w:val="clear" w:color="auto" w:fill="FFFFFF"/>
           <w:lang w:eastAsia="es-PE"/>
-          <w14:ligatures w14:val="none"/>
+          <ns2:ligatures ns2:val="none"/>
         </w:rPr>
         <w:t xml:space="preserve"> </w:t>
       </w:r>
@@ -4221,7 +4221,7 @@
         <w:rPr>
           <w:rFonts w:ascii="Arial Narrow" w:eastAsia="Arial Narrow" w:hAnsi="Arial Narrow" w:cs="Arial Narrow"/>
           <w:kern w:val="0"/>
-          <w14:ligatures w14:val="none"/>
+          <ns2:ligatures ns2:val="none"/>
         </w:rPr>
         <w:t>SS-31648277 presentada por la denunciante</w:t>
       </w:r>
@@ -4231,7 +4231,7 @@
           <w:color w:val="000000"/>
           <w:kern w:val="0"/>
           <w:lang w:eastAsia="es-ES"/>
-          <w14:ligatures w14:val="none"/>
+          <ns2:ligatures ns2:val="none"/>
         </w:rPr>
         <w:t>.</w:t>
       </w:r>
@@ -4239,7 +4239,7 @@
         <w:rPr>
           <w:rFonts w:ascii="Arial Narrow" w:eastAsia="Arial Narrow" w:hAnsi="Arial Narrow" w:cs="Arial Narrow"/>
           <w:kern w:val="0"/>
-          <w14:ligatures w14:val="none"/>
+          <ns2:ligatures ns2:val="none"/>
         </w:rPr>
         <w:t xml:space="preserve"> Por consiguiente, corresponde calificar el hecho materia de denuncia como una presunta infracción a la obligación de los proveedores para resolver los reclamos en el plazo legal establecido, tipificado en el numeral 88.1 del artículo 88 del Código</w:t>
       </w:r>
@@ -4247,25 +4247,25 @@
         <w:rPr>
           <w:rFonts w:ascii="Arial Narrow" w:eastAsia="Arial Narrow" w:hAnsi="Arial Narrow" w:cs="Arial Narrow"/>
           <w:kern w:val="0"/>
-          <w14:ligatures w14:val="none"/>
+          <ns2:ligatures ns2:val="none"/>
         </w:rPr>
         <w:t>.</w:t>
       </w:r>
     </w:p>
-    <w:p>
-      <w:pPr>
-        <w:spacing w:after="0" w:line="240" w:lineRule="auto"/>
-        <w:jc w:val="both"/>
-        <w:rPr>
-          <w:rFonts w:ascii="Arial Narrow" w:eastAsia="Times New Roman" w:hAnsi="Arial Narrow" w:cs="Arial"/>
-          <w:color w:val="000000"/>
-          <w:kern w:val="0"/>
-          <w:lang w:val="es-ES" w:eastAsia="es-ES"/>
-          <w14:ligatures w14:val="none"/>
-        </w:rPr>
-      </w:pPr>
-    </w:p>
-    <w:p>
+    <w:p ns2:paraId="388CC63D" ns2:textId="77777777">
+      <w:pPr>
+        <w:spacing w:after="0" w:line="240" w:lineRule="auto"/>
+        <w:jc w:val="both"/>
+        <w:rPr>
+          <w:rFonts w:ascii="Arial Narrow" w:eastAsia="Times New Roman" w:hAnsi="Arial Narrow" w:cs="Arial"/>
+          <w:color w:val="000000"/>
+          <w:kern w:val="0"/>
+          <w:lang w:val="es-ES" w:eastAsia="es-ES"/>
+          <ns2:ligatures ns2:val="none"/>
+        </w:rPr>
+      </w:pPr>
+    </w:p>
+    <w:p ns2:paraId="4C05B57A" ns2:textId="5E3374E3">
       <w:pPr>
         <w:pStyle w:val="Prrafodelista"/>
         <w:numPr>
@@ -4283,14 +4283,14 @@
           <w:color w:val="000000"/>
           <w:kern w:val="0"/>
           <w:lang w:val="es-ES" w:eastAsia="es-ES"/>
-          <w14:ligatures w14:val="none"/>
-        </w:rPr>
-      </w:pPr>
-      <w:r>
-        <w:rPr>
-          <w:rFonts w:ascii="Arial Narrow" w:eastAsia="Arial Narrow" w:hAnsi="Arial Narrow" w:cs="Arial Narrow"/>
-          <w:kern w:val="0"/>
-          <w14:ligatures w14:val="none"/>
+          <ns2:ligatures ns2:val="none"/>
+        </w:rPr>
+      </w:pPr>
+      <w:r>
+        <w:rPr>
+          <w:rFonts w:ascii="Arial Narrow" w:eastAsia="Arial Narrow" w:hAnsi="Arial Narrow" w:cs="Arial Narrow"/>
+          <w:kern w:val="0"/>
+          <ns2:ligatures ns2:val="none"/>
         </w:rPr>
         <w:t xml:space="preserve">La Secretaría Técnica, en ejercicio de sus facultades, considera que el hecho denunciado, consistente en que </w:t>
       </w:r>
@@ -4300,7 +4300,7 @@
           <w:color w:val="000000"/>
           <w:kern w:val="0"/>
           <w:lang w:val="es-ES" w:eastAsia="es-ES"/>
-          <w14:ligatures w14:val="none"/>
+          <ns2:ligatures ns2:val="none"/>
         </w:rPr>
         <w:t>los proveedores</w:t>
       </w:r>
@@ -4310,7 +4310,7 @@
           <w:color w:val="000000"/>
           <w:kern w:val="0"/>
           <w:lang w:val="es-ES" w:eastAsia="es-ES"/>
-          <w14:ligatures w14:val="none"/>
+          <ns2:ligatures ns2:val="none"/>
         </w:rPr>
         <w:t xml:space="preserve"> denunciados habrían modificado unilateralmente la Póliza </w:t>
       </w:r>
@@ -4321,7 +4321,7 @@
           <w:color w:val="000000"/>
           <w:kern w:val="0"/>
           <w:lang w:val="es-ES" w:eastAsia="es-ES"/>
-          <w14:ligatures w14:val="none"/>
+          <ns2:ligatures ns2:val="none"/>
         </w:rPr>
         <w:t/>
       </w:r>
@@ -4332,7 +4332,7 @@
           <w:color w:val="000000"/>
           <w:kern w:val="0"/>
           <w:lang w:val="es-ES" w:eastAsia="es-ES"/>
-          <w14:ligatures w14:val="none"/>
+          <ns2:ligatures ns2:val="none"/>
         </w:rPr>
         <w:t xml:space="preserve"> 2000154214 y sin el consentimiento previo de la denunciante respecto al inicio de vigencia del seguro, generando un nuevo contrato lo que le perjudicó económicamente</w:t>
       </w:r>
@@ -4340,7 +4340,7 @@
         <w:rPr>
           <w:rFonts w:ascii="Arial Narrow" w:eastAsia="Arial Narrow" w:hAnsi="Arial Narrow" w:cs="Arial Narrow"/>
           <w:kern w:val="0"/>
-          <w14:ligatures w14:val="none"/>
+          <ns2:ligatures ns2:val="none"/>
         </w:rPr>
         <w:t xml:space="preserve">. Por consiguiente, corresponde calificar el hecho materia de denuncia como una presunta </w:t>
       </w:r>
@@ -4348,7 +4348,7 @@
         <w:rPr>
           <w:rFonts w:ascii="Arial Narrow" w:eastAsia="Arial Narrow" w:hAnsi="Arial Narrow" w:cs="Arial Narrow"/>
           <w:kern w:val="0"/>
-          <w14:ligatures w14:val="none"/>
+          <ns2:ligatures ns2:val="none"/>
         </w:rPr>
         <w:t>afectación a la protección</w:t>
       </w:r>
@@ -4356,7 +4356,7 @@
         <w:rPr>
           <w:rFonts w:ascii="Arial Narrow" w:eastAsia="Arial Narrow" w:hAnsi="Arial Narrow" w:cs="Arial Narrow"/>
           <w:kern w:val="0"/>
-          <w14:ligatures w14:val="none"/>
+          <ns2:ligatures ns2:val="none"/>
         </w:rPr>
         <w:t xml:space="preserve"> de los consumidores</w:t>
       </w:r>
@@ -4364,7 +4364,7 @@
         <w:rPr>
           <w:rFonts w:ascii="Arial Narrow" w:eastAsia="Arial Narrow" w:hAnsi="Arial Narrow" w:cs="Arial Narrow"/>
           <w:kern w:val="0"/>
-          <w14:ligatures w14:val="none"/>
+          <ns2:ligatures ns2:val="none"/>
         </w:rPr>
         <w:t xml:space="preserve"> contra métodos comerciales coercitivos</w:t>
       </w:r>
@@ -4372,7 +4372,7 @@
         <w:rPr>
           <w:rFonts w:ascii="Arial Narrow" w:eastAsia="Arial Narrow" w:hAnsi="Arial Narrow" w:cs="Arial Narrow"/>
           <w:kern w:val="0"/>
-          <w14:ligatures w14:val="none"/>
+          <ns2:ligatures ns2:val="none"/>
         </w:rPr>
         <w:t>, tipificado en e</w:t>
       </w:r>
@@ -4415,7 +4415,7 @@
         <w:t>.</w:t>
       </w:r>
     </w:p>
-    <w:p>
+    <w:p ns2:paraId="4F1E88E9" ns2:textId="77777777">
       <w:pPr>
         <w:spacing w:after="0" w:line="240" w:lineRule="auto"/>
         <w:jc w:val="both"/>
@@ -4423,11 +4423,11 @@
           <w:rFonts w:ascii="Arial Narrow" w:eastAsia="Calibri" w:hAnsi="Arial Narrow" w:cs="Arial Narrow"/>
           <w:kern w:val="0"/>
           <w:lang w:eastAsia="es-PE"/>
-          <w14:ligatures w14:val="none"/>
-        </w:rPr>
-      </w:pPr>
-    </w:p>
-    <w:p>
+          <ns2:ligatures ns2:val="none"/>
+        </w:rPr>
+      </w:pPr>
+    </w:p>
+    <w:p ns2:paraId="53370C61" ns2:textId="1B55B3A6">
       <w:pPr>
         <w:pStyle w:val="Prrafodelista"/>
         <w:numPr>
@@ -4441,7 +4441,7 @@
           <w:rFonts w:ascii="Arial Narrow" w:eastAsia="Calibri" w:hAnsi="Arial Narrow" w:cs="Arial Narrow"/>
           <w:kern w:val="0"/>
           <w:lang w:eastAsia="es-PE"/>
-          <w14:ligatures w14:val="none"/>
+          <ns2:ligatures ns2:val="none"/>
         </w:rPr>
       </w:pPr>
       <w:r>
@@ -4450,7 +4450,7 @@
           <w:color w:val="000000"/>
           <w:kern w:val="0"/>
           <w:lang w:eastAsia="es-PE"/>
-          <w14:ligatures w14:val="none"/>
+          <ns2:ligatures ns2:val="none"/>
         </w:rPr>
         <w:t>En tanto la denuncia reúne los requisitos establecidos por la norma citada, corresponde admitirla a trámite</w:t>
       </w:r>
@@ -4460,7 +4460,7 @@
           <w:rFonts w:ascii="Arial Narrow" w:eastAsia="Arial Narrow" w:hAnsi="Arial Narrow" w:cs="Arial Narrow"/>
           <w:kern w:val="0"/>
           <w:vertAlign w:val="superscript"/>
-          <w14:ligatures w14:val="none"/>
+          <ns2:ligatures ns2:val="none"/>
         </w:rPr>
         <w:footnoteReference w:id="6"/>
       </w:r>
@@ -4470,23 +4470,23 @@
           <w:color w:val="000000"/>
           <w:kern w:val="0"/>
           <w:lang w:eastAsia="es-PE"/>
-          <w14:ligatures w14:val="none"/>
+          <ns2:ligatures ns2:val="none"/>
         </w:rPr>
         <w:t>.</w:t>
       </w:r>
     </w:p>
-    <w:p>
+    <w:p ns2:paraId="29901160" ns2:textId="77777777">
       <w:pPr>
         <w:pStyle w:val="Prrafodelista"/>
         <w:rPr>
           <w:rFonts w:ascii="Arial Narrow" w:eastAsia="Calibri" w:hAnsi="Arial Narrow" w:cs="Arial Narrow"/>
           <w:kern w:val="0"/>
           <w:lang w:eastAsia="es-PE"/>
-          <w14:ligatures w14:val="none"/>
-        </w:rPr>
-      </w:pPr>
-    </w:p>
-    <w:p>
+          <ns2:ligatures ns2:val="none"/>
+        </w:rPr>
+      </w:pPr>
+    </w:p>
+    <w:p ns2:paraId="3F5BB4A5" ns2:textId="7A2A06C7">
       <w:pPr>
         <w:pStyle w:val="Prrafodelista"/>
         <w:numPr>
@@ -4506,22 +4506,22 @@
           <w:color w:val="000000"/>
           <w:kern w:val="0"/>
           <w:lang w:eastAsia="es-PE"/>
-          <w14:ligatures w14:val="none"/>
-        </w:rPr>
-      </w:pPr>
-      <w:r>
-        <w:rPr>
-          <w:rFonts w:ascii="Arial Narrow" w:eastAsia="Arial Narrow" w:hAnsi="Arial Narrow" w:cs="Arial Narrow"/>
-          <w:b/>
-          <w:color w:val="000000"/>
-          <w:kern w:val="0"/>
-          <w:lang w:eastAsia="es-PE"/>
-          <w14:ligatures w14:val="none"/>
+          <ns2:ligatures ns2:val="none"/>
+        </w:rPr>
+      </w:pPr>
+      <w:r>
+        <w:rPr>
+          <w:rFonts w:ascii="Arial Narrow" w:eastAsia="Arial Narrow" w:hAnsi="Arial Narrow" w:cs="Arial Narrow"/>
+          <w:b/>
+          <w:color w:val="000000"/>
+          <w:kern w:val="0"/>
+          <w:lang w:eastAsia="es-PE"/>
+          <ns2:ligatures ns2:val="none"/>
         </w:rPr>
         <w:t>REQUERIMIENTO DE INFORMACION</w:t>
       </w:r>
     </w:p>
-    <w:p>
+    <w:p ns2:paraId="73D60425" ns2:textId="77777777">
       <w:pPr>
         <w:pStyle w:val="Prrafodelista"/>
         <w:spacing w:after="0" w:line="240" w:lineRule="auto"/>
@@ -4533,11 +4533,11 @@
           <w:color w:val="000000"/>
           <w:kern w:val="0"/>
           <w:lang w:eastAsia="es-PE"/>
-          <w14:ligatures w14:val="none"/>
-        </w:rPr>
-      </w:pPr>
-    </w:p>
-    <w:p>
+          <ns2:ligatures ns2:val="none"/>
+        </w:rPr>
+      </w:pPr>
+    </w:p>
+    <w:p ns2:paraId="7ADF73AB" ns2:textId="0830BE53">
       <w:pPr>
         <w:pStyle w:val="Prrafodelista"/>
         <w:numPr>
@@ -4552,16 +4552,16 @@
           <w:color w:val="000000"/>
           <w:kern w:val="0"/>
           <w:lang w:val="es-ES" w:eastAsia="es-ES"/>
-          <w14:ligatures w14:val="none"/>
-        </w:rPr>
-      </w:pPr>
-      <w:r>
-        <w:rPr>
-          <w:rFonts w:ascii="Arial Narrow" w:eastAsia="Times New Roman" w:hAnsi="Arial Narrow" w:cs="Arial"/>
-          <w:color w:val="000000"/>
-          <w:kern w:val="0"/>
-          <w:lang w:val="es-ES" w:eastAsia="es-ES"/>
-          <w14:ligatures w14:val="none"/>
+          <ns2:ligatures ns2:val="none"/>
+        </w:rPr>
+      </w:pPr>
+      <w:r>
+        <w:rPr>
+          <w:rFonts w:ascii="Arial Narrow" w:eastAsia="Times New Roman" w:hAnsi="Arial Narrow" w:cs="Arial"/>
+          <w:color w:val="000000"/>
+          <w:kern w:val="0"/>
+          <w:lang w:val="es-ES" w:eastAsia="es-ES"/>
+          <ns2:ligatures ns2:val="none"/>
         </w:rPr>
         <w:t>A efectos de tener mayores elementos que sirvan para la resolución definitiva del presente caso, la Secretaría Técnica, en ejercicio de las facultades</w:t>
       </w:r>
@@ -4572,7 +4572,7 @@
           <w:color w:val="000000"/>
           <w:kern w:val="0"/>
           <w:lang w:val="es-ES" w:eastAsia="es-ES"/>
-          <w14:ligatures w14:val="none"/>
+          <ns2:ligatures ns2:val="none"/>
           <w:vertAlign w:val="superscript"/>
         </w:rPr>
         <w:footnoteReference w:id="7"/>
@@ -4583,7 +4583,7 @@
           <w:color w:val="000000"/>
           <w:kern w:val="0"/>
           <w:lang w:val="es-ES" w:eastAsia="es-ES"/>
-          <w14:ligatures w14:val="none"/>
+          <ns2:ligatures ns2:val="none"/>
         </w:rPr>
         <w:t xml:space="preserve"> que la ley le confiere</w:t>
       </w:r>
@@ -4594,7 +4594,7 @@
           <w:color w:val="000000"/>
           <w:kern w:val="0"/>
           <w:lang w:val="es-ES" w:eastAsia="es-ES"/>
-          <w14:ligatures w14:val="none"/>
+          <ns2:ligatures ns2:val="none"/>
           <w:vertAlign w:val="superscript"/>
         </w:rPr>
         <w:footnoteReference w:id="8"/>
@@ -4605,7 +4605,7 @@
           <w:color w:val="000000"/>
           <w:kern w:val="0"/>
           <w:lang w:val="es-ES" w:eastAsia="es-ES"/>
-          <w14:ligatures w14:val="none"/>
+          <ns2:ligatures ns2:val="none"/>
         </w:rPr>
         <w:t xml:space="preserve">, </w:t>
       </w:r>
@@ -4615,7 +4615,7 @@
           <w:color w:val="000000"/>
           <w:kern w:val="0"/>
           <w:lang w:val="es-ES" w:eastAsia="es-ES"/>
-          <w14:ligatures w14:val="none"/>
+          <ns2:ligatures ns2:val="none"/>
         </w:rPr>
         <w:t>conviene requerir</w:t>
       </w:r>
@@ -4625,7 +4625,7 @@
           <w:color w:val="000000"/>
           <w:kern w:val="0"/>
           <w:lang w:val="es-ES" w:eastAsia="es-ES"/>
-          <w14:ligatures w14:val="none"/>
+          <ns2:ligatures ns2:val="none"/>
         </w:rPr>
         <w:t xml:space="preserve"> que</w:t>
       </w:r>
@@ -4635,7 +4635,7 @@
           <w:color w:val="000000"/>
           <w:kern w:val="0"/>
           <w:lang w:val="es-ES" w:eastAsia="es-ES"/>
-          <w14:ligatures w14:val="none"/>
+          <ns2:ligatures ns2:val="none"/>
         </w:rPr>
         <w:t>, en un plazo no mayor de cinco (5) días hábiles contado</w:t>
       </w:r>
@@ -4645,7 +4645,7 @@
           <w:color w:val="000000"/>
           <w:kern w:val="0"/>
           <w:lang w:val="es-ES" w:eastAsia="es-ES"/>
-          <w14:ligatures w14:val="none"/>
+          <ns2:ligatures ns2:val="none"/>
         </w:rPr>
         <w:t>s</w:t>
       </w:r>
@@ -4655,7 +4655,7 @@
           <w:color w:val="000000"/>
           <w:kern w:val="0"/>
           <w:lang w:val="es-ES" w:eastAsia="es-ES"/>
-          <w14:ligatures w14:val="none"/>
+          <ns2:ligatures ns2:val="none"/>
         </w:rPr>
         <w:t xml:space="preserve"> a partir del día siguiente de la notificación de la presente resolución, </w:t>
       </w:r>
@@ -4665,7 +4665,7 @@
           <w:color w:val="000000"/>
           <w:kern w:val="0"/>
           <w:lang w:val="es-ES" w:eastAsia="es-ES"/>
-          <w14:ligatures w14:val="none"/>
+          <ns2:ligatures ns2:val="none"/>
         </w:rPr>
         <w:t>los proveedores denunciados</w:t>
       </w:r>
@@ -4675,7 +4675,7 @@
           <w:color w:val="000000"/>
           <w:kern w:val="0"/>
           <w:lang w:val="es-ES" w:eastAsia="es-ES"/>
-          <w14:ligatures w14:val="none"/>
+          <ns2:ligatures ns2:val="none"/>
         </w:rPr>
         <w:t xml:space="preserve"> </w:t>
       </w:r>
@@ -4685,12 +4685,12 @@
           <w:color w:val="000000"/>
           <w:kern w:val="0"/>
           <w:lang w:val="es-ES" w:eastAsia="es-ES"/>
-          <w14:ligatures w14:val="none"/>
+          <ns2:ligatures ns2:val="none"/>
         </w:rPr>
         <w:t>cumplan con presentar:</w:t>
       </w:r>
     </w:p>
-    <w:p>
+    <w:p ns2:paraId="69656EBD" ns2:textId="77777777">
       <w:pPr>
         <w:tabs>
           <w:tab w:val="left" w:pos="567"/>
@@ -4703,11 +4703,11 @@
           <w:color w:val="000000"/>
           <w:kern w:val="0"/>
           <w:lang w:val="es-ES" w:eastAsia="es-ES"/>
-          <w14:ligatures w14:val="none"/>
-        </w:rPr>
-      </w:pPr>
-    </w:p>
-    <w:p>
+          <ns2:ligatures ns2:val="none"/>
+        </w:rPr>
+      </w:pPr>
+    </w:p>
+    <w:p ns2:paraId="7356402B" ns2:textId="3A535B81">
       <w:pPr>
         <w:tabs>
           <w:tab w:val="left" w:pos="567"/>
@@ -4727,7 +4727,7 @@
           <w:kern w:val="0"/>
           <w:u w:val="single"/>
           <w:lang w:val="es-ES" w:eastAsia="es-ES"/>
-          <w14:ligatures w14:val="none"/>
+          <ns2:ligatures ns2:val="none"/>
         </w:rPr>
         <w:t>Banco de Crédito del Perú S.A.</w:t>
       </w:r>
@@ -4737,7 +4737,7 @@
           <w:color w:val="000000"/>
           <w:kern w:val="0"/>
           <w:lang w:val="es-ES" w:eastAsia="es-ES"/>
-          <w14:ligatures w14:val="none"/>
+          <ns2:ligatures ns2:val="none"/>
         </w:rPr>
         <w:t xml:space="preserve">: </w:t>
       </w:r>
@@ -4749,7 +4749,7 @@
         <w:t>todas las comunicaciones cursadas con la parte denunciante en virtud del hecho materia de denuncia.</w:t>
       </w:r>
     </w:p>
-    <w:p>
+    <w:p ns2:paraId="5B7F7D19" ns2:textId="77777777">
       <w:pPr>
         <w:tabs>
           <w:tab w:val="left" w:pos="567"/>
@@ -4763,7 +4763,7 @@
         </w:rPr>
       </w:pPr>
     </w:p>
-    <w:p>
+    <w:p ns2:paraId="4EE8A6F5" ns2:textId="2AEA408D">
       <w:pPr>
         <w:tabs>
           <w:tab w:val="left" w:pos="567"/>
@@ -4776,7 +4776,7 @@
           <w:color w:val="000000"/>
           <w:kern w:val="0"/>
           <w:lang w:val="es-ES" w:eastAsia="es-ES"/>
-          <w14:ligatures w14:val="none"/>
+          <ns2:ligatures ns2:val="none"/>
         </w:rPr>
       </w:pPr>
       <w:r>
@@ -4786,7 +4786,7 @@
           <w:kern w:val="0"/>
           <w:u w:val="single"/>
           <w:lang w:val="es-ES" w:eastAsia="es-ES"/>
-          <w14:ligatures w14:val="none"/>
+          <ns2:ligatures ns2:val="none"/>
         </w:rPr>
         <w:lastRenderedPageBreak/>
         <w:t>Pacífico Compañía de Seguros y Reaseguros S.A</w:t>
@@ -4797,7 +4797,7 @@
           <w:color w:val="000000"/>
           <w:kern w:val="0"/>
           <w:lang w:val="es-ES" w:eastAsia="es-ES"/>
-          <w14:ligatures w14:val="none"/>
+          <ns2:ligatures ns2:val="none"/>
         </w:rPr>
         <w:t xml:space="preserve">: </w:t>
       </w:r>
@@ -4807,7 +4807,7 @@
           <w:color w:val="000000"/>
           <w:kern w:val="0"/>
           <w:lang w:val="es-ES" w:eastAsia="es-ES"/>
-          <w14:ligatures w14:val="none"/>
+          <ns2:ligatures ns2:val="none"/>
         </w:rPr>
         <w:t xml:space="preserve">(i) la Póliza </w:t>
       </w:r>
@@ -4818,7 +4818,7 @@
           <w:color w:val="000000"/>
           <w:kern w:val="0"/>
           <w:lang w:val="es-ES" w:eastAsia="es-ES"/>
-          <w14:ligatures w14:val="none"/>
+          <ns2:ligatures ns2:val="none"/>
         </w:rPr>
         <w:t/>
       </w:r>
@@ -4829,7 +4829,7 @@
           <w:color w:val="000000"/>
           <w:kern w:val="0"/>
           <w:lang w:val="es-ES" w:eastAsia="es-ES"/>
-          <w14:ligatures w14:val="none"/>
+          <ns2:ligatures ns2:val="none"/>
         </w:rPr>
         <w:t xml:space="preserve"> 2000154214 debidamente suscrita, así como el cargo de remisión de la póliza; y, (</w:t>
       </w:r>
@@ -4840,7 +4840,7 @@
           <w:color w:val="000000"/>
           <w:kern w:val="0"/>
           <w:lang w:val="es-ES" w:eastAsia="es-ES"/>
-          <w14:ligatures w14:val="none"/>
+          <ns2:ligatures ns2:val="none"/>
         </w:rPr>
         <w:t>ii</w:t>
       </w:r>
@@ -4851,7 +4851,7 @@
           <w:color w:val="000000"/>
           <w:kern w:val="0"/>
           <w:lang w:val="es-ES" w:eastAsia="es-ES"/>
-          <w14:ligatures w14:val="none"/>
+          <ns2:ligatures ns2:val="none"/>
         </w:rPr>
         <w:t xml:space="preserve">) señalar el motivo de la modificación de la Póliza </w:t>
       </w:r>
@@ -4862,7 +4862,7 @@
           <w:color w:val="000000"/>
           <w:kern w:val="0"/>
           <w:lang w:val="es-ES" w:eastAsia="es-ES"/>
-          <w14:ligatures w14:val="none"/>
+          <ns2:ligatures ns2:val="none"/>
         </w:rPr>
         <w:t/>
       </w:r>
@@ -4873,7 +4873,7 @@
           <w:color w:val="000000"/>
           <w:kern w:val="0"/>
           <w:lang w:val="es-ES" w:eastAsia="es-ES"/>
-          <w14:ligatures w14:val="none"/>
+          <ns2:ligatures ns2:val="none"/>
         </w:rPr>
         <w:t xml:space="preserve"> 2000154214</w:t>
       </w:r>
@@ -4883,12 +4883,12 @@
           <w:color w:val="000000"/>
           <w:kern w:val="0"/>
           <w:lang w:eastAsia="es-ES"/>
-          <w14:ligatures w14:val="none"/>
+          <ns2:ligatures ns2:val="none"/>
         </w:rPr>
         <w:t>.</w:t>
       </w:r>
     </w:p>
-    <w:p>
+    <w:p ns2:paraId="382D8C3B" ns2:textId="77777777">
       <w:pPr>
         <w:pStyle w:val="Prrafodelista"/>
         <w:spacing w:after="0" w:line="240" w:lineRule="auto"/>
@@ -4900,11 +4900,11 @@
           <w:kern w:val="0"/>
           <w:u w:val="single"/>
           <w:lang w:val="es-ES" w:eastAsia="es-ES"/>
-          <w14:ligatures w14:val="none"/>
-        </w:rPr>
-      </w:pPr>
-    </w:p>
-    <w:p>
+          <ns2:ligatures ns2:val="none"/>
+        </w:rPr>
+      </w:pPr>
+    </w:p>
+    <w:p ns2:paraId="58A2DC04" ns2:textId="77777777">
       <w:pPr>
         <w:pStyle w:val="Prrafodelista"/>
         <w:spacing w:after="0" w:line="240" w:lineRule="auto"/>
@@ -4915,11 +4915,11 @@
           <w:color w:val="000000"/>
           <w:kern w:val="0"/>
           <w:lang w:val="es-ES" w:eastAsia="es-ES"/>
-          <w14:ligatures w14:val="none"/>
-        </w:rPr>
-      </w:pPr>
-    </w:p>
-    <w:p>
+          <ns2:ligatures ns2:val="none"/>
+        </w:rPr>
+      </w:pPr>
+    </w:p>
+    <w:p ns2:paraId="1A94A99A" ns2:textId="77777777">
       <w:pPr>
         <w:pStyle w:val="Prrafodelista"/>
         <w:numPr>
@@ -4939,36 +4939,36 @@
           <w:color w:val="000000"/>
           <w:kern w:val="0"/>
           <w:lang w:eastAsia="es-PE"/>
-          <w14:ligatures w14:val="none"/>
-        </w:rPr>
-      </w:pPr>
-      <w:r>
-        <w:rPr>
-          <w:rFonts w:ascii="Arial Narrow" w:eastAsia="Arial Narrow" w:hAnsi="Arial Narrow" w:cs="Arial Narrow"/>
-          <w:b/>
-          <w:color w:val="000000"/>
-          <w:kern w:val="0"/>
-          <w:lang w:eastAsia="es-PE"/>
-          <w14:ligatures w14:val="none"/>
+          <ns2:ligatures ns2:val="none"/>
+        </w:rPr>
+      </w:pPr>
+      <w:r>
+        <w:rPr>
+          <w:rFonts w:ascii="Arial Narrow" w:eastAsia="Arial Narrow" w:hAnsi="Arial Narrow" w:cs="Arial Narrow"/>
+          <w:b/>
+          <w:color w:val="000000"/>
+          <w:kern w:val="0"/>
+          <w:lang w:eastAsia="es-PE"/>
+          <ns2:ligatures ns2:val="none"/>
         </w:rPr>
         <w:t xml:space="preserve">RESOLUCIÓN DE LA SECRETARÍA TÉCNICA </w:t>
       </w:r>
     </w:p>
-    <w:p>
-      <w:pPr>
-        <w:spacing w:after="0" w:line="240" w:lineRule="auto"/>
-        <w:jc w:val="both"/>
-        <w:rPr>
-          <w:rFonts w:ascii="Arial Narrow" w:eastAsia="Arial Narrow" w:hAnsi="Arial Narrow" w:cs="Arial Narrow"/>
-          <w:b/>
-          <w:color w:val="000000"/>
-          <w:kern w:val="0"/>
-          <w:lang w:eastAsia="es-PE"/>
-          <w14:ligatures w14:val="none"/>
-        </w:rPr>
-      </w:pPr>
-    </w:p>
-    <w:p>
+    <w:p ns2:paraId="543B2EE5" ns2:textId="77777777">
+      <w:pPr>
+        <w:spacing w:after="0" w:line="240" w:lineRule="auto"/>
+        <w:jc w:val="both"/>
+        <w:rPr>
+          <w:rFonts w:ascii="Arial Narrow" w:eastAsia="Arial Narrow" w:hAnsi="Arial Narrow" w:cs="Arial Narrow"/>
+          <w:b/>
+          <w:color w:val="000000"/>
+          <w:kern w:val="0"/>
+          <w:lang w:eastAsia="es-PE"/>
+          <ns2:ligatures ns2:val="none"/>
+        </w:rPr>
+      </w:pPr>
+    </w:p>
+    <w:p ns2:paraId="324D554E" ns2:textId="75C85894">
       <w:pPr>
         <w:spacing w:line="240" w:lineRule="auto"/>
         <w:jc w:val="both"/>
@@ -4984,7 +4984,7 @@
           <w:color w:val="000000"/>
           <w:kern w:val="0"/>
           <w:lang w:eastAsia="es-PE"/>
-          <w14:ligatures w14:val="none"/>
+          <ns2:ligatures ns2:val="none"/>
         </w:rPr>
         <w:t xml:space="preserve">PRIMERO: admitir a trámite la denuncia del 15 de octubre de 2025 interpuesta por la señora [APELLIDO] Méndez en contra Banco de Crédito del Perú S.A. y Pacífico Compañía de Seguros Y Reaseguros S.A. por lo siguiente:</w:t>
       </w:r>
@@ -4995,7 +4995,7 @@
           <w:kern w:val="0"/>
           <w:shd w:val="clear" w:color="auto" w:fill="FFFFFF"/>
           <w:lang w:eastAsia="es-PE"/>
-          <w14:ligatures w14:val="none"/>
+          <ns2:ligatures ns2:val="none"/>
         </w:rPr>
         <w:t xml:space="preserve"/>
       </w:r>
@@ -5005,7 +5005,7 @@
           <w:color w:val="000000"/>
           <w:kern w:val="0"/>
           <w:lang w:val="es-ES" w:eastAsia="es-ES"/>
-          <w14:ligatures w14:val="none"/>
+          <ns2:ligatures ns2:val="none"/>
         </w:rPr>
         <w:t xml:space="preserve"/>
       </w:r>
@@ -5016,7 +5016,7 @@
           <w:kern w:val="0"/>
           <w:shd w:val="clear" w:color="auto" w:fill="FFFFFF"/>
           <w:lang w:eastAsia="es-PE"/>
-          <w14:ligatures w14:val="none"/>
+          <ns2:ligatures ns2:val="none"/>
         </w:rPr>
         <w:t xml:space="preserve"/>
       </w:r>
@@ -5027,7 +5027,7 @@
           <w:kern w:val="0"/>
           <w:shd w:val="clear" w:color="auto" w:fill="FFFFFF"/>
           <w:lang w:eastAsia="es-PE"/>
-          <w14:ligatures w14:val="none"/>
+          <ns2:ligatures ns2:val="none"/>
         </w:rPr>
         <w:t/>
       </w:r>
@@ -5037,7 +5037,7 @@
           <w:color w:val="000000"/>
           <w:kern w:val="0"/>
           <w:lang w:eastAsia="es-PE"/>
-          <w14:ligatures w14:val="none"/>
+          <ns2:ligatures ns2:val="none"/>
         </w:rPr>
         <w:t/>
       </w:r>
@@ -5048,7 +5048,7 @@
           <w:kern w:val="0"/>
           <w:shd w:val="clear" w:color="auto" w:fill="FFFFFF"/>
           <w:lang w:eastAsia="es-PE"/>
-          <w14:ligatures w14:val="none"/>
+          <ns2:ligatures ns2:val="none"/>
         </w:rPr>
         <w:t xml:space="preserve"/>
       </w:r>
@@ -5059,7 +5059,7 @@
           <w:kern w:val="0"/>
           <w:shd w:val="clear" w:color="auto" w:fill="FFFFFF"/>
           <w:lang w:eastAsia="es-PE"/>
-          <w14:ligatures w14:val="none"/>
+          <ns2:ligatures ns2:val="none"/>
         </w:rPr>
         <w:t xml:space="preserve"/>
       </w:r>
@@ -5070,7 +5070,7 @@
           <w:kern w:val="0"/>
           <w:shd w:val="clear" w:color="auto" w:fill="FFFFFF"/>
           <w:lang w:eastAsia="es-PE"/>
-          <w14:ligatures w14:val="none"/>
+          <ns2:ligatures ns2:val="none"/>
         </w:rPr>
         <w:t xml:space="preserve"/>
       </w:r>
@@ -5081,7 +5081,7 @@
           <w:color w:val="000000"/>
           <w:kern w:val="0"/>
           <w:lang w:eastAsia="es-PE"/>
-          <w14:ligatures w14:val="none"/>
+          <ns2:ligatures ns2:val="none"/>
         </w:rPr>
         <w:t/>
       </w:r>
@@ -5092,7 +5092,7 @@
           <w:color w:val="000000"/>
           <w:kern w:val="0"/>
           <w:lang w:eastAsia="es-PE"/>
-          <w14:ligatures w14:val="none"/>
+          <ns2:ligatures ns2:val="none"/>
         </w:rPr>
         <w:t xml:space="preserve"/>
       </w:r>
@@ -5112,7 +5112,7 @@
         <w:t/>
       </w:r>
     </w:p>
-    <w:p>
+    <w:p ns2:paraId="2726F858" ns2:textId="43010FFD">
       <w:pPr>
         <w:pStyle w:val="Prrafodelista"/>
         <w:numPr>
@@ -5125,7 +5125,7 @@
         <w:rPr>
           <w:rFonts w:ascii="Arial Narrow" w:eastAsia="Arial Narrow" w:hAnsi="Arial Narrow" w:cs="Arial Narrow"/>
           <w:kern w:val="0"/>
-          <w14:ligatures w14:val="none"/>
+          <ns2:ligatures ns2:val="none"/>
         </w:rPr>
       </w:pPr>
       <w:r>
@@ -5154,7 +5154,7 @@
           <w:color w:val="000000"/>
           <w:kern w:val="0"/>
           <w:lang w:val="es-ES" w:eastAsia="es-ES"/>
-          <w14:ligatures w14:val="none"/>
+          <ns2:ligatures ns2:val="none"/>
         </w:rPr>
         <w:t>los proveedores denunciados no habrían cumplido con</w:t>
       </w:r>
@@ -5162,7 +5162,7 @@
         <w:rPr>
           <w:rFonts w:ascii="Arial Narrow" w:eastAsia="Arial Narrow" w:hAnsi="Arial Narrow" w:cs="Arial Narrow"/>
           <w:kern w:val="0"/>
-          <w14:ligatures w14:val="none"/>
+          <ns2:ligatures ns2:val="none"/>
         </w:rPr>
         <w:t xml:space="preserve"> </w:t>
       </w:r>
@@ -5172,12 +5172,12 @@
           <w:color w:val="000000"/>
           <w:kern w:val="0"/>
           <w:lang w:eastAsia="es-ES"/>
-          <w14:ligatures w14:val="none"/>
+          <ns2:ligatures ns2:val="none"/>
         </w:rPr>
         <w:t>brindar una respuesta al denunciante a la comunicación del 7 de mayo de 2025.</w:t>
       </w:r>
     </w:p>
-    <w:p>
+    <w:p ns2:paraId="1A1559B1" ns2:textId="77777777">
       <w:pPr>
         <w:pStyle w:val="Prrafodelista"/>
         <w:spacing w:after="0" w:line="240" w:lineRule="auto"/>
@@ -5186,11 +5186,11 @@
         <w:rPr>
           <w:rFonts w:ascii="Arial Narrow" w:eastAsia="Arial Narrow" w:hAnsi="Arial Narrow" w:cs="Arial Narrow"/>
           <w:kern w:val="0"/>
-          <w14:ligatures w14:val="none"/>
-        </w:rPr>
-      </w:pPr>
-    </w:p>
-    <w:p>
+          <ns2:ligatures ns2:val="none"/>
+        </w:rPr>
+      </w:pPr>
+    </w:p>
+    <w:p ns2:paraId="4DB5AA3B" ns2:textId="5F9A9351">
       <w:pPr>
         <w:pStyle w:val="Prrafodelista"/>
         <w:numPr>
@@ -5203,7 +5203,7 @@
         <w:rPr>
           <w:rFonts w:ascii="Arial Narrow" w:eastAsia="Arial Narrow" w:hAnsi="Arial Narrow" w:cs="Arial Narrow"/>
           <w:kern w:val="0"/>
-          <w14:ligatures w14:val="none"/>
+          <ns2:ligatures ns2:val="none"/>
         </w:rPr>
       </w:pPr>
       <w:r>
@@ -5232,7 +5232,7 @@
           <w:color w:val="000000"/>
           <w:kern w:val="0"/>
           <w:lang w:val="es-ES" w:eastAsia="es-ES"/>
-          <w14:ligatures w14:val="none"/>
+          <ns2:ligatures ns2:val="none"/>
         </w:rPr>
         <w:t xml:space="preserve">los proveedores denunciados </w:t>
       </w:r>
@@ -5242,7 +5242,7 @@
           <w:color w:val="000000"/>
           <w:kern w:val="0"/>
           <w:lang w:val="es-ES" w:eastAsia="es-ES"/>
-          <w14:ligatures w14:val="none"/>
+          <ns2:ligatures ns2:val="none"/>
         </w:rPr>
         <w:t xml:space="preserve">habrían cobrado indebidamente a la denunciante por treinta (30) meses la </w:t>
       </w:r>
@@ -5252,7 +5252,7 @@
           <w:color w:val="000000"/>
           <w:kern w:val="0"/>
           <w:lang w:eastAsia="es-ES"/>
-          <w14:ligatures w14:val="none"/>
+          <ns2:ligatures ns2:val="none"/>
         </w:rPr>
         <w:t xml:space="preserve">Póliza </w:t>
       </w:r>
@@ -5263,7 +5263,7 @@
           <w:color w:val="000000"/>
           <w:kern w:val="0"/>
           <w:lang w:eastAsia="es-ES"/>
-          <w14:ligatures w14:val="none"/>
+          <ns2:ligatures ns2:val="none"/>
         </w:rPr>
         <w:t/>
       </w:r>
@@ -5274,7 +5274,7 @@
           <w:color w:val="000000"/>
           <w:kern w:val="0"/>
           <w:lang w:eastAsia="es-ES"/>
-          <w14:ligatures w14:val="none"/>
+          <ns2:ligatures ns2:val="none"/>
         </w:rPr>
         <w:t xml:space="preserve"> 2000154214, </w:t>
       </w:r>
@@ -5284,7 +5284,7 @@
           <w:color w:val="000000"/>
           <w:kern w:val="0"/>
           <w:lang w:eastAsia="es-ES"/>
-          <w14:ligatures w14:val="none"/>
+          <ns2:ligatures ns2:val="none"/>
         </w:rPr>
         <w:t>pese a que no se encontraba vigente</w:t>
       </w:r>
@@ -5294,7 +5294,7 @@
           <w:color w:val="000000"/>
           <w:kern w:val="0"/>
           <w:lang w:eastAsia="es-ES"/>
-          <w14:ligatures w14:val="none"/>
+          <ns2:ligatures ns2:val="none"/>
         </w:rPr>
         <w:t xml:space="preserve">, generando que no se encuentre </w:t>
       </w:r>
@@ -5305,7 +5305,7 @@
           <w:color w:val="000000"/>
           <w:kern w:val="0"/>
           <w:lang w:eastAsia="es-ES"/>
-          <w14:ligatures w14:val="none"/>
+          <ns2:ligatures ns2:val="none"/>
         </w:rPr>
         <w:t>coberturada</w:t>
       </w:r>
@@ -5316,23 +5316,23 @@
           <w:color w:val="000000"/>
           <w:kern w:val="0"/>
           <w:lang w:eastAsia="es-ES"/>
-          <w14:ligatures w14:val="none"/>
+          <ns2:ligatures ns2:val="none"/>
         </w:rPr>
         <w:t xml:space="preserve"> ante un siniestro.</w:t>
       </w:r>
     </w:p>
-    <w:p>
-      <w:pPr>
-        <w:spacing w:after="0" w:line="240" w:lineRule="auto"/>
-        <w:jc w:val="both"/>
-        <w:rPr>
-          <w:rFonts w:ascii="Arial Narrow" w:eastAsia="Arial Narrow" w:hAnsi="Arial Narrow" w:cs="Arial Narrow"/>
-          <w:kern w:val="0"/>
-          <w14:ligatures w14:val="none"/>
-        </w:rPr>
-      </w:pPr>
-    </w:p>
-    <w:p>
+    <w:p ns2:paraId="060D45D3" ns2:textId="77777777">
+      <w:pPr>
+        <w:spacing w:after="0" w:line="240" w:lineRule="auto"/>
+        <w:jc w:val="both"/>
+        <w:rPr>
+          <w:rFonts w:ascii="Arial Narrow" w:eastAsia="Arial Narrow" w:hAnsi="Arial Narrow" w:cs="Arial Narrow"/>
+          <w:kern w:val="0"/>
+          <ns2:ligatures ns2:val="none"/>
+        </w:rPr>
+      </w:pPr>
+    </w:p>
+    <w:p ns2:paraId="4A8BC377" ns2:textId="656CDDCE">
       <w:pPr>
         <w:pStyle w:val="Prrafodelista"/>
         <w:numPr>
@@ -5386,7 +5386,7 @@
           <w:kern w:val="0"/>
           <w:shd w:val="clear" w:color="auto" w:fill="FFFFFF"/>
           <w:lang w:eastAsia="es-PE"/>
-          <w14:ligatures w14:val="none"/>
+          <ns2:ligatures ns2:val="none"/>
         </w:rPr>
         <w:t>Banco de Crédito del Perú S.A.</w:t>
       </w:r>
@@ -5397,7 +5397,7 @@
           <w:kern w:val="0"/>
           <w:shd w:val="clear" w:color="auto" w:fill="FFFFFF"/>
           <w:lang w:eastAsia="es-PE"/>
-          <w14:ligatures w14:val="none"/>
+          <ns2:ligatures ns2:val="none"/>
         </w:rPr>
         <w:t xml:space="preserve"> no habría realizado el débito de las primas de la </w:t>
       </w:r>
@@ -5407,7 +5407,7 @@
           <w:color w:val="000000"/>
           <w:kern w:val="0"/>
           <w:lang w:eastAsia="es-ES"/>
-          <w14:ligatures w14:val="none"/>
+          <ns2:ligatures ns2:val="none"/>
         </w:rPr>
         <w:t xml:space="preserve">Póliza </w:t>
       </w:r>
@@ -5418,7 +5418,7 @@
           <w:color w:val="000000"/>
           <w:kern w:val="0"/>
           <w:lang w:eastAsia="es-ES"/>
-          <w14:ligatures w14:val="none"/>
+          <ns2:ligatures ns2:val="none"/>
         </w:rPr>
         <w:t/>
       </w:r>
@@ -5429,7 +5429,7 @@
           <w:color w:val="000000"/>
           <w:kern w:val="0"/>
           <w:lang w:eastAsia="es-ES"/>
-          <w14:ligatures w14:val="none"/>
+          <ns2:ligatures ns2:val="none"/>
         </w:rPr>
         <w:t xml:space="preserve"> 2000154214</w:t>
       </w:r>
@@ -5439,7 +5439,7 @@
           <w:color w:val="000000"/>
           <w:kern w:val="0"/>
           <w:lang w:eastAsia="es-ES"/>
-          <w14:ligatures w14:val="none"/>
+          <ns2:ligatures ns2:val="none"/>
         </w:rPr>
         <w:t>, pese a la autorización de la denunciante</w:t>
       </w:r>
@@ -5449,12 +5449,12 @@
           <w:color w:val="000000"/>
           <w:kern w:val="0"/>
           <w:lang w:eastAsia="es-ES"/>
-          <w14:ligatures w14:val="none"/>
+          <ns2:ligatures ns2:val="none"/>
         </w:rPr>
         <w:t>.</w:t>
       </w:r>
     </w:p>
-    <w:p>
+    <w:p ns2:paraId="5CFAF002" ns2:textId="77777777">
       <w:pPr>
         <w:pStyle w:val="Prrafodelista"/>
         <w:spacing w:after="0" w:line="240" w:lineRule="auto"/>
@@ -5466,7 +5466,7 @@
         </w:rPr>
       </w:pPr>
     </w:p>
-    <w:p>
+    <w:p ns2:paraId="76DCBEEE" ns2:textId="1F742C34">
       <w:pPr>
         <w:pStyle w:val="Prrafodelista"/>
         <w:numPr>
@@ -5508,7 +5508,7 @@
           <w:kern w:val="0"/>
           <w:shd w:val="clear" w:color="auto" w:fill="FFFFFF"/>
           <w:lang w:eastAsia="es-PE"/>
-          <w14:ligatures w14:val="none"/>
+          <ns2:ligatures ns2:val="none"/>
         </w:rPr>
         <w:t xml:space="preserve">Pacífico Compañía de Seguros y Reaseguros S.A. no habría gestionado oportunamente el débito de las primas de la </w:t>
       </w:r>
@@ -5518,7 +5518,7 @@
           <w:color w:val="000000"/>
           <w:kern w:val="0"/>
           <w:lang w:eastAsia="es-ES"/>
-          <w14:ligatures w14:val="none"/>
+          <ns2:ligatures ns2:val="none"/>
         </w:rPr>
         <w:t xml:space="preserve">Póliza </w:t>
       </w:r>
@@ -5529,7 +5529,7 @@
           <w:color w:val="000000"/>
           <w:kern w:val="0"/>
           <w:lang w:eastAsia="es-ES"/>
-          <w14:ligatures w14:val="none"/>
+          <ns2:ligatures ns2:val="none"/>
         </w:rPr>
         <w:t/>
       </w:r>
@@ -5540,7 +5540,7 @@
           <w:color w:val="000000"/>
           <w:kern w:val="0"/>
           <w:lang w:eastAsia="es-ES"/>
-          <w14:ligatures w14:val="none"/>
+          <ns2:ligatures ns2:val="none"/>
         </w:rPr>
         <w:t xml:space="preserve"> 2000154214</w:t>
       </w:r>
@@ -5550,12 +5550,12 @@
           <w:color w:val="000000"/>
           <w:kern w:val="0"/>
           <w:lang w:eastAsia="es-ES"/>
-          <w14:ligatures w14:val="none"/>
+          <ns2:ligatures ns2:val="none"/>
         </w:rPr>
         <w:t>, pese a la autorización de la denunciante.</w:t>
       </w:r>
     </w:p>
-    <w:p>
+    <w:p ns2:paraId="484C2A4D" ns2:textId="77777777">
       <w:pPr>
         <w:pStyle w:val="Prrafodelista"/>
         <w:spacing w:after="0" w:line="240" w:lineRule="auto"/>
@@ -5564,11 +5564,11 @@
         <w:rPr>
           <w:rFonts w:ascii="Arial Narrow" w:eastAsia="Arial Narrow" w:hAnsi="Arial Narrow" w:cs="Arial Narrow"/>
           <w:kern w:val="0"/>
-          <w14:ligatures w14:val="none"/>
-        </w:rPr>
-      </w:pPr>
-    </w:p>
-    <w:p>
+          <ns2:ligatures ns2:val="none"/>
+        </w:rPr>
+      </w:pPr>
+    </w:p>
+    <w:p ns2:paraId="0484BA40" ns2:textId="04CB29CF">
       <w:pPr>
         <w:pStyle w:val="Prrafodelista"/>
         <w:numPr>
@@ -5581,7 +5581,7 @@
         <w:rPr>
           <w:rFonts w:ascii="Arial Narrow" w:eastAsia="Arial Narrow" w:hAnsi="Arial Narrow" w:cs="Arial Narrow"/>
           <w:kern w:val="0"/>
-          <w14:ligatures w14:val="none"/>
+          <ns2:ligatures ns2:val="none"/>
         </w:rPr>
       </w:pPr>
       <w:r>
@@ -5610,7 +5610,7 @@
           <w:color w:val="000000"/>
           <w:kern w:val="0"/>
           <w:lang w:val="es-ES" w:eastAsia="es-ES"/>
-          <w14:ligatures w14:val="none"/>
+          <ns2:ligatures ns2:val="none"/>
         </w:rPr>
         <w:t xml:space="preserve">los proveedores denunciados </w:t>
       </w:r>
@@ -5620,12 +5620,12 @@
           <w:color w:val="000000"/>
           <w:kern w:val="0"/>
           <w:lang w:val="es-ES" w:eastAsia="es-ES"/>
-          <w14:ligatures w14:val="none"/>
+          <ns2:ligatures ns2:val="none"/>
         </w:rPr>
         <w:t>habrían brindado información personal de la denunciante a terceros no autorizados, vulnerando su seguridad e intimidad personal.</w:t>
       </w:r>
     </w:p>
-    <w:p>
+    <w:p ns2:paraId="4C9CE47D" ns2:textId="77777777">
       <w:pPr>
         <w:pStyle w:val="Prrafodelista"/>
         <w:spacing w:after="0" w:line="240" w:lineRule="auto"/>
@@ -5634,11 +5634,11 @@
         <w:rPr>
           <w:rFonts w:ascii="Arial Narrow" w:eastAsia="Arial Narrow" w:hAnsi="Arial Narrow" w:cs="Arial Narrow"/>
           <w:kern w:val="0"/>
-          <w14:ligatures w14:val="none"/>
-        </w:rPr>
-      </w:pPr>
-    </w:p>
-    <w:p>
+          <ns2:ligatures ns2:val="none"/>
+        </w:rPr>
+      </w:pPr>
+    </w:p>
+    <w:p ns2:paraId="4458B7CB" ns2:textId="40CA62F7">
       <w:pPr>
         <w:pStyle w:val="Prrafodelista"/>
         <w:numPr>
@@ -5651,7 +5651,7 @@
         <w:rPr>
           <w:rFonts w:ascii="Arial Narrow" w:eastAsia="Arial Narrow" w:hAnsi="Arial Narrow" w:cs="Arial Narrow"/>
           <w:kern w:val="0"/>
-          <w14:ligatures w14:val="none"/>
+          <ns2:ligatures ns2:val="none"/>
         </w:rPr>
       </w:pPr>
       <w:r>
@@ -5680,7 +5680,7 @@
           <w:color w:val="000000"/>
           <w:kern w:val="0"/>
           <w:lang w:val="es-ES" w:eastAsia="es-ES"/>
-          <w14:ligatures w14:val="none"/>
+          <ns2:ligatures ns2:val="none"/>
         </w:rPr>
         <w:t xml:space="preserve">los proveedores denunciados </w:t>
       </w:r>
@@ -5690,7 +5690,7 @@
           <w:color w:val="000000"/>
           <w:kern w:val="0"/>
           <w:lang w:val="es-ES" w:eastAsia="es-ES"/>
-          <w14:ligatures w14:val="none"/>
+          <ns2:ligatures ns2:val="none"/>
         </w:rPr>
         <w:t xml:space="preserve">habrían brindado información contradictoria a la denunciante sobre los pagos realizados y vigencia de la </w:t>
       </w:r>
@@ -5700,7 +5700,7 @@
           <w:color w:val="000000"/>
           <w:kern w:val="0"/>
           <w:lang w:eastAsia="es-ES"/>
-          <w14:ligatures w14:val="none"/>
+          <ns2:ligatures ns2:val="none"/>
         </w:rPr>
         <w:t xml:space="preserve">Póliza </w:t>
       </w:r>
@@ -5711,7 +5711,7 @@
           <w:color w:val="000000"/>
           <w:kern w:val="0"/>
           <w:lang w:eastAsia="es-ES"/>
-          <w14:ligatures w14:val="none"/>
+          <ns2:ligatures ns2:val="none"/>
         </w:rPr>
         <w:t/>
       </w:r>
@@ -5722,7 +5722,7 @@
           <w:color w:val="000000"/>
           <w:kern w:val="0"/>
           <w:lang w:eastAsia="es-ES"/>
-          <w14:ligatures w14:val="none"/>
+          <ns2:ligatures ns2:val="none"/>
         </w:rPr>
         <w:t xml:space="preserve"> 2000154214</w:t>
       </w:r>
@@ -5732,12 +5732,12 @@
           <w:color w:val="000000"/>
           <w:kern w:val="0"/>
           <w:lang w:eastAsia="es-ES"/>
-          <w14:ligatures w14:val="none"/>
+          <ns2:ligatures ns2:val="none"/>
         </w:rPr>
         <w:t>.</w:t>
       </w:r>
     </w:p>
-    <w:p>
+    <w:p ns2:paraId="477A8E4D" ns2:textId="77777777">
       <w:pPr>
         <w:pStyle w:val="Prrafodelista"/>
         <w:spacing w:after="0" w:line="240" w:lineRule="auto"/>
@@ -5749,7 +5749,7 @@
         </w:rPr>
       </w:pPr>
     </w:p>
-    <w:p>
+    <w:p ns2:paraId="2D6C0987" ns2:textId="25BA6BF8">
       <w:pPr>
         <w:pStyle w:val="Prrafodelista"/>
         <w:numPr>
@@ -5797,7 +5797,7 @@
           <w:kern w:val="0"/>
           <w:shd w:val="clear" w:color="auto" w:fill="FFFFFF"/>
           <w:lang w:eastAsia="es-PE"/>
-          <w14:ligatures w14:val="none"/>
+          <ns2:ligatures ns2:val="none"/>
         </w:rPr>
         <w:t>Banco de Crédito del Perú S.A.</w:t>
       </w:r>
@@ -5808,12 +5808,12 @@
           <w:kern w:val="0"/>
           <w:shd w:val="clear" w:color="auto" w:fill="FFFFFF"/>
           <w:lang w:eastAsia="es-PE"/>
-          <w14:ligatures w14:val="none"/>
+          <ns2:ligatures ns2:val="none"/>
         </w:rPr>
         <w:t xml:space="preserve"> no habría proporcionado la denunciante la información solicitada el 12 de agosto de 2025.</w:t>
       </w:r>
     </w:p>
-    <w:p>
+    <w:p ns2:paraId="79429502" ns2:textId="77777777">
       <w:pPr>
         <w:pStyle w:val="Prrafodelista"/>
         <w:spacing w:after="0" w:line="240" w:lineRule="auto"/>
@@ -5822,11 +5822,11 @@
         <w:rPr>
           <w:rFonts w:ascii="Arial Narrow" w:eastAsia="Arial Narrow" w:hAnsi="Arial Narrow" w:cs="Arial Narrow"/>
           <w:kern w:val="0"/>
-          <w14:ligatures w14:val="none"/>
-        </w:rPr>
-      </w:pPr>
-    </w:p>
-    <w:p>
+          <ns2:ligatures ns2:val="none"/>
+        </w:rPr>
+      </w:pPr>
+    </w:p>
+    <w:p ns2:paraId="184ACC32" ns2:textId="714D39E3">
       <w:pPr>
         <w:pStyle w:val="Prrafodelista"/>
         <w:numPr>
@@ -5839,7 +5839,7 @@
         <w:rPr>
           <w:rFonts w:ascii="Arial Narrow" w:eastAsia="Arial Narrow" w:hAnsi="Arial Narrow" w:cs="Arial Narrow"/>
           <w:kern w:val="0"/>
-          <w14:ligatures w14:val="none"/>
+          <ns2:ligatures ns2:val="none"/>
         </w:rPr>
       </w:pPr>
       <w:r>
@@ -5874,7 +5874,7 @@
           <w:color w:val="000000"/>
           <w:kern w:val="0"/>
           <w:lang w:val="es-ES" w:eastAsia="es-ES"/>
-          <w14:ligatures w14:val="none"/>
+          <ns2:ligatures ns2:val="none"/>
         </w:rPr>
         <w:t>los proveedores denunciados no habrían cumplido con</w:t>
       </w:r>
@@ -5882,7 +5882,7 @@
         <w:rPr>
           <w:rFonts w:ascii="Arial Narrow" w:eastAsia="Arial Narrow" w:hAnsi="Arial Narrow" w:cs="Arial Narrow"/>
           <w:kern w:val="0"/>
-          <w14:ligatures w14:val="none"/>
+          <ns2:ligatures ns2:val="none"/>
         </w:rPr>
         <w:t xml:space="preserve"> </w:t>
       </w:r>
@@ -5892,7 +5892,7 @@
           <w:color w:val="000000"/>
           <w:kern w:val="0"/>
           <w:lang w:eastAsia="es-ES"/>
-          <w14:ligatures w14:val="none"/>
+          <ns2:ligatures ns2:val="none"/>
         </w:rPr>
         <w:t xml:space="preserve">los términos y condiciones del contrato de la Póliza </w:t>
       </w:r>
@@ -5903,7 +5903,7 @@
           <w:color w:val="000000"/>
           <w:kern w:val="0"/>
           <w:lang w:eastAsia="es-ES"/>
-          <w14:ligatures w14:val="none"/>
+          <ns2:ligatures ns2:val="none"/>
         </w:rPr>
         <w:t/>
       </w:r>
@@ -5914,7 +5914,7 @@
           <w:color w:val="000000"/>
           <w:kern w:val="0"/>
           <w:lang w:eastAsia="es-ES"/>
-          <w14:ligatures w14:val="none"/>
+          <ns2:ligatures ns2:val="none"/>
         </w:rPr>
         <w:t xml:space="preserve"> 2000154214, pues el denunciante estuvo por 30 meses sin cobertura</w:t>
       </w:r>
@@ -5924,12 +5924,12 @@
           <w:color w:val="000000"/>
           <w:kern w:val="0"/>
           <w:lang w:eastAsia="es-ES"/>
-          <w14:ligatures w14:val="none"/>
+          <ns2:ligatures ns2:val="none"/>
         </w:rPr>
         <w:t>.</w:t>
       </w:r>
     </w:p>
-    <w:p>
+    <w:p ns2:paraId="766F9C85" ns2:textId="77777777">
       <w:pPr>
         <w:pStyle w:val="Prrafodelista"/>
         <w:spacing w:after="0" w:line="240" w:lineRule="auto"/>
@@ -5938,11 +5938,11 @@
         <w:rPr>
           <w:rFonts w:ascii="Arial Narrow" w:eastAsia="Arial Narrow" w:hAnsi="Arial Narrow" w:cs="Arial Narrow"/>
           <w:kern w:val="0"/>
-          <w14:ligatures w14:val="none"/>
-        </w:rPr>
-      </w:pPr>
-    </w:p>
-    <w:p>
+          <ns2:ligatures ns2:val="none"/>
+        </w:rPr>
+      </w:pPr>
+    </w:p>
+    <w:p ns2:paraId="71D4EA34" ns2:textId="626221D5">
       <w:pPr>
         <w:pStyle w:val="Prrafodelista"/>
         <w:numPr>
@@ -5955,7 +5955,7 @@
         <w:rPr>
           <w:rFonts w:ascii="Arial Narrow" w:eastAsia="Arial Narrow" w:hAnsi="Arial Narrow" w:cs="Arial Narrow"/>
           <w:kern w:val="0"/>
-          <w14:ligatures w14:val="none"/>
+          <ns2:ligatures ns2:val="none"/>
         </w:rPr>
       </w:pPr>
       <w:r>
@@ -5968,7 +5968,7 @@
         <w:rPr>
           <w:rFonts w:ascii="Arial Narrow" w:eastAsia="Arial Narrow" w:hAnsi="Arial Narrow" w:cs="Arial Narrow"/>
           <w:kern w:val="0"/>
-          <w14:ligatures w14:val="none"/>
+          <ns2:ligatures ns2:val="none"/>
         </w:rPr>
         <w:t xml:space="preserve">numeral 88.1 del artículo 88 de </w:t>
       </w:r>
@@ -6005,7 +6005,7 @@
           <w:kern w:val="0"/>
           <w:shd w:val="clear" w:color="auto" w:fill="FFFFFF"/>
           <w:lang w:eastAsia="es-PE"/>
-          <w14:ligatures w14:val="none"/>
+          <ns2:ligatures ns2:val="none"/>
         </w:rPr>
         <w:t>Banco de Crédito del Perú S.A.</w:t>
       </w:r>
@@ -6016,7 +6016,7 @@
           <w:kern w:val="0"/>
           <w:shd w:val="clear" w:color="auto" w:fill="FFFFFF"/>
           <w:lang w:eastAsia="es-PE"/>
-          <w14:ligatures w14:val="none"/>
+          <ns2:ligatures ns2:val="none"/>
         </w:rPr>
         <w:t xml:space="preserve"> </w:t>
       </w:r>
@@ -6026,7 +6026,7 @@
           <w:color w:val="000000"/>
           <w:kern w:val="0"/>
           <w:lang w:val="es-ES" w:eastAsia="es-ES"/>
-          <w14:ligatures w14:val="none"/>
+          <ns2:ligatures ns2:val="none"/>
         </w:rPr>
         <w:t xml:space="preserve">habría brindado una respuesta fuera del plazo legal al </w:t>
       </w:r>
@@ -6036,7 +6036,7 @@
           <w:color w:val="000000"/>
           <w:kern w:val="0"/>
           <w:lang w:eastAsia="es-ES"/>
-          <w14:ligatures w14:val="none"/>
+          <ns2:ligatures ns2:val="none"/>
         </w:rPr>
         <w:t xml:space="preserve">reclamo </w:t>
       </w:r>
@@ -6047,7 +6047,7 @@
           <w:color w:val="000000"/>
           <w:kern w:val="0"/>
           <w:lang w:eastAsia="es-ES"/>
-          <w14:ligatures w14:val="none"/>
+          <ns2:ligatures ns2:val="none"/>
         </w:rPr>
         <w:t>N</w:t>
       </w:r>
@@ -6057,7 +6057,7 @@
           <w:color w:val="000000"/>
           <w:kern w:val="0"/>
           <w:lang w:eastAsia="es-ES"/>
-          <w14:ligatures w14:val="none"/>
+          <ns2:ligatures ns2:val="none"/>
         </w:rPr>
         <w:t/>
       </w:r>
@@ -6068,7 +6068,7 @@
           <w:color w:val="000000"/>
           <w:kern w:val="0"/>
           <w:lang w:eastAsia="es-ES"/>
-          <w14:ligatures w14:val="none"/>
+          <ns2:ligatures ns2:val="none"/>
         </w:rPr>
         <w:t xml:space="preserve"> </w:t>
       </w:r>
@@ -6078,7 +6078,7 @@
           <w:color w:val="000000"/>
           <w:kern w:val="0"/>
           <w:lang w:eastAsia="es-ES"/>
-          <w14:ligatures w14:val="none"/>
+          <ns2:ligatures ns2:val="none"/>
         </w:rPr>
         <w:t>C4201733</w:t>
       </w:r>
@@ -6088,12 +6088,12 @@
           <w:color w:val="000000"/>
           <w:kern w:val="0"/>
           <w:lang w:eastAsia="es-ES"/>
-          <w14:ligatures w14:val="none"/>
+          <ns2:ligatures ns2:val="none"/>
         </w:rPr>
         <w:t xml:space="preserve"> presentado por la denunciante.</w:t>
       </w:r>
     </w:p>
-    <w:p>
+    <w:p ns2:paraId="74BF994F" ns2:textId="77777777">
       <w:pPr>
         <w:pStyle w:val="Prrafodelista"/>
         <w:spacing w:after="0" w:line="240" w:lineRule="auto"/>
@@ -6102,11 +6102,11 @@
         <w:rPr>
           <w:rFonts w:ascii="Arial Narrow" w:eastAsia="Arial Narrow" w:hAnsi="Arial Narrow" w:cs="Arial Narrow"/>
           <w:kern w:val="0"/>
-          <w14:ligatures w14:val="none"/>
-        </w:rPr>
-      </w:pPr>
-    </w:p>
-    <w:p>
+          <ns2:ligatures ns2:val="none"/>
+        </w:rPr>
+      </w:pPr>
+    </w:p>
+    <w:p ns2:paraId="1BA4E780" ns2:textId="69B8E1E9">
       <w:pPr>
         <w:pStyle w:val="Prrafodelista"/>
         <w:numPr>
@@ -6119,7 +6119,7 @@
         <w:rPr>
           <w:rFonts w:ascii="Arial Narrow" w:eastAsia="Arial Narrow" w:hAnsi="Arial Narrow" w:cs="Arial Narrow"/>
           <w:kern w:val="0"/>
-          <w14:ligatures w14:val="none"/>
+          <ns2:ligatures ns2:val="none"/>
         </w:rPr>
       </w:pPr>
       <w:r>
@@ -6133,7 +6133,7 @@
         <w:rPr>
           <w:rFonts w:ascii="Arial Narrow" w:eastAsia="Arial Narrow" w:hAnsi="Arial Narrow" w:cs="Arial Narrow"/>
           <w:kern w:val="0"/>
-          <w14:ligatures w14:val="none"/>
+          <ns2:ligatures ns2:val="none"/>
         </w:rPr>
         <w:t xml:space="preserve">numeral 88.1 del artículo 88 de </w:t>
       </w:r>
@@ -6170,7 +6170,7 @@
           <w:kern w:val="0"/>
           <w:shd w:val="clear" w:color="auto" w:fill="FFFFFF"/>
           <w:lang w:eastAsia="es-PE"/>
-          <w14:ligatures w14:val="none"/>
+          <ns2:ligatures ns2:val="none"/>
         </w:rPr>
         <w:t>Banco de Crédito del Perú S.A.</w:t>
       </w:r>
@@ -6181,7 +6181,7 @@
           <w:kern w:val="0"/>
           <w:shd w:val="clear" w:color="auto" w:fill="FFFFFF"/>
           <w:lang w:eastAsia="es-PE"/>
-          <w14:ligatures w14:val="none"/>
+          <ns2:ligatures ns2:val="none"/>
         </w:rPr>
         <w:t xml:space="preserve"> </w:t>
       </w:r>
@@ -6191,7 +6191,7 @@
           <w:color w:val="000000"/>
           <w:kern w:val="0"/>
           <w:lang w:val="es-ES" w:eastAsia="es-ES"/>
-          <w14:ligatures w14:val="none"/>
+          <ns2:ligatures ns2:val="none"/>
         </w:rPr>
         <w:t xml:space="preserve">no habría brindado una respuesta formal y dentro del plazo legal al Reclamo </w:t>
       </w:r>
@@ -6202,7 +6202,7 @@
           <w:color w:val="000000"/>
           <w:kern w:val="0"/>
           <w:lang w:val="es-ES" w:eastAsia="es-ES"/>
-          <w14:ligatures w14:val="none"/>
+          <ns2:ligatures ns2:val="none"/>
         </w:rPr>
         <w:t/>
       </w:r>
@@ -6213,7 +6213,7 @@
           <w:color w:val="000000"/>
           <w:kern w:val="0"/>
           <w:lang w:val="es-ES" w:eastAsia="es-ES"/>
-          <w14:ligatures w14:val="none"/>
+          <ns2:ligatures ns2:val="none"/>
         </w:rPr>
         <w:t xml:space="preserve"> </w:t>
       </w:r>
@@ -6237,23 +6237,23 @@
           <w:color w:val="000000"/>
           <w:kern w:val="0"/>
           <w:lang w:eastAsia="es-ES"/>
-          <w14:ligatures w14:val="none"/>
+          <ns2:ligatures ns2:val="none"/>
         </w:rPr>
         <w:t>presentado por la denunciante.</w:t>
       </w:r>
     </w:p>
-    <w:p>
-      <w:pPr>
-        <w:spacing w:after="0" w:line="240" w:lineRule="auto"/>
-        <w:jc w:val="both"/>
-        <w:rPr>
-          <w:rFonts w:ascii="Arial Narrow" w:eastAsia="Arial Narrow" w:hAnsi="Arial Narrow" w:cs="Arial Narrow"/>
-          <w:kern w:val="0"/>
-          <w14:ligatures w14:val="none"/>
-        </w:rPr>
-      </w:pPr>
-    </w:p>
-    <w:p>
+    <w:p ns2:paraId="11055CED" ns2:textId="77777777">
+      <w:pPr>
+        <w:spacing w:after="0" w:line="240" w:lineRule="auto"/>
+        <w:jc w:val="both"/>
+        <w:rPr>
+          <w:rFonts w:ascii="Arial Narrow" w:eastAsia="Arial Narrow" w:hAnsi="Arial Narrow" w:cs="Arial Narrow"/>
+          <w:kern w:val="0"/>
+          <ns2:ligatures ns2:val="none"/>
+        </w:rPr>
+      </w:pPr>
+    </w:p>
+    <w:p ns2:paraId="5BB0C2B7" ns2:textId="2239FDB7">
       <w:pPr>
         <w:pStyle w:val="Prrafodelista"/>
         <w:numPr>
@@ -6266,7 +6266,7 @@
         <w:rPr>
           <w:rFonts w:ascii="Arial Narrow" w:eastAsia="Arial Narrow" w:hAnsi="Arial Narrow" w:cs="Arial Narrow"/>
           <w:kern w:val="0"/>
-          <w14:ligatures w14:val="none"/>
+          <ns2:ligatures ns2:val="none"/>
         </w:rPr>
       </w:pPr>
       <w:r>
@@ -6279,7 +6279,7 @@
         <w:rPr>
           <w:rFonts w:ascii="Arial Narrow" w:eastAsia="Arial Narrow" w:hAnsi="Arial Narrow" w:cs="Arial Narrow"/>
           <w:kern w:val="0"/>
-          <w14:ligatures w14:val="none"/>
+          <ns2:ligatures ns2:val="none"/>
         </w:rPr>
         <w:t xml:space="preserve">numeral 88.1 del artículo 88 de </w:t>
       </w:r>
@@ -6316,7 +6316,7 @@
           <w:kern w:val="0"/>
           <w:shd w:val="clear" w:color="auto" w:fill="FFFFFF"/>
           <w:lang w:eastAsia="es-PE"/>
-          <w14:ligatures w14:val="none"/>
+          <ns2:ligatures ns2:val="none"/>
         </w:rPr>
         <w:t xml:space="preserve">Banco de Crédito del Perú S.A. </w:t>
       </w:r>
@@ -6326,7 +6326,7 @@
           <w:color w:val="000000"/>
           <w:kern w:val="0"/>
           <w:lang w:val="es-ES" w:eastAsia="es-ES"/>
-          <w14:ligatures w14:val="none"/>
+          <ns2:ligatures ns2:val="none"/>
         </w:rPr>
         <w:t xml:space="preserve">habría brindado una respuesta inadecuada </w:t>
       </w:r>
@@ -6336,7 +6336,7 @@
           <w:color w:val="000000"/>
           <w:kern w:val="0"/>
           <w:lang w:val="es-ES" w:eastAsia="es-ES"/>
-          <w14:ligatures w14:val="none"/>
+          <ns2:ligatures ns2:val="none"/>
         </w:rPr>
         <w:t xml:space="preserve">al reclamo </w:t>
       </w:r>
@@ -6347,7 +6347,7 @@
           <w:color w:val="000000"/>
           <w:kern w:val="0"/>
           <w:lang w:val="es-ES" w:eastAsia="es-ES"/>
-          <w14:ligatures w14:val="none"/>
+          <ns2:ligatures ns2:val="none"/>
         </w:rPr>
         <w:t/>
       </w:r>
@@ -6358,7 +6358,7 @@
           <w:color w:val="000000"/>
           <w:kern w:val="0"/>
           <w:lang w:eastAsia="es-ES"/>
-          <w14:ligatures w14:val="none"/>
+          <ns2:ligatures ns2:val="none"/>
         </w:rPr>
         <w:t xml:space="preserve"> C4402920</w:t>
       </w:r>
@@ -6368,7 +6368,7 @@
           <w:color w:val="000000"/>
           <w:kern w:val="0"/>
           <w:lang w:eastAsia="es-ES"/>
-          <w14:ligatures w14:val="none"/>
+          <ns2:ligatures ns2:val="none"/>
         </w:rPr>
         <w:t xml:space="preserve"> </w:t>
       </w:r>
@@ -6378,12 +6378,12 @@
           <w:color w:val="000000"/>
           <w:kern w:val="0"/>
           <w:lang w:eastAsia="es-ES"/>
-          <w14:ligatures w14:val="none"/>
+          <ns2:ligatures ns2:val="none"/>
         </w:rPr>
         <w:t>presentados por la denunciante.</w:t>
       </w:r>
     </w:p>
-    <w:p>
+    <w:p ns2:paraId="18A067EC" ns2:textId="77777777">
       <w:pPr>
         <w:pStyle w:val="Prrafodelista"/>
         <w:spacing w:after="0" w:line="240" w:lineRule="auto"/>
@@ -6392,11 +6392,11 @@
         <w:rPr>
           <w:rFonts w:ascii="Arial Narrow" w:eastAsia="Arial Narrow" w:hAnsi="Arial Narrow" w:cs="Arial Narrow"/>
           <w:kern w:val="0"/>
-          <w14:ligatures w14:val="none"/>
-        </w:rPr>
-      </w:pPr>
-    </w:p>
-    <w:p>
+          <ns2:ligatures ns2:val="none"/>
+        </w:rPr>
+      </w:pPr>
+    </w:p>
+    <w:p ns2:paraId="5CBF79F6" ns2:textId="427D45DE">
       <w:pPr>
         <w:pStyle w:val="Prrafodelista"/>
         <w:numPr>
@@ -6409,7 +6409,7 @@
         <w:rPr>
           <w:rFonts w:ascii="Arial Narrow" w:eastAsia="Arial Narrow" w:hAnsi="Arial Narrow" w:cs="Arial Narrow"/>
           <w:kern w:val="0"/>
-          <w14:ligatures w14:val="none"/>
+          <ns2:ligatures ns2:val="none"/>
         </w:rPr>
       </w:pPr>
       <w:r>
@@ -6422,7 +6422,7 @@
         <w:rPr>
           <w:rFonts w:ascii="Arial Narrow" w:eastAsia="Arial Narrow" w:hAnsi="Arial Narrow" w:cs="Arial Narrow"/>
           <w:kern w:val="0"/>
-          <w14:ligatures w14:val="none"/>
+          <ns2:ligatures ns2:val="none"/>
         </w:rPr>
         <w:t xml:space="preserve">numeral 88.1 del artículo 88 de </w:t>
       </w:r>
@@ -6459,7 +6459,7 @@
           <w:kern w:val="0"/>
           <w:shd w:val="clear" w:color="auto" w:fill="FFFFFF"/>
           <w:lang w:eastAsia="es-PE"/>
-          <w14:ligatures w14:val="none"/>
+          <ns2:ligatures ns2:val="none"/>
         </w:rPr>
         <w:t xml:space="preserve">Banco de Crédito del Perú S.A. </w:t>
       </w:r>
@@ -6469,7 +6469,7 @@
           <w:color w:val="000000"/>
           <w:kern w:val="0"/>
           <w:lang w:val="es-ES" w:eastAsia="es-ES"/>
-          <w14:ligatures w14:val="none"/>
+          <ns2:ligatures ns2:val="none"/>
         </w:rPr>
         <w:t xml:space="preserve">habría brindado una respuesta inadecuada </w:t>
       </w:r>
@@ -6479,7 +6479,7 @@
           <w:color w:val="000000"/>
           <w:kern w:val="0"/>
           <w:lang w:val="es-ES" w:eastAsia="es-ES"/>
-          <w14:ligatures w14:val="none"/>
+          <ns2:ligatures ns2:val="none"/>
         </w:rPr>
         <w:t xml:space="preserve">al reclamo </w:t>
       </w:r>
@@ -6490,7 +6490,7 @@
           <w:color w:val="000000"/>
           <w:kern w:val="0"/>
           <w:lang w:val="es-ES" w:eastAsia="es-ES"/>
-          <w14:ligatures w14:val="none"/>
+          <ns2:ligatures ns2:val="none"/>
         </w:rPr>
         <w:t/>
       </w:r>
@@ -6501,12 +6501,12 @@
           <w:color w:val="000000"/>
           <w:kern w:val="0"/>
           <w:lang w:eastAsia="es-ES"/>
-          <w14:ligatures w14:val="none"/>
+          <ns2:ligatures ns2:val="none"/>
         </w:rPr>
         <w:t xml:space="preserve"> C41535030 presentados por la denunciante.</w:t>
       </w:r>
     </w:p>
-    <w:p>
+    <w:p ns2:paraId="38B6B92B" ns2:textId="77777777">
       <w:pPr>
         <w:pStyle w:val="Prrafodelista"/>
         <w:spacing w:after="0" w:line="240" w:lineRule="auto"/>
@@ -6515,11 +6515,11 @@
         <w:rPr>
           <w:rFonts w:ascii="Arial Narrow" w:eastAsia="Arial Narrow" w:hAnsi="Arial Narrow" w:cs="Arial Narrow"/>
           <w:kern w:val="0"/>
-          <w14:ligatures w14:val="none"/>
-        </w:rPr>
-      </w:pPr>
-    </w:p>
-    <w:p>
+          <ns2:ligatures ns2:val="none"/>
+        </w:rPr>
+      </w:pPr>
+    </w:p>
+    <w:p ns2:paraId="54EA888D" ns2:textId="0115ED01">
       <w:pPr>
         <w:pStyle w:val="Prrafodelista"/>
         <w:numPr>
@@ -6532,7 +6532,7 @@
         <w:rPr>
           <w:rFonts w:ascii="Arial Narrow" w:eastAsia="Arial Narrow" w:hAnsi="Arial Narrow" w:cs="Arial Narrow"/>
           <w:kern w:val="0"/>
-          <w14:ligatures w14:val="none"/>
+          <ns2:ligatures ns2:val="none"/>
         </w:rPr>
       </w:pPr>
       <w:r>
@@ -6545,7 +6545,7 @@
         <w:rPr>
           <w:rFonts w:ascii="Arial Narrow" w:eastAsia="Arial Narrow" w:hAnsi="Arial Narrow" w:cs="Arial Narrow"/>
           <w:kern w:val="0"/>
-          <w14:ligatures w14:val="none"/>
+          <ns2:ligatures ns2:val="none"/>
         </w:rPr>
         <w:t xml:space="preserve">numeral 88.1 del artículo 88 de </w:t>
       </w:r>
@@ -6582,7 +6582,7 @@
           <w:kern w:val="0"/>
           <w:shd w:val="clear" w:color="auto" w:fill="FFFFFF"/>
           <w:lang w:eastAsia="es-PE"/>
-          <w14:ligatures w14:val="none"/>
+          <ns2:ligatures ns2:val="none"/>
         </w:rPr>
         <w:t xml:space="preserve">Banco de Crédito del Perú S.A. </w:t>
       </w:r>
@@ -6592,7 +6592,7 @@
           <w:color w:val="000000"/>
           <w:kern w:val="0"/>
           <w:lang w:val="es-ES" w:eastAsia="es-ES"/>
-          <w14:ligatures w14:val="none"/>
+          <ns2:ligatures ns2:val="none"/>
         </w:rPr>
         <w:t xml:space="preserve">habría brindado una respuesta inadecuada </w:t>
       </w:r>
@@ -6602,7 +6602,7 @@
           <w:color w:val="000000"/>
           <w:kern w:val="0"/>
           <w:lang w:val="es-ES" w:eastAsia="es-ES"/>
-          <w14:ligatures w14:val="none"/>
+          <ns2:ligatures ns2:val="none"/>
         </w:rPr>
         <w:t xml:space="preserve">al reclamo </w:t>
       </w:r>
@@ -6613,7 +6613,7 @@
           <w:color w:val="000000"/>
           <w:kern w:val="0"/>
           <w:lang w:val="es-ES" w:eastAsia="es-ES"/>
-          <w14:ligatures w14:val="none"/>
+          <ns2:ligatures ns2:val="none"/>
         </w:rPr>
         <w:t/>
       </w:r>
@@ -6624,7 +6624,7 @@
           <w:color w:val="000000"/>
           <w:kern w:val="0"/>
           <w:lang w:eastAsia="es-ES"/>
-          <w14:ligatures w14:val="none"/>
+          <ns2:ligatures ns2:val="none"/>
         </w:rPr>
         <w:t xml:space="preserve"> </w:t>
       </w:r>
@@ -6634,7 +6634,7 @@
           <w:color w:val="000000"/>
           <w:kern w:val="0"/>
           <w:lang w:eastAsia="es-ES"/>
-          <w14:ligatures w14:val="none"/>
+          <ns2:ligatures ns2:val="none"/>
         </w:rPr>
         <w:t>C42016388</w:t>
       </w:r>
@@ -6644,7 +6644,7 @@
           <w:color w:val="000000"/>
           <w:kern w:val="0"/>
           <w:lang w:eastAsia="es-ES"/>
-          <w14:ligatures w14:val="none"/>
+          <ns2:ligatures ns2:val="none"/>
         </w:rPr>
         <w:t xml:space="preserve"> </w:t>
       </w:r>
@@ -6654,12 +6654,12 @@
           <w:color w:val="000000"/>
           <w:kern w:val="0"/>
           <w:lang w:eastAsia="es-ES"/>
-          <w14:ligatures w14:val="none"/>
+          <ns2:ligatures ns2:val="none"/>
         </w:rPr>
         <w:t>presentados por la denunciante.</w:t>
       </w:r>
     </w:p>
-    <w:p>
+    <w:p ns2:paraId="44857292" ns2:textId="77777777">
       <w:pPr>
         <w:pStyle w:val="Prrafodelista"/>
         <w:spacing w:after="0" w:line="240" w:lineRule="auto"/>
@@ -6668,11 +6668,11 @@
         <w:rPr>
           <w:rFonts w:ascii="Arial Narrow" w:eastAsia="Arial Narrow" w:hAnsi="Arial Narrow" w:cs="Arial Narrow"/>
           <w:kern w:val="0"/>
-          <w14:ligatures w14:val="none"/>
-        </w:rPr>
-      </w:pPr>
-    </w:p>
-    <w:p>
+          <ns2:ligatures ns2:val="none"/>
+        </w:rPr>
+      </w:pPr>
+    </w:p>
+    <w:p ns2:paraId="4E8933B7" ns2:textId="558AAF05">
       <w:pPr>
         <w:pStyle w:val="Prrafodelista"/>
         <w:numPr>
@@ -6685,7 +6685,7 @@
         <w:rPr>
           <w:rFonts w:ascii="Arial Narrow" w:eastAsia="Arial Narrow" w:hAnsi="Arial Narrow" w:cs="Arial Narrow"/>
           <w:kern w:val="0"/>
-          <w14:ligatures w14:val="none"/>
+          <ns2:ligatures ns2:val="none"/>
         </w:rPr>
       </w:pPr>
       <w:r>
@@ -6698,7 +6698,7 @@
         <w:rPr>
           <w:rFonts w:ascii="Arial Narrow" w:eastAsia="Arial Narrow" w:hAnsi="Arial Narrow" w:cs="Arial Narrow"/>
           <w:kern w:val="0"/>
-          <w14:ligatures w14:val="none"/>
+          <ns2:ligatures ns2:val="none"/>
         </w:rPr>
         <w:t xml:space="preserve">numeral 88.1 del artículo 88 de </w:t>
       </w:r>
@@ -6735,7 +6735,7 @@
           <w:kern w:val="0"/>
           <w:shd w:val="clear" w:color="auto" w:fill="FFFFFF"/>
           <w:lang w:eastAsia="es-PE"/>
-          <w14:ligatures w14:val="none"/>
+          <ns2:ligatures ns2:val="none"/>
         </w:rPr>
         <w:t xml:space="preserve">Banco de Crédito del Perú S.A. </w:t>
       </w:r>
@@ -6745,7 +6745,7 @@
           <w:color w:val="000000"/>
           <w:kern w:val="0"/>
           <w:lang w:val="es-ES" w:eastAsia="es-ES"/>
-          <w14:ligatures w14:val="none"/>
+          <ns2:ligatures ns2:val="none"/>
         </w:rPr>
         <w:t xml:space="preserve">habría brindado una respuesta inadecuada </w:t>
       </w:r>
@@ -6755,7 +6755,7 @@
           <w:color w:val="000000"/>
           <w:kern w:val="0"/>
           <w:lang w:val="es-ES" w:eastAsia="es-ES"/>
-          <w14:ligatures w14:val="none"/>
+          <ns2:ligatures ns2:val="none"/>
         </w:rPr>
         <w:t xml:space="preserve">al reclamo </w:t>
       </w:r>
@@ -6766,7 +6766,7 @@
           <w:color w:val="000000"/>
           <w:kern w:val="0"/>
           <w:lang w:val="es-ES" w:eastAsia="es-ES"/>
-          <w14:ligatures w14:val="none"/>
+          <ns2:ligatures ns2:val="none"/>
         </w:rPr>
         <w:t/>
       </w:r>
@@ -6777,7 +6777,7 @@
           <w:color w:val="000000"/>
           <w:kern w:val="0"/>
           <w:lang w:eastAsia="es-ES"/>
-          <w14:ligatures w14:val="none"/>
+          <ns2:ligatures ns2:val="none"/>
         </w:rPr>
         <w:t>, C42017337</w:t>
       </w:r>
@@ -6787,7 +6787,7 @@
           <w:color w:val="000000"/>
           <w:kern w:val="0"/>
           <w:lang w:eastAsia="es-ES"/>
-          <w14:ligatures w14:val="none"/>
+          <ns2:ligatures ns2:val="none"/>
         </w:rPr>
         <w:t xml:space="preserve"> </w:t>
       </w:r>
@@ -6797,12 +6797,12 @@
           <w:color w:val="000000"/>
           <w:kern w:val="0"/>
           <w:lang w:eastAsia="es-ES"/>
-          <w14:ligatures w14:val="none"/>
+          <ns2:ligatures ns2:val="none"/>
         </w:rPr>
         <w:t>presentados por la denunciante.</w:t>
       </w:r>
     </w:p>
-    <w:p>
+    <w:p ns2:paraId="0091C3CF" ns2:textId="77777777">
       <w:pPr>
         <w:pStyle w:val="Prrafodelista"/>
         <w:spacing w:after="0" w:line="240" w:lineRule="auto"/>
@@ -6811,11 +6811,11 @@
         <w:rPr>
           <w:rFonts w:ascii="Arial Narrow" w:eastAsia="Arial Narrow" w:hAnsi="Arial Narrow" w:cs="Arial Narrow"/>
           <w:kern w:val="0"/>
-          <w14:ligatures w14:val="none"/>
-        </w:rPr>
-      </w:pPr>
-    </w:p>
-    <w:p>
+          <ns2:ligatures ns2:val="none"/>
+        </w:rPr>
+      </w:pPr>
+    </w:p>
+    <w:p ns2:paraId="731184E2" ns2:textId="417B81D2">
       <w:pPr>
         <w:pStyle w:val="Prrafodelista"/>
         <w:numPr>
@@ -6828,7 +6828,7 @@
         <w:rPr>
           <w:rFonts w:ascii="Arial Narrow" w:eastAsia="Arial Narrow" w:hAnsi="Arial Narrow" w:cs="Arial Narrow"/>
           <w:kern w:val="0"/>
-          <w14:ligatures w14:val="none"/>
+          <ns2:ligatures ns2:val="none"/>
         </w:rPr>
       </w:pPr>
       <w:r>
@@ -6841,7 +6841,7 @@
         <w:rPr>
           <w:rFonts w:ascii="Arial Narrow" w:eastAsia="Arial Narrow" w:hAnsi="Arial Narrow" w:cs="Arial Narrow"/>
           <w:kern w:val="0"/>
-          <w14:ligatures w14:val="none"/>
+          <ns2:ligatures ns2:val="none"/>
         </w:rPr>
         <w:t xml:space="preserve">numeral 88.1 del artículo 88 de </w:t>
       </w:r>
@@ -6878,7 +6878,7 @@
           <w:kern w:val="0"/>
           <w:shd w:val="clear" w:color="auto" w:fill="FFFFFF"/>
           <w:lang w:eastAsia="es-PE"/>
-          <w14:ligatures w14:val="none"/>
+          <ns2:ligatures ns2:val="none"/>
         </w:rPr>
         <w:t xml:space="preserve">Banco de Crédito del Perú S.A. </w:t>
       </w:r>
@@ -6888,7 +6888,7 @@
           <w:color w:val="000000"/>
           <w:kern w:val="0"/>
           <w:lang w:val="es-ES" w:eastAsia="es-ES"/>
-          <w14:ligatures w14:val="none"/>
+          <ns2:ligatures ns2:val="none"/>
         </w:rPr>
         <w:t xml:space="preserve">habría brindado una respuesta inadecuada </w:t>
       </w:r>
@@ -6898,7 +6898,7 @@
           <w:color w:val="000000"/>
           <w:kern w:val="0"/>
           <w:lang w:val="es-ES" w:eastAsia="es-ES"/>
-          <w14:ligatures w14:val="none"/>
+          <ns2:ligatures ns2:val="none"/>
         </w:rPr>
         <w:t xml:space="preserve">al reclamo </w:t>
       </w:r>
@@ -6909,7 +6909,7 @@
           <w:color w:val="000000"/>
           <w:kern w:val="0"/>
           <w:lang w:val="es-ES" w:eastAsia="es-ES"/>
-          <w14:ligatures w14:val="none"/>
+          <ns2:ligatures ns2:val="none"/>
         </w:rPr>
         <w:t/>
       </w:r>
@@ -6920,7 +6920,7 @@
           <w:color w:val="000000"/>
           <w:kern w:val="0"/>
           <w:lang w:eastAsia="es-ES"/>
-          <w14:ligatures w14:val="none"/>
+          <ns2:ligatures ns2:val="none"/>
         </w:rPr>
         <w:t xml:space="preserve"> C43519777</w:t>
       </w:r>
@@ -6930,7 +6930,7 @@
           <w:color w:val="000000"/>
           <w:kern w:val="0"/>
           <w:lang w:eastAsia="es-ES"/>
-          <w14:ligatures w14:val="none"/>
+          <ns2:ligatures ns2:val="none"/>
         </w:rPr>
         <w:t xml:space="preserve"> </w:t>
       </w:r>
@@ -6940,12 +6940,12 @@
           <w:color w:val="000000"/>
           <w:kern w:val="0"/>
           <w:lang w:eastAsia="es-ES"/>
-          <w14:ligatures w14:val="none"/>
+          <ns2:ligatures ns2:val="none"/>
         </w:rPr>
         <w:t>presentados por la denunciante.</w:t>
       </w:r>
     </w:p>
-    <w:p>
+    <w:p ns2:paraId="0223C426" ns2:textId="77777777">
       <w:pPr>
         <w:pStyle w:val="Prrafodelista"/>
         <w:spacing w:after="0" w:line="240" w:lineRule="auto"/>
@@ -6954,11 +6954,11 @@
         <w:rPr>
           <w:rFonts w:ascii="Arial Narrow" w:eastAsia="Arial Narrow" w:hAnsi="Arial Narrow" w:cs="Arial Narrow"/>
           <w:kern w:val="0"/>
-          <w14:ligatures w14:val="none"/>
-        </w:rPr>
-      </w:pPr>
-    </w:p>
-    <w:p>
+          <ns2:ligatures ns2:val="none"/>
+        </w:rPr>
+      </w:pPr>
+    </w:p>
+    <w:p ns2:paraId="31288FFE" ns2:textId="55988EE3">
       <w:pPr>
         <w:pStyle w:val="Prrafodelista"/>
         <w:numPr>
@@ -6971,7 +6971,7 @@
         <w:rPr>
           <w:rFonts w:ascii="Arial Narrow" w:eastAsia="Arial Narrow" w:hAnsi="Arial Narrow" w:cs="Arial Narrow"/>
           <w:kern w:val="0"/>
-          <w14:ligatures w14:val="none"/>
+          <ns2:ligatures ns2:val="none"/>
         </w:rPr>
       </w:pPr>
       <w:r>
@@ -6984,7 +6984,7 @@
         <w:rPr>
           <w:rFonts w:ascii="Arial Narrow" w:eastAsia="Arial Narrow" w:hAnsi="Arial Narrow" w:cs="Arial Narrow"/>
           <w:kern w:val="0"/>
-          <w14:ligatures w14:val="none"/>
+          <ns2:ligatures ns2:val="none"/>
         </w:rPr>
         <w:t xml:space="preserve">numeral 88.1 del artículo 88 de </w:t>
       </w:r>
@@ -7021,7 +7021,7 @@
           <w:kern w:val="0"/>
           <w:shd w:val="clear" w:color="auto" w:fill="FFFFFF"/>
           <w:lang w:eastAsia="es-PE"/>
-          <w14:ligatures w14:val="none"/>
+          <ns2:ligatures ns2:val="none"/>
         </w:rPr>
         <w:t xml:space="preserve">Banco de Crédito del Perú S.A. </w:t>
       </w:r>
@@ -7031,7 +7031,7 @@
           <w:color w:val="000000"/>
           <w:kern w:val="0"/>
           <w:lang w:val="es-ES" w:eastAsia="es-ES"/>
-          <w14:ligatures w14:val="none"/>
+          <ns2:ligatures ns2:val="none"/>
         </w:rPr>
         <w:t xml:space="preserve">habría brindado una respuesta inadecuada </w:t>
       </w:r>
@@ -7041,7 +7041,7 @@
           <w:color w:val="000000"/>
           <w:kern w:val="0"/>
           <w:lang w:val="es-ES" w:eastAsia="es-ES"/>
-          <w14:ligatures w14:val="none"/>
+          <ns2:ligatures ns2:val="none"/>
         </w:rPr>
         <w:t xml:space="preserve">al reclamo </w:t>
       </w:r>
@@ -7052,7 +7052,7 @@
           <w:color w:val="000000"/>
           <w:kern w:val="0"/>
           <w:lang w:val="es-ES" w:eastAsia="es-ES"/>
-          <w14:ligatures w14:val="none"/>
+          <ns2:ligatures ns2:val="none"/>
         </w:rPr>
         <w:t/>
       </w:r>
@@ -7063,7 +7063,7 @@
           <w:color w:val="000000"/>
           <w:kern w:val="0"/>
           <w:lang w:eastAsia="es-ES"/>
-          <w14:ligatures w14:val="none"/>
+          <ns2:ligatures ns2:val="none"/>
         </w:rPr>
         <w:t xml:space="preserve"> C44029208</w:t>
       </w:r>
@@ -7073,7 +7073,7 @@
           <w:color w:val="000000"/>
           <w:kern w:val="0"/>
           <w:lang w:eastAsia="es-ES"/>
-          <w14:ligatures w14:val="none"/>
+          <ns2:ligatures ns2:val="none"/>
         </w:rPr>
         <w:t xml:space="preserve"> </w:t>
       </w:r>
@@ -7083,12 +7083,12 @@
           <w:color w:val="000000"/>
           <w:kern w:val="0"/>
           <w:lang w:eastAsia="es-ES"/>
-          <w14:ligatures w14:val="none"/>
+          <ns2:ligatures ns2:val="none"/>
         </w:rPr>
         <w:t>presentados por la denunciante.</w:t>
       </w:r>
     </w:p>
-    <w:p>
+    <w:p ns2:paraId="7C28C0DD" ns2:textId="77777777">
       <w:pPr>
         <w:pStyle w:val="Prrafodelista"/>
         <w:spacing w:after="0" w:line="240" w:lineRule="auto"/>
@@ -7097,11 +7097,11 @@
         <w:rPr>
           <w:rFonts w:ascii="Arial Narrow" w:eastAsia="Arial Narrow" w:hAnsi="Arial Narrow" w:cs="Arial Narrow"/>
           <w:kern w:val="0"/>
-          <w14:ligatures w14:val="none"/>
-        </w:rPr>
-      </w:pPr>
-    </w:p>
-    <w:p>
+          <ns2:ligatures ns2:val="none"/>
+        </w:rPr>
+      </w:pPr>
+    </w:p>
+    <w:p ns2:paraId="459E0EF6" ns2:textId="0C7A1BA1">
       <w:pPr>
         <w:pStyle w:val="Prrafodelista"/>
         <w:numPr>
@@ -7114,7 +7114,7 @@
         <w:rPr>
           <w:rFonts w:ascii="Arial Narrow" w:eastAsia="Arial Narrow" w:hAnsi="Arial Narrow" w:cs="Arial Narrow"/>
           <w:kern w:val="0"/>
-          <w14:ligatures w14:val="none"/>
+          <ns2:ligatures ns2:val="none"/>
         </w:rPr>
       </w:pPr>
       <w:r>
@@ -7127,7 +7127,7 @@
         <w:rPr>
           <w:rFonts w:ascii="Arial Narrow" w:eastAsia="Arial Narrow" w:hAnsi="Arial Narrow" w:cs="Arial Narrow"/>
           <w:kern w:val="0"/>
-          <w14:ligatures w14:val="none"/>
+          <ns2:ligatures ns2:val="none"/>
         </w:rPr>
         <w:t xml:space="preserve">numeral 88.1 del artículo 88 de </w:t>
       </w:r>
@@ -7170,7 +7170,7 @@
           <w:kern w:val="0"/>
           <w:shd w:val="clear" w:color="auto" w:fill="FFFFFF"/>
           <w:lang w:eastAsia="es-PE"/>
-          <w14:ligatures w14:val="none"/>
+          <ns2:ligatures ns2:val="none"/>
         </w:rPr>
         <w:t xml:space="preserve">Banco de Crédito del Perú S.A. </w:t>
       </w:r>
@@ -7180,7 +7180,7 @@
           <w:color w:val="000000"/>
           <w:kern w:val="0"/>
           <w:lang w:val="es-ES" w:eastAsia="es-ES"/>
-          <w14:ligatures w14:val="none"/>
+          <ns2:ligatures ns2:val="none"/>
         </w:rPr>
         <w:t>habría brindado una respuesta inadecuada al reclamo N</w:t>
       </w:r>
@@ -7191,7 +7191,7 @@
           <w:color w:val="000000"/>
           <w:kern w:val="0"/>
           <w:lang w:val="es-ES" w:eastAsia="es-ES"/>
-          <w14:ligatures w14:val="none"/>
+          <ns2:ligatures ns2:val="none"/>
         </w:rPr>
         <w:t/>
       </w:r>
@@ -7202,23 +7202,23 @@
           <w:color w:val="000000"/>
           <w:kern w:val="0"/>
           <w:lang w:eastAsia="es-ES"/>
-          <w14:ligatures w14:val="none"/>
+          <ns2:ligatures ns2:val="none"/>
         </w:rPr>
         <w:t xml:space="preserve"> C44198384 presentados por la denunciante.</w:t>
       </w:r>
     </w:p>
-    <w:p>
-      <w:pPr>
-        <w:spacing w:after="0" w:line="240" w:lineRule="auto"/>
-        <w:jc w:val="both"/>
-        <w:rPr>
-          <w:rFonts w:ascii="Arial Narrow" w:eastAsia="Arial Narrow" w:hAnsi="Arial Narrow" w:cs="Arial Narrow"/>
-          <w:kern w:val="0"/>
-          <w14:ligatures w14:val="none"/>
-        </w:rPr>
-      </w:pPr>
-    </w:p>
-    <w:p>
+    <w:p ns2:paraId="055735EE" ns2:textId="74305429">
+      <w:pPr>
+        <w:spacing w:after="0" w:line="240" w:lineRule="auto"/>
+        <w:jc w:val="both"/>
+        <w:rPr>
+          <w:rFonts w:ascii="Arial Narrow" w:eastAsia="Arial Narrow" w:hAnsi="Arial Narrow" w:cs="Arial Narrow"/>
+          <w:kern w:val="0"/>
+          <ns2:ligatures ns2:val="none"/>
+        </w:rPr>
+      </w:pPr>
+    </w:p>
+    <w:p ns2:paraId="51FD62F7" ns2:textId="7D676CDC">
       <w:pPr>
         <w:pStyle w:val="Prrafodelista"/>
         <w:numPr>
@@ -7231,7 +7231,7 @@
         <w:rPr>
           <w:rFonts w:ascii="Arial Narrow" w:eastAsia="Arial Narrow" w:hAnsi="Arial Narrow" w:cs="Arial Narrow"/>
           <w:kern w:val="0"/>
-          <w14:ligatures w14:val="none"/>
+          <ns2:ligatures ns2:val="none"/>
         </w:rPr>
       </w:pPr>
       <w:r>
@@ -7244,7 +7244,7 @@
         <w:rPr>
           <w:rFonts w:ascii="Arial Narrow" w:eastAsia="Arial Narrow" w:hAnsi="Arial Narrow" w:cs="Arial Narrow"/>
           <w:kern w:val="0"/>
-          <w14:ligatures w14:val="none"/>
+          <ns2:ligatures ns2:val="none"/>
         </w:rPr>
         <w:t>numeral 88.1 del</w:t>
       </w:r>
@@ -7252,7 +7252,7 @@
         <w:rPr>
           <w:rFonts w:ascii="Arial Narrow" w:eastAsia="Arial Narrow" w:hAnsi="Arial Narrow" w:cs="Arial Narrow"/>
           <w:kern w:val="0"/>
-          <w14:ligatures w14:val="none"/>
+          <ns2:ligatures ns2:val="none"/>
         </w:rPr>
         <w:t xml:space="preserve"> artículo 88 de </w:t>
       </w:r>
@@ -7283,7 +7283,7 @@
           <w:kern w:val="0"/>
           <w:shd w:val="clear" w:color="auto" w:fill="FFFFFF"/>
           <w:lang w:eastAsia="es-PE"/>
-          <w14:ligatures w14:val="none"/>
+          <ns2:ligatures ns2:val="none"/>
         </w:rPr>
         <w:t xml:space="preserve">Pacífico Compañía de Seguros y Reaseguros S.A. no habría cumplido con brindar una respuesta adecuada al Reclamo </w:t>
       </w:r>
@@ -7295,7 +7295,7 @@
           <w:kern w:val="0"/>
           <w:shd w:val="clear" w:color="auto" w:fill="FFFFFF"/>
           <w:lang w:eastAsia="es-PE"/>
-          <w14:ligatures w14:val="none"/>
+          <ns2:ligatures ns2:val="none"/>
         </w:rPr>
         <w:t/>
       </w:r>
@@ -7307,7 +7307,7 @@
           <w:kern w:val="0"/>
           <w:shd w:val="clear" w:color="auto" w:fill="FFFFFF"/>
           <w:lang w:eastAsia="es-PE"/>
-          <w14:ligatures w14:val="none"/>
+          <ns2:ligatures ns2:val="none"/>
         </w:rPr>
         <w:t xml:space="preserve"> </w:t>
       </w:r>
@@ -7315,7 +7315,7 @@
         <w:rPr>
           <w:rFonts w:ascii="Arial Narrow" w:eastAsia="Arial Narrow" w:hAnsi="Arial Narrow" w:cs="Arial Narrow"/>
           <w:kern w:val="0"/>
-          <w14:ligatures w14:val="none"/>
+          <ns2:ligatures ns2:val="none"/>
         </w:rPr>
         <w:t>SS-31648277</w:t>
       </w:r>
@@ -7323,12 +7323,12 @@
         <w:rPr>
           <w:rFonts w:ascii="Arial Narrow" w:eastAsia="Arial Narrow" w:hAnsi="Arial Narrow" w:cs="Arial Narrow"/>
           <w:kern w:val="0"/>
-          <w14:ligatures w14:val="none"/>
+          <ns2:ligatures ns2:val="none"/>
         </w:rPr>
         <w:t xml:space="preserve"> presentada por la denunciante.</w:t>
       </w:r>
     </w:p>
-    <w:p>
+    <w:p ns2:paraId="3287612B" ns2:textId="77777777">
       <w:pPr>
         <w:pStyle w:val="Prrafodelista"/>
         <w:spacing w:after="0" w:line="240" w:lineRule="auto"/>
@@ -7340,7 +7340,7 @@
         </w:rPr>
       </w:pPr>
     </w:p>
-    <w:p>
+    <w:p ns2:paraId="7125CB83" ns2:textId="3F244D71">
       <w:pPr>
         <w:pStyle w:val="Prrafodelista"/>
         <w:numPr>
@@ -7365,7 +7365,7 @@
         <w:rPr>
           <w:rFonts w:ascii="Arial Narrow" w:eastAsia="Arial Narrow" w:hAnsi="Arial Narrow" w:cs="Arial Narrow"/>
           <w:kern w:val="0"/>
-          <w14:ligatures w14:val="none"/>
+          <ns2:ligatures ns2:val="none"/>
         </w:rPr>
         <w:t xml:space="preserve">de </w:t>
       </w:r>
@@ -7395,7 +7395,7 @@
           <w:color w:val="000000"/>
           <w:kern w:val="0"/>
           <w:lang w:val="es-ES" w:eastAsia="es-ES"/>
-          <w14:ligatures w14:val="none"/>
+          <ns2:ligatures ns2:val="none"/>
         </w:rPr>
         <w:t xml:space="preserve">los proveedores denunciados </w:t>
       </w:r>
@@ -7403,7 +7403,7 @@
         <w:rPr>
           <w:rFonts w:ascii="Arial Narrow" w:eastAsia="Arial Narrow" w:hAnsi="Arial Narrow" w:cs="Arial Narrow"/>
           <w:kern w:val="0"/>
-          <w14:ligatures w14:val="none"/>
+          <ns2:ligatures ns2:val="none"/>
         </w:rPr>
         <w:t>habrían modificado unilateralmente la</w:t>
       </w:r>
@@ -7413,7 +7413,7 @@
           <w:color w:val="000000"/>
           <w:kern w:val="0"/>
           <w:lang w:eastAsia="es-ES"/>
-          <w14:ligatures w14:val="none"/>
+          <ns2:ligatures ns2:val="none"/>
         </w:rPr>
         <w:t xml:space="preserve"> Póliza </w:t>
       </w:r>
@@ -7424,7 +7424,7 @@
           <w:color w:val="000000"/>
           <w:kern w:val="0"/>
           <w:lang w:eastAsia="es-ES"/>
-          <w14:ligatures w14:val="none"/>
+          <ns2:ligatures ns2:val="none"/>
         </w:rPr>
         <w:t/>
       </w:r>
@@ -7435,7 +7435,7 @@
           <w:color w:val="000000"/>
           <w:kern w:val="0"/>
           <w:lang w:eastAsia="es-ES"/>
-          <w14:ligatures w14:val="none"/>
+          <ns2:ligatures ns2:val="none"/>
         </w:rPr>
         <w:t xml:space="preserve"> 2000154214</w:t>
       </w:r>
@@ -7445,7 +7445,7 @@
           <w:color w:val="000000"/>
           <w:kern w:val="0"/>
           <w:lang w:eastAsia="es-ES"/>
-          <w14:ligatures w14:val="none"/>
+          <ns2:ligatures ns2:val="none"/>
         </w:rPr>
         <w:t xml:space="preserve"> </w:t>
       </w:r>
@@ -7453,7 +7453,7 @@
         <w:rPr>
           <w:rFonts w:ascii="Arial Narrow" w:eastAsia="Arial Narrow" w:hAnsi="Arial Narrow" w:cs="Arial Narrow"/>
           <w:kern w:val="0"/>
-          <w14:ligatures w14:val="none"/>
+          <ns2:ligatures ns2:val="none"/>
         </w:rPr>
         <w:t>y sin el consentimiento previo de la denunciante</w:t>
       </w:r>
@@ -7463,23 +7463,23 @@
           <w:color w:val="000000"/>
           <w:kern w:val="0"/>
           <w:lang w:eastAsia="es-ES"/>
-          <w14:ligatures w14:val="none"/>
+          <ns2:ligatures ns2:val="none"/>
         </w:rPr>
         <w:t xml:space="preserve"> respecto al inicio de vigencia del seguro, generando un nuevo contrato lo que le perjudicó económicamente. </w:t>
       </w:r>
     </w:p>
-    <w:p>
-      <w:pPr>
-        <w:spacing w:after="0" w:line="240" w:lineRule="auto"/>
-        <w:jc w:val="both"/>
-        <w:rPr>
-          <w:rFonts w:ascii="Arial Narrow" w:eastAsia="Arial Narrow" w:hAnsi="Arial Narrow" w:cs="Arial Narrow"/>
-          <w:kern w:val="0"/>
-          <w14:ligatures w14:val="none"/>
-        </w:rPr>
-      </w:pPr>
-    </w:p>
-    <w:p>
+    <w:p ns2:paraId="1F5D35E6" ns2:textId="77777777">
+      <w:pPr>
+        <w:spacing w:after="0" w:line="240" w:lineRule="auto"/>
+        <w:jc w:val="both"/>
+        <w:rPr>
+          <w:rFonts w:ascii="Arial Narrow" w:eastAsia="Arial Narrow" w:hAnsi="Arial Narrow" w:cs="Arial Narrow"/>
+          <w:kern w:val="0"/>
+          <ns2:ligatures ns2:val="none"/>
+        </w:rPr>
+      </w:pPr>
+    </w:p>
+    <w:p ns2:paraId="72A4113D" ns2:textId="43B453F4">
       <w:pPr>
         <w:spacing w:line="240" w:lineRule="auto"/>
         <w:contextualSpacing/>
@@ -7489,17 +7489,17 @@
           <w:color w:val="000000"/>
           <w:kern w:val="0"/>
           <w:lang w:val="es-ES" w:eastAsia="es-ES"/>
-          <w14:ligatures w14:val="none"/>
-        </w:rPr>
-      </w:pPr>
-      <w:r>
-        <w:rPr>
-          <w:rFonts w:ascii="Arial Narrow" w:eastAsia="Arial Narrow" w:hAnsi="Arial Narrow" w:cs="Arial Narrow"/>
-          <w:b/>
-          <w:color w:val="000000"/>
-          <w:kern w:val="0"/>
-          <w:lang w:eastAsia="es-PE"/>
-          <w14:ligatures w14:val="none"/>
+          <ns2:ligatures ns2:val="none"/>
+        </w:rPr>
+      </w:pPr>
+      <w:r>
+        <w:rPr>
+          <w:rFonts w:ascii="Arial Narrow" w:eastAsia="Arial Narrow" w:hAnsi="Arial Narrow" w:cs="Arial Narrow"/>
+          <w:b/>
+          <w:color w:val="000000"/>
+          <w:kern w:val="0"/>
+          <w:lang w:eastAsia="es-PE"/>
+          <ns2:ligatures ns2:val="none"/>
         </w:rPr>
         <w:t>SEGUNDO:</w:t>
       </w:r>
@@ -7509,7 +7509,7 @@
           <w:color w:val="000000"/>
           <w:kern w:val="0"/>
           <w:lang w:eastAsia="es-PE"/>
-          <w14:ligatures w14:val="none"/>
+          <ns2:ligatures ns2:val="none"/>
         </w:rPr>
         <w:t xml:space="preserve"> tener por ofrecidos los medios probatorios presentados en el escrito de denuncia </w:t>
       </w:r>
@@ -7519,12 +7519,12 @@
           <w:color w:val="000000"/>
           <w:kern w:val="0"/>
           <w:lang w:val="es-ES" w:eastAsia="es-ES"/>
-          <w14:ligatures w14:val="none"/>
+          <ns2:ligatures ns2:val="none"/>
         </w:rPr>
         <w:t>15 de octubre de 2025, por la denunciante.</w:t>
       </w:r>
     </w:p>
-    <w:p>
+    <w:p ns2:paraId="0FA132A5" ns2:textId="77777777">
       <w:pPr>
         <w:spacing w:line="240" w:lineRule="auto"/>
         <w:contextualSpacing/>
@@ -7534,30 +7534,30 @@
           <w:color w:val="000000"/>
           <w:kern w:val="0"/>
           <w:lang w:eastAsia="es-PE"/>
-          <w14:ligatures w14:val="none"/>
-        </w:rPr>
-      </w:pPr>
-    </w:p>
-    <w:p>
-      <w:pPr>
-        <w:spacing w:after="0" w:line="240" w:lineRule="auto"/>
-        <w:jc w:val="both"/>
-        <w:rPr>
-          <w:rFonts w:ascii="Arial Narrow" w:eastAsia="Arial Narrow" w:hAnsi="Arial Narrow" w:cs="Arial Narrow"/>
-          <w:color w:val="000000"/>
-          <w:kern w:val="0"/>
-          <w:lang w:eastAsia="es-PE"/>
-          <w14:ligatures w14:val="none"/>
-        </w:rPr>
-      </w:pPr>
-      <w:r>
-        <w:rPr>
-          <w:rFonts w:ascii="Arial Narrow" w:eastAsia="Arial Narrow" w:hAnsi="Arial Narrow" w:cs="Arial Narrow"/>
-          <w:b/>
-          <w:color w:val="000000"/>
-          <w:kern w:val="0"/>
-          <w:lang w:eastAsia="es-PE"/>
-          <w14:ligatures w14:val="none"/>
+          <ns2:ligatures ns2:val="none"/>
+        </w:rPr>
+      </w:pPr>
+    </w:p>
+    <w:p ns2:paraId="1B36369E" ns2:textId="3C47C5AB">
+      <w:pPr>
+        <w:spacing w:after="0" w:line="240" w:lineRule="auto"/>
+        <w:jc w:val="both"/>
+        <w:rPr>
+          <w:rFonts w:ascii="Arial Narrow" w:eastAsia="Arial Narrow" w:hAnsi="Arial Narrow" w:cs="Arial Narrow"/>
+          <w:color w:val="000000"/>
+          <w:kern w:val="0"/>
+          <w:lang w:eastAsia="es-PE"/>
+          <ns2:ligatures ns2:val="none"/>
+        </w:rPr>
+      </w:pPr>
+      <w:r>
+        <w:rPr>
+          <w:rFonts w:ascii="Arial Narrow" w:eastAsia="Arial Narrow" w:hAnsi="Arial Narrow" w:cs="Arial Narrow"/>
+          <w:b/>
+          <w:color w:val="000000"/>
+          <w:kern w:val="0"/>
+          <w:lang w:eastAsia="es-PE"/>
+          <ns2:ligatures ns2:val="none"/>
         </w:rPr>
         <w:t xml:space="preserve">TERCERO: </w:t>
       </w:r>
@@ -7567,7 +7567,7 @@
           <w:color w:val="000000"/>
           <w:kern w:val="0"/>
           <w:lang w:eastAsia="es-PE"/>
-          <w14:ligatures w14:val="none"/>
+          <ns2:ligatures ns2:val="none"/>
         </w:rPr>
         <w:t>requerir a</w:t>
       </w:r>
@@ -7577,7 +7577,7 @@
           <w:color w:val="000000"/>
           <w:kern w:val="0"/>
           <w:lang w:eastAsia="es-PE"/>
-          <w14:ligatures w14:val="none"/>
+          <ns2:ligatures ns2:val="none"/>
         </w:rPr>
         <w:t>l</w:t>
       </w:r>
@@ -7587,7 +7587,7 @@
           <w:color w:val="000000"/>
           <w:kern w:val="0"/>
           <w:lang w:eastAsia="es-PE"/>
-          <w14:ligatures w14:val="none"/>
+          <ns2:ligatures ns2:val="none"/>
         </w:rPr>
         <w:t xml:space="preserve"> </w:t>
       </w:r>
@@ -7598,7 +7598,7 @@
           <w:kern w:val="0"/>
           <w:shd w:val="clear" w:color="auto" w:fill="FFFFFF"/>
           <w:lang w:eastAsia="es-PE"/>
-          <w14:ligatures w14:val="none"/>
+          <ns2:ligatures ns2:val="none"/>
         </w:rPr>
         <w:t xml:space="preserve">Banco de Crédito del Perú S.A. y a </w:t>
       </w:r>
@@ -7609,7 +7609,7 @@
           <w:color w:val="000000"/>
           <w:kern w:val="0"/>
           <w:lang w:eastAsia="es-PE"/>
-          <w14:ligatures w14:val="none"/>
+          <ns2:ligatures ns2:val="none"/>
         </w:rPr>
         <w:t>Pacífico Compañía de Seguros y Reaseguros S.A.</w:t>
       </w:r>
@@ -7620,7 +7620,7 @@
           <w:color w:val="000000"/>
           <w:kern w:val="0"/>
           <w:lang w:eastAsia="es-PE"/>
-          <w14:ligatures w14:val="none"/>
+          <ns2:ligatures ns2:val="none"/>
         </w:rPr>
         <w:t xml:space="preserve"> </w:t>
       </w:r>
@@ -7638,7 +7638,7 @@
           <w:color w:val="000000"/>
           <w:kern w:val="0"/>
           <w:lang w:eastAsia="es-PE"/>
-          <w14:ligatures w14:val="none"/>
+          <ns2:ligatures ns2:val="none"/>
         </w:rPr>
         <w:t>que cumpla</w:t>
       </w:r>
@@ -7648,7 +7648,7 @@
           <w:color w:val="000000"/>
           <w:kern w:val="0"/>
           <w:lang w:eastAsia="es-PE"/>
-          <w14:ligatures w14:val="none"/>
+          <ns2:ligatures ns2:val="none"/>
         </w:rPr>
         <w:t>n</w:t>
       </w:r>
@@ -7658,7 +7658,7 @@
           <w:color w:val="000000"/>
           <w:kern w:val="0"/>
           <w:lang w:eastAsia="es-PE"/>
-          <w14:ligatures w14:val="none"/>
+          <ns2:ligatures ns2:val="none"/>
         </w:rPr>
         <w:t xml:space="preserve"> con lo siguiente</w:t>
       </w:r>
@@ -7668,12 +7668,12 @@
           <w:color w:val="000000"/>
           <w:kern w:val="0"/>
           <w:lang w:eastAsia="es-PE"/>
-          <w14:ligatures w14:val="none"/>
+          <ns2:ligatures ns2:val="none"/>
         </w:rPr>
         <w:t>:</w:t>
       </w:r>
     </w:p>
-    <w:p>
+    <w:p ns2:paraId="09D9FCC8" ns2:textId="77777777">
       <w:pPr>
         <w:spacing w:after="0" w:line="240" w:lineRule="auto"/>
         <w:jc w:val="both"/>
@@ -7682,11 +7682,11 @@
           <w:color w:val="000000"/>
           <w:kern w:val="0"/>
           <w:lang w:eastAsia="es-PE"/>
-          <w14:ligatures w14:val="none"/>
-        </w:rPr>
-      </w:pPr>
-    </w:p>
-    <w:p>
+          <ns2:ligatures ns2:val="none"/>
+        </w:rPr>
+      </w:pPr>
+    </w:p>
+    <w:p ns2:paraId="0AC32CAC" ns2:textId="77777777">
       <w:pPr>
         <w:numPr>
           <w:ilvl w:val="0"/>
@@ -7700,21 +7700,21 @@
           <w:color w:val="000000"/>
           <w:kern w:val="0"/>
           <w:lang w:eastAsia="es-PE"/>
-          <w14:ligatures w14:val="none"/>
-        </w:rPr>
-      </w:pPr>
-      <w:r>
-        <w:rPr>
-          <w:rFonts w:ascii="Arial Narrow" w:eastAsia="Arial Narrow" w:hAnsi="Arial Narrow" w:cs="Arial Narrow"/>
-          <w:color w:val="000000"/>
-          <w:kern w:val="0"/>
-          <w:lang w:eastAsia="es-PE"/>
-          <w14:ligatures w14:val="none"/>
+          <ns2:ligatures ns2:val="none"/>
+        </w:rPr>
+      </w:pPr>
+      <w:r>
+        <w:rPr>
+          <w:rFonts w:ascii="Arial Narrow" w:eastAsia="Arial Narrow" w:hAnsi="Arial Narrow" w:cs="Arial Narrow"/>
+          <w:color w:val="000000"/>
+          <w:kern w:val="0"/>
+          <w:lang w:eastAsia="es-PE"/>
+          <ns2:ligatures ns2:val="none"/>
         </w:rPr>
         <w:t>presentar documentos que acrediten su inscripción en los Registros Públicos o una declaración jurada que indique que cuenta con dicha inscripción;</w:t>
       </w:r>
     </w:p>
-    <w:p>
+    <w:p ns2:paraId="7C9575CF" ns2:textId="77777777">
       <w:pPr>
         <w:numPr>
           <w:ilvl w:val="0"/>
@@ -7728,22 +7728,22 @@
           <w:color w:val="000000"/>
           <w:kern w:val="0"/>
           <w:lang w:eastAsia="es-PE"/>
-          <w14:ligatures w14:val="none"/>
-        </w:rPr>
-      </w:pPr>
-      <w:r>
-        <w:rPr>
-          <w:rFonts w:ascii="Arial Narrow" w:eastAsia="Arial Narrow" w:hAnsi="Arial Narrow" w:cs="Arial Narrow"/>
-          <w:color w:val="000000"/>
-          <w:kern w:val="0"/>
-          <w:lang w:eastAsia="es-PE"/>
-          <w14:ligatures w14:val="none"/>
+          <ns2:ligatures ns2:val="none"/>
+        </w:rPr>
+      </w:pPr>
+      <w:r>
+        <w:rPr>
+          <w:rFonts w:ascii="Arial Narrow" w:eastAsia="Arial Narrow" w:hAnsi="Arial Narrow" w:cs="Arial Narrow"/>
+          <w:color w:val="000000"/>
+          <w:kern w:val="0"/>
+          <w:lang w:eastAsia="es-PE"/>
+          <ns2:ligatures ns2:val="none"/>
         </w:rPr>
         <w:lastRenderedPageBreak/>
         <w:t>presentar copia simple de las facultades de representación de su representante legal en el presente procedimiento o la declaración jurada que indique que cuenta con dichas facultades y que estas se encuentran vigentes;</w:t>
       </w:r>
     </w:p>
-    <w:p>
+    <w:p ns2:paraId="0CD5704D" ns2:textId="77777777">
       <w:pPr>
         <w:numPr>
           <w:ilvl w:val="0"/>
@@ -7757,21 +7757,21 @@
           <w:color w:val="000000"/>
           <w:kern w:val="0"/>
           <w:lang w:eastAsia="es-PE"/>
-          <w14:ligatures w14:val="none"/>
-        </w:rPr>
-      </w:pPr>
-      <w:r>
-        <w:rPr>
-          <w:rFonts w:ascii="Arial Narrow" w:eastAsia="Arial Narrow" w:hAnsi="Arial Narrow" w:cs="Arial Narrow"/>
-          <w:color w:val="000000"/>
-          <w:kern w:val="0"/>
-          <w:lang w:eastAsia="es-PE"/>
-          <w14:ligatures w14:val="none"/>
+          <ns2:ligatures ns2:val="none"/>
+        </w:rPr>
+      </w:pPr>
+      <w:r>
+        <w:rPr>
+          <w:rFonts w:ascii="Arial Narrow" w:eastAsia="Arial Narrow" w:hAnsi="Arial Narrow" w:cs="Arial Narrow"/>
+          <w:color w:val="000000"/>
+          <w:kern w:val="0"/>
+          <w:lang w:eastAsia="es-PE"/>
+          <ns2:ligatures ns2:val="none"/>
         </w:rPr>
         <w:t>consignar el Número de Registro Único de Contribuyentes (RUC); y,</w:t>
       </w:r>
     </w:p>
-    <w:p>
+    <w:p ns2:paraId="7341F53D" ns2:textId="101F16E7">
       <w:pPr>
         <w:numPr>
           <w:ilvl w:val="0"/>
@@ -7783,16 +7783,16 @@
         <w:rPr>
           <w:rFonts w:ascii="Arial Narrow" w:eastAsia="Calibri" w:hAnsi="Arial Narrow" w:cs="Arial"/>
           <w:kern w:val="0"/>
-          <w14:ligatures w14:val="none"/>
-        </w:rPr>
-      </w:pPr>
-      <w:r>
-        <w:rPr>
-          <w:rFonts w:ascii="Arial Narrow" w:eastAsia="Arial Narrow" w:hAnsi="Arial Narrow" w:cs="Arial Narrow"/>
-          <w:color w:val="000000"/>
-          <w:kern w:val="0"/>
-          <w:lang w:eastAsia="es-PE"/>
-          <w14:ligatures w14:val="none"/>
+          <ns2:ligatures ns2:val="none"/>
+        </w:rPr>
+      </w:pPr>
+      <w:r>
+        <w:rPr>
+          <w:rFonts w:ascii="Arial Narrow" w:eastAsia="Arial Narrow" w:hAnsi="Arial Narrow" w:cs="Arial Narrow"/>
+          <w:color w:val="000000"/>
+          <w:kern w:val="0"/>
+          <w:lang w:eastAsia="es-PE"/>
+          <ns2:ligatures ns2:val="none"/>
         </w:rPr>
         <w:t>fijar domicilio procesal para el procedimiento, de conformidad con el numeral 1 del artículo 442</w:t>
       </w:r>
@@ -7802,7 +7802,7 @@
           <w:color w:val="000000"/>
           <w:kern w:val="0"/>
           <w:lang w:eastAsia="es-PE"/>
-          <w14:ligatures w14:val="none"/>
+          <ns2:ligatures ns2:val="none"/>
         </w:rPr>
         <w:t/>
       </w:r>
@@ -7812,7 +7812,7 @@
           <w:color w:val="000000"/>
           <w:kern w:val="0"/>
           <w:lang w:eastAsia="es-PE"/>
-          <w14:ligatures w14:val="none"/>
+          <ns2:ligatures ns2:val="none"/>
         </w:rPr>
         <w:t xml:space="preserve"> del Código Procesal Civil. </w:t>
       </w:r>
@@ -7820,7 +7820,7 @@
         <w:rPr>
           <w:rFonts w:ascii="Arial Narrow" w:eastAsia="Calibri" w:hAnsi="Arial Narrow" w:cs="Arial"/>
           <w:kern w:val="0"/>
-          <w14:ligatures w14:val="none"/>
+          <ns2:ligatures ns2:val="none"/>
         </w:rPr>
         <w:t>Para ello podrá señalar domicilio físico o una dirección electrónica a la que pueda remitirse las notificaciones</w:t>
       </w:r>
@@ -7829,12 +7829,12 @@
           <w:rFonts w:ascii="Arial Narrow" w:eastAsia="Arial" w:hAnsi="Arial Narrow" w:cs="Arial"/>
           <w:kern w:val="0"/>
           <w:lang w:val="es"/>
-          <w14:ligatures w14:val="none"/>
+          <ns2:ligatures ns2:val="none"/>
         </w:rPr>
         <w:t>;</w:t>
       </w:r>
     </w:p>
-    <w:p>
+    <w:p ns2:paraId="446A1900" ns2:textId="13BE47D4">
       <w:pPr>
         <w:numPr>
           <w:ilvl w:val="0"/>
@@ -7846,14 +7846,14 @@
         <w:rPr>
           <w:rFonts w:ascii="Arial Narrow" w:eastAsia="Calibri" w:hAnsi="Arial Narrow" w:cs="Arial"/>
           <w:kern w:val="0"/>
-          <w14:ligatures w14:val="none"/>
+          <ns2:ligatures ns2:val="none"/>
         </w:rPr>
       </w:pPr>
       <w:r>
         <w:rPr>
           <w:rFonts w:ascii="Arial Narrow" w:eastAsia="Calibri" w:hAnsi="Arial Narrow" w:cs="Arial"/>
           <w:kern w:val="0"/>
-          <w14:ligatures w14:val="none"/>
+          <ns2:ligatures ns2:val="none"/>
         </w:rPr>
         <w:t xml:space="preserve">en caso califique como </w:t>
       </w:r>
@@ -7862,7 +7862,7 @@
         <w:rPr>
           <w:rFonts w:ascii="Arial Narrow" w:eastAsia="Calibri" w:hAnsi="Arial Narrow" w:cs="Arial"/>
           <w:kern w:val="0"/>
-          <w14:ligatures w14:val="none"/>
+          <ns2:ligatures ns2:val="none"/>
         </w:rPr>
         <w:t>micro empresa</w:t>
       </w:r>
@@ -7871,7 +7871,7 @@
         <w:rPr>
           <w:rFonts w:ascii="Arial Narrow" w:eastAsia="Calibri" w:hAnsi="Arial Narrow" w:cs="Arial"/>
           <w:kern w:val="0"/>
-          <w14:ligatures w14:val="none"/>
+          <ns2:ligatures ns2:val="none"/>
         </w:rPr>
         <w:t xml:space="preserve"> o pequeña empresa, presentar los documentos que acrediten su volumen de ventas o ingresos brutos percibidos el año anterior relativo a todas sus actividades económicas y el número de trabajadores con el que cuenta</w:t>
       </w:r>
@@ -7881,7 +7881,7 @@
           <w:rFonts w:ascii="Arial Narrow" w:eastAsia="Calibri" w:hAnsi="Arial Narrow" w:cs="Arial"/>
           <w:kern w:val="0"/>
           <w:vertAlign w:val="superscript"/>
-          <w14:ligatures w14:val="none"/>
+          <ns2:ligatures ns2:val="none"/>
         </w:rPr>
         <w:footnoteReference w:id="9"/>
       </w:r>
@@ -7889,7 +7889,7 @@
         <w:rPr>
           <w:rFonts w:ascii="Arial Narrow" w:eastAsia="Calibri" w:hAnsi="Arial Narrow" w:cs="Arial"/>
           <w:kern w:val="0"/>
-          <w14:ligatures w14:val="none"/>
+          <ns2:ligatures ns2:val="none"/>
         </w:rPr>
         <w:t>. Ello, a fin de que la Comisión pueda meritar dicha documentación, conforme lo establece el artículo 110</w:t>
       </w:r>
@@ -7899,7 +7899,7 @@
           <w:color w:val="000000"/>
           <w:kern w:val="0"/>
           <w:lang w:eastAsia="es-PE"/>
-          <w14:ligatures w14:val="none"/>
+          <ns2:ligatures ns2:val="none"/>
         </w:rPr>
         <w:t/>
       </w:r>
@@ -7907,7 +7907,7 @@
         <w:rPr>
           <w:rFonts w:ascii="Arial Narrow" w:eastAsia="Calibri" w:hAnsi="Arial Narrow" w:cs="Arial"/>
           <w:kern w:val="0"/>
-          <w14:ligatures w14:val="none"/>
+          <ns2:ligatures ns2:val="none"/>
         </w:rPr>
         <w:t xml:space="preserve"> del </w:t>
       </w:r>
@@ -7916,7 +7916,7 @@
           <w:rFonts w:ascii="Arial Narrow" w:eastAsia="Calibri" w:hAnsi="Arial Narrow" w:cs="Arial"/>
           <w:spacing w:val="-2"/>
           <w:kern w:val="0"/>
-          <w14:ligatures w14:val="none"/>
+          <ns2:ligatures ns2:val="none"/>
         </w:rPr>
         <w:t>Código</w:t>
       </w:r>
@@ -7927,7 +7927,7 @@
           <w:spacing w:val="-2"/>
           <w:kern w:val="0"/>
           <w:vertAlign w:val="superscript"/>
-          <w14:ligatures w14:val="none"/>
+          <ns2:ligatures ns2:val="none"/>
         </w:rPr>
         <w:footnoteReference w:id="10"/>
       </w:r>
@@ -7936,188 +7936,446 @@
           <w:rFonts w:ascii="Arial Narrow" w:eastAsia="Calibri" w:hAnsi="Arial Narrow" w:cs="Arial"/>
           <w:spacing w:val="-2"/>
           <w:kern w:val="0"/>
-          <w14:ligatures w14:val="none"/>
+          <ns2:ligatures ns2:val="none"/>
         </w:rPr>
         <w:t>.</w:t>
       </w:r>
     </w:p>
+    <w:p ns2:paraId="354DE7F2" ns2:textId="77777777">
+      <w:pPr>
+        <w:spacing w:after="0" w:line="240" w:lineRule="auto"/>
+        <w:ind w:left="567"/>
+        <w:jc w:val="both"/>
+        <w:rPr>
+          <w:rFonts w:ascii="Arial Narrow" w:eastAsia="Arial Narrow" w:hAnsi="Arial Narrow" w:cs="Arial Narrow"/>
+          <w:color w:val="000000"/>
+          <w:kern w:val="0"/>
+          <w:lang w:eastAsia="es-PE"/>
+          <ns2:ligatures ns2:val="none"/>
+        </w:rPr>
+      </w:pPr>
+    </w:p>
     <w:p>
       <w:pPr>
         <w:spacing w:after="0" w:line="240" w:lineRule="auto"/>
+        <w:jc w:val="both"/>
+        <w:rPr>
+          <w:rFonts w:ascii="Arial Narrow" w:eastAsia="Arial Narrow" w:hAnsi="Arial Narrow" w:cs="Arial Narrow"/>
+          <w:color w:val="000000"/>
+          <w:kern w:val="0"/>
+          <w:lang w:eastAsia="es-PE"/>
+          <ns2:ligatures ns2:val="none"/>
+        </w:rPr>
+      </w:pPr>
+      <w:r>
+        <w:rPr>
+          <w:rFonts w:ascii="Arial Narrow" w:hAnsi="Arial Narrow" w:cs="Arial Narrow"/>
+          <w:b w:val="1"/>
+          <w:bCs w:val="1"/>
+          <w:sz w:val="20"/>
+          <w:szCs w:val="20"/>
+        </w:rPr>
+        <w:t xml:space="preserve">CUARTO: </w:t>
+      </w:r>
+      <w:r>
+        <w:rPr>
+          <w:rFonts w:ascii="Arial Narrow" w:hAnsi="Arial Narrow" w:cs="Arial Narrow"/>
+          <w:sz w:val="20"/>
+          <w:szCs w:val="20"/>
+        </w:rPr>
+        <w:t xml:space="preserve">correr traslado de la presente resolución a del Banco de Crédito del Perú S.A. y Pacífico Compañía de Seguros y Reaseguros S.A para que, de conformidad con lo dispuesto por el artículo 26° de la Ley sobre Facultades, Normas y Organización del Indecopi, aprobado por Decreto Legislativo N° 8079, presenten sus descargos sobre la imputación de cargos realizada en un plazo no mayor a cinco (5) días hábiles contado a partir del día siguiente de la notificación de la presente resolución, vencido el cual, el Secretario Técnico declarará en rebeldía a los denunciados que no lo hubieran presentado. Debe precisarse que de conformidad con lo establecido por el artículo 223° del Texto Único Ordenado de la Ley N° 27444, Ley del Procedimiento Administrativo General, las alegaciones y los hechos relevantes de la reclamación, salvo que hayan sido específicamente negadas en la contestación, se tendrán por aceptadas o meritadas como ciertas.</w:t>
+      </w:r>
+    </w:p>
+    <w:p ns2:paraId="7D74C0BD" ns2:textId="77777777">
+      <w:pPr>
+        <w:spacing w:after="0" w:line="240" w:lineRule="auto"/>
+        <w:jc w:val="both"/>
+        <w:rPr>
+          <w:rFonts w:ascii="Arial Narrow" w:eastAsia="Arial Narrow" w:hAnsi="Arial Narrow" w:cs="Arial Narrow"/>
+          <w:color w:val="000000"/>
+          <w:kern w:val="0"/>
+          <w:lang w:eastAsia="es-PE"/>
+          <ns2:ligatures ns2:val="none"/>
+        </w:rPr>
+      </w:pPr>
+    </w:p>
+    <w:p ns2:paraId="2E047037" ns2:textId="47CFA7C2">
+      <w:pPr>
+        <w:spacing w:after="0" w:line="240" w:lineRule="auto"/>
+        <w:jc w:val="both"/>
+        <w:rPr>
+          <w:rFonts w:ascii="Arial Narrow" w:eastAsia="Times New Roman" w:hAnsi="Arial Narrow" w:cs="Arial"/>
+          <w:color w:val="000000"/>
+          <w:kern w:val="0"/>
+          <w:lang w:val="es-ES" w:eastAsia="es-ES"/>
+          <ns2:ligatures ns2:val="none"/>
+        </w:rPr>
+      </w:pPr>
+      <w:r>
+        <w:rPr>
+          <w:rFonts w:ascii="Arial Narrow" w:eastAsia="Arial Narrow" w:hAnsi="Arial Narrow" w:cs="Arial Narrow"/>
+          <w:b/>
+          <w:color w:val="000000"/>
+          <w:kern w:val="0"/>
+          <w:lang w:eastAsia="es-PE"/>
+          <ns2:ligatures ns2:val="none"/>
+        </w:rPr>
+        <w:t xml:space="preserve">QUINTO: </w:t>
+      </w:r>
+      <w:bookmarkStart w:id="6" w:name="_Hlk188286813"/>
+      <w:r>
+        <w:rPr>
+          <w:rFonts w:ascii="Arial Narrow" w:eastAsia="Times New Roman" w:hAnsi="Arial Narrow" w:cs="Arial"/>
+          <w:color w:val="000000"/>
+          <w:kern w:val="0"/>
+          <w:lang w:eastAsia="es-ES"/>
+          <ns2:ligatures ns2:val="none"/>
+        </w:rPr>
+        <w:t xml:space="preserve">requerir </w:t>
+      </w:r>
+      <w:r>
+        <w:rPr>
+          <w:rFonts w:ascii="Arial Narrow" w:eastAsia="Times New Roman" w:hAnsi="Arial Narrow" w:cs="Arial"/>
+          <w:color w:val="000000"/>
+          <w:kern w:val="0"/>
+          <w:lang w:val="es-ES" w:eastAsia="es-ES"/>
+          <ns2:ligatures ns2:val="none"/>
+        </w:rPr>
+        <w:t xml:space="preserve">que, en un </w:t>
+      </w:r>
+      <w:r>
+        <w:rPr>
+          <w:rFonts w:ascii="Arial Narrow" w:eastAsia="Times New Roman" w:hAnsi="Arial Narrow" w:cs="Arial"/>
+          <w:color w:val="000000"/>
+          <w:kern w:val="0"/>
+          <w:lang w:eastAsia="es-ES"/>
+          <ns2:ligatures ns2:val="none"/>
+        </w:rPr>
+        <w:t>plazo no mayor de cinco (5) días hábiles contado</w:t>
+      </w:r>
+      <w:r>
+        <w:rPr>
+          <w:rFonts w:ascii="Arial Narrow" w:eastAsia="Times New Roman" w:hAnsi="Arial Narrow" w:cs="Arial"/>
+          <w:color w:val="000000"/>
+          <w:kern w:val="0"/>
+          <w:lang w:eastAsia="es-ES"/>
+          <ns2:ligatures ns2:val="none"/>
+        </w:rPr>
+        <w:t>s</w:t>
+      </w:r>
+      <w:r>
+        <w:rPr>
+          <w:rFonts w:ascii="Arial Narrow" w:eastAsia="Times New Roman" w:hAnsi="Arial Narrow" w:cs="Arial"/>
+          <w:color w:val="000000"/>
+          <w:kern w:val="0"/>
+          <w:lang w:eastAsia="es-ES"/>
+          <ns2:ligatures ns2:val="none"/>
+        </w:rPr>
+        <w:t xml:space="preserve"> a partir del día siguiente de la notificación de la presente resolución</w:t>
+      </w:r>
+      <w:bookmarkEnd w:id="6"/>
+      <w:r>
+        <w:rPr>
+          <w:rFonts w:ascii="Arial Narrow" w:eastAsia="Times New Roman" w:hAnsi="Arial Narrow" w:cs="Arial"/>
+          <w:color w:val="000000"/>
+          <w:kern w:val="0"/>
+          <w:lang w:eastAsia="es-ES"/>
+          <ns2:ligatures ns2:val="none"/>
+        </w:rPr>
+        <w:t xml:space="preserve">, </w:t>
+      </w:r>
+      <w:r>
+        <w:rPr>
+          <w:rFonts w:ascii="Arial Narrow" w:eastAsia="Times New Roman" w:hAnsi="Arial Narrow" w:cs="Times New Roman"/>
+          <w:color w:val="000000"/>
+          <w:kern w:val="0"/>
+          <w:shd w:val="clear" w:color="auto" w:fill="FFFFFF"/>
+          <w:lang w:eastAsia="es-PE"/>
+          <ns2:ligatures ns2:val="none"/>
+        </w:rPr>
+        <w:t xml:space="preserve">los proveedores denunciados </w:t>
+      </w:r>
+      <w:r>
+        <w:rPr>
+          <w:rFonts w:ascii="Arial Narrow" w:eastAsia="Times New Roman" w:hAnsi="Arial Narrow" w:cs="Arial"/>
+          <w:color w:val="000000"/>
+          <w:kern w:val="0"/>
+          <w:lang w:val="es-ES" w:eastAsia="es-ES"/>
+          <ns2:ligatures ns2:val="none"/>
+        </w:rPr>
+        <w:t>cumpla</w:t>
+      </w:r>
+      <w:r>
+        <w:rPr>
+          <w:rFonts w:ascii="Arial Narrow" w:eastAsia="Times New Roman" w:hAnsi="Arial Narrow" w:cs="Arial"/>
+          <w:color w:val="000000"/>
+          <w:kern w:val="0"/>
+          <w:lang w:val="es-ES" w:eastAsia="es-ES"/>
+          <ns2:ligatures ns2:val="none"/>
+        </w:rPr>
+        <w:t>n</w:t>
+      </w:r>
+      <w:r>
+        <w:rPr>
+          <w:rFonts w:ascii="Arial Narrow" w:eastAsia="Times New Roman" w:hAnsi="Arial Narrow" w:cs="Arial"/>
+          <w:color w:val="000000"/>
+          <w:kern w:val="0"/>
+          <w:lang w:val="es-ES" w:eastAsia="es-ES"/>
+          <ns2:ligatures ns2:val="none"/>
+        </w:rPr>
+        <w:t xml:space="preserve"> con</w:t>
+      </w:r>
+      <w:r>
+        <w:rPr>
+          <w:rFonts w:ascii="Arial Narrow" w:eastAsia="Times New Roman" w:hAnsi="Arial Narrow" w:cs="Arial"/>
+          <w:color w:val="000000"/>
+          <w:kern w:val="0"/>
+          <w:lang w:val="es-ES" w:eastAsia="es-ES"/>
+          <ns2:ligatures ns2:val="none"/>
+        </w:rPr>
+        <w:t xml:space="preserve"> presentar:</w:t>
+      </w:r>
+    </w:p>
+    <w:p ns2:paraId="2C0F1F47" ns2:textId="77777777">
+      <w:pPr>
+        <w:spacing w:after="0" w:line="240" w:lineRule="auto"/>
+        <w:jc w:val="both"/>
+        <w:rPr>
+          <w:rFonts w:ascii="Arial Narrow" w:eastAsia="Times New Roman" w:hAnsi="Arial Narrow" w:cs="Arial"/>
+          <w:color w:val="000000"/>
+          <w:kern w:val="0"/>
+          <w:lang w:val="es-ES" w:eastAsia="es-ES"/>
+          <ns2:ligatures ns2:val="none"/>
+        </w:rPr>
+      </w:pPr>
+    </w:p>
+    <w:p ns2:paraId="04BEAC75" ns2:textId="56D1B4E3">
+      <w:pPr>
+        <w:spacing w:after="0" w:line="240" w:lineRule="auto"/>
+        <w:jc w:val="both"/>
+        <w:rPr>
+          <w:rFonts w:ascii="Arial Narrow" w:eastAsia="Arial Narrow" w:hAnsi="Arial Narrow" w:cs="Arial Narrow"/>
+          <w:lang w:eastAsia="es-PE"/>
+        </w:rPr>
+      </w:pPr>
+      <w:r>
+        <w:rPr>
+          <w:rFonts w:ascii="Arial Narrow" w:eastAsia="Times New Roman" w:hAnsi="Arial Narrow" w:cs="Arial"/>
+          <w:color w:val="000000"/>
+          <w:kern w:val="0"/>
+          <w:u w:val="single"/>
+          <w:lang w:val="es-ES" w:eastAsia="es-ES"/>
+          <ns2:ligatures ns2:val="none"/>
+        </w:rPr>
+        <w:t>Banco de Crédito del Perú S.A.</w:t>
+      </w:r>
+      <w:r>
+        <w:rPr>
+          <w:rFonts w:ascii="Arial Narrow" w:eastAsia="Times New Roman" w:hAnsi="Arial Narrow" w:cs="Arial"/>
+          <w:color w:val="000000"/>
+          <w:kern w:val="0"/>
+          <w:lang w:val="es-ES" w:eastAsia="es-ES"/>
+          <ns2:ligatures ns2:val="none"/>
+        </w:rPr>
+        <w:t xml:space="preserve">: </w:t>
+      </w:r>
+      <w:r>
+        <w:rPr>
+          <w:rFonts w:ascii="Arial Narrow" w:eastAsia="Arial Narrow" w:hAnsi="Arial Narrow" w:cs="Arial Narrow"/>
+          <w:lang w:eastAsia="es-PE"/>
+        </w:rPr>
+        <w:t>todas las comunicaciones cursadas con la parte denunciante en virtud del hecho materia de denuncia.</w:t>
+      </w:r>
+    </w:p>
+    <w:p ns2:paraId="21EABECD" ns2:textId="46155795">
+      <w:pPr>
+        <w:spacing w:after="0" w:line="240" w:lineRule="auto"/>
+        <w:jc w:val="both"/>
+        <w:rPr>
+          <w:rFonts w:ascii="Arial Narrow" w:eastAsia="Times New Roman" w:hAnsi="Arial Narrow" w:cs="Arial"/>
+          <w:color w:val="000000"/>
+          <w:kern w:val="0"/>
+          <w:lang w:val="es-ES" w:eastAsia="es-ES"/>
+          <ns2:ligatures ns2:val="none"/>
+        </w:rPr>
+      </w:pPr>
+      <w:r>
+        <w:rPr>
+          <w:rFonts w:ascii="Arial Narrow" w:eastAsia="Times New Roman" w:hAnsi="Arial Narrow" w:cs="Arial"/>
+          <w:color w:val="000000"/>
+          <w:kern w:val="0"/>
+          <w:u w:val="single"/>
+          <w:lang w:val="es-ES" w:eastAsia="es-ES"/>
+          <ns2:ligatures ns2:val="none"/>
+        </w:rPr>
+        <w:t>Pacífico Compañía de Seguros y Reaseguros S.A</w:t>
+      </w:r>
+      <w:r>
+        <w:rPr>
+          <w:rFonts w:ascii="Arial Narrow" w:eastAsia="Times New Roman" w:hAnsi="Arial Narrow" w:cs="Arial"/>
+          <w:color w:val="000000"/>
+          <w:kern w:val="0"/>
+          <w:lang w:val="es-ES" w:eastAsia="es-ES"/>
+          <ns2:ligatures ns2:val="none"/>
+        </w:rPr>
+        <w:t xml:space="preserve">: </w:t>
+      </w:r>
+      <w:r>
+        <w:rPr>
+          <w:rFonts w:ascii="Arial Narrow" w:eastAsia="Times New Roman" w:hAnsi="Arial Narrow" w:cs="Arial"/>
+          <w:color w:val="000000"/>
+          <w:kern w:val="0"/>
+          <w:lang w:val="es-ES" w:eastAsia="es-ES"/>
+          <ns2:ligatures ns2:val="none"/>
+        </w:rPr>
+        <w:t xml:space="preserve">(i) la Póliza </w:t>
+      </w:r>
+      <w:proofErr w:type="spellStart"/>
+      <w:r>
+        <w:rPr>
+          <w:rFonts w:ascii="Arial Narrow" w:eastAsia="Times New Roman" w:hAnsi="Arial Narrow" w:cs="Arial"/>
+          <w:color w:val="000000"/>
+          <w:kern w:val="0"/>
+          <w:lang w:val="es-ES" w:eastAsia="es-ES"/>
+          <ns2:ligatures ns2:val="none"/>
+        </w:rPr>
+        <w:t/>
+      </w:r>
+      <w:proofErr w:type="spellEnd"/>
+      <w:r>
+        <w:rPr>
+          <w:rFonts w:ascii="Arial Narrow" w:eastAsia="Times New Roman" w:hAnsi="Arial Narrow" w:cs="Arial"/>
+          <w:color w:val="000000"/>
+          <w:kern w:val="0"/>
+          <w:lang w:val="es-ES" w:eastAsia="es-ES"/>
+          <ns2:ligatures ns2:val="none"/>
+        </w:rPr>
+        <w:t xml:space="preserve"> 2000154214 debidamente suscrita, así como el cargo de remisión de la póliza; y, (</w:t>
+      </w:r>
+      <w:proofErr w:type="spellStart"/>
+      <w:r>
+        <w:rPr>
+          <w:rFonts w:ascii="Arial Narrow" w:eastAsia="Times New Roman" w:hAnsi="Arial Narrow" w:cs="Arial"/>
+          <w:color w:val="000000"/>
+          <w:kern w:val="0"/>
+          <w:lang w:val="es-ES" w:eastAsia="es-ES"/>
+          <ns2:ligatures ns2:val="none"/>
+        </w:rPr>
+        <w:t>ii</w:t>
+      </w:r>
+      <w:proofErr w:type="spellEnd"/>
+      <w:r>
+        <w:rPr>
+          <w:rFonts w:ascii="Arial Narrow" w:eastAsia="Times New Roman" w:hAnsi="Arial Narrow" w:cs="Arial"/>
+          <w:color w:val="000000"/>
+          <w:kern w:val="0"/>
+          <w:lang w:val="es-ES" w:eastAsia="es-ES"/>
+          <ns2:ligatures ns2:val="none"/>
+        </w:rPr>
+        <w:t xml:space="preserve">) señalar el motivo de la modificación de la Póliza </w:t>
+      </w:r>
+      <w:proofErr w:type="spellStart"/>
+      <w:r>
+        <w:rPr>
+          <w:rFonts w:ascii="Arial Narrow" w:eastAsia="Times New Roman" w:hAnsi="Arial Narrow" w:cs="Arial"/>
+          <w:color w:val="000000"/>
+          <w:kern w:val="0"/>
+          <w:lang w:val="es-ES" w:eastAsia="es-ES"/>
+          <ns2:ligatures ns2:val="none"/>
+        </w:rPr>
+        <w:t/>
+      </w:r>
+      <w:proofErr w:type="spellEnd"/>
+      <w:r>
+        <w:rPr>
+          <w:rFonts w:ascii="Arial Narrow" w:eastAsia="Times New Roman" w:hAnsi="Arial Narrow" w:cs="Arial"/>
+          <w:color w:val="000000"/>
+          <w:kern w:val="0"/>
+          <w:lang w:val="es-ES" w:eastAsia="es-ES"/>
+          <ns2:ligatures ns2:val="none"/>
+        </w:rPr>
+        <w:t xml:space="preserve"> 2000154214</w:t>
+      </w:r>
+      <w:r>
+        <w:rPr>
+          <w:rFonts w:ascii="Arial Narrow" w:eastAsia="Times New Roman" w:hAnsi="Arial Narrow" w:cs="Arial"/>
+          <w:color w:val="000000"/>
+          <w:kern w:val="0"/>
+          <w:lang w:eastAsia="es-ES"/>
+          <ns2:ligatures ns2:val="none"/>
+        </w:rPr>
+        <w:t>.</w:t>
+      </w:r>
+    </w:p>
+    <w:p ns2:paraId="545C6BE7" ns2:textId="77777777">
+      <w:pPr>
+        <w:pStyle w:val="Prrafodelista"/>
+        <w:spacing w:after="0" w:line="240" w:lineRule="auto"/>
         <w:ind w:left="567"/>
         <w:jc w:val="both"/>
         <w:rPr>
-          <w:rFonts w:ascii="Arial Narrow" w:eastAsia="Arial Narrow" w:hAnsi="Arial Narrow" w:cs="Arial Narrow"/>
-          <w:color w:val="000000"/>
-          <w:kern w:val="0"/>
-          <w:lang w:eastAsia="es-PE"/>
-          <w14:ligatures w14:val="none"/>
-        </w:rPr>
-      </w:pPr>
-    </w:p>
-    <w:p>
-      <w:pPr>
-        <w:spacing w:after="0" w:line="240" w:lineRule="auto"/>
-        <w:jc w:val="both"/>
-        <w:rPr>
-          <w:rFonts w:ascii="Arial Narrow" w:eastAsia="Arial Narrow" w:hAnsi="Arial Narrow" w:cs="Arial Narrow"/>
-          <w:color w:val="000000"/>
-          <w:kern w:val="0"/>
-          <w:lang w:eastAsia="es-PE"/>
-          <w14:ligatures w14:val="none"/>
-        </w:rPr>
-      </w:pPr>
-      <w:r>
-        <w:rPr>
-          <w:rFonts w:ascii="Arial Narrow" w:eastAsia="Arial Narrow" w:hAnsi="Arial Narrow" w:cs="Arial Narrow"/>
-          <w:b/>
-          <w:color w:val="000000"/>
-          <w:kern w:val="0"/>
-          <w:lang w:eastAsia="es-PE"/>
-          <w14:ligatures w14:val="none"/>
-        </w:rPr>
-        <w:t xml:space="preserve">CUARTO: </w:t>
-      </w:r>
-      <w:r>
-        <w:rPr>
-          <w:rFonts w:ascii="Arial Narrow" w:eastAsia="Arial Narrow" w:hAnsi="Arial Narrow" w:cs="Arial Narrow"/>
-          <w:color w:val="000000"/>
-          <w:kern w:val="0"/>
-          <w:lang w:eastAsia="es-PE"/>
-          <w14:ligatures w14:val="none"/>
-        </w:rPr>
-        <w:t xml:space="preserve">correr traslado de la denuncia interpuesta </w:t>
-      </w:r>
-      <w:r>
-        <w:rPr>
-          <w:rFonts w:ascii="Arial Narrow" w:eastAsia="Times New Roman" w:hAnsi="Arial Narrow" w:cs="Arial"/>
-          <w:color w:val="000000"/>
-          <w:kern w:val="0"/>
-          <w:lang w:val="es-ES" w:eastAsia="es-ES"/>
-          <w14:ligatures w14:val="none"/>
-        </w:rPr>
-        <w:t xml:space="preserve">el </w:t>
-      </w:r>
-      <w:r>
-        <w:rPr>
-          <w:rFonts w:ascii="Arial Narrow" w:eastAsia="Times New Roman" w:hAnsi="Arial Narrow" w:cs="Arial"/>
-          <w:color w:val="000000"/>
-          <w:kern w:val="0"/>
-          <w:lang w:val="es-ES" w:eastAsia="es-ES"/>
-          <w14:ligatures w14:val="none"/>
-        </w:rPr>
-        <w:t>15</w:t>
-      </w:r>
-      <w:r>
-        <w:rPr>
-          <w:rFonts w:ascii="Arial Narrow" w:eastAsia="Times New Roman" w:hAnsi="Arial Narrow" w:cs="Arial"/>
-          <w:color w:val="000000"/>
-          <w:kern w:val="0"/>
-          <w:lang w:val="es-ES" w:eastAsia="es-ES"/>
-          <w14:ligatures w14:val="none"/>
-        </w:rPr>
-        <w:t xml:space="preserve"> de </w:t>
-      </w:r>
-      <w:r>
-        <w:rPr>
-          <w:rFonts w:ascii="Arial Narrow" w:eastAsia="Times New Roman" w:hAnsi="Arial Narrow" w:cs="Arial"/>
-          <w:color w:val="000000"/>
-          <w:kern w:val="0"/>
-          <w:lang w:val="es-ES" w:eastAsia="es-ES"/>
-          <w14:ligatures w14:val="none"/>
-        </w:rPr>
-        <w:t xml:space="preserve">octubre </w:t>
-      </w:r>
-      <w:r>
-        <w:rPr>
-          <w:rFonts w:ascii="Arial Narrow" w:eastAsia="Times New Roman" w:hAnsi="Arial Narrow" w:cs="Arial"/>
-          <w:color w:val="000000"/>
-          <w:kern w:val="0"/>
-          <w:lang w:val="es-ES" w:eastAsia="es-ES"/>
-          <w14:ligatures w14:val="none"/>
-        </w:rPr>
-        <w:t>de 202</w:t>
-      </w:r>
-      <w:r>
-        <w:rPr>
-          <w:rFonts w:ascii="Arial Narrow" w:eastAsia="Times New Roman" w:hAnsi="Arial Narrow" w:cs="Arial"/>
-          <w:color w:val="000000"/>
-          <w:kern w:val="0"/>
-          <w:lang w:val="es-ES" w:eastAsia="es-ES"/>
-          <w14:ligatures w14:val="none"/>
-        </w:rPr>
-        <w:t>5</w:t>
-      </w:r>
-      <w:r>
-        <w:rPr>
-          <w:rFonts w:ascii="Arial Narrow" w:eastAsia="Calibri" w:hAnsi="Arial Narrow" w:cs="Arial"/>
-          <w:kern w:val="0"/>
-          <w14:ligatures w14:val="none"/>
+          <w:rFonts w:ascii="Arial Narrow" w:eastAsia="Times New Roman" w:hAnsi="Arial Narrow" w:cs="Arial"/>
+          <w:color w:val="000000"/>
+          <w:kern w:val="0"/>
+          <w:lang w:val="es-ES" w:eastAsia="es-ES"/>
+          <ns2:ligatures ns2:val="none"/>
+        </w:rPr>
+      </w:pPr>
+    </w:p>
+    <w:p ns2:paraId="5A49EAA8" ns2:textId="5177B99C">
+      <w:pPr>
+        <w:spacing w:after="0" w:line="240" w:lineRule="auto"/>
+        <w:jc w:val="both"/>
+        <w:rPr>
+          <w:rFonts w:ascii="Arial Narrow" w:eastAsia="Arial Narrow" w:hAnsi="Arial Narrow" w:cs="Arial Narrow"/>
+          <w:color w:val="000000"/>
+          <w:kern w:val="0"/>
+          <w:lang w:eastAsia="es-PE"/>
+          <ns2:ligatures ns2:val="none"/>
+        </w:rPr>
+      </w:pPr>
+      <w:r>
+        <w:rPr>
+          <w:rFonts w:ascii="Arial Narrow" w:eastAsia="Arial Narrow" w:hAnsi="Arial Narrow" w:cs="Arial Narrow"/>
+          <w:b/>
+          <w:color w:val="000000"/>
+          <w:kern w:val="0"/>
+          <w:lang w:eastAsia="es-PE"/>
+          <ns2:ligatures ns2:val="none"/>
+        </w:rPr>
+        <w:t>SEXTO</w:t>
+      </w:r>
+      <w:r>
+        <w:rPr>
+          <w:rFonts w:ascii="Arial Narrow" w:eastAsia="Arial Narrow" w:hAnsi="Arial Narrow" w:cs="Arial Narrow"/>
+          <w:b/>
+          <w:color w:val="000000"/>
+          <w:kern w:val="0"/>
+          <w:lang w:eastAsia="es-PE"/>
+          <ns2:ligatures ns2:val="none"/>
+        </w:rPr>
+        <w:t>:</w:t>
+      </w:r>
+      <w:r>
+        <w:rPr>
+          <w:rFonts w:ascii="Arial Narrow" w:eastAsia="Arial Narrow" w:hAnsi="Arial Narrow" w:cs="Arial Narrow"/>
+          <w:color w:val="000000"/>
+          <w:kern w:val="0"/>
+          <w:lang w:eastAsia="es-PE"/>
+          <ns2:ligatures ns2:val="none"/>
         </w:rPr>
         <w:t xml:space="preserve"> </w:t>
       </w:r>
-      <w:r>
-        <w:rPr>
-          <w:rFonts w:ascii="Arial Narrow" w:eastAsia="Arial Narrow" w:hAnsi="Arial Narrow" w:cs="Arial Narrow"/>
-          <w:color w:val="000000"/>
-          <w:kern w:val="0"/>
-          <w:lang w:eastAsia="es-PE"/>
-          <w14:ligatures w14:val="none"/>
-        </w:rPr>
-        <w:t>en contra de</w:t>
-      </w:r>
-      <w:r>
-        <w:rPr>
-          <w:rFonts w:ascii="Arial Narrow" w:eastAsia="Arial Narrow" w:hAnsi="Arial Narrow" w:cs="Arial Narrow"/>
-          <w:color w:val="000000"/>
-          <w:kern w:val="0"/>
-          <w:lang w:eastAsia="es-PE"/>
-          <w14:ligatures w14:val="none"/>
-        </w:rPr>
-        <w:t>l</w:t>
-      </w:r>
-      <w:r>
-        <w:rPr>
-          <w:rFonts w:ascii="Arial Narrow" w:eastAsia="Times New Roman" w:hAnsi="Arial Narrow" w:cs="Times New Roman"/>
-          <w:color w:val="000000"/>
-          <w:kern w:val="0"/>
-          <w:shd w:val="clear" w:color="auto" w:fill="FFFFFF"/>
-          <w:lang w:eastAsia="es-PE"/>
-          <w14:ligatures w14:val="none"/>
-        </w:rPr>
-        <w:t xml:space="preserve"> </w:t>
-      </w:r>
-      <w:r>
-        <w:rPr>
-          <w:rFonts w:ascii="Arial Narrow" w:eastAsia="Times New Roman" w:hAnsi="Arial Narrow" w:cs="Times New Roman"/>
-          <w:color w:val="000000"/>
-          <w:kern w:val="0"/>
-          <w:shd w:val="clear" w:color="auto" w:fill="FFFFFF"/>
-          <w:lang w:eastAsia="es-PE"/>
-          <w14:ligatures w14:val="none"/>
-        </w:rPr>
-        <w:t xml:space="preserve">Banco de Crédito del Perú S.A. y </w:t>
-      </w:r>
-      <w:r>
-        <w:rPr>
-          <w:rFonts w:ascii="Arial Narrow" w:eastAsia="Arial Narrow" w:hAnsi="Arial Narrow" w:cs="Arial Narrow"/>
-          <w:bCs/>
-          <w:color w:val="000000"/>
-          <w:kern w:val="0"/>
-          <w:lang w:eastAsia="es-PE"/>
-          <w14:ligatures w14:val="none"/>
-        </w:rPr>
-        <w:t>Pacífico Compañía de Seguros y Reaseguros S.A.</w:t>
-      </w:r>
-      <w:r>
-        <w:rPr>
-          <w:rFonts w:ascii="Arial Narrow" w:eastAsia="Arial Narrow" w:hAnsi="Arial Narrow" w:cs="Arial Narrow"/>
-          <w:color w:val="000000"/>
-          <w:kern w:val="0"/>
-          <w:lang w:eastAsia="es-PE"/>
-          <w14:ligatures w14:val="none"/>
-        </w:rPr>
-        <w:t>, para que, de conformidad con lo dispuesto por el artículo 26</w:t>
+      <w:bookmarkStart w:id="7" w:name="_Hlk188286915"/>
+      <w:r>
+        <w:rPr>
+          <w:rFonts w:ascii="Arial Narrow" w:eastAsia="Arial Narrow" w:hAnsi="Arial Narrow" w:cs="Arial Narrow"/>
+          <w:color w:val="000000"/>
+          <w:kern w:val="0"/>
+          <w:lang w:eastAsia="es-PE"/>
+          <ns2:ligatures ns2:val="none"/>
+        </w:rPr>
+        <w:t>informar a las partes que el artículo 110</w:t>
       </w:r>
       <w:r>
         <w:rPr>
@@ -8125,7 +8383,7 @@
           <w:color w:val="000000"/>
           <w:kern w:val="0"/>
           <w:lang w:eastAsia="es-PE"/>
-          <w14:ligatures w14:val="none"/>
+          <ns2:ligatures ns2:val="none"/>
         </w:rPr>
         <w:t/>
       </w:r>
@@ -8135,419 +8393,7 @@
           <w:color w:val="000000"/>
           <w:kern w:val="0"/>
           <w:lang w:eastAsia="es-PE"/>
-          <w14:ligatures w14:val="none"/>
-        </w:rPr>
-        <w:t xml:space="preserve"> de la Ley sobre Facultades, Normas y Organización del Indecopi, aprobada por Decreto Legislativo 807, presente sus descargos en un plazo no mayor de cinco (5) días hábiles contados desde la notificación. </w:t>
-      </w:r>
-    </w:p>
-    <w:p>
-      <w:pPr>
-        <w:spacing w:after="0" w:line="240" w:lineRule="auto"/>
-        <w:jc w:val="both"/>
-        <w:rPr>
-          <w:rFonts w:ascii="Arial Narrow" w:eastAsia="Arial Narrow" w:hAnsi="Arial Narrow" w:cs="Arial Narrow"/>
-          <w:color w:val="000000"/>
-          <w:kern w:val="0"/>
-          <w:lang w:eastAsia="es-PE"/>
-          <w14:ligatures w14:val="none"/>
-        </w:rPr>
-      </w:pPr>
-    </w:p>
-    <w:p>
-      <w:pPr>
-        <w:spacing w:after="0" w:line="240" w:lineRule="auto"/>
-        <w:jc w:val="both"/>
-        <w:rPr>
-          <w:rFonts w:ascii="Arial Narrow" w:eastAsia="Times New Roman" w:hAnsi="Arial Narrow" w:cs="Arial"/>
-          <w:color w:val="000000"/>
-          <w:kern w:val="0"/>
-          <w:lang w:val="es-ES" w:eastAsia="es-ES"/>
-          <w14:ligatures w14:val="none"/>
-        </w:rPr>
-      </w:pPr>
-      <w:r>
-        <w:rPr>
-          <w:rFonts w:ascii="Arial Narrow" w:eastAsia="Arial Narrow" w:hAnsi="Arial Narrow" w:cs="Arial Narrow"/>
-          <w:b/>
-          <w:color w:val="000000"/>
-          <w:kern w:val="0"/>
-          <w:lang w:eastAsia="es-PE"/>
-          <w14:ligatures w14:val="none"/>
-        </w:rPr>
-        <w:t xml:space="preserve">QUINTO: </w:t>
-      </w:r>
-      <w:bookmarkStart w:id="6" w:name="_Hlk188286813"/>
-      <w:r>
-        <w:rPr>
-          <w:rFonts w:ascii="Arial Narrow" w:eastAsia="Times New Roman" w:hAnsi="Arial Narrow" w:cs="Arial"/>
-          <w:color w:val="000000"/>
-          <w:kern w:val="0"/>
-          <w:lang w:eastAsia="es-ES"/>
-          <w14:ligatures w14:val="none"/>
-        </w:rPr>
-        <w:t xml:space="preserve">requerir </w:t>
-      </w:r>
-      <w:r>
-        <w:rPr>
-          <w:rFonts w:ascii="Arial Narrow" w:eastAsia="Times New Roman" w:hAnsi="Arial Narrow" w:cs="Arial"/>
-          <w:color w:val="000000"/>
-          <w:kern w:val="0"/>
-          <w:lang w:val="es-ES" w:eastAsia="es-ES"/>
-          <w14:ligatures w14:val="none"/>
-        </w:rPr>
-        <w:t xml:space="preserve">que, en un </w:t>
-      </w:r>
-      <w:r>
-        <w:rPr>
-          <w:rFonts w:ascii="Arial Narrow" w:eastAsia="Times New Roman" w:hAnsi="Arial Narrow" w:cs="Arial"/>
-          <w:color w:val="000000"/>
-          <w:kern w:val="0"/>
-          <w:lang w:eastAsia="es-ES"/>
-          <w14:ligatures w14:val="none"/>
-        </w:rPr>
-        <w:t>plazo no mayor de cinco (5) días hábiles contado</w:t>
-      </w:r>
-      <w:r>
-        <w:rPr>
-          <w:rFonts w:ascii="Arial Narrow" w:eastAsia="Times New Roman" w:hAnsi="Arial Narrow" w:cs="Arial"/>
-          <w:color w:val="000000"/>
-          <w:kern w:val="0"/>
-          <w:lang w:eastAsia="es-ES"/>
-          <w14:ligatures w14:val="none"/>
-        </w:rPr>
-        <w:t>s</w:t>
-      </w:r>
-      <w:r>
-        <w:rPr>
-          <w:rFonts w:ascii="Arial Narrow" w:eastAsia="Times New Roman" w:hAnsi="Arial Narrow" w:cs="Arial"/>
-          <w:color w:val="000000"/>
-          <w:kern w:val="0"/>
-          <w:lang w:eastAsia="es-ES"/>
-          <w14:ligatures w14:val="none"/>
-        </w:rPr>
-        <w:t xml:space="preserve"> a partir del día siguiente de la notificación de la presente resolución</w:t>
-      </w:r>
-      <w:bookmarkEnd w:id="6"/>
-      <w:r>
-        <w:rPr>
-          <w:rFonts w:ascii="Arial Narrow" w:eastAsia="Times New Roman" w:hAnsi="Arial Narrow" w:cs="Arial"/>
-          <w:color w:val="000000"/>
-          <w:kern w:val="0"/>
-          <w:lang w:eastAsia="es-ES"/>
-          <w14:ligatures w14:val="none"/>
-        </w:rPr>
-        <w:t xml:space="preserve">, </w:t>
-      </w:r>
-      <w:r>
-        <w:rPr>
-          <w:rFonts w:ascii="Arial Narrow" w:eastAsia="Times New Roman" w:hAnsi="Arial Narrow" w:cs="Times New Roman"/>
-          <w:color w:val="000000"/>
-          <w:kern w:val="0"/>
-          <w:shd w:val="clear" w:color="auto" w:fill="FFFFFF"/>
-          <w:lang w:eastAsia="es-PE"/>
-          <w14:ligatures w14:val="none"/>
-        </w:rPr>
-        <w:t xml:space="preserve">los proveedores denunciados </w:t>
-      </w:r>
-      <w:r>
-        <w:rPr>
-          <w:rFonts w:ascii="Arial Narrow" w:eastAsia="Times New Roman" w:hAnsi="Arial Narrow" w:cs="Arial"/>
-          <w:color w:val="000000"/>
-          <w:kern w:val="0"/>
-          <w:lang w:val="es-ES" w:eastAsia="es-ES"/>
-          <w14:ligatures w14:val="none"/>
-        </w:rPr>
-        <w:t>cumpla</w:t>
-      </w:r>
-      <w:r>
-        <w:rPr>
-          <w:rFonts w:ascii="Arial Narrow" w:eastAsia="Times New Roman" w:hAnsi="Arial Narrow" w:cs="Arial"/>
-          <w:color w:val="000000"/>
-          <w:kern w:val="0"/>
-          <w:lang w:val="es-ES" w:eastAsia="es-ES"/>
-          <w14:ligatures w14:val="none"/>
-        </w:rPr>
-        <w:t>n</w:t>
-      </w:r>
-      <w:r>
-        <w:rPr>
-          <w:rFonts w:ascii="Arial Narrow" w:eastAsia="Times New Roman" w:hAnsi="Arial Narrow" w:cs="Arial"/>
-          <w:color w:val="000000"/>
-          <w:kern w:val="0"/>
-          <w:lang w:val="es-ES" w:eastAsia="es-ES"/>
-          <w14:ligatures w14:val="none"/>
-        </w:rPr>
-        <w:t xml:space="preserve"> con</w:t>
-      </w:r>
-      <w:r>
-        <w:rPr>
-          <w:rFonts w:ascii="Arial Narrow" w:eastAsia="Times New Roman" w:hAnsi="Arial Narrow" w:cs="Arial"/>
-          <w:color w:val="000000"/>
-          <w:kern w:val="0"/>
-          <w:lang w:val="es-ES" w:eastAsia="es-ES"/>
-          <w14:ligatures w14:val="none"/>
-        </w:rPr>
-        <w:t xml:space="preserve"> presentar:</w:t>
-      </w:r>
-    </w:p>
-    <w:p>
-      <w:pPr>
-        <w:spacing w:after="0" w:line="240" w:lineRule="auto"/>
-        <w:jc w:val="both"/>
-        <w:rPr>
-          <w:rFonts w:ascii="Arial Narrow" w:eastAsia="Times New Roman" w:hAnsi="Arial Narrow" w:cs="Arial"/>
-          <w:color w:val="000000"/>
-          <w:kern w:val="0"/>
-          <w:lang w:val="es-ES" w:eastAsia="es-ES"/>
-          <w14:ligatures w14:val="none"/>
-        </w:rPr>
-      </w:pPr>
-    </w:p>
-    <w:p>
-      <w:pPr>
-        <w:spacing w:after="0" w:line="240" w:lineRule="auto"/>
-        <w:jc w:val="both"/>
-        <w:rPr>
-          <w:rFonts w:ascii="Arial Narrow" w:eastAsia="Arial Narrow" w:hAnsi="Arial Narrow" w:cs="Arial Narrow"/>
-          <w:lang w:eastAsia="es-PE"/>
-        </w:rPr>
-      </w:pPr>
-      <w:r>
-        <w:rPr>
-          <w:rFonts w:ascii="Arial Narrow" w:eastAsia="Times New Roman" w:hAnsi="Arial Narrow" w:cs="Arial"/>
-          <w:color w:val="000000"/>
-          <w:kern w:val="0"/>
-          <w:u w:val="single"/>
-          <w:lang w:val="es-ES" w:eastAsia="es-ES"/>
-          <w14:ligatures w14:val="none"/>
-        </w:rPr>
-        <w:t>Banco de Crédito del Perú S.A.</w:t>
-      </w:r>
-      <w:r>
-        <w:rPr>
-          <w:rFonts w:ascii="Arial Narrow" w:eastAsia="Times New Roman" w:hAnsi="Arial Narrow" w:cs="Arial"/>
-          <w:color w:val="000000"/>
-          <w:kern w:val="0"/>
-          <w:lang w:val="es-ES" w:eastAsia="es-ES"/>
-          <w14:ligatures w14:val="none"/>
-        </w:rPr>
-        <w:t xml:space="preserve">: </w:t>
-      </w:r>
-      <w:r>
-        <w:rPr>
-          <w:rFonts w:ascii="Arial Narrow" w:eastAsia="Arial Narrow" w:hAnsi="Arial Narrow" w:cs="Arial Narrow"/>
-          <w:lang w:eastAsia="es-PE"/>
-        </w:rPr>
-        <w:t>todas las comunicaciones cursadas con la parte denunciante en virtud del hecho materia de denuncia.</w:t>
-      </w:r>
-    </w:p>
-    <w:p>
-      <w:pPr>
-        <w:spacing w:after="0" w:line="240" w:lineRule="auto"/>
-        <w:jc w:val="both"/>
-        <w:rPr>
-          <w:rFonts w:ascii="Arial Narrow" w:eastAsia="Times New Roman" w:hAnsi="Arial Narrow" w:cs="Arial"/>
-          <w:color w:val="000000"/>
-          <w:kern w:val="0"/>
-          <w:lang w:val="es-ES" w:eastAsia="es-ES"/>
-          <w14:ligatures w14:val="none"/>
-        </w:rPr>
-      </w:pPr>
-      <w:r>
-        <w:rPr>
-          <w:rFonts w:ascii="Arial Narrow" w:eastAsia="Times New Roman" w:hAnsi="Arial Narrow" w:cs="Arial"/>
-          <w:color w:val="000000"/>
-          <w:kern w:val="0"/>
-          <w:u w:val="single"/>
-          <w:lang w:val="es-ES" w:eastAsia="es-ES"/>
-          <w14:ligatures w14:val="none"/>
-        </w:rPr>
-        <w:t>Pacífico Compañía de Seguros y Reaseguros S.A</w:t>
-      </w:r>
-      <w:r>
-        <w:rPr>
-          <w:rFonts w:ascii="Arial Narrow" w:eastAsia="Times New Roman" w:hAnsi="Arial Narrow" w:cs="Arial"/>
-          <w:color w:val="000000"/>
-          <w:kern w:val="0"/>
-          <w:lang w:val="es-ES" w:eastAsia="es-ES"/>
-          <w14:ligatures w14:val="none"/>
-        </w:rPr>
-        <w:t xml:space="preserve">: </w:t>
-      </w:r>
-      <w:r>
-        <w:rPr>
-          <w:rFonts w:ascii="Arial Narrow" w:eastAsia="Times New Roman" w:hAnsi="Arial Narrow" w:cs="Arial"/>
-          <w:color w:val="000000"/>
-          <w:kern w:val="0"/>
-          <w:lang w:val="es-ES" w:eastAsia="es-ES"/>
-          <w14:ligatures w14:val="none"/>
-        </w:rPr>
-        <w:t xml:space="preserve">(i) la Póliza </w:t>
-      </w:r>
-      <w:proofErr w:type="spellStart"/>
-      <w:r>
-        <w:rPr>
-          <w:rFonts w:ascii="Arial Narrow" w:eastAsia="Times New Roman" w:hAnsi="Arial Narrow" w:cs="Arial"/>
-          <w:color w:val="000000"/>
-          <w:kern w:val="0"/>
-          <w:lang w:val="es-ES" w:eastAsia="es-ES"/>
-          <w14:ligatures w14:val="none"/>
-        </w:rPr>
-        <w:t/>
-      </w:r>
-      <w:proofErr w:type="spellEnd"/>
-      <w:r>
-        <w:rPr>
-          <w:rFonts w:ascii="Arial Narrow" w:eastAsia="Times New Roman" w:hAnsi="Arial Narrow" w:cs="Arial"/>
-          <w:color w:val="000000"/>
-          <w:kern w:val="0"/>
-          <w:lang w:val="es-ES" w:eastAsia="es-ES"/>
-          <w14:ligatures w14:val="none"/>
-        </w:rPr>
-        <w:t xml:space="preserve"> 2000154214 debidamente suscrita, así como el cargo de remisión de la póliza; y, (</w:t>
-      </w:r>
-      <w:proofErr w:type="spellStart"/>
-      <w:r>
-        <w:rPr>
-          <w:rFonts w:ascii="Arial Narrow" w:eastAsia="Times New Roman" w:hAnsi="Arial Narrow" w:cs="Arial"/>
-          <w:color w:val="000000"/>
-          <w:kern w:val="0"/>
-          <w:lang w:val="es-ES" w:eastAsia="es-ES"/>
-          <w14:ligatures w14:val="none"/>
-        </w:rPr>
-        <w:t>ii</w:t>
-      </w:r>
-      <w:proofErr w:type="spellEnd"/>
-      <w:r>
-        <w:rPr>
-          <w:rFonts w:ascii="Arial Narrow" w:eastAsia="Times New Roman" w:hAnsi="Arial Narrow" w:cs="Arial"/>
-          <w:color w:val="000000"/>
-          <w:kern w:val="0"/>
-          <w:lang w:val="es-ES" w:eastAsia="es-ES"/>
-          <w14:ligatures w14:val="none"/>
-        </w:rPr>
-        <w:t xml:space="preserve">) señalar el motivo de la modificación de la Póliza </w:t>
-      </w:r>
-      <w:proofErr w:type="spellStart"/>
-      <w:r>
-        <w:rPr>
-          <w:rFonts w:ascii="Arial Narrow" w:eastAsia="Times New Roman" w:hAnsi="Arial Narrow" w:cs="Arial"/>
-          <w:color w:val="000000"/>
-          <w:kern w:val="0"/>
-          <w:lang w:val="es-ES" w:eastAsia="es-ES"/>
-          <w14:ligatures w14:val="none"/>
-        </w:rPr>
-        <w:t/>
-      </w:r>
-      <w:proofErr w:type="spellEnd"/>
-      <w:r>
-        <w:rPr>
-          <w:rFonts w:ascii="Arial Narrow" w:eastAsia="Times New Roman" w:hAnsi="Arial Narrow" w:cs="Arial"/>
-          <w:color w:val="000000"/>
-          <w:kern w:val="0"/>
-          <w:lang w:val="es-ES" w:eastAsia="es-ES"/>
-          <w14:ligatures w14:val="none"/>
-        </w:rPr>
-        <w:t xml:space="preserve"> 2000154214</w:t>
-      </w:r>
-      <w:r>
-        <w:rPr>
-          <w:rFonts w:ascii="Arial Narrow" w:eastAsia="Times New Roman" w:hAnsi="Arial Narrow" w:cs="Arial"/>
-          <w:color w:val="000000"/>
-          <w:kern w:val="0"/>
-          <w:lang w:eastAsia="es-ES"/>
-          <w14:ligatures w14:val="none"/>
-        </w:rPr>
-        <w:t>.</w:t>
-      </w:r>
-    </w:p>
-    <w:p>
-      <w:pPr>
-        <w:pStyle w:val="Prrafodelista"/>
-        <w:spacing w:after="0" w:line="240" w:lineRule="auto"/>
-        <w:ind w:left="567"/>
-        <w:jc w:val="both"/>
-        <w:rPr>
-          <w:rFonts w:ascii="Arial Narrow" w:eastAsia="Times New Roman" w:hAnsi="Arial Narrow" w:cs="Arial"/>
-          <w:color w:val="000000"/>
-          <w:kern w:val="0"/>
-          <w:lang w:val="es-ES" w:eastAsia="es-ES"/>
-          <w14:ligatures w14:val="none"/>
-        </w:rPr>
-      </w:pPr>
-    </w:p>
-    <w:p>
-      <w:pPr>
-        <w:spacing w:after="0" w:line="240" w:lineRule="auto"/>
-        <w:jc w:val="both"/>
-        <w:rPr>
-          <w:rFonts w:ascii="Arial Narrow" w:eastAsia="Arial Narrow" w:hAnsi="Arial Narrow" w:cs="Arial Narrow"/>
-          <w:color w:val="000000"/>
-          <w:kern w:val="0"/>
-          <w:lang w:eastAsia="es-PE"/>
-          <w14:ligatures w14:val="none"/>
-        </w:rPr>
-      </w:pPr>
-      <w:r>
-        <w:rPr>
-          <w:rFonts w:ascii="Arial Narrow" w:eastAsia="Arial Narrow" w:hAnsi="Arial Narrow" w:cs="Arial Narrow"/>
-          <w:b/>
-          <w:color w:val="000000"/>
-          <w:kern w:val="0"/>
-          <w:lang w:eastAsia="es-PE"/>
-          <w14:ligatures w14:val="none"/>
-        </w:rPr>
-        <w:t>SEXTO</w:t>
-      </w:r>
-      <w:r>
-        <w:rPr>
-          <w:rFonts w:ascii="Arial Narrow" w:eastAsia="Arial Narrow" w:hAnsi="Arial Narrow" w:cs="Arial Narrow"/>
-          <w:b/>
-          <w:color w:val="000000"/>
-          <w:kern w:val="0"/>
-          <w:lang w:eastAsia="es-PE"/>
-          <w14:ligatures w14:val="none"/>
-        </w:rPr>
-        <w:t>:</w:t>
-      </w:r>
-      <w:r>
-        <w:rPr>
-          <w:rFonts w:ascii="Arial Narrow" w:eastAsia="Arial Narrow" w:hAnsi="Arial Narrow" w:cs="Arial Narrow"/>
-          <w:color w:val="000000"/>
-          <w:kern w:val="0"/>
-          <w:lang w:eastAsia="es-PE"/>
-          <w14:ligatures w14:val="none"/>
-        </w:rPr>
-        <w:t xml:space="preserve"> </w:t>
-      </w:r>
-      <w:bookmarkStart w:id="7" w:name="_Hlk188286915"/>
-      <w:r>
-        <w:rPr>
-          <w:rFonts w:ascii="Arial Narrow" w:eastAsia="Arial Narrow" w:hAnsi="Arial Narrow" w:cs="Arial Narrow"/>
-          <w:color w:val="000000"/>
-          <w:kern w:val="0"/>
-          <w:lang w:eastAsia="es-PE"/>
-          <w14:ligatures w14:val="none"/>
-        </w:rPr>
-        <w:t>informar a las partes que el artículo 110</w:t>
-      </w:r>
-      <w:r>
-        <w:rPr>
-          <w:rFonts w:ascii="Arial Narrow" w:eastAsia="Times New Roman" w:hAnsi="Arial Narrow" w:cs="Segoe UI"/>
-          <w:color w:val="000000"/>
-          <w:kern w:val="0"/>
-          <w:lang w:eastAsia="es-PE"/>
-          <w14:ligatures w14:val="none"/>
-        </w:rPr>
-        <w:t/>
-      </w:r>
-      <w:r>
-        <w:rPr>
-          <w:rFonts w:ascii="Arial Narrow" w:eastAsia="Arial Narrow" w:hAnsi="Arial Narrow" w:cs="Arial Narrow"/>
-          <w:color w:val="000000"/>
-          <w:kern w:val="0"/>
-          <w:lang w:eastAsia="es-PE"/>
-          <w14:ligatures w14:val="none"/>
+          <ns2:ligatures ns2:val="none"/>
         </w:rPr>
         <w:t xml:space="preserve"> de la Ley 29571, Código de Protección y Defensa del Consumidor</w:t>
       </w:r>
@@ -8559,7 +8405,7 @@
           <w:kern w:val="0"/>
           <w:vertAlign w:val="superscript"/>
           <w:lang w:eastAsia="es-PE"/>
-          <w14:ligatures w14:val="none"/>
+          <ns2:ligatures ns2:val="none"/>
         </w:rPr>
         <w:footnoteReference w:id="11"/>
       </w:r>
@@ -8569,7 +8415,7 @@
           <w:color w:val="000000"/>
           <w:kern w:val="0"/>
           <w:lang w:eastAsia="es-PE"/>
-          <w14:ligatures w14:val="none"/>
+          <ns2:ligatures ns2:val="none"/>
         </w:rPr>
         <w:t xml:space="preserve">, faculta a la Comisión a calificar las infracciones de la referida norma como leves, graves o muy graves e imponer sanciones que van desde una amonestación hasta una multa por un máximo de 450 Unidades Impositivas Tributarias, sin perjuicio de las medidas correctivas, reparadoras y complementarias, </w:t>
       </w:r>
@@ -8579,7 +8425,7 @@
           <w:color w:val="000000"/>
           <w:kern w:val="0"/>
           <w:lang w:eastAsia="es-PE"/>
-          <w14:ligatures w14:val="none"/>
+          <ns2:ligatures ns2:val="none"/>
         </w:rPr>
         <w:lastRenderedPageBreak/>
         <w:t>que puedan ordenarse de acuerdo a lo estipulado en los artículos 114</w:t>
@@ -8590,7 +8436,7 @@
           <w:color w:val="000000"/>
           <w:kern w:val="0"/>
           <w:lang w:eastAsia="es-PE"/>
-          <w14:ligatures w14:val="none"/>
+          <ns2:ligatures ns2:val="none"/>
         </w:rPr>
         <w:t/>
       </w:r>
@@ -8600,7 +8446,7 @@
           <w:color w:val="000000"/>
           <w:kern w:val="0"/>
           <w:lang w:eastAsia="es-PE"/>
-          <w14:ligatures w14:val="none"/>
+          <ns2:ligatures ns2:val="none"/>
         </w:rPr>
         <w:t>, 115</w:t>
       </w:r>
@@ -8610,7 +8456,7 @@
           <w:color w:val="000000"/>
           <w:kern w:val="0"/>
           <w:lang w:eastAsia="es-PE"/>
-          <w14:ligatures w14:val="none"/>
+          <ns2:ligatures ns2:val="none"/>
         </w:rPr>
         <w:t/>
       </w:r>
@@ -8620,7 +8466,7 @@
           <w:color w:val="000000"/>
           <w:kern w:val="0"/>
           <w:lang w:eastAsia="es-PE"/>
-          <w14:ligatures w14:val="none"/>
+          <ns2:ligatures ns2:val="none"/>
         </w:rPr>
         <w:t xml:space="preserve"> y 116</w:t>
       </w:r>
@@ -8630,7 +8476,7 @@
           <w:color w:val="000000"/>
           <w:kern w:val="0"/>
           <w:lang w:eastAsia="es-PE"/>
-          <w14:ligatures w14:val="none"/>
+          <ns2:ligatures ns2:val="none"/>
         </w:rPr>
         <w:t/>
       </w:r>
@@ -8640,7 +8486,7 @@
           <w:color w:val="000000"/>
           <w:kern w:val="0"/>
           <w:lang w:eastAsia="es-PE"/>
-          <w14:ligatures w14:val="none"/>
+          <ns2:ligatures ns2:val="none"/>
         </w:rPr>
         <w:t xml:space="preserve"> de la referida norma</w:t>
       </w:r>
@@ -8652,7 +8498,7 @@
           <w:kern w:val="0"/>
           <w:vertAlign w:val="superscript"/>
           <w:lang w:eastAsia="es-PE"/>
-          <w14:ligatures w14:val="none"/>
+          <ns2:ligatures ns2:val="none"/>
         </w:rPr>
         <w:footnoteReference w:id="12"/>
       </w:r>
@@ -8662,7 +8508,7 @@
           <w:color w:val="000000"/>
           <w:kern w:val="0"/>
           <w:lang w:eastAsia="es-PE"/>
-          <w14:ligatures w14:val="none"/>
+          <ns2:ligatures ns2:val="none"/>
         </w:rPr>
         <w:t xml:space="preserve">. </w:t>
       </w:r>
@@ -8673,7 +8519,7 @@
           <w:color w:val="000000"/>
           <w:kern w:val="0"/>
           <w:lang w:eastAsia="es-PE"/>
-          <w14:ligatures w14:val="none"/>
+          <ns2:ligatures ns2:val="none"/>
         </w:rPr>
         <w:t xml:space="preserve">Asimismo, se consideran circunstancias atenuantes para la graduación de la sanción, el allanamiento de la </w:t>
       </w:r>
@@ -8683,7 +8529,7 @@
           <w:color w:val="000000"/>
           <w:kern w:val="0"/>
           <w:lang w:eastAsia="es-PE"/>
-          <w14:ligatures w14:val="none"/>
+          <ns2:ligatures ns2:val="none"/>
         </w:rPr>
         <w:lastRenderedPageBreak/>
         <w:t>denuncia o el reconocimiento de las pretensiones en ella contenidas, de acuerdo con el artículo 112</w:t>
@@ -8694,7 +8540,7 @@
           <w:color w:val="000000"/>
           <w:kern w:val="0"/>
           <w:lang w:eastAsia="es-PE"/>
-          <w14:ligatures w14:val="none"/>
+          <ns2:ligatures ns2:val="none"/>
         </w:rPr>
         <w:t/>
       </w:r>
@@ -8704,7 +8550,7 @@
           <w:color w:val="000000"/>
           <w:kern w:val="0"/>
           <w:lang w:eastAsia="es-PE"/>
-          <w14:ligatures w14:val="none"/>
+          <ns2:ligatures ns2:val="none"/>
         </w:rPr>
         <w:t xml:space="preserve"> del Código</w:t>
       </w:r>
@@ -8716,7 +8562,7 @@
           <w:kern w:val="0"/>
           <w:vertAlign w:val="superscript"/>
           <w:lang w:eastAsia="es-PE"/>
-          <w14:ligatures w14:val="none"/>
+          <ns2:ligatures ns2:val="none"/>
         </w:rPr>
         <w:footnoteReference w:id="13"/>
       </w:r>
@@ -8726,12 +8572,12 @@
           <w:color w:val="000000"/>
           <w:kern w:val="0"/>
           <w:lang w:eastAsia="es-PE"/>
-          <w14:ligatures w14:val="none"/>
+          <ns2:ligatures ns2:val="none"/>
         </w:rPr>
         <w:t>.</w:t>
       </w:r>
     </w:p>
-    <w:p>
+    <w:p ns2:paraId="2A591567" ns2:textId="755DA274">
       <w:pPr>
         <w:shd w:val="clear" w:color="auto" w:fill="FFFFFF"/>
         <w:spacing w:after="0" w:line="240" w:lineRule="auto"/>
@@ -8741,17 +8587,17 @@
           <w:color w:val="000000"/>
           <w:kern w:val="0"/>
           <w:lang w:eastAsia="es-PE"/>
-          <w14:ligatures w14:val="none"/>
-        </w:rPr>
-      </w:pPr>
-      <w:r>
-        <w:rPr>
-          <w:rFonts w:ascii="Arial Narrow" w:eastAsia="Arial Narrow" w:hAnsi="Arial Narrow" w:cs="Arial Narrow"/>
-          <w:b/>
-          <w:color w:val="000000"/>
-          <w:kern w:val="0"/>
-          <w:lang w:eastAsia="es-PE"/>
-          <w14:ligatures w14:val="none"/>
+          <ns2:ligatures ns2:val="none"/>
+        </w:rPr>
+      </w:pPr>
+      <w:r>
+        <w:rPr>
+          <w:rFonts w:ascii="Arial Narrow" w:eastAsia="Arial Narrow" w:hAnsi="Arial Narrow" w:cs="Arial Narrow"/>
+          <w:b/>
+          <w:color w:val="000000"/>
+          <w:kern w:val="0"/>
+          <w:lang w:eastAsia="es-PE"/>
+          <ns2:ligatures ns2:val="none"/>
         </w:rPr>
         <w:t>SÉTIMO:</w:t>
       </w:r>
@@ -8761,7 +8607,7 @@
           <w:color w:val="000000"/>
           <w:kern w:val="0"/>
           <w:lang w:eastAsia="es-PE"/>
-          <w14:ligatures w14:val="none"/>
+          <ns2:ligatures ns2:val="none"/>
         </w:rPr>
         <w:t xml:space="preserve"> informar a las partes que conforme a lo establecido en el artículo 39</w:t>
       </w:r>
@@ -8771,7 +8617,7 @@
           <w:color w:val="000000"/>
           <w:kern w:val="0"/>
           <w:lang w:eastAsia="es-PE"/>
-          <w14:ligatures w14:val="none"/>
+          <ns2:ligatures ns2:val="none"/>
         </w:rPr>
         <w:t/>
       </w:r>
@@ -8781,12 +8627,12 @@
           <w:color w:val="000000"/>
           <w:kern w:val="0"/>
           <w:lang w:eastAsia="es-PE"/>
-          <w14:ligatures w14:val="none"/>
+          <ns2:ligatures ns2:val="none"/>
         </w:rPr>
         <w:t xml:space="preserve"> de la Ley sobre Facultades, Normas y Organización del Indecopi, aprobada por Decreto Legislativo 807, los gastos por los peritajes realizados, actuación de pruebas, inspecciones y otros derivados de la tramitación del proceso serán de cargo de la parte que solicita la prueba, salvo pacto en contrario. En todos los casos, la resolución final determinará si los gastos deben ser asumidos por alguna de las partes, o reembolsados a la otra parte o al Indecopi, según sea el caso, de manera adicional a la sanción que haya podido imponerse. </w:t>
       </w:r>
     </w:p>
-    <w:p>
+    <w:p ns2:paraId="3696E77C" ns2:textId="77777777">
       <w:pPr>
         <w:shd w:val="clear" w:color="auto" w:fill="FFFFFF"/>
         <w:spacing w:after="0" w:line="240" w:lineRule="auto"/>
@@ -8796,11 +8642,11 @@
           <w:color w:val="000000"/>
           <w:kern w:val="0"/>
           <w:lang w:eastAsia="es-PE"/>
-          <w14:ligatures w14:val="none"/>
-        </w:rPr>
-      </w:pPr>
-    </w:p>
-    <w:p>
+          <ns2:ligatures ns2:val="none"/>
+        </w:rPr>
+      </w:pPr>
+    </w:p>
+    <w:p ns2:paraId="563B5C6F" ns2:textId="19EA345E">
       <w:pPr>
         <w:suppressAutoHyphens/>
         <w:spacing w:after="0" w:line="240" w:lineRule="auto"/>
@@ -8809,7 +8655,7 @@
           <w:rFonts w:ascii="Arial Narrow" w:eastAsia="Calibri" w:hAnsi="Arial Narrow" w:cs="Arial"/>
           <w:kern w:val="0"/>
           <w:u w:val="single"/>
-          <w14:ligatures w14:val="none"/>
+          <ns2:ligatures ns2:val="none"/>
         </w:rPr>
       </w:pPr>
       <w:r>
@@ -8818,7 +8664,7 @@
           <w:b/>
           <w:bCs/>
           <w:kern w:val="0"/>
-          <w14:ligatures w14:val="none"/>
+          <ns2:ligatures ns2:val="none"/>
         </w:rPr>
         <w:t>OCTAVO</w:t>
       </w:r>
@@ -8827,7 +8673,7 @@
           <w:rFonts w:ascii="Arial Narrow" w:eastAsia="Calibri" w:hAnsi="Arial Narrow" w:cs="Arial"/>
           <w:b/>
           <w:kern w:val="0"/>
-          <w14:ligatures w14:val="none"/>
+          <ns2:ligatures ns2:val="none"/>
         </w:rPr>
         <w:t>:</w:t>
       </w:r>
@@ -8835,7 +8681,7 @@
         <w:rPr>
           <w:rFonts w:ascii="Arial Narrow" w:eastAsia="Calibri" w:hAnsi="Arial Narrow" w:cs="Arial"/>
           <w:kern w:val="0"/>
-          <w14:ligatures w14:val="none"/>
+          <ns2:ligatures ns2:val="none"/>
         </w:rPr>
         <w:t xml:space="preserve"> comunicar a las partes que, </w:t>
       </w:r>
@@ -8843,7 +8689,7 @@
         <w:rPr>
           <w:rFonts w:ascii="Arial Narrow" w:eastAsia="Calibri" w:hAnsi="Arial Narrow" w:cs="Arial"/>
           <w:kern w:val="0"/>
-          <w14:ligatures w14:val="none"/>
+          <ns2:ligatures ns2:val="none"/>
         </w:rPr>
         <w:t>de acuerdo con</w:t>
       </w:r>
@@ -8851,7 +8697,7 @@
         <w:rPr>
           <w:rFonts w:ascii="Arial Narrow" w:eastAsia="Calibri" w:hAnsi="Arial Narrow" w:cs="Arial"/>
           <w:kern w:val="0"/>
-          <w14:ligatures w14:val="none"/>
+          <ns2:ligatures ns2:val="none"/>
         </w:rPr>
         <w:t xml:space="preserve"> lo señalado por el artículo 29</w:t>
       </w:r>
@@ -8861,7 +8707,7 @@
           <w:color w:val="000000"/>
           <w:kern w:val="0"/>
           <w:lang w:eastAsia="es-PE"/>
-          <w14:ligatures w14:val="none"/>
+          <ns2:ligatures ns2:val="none"/>
         </w:rPr>
         <w:t/>
       </w:r>
@@ -8869,7 +8715,7 @@
         <w:rPr>
           <w:rFonts w:ascii="Arial Narrow" w:eastAsia="Calibri" w:hAnsi="Arial Narrow" w:cs="Arial"/>
           <w:kern w:val="0"/>
-          <w14:ligatures w14:val="none"/>
+          <ns2:ligatures ns2:val="none"/>
         </w:rPr>
         <w:t xml:space="preserve"> del Decreto Legislativo </w:t>
       </w:r>
@@ -8878,7 +8724,7 @@
         <w:rPr>
           <w:rFonts w:ascii="Arial Narrow" w:eastAsia="Calibri" w:hAnsi="Arial Narrow" w:cs="Arial"/>
           <w:kern w:val="0"/>
-          <w14:ligatures w14:val="none"/>
+          <ns2:ligatures ns2:val="none"/>
         </w:rPr>
         <w:t/>
       </w:r>
@@ -8887,7 +8733,7 @@
         <w:rPr>
           <w:rFonts w:ascii="Arial Narrow" w:eastAsia="Calibri" w:hAnsi="Arial Narrow" w:cs="Arial"/>
           <w:kern w:val="0"/>
-          <w14:ligatures w14:val="none"/>
+          <ns2:ligatures ns2:val="none"/>
         </w:rPr>
         <w:t xml:space="preserve"> 807</w:t>
       </w:r>
@@ -8897,7 +8743,7 @@
           <w:rFonts w:ascii="Arial Narrow" w:eastAsia="Calibri" w:hAnsi="Arial Narrow" w:cs="Arial"/>
           <w:kern w:val="0"/>
           <w:vertAlign w:val="superscript"/>
-          <w14:ligatures w14:val="none"/>
+          <ns2:ligatures ns2:val="none"/>
         </w:rPr>
         <w:footnoteReference w:id="14"/>
       </w:r>
@@ -8905,7 +8751,7 @@
         <w:rPr>
           <w:rFonts w:ascii="Arial Narrow" w:eastAsia="Calibri" w:hAnsi="Arial Narrow" w:cs="Arial"/>
           <w:kern w:val="0"/>
-          <w14:ligatures w14:val="none"/>
+          <ns2:ligatures ns2:val="none"/>
         </w:rPr>
         <w:t xml:space="preserve">, hasta antes de la emisión de la Resolución Final tienen la posibilidad de solicitar una audiencia de conciliación. En caso deleguen a favor de una tercera persona su actuación en la diligencia programada, esta deberá presentar un poder especial con firma legalizada ante Notario Público, donde conste </w:t>
       </w:r>
@@ -8914,7 +8760,7 @@
           <w:rFonts w:ascii="Arial Narrow" w:eastAsia="Calibri" w:hAnsi="Arial Narrow" w:cs="Arial"/>
           <w:kern w:val="0"/>
           <w:u w:val="single"/>
-          <w14:ligatures w14:val="none"/>
+          <ns2:ligatures ns2:val="none"/>
         </w:rPr>
         <w:t>expresamente su facultad para asistir y conciliar en su representación</w:t>
       </w:r>
@@ -8923,7 +8769,7 @@
           <w:rFonts w:ascii="Arial Narrow" w:eastAsia="Calibri" w:hAnsi="Arial Narrow" w:cs="Arial"/>
           <w:bCs/>
           <w:kern w:val="0"/>
-          <w14:ligatures w14:val="none"/>
+          <ns2:ligatures ns2:val="none"/>
         </w:rPr>
         <w:t>.</w:t>
       </w:r>
@@ -8933,7 +8779,7 @@
           <w:b/>
           <w:bCs/>
           <w:kern w:val="0"/>
-          <w14:ligatures w14:val="none"/>
+          <ns2:ligatures ns2:val="none"/>
         </w:rPr>
         <w:t xml:space="preserve"> </w:t>
       </w:r>
@@ -8942,12 +8788,12 @@
           <w:rFonts w:ascii="Arial Narrow" w:eastAsia="Calibri" w:hAnsi="Arial Narrow" w:cs="Arial"/>
           <w:kern w:val="0"/>
           <w:u w:val="single"/>
-          <w14:ligatures w14:val="none"/>
+          <ns2:ligatures ns2:val="none"/>
         </w:rPr>
         <w:t xml:space="preserve">Ello bajo apercibimiento de no realizar la audiencia de conciliación y levantar el acta de inasistencia correspondiente. </w:t>
       </w:r>
     </w:p>
-    <w:p>
+    <w:p ns2:paraId="3E55E6BD" ns2:textId="77777777">
       <w:pPr>
         <w:suppressAutoHyphens/>
         <w:spacing w:after="0" w:line="240" w:lineRule="auto"/>
@@ -8956,11 +8802,11 @@
           <w:rFonts w:ascii="Arial Narrow" w:eastAsia="Calibri" w:hAnsi="Arial Narrow" w:cs="Arial"/>
           <w:kern w:val="0"/>
           <w:u w:val="single"/>
-          <w14:ligatures w14:val="none"/>
-        </w:rPr>
-      </w:pPr>
-    </w:p>
-    <w:p>
+          <ns2:ligatures ns2:val="none"/>
+        </w:rPr>
+      </w:pPr>
+    </w:p>
+    <w:p ns2:paraId="0081C764" ns2:textId="77777777">
       <w:pPr>
         <w:suppressAutoHyphens/>
         <w:spacing w:after="0" w:line="240" w:lineRule="auto"/>
@@ -8970,7 +8816,7 @@
           <w:color w:val="000000"/>
           <w:kern w:val="0"/>
           <w:lang w:eastAsia="es-PE"/>
-          <w14:ligatures w14:val="none"/>
+          <ns2:ligatures ns2:val="none"/>
         </w:rPr>
       </w:pPr>
       <w:r>
@@ -8980,7 +8826,7 @@
           <w:color w:val="000000"/>
           <w:kern w:val="0"/>
           <w:lang w:eastAsia="es-PE"/>
-          <w14:ligatures w14:val="none"/>
+          <ns2:ligatures ns2:val="none"/>
         </w:rPr>
         <w:t>NOVENO:</w:t>
       </w:r>
@@ -8990,14 +8836,14 @@
           <w:color w:val="000000"/>
           <w:kern w:val="0"/>
           <w:lang w:eastAsia="es-PE"/>
-          <w14:ligatures w14:val="none"/>
+          <ns2:ligatures ns2:val="none"/>
         </w:rPr>
         <w:t xml:space="preserve"> poner en conocimiento de las partes que, antes de la emisión de la Resolución Final, tienen la posibilidad de formular su desistimiento o presentar el acuerdo arribado mediante la conciliación, mediación, transacción o cualquier otro que, de forma indubitable, deje constancia que se ha solucionado la controversia materia de denuncia.</w:t>
       </w:r>
       <w:bookmarkStart w:id="8" w:name="h.gjdgxs" w:colFirst="0" w:colLast="0"/>
       <w:bookmarkEnd w:id="8"/>
     </w:p>
-    <w:p>
+    <w:p ns2:paraId="0DCAFBEE" ns2:textId="77777777">
       <w:pPr>
         <w:suppressAutoHyphens/>
         <w:spacing w:after="0" w:line="240" w:lineRule="auto"/>
@@ -9007,11 +8853,11 @@
           <w:color w:val="000000"/>
           <w:kern w:val="0"/>
           <w:lang w:eastAsia="es-PE"/>
-          <w14:ligatures w14:val="none"/>
-        </w:rPr>
-      </w:pPr>
-    </w:p>
-    <w:p>
+          <ns2:ligatures ns2:val="none"/>
+        </w:rPr>
+      </w:pPr>
+    </w:p>
+    <w:p ns2:paraId="3F2FA092" ns2:textId="50118FA2">
       <w:pPr>
         <w:suppressAutoHyphens/>
         <w:spacing w:after="0" w:line="240" w:lineRule="auto"/>
@@ -9026,7 +8872,7 @@
           <w:b/>
           <w:spacing w:val="-3"/>
           <w:kern w:val="0"/>
-          <w14:ligatures w14:val="none"/>
+          <ns2:ligatures ns2:val="none"/>
         </w:rPr>
         <w:t xml:space="preserve">DÉCIMO: requerir a la señora [APELLIDO] Méndez y al Banco de Crédito del Perú S.A. para que, dentro del plazo de dos (2) días hábiles siguientes a la fecha en que reciban la notificación en sus bandejas de correo electrónico, efectúen la confirmación de recepción de la notificación remitida por este despacho a sus correos electrónicos, de conformidad con el segundo párrafo del numeral 4 del artículo 20 del Texto Único Ordenado de la Ley del Procedimiento Administrativo General, aprobado mediante Decreto Supremo 006-2026-JUS, bajo apercibimiento de rehacer el acto de notificación y notificarle conforme al numeral 1 del artículo 20 del citado cuerpo normativo.</w:t>
       </w:r>
@@ -9036,7 +8882,7 @@
           <w:bCs/>
           <w:spacing w:val="-3"/>
           <w:kern w:val="0"/>
-          <w14:ligatures w14:val="none"/>
+          <ns2:ligatures ns2:val="none"/>
         </w:rPr>
         <w:t xml:space="preserve"/>
       </w:r>
@@ -9046,7 +8892,7 @@
           <w:bCs/>
           <w:spacing w:val="-3"/>
           <w:kern w:val="0"/>
-          <w14:ligatures w14:val="none"/>
+          <ns2:ligatures ns2:val="none"/>
         </w:rPr>
         <w:t xml:space="preserve"/>
       </w:r>
@@ -9057,7 +8903,7 @@
           <w:kern w:val="0"/>
           <w:shd w:val="clear" w:color="auto" w:fill="FFFFFF"/>
           <w:lang w:eastAsia="es-PE"/>
-          <w14:ligatures w14:val="none"/>
+          <ns2:ligatures ns2:val="none"/>
         </w:rPr>
         <w:t/>
       </w:r>
@@ -9067,7 +8913,7 @@
           <w:color w:val="000000"/>
           <w:kern w:val="0"/>
           <w:lang w:eastAsia="es-PE"/>
-          <w14:ligatures w14:val="none"/>
+          <ns2:ligatures ns2:val="none"/>
         </w:rPr>
         <w:t/>
       </w:r>
@@ -9078,7 +8924,7 @@
           <w:kern w:val="0"/>
           <w:shd w:val="clear" w:color="auto" w:fill="FFFFFF"/>
           <w:lang w:eastAsia="es-PE"/>
-          <w14:ligatures w14:val="none"/>
+          <ns2:ligatures ns2:val="none"/>
         </w:rPr>
         <w:t xml:space="preserve"/>
       </w:r>
@@ -9089,7 +8935,7 @@
           <w:kern w:val="0"/>
           <w:shd w:val="clear" w:color="auto" w:fill="FFFFFF"/>
           <w:lang w:eastAsia="es-PE"/>
-          <w14:ligatures w14:val="none"/>
+          <ns2:ligatures ns2:val="none"/>
         </w:rPr>
         <w:t xml:space="preserve"/>
       </w:r>
@@ -9106,7 +8952,7 @@
           <w:bCs/>
           <w:spacing w:val="-3"/>
           <w:kern w:val="0"/>
-          <w14:ligatures w14:val="none"/>
+          <ns2:ligatures ns2:val="none"/>
         </w:rPr>
         <w:t xml:space="preserve"/>
       </w:r>
@@ -9221,7 +9067,7 @@
           <w:color w:val="000000"/>
           <w:kern w:val="0"/>
           <w:lang w:eastAsia="es-PE"/>
-          <w14:ligatures w14:val="none"/>
+          <ns2:ligatures ns2:val="none"/>
         </w:rPr>
         <w:t/>
       </w:r>
@@ -9254,7 +9100,7 @@
           <w:color w:val="000000"/>
           <w:kern w:val="0"/>
           <w:lang w:eastAsia="es-PE"/>
-          <w14:ligatures w14:val="none"/>
+          <ns2:ligatures ns2:val="none"/>
         </w:rPr>
         <w:t/>
       </w:r>
@@ -9280,7 +9126,7 @@
         <w:t/>
       </w:r>
     </w:p>
-    <w:p>
+    <w:p ns2:paraId="37A7FF85" ns2:textId="77777777">
       <w:pPr>
         <w:suppressAutoHyphens/>
         <w:spacing w:after="0" w:line="240" w:lineRule="auto"/>
@@ -9290,7 +9136,7 @@
         </w:rPr>
       </w:pPr>
     </w:p>
-    <w:p>
+    <w:p ns2:paraId="531806B3" ns2:textId="697304EB">
       <w:pPr>
         <w:suppressAutoHyphens/>
         <w:spacing w:line="240" w:lineRule="auto"/>
@@ -9327,7 +9173,7 @@
           <w:color w:val="000000"/>
           <w:kern w:val="0"/>
           <w:lang w:eastAsia="es-PE"/>
-          <w14:ligatures w14:val="none"/>
+          <ns2:ligatures ns2:val="none"/>
         </w:rPr>
         <w:t>Pacífico Compañía de Seguros y Reaseguros S.A.</w:t>
       </w:r>
@@ -9338,7 +9184,7 @@
           <w:color w:val="000000"/>
           <w:kern w:val="0"/>
           <w:lang w:eastAsia="es-PE"/>
-          <w14:ligatures w14:val="none"/>
+          <ns2:ligatures ns2:val="none"/>
         </w:rPr>
         <w:t xml:space="preserve"> </w:t>
       </w:r>
@@ -9362,7 +9208,7 @@
         <w:t xml:space="preserve"> </w:t>
       </w:r>
     </w:p>
-    <w:p>
+    <w:p ns2:paraId="039B29DF" ns2:textId="77777777">
       <w:pPr>
         <w:suppressAutoHyphens/>
         <w:spacing w:after="0" w:line="240" w:lineRule="auto"/>
@@ -9372,7 +9218,7 @@
         </w:rPr>
       </w:pPr>
     </w:p>
-    <w:p>
+    <w:p ns2:paraId="0B8F3F13" ns2:textId="77777777">
       <w:pPr>
         <w:suppressAutoHyphens/>
         <w:spacing w:after="0" w:line="240" w:lineRule="auto"/>
@@ -9382,7 +9228,7 @@
         </w:rPr>
       </w:pPr>
     </w:p>
-    <w:p>
+    <w:p ns2:paraId="4F42B6B4" ns2:textId="77777777">
       <w:pPr>
         <w:suppressAutoHyphens/>
         <w:spacing w:after="0" w:line="240" w:lineRule="auto"/>
@@ -9392,21 +9238,21 @@
         </w:rPr>
       </w:pPr>
     </w:p>
-    <w:p>
-      <w:pPr>
-        <w:spacing w:after="0" w:line="240" w:lineRule="auto"/>
-        <w:jc w:val="both"/>
-        <w:rPr>
-          <w:rFonts w:ascii="Arial Narrow" w:eastAsia="Arial Narrow" w:hAnsi="Arial Narrow" w:cs="Arial Narrow"/>
-          <w:b/>
-          <w:color w:val="000000"/>
-          <w:kern w:val="0"/>
-          <w:lang w:eastAsia="es-PE"/>
-          <w14:ligatures w14:val="none"/>
-        </w:rPr>
-      </w:pPr>
-    </w:p>
-    <w:p>
+    <w:p ns2:paraId="4CBBE603" ns2:textId="77777777">
+      <w:pPr>
+        <w:spacing w:after="0" w:line="240" w:lineRule="auto"/>
+        <w:jc w:val="both"/>
+        <w:rPr>
+          <w:rFonts w:ascii="Arial Narrow" w:eastAsia="Arial Narrow" w:hAnsi="Arial Narrow" w:cs="Arial Narrow"/>
+          <w:b/>
+          <w:color w:val="000000"/>
+          <w:kern w:val="0"/>
+          <w:lang w:eastAsia="es-PE"/>
+          <ns2:ligatures ns2:val="none"/>
+        </w:rPr>
+      </w:pPr>
+    </w:p>
+    <w:p ns2:paraId="72086DED" ns2:textId="77777777">
       <w:pPr>
         <w:shd w:val="clear" w:color="auto" w:fill="FFFFFF"/>
         <w:spacing w:after="0" w:line="240" w:lineRule="auto"/>
@@ -9417,7 +9263,7 @@
           <w:bCs/>
           <w:color w:val="000000"/>
           <w:kern w:val="0"/>
-          <w14:ligatures w14:val="none"/>
+          <ns2:ligatures ns2:val="none"/>
         </w:rPr>
       </w:pPr>
       <w:r>
@@ -9427,12 +9273,12 @@
           <w:bCs/>
           <w:color w:val="000000"/>
           <w:kern w:val="0"/>
-          <w14:ligatures w14:val="none"/>
+          <ns2:ligatures ns2:val="none"/>
         </w:rPr>
         <w:t>EVELING ROA QUISPE</w:t>
       </w:r>
     </w:p>
-    <w:p>
+    <w:p ns2:paraId="486DFEF4" ns2:textId="77777777">
       <w:pPr>
         <w:shd w:val="clear" w:color="auto" w:fill="FFFFFF"/>
         <w:spacing w:after="0" w:line="240" w:lineRule="auto"/>
@@ -9443,7 +9289,7 @@
           <w:bCs/>
           <w:color w:val="000000"/>
           <w:kern w:val="0"/>
-          <w14:ligatures w14:val="none"/>
+          <ns2:ligatures ns2:val="none"/>
         </w:rPr>
       </w:pPr>
       <w:r>
@@ -9453,12 +9299,12 @@
           <w:bCs/>
           <w:color w:val="000000"/>
           <w:kern w:val="0"/>
-          <w14:ligatures w14:val="none"/>
+          <ns2:ligatures ns2:val="none"/>
         </w:rPr>
         <w:t>Secretaria Técnica</w:t>
       </w:r>
     </w:p>
-    <w:p>
+    <w:p ns2:paraId="3EDAB92C" ns2:textId="77777777">
       <w:pPr>
         <w:shd w:val="clear" w:color="auto" w:fill="FFFFFF"/>
         <w:spacing w:after="0" w:line="240" w:lineRule="auto"/>
@@ -9469,7 +9315,7 @@
           <w:bCs/>
           <w:color w:val="000000"/>
           <w:kern w:val="0"/>
-          <w14:ligatures w14:val="none"/>
+          <ns2:ligatures ns2:val="none"/>
         </w:rPr>
       </w:pPr>
       <w:r>
@@ -9479,7 +9325,7 @@
           <w:bCs/>
           <w:color w:val="000000"/>
           <w:kern w:val="0"/>
-          <w14:ligatures w14:val="none"/>
+          <ns2:ligatures ns2:val="none"/>
         </w:rPr>
         <w:t>Comisión </w:t>
       </w:r>
@@ -9491,7 +9337,7 @@
           <w:color w:val="000000"/>
           <w:kern w:val="0"/>
           <w:shd w:val="clear" w:color="auto" w:fill="FFFFFF"/>
-          <w14:ligatures w14:val="none"/>
+          <ns2:ligatures ns2:val="none"/>
         </w:rPr>
         <w:t>de</w:t>
       </w:r>
@@ -9502,7 +9348,7 @@
           <w:bCs/>
           <w:color w:val="000000"/>
           <w:kern w:val="0"/>
-          <w14:ligatures w14:val="none"/>
+          <ns2:ligatures ns2:val="none"/>
         </w:rPr>
         <w:t xml:space="preserve"> Protección al Consumidor </w:t>
       </w:r>
@@ -9514,7 +9360,7 @@
           <w:bCs/>
           <w:color w:val="000000"/>
           <w:kern w:val="0"/>
-          <w14:ligatures w14:val="none"/>
+          <ns2:ligatures ns2:val="none"/>
         </w:rPr>
         <w:t/>
       </w:r>
@@ -9526,12 +9372,12 @@
           <w:bCs/>
           <w:color w:val="000000"/>
           <w:kern w:val="0"/>
-          <w14:ligatures w14:val="none"/>
+          <ns2:ligatures ns2:val="none"/>
         </w:rPr>
         <w:t xml:space="preserve"> 1</w:t>
       </w:r>
     </w:p>
-    <w:p>
+    <w:p ns2:paraId="27F4723A" ns2:textId="77777777">
       <w:pPr>
         <w:shd w:val="clear" w:color="auto" w:fill="FFFFFF"/>
         <w:spacing w:after="0" w:line="240" w:lineRule="auto"/>
@@ -9540,12 +9386,12 @@
           <w:rFonts w:ascii="Arial Narrow" w:eastAsia="Calibri" w:hAnsi="Arial Narrow" w:cs="Times New Roman"/>
           <w:color w:val="000000"/>
           <w:kern w:val="0"/>
-          <w14:ligatures w14:val="none"/>
+          <ns2:ligatures ns2:val="none"/>
         </w:rPr>
       </w:pPr>
     </w:p>
     <w:bookmarkEnd w:id="0"/>
-    <w:p>
+    <w:p ns2:paraId="0B9A1116" ns2:textId="4C208D7A">
       <w:pPr>
         <w:spacing w:after="0" w:line="240" w:lineRule="auto"/>
         <w:jc w:val="both"/>
@@ -9563,7 +9409,7 @@
           <w:sz w:val="16"/>
           <w:szCs w:val="16"/>
           <w:lang w:eastAsia="es-PE"/>
-          <w14:ligatures w14:val="none"/>
+          <ns2:ligatures ns2:val="none"/>
         </w:rPr>
         <w:t>LSM/</w:t>
       </w:r>
@@ -9575,14 +9421,14 @@
           <w:sz w:val="16"/>
           <w:szCs w:val="16"/>
           <w:lang w:eastAsia="es-PE"/>
-          <w14:ligatures w14:val="none"/>
+          <ns2:ligatures ns2:val="none"/>
         </w:rPr>
         <w:t>LCG</w:t>
       </w:r>
     </w:p>
     <w:sectPr>
-      <w:headerReference w:type="default" r:id="rId8"/>
-      <w:footerReference w:type="default" r:id="rId9"/>
+      <w:headerReference w:type="default" ns3:id="rId8"/>
+      <w:footerReference w:type="default" ns3:id="rId9"/>
       <w:pgSz w:w="11906" w:h="16838"/>
       <w:pgMar w:top="1417" w:right="1701" w:bottom="1417" w:left="1701" w:header="708" w:footer="708" w:gutter="0"/>
       <w:cols w:space="708"/>

--- a/plantillas_maestras/02_seguro_vida/materia_general_asegurativa/2_ddos_banco_y_aseguradora/mujer/TPL_2806_2025_SEGURO_VIDA_MATERIA_GENERAL_ASEGURATIVA_BANCO_MUJER_R1.docx
+++ b/plantillas_maestras/02_seguro_vida/materia_general_asegurativa/2_ddos_banco_y_aseguradora/mujer/TPL_2806_2025_SEGURO_VIDA_MATERIA_GENERAL_ASEGURATIVA_BANCO_MUJER_R1.docx
@@ -1265,7 +1265,7 @@
           <w:lang w:eastAsia="es-ES"/>
           <ns2:ligatures ns2:val="none"/>
         </w:rPr>
-        <w:t>La denunciante gestionó ante el BCP la regularización, solicitando el extracto de débitos y copia del contrato. No obstante, un representante del BCP señaló que la fecha de contratación regía desde mayo de 2021, lo cual contrastaba con la información de Pacífico.</w:t>
+        <w:t xml:space="preserve">La señora [APELLIDO] gestionó ante el BCP la regularización, solicitando el extracto de débitos y copia del contrato. No obstante, un representante del BCP señaló que la fecha de contratación regía desde mayo de 2021, lo cual contrastaba con la información de Pacífico.</w:t>
       </w:r>
     </w:p>
     <w:p ns2:paraId="74B7833C" ns2:textId="77777777">
@@ -1905,27 +1905,27 @@
           <w:lang w:val="es-ES" w:eastAsia="es-ES"/>
           <ns2:ligatures ns2:val="none"/>
         </w:rPr>
-        <w:t xml:space="preserve"> de</w:t>
-      </w:r>
-      <w:r>
-        <w:rPr>
-          <w:rFonts w:ascii="Arial Narrow" w:eastAsia="Times New Roman" w:hAnsi="Arial Narrow" w:cs="Arial"/>
-          <w:color w:val="000000"/>
-          <w:kern w:val="0"/>
-          <w:lang w:val="es-ES" w:eastAsia="es-ES"/>
-          <ns2:ligatures ns2:val="none"/>
-        </w:rPr>
-        <w:t xml:space="preserve"> la</w:t>
-      </w:r>
-      <w:r>
-        <w:rPr>
-          <w:rFonts w:ascii="Arial Narrow" w:eastAsia="Times New Roman" w:hAnsi="Arial Narrow" w:cs="Arial"/>
-          <w:color w:val="000000"/>
-          <w:kern w:val="0"/>
-          <w:lang w:val="es-ES" w:eastAsia="es-ES"/>
-          <ns2:ligatures ns2:val="none"/>
-        </w:rPr>
-        <w:t xml:space="preserve"> denunciante, </w:t>
+        <w:t xml:space="preserve"> de la señora [APELLIDO]</w:t>
+      </w:r>
+      <w:r>
+        <w:rPr>
+          <w:rFonts w:ascii="Arial Narrow" w:eastAsia="Times New Roman" w:hAnsi="Arial Narrow" w:cs="Arial"/>
+          <w:color w:val="000000"/>
+          <w:kern w:val="0"/>
+          <w:lang w:val="es-ES" w:eastAsia="es-ES"/>
+          <ns2:ligatures ns2:val="none"/>
+        </w:rPr>
+        <w:t xml:space="preserve"/>
+      </w:r>
+      <w:r>
+        <w:rPr>
+          <w:rFonts w:ascii="Arial Narrow" w:eastAsia="Times New Roman" w:hAnsi="Arial Narrow" w:cs="Arial"/>
+          <w:color w:val="000000"/>
+          <w:kern w:val="0"/>
+          <w:lang w:val="es-ES" w:eastAsia="es-ES"/>
+          <ns2:ligatures ns2:val="none"/>
+        </w:rPr>
+        <w:t xml:space="preserve">, </w:t>
       </w:r>
       <w:r>
         <w:rPr>
@@ -7983,7 +7983,7 @@
           <w:sz w:val="20"/>
           <w:szCs w:val="20"/>
         </w:rPr>
-        <w:t xml:space="preserve">correr traslado de la presente resolución a del Banco de Crédito del Perú S.A. y Pacífico Compañía de Seguros y Reaseguros S.A para que, de conformidad con lo dispuesto por el artículo 26° de la Ley sobre Facultades, Normas y Organización del Indecopi, aprobado por Decreto Legislativo N° 8079, presenten sus descargos sobre la imputación de cargos realizada en un plazo no mayor a cinco (5) días hábiles contado a partir del día siguiente de la notificación de la presente resolución, vencido el cual, el Secretario Técnico declarará en rebeldía a los denunciados que no lo hubieran presentado. Debe precisarse que de conformidad con lo establecido por el artículo 223° del Texto Único Ordenado de la Ley N° 27444, Ley del Procedimiento Administrativo General, las alegaciones y los hechos relevantes de la reclamación, salvo que hayan sido específicamente negadas en la contestación, se tendrán por aceptadas o meritadas como ciertas.</w:t>
+        <w:t xml:space="preserve">correr traslado de la presente resolución a del Banco de Crédito del Perú S.A. y Pacífico Compañía de Seguros y Reaseguros S.A. para que, de conformidad con lo dispuesto por el artículo 26 de la Ley sobre Facultades, Normas y Organización del Indecopi, aprobada por Decreto Legislativo 807, presenten sus descargos sobre la imputación de cargos realizada en un plazo no mayor a cinco (5) días hábiles contado a partir del día siguiente de la notificación de la presente resolución, vencido el cual, el Secretario Técnico declarará en rebeldía a los denunciados que no lo hubieran presentado. Debe precisarse que de conformidad con lo establecido por el artículo 223 del Texto Único Ordenado de la Ley 27444, Ley del Procedimiento Administrativo General, las alegaciones y los hechos relevantes de la reclamación, salvo que hayan sido específicamente negadas en la contestación, se tendrán por aceptadas o merituadas como ciertas.</w:t>
       </w:r>
     </w:p>
     <w:p ns2:paraId="7D74C0BD" ns2:textId="77777777">

--- a/plantillas_maestras/02_seguro_vida/materia_general_asegurativa/2_ddos_banco_y_aseguradora/mujer/TPL_2806_2025_SEGURO_VIDA_MATERIA_GENERAL_ASEGURATIVA_BANCO_MUJER_R1.docx
+++ b/plantillas_maestras/02_seguro_vida/materia_general_asegurativa/2_ddos_banco_y_aseguradora/mujer/TPL_2806_2025_SEGURO_VIDA_MATERIA_GENERAL_ASEGURATIVA_BANCO_MUJER_R1.docx
@@ -581,7 +581,7 @@
           <w:lang w:eastAsia="es-PE"/>
           <ns2:ligatures ns2:val="none"/>
         </w:rPr>
-        <w:t xml:space="preserve">28 de noviembre </w:t>
+        <w:t xml:space="preserve">28 de noviembre de 2025</w:t>
       </w:r>
       <w:r>
         <w:rPr>
@@ -592,7 +592,7 @@
           <w:lang w:eastAsia="es-PE"/>
           <ns2:ligatures ns2:val="none"/>
         </w:rPr>
-        <w:t>de 202</w:t>
+        <w:t xml:space="preserve"/>
       </w:r>
       <w:r>
         <w:rPr>
@@ -603,7 +603,7 @@
           <w:lang w:eastAsia="es-PE"/>
           <ns2:ligatures ns2:val="none"/>
         </w:rPr>
-        <w:t>5</w:t>
+        <w:t xml:space="preserve"/>
       </w:r>
     </w:p>
     <w:p ns2:paraId="78BF12C0" ns2:textId="77777777">
@@ -1365,17 +1365,17 @@
           <w:lang w:val="es-ES" w:eastAsia="es-ES"/>
           <ns2:ligatures ns2:val="none"/>
         </w:rPr>
-        <w:t xml:space="preserve">El 27 de junio </w:t>
-      </w:r>
-      <w:r>
-        <w:rPr>
-          <w:rFonts w:ascii="Arial Narrow" w:eastAsia="Times New Roman" w:hAnsi="Arial Narrow" w:cs="Arial"/>
-          <w:color w:val="000000"/>
-          <w:kern w:val="0"/>
-          <w:lang w:val="es-ES" w:eastAsia="es-ES"/>
-          <ns2:ligatures ns2:val="none"/>
-        </w:rPr>
-        <w:t xml:space="preserve">de 2025, </w:t>
+        <w:t xml:space="preserve">El 27 de junio de 2025</w:t>
+      </w:r>
+      <w:r>
+        <w:rPr>
+          <w:rFonts w:ascii="Arial Narrow" w:eastAsia="Times New Roman" w:hAnsi="Arial Narrow" w:cs="Arial"/>
+          <w:color w:val="000000"/>
+          <w:kern w:val="0"/>
+          <w:lang w:val="es-ES" w:eastAsia="es-ES"/>
+          <ns2:ligatures ns2:val="none"/>
+        </w:rPr>
+        <w:t xml:space="preserve">, </w:t>
       </w:r>
       <w:r>
         <w:rPr>
@@ -9655,7 +9655,7 @@
           <w:sz w:val="16"/>
           <w:szCs w:val="16"/>
         </w:rPr>
-        <w:t>el 2 de setiembre del 2010 en el Diario Oficial El Peruano, vigente desde el 2 de octubre del 2010 y modificado por Decreto Legislativo 1308.</w:t>
+        <w:t xml:space="preserve">el 2 de setiembre de 2010 en el Diario Oficial El Peruano, vigente desde el 2 de octubre de 2010 y modificado por Decreto Legislativo 1308.</w:t>
       </w:r>
     </w:p>
     <w:p>

--- a/plantillas_maestras/02_seguro_vida/materia_general_asegurativa/2_ddos_banco_y_aseguradora/mujer/TPL_2806_2025_SEGURO_VIDA_MATERIA_GENERAL_ASEGURATIVA_BANCO_MUJER_R1.docx
+++ b/plantillas_maestras/02_seguro_vida/materia_general_asegurativa/2_ddos_banco_y_aseguradora/mujer/TPL_2806_2025_SEGURO_VIDA_MATERIA_GENERAL_ASEGURATIVA_BANCO_MUJER_R1.docx
@@ -1,8 +1,8 @@
 
 <file path=word/document.xml><?xml version="1.0" encoding="utf-8"?>
-<w:document xmlns:ns1="http://schemas.openxmlformats.org/markup-compatibility/2006" xmlns:ns2="http://schemas.microsoft.com/office/word/2010/wordml" xmlns:ns3="http://schemas.openxmlformats.org/officeDocument/2006/relationships" xmlns:w="http://schemas.openxmlformats.org/wordprocessingml/2006/main" ns1:Ignorable="w14 w15 w16se w16cid w16 w16cex w16sdtdh w16sdtfl w16du wp14">
+<w:document xmlns:mc="http://schemas.openxmlformats.org/markup-compatibility/2006" xmlns:r="http://schemas.openxmlformats.org/officeDocument/2006/relationships" xmlns:w="http://schemas.openxmlformats.org/wordprocessingml/2006/main" xmlns:w14="http://schemas.microsoft.com/office/word/2010/wordml" xmlns:w15="http://schemas.microsoft.com/office/word/2012/wordml" xmlns:w16="http://schemas.microsoft.com/office/word/2018/wordml" xmlns:w16cex="http://schemas.microsoft.com/office/word/2018/wordml/cex" xmlns:w16cid="http://schemas.microsoft.com/office/word/2016/wordml/cid" xmlns:w16du="http://schemas.microsoft.com/office/word/2023/wordml/word16du" xmlns:w16sdtdh="http://schemas.microsoft.com/office/word/2020/wordml/sdtdatahash" xmlns:w16se="http://schemas.microsoft.com/office/word/2015/wordml/symex" xmlns:wp14="http://schemas.microsoft.com/office/word/2010/wordprocessingDrawing" mc:Ignorable="w14 w15 w16se w16cid w16 w16cex w16sdtdh w16du wp14">
   <w:body>
-    <w:p ns2:paraId="0A632482" ns2:textId="61898F1E">
+    <w:p>
       <w:pPr>
         <w:tabs>
           <w:tab w:val="left" w:pos="1701"/>
@@ -14,7 +14,7 @@
           <w:color w:val="000000"/>
           <w:kern w:val="0"/>
           <w:lang w:eastAsia="es-PE"/>
-          <ns2:ligatures ns2:val="none"/>
+          <w14:ligatures w14:val="none"/>
         </w:rPr>
       </w:pPr>
       <w:bookmarkStart w:id="0" w:name="_Hlk80343540"/>
@@ -25,7 +25,7 @@
           <w:color w:val="000000"/>
           <w:kern w:val="0"/>
           <w:lang w:eastAsia="es-PE"/>
-          <ns2:ligatures ns2:val="none"/>
+          <w14:ligatures w14:val="none"/>
         </w:rPr>
         <w:t xml:space="preserve">EXPEDIENTE </w:t>
       </w:r>
@@ -36,7 +36,7 @@
           <w:color w:val="000000"/>
           <w:kern w:val="0"/>
           <w:lang w:eastAsia="es-PE"/>
-          <ns2:ligatures ns2:val="none"/>
+          <w14:ligatures w14:val="none"/>
         </w:rPr>
         <w:tab/>
         <w:t>:</w:t>
@@ -48,7 +48,7 @@
           <w:color w:val="000000"/>
           <w:kern w:val="0"/>
           <w:lang w:eastAsia="es-PE"/>
-          <ns2:ligatures ns2:val="none"/>
+          <w14:ligatures w14:val="none"/>
         </w:rPr>
         <w:tab/>
       </w:r>
@@ -59,7 +59,7 @@
           <w:color w:val="000000"/>
           <w:kern w:val="0"/>
           <w:lang w:eastAsia="es-PE"/>
-          <ns2:ligatures ns2:val="none"/>
+          <w14:ligatures w14:val="none"/>
         </w:rPr>
         <w:t>2806</w:t>
       </w:r>
@@ -72,12 +72,12 @@
           <w:kern w:val="0"/>
           <w:shd w:val="clear" w:color="auto" w:fill="FFFFFF"/>
           <w:lang w:eastAsia="es-PE"/>
-          <ns2:ligatures ns2:val="none"/>
+          <w14:ligatures w14:val="none"/>
         </w:rPr>
         <w:t>-2025/CC1</w:t>
       </w:r>
     </w:p>
-    <w:p ns2:paraId="187C3631" ns2:textId="4772D85C">
+    <w:p>
       <w:pPr>
         <w:tabs>
           <w:tab w:val="left" w:pos="1701"/>
@@ -92,100 +92,26 @@
           <w:color w:val="000000"/>
           <w:kern w:val="0"/>
           <w:lang w:eastAsia="es-PE"/>
-          <ns2:ligatures ns2:val="none"/>
-        </w:rPr>
-      </w:pPr>
-      <w:r>
-        <w:rPr>
-          <w:rFonts w:ascii="Arial Narrow" w:eastAsia="Arial Narrow" w:hAnsi="Arial Narrow" w:cs="Arial Narrow"/>
-          <w:b/>
-          <w:color w:val="000000"/>
-          <w:kern w:val="0"/>
-          <w:lang w:eastAsia="es-PE"/>
-          <ns2:ligatures ns2:val="none"/>
-        </w:rPr>
-        <w:t xml:space="preserve">DENUNCIANTE:[DENUNCIANTE] (SEÑORA [APELLIDO])</w:t>
-      </w:r>
-      <w:r>
-        <w:rPr>
-          <w:rFonts w:ascii="Arial Narrow" w:eastAsia="Arial Narrow" w:hAnsi="Arial Narrow" w:cs="Arial Narrow"/>
-          <w:b/>
-          <w:color w:val="000000"/>
-          <w:kern w:val="0"/>
-          <w:lang w:eastAsia="es-PE"/>
-          <ns2:ligatures ns2:val="none"/>
-        </w:rPr>
+          <w14:ligatures w14:val="none"/>
+        </w:rPr>
+      </w:pPr>
+      <w:r>
+        <w:rPr>
+          <w:rFonts w:ascii="Arial Narrow" w:eastAsia="Arial Narrow" w:hAnsi="Arial Narrow" w:cs="Arial Narrow"/>
+          <w:b/>
+          <w:color w:val="000000"/>
+          <w:kern w:val="0"/>
+          <w:lang w:eastAsia="es-PE"/>
+          <w14:ligatures w14:val="none"/>
+        </w:rPr>
+        <w:t>DENUNCIANTE</w:t>
         <w:tab/>
-        <w:t/>
-      </w:r>
-      <w:r>
-        <w:rPr>
-          <w:rFonts w:ascii="Arial Narrow" w:eastAsia="Arial Narrow" w:hAnsi="Arial Narrow" w:cs="Arial Narrow"/>
-          <w:b/>
-          <w:color w:val="000000"/>
-          <w:kern w:val="0"/>
-          <w:lang w:eastAsia="es-PE"/>
-          <ns2:ligatures ns2:val="none"/>
-        </w:rPr>
+        <w:t>:</w:t>
         <w:tab/>
-      </w:r>
-      <w:r>
-        <w:rPr>
-          <w:rFonts w:ascii="Arial Narrow" w:eastAsia="Arial Narrow" w:hAnsi="Arial Narrow" w:cs="Arial Narrow"/>
-          <w:b/>
-          <w:color w:val="000000"/>
-          <w:kern w:val="0"/>
-          <w:lang w:eastAsia="es-PE"/>
-          <ns2:ligatures ns2:val="none"/>
-        </w:rPr>
-        <w:t/>
-      </w:r>
-      <w:r>
-        <w:rPr>
-          <w:rFonts w:ascii="Arial Narrow" w:eastAsia="Arial Narrow" w:hAnsi="Arial Narrow" w:cs="Arial Narrow"/>
-          <w:b/>
-          <w:color w:val="000000"/>
-          <w:kern w:val="0"/>
-          <w:lang w:eastAsia="es-PE"/>
-          <ns2:ligatures ns2:val="none"/>
-        </w:rPr>
-        <w:t xml:space="preserve"/>
-      </w:r>
-      <w:r>
-        <w:rPr>
-          <w:rFonts w:ascii="Arial Narrow" w:eastAsia="Arial Narrow" w:hAnsi="Arial Narrow" w:cs="Arial Narrow"/>
-          <w:b/>
-          <w:color w:val="000000"/>
-          <w:kern w:val="0"/>
-          <w:lang w:eastAsia="es-PE"/>
-          <ns2:ligatures ns2:val="none"/>
-        </w:rPr>
-        <w:t/>
-      </w:r>
-      <w:r>
-        <w:rPr>
-          <w:rFonts w:ascii="Arial Narrow" w:eastAsia="Arial Narrow" w:hAnsi="Arial Narrow" w:cs="Arial Narrow"/>
-          <w:b/>
-          <w:color w:val="000000"/>
-          <w:kern w:val="0"/>
-          <w:lang w:eastAsia="es-PE"/>
-          <ns2:ligatures ns2:val="none"/>
-        </w:rPr>
-        <w:t/>
-      </w:r>
-      <w:r>
-        <w:rPr>
-          <w:rFonts w:ascii="Arial Narrow" w:eastAsia="Arial Narrow" w:hAnsi="Arial Narrow" w:cs="Arial Narrow"/>
-          <w:b/>
-          <w:color w:val="000000"/>
-          <w:kern w:val="0"/>
-          <w:lang w:eastAsia="es-PE"/>
-          <ns2:ligatures ns2:val="none"/>
-        </w:rPr>
-        <w:t/>
-      </w:r>
-    </w:p>
-    <w:p ns2:paraId="7037BAA8" ns2:textId="17D4D62E">
+        <w:t xml:space="preserve">[DENUNCIANTE] (SEÑORA [APELLIDO])</w:t>
+      </w:r>
+    </w:p>
+    <w:p>
       <w:pPr>
         <w:tabs>
           <w:tab w:val="left" w:pos="1701"/>
@@ -201,17 +127,17 @@
           <w:color w:val="000000"/>
           <w:kern w:val="0"/>
           <w:lang w:eastAsia="es-PE"/>
-          <ns2:ligatures ns2:val="none"/>
-        </w:rPr>
-      </w:pPr>
-      <w:r>
-        <w:rPr>
-          <w:rFonts w:ascii="Arial Narrow" w:eastAsia="Arial Narrow" w:hAnsi="Arial Narrow" w:cs="Arial Narrow"/>
-          <w:b/>
-          <w:color w:val="000000"/>
-          <w:kern w:val="0"/>
-          <w:lang w:eastAsia="es-PE"/>
-          <ns2:ligatures ns2:val="none"/>
+          <w14:ligatures w14:val="none"/>
+        </w:rPr>
+      </w:pPr>
+      <w:r>
+        <w:rPr>
+          <w:rFonts w:ascii="Arial Narrow" w:eastAsia="Arial Narrow" w:hAnsi="Arial Narrow" w:cs="Arial Narrow"/>
+          <w:b/>
+          <w:color w:val="000000"/>
+          <w:kern w:val="0"/>
+          <w:lang w:eastAsia="es-PE"/>
+          <w14:ligatures w14:val="none"/>
         </w:rPr>
         <w:t>DENUNCIADO</w:t>
       </w:r>
@@ -222,7 +148,7 @@
           <w:color w:val="000000"/>
           <w:kern w:val="0"/>
           <w:lang w:eastAsia="es-PE"/>
-          <ns2:ligatures ns2:val="none"/>
+          <w14:ligatures w14:val="none"/>
         </w:rPr>
         <w:t>S</w:t>
       </w:r>
@@ -233,7 +159,7 @@
           <w:color w:val="000000"/>
           <w:kern w:val="0"/>
           <w:lang w:eastAsia="es-PE"/>
-          <ns2:ligatures ns2:val="none"/>
+          <w14:ligatures w14:val="none"/>
         </w:rPr>
         <w:tab/>
         <w:t>:</w:t>
@@ -245,7 +171,7 @@
           <w:color w:val="000000"/>
           <w:kern w:val="0"/>
           <w:lang w:eastAsia="es-PE"/>
-          <ns2:ligatures ns2:val="none"/>
+          <w14:ligatures w14:val="none"/>
         </w:rPr>
         <w:tab/>
       </w:r>
@@ -256,7 +182,7 @@
           <w:color w:val="000000"/>
           <w:kern w:val="0"/>
           <w:lang w:eastAsia="es-PE"/>
-          <ns2:ligatures ns2:val="none"/>
+          <w14:ligatures w14:val="none"/>
         </w:rPr>
         <w:t>BANCO DE CRÉDITO DEL PERÚ S.A</w:t>
       </w:r>
@@ -267,7 +193,7 @@
           <w:color w:val="000000"/>
           <w:kern w:val="0"/>
           <w:lang w:eastAsia="es-PE"/>
-          <ns2:ligatures ns2:val="none"/>
+          <w14:ligatures w14:val="none"/>
         </w:rPr>
         <w:t xml:space="preserve">. </w:t>
       </w:r>
@@ -278,7 +204,7 @@
           <w:color w:val="000000"/>
           <w:kern w:val="0"/>
           <w:lang w:eastAsia="es-PE"/>
-          <ns2:ligatures ns2:val="none"/>
+          <w14:ligatures w14:val="none"/>
         </w:rPr>
         <w:t>(</w:t>
       </w:r>
@@ -289,7 +215,7 @@
           <w:color w:val="000000"/>
           <w:kern w:val="0"/>
           <w:lang w:eastAsia="es-PE"/>
-          <ns2:ligatures ns2:val="none"/>
+          <w14:ligatures w14:val="none"/>
         </w:rPr>
         <w:t>BCP</w:t>
       </w:r>
@@ -300,7 +226,7 @@
           <w:color w:val="000000"/>
           <w:kern w:val="0"/>
           <w:lang w:eastAsia="es-PE"/>
-          <ns2:ligatures ns2:val="none"/>
+          <w14:ligatures w14:val="none"/>
         </w:rPr>
         <w:t>)</w:t>
       </w:r>
@@ -311,12 +237,12 @@
           <w:color w:val="000000"/>
           <w:kern w:val="0"/>
           <w:lang w:eastAsia="es-PE"/>
-          <ns2:ligatures ns2:val="none"/>
+          <w14:ligatures w14:val="none"/>
         </w:rPr>
         <w:tab/>
       </w:r>
     </w:p>
-    <w:p ns2:paraId="7A8D6D8D" ns2:textId="290FE337">
+    <w:p>
       <w:pPr>
         <w:tabs>
           <w:tab w:val="left" w:pos="1701"/>
@@ -332,17 +258,17 @@
           <w:color w:val="000000"/>
           <w:kern w:val="0"/>
           <w:lang w:eastAsia="es-PE"/>
-          <ns2:ligatures ns2:val="none"/>
-        </w:rPr>
-      </w:pPr>
-      <w:r>
-        <w:rPr>
-          <w:rFonts w:ascii="Arial Narrow" w:eastAsia="Arial Narrow" w:hAnsi="Arial Narrow" w:cs="Arial Narrow"/>
-          <w:b/>
-          <w:color w:val="000000"/>
-          <w:kern w:val="0"/>
-          <w:lang w:eastAsia="es-PE"/>
-          <ns2:ligatures ns2:val="none"/>
+          <w14:ligatures w14:val="none"/>
+        </w:rPr>
+      </w:pPr>
+      <w:r>
+        <w:rPr>
+          <w:rFonts w:ascii="Arial Narrow" w:eastAsia="Arial Narrow" w:hAnsi="Arial Narrow" w:cs="Arial Narrow"/>
+          <w:b/>
+          <w:color w:val="000000"/>
+          <w:kern w:val="0"/>
+          <w:lang w:eastAsia="es-PE"/>
+          <w14:ligatures w14:val="none"/>
         </w:rPr>
         <w:tab/>
       </w:r>
@@ -353,7 +279,7 @@
           <w:color w:val="000000"/>
           <w:kern w:val="0"/>
           <w:lang w:eastAsia="es-PE"/>
-          <ns2:ligatures ns2:val="none"/>
+          <w14:ligatures w14:val="none"/>
         </w:rPr>
         <w:t>:</w:t>
       </w:r>
@@ -364,13 +290,13 @@
           <w:color w:val="000000"/>
           <w:kern w:val="0"/>
           <w:lang w:eastAsia="es-PE"/>
-          <ns2:ligatures ns2:val="none"/>
+          <w14:ligatures w14:val="none"/>
         </w:rPr>
         <w:tab/>
         <w:t>PACÍFICO COMPAÑÍA DE SEGUROS Y REASEGUROS S.A. (PACÍFICO)</w:t>
       </w:r>
     </w:p>
-    <w:p ns2:paraId="2500BC77" ns2:textId="77777777">
+    <w:p>
       <w:pPr>
         <w:tabs>
           <w:tab w:val="left" w:pos="1701"/>
@@ -385,17 +311,17 @@
           <w:color w:val="000000"/>
           <w:kern w:val="0"/>
           <w:lang w:eastAsia="es-PE"/>
-          <ns2:ligatures ns2:val="none"/>
-        </w:rPr>
-      </w:pPr>
-      <w:r>
-        <w:rPr>
-          <w:rFonts w:ascii="Arial Narrow" w:eastAsia="Arial Narrow" w:hAnsi="Arial Narrow" w:cs="Arial Narrow"/>
-          <w:b/>
-          <w:color w:val="000000"/>
-          <w:kern w:val="0"/>
-          <w:lang w:eastAsia="es-PE"/>
-          <ns2:ligatures ns2:val="none"/>
+          <w14:ligatures w14:val="none"/>
+        </w:rPr>
+      </w:pPr>
+      <w:r>
+        <w:rPr>
+          <w:rFonts w:ascii="Arial Narrow" w:eastAsia="Arial Narrow" w:hAnsi="Arial Narrow" w:cs="Arial Narrow"/>
+          <w:b/>
+          <w:color w:val="000000"/>
+          <w:kern w:val="0"/>
+          <w:lang w:eastAsia="es-PE"/>
+          <w14:ligatures w14:val="none"/>
         </w:rPr>
         <w:t>MATERIAS</w:t>
       </w:r>
@@ -406,7 +332,7 @@
           <w:color w:val="000000"/>
           <w:kern w:val="0"/>
           <w:lang w:eastAsia="es-PE"/>
-          <ns2:ligatures ns2:val="none"/>
+          <w14:ligatures w14:val="none"/>
         </w:rPr>
         <w:tab/>
         <w:t xml:space="preserve">: </w:t>
@@ -418,13 +344,13 @@
           <w:color w:val="000000"/>
           <w:kern w:val="0"/>
           <w:lang w:eastAsia="es-PE"/>
-          <ns2:ligatures ns2:val="none"/>
+          <w14:ligatures w14:val="none"/>
         </w:rPr>
         <w:tab/>
         <w:t>ADMISIÓN A TRÁMITE</w:t>
       </w:r>
     </w:p>
-    <w:p ns2:paraId="284AD768" ns2:textId="7828DE75">
+    <w:p>
       <w:pPr>
         <w:tabs>
           <w:tab w:val="left" w:pos="1701"/>
@@ -439,17 +365,17 @@
           <w:color w:val="000000"/>
           <w:kern w:val="0"/>
           <w:lang w:eastAsia="es-PE"/>
-          <ns2:ligatures ns2:val="none"/>
-        </w:rPr>
-      </w:pPr>
-      <w:r>
-        <w:rPr>
-          <w:rFonts w:ascii="Arial Narrow" w:eastAsia="Arial Narrow" w:hAnsi="Arial Narrow" w:cs="Arial Narrow"/>
-          <w:b/>
-          <w:color w:val="000000"/>
-          <w:kern w:val="0"/>
-          <w:lang w:eastAsia="es-PE"/>
-          <ns2:ligatures ns2:val="none"/>
+          <w14:ligatures w14:val="none"/>
+        </w:rPr>
+      </w:pPr>
+      <w:r>
+        <w:rPr>
+          <w:rFonts w:ascii="Arial Narrow" w:eastAsia="Arial Narrow" w:hAnsi="Arial Narrow" w:cs="Arial Narrow"/>
+          <w:b/>
+          <w:color w:val="000000"/>
+          <w:kern w:val="0"/>
+          <w:lang w:eastAsia="es-PE"/>
+          <w14:ligatures w14:val="none"/>
         </w:rPr>
         <w:t>REQUERIMIENTO DE INFORMACIÓN</w:t>
       </w:r>
@@ -460,12 +386,12 @@
           <w:color w:val="000000"/>
           <w:kern w:val="0"/>
           <w:lang w:eastAsia="es-PE"/>
-          <ns2:ligatures ns2:val="none"/>
+          <w14:ligatures w14:val="none"/>
         </w:rPr>
         <w:t xml:space="preserve"> </w:t>
       </w:r>
     </w:p>
-    <w:p ns2:paraId="5A3670C5" ns2:textId="471AA1B3">
+    <w:p>
       <w:pPr>
         <w:tabs>
           <w:tab w:val="left" w:pos="1701"/>
@@ -479,17 +405,17 @@
           <w:color w:val="000000"/>
           <w:kern w:val="0"/>
           <w:lang w:eastAsia="es-PE"/>
-          <ns2:ligatures ns2:val="none"/>
-        </w:rPr>
-      </w:pPr>
-      <w:r>
-        <w:rPr>
-          <w:rFonts w:ascii="Arial Narrow" w:eastAsia="Arial Narrow" w:hAnsi="Arial Narrow" w:cs="Arial Narrow"/>
-          <w:b/>
-          <w:color w:val="000000"/>
-          <w:kern w:val="0"/>
-          <w:lang w:eastAsia="es-PE"/>
-          <ns2:ligatures ns2:val="none"/>
+          <w14:ligatures w14:val="none"/>
+        </w:rPr>
+      </w:pPr>
+      <w:r>
+        <w:rPr>
+          <w:rFonts w:ascii="Arial Narrow" w:eastAsia="Arial Narrow" w:hAnsi="Arial Narrow" w:cs="Arial Narrow"/>
+          <w:b/>
+          <w:color w:val="000000"/>
+          <w:kern w:val="0"/>
+          <w:lang w:eastAsia="es-PE"/>
+          <w14:ligatures w14:val="none"/>
         </w:rPr>
         <w:t xml:space="preserve">RESOLUCIÓN </w:t>
       </w:r>
@@ -500,7 +426,7 @@
           <w:color w:val="000000"/>
           <w:kern w:val="0"/>
           <w:lang w:eastAsia="es-PE"/>
-          <ns2:ligatures ns2:val="none"/>
+          <w14:ligatures w14:val="none"/>
         </w:rPr>
         <w:tab/>
         <w:t>:</w:t>
@@ -512,7 +438,7 @@
           <w:color w:val="000000"/>
           <w:kern w:val="0"/>
           <w:lang w:eastAsia="es-PE"/>
-          <ns2:ligatures ns2:val="none"/>
+          <w14:ligatures w14:val="none"/>
         </w:rPr>
         <w:tab/>
       </w:r>
@@ -523,12 +449,12 @@
           <w:color w:val="000000"/>
           <w:kern w:val="0"/>
           <w:lang w:eastAsia="es-PE"/>
-          <ns2:ligatures ns2:val="none"/>
+          <w14:ligatures w14:val="none"/>
         </w:rPr>
         <w:t>1</w:t>
       </w:r>
     </w:p>
-    <w:p ns2:paraId="7591140C" ns2:textId="77777777">
+    <w:p>
       <w:pPr>
         <w:tabs>
           <w:tab w:val="left" w:pos="1014"/>
@@ -541,11 +467,11 @@
           <w:kern w:val="0"/>
           <w:shd w:val="clear" w:color="auto" w:fill="FFFFFF"/>
           <w:lang w:eastAsia="es-PE"/>
-          <ns2:ligatures ns2:val="none"/>
-        </w:rPr>
-      </w:pPr>
-    </w:p>
-    <w:p ns2:paraId="59BB126F" ns2:textId="0CF0163D">
+          <w14:ligatures w14:val="none"/>
+        </w:rPr>
+      </w:pPr>
+    </w:p>
+    <w:p>
       <w:pPr>
         <w:tabs>
           <w:tab w:val="left" w:pos="1014"/>
@@ -558,7 +484,7 @@
           <w:kern w:val="0"/>
           <w:shd w:val="clear" w:color="auto" w:fill="FFFFFF"/>
           <w:lang w:eastAsia="es-PE"/>
-          <ns2:ligatures ns2:val="none"/>
+          <w14:ligatures w14:val="none"/>
         </w:rPr>
       </w:pPr>
       <w:r>
@@ -568,7 +494,7 @@
           <w:kern w:val="0"/>
           <w:shd w:val="clear" w:color="auto" w:fill="FFFFFF"/>
           <w:lang w:eastAsia="es-PE"/>
-          <ns2:ligatures ns2:val="none"/>
+          <w14:ligatures w14:val="none"/>
         </w:rPr>
         <w:t xml:space="preserve">Lima, </w:t>
       </w:r>
@@ -579,7 +505,7 @@
           <w:kern w:val="0"/>
           <w:shd w:val="clear" w:color="auto" w:fill="FFFFFF"/>
           <w:lang w:eastAsia="es-PE"/>
-          <ns2:ligatures ns2:val="none"/>
+          <w14:ligatures w14:val="none"/>
         </w:rPr>
         <w:t xml:space="preserve">28 de noviembre de 2025</w:t>
       </w:r>
@@ -590,7 +516,7 @@
           <w:kern w:val="0"/>
           <w:shd w:val="clear" w:color="auto" w:fill="FFFFFF"/>
           <w:lang w:eastAsia="es-PE"/>
-          <ns2:ligatures ns2:val="none"/>
+          <w14:ligatures w14:val="none"/>
         </w:rPr>
         <w:t xml:space="preserve"/>
       </w:r>
@@ -601,12 +527,12 @@
           <w:kern w:val="0"/>
           <w:shd w:val="clear" w:color="auto" w:fill="FFFFFF"/>
           <w:lang w:eastAsia="es-PE"/>
-          <ns2:ligatures ns2:val="none"/>
+          <w14:ligatures w14:val="none"/>
         </w:rPr>
         <w:t xml:space="preserve"/>
       </w:r>
     </w:p>
-    <w:p ns2:paraId="78BF12C0" ns2:textId="77777777">
+    <w:p>
       <w:pPr>
         <w:tabs>
           <w:tab w:val="left" w:pos="1014"/>
@@ -618,11 +544,11 @@
           <w:color w:val="000000"/>
           <w:kern w:val="0"/>
           <w:lang w:eastAsia="es-PE"/>
-          <ns2:ligatures ns2:val="none"/>
-        </w:rPr>
-      </w:pPr>
-    </w:p>
-    <w:p ns2:paraId="553F3534" ns2:textId="77777777">
+          <w14:ligatures w14:val="none"/>
+        </w:rPr>
+      </w:pPr>
+    </w:p>
+    <w:p>
       <w:pPr>
         <w:numPr>
           <w:ilvl w:val="0"/>
@@ -636,22 +562,22 @@
           <w:color w:val="000000"/>
           <w:kern w:val="0"/>
           <w:lang w:eastAsia="es-PE"/>
-          <ns2:ligatures ns2:val="none"/>
-        </w:rPr>
-      </w:pPr>
-      <w:r>
-        <w:rPr>
-          <w:rFonts w:ascii="Arial Narrow" w:eastAsia="Arial Narrow" w:hAnsi="Arial Narrow" w:cs="Arial Narrow"/>
-          <w:b/>
-          <w:color w:val="000000"/>
-          <w:kern w:val="0"/>
-          <w:lang w:eastAsia="es-PE"/>
-          <ns2:ligatures ns2:val="none"/>
+          <w14:ligatures w14:val="none"/>
+        </w:rPr>
+      </w:pPr>
+      <w:r>
+        <w:rPr>
+          <w:rFonts w:ascii="Arial Narrow" w:eastAsia="Arial Narrow" w:hAnsi="Arial Narrow" w:cs="Arial Narrow"/>
+          <w:b/>
+          <w:color w:val="000000"/>
+          <w:kern w:val="0"/>
+          <w:lang w:eastAsia="es-PE"/>
+          <w14:ligatures w14:val="none"/>
         </w:rPr>
         <w:t xml:space="preserve">HECHOS </w:t>
       </w:r>
     </w:p>
-    <w:p ns2:paraId="74E8E3A1" ns2:textId="77777777">
+    <w:p>
       <w:pPr>
         <w:spacing w:after="0" w:line="240" w:lineRule="auto"/>
         <w:jc w:val="both"/>
@@ -660,11 +586,11 @@
           <w:color w:val="000000"/>
           <w:kern w:val="0"/>
           <w:lang w:eastAsia="es-PE"/>
-          <ns2:ligatures ns2:val="none"/>
-        </w:rPr>
-      </w:pPr>
-    </w:p>
-    <w:p ns2:paraId="25718C3B" ns2:textId="768E11FA">
+          <w14:ligatures w14:val="none"/>
+        </w:rPr>
+      </w:pPr>
+    </w:p>
+    <w:p>
       <w:pPr>
         <w:numPr>
           <w:ilvl w:val="1"/>
@@ -678,16 +604,16 @@
           <w:color w:val="000000"/>
           <w:kern w:val="0"/>
           <w:lang w:val="es-ES" w:eastAsia="es-ES"/>
-          <ns2:ligatures ns2:val="none"/>
-        </w:rPr>
-      </w:pPr>
-      <w:r>
-        <w:rPr>
-          <w:rFonts w:ascii="Arial Narrow" w:eastAsia="Times New Roman" w:hAnsi="Arial Narrow" w:cs="Arial"/>
-          <w:color w:val="000000"/>
-          <w:kern w:val="0"/>
-          <w:lang w:val="es-ES" w:eastAsia="es-ES"/>
-          <ns2:ligatures ns2:val="none"/>
+          <w14:ligatures w14:val="none"/>
+        </w:rPr>
+      </w:pPr>
+      <w:r>
+        <w:rPr>
+          <w:rFonts w:ascii="Arial Narrow" w:eastAsia="Times New Roman" w:hAnsi="Arial Narrow" w:cs="Arial"/>
+          <w:color w:val="000000"/>
+          <w:kern w:val="0"/>
+          <w:lang w:val="es-ES" w:eastAsia="es-ES"/>
+          <w14:ligatures w14:val="none"/>
         </w:rPr>
         <w:t xml:space="preserve">Mediante el escrito del 15 de octubre de 2025, la señora [APELLIDO] denunció al BCP y a Pacífico por presuntas infracciones a la Ley 29571, Código de Protección y Defensa del Consumidor (en adelante, Código), señalando lo siguiente:</w:t>
       </w:r>
@@ -697,7 +623,7 @@
           <w:color w:val="000000"/>
           <w:kern w:val="0"/>
           <w:lang w:val="es-ES" w:eastAsia="es-ES"/>
-          <ns2:ligatures ns2:val="none"/>
+          <w14:ligatures w14:val="none"/>
         </w:rPr>
         <w:t xml:space="preserve"/>
       </w:r>
@@ -707,7 +633,7 @@
           <w:color w:val="000000"/>
           <w:kern w:val="0"/>
           <w:lang w:val="es-ES" w:eastAsia="es-ES"/>
-          <ns2:ligatures ns2:val="none"/>
+          <w14:ligatures w14:val="none"/>
         </w:rPr>
         <w:t xml:space="preserve"/>
       </w:r>
@@ -717,7 +643,7 @@
           <w:color w:val="000000"/>
           <w:kern w:val="0"/>
           <w:lang w:val="es-ES" w:eastAsia="es-ES"/>
-          <ns2:ligatures ns2:val="none"/>
+          <w14:ligatures w14:val="none"/>
         </w:rPr>
         <w:t/>
       </w:r>
@@ -727,7 +653,7 @@
           <w:color w:val="000000"/>
           <w:kern w:val="0"/>
           <w:lang w:val="es-ES" w:eastAsia="es-ES"/>
-          <ns2:ligatures ns2:val="none"/>
+          <w14:ligatures w14:val="none"/>
         </w:rPr>
         <w:t/>
       </w:r>
@@ -737,7 +663,7 @@
           <w:color w:val="000000"/>
           <w:kern w:val="0"/>
           <w:lang w:val="es-ES" w:eastAsia="es-ES"/>
-          <ns2:ligatures ns2:val="none"/>
+          <w14:ligatures w14:val="none"/>
         </w:rPr>
         <w:t xml:space="preserve"/>
       </w:r>
@@ -747,7 +673,7 @@
           <w:color w:val="000000"/>
           <w:kern w:val="0"/>
           <w:lang w:val="es-ES" w:eastAsia="es-ES"/>
-          <ns2:ligatures ns2:val="none"/>
+          <w14:ligatures w14:val="none"/>
         </w:rPr>
         <w:t/>
       </w:r>
@@ -758,7 +684,7 @@
           <w:color w:val="000000"/>
           <w:kern w:val="0"/>
           <w:lang w:val="es-ES" w:eastAsia="es-ES"/>
-          <ns2:ligatures ns2:val="none"/>
+          <w14:ligatures w14:val="none"/>
           <w:vertAlign w:val="superscript"/>
         </w:rPr>
         <w:footnoteReference w:id="1"/>
@@ -769,7 +695,7 @@
           <w:color w:val="000000"/>
           <w:kern w:val="0"/>
           <w:lang w:val="es-ES" w:eastAsia="es-ES"/>
-          <ns2:ligatures ns2:val="none"/>
+          <w14:ligatures w14:val="none"/>
         </w:rPr>
         <w:t xml:space="preserve"/>
       </w:r>
@@ -779,7 +705,7 @@
           <w:color w:val="000000"/>
           <w:kern w:val="0"/>
           <w:lang w:val="es-ES" w:eastAsia="es-ES"/>
-          <ns2:ligatures ns2:val="none"/>
+          <w14:ligatures w14:val="none"/>
         </w:rPr>
         <w:t/>
       </w:r>
@@ -787,7 +713,7 @@
         <w:rPr>
           <w:rFonts w:ascii="Arial Narrow" w:eastAsia="Calibri" w:hAnsi="Arial Narrow" w:cs="Arial"/>
           <w:kern w:val="0"/>
-          <ns2:ligatures ns2:val="none"/>
+          <w14:ligatures w14:val="none"/>
         </w:rPr>
         <w:t xml:space="preserve"/>
       </w:r>
@@ -795,7 +721,7 @@
         <w:rPr>
           <w:rFonts w:ascii="Arial Narrow" w:eastAsia="Calibri" w:hAnsi="Arial Narrow" w:cs="Arial"/>
           <w:kern w:val="0"/>
-          <ns2:ligatures ns2:val="none"/>
+          <w14:ligatures w14:val="none"/>
         </w:rPr>
         <w:t/>
       </w:r>
@@ -805,7 +731,7 @@
           <w:color w:val="000000"/>
           <w:kern w:val="0"/>
           <w:lang w:val="es-ES" w:eastAsia="es-ES"/>
-          <ns2:ligatures ns2:val="none"/>
+          <w14:ligatures w14:val="none"/>
         </w:rPr>
         <w:t/>
       </w:r>
@@ -815,7 +741,7 @@
           <w:color w:val="000000"/>
           <w:kern w:val="0"/>
           <w:lang w:val="es-ES" w:eastAsia="es-ES"/>
-          <ns2:ligatures ns2:val="none"/>
+          <w14:ligatures w14:val="none"/>
         </w:rPr>
         <w:t/>
       </w:r>
@@ -825,7 +751,7 @@
           <w:color w:val="000000"/>
           <w:kern w:val="0"/>
           <w:lang w:val="es-ES" w:eastAsia="es-ES"/>
-          <ns2:ligatures ns2:val="none"/>
+          <w14:ligatures w14:val="none"/>
         </w:rPr>
         <w:t xml:space="preserve"/>
       </w:r>
@@ -835,7 +761,7 @@
           <w:color w:val="000000"/>
           <w:kern w:val="0"/>
           <w:lang w:val="es-ES" w:eastAsia="es-ES"/>
-          <ns2:ligatures ns2:val="none"/>
+          <w14:ligatures w14:val="none"/>
         </w:rPr>
         <w:t/>
       </w:r>
@@ -847,7 +773,7 @@
           <w:kern w:val="0"/>
           <w:vertAlign w:val="superscript"/>
           <w:lang w:val="es-ES" w:eastAsia="es-ES"/>
-          <ns2:ligatures ns2:val="none"/>
+          <w14:ligatures w14:val="none"/>
         </w:rPr>
         <w:footnoteReference w:id="2"/>
       </w:r>
@@ -857,7 +783,7 @@
           <w:color w:val="000000"/>
           <w:kern w:val="0"/>
           <w:lang w:val="es-ES" w:eastAsia="es-ES"/>
-          <ns2:ligatures ns2:val="none"/>
+          <w14:ligatures w14:val="none"/>
         </w:rPr>
         <w:t xml:space="preserve"/>
       </w:r>
@@ -868,12 +794,12 @@
           <w:color w:val="000000"/>
           <w:kern w:val="0"/>
           <w:lang w:val="es-ES" w:eastAsia="es-ES"/>
-          <ns2:ligatures ns2:val="none"/>
+          <w14:ligatures w14:val="none"/>
         </w:rPr>
         <w:t/>
       </w:r>
     </w:p>
-    <w:p ns2:paraId="42CB217E" ns2:textId="77777777">
+    <w:p>
       <w:pPr>
         <w:spacing w:after="0" w:line="240" w:lineRule="auto"/>
         <w:jc w:val="both"/>
@@ -882,11 +808,11 @@
           <w:color w:val="000000"/>
           <w:kern w:val="0"/>
           <w:lang w:eastAsia="es-ES"/>
-          <ns2:ligatures ns2:val="none"/>
-        </w:rPr>
-      </w:pPr>
-    </w:p>
-    <w:p ns2:paraId="1C48C736" ns2:textId="2E4BB499">
+          <w14:ligatures w14:val="none"/>
+        </w:rPr>
+      </w:pPr>
+    </w:p>
+    <w:p>
       <w:pPr>
         <w:pStyle w:val="Prrafodelista"/>
         <w:numPr>
@@ -905,7 +831,7 @@
           <w:color w:val="000000"/>
           <w:kern w:val="0"/>
           <w:lang w:val="es-ES" w:eastAsia="es-ES"/>
-          <ns2:ligatures ns2:val="none"/>
+          <w14:ligatures w14:val="none"/>
         </w:rPr>
       </w:pPr>
       <w:r>
@@ -914,7 +840,7 @@
           <w:color w:val="000000"/>
           <w:kern w:val="0"/>
           <w:lang w:eastAsia="es-ES"/>
-          <ns2:ligatures ns2:val="none"/>
+          <w14:ligatures w14:val="none"/>
         </w:rPr>
         <w:t>El día 27 de mayo de 2021</w:t>
       </w:r>
@@ -924,7 +850,7 @@
           <w:color w:val="000000"/>
           <w:kern w:val="0"/>
           <w:lang w:eastAsia="es-ES"/>
-          <ns2:ligatures ns2:val="none"/>
+          <w14:ligatures w14:val="none"/>
         </w:rPr>
         <w:t>,</w:t>
       </w:r>
@@ -934,7 +860,7 @@
           <w:color w:val="000000"/>
           <w:kern w:val="0"/>
           <w:lang w:eastAsia="es-ES"/>
-          <ns2:ligatures ns2:val="none"/>
+          <w14:ligatures w14:val="none"/>
         </w:rPr>
         <w:t xml:space="preserve"> adquirió </w:t>
       </w:r>
@@ -944,7 +870,7 @@
           <w:color w:val="000000"/>
           <w:kern w:val="0"/>
           <w:lang w:eastAsia="es-ES"/>
-          <ns2:ligatures ns2:val="none"/>
+          <w14:ligatures w14:val="none"/>
         </w:rPr>
         <w:t xml:space="preserve">a través del BCP </w:t>
       </w:r>
@@ -954,7 +880,7 @@
           <w:color w:val="000000"/>
           <w:kern w:val="0"/>
           <w:lang w:eastAsia="es-ES"/>
-          <ns2:ligatures ns2:val="none"/>
+          <w14:ligatures w14:val="none"/>
         </w:rPr>
         <w:t xml:space="preserve">un </w:t>
       </w:r>
@@ -964,7 +890,7 @@
           <w:color w:val="000000"/>
           <w:kern w:val="0"/>
           <w:lang w:eastAsia="es-ES"/>
-          <ns2:ligatures ns2:val="none"/>
+          <w14:ligatures w14:val="none"/>
         </w:rPr>
         <w:t>seguro de vida con devolución plus</w:t>
       </w:r>
@@ -974,7 +900,7 @@
           <w:color w:val="000000"/>
           <w:kern w:val="0"/>
           <w:lang w:eastAsia="es-ES"/>
-          <ns2:ligatures ns2:val="none"/>
+          <w14:ligatures w14:val="none"/>
         </w:rPr>
         <w:t xml:space="preserve"> asociada a la Póliza </w:t>
       </w:r>
@@ -985,7 +911,7 @@
           <w:color w:val="000000"/>
           <w:kern w:val="0"/>
           <w:lang w:eastAsia="es-ES"/>
-          <ns2:ligatures ns2:val="none"/>
+          <w14:ligatures w14:val="none"/>
         </w:rPr>
         <w:t/>
       </w:r>
@@ -996,7 +922,7 @@
           <w:color w:val="000000"/>
           <w:kern w:val="0"/>
           <w:lang w:eastAsia="es-ES"/>
-          <ns2:ligatures ns2:val="none"/>
+          <w14:ligatures w14:val="none"/>
         </w:rPr>
         <w:t xml:space="preserve"> 2000154214</w:t>
       </w:r>
@@ -1006,12 +932,12 @@
           <w:color w:val="000000"/>
           <w:kern w:val="0"/>
           <w:lang w:eastAsia="es-ES"/>
-          <ns2:ligatures ns2:val="none"/>
+          <w14:ligatures w14:val="none"/>
         </w:rPr>
         <w:t xml:space="preserve"> (cobertura de S/ 100 000,00 o devolución del 120% de primas a los 12 años), acordando el pago de una prima mensual de S/ 150.00.</w:t>
       </w:r>
     </w:p>
-    <w:p ns2:paraId="5C4713B7" ns2:textId="77777777">
+    <w:p>
       <w:pPr>
         <w:pStyle w:val="Prrafodelista"/>
         <w:spacing w:after="0" w:line="240" w:lineRule="auto"/>
@@ -1022,11 +948,11 @@
           <w:color w:val="000000"/>
           <w:kern w:val="0"/>
           <w:lang w:val="es-ES" w:eastAsia="es-ES"/>
-          <ns2:ligatures ns2:val="none"/>
-        </w:rPr>
-      </w:pPr>
-    </w:p>
-    <w:p ns2:paraId="2F7362C7" ns2:textId="77777777">
+          <w14:ligatures w14:val="none"/>
+        </w:rPr>
+      </w:pPr>
+    </w:p>
+    <w:p>
       <w:pPr>
         <w:pStyle w:val="Prrafodelista"/>
         <w:numPr>
@@ -1045,7 +971,7 @@
           <w:color w:val="000000"/>
           <w:kern w:val="0"/>
           <w:lang w:val="es-ES" w:eastAsia="es-ES"/>
-          <ns2:ligatures ns2:val="none"/>
+          <w14:ligatures w14:val="none"/>
         </w:rPr>
       </w:pPr>
       <w:r>
@@ -1054,7 +980,7 @@
           <w:color w:val="000000"/>
           <w:kern w:val="0"/>
           <w:lang w:eastAsia="es-ES"/>
-          <ns2:ligatures ns2:val="none"/>
+          <w14:ligatures w14:val="none"/>
         </w:rPr>
         <w:t xml:space="preserve">El 13 de junio de 2025, </w:t>
       </w:r>
@@ -1064,7 +990,7 @@
           <w:color w:val="000000"/>
           <w:kern w:val="0"/>
           <w:lang w:eastAsia="es-ES"/>
-          <ns2:ligatures ns2:val="none"/>
+          <w14:ligatures w14:val="none"/>
         </w:rPr>
         <w:t xml:space="preserve">luego de evidenciar algunas inconsistencias, presentó el Reclamo </w:t>
       </w:r>
@@ -1075,7 +1001,7 @@
           <w:color w:val="000000"/>
           <w:kern w:val="0"/>
           <w:lang w:eastAsia="es-ES"/>
-          <ns2:ligatures ns2:val="none"/>
+          <w14:ligatures w14:val="none"/>
         </w:rPr>
         <w:t/>
       </w:r>
@@ -1086,7 +1012,7 @@
           <w:color w:val="000000"/>
           <w:kern w:val="0"/>
           <w:lang w:eastAsia="es-ES"/>
-          <ns2:ligatures ns2:val="none"/>
+          <w14:ligatures w14:val="none"/>
         </w:rPr>
         <w:t xml:space="preserve"> C41535030 ante el BCP, dejando constancia de la falta de cobro de las primas de abril y mayo de 2025, atribuyendo la responsabilidad a defectos en el sistema de débitos automáticos del banco.</w:t>
       </w:r>
@@ -1096,12 +1022,12 @@
           <w:color w:val="000000"/>
           <w:kern w:val="0"/>
           <w:lang w:eastAsia="es-ES"/>
-          <ns2:ligatures ns2:val="none"/>
+          <w14:ligatures w14:val="none"/>
         </w:rPr>
         <w:t xml:space="preserve"> </w:t>
       </w:r>
     </w:p>
-    <w:p ns2:paraId="78A12B61" ns2:textId="77777777">
+    <w:p>
       <w:pPr>
         <w:pStyle w:val="Prrafodelista"/>
         <w:rPr>
@@ -1109,11 +1035,11 @@
           <w:color w:val="000000"/>
           <w:kern w:val="0"/>
           <w:lang w:eastAsia="es-ES"/>
-          <ns2:ligatures ns2:val="none"/>
-        </w:rPr>
-      </w:pPr>
-    </w:p>
-    <w:p ns2:paraId="626B5BFC" ns2:textId="24A6D62E">
+          <w14:ligatures w14:val="none"/>
+        </w:rPr>
+      </w:pPr>
+    </w:p>
+    <w:p>
       <w:pPr>
         <w:pStyle w:val="Prrafodelista"/>
         <w:numPr>
@@ -1132,7 +1058,7 @@
           <w:color w:val="000000"/>
           <w:kern w:val="0"/>
           <w:lang w:val="es-ES" w:eastAsia="es-ES"/>
-          <ns2:ligatures ns2:val="none"/>
+          <w14:ligatures w14:val="none"/>
         </w:rPr>
       </w:pPr>
       <w:r>
@@ -1141,12 +1067,12 @@
           <w:color w:val="000000"/>
           <w:kern w:val="0"/>
           <w:lang w:eastAsia="es-ES"/>
-          <ns2:ligatures ns2:val="none"/>
+          <w14:ligatures w14:val="none"/>
         </w:rPr>
         <w:t>Al consultar a Pacífico Seguros sobre el cobro de las primas, la entidad indicó que su sistema sí registraba los cobros, lo cual contradecía la información del BCP.</w:t>
       </w:r>
     </w:p>
-    <w:p ns2:paraId="74F59211" ns2:textId="77777777">
+    <w:p>
       <w:pPr>
         <w:pStyle w:val="Prrafodelista"/>
         <w:rPr>
@@ -1154,11 +1080,11 @@
           <w:color w:val="000000"/>
           <w:kern w:val="0"/>
           <w:lang w:val="es-ES" w:eastAsia="es-ES"/>
-          <ns2:ligatures ns2:val="none"/>
-        </w:rPr>
-      </w:pPr>
-    </w:p>
-    <w:p ns2:paraId="75E091B7" ns2:textId="206735CC">
+          <w14:ligatures w14:val="none"/>
+        </w:rPr>
+      </w:pPr>
+    </w:p>
+    <w:p>
       <w:pPr>
         <w:pStyle w:val="Prrafodelista"/>
         <w:numPr>
@@ -1177,7 +1103,7 @@
           <w:color w:val="000000"/>
           <w:kern w:val="0"/>
           <w:lang w:val="es-ES" w:eastAsia="es-ES"/>
-          <ns2:ligatures ns2:val="none"/>
+          <w14:ligatures w14:val="none"/>
         </w:rPr>
       </w:pPr>
       <w:r>
@@ -1186,7 +1112,7 @@
           <w:color w:val="000000"/>
           <w:kern w:val="0"/>
           <w:lang w:eastAsia="es-ES"/>
-          <ns2:ligatures ns2:val="none"/>
+          <w14:ligatures w14:val="none"/>
         </w:rPr>
         <w:t>Luego de revisar el extracto de pagos y detectar nuevas inconsistencias con los débitos del BCP, un representante de Pacífico Seguros informó que la póliza había sido emitida en diciembre de 2023 y no en mayo de 2021, fecha de celebración del contrato</w:t>
       </w:r>
@@ -1196,7 +1122,7 @@
           <w:color w:val="000000"/>
           <w:kern w:val="0"/>
           <w:lang w:eastAsia="es-ES"/>
-          <ns2:ligatures ns2:val="none"/>
+          <w14:ligatures w14:val="none"/>
         </w:rPr>
         <w:t xml:space="preserve"> de seguro de vida con devolución plus asociada a la Póliza </w:t>
       </w:r>
@@ -1207,7 +1133,7 @@
           <w:color w:val="000000"/>
           <w:kern w:val="0"/>
           <w:lang w:eastAsia="es-ES"/>
-          <ns2:ligatures ns2:val="none"/>
+          <w14:ligatures w14:val="none"/>
         </w:rPr>
         <w:t/>
       </w:r>
@@ -1218,12 +1144,12 @@
           <w:color w:val="000000"/>
           <w:kern w:val="0"/>
           <w:lang w:eastAsia="es-ES"/>
-          <ns2:ligatures ns2:val="none"/>
+          <w14:ligatures w14:val="none"/>
         </w:rPr>
         <w:t xml:space="preserve"> 2000154214.</w:t>
       </w:r>
     </w:p>
-    <w:p ns2:paraId="43430048" ns2:textId="77777777">
+    <w:p>
       <w:pPr>
         <w:pStyle w:val="Prrafodelista"/>
         <w:rPr>
@@ -1231,11 +1157,11 @@
           <w:color w:val="000000"/>
           <w:kern w:val="0"/>
           <w:lang w:eastAsia="es-ES"/>
-          <ns2:ligatures ns2:val="none"/>
-        </w:rPr>
-      </w:pPr>
-    </w:p>
-    <w:p ns2:paraId="2F9822D8" ns2:textId="2A6EC0A0">
+          <w14:ligatures w14:val="none"/>
+        </w:rPr>
+      </w:pPr>
+    </w:p>
+    <w:p>
       <w:pPr>
         <w:pStyle w:val="Prrafodelista"/>
         <w:numPr>
@@ -1254,7 +1180,7 @@
           <w:color w:val="000000"/>
           <w:kern w:val="0"/>
           <w:lang w:val="es-ES" w:eastAsia="es-ES"/>
-          <ns2:ligatures ns2:val="none"/>
+          <w14:ligatures w14:val="none"/>
         </w:rPr>
       </w:pPr>
       <w:r>
@@ -1263,12 +1189,12 @@
           <w:color w:val="000000"/>
           <w:kern w:val="0"/>
           <w:lang w:eastAsia="es-ES"/>
-          <ns2:ligatures ns2:val="none"/>
+          <w14:ligatures w14:val="none"/>
         </w:rPr>
         <w:t xml:space="preserve">La señora [APELLIDO] gestionó ante el BCP la regularización, solicitando el extracto de débitos y copia del contrato. No obstante, un representante del BCP señaló que la fecha de contratación regía desde mayo de 2021, lo cual contrastaba con la información de Pacífico.</w:t>
       </w:r>
     </w:p>
-    <w:p ns2:paraId="74B7833C" ns2:textId="77777777">
+    <w:p>
       <w:pPr>
         <w:pStyle w:val="Prrafodelista"/>
         <w:rPr>
@@ -1276,11 +1202,11 @@
           <w:color w:val="000000"/>
           <w:kern w:val="0"/>
           <w:lang w:eastAsia="es-ES"/>
-          <ns2:ligatures ns2:val="none"/>
-        </w:rPr>
-      </w:pPr>
-    </w:p>
-    <w:p ns2:paraId="50EE9CED" ns2:textId="0EE94233">
+          <w14:ligatures w14:val="none"/>
+        </w:rPr>
+      </w:pPr>
+    </w:p>
+    <w:p>
       <w:pPr>
         <w:pStyle w:val="Prrafodelista"/>
         <w:numPr>
@@ -1299,7 +1225,7 @@
           <w:color w:val="000000"/>
           <w:kern w:val="0"/>
           <w:lang w:val="es-ES" w:eastAsia="es-ES"/>
-          <ns2:ligatures ns2:val="none"/>
+          <w14:ligatures w14:val="none"/>
         </w:rPr>
       </w:pPr>
       <w:r>
@@ -1308,7 +1234,7 @@
           <w:color w:val="000000"/>
           <w:kern w:val="0"/>
           <w:lang w:eastAsia="es-ES"/>
-          <ns2:ligatures ns2:val="none"/>
+          <w14:ligatures w14:val="none"/>
         </w:rPr>
         <w:t xml:space="preserve">El 23 de junio de 2025, </w:t>
       </w:r>
@@ -1318,12 +1244,12 @@
           <w:color w:val="000000"/>
           <w:kern w:val="0"/>
           <w:lang w:eastAsia="es-ES"/>
-          <ns2:ligatures ns2:val="none"/>
+          <w14:ligatures w14:val="none"/>
         </w:rPr>
         <w:t>en respuesta al reclamo, el BCP se limitó a indicar que actuaba solo como intermediario, que el pago de las primas era por cobranza directa (no débito automático) y que la titular debía actualizar sus datos.</w:t>
       </w:r>
     </w:p>
-    <w:p ns2:paraId="646E4917" ns2:textId="77777777">
+    <w:p>
       <w:pPr>
         <w:pStyle w:val="Prrafodelista"/>
         <w:rPr>
@@ -1331,11 +1257,11 @@
           <w:color w:val="000000"/>
           <w:kern w:val="0"/>
           <w:lang w:val="es-ES" w:eastAsia="es-ES"/>
-          <ns2:ligatures ns2:val="none"/>
-        </w:rPr>
-      </w:pPr>
-    </w:p>
-    <w:p ns2:paraId="47C21F35" ns2:textId="5089F711">
+          <w14:ligatures w14:val="none"/>
+        </w:rPr>
+      </w:pPr>
+    </w:p>
+    <w:p>
       <w:pPr>
         <w:pStyle w:val="Prrafodelista"/>
         <w:numPr>
@@ -1354,16 +1280,16 @@
           <w:color w:val="000000"/>
           <w:kern w:val="0"/>
           <w:lang w:val="es-ES" w:eastAsia="es-ES"/>
-          <ns2:ligatures ns2:val="none"/>
-        </w:rPr>
-      </w:pPr>
-      <w:r>
-        <w:rPr>
-          <w:rFonts w:ascii="Arial Narrow" w:eastAsia="Times New Roman" w:hAnsi="Arial Narrow" w:cs="Arial"/>
-          <w:color w:val="000000"/>
-          <w:kern w:val="0"/>
-          <w:lang w:val="es-ES" w:eastAsia="es-ES"/>
-          <ns2:ligatures ns2:val="none"/>
+          <w14:ligatures w14:val="none"/>
+        </w:rPr>
+      </w:pPr>
+      <w:r>
+        <w:rPr>
+          <w:rFonts w:ascii="Arial Narrow" w:eastAsia="Times New Roman" w:hAnsi="Arial Narrow" w:cs="Arial"/>
+          <w:color w:val="000000"/>
+          <w:kern w:val="0"/>
+          <w:lang w:val="es-ES" w:eastAsia="es-ES"/>
+          <w14:ligatures w14:val="none"/>
         </w:rPr>
         <w:t xml:space="preserve">El 27 de junio de 2025</w:t>
       </w:r>
@@ -1373,7 +1299,7 @@
           <w:color w:val="000000"/>
           <w:kern w:val="0"/>
           <w:lang w:val="es-ES" w:eastAsia="es-ES"/>
-          <ns2:ligatures ns2:val="none"/>
+          <w14:ligatures w14:val="none"/>
         </w:rPr>
         <w:t xml:space="preserve">, </w:t>
       </w:r>
@@ -1383,12 +1309,12 @@
           <w:color w:val="000000"/>
           <w:kern w:val="0"/>
           <w:lang w:eastAsia="es-ES"/>
-          <ns2:ligatures ns2:val="none"/>
+          <w14:ligatures w14:val="none"/>
         </w:rPr>
         <w:t xml:space="preserve">presentó dos reclamos adicionales, manifestando su desacuerdo con el BCP, precisando los términos contractuales y solicitando la devolución total de los montos abonados más un 20% de interés como compensación. </w:t>
       </w:r>
     </w:p>
-    <w:p ns2:paraId="7D340B8B" ns2:textId="77777777">
+    <w:p>
       <w:pPr>
         <w:pStyle w:val="Prrafodelista"/>
         <w:rPr>
@@ -1396,11 +1322,11 @@
           <w:color w:val="000000"/>
           <w:kern w:val="0"/>
           <w:lang w:eastAsia="es-ES"/>
-          <ns2:ligatures ns2:val="none"/>
-        </w:rPr>
-      </w:pPr>
-    </w:p>
-    <w:p ns2:paraId="1283F2E0" ns2:textId="05451EFA">
+          <w14:ligatures w14:val="none"/>
+        </w:rPr>
+      </w:pPr>
+    </w:p>
+    <w:p>
       <w:pPr>
         <w:pStyle w:val="Prrafodelista"/>
         <w:numPr>
@@ -1419,7 +1345,7 @@
           <w:color w:val="000000"/>
           <w:kern w:val="0"/>
           <w:lang w:val="es-ES" w:eastAsia="es-ES"/>
-          <ns2:ligatures ns2:val="none"/>
+          <w14:ligatures w14:val="none"/>
         </w:rPr>
       </w:pPr>
       <w:r>
@@ -1428,13 +1354,13 @@
           <w:color w:val="000000"/>
           <w:kern w:val="0"/>
           <w:lang w:eastAsia="es-ES"/>
-          <ns2:ligatures ns2:val="none"/>
+          <w14:ligatures w14:val="none"/>
         </w:rPr>
         <w:lastRenderedPageBreak/>
         <w:t>Se habría verificado que el BCP efectuó 48 cargos mensuales por un seguro cuya póliza, emitida con vigencia 01/12/2023, no correspondía a la fecha de inicio de los pagos (27/05/2021), lo que resultó en la ausencia de cobertura durante treinta (30) meses.</w:t>
       </w:r>
     </w:p>
-    <w:p ns2:paraId="742106E4" ns2:textId="77777777">
+    <w:p>
       <w:pPr>
         <w:pStyle w:val="Prrafodelista"/>
         <w:rPr>
@@ -1442,11 +1368,11 @@
           <w:color w:val="000000"/>
           <w:kern w:val="0"/>
           <w:lang w:val="es-ES" w:eastAsia="es-ES"/>
-          <ns2:ligatures ns2:val="none"/>
-        </w:rPr>
-      </w:pPr>
-    </w:p>
-    <w:p ns2:paraId="3B1E1CBC" ns2:textId="29D3E193">
+          <w14:ligatures w14:val="none"/>
+        </w:rPr>
+      </w:pPr>
+    </w:p>
+    <w:p>
       <w:pPr>
         <w:pStyle w:val="Prrafodelista"/>
         <w:numPr>
@@ -1465,16 +1391,16 @@
           <w:color w:val="000000"/>
           <w:kern w:val="0"/>
           <w:lang w:val="es-ES" w:eastAsia="es-ES"/>
-          <ns2:ligatures ns2:val="none"/>
-        </w:rPr>
-      </w:pPr>
-      <w:r>
-        <w:rPr>
-          <w:rFonts w:ascii="Arial Narrow" w:eastAsia="Times New Roman" w:hAnsi="Arial Narrow" w:cs="Arial"/>
-          <w:color w:val="000000"/>
-          <w:kern w:val="0"/>
-          <w:lang w:val="es-ES" w:eastAsia="es-ES"/>
-          <ns2:ligatures ns2:val="none"/>
+          <w14:ligatures w14:val="none"/>
+        </w:rPr>
+      </w:pPr>
+      <w:r>
+        <w:rPr>
+          <w:rFonts w:ascii="Arial Narrow" w:eastAsia="Times New Roman" w:hAnsi="Arial Narrow" w:cs="Arial"/>
+          <w:color w:val="000000"/>
+          <w:kern w:val="0"/>
+          <w:lang w:val="es-ES" w:eastAsia="es-ES"/>
+          <w14:ligatures w14:val="none"/>
         </w:rPr>
         <w:t xml:space="preserve">El </w:t>
       </w:r>
@@ -1484,12 +1410,12 @@
           <w:color w:val="000000"/>
           <w:kern w:val="0"/>
           <w:lang w:val="es-ES" w:eastAsia="es-ES"/>
-          <ns2:ligatures ns2:val="none"/>
+          <w14:ligatures w14:val="none"/>
         </w:rPr>
         <w:t>BCP efectuó 48 cargos mensuales por un seguro de renta vitalicia cuya póliza fue emitida con una fecha de vigencia (01/12/2023) que no correspondía a la fecha de inicio de los pagos (27/05/2021), resultando en la ausencia de cobertura durante un período de treinta (30) meses.</w:t>
       </w:r>
     </w:p>
-    <w:p ns2:paraId="0BBA86E3" ns2:textId="77777777">
+    <w:p>
       <w:pPr>
         <w:pStyle w:val="Prrafodelista"/>
         <w:rPr>
@@ -1497,11 +1423,11 @@
           <w:color w:val="000000"/>
           <w:kern w:val="0"/>
           <w:lang w:val="es-ES" w:eastAsia="es-ES"/>
-          <ns2:ligatures ns2:val="none"/>
-        </w:rPr>
-      </w:pPr>
-    </w:p>
-    <w:p ns2:paraId="549C10CE" ns2:textId="77777777">
+          <w14:ligatures w14:val="none"/>
+        </w:rPr>
+      </w:pPr>
+    </w:p>
+    <w:p>
       <w:pPr>
         <w:pStyle w:val="Prrafodelista"/>
         <w:numPr>
@@ -1520,16 +1446,16 @@
           <w:color w:val="000000"/>
           <w:kern w:val="0"/>
           <w:lang w:val="es-ES" w:eastAsia="es-ES"/>
-          <ns2:ligatures ns2:val="none"/>
-        </w:rPr>
-      </w:pPr>
-      <w:r>
-        <w:rPr>
-          <w:rFonts w:ascii="Arial Narrow" w:eastAsia="Times New Roman" w:hAnsi="Arial Narrow" w:cs="Arial"/>
-          <w:color w:val="000000"/>
-          <w:kern w:val="0"/>
-          <w:lang w:val="es-ES" w:eastAsia="es-ES"/>
-          <ns2:ligatures ns2:val="none"/>
+          <w14:ligatures w14:val="none"/>
+        </w:rPr>
+      </w:pPr>
+      <w:r>
+        <w:rPr>
+          <w:rFonts w:ascii="Arial Narrow" w:eastAsia="Times New Roman" w:hAnsi="Arial Narrow" w:cs="Arial"/>
+          <w:color w:val="000000"/>
+          <w:kern w:val="0"/>
+          <w:lang w:val="es-ES" w:eastAsia="es-ES"/>
+          <w14:ligatures w14:val="none"/>
         </w:rPr>
         <w:t xml:space="preserve">El 21 de agosto de 2025, Pacífico Seguros reconoció el error de emisión en la póliza, </w:t>
       </w:r>
@@ -1539,7 +1465,7 @@
           <w:color w:val="000000"/>
           <w:kern w:val="0"/>
           <w:lang w:eastAsia="es-ES"/>
-          <ns2:ligatures ns2:val="none"/>
+          <w14:ligatures w14:val="none"/>
         </w:rPr>
         <w:t xml:space="preserve">Pese a ello, ambas entidades procedieron a la modificación unilateral de las condiciones contractuales. </w:t>
       </w:r>
@@ -1549,7 +1475,7 @@
           <w:color w:val="000000"/>
           <w:kern w:val="0"/>
           <w:lang w:val="es-ES" w:eastAsia="es-ES"/>
-          <ns2:ligatures ns2:val="none"/>
+          <w14:ligatures w14:val="none"/>
         </w:rPr>
         <w:t xml:space="preserve">Posteriormente, el BCP ofreció la devolución del monto total, inicialmente sin intereses, y luego con una </w:t>
       </w:r>
@@ -1560,7 +1486,7 @@
           <w:color w:val="000000"/>
           <w:kern w:val="0"/>
           <w:lang w:val="es-ES" w:eastAsia="es-ES"/>
-          <ns2:ligatures ns2:val="none"/>
+          <w14:ligatures w14:val="none"/>
         </w:rPr>
         <w:t>gift</w:t>
       </w:r>
@@ -1571,7 +1497,7 @@
           <w:color w:val="000000"/>
           <w:kern w:val="0"/>
           <w:lang w:val="es-ES" w:eastAsia="es-ES"/>
-          <ns2:ligatures ns2:val="none"/>
+          <w14:ligatures w14:val="none"/>
         </w:rPr>
         <w:t xml:space="preserve"> </w:t>
       </w:r>
@@ -1582,7 +1508,7 @@
           <w:color w:val="000000"/>
           <w:kern w:val="0"/>
           <w:lang w:val="es-ES" w:eastAsia="es-ES"/>
-          <ns2:ligatures ns2:val="none"/>
+          <w14:ligatures w14:val="none"/>
         </w:rPr>
         <w:t>card</w:t>
       </w:r>
@@ -1593,12 +1519,12 @@
           <w:color w:val="000000"/>
           <w:kern w:val="0"/>
           <w:lang w:val="es-ES" w:eastAsia="es-ES"/>
-          <ns2:ligatures ns2:val="none"/>
+          <w14:ligatures w14:val="none"/>
         </w:rPr>
         <w:t xml:space="preserve"> de S/ 200.00 como compensación, propuestas que fueron rechazadas por considerarse insuficientes frente al perjuicio.</w:t>
       </w:r>
     </w:p>
-    <w:p ns2:paraId="023D9FE8" ns2:textId="77777777">
+    <w:p>
       <w:pPr>
         <w:pStyle w:val="Prrafodelista"/>
         <w:rPr>
@@ -1606,11 +1532,11 @@
           <w:color w:val="000000"/>
           <w:kern w:val="0"/>
           <w:lang w:eastAsia="es-ES"/>
-          <ns2:ligatures ns2:val="none"/>
-        </w:rPr>
-      </w:pPr>
-    </w:p>
-    <w:p ns2:paraId="0951E896" ns2:textId="0C3F3684">
+          <w14:ligatures w14:val="none"/>
+        </w:rPr>
+      </w:pPr>
+    </w:p>
+    <w:p>
       <w:pPr>
         <w:pStyle w:val="Prrafodelista"/>
         <w:numPr>
@@ -1629,16 +1555,16 @@
           <w:color w:val="000000"/>
           <w:kern w:val="0"/>
           <w:lang w:val="es-ES" w:eastAsia="es-ES"/>
-          <ns2:ligatures ns2:val="none"/>
-        </w:rPr>
-      </w:pPr>
-      <w:r>
-        <w:rPr>
-          <w:rFonts w:ascii="Arial Narrow" w:eastAsia="Times New Roman" w:hAnsi="Arial Narrow" w:cs="Arial"/>
-          <w:color w:val="000000"/>
-          <w:kern w:val="0"/>
-          <w:lang w:val="es-ES" w:eastAsia="es-ES"/>
-          <ns2:ligatures ns2:val="none"/>
+          <w14:ligatures w14:val="none"/>
+        </w:rPr>
+      </w:pPr>
+      <w:r>
+        <w:rPr>
+          <w:rFonts w:ascii="Arial Narrow" w:eastAsia="Times New Roman" w:hAnsi="Arial Narrow" w:cs="Arial"/>
+          <w:color w:val="000000"/>
+          <w:kern w:val="0"/>
+          <w:lang w:val="es-ES" w:eastAsia="es-ES"/>
+          <w14:ligatures w14:val="none"/>
         </w:rPr>
         <w:t xml:space="preserve">Se considera que el </w:t>
       </w:r>
@@ -1648,7 +1574,7 @@
           <w:color w:val="000000"/>
           <w:kern w:val="0"/>
           <w:lang w:val="es-ES" w:eastAsia="es-ES"/>
-          <ns2:ligatures ns2:val="none"/>
+          <w14:ligatures w14:val="none"/>
         </w:rPr>
         <w:t>BCP</w:t>
       </w:r>
@@ -1658,7 +1584,7 @@
           <w:color w:val="000000"/>
           <w:kern w:val="0"/>
           <w:lang w:val="es-ES" w:eastAsia="es-ES"/>
-          <ns2:ligatures ns2:val="none"/>
+          <w14:ligatures w14:val="none"/>
         </w:rPr>
         <w:t xml:space="preserve"> incumplió su obligación de remitir información detallada y veraz solicitada de forma reiterativa </w:t>
       </w:r>
@@ -1668,7 +1594,7 @@
           <w:color w:val="000000"/>
           <w:kern w:val="0"/>
           <w:lang w:val="es-ES" w:eastAsia="es-ES"/>
-          <ns2:ligatures ns2:val="none"/>
+          <w14:ligatures w14:val="none"/>
         </w:rPr>
         <w:t>y s</w:t>
       </w:r>
@@ -1678,7 +1604,7 @@
           <w:color w:val="000000"/>
           <w:kern w:val="0"/>
           <w:lang w:val="es-ES" w:eastAsia="es-ES"/>
-          <ns2:ligatures ns2:val="none"/>
+          <w14:ligatures w14:val="none"/>
         </w:rPr>
         <w:t>e constató un retraso significativo en la atención de reclamos</w:t>
       </w:r>
@@ -1688,7 +1614,7 @@
           <w:color w:val="000000"/>
           <w:kern w:val="0"/>
           <w:lang w:val="es-ES" w:eastAsia="es-ES"/>
-          <ns2:ligatures ns2:val="none"/>
+          <w14:ligatures w14:val="none"/>
         </w:rPr>
         <w:t xml:space="preserve"> hasta por 41 días hábiles, </w:t>
       </w:r>
@@ -1698,7 +1624,7 @@
           <w:color w:val="000000"/>
           <w:kern w:val="0"/>
           <w:lang w:val="es-ES" w:eastAsia="es-ES"/>
-          <ns2:ligatures ns2:val="none"/>
+          <w14:ligatures w14:val="none"/>
         </w:rPr>
         <w:t>excediendo el plazo legal</w:t>
       </w:r>
@@ -1708,7 +1634,7 @@
           <w:color w:val="000000"/>
           <w:kern w:val="0"/>
           <w:lang w:val="es-ES" w:eastAsia="es-ES"/>
-          <ns2:ligatures ns2:val="none"/>
+          <w14:ligatures w14:val="none"/>
         </w:rPr>
         <w:t xml:space="preserve"> establecido.</w:t>
       </w:r>
@@ -1718,7 +1644,7 @@
           <w:color w:val="000000"/>
           <w:kern w:val="0"/>
           <w:lang w:val="es-ES" w:eastAsia="es-ES"/>
-          <ns2:ligatures ns2:val="none"/>
+          <w14:ligatures w14:val="none"/>
         </w:rPr>
         <w:t xml:space="preserve"> </w:t>
       </w:r>
@@ -1728,7 +1654,7 @@
           <w:color w:val="000000"/>
           <w:kern w:val="0"/>
           <w:lang w:val="es-ES" w:eastAsia="es-ES"/>
-          <ns2:ligatures ns2:val="none"/>
+          <w14:ligatures w14:val="none"/>
         </w:rPr>
         <w:t xml:space="preserve">El BCP incurrió en una gestión </w:t>
       </w:r>
@@ -1738,7 +1664,7 @@
           <w:color w:val="000000"/>
           <w:kern w:val="0"/>
           <w:lang w:val="es-ES" w:eastAsia="es-ES"/>
-          <ns2:ligatures ns2:val="none"/>
+          <w14:ligatures w14:val="none"/>
         </w:rPr>
         <w:t xml:space="preserve">de reclamos </w:t>
       </w:r>
@@ -1748,7 +1674,7 @@
           <w:color w:val="000000"/>
           <w:kern w:val="0"/>
           <w:lang w:val="es-ES" w:eastAsia="es-ES"/>
-          <ns2:ligatures ns2:val="none"/>
+          <w14:ligatures w14:val="none"/>
         </w:rPr>
         <w:t xml:space="preserve">deficiente y contradictoria, </w:t>
       </w:r>
@@ -1758,7 +1684,7 @@
           <w:color w:val="000000"/>
           <w:kern w:val="0"/>
           <w:lang w:val="es-ES" w:eastAsia="es-ES"/>
-          <ns2:ligatures ns2:val="none"/>
+          <w14:ligatures w14:val="none"/>
         </w:rPr>
         <w:t>al considerar “cerrados” los</w:t>
       </w:r>
@@ -1768,7 +1694,7 @@
           <w:color w:val="000000"/>
           <w:kern w:val="0"/>
           <w:lang w:val="es-ES" w:eastAsia="es-ES"/>
-          <ns2:ligatures ns2:val="none"/>
+          <w14:ligatures w14:val="none"/>
         </w:rPr>
         <w:t xml:space="preserve"> reclamos sin emisión de respuesta </w:t>
       </w:r>
@@ -1778,7 +1704,7 @@
           <w:color w:val="000000"/>
           <w:kern w:val="0"/>
           <w:lang w:val="es-ES" w:eastAsia="es-ES"/>
-          <ns2:ligatures ns2:val="none"/>
+          <w14:ligatures w14:val="none"/>
         </w:rPr>
         <w:t>o al proporcionar</w:t>
       </w:r>
@@ -1788,12 +1714,12 @@
           <w:color w:val="000000"/>
           <w:kern w:val="0"/>
           <w:lang w:val="es-ES" w:eastAsia="es-ES"/>
-          <ns2:ligatures ns2:val="none"/>
+          <w14:ligatures w14:val="none"/>
         </w:rPr>
         <w:t xml:space="preserve"> respuestas que contenían información errónea, incompleta o ajena al objeto solicitado.</w:t>
       </w:r>
     </w:p>
-    <w:p ns2:paraId="60FF7E58" ns2:textId="77777777">
+    <w:p>
       <w:pPr>
         <w:pStyle w:val="Prrafodelista"/>
         <w:rPr>
@@ -1801,11 +1727,11 @@
           <w:color w:val="000000"/>
           <w:kern w:val="0"/>
           <w:lang w:val="es-ES" w:eastAsia="es-ES"/>
-          <ns2:ligatures ns2:val="none"/>
-        </w:rPr>
-      </w:pPr>
-    </w:p>
-    <w:p ns2:paraId="26547658" ns2:textId="31162CBA">
+          <w14:ligatures w14:val="none"/>
+        </w:rPr>
+      </w:pPr>
+    </w:p>
+    <w:p>
       <w:pPr>
         <w:pStyle w:val="Prrafodelista"/>
         <w:numPr>
@@ -1824,16 +1750,16 @@
           <w:color w:val="000000"/>
           <w:kern w:val="0"/>
           <w:lang w:val="es-ES" w:eastAsia="es-ES"/>
-          <ns2:ligatures ns2:val="none"/>
-        </w:rPr>
-      </w:pPr>
-      <w:r>
-        <w:rPr>
-          <w:rFonts w:ascii="Arial Narrow" w:eastAsia="Times New Roman" w:hAnsi="Arial Narrow" w:cs="Arial"/>
-          <w:color w:val="000000"/>
-          <w:kern w:val="0"/>
-          <w:lang w:val="es-ES" w:eastAsia="es-ES"/>
-          <ns2:ligatures ns2:val="none"/>
+          <w14:ligatures w14:val="none"/>
+        </w:rPr>
+      </w:pPr>
+      <w:r>
+        <w:rPr>
+          <w:rFonts w:ascii="Arial Narrow" w:eastAsia="Times New Roman" w:hAnsi="Arial Narrow" w:cs="Arial"/>
+          <w:color w:val="000000"/>
+          <w:kern w:val="0"/>
+          <w:lang w:val="es-ES" w:eastAsia="es-ES"/>
+          <w14:ligatures w14:val="none"/>
         </w:rPr>
         <w:t>El 27 de agosto de 2025, s</w:t>
       </w:r>
@@ -1843,7 +1769,7 @@
           <w:color w:val="000000"/>
           <w:kern w:val="0"/>
           <w:lang w:val="es-ES" w:eastAsia="es-ES"/>
-          <ns2:ligatures ns2:val="none"/>
+          <w14:ligatures w14:val="none"/>
         </w:rPr>
         <w:t xml:space="preserve">e </w:t>
       </w:r>
@@ -1853,7 +1779,7 @@
           <w:color w:val="000000"/>
           <w:kern w:val="0"/>
           <w:lang w:val="es-ES" w:eastAsia="es-ES"/>
-          <ns2:ligatures ns2:val="none"/>
+          <w14:ligatures w14:val="none"/>
         </w:rPr>
         <w:t>tomó conocimiento sobre una</w:t>
       </w:r>
@@ -1863,7 +1789,7 @@
           <w:color w:val="000000"/>
           <w:kern w:val="0"/>
           <w:lang w:val="es-ES" w:eastAsia="es-ES"/>
-          <ns2:ligatures ns2:val="none"/>
+          <w14:ligatures w14:val="none"/>
         </w:rPr>
         <w:t xml:space="preserve"> divulgación de información personal </w:t>
       </w:r>
@@ -1873,7 +1799,7 @@
           <w:color w:val="000000"/>
           <w:kern w:val="0"/>
           <w:lang w:val="es-ES" w:eastAsia="es-ES"/>
-          <ns2:ligatures ns2:val="none"/>
+          <w14:ligatures w14:val="none"/>
         </w:rPr>
         <w:t>con</w:t>
       </w:r>
@@ -1883,7 +1809,7 @@
           <w:color w:val="000000"/>
           <w:kern w:val="0"/>
           <w:lang w:val="es-ES" w:eastAsia="es-ES"/>
-          <ns2:ligatures ns2:val="none"/>
+          <w14:ligatures w14:val="none"/>
         </w:rPr>
         <w:t xml:space="preserve"> un abogado externo sin el consentimiento</w:t>
       </w:r>
@@ -1893,7 +1819,7 @@
           <w:color w:val="000000"/>
           <w:kern w:val="0"/>
           <w:lang w:val="es-ES" w:eastAsia="es-ES"/>
-          <ns2:ligatures ns2:val="none"/>
+          <w14:ligatures w14:val="none"/>
         </w:rPr>
         <w:t xml:space="preserve"> previo</w:t>
       </w:r>
@@ -1903,7 +1829,7 @@
           <w:color w:val="000000"/>
           <w:kern w:val="0"/>
           <w:lang w:val="es-ES" w:eastAsia="es-ES"/>
-          <ns2:ligatures ns2:val="none"/>
+          <w14:ligatures w14:val="none"/>
         </w:rPr>
         <w:t xml:space="preserve"> de la señora [APELLIDO]</w:t>
       </w:r>
@@ -1913,7 +1839,7 @@
           <w:color w:val="000000"/>
           <w:kern w:val="0"/>
           <w:lang w:val="es-ES" w:eastAsia="es-ES"/>
-          <ns2:ligatures ns2:val="none"/>
+          <w14:ligatures w14:val="none"/>
         </w:rPr>
         <w:t xml:space="preserve"/>
       </w:r>
@@ -1923,7 +1849,7 @@
           <w:color w:val="000000"/>
           <w:kern w:val="0"/>
           <w:lang w:val="es-ES" w:eastAsia="es-ES"/>
-          <ns2:ligatures ns2:val="none"/>
+          <w14:ligatures w14:val="none"/>
         </w:rPr>
         <w:t xml:space="preserve">, </w:t>
       </w:r>
@@ -1933,7 +1859,7 @@
           <w:color w:val="000000"/>
           <w:kern w:val="0"/>
           <w:lang w:val="es-ES" w:eastAsia="es-ES"/>
-          <ns2:ligatures ns2:val="none"/>
+          <w14:ligatures w14:val="none"/>
         </w:rPr>
         <w:t xml:space="preserve">lo que </w:t>
       </w:r>
@@ -1943,7 +1869,7 @@
           <w:color w:val="000000"/>
           <w:kern w:val="0"/>
           <w:lang w:val="es-ES" w:eastAsia="es-ES"/>
-          <ns2:ligatures ns2:val="none"/>
+          <w14:ligatures w14:val="none"/>
         </w:rPr>
         <w:t xml:space="preserve">vulneraría </w:t>
       </w:r>
@@ -1953,12 +1879,12 @@
           <w:color w:val="000000"/>
           <w:kern w:val="0"/>
           <w:lang w:val="es-ES" w:eastAsia="es-ES"/>
-          <ns2:ligatures ns2:val="none"/>
+          <w14:ligatures w14:val="none"/>
         </w:rPr>
         <w:t>la Ley de Protección de Datos Personales.</w:t>
       </w:r>
     </w:p>
-    <w:p ns2:paraId="4094D17B" ns2:textId="77777777">
+    <w:p>
       <w:pPr>
         <w:pStyle w:val="Prrafodelista"/>
         <w:spacing w:after="0" w:line="240" w:lineRule="auto"/>
@@ -1969,11 +1895,11 @@
           <w:color w:val="000000"/>
           <w:kern w:val="0"/>
           <w:lang w:val="es-ES" w:eastAsia="es-ES"/>
-          <ns2:ligatures ns2:val="none"/>
-        </w:rPr>
-      </w:pPr>
-    </w:p>
-    <w:p ns2:paraId="4F2CF979" ns2:textId="44D3EF4E">
+          <w14:ligatures w14:val="none"/>
+        </w:rPr>
+      </w:pPr>
+    </w:p>
+    <w:p>
       <w:pPr>
         <w:numPr>
           <w:ilvl w:val="1"/>
@@ -1991,16 +1917,16 @@
           <w:color w:val="000000"/>
           <w:kern w:val="0"/>
           <w:lang w:val="es-ES" w:eastAsia="es-ES"/>
-          <ns2:ligatures ns2:val="none"/>
-        </w:rPr>
-      </w:pPr>
-      <w:r>
-        <w:rPr>
-          <w:rFonts w:ascii="Arial Narrow" w:eastAsia="Times New Roman" w:hAnsi="Arial Narrow" w:cs="Arial"/>
-          <w:color w:val="000000"/>
-          <w:kern w:val="0"/>
-          <w:lang w:val="es-ES" w:eastAsia="es-ES"/>
-          <ns2:ligatures ns2:val="none"/>
+          <w14:ligatures w14:val="none"/>
+        </w:rPr>
+      </w:pPr>
+      <w:r>
+        <w:rPr>
+          <w:rFonts w:ascii="Arial Narrow" w:eastAsia="Times New Roman" w:hAnsi="Arial Narrow" w:cs="Arial"/>
+          <w:color w:val="000000"/>
+          <w:kern w:val="0"/>
+          <w:lang w:val="es-ES" w:eastAsia="es-ES"/>
+          <w14:ligatures w14:val="none"/>
         </w:rPr>
         <w:t xml:space="preserve">La señora [APELLIDO] solicitó, en calidad de medida correctiva, que se ordene al BCP cumpla con:</w:t>
       </w:r>
@@ -2008,7 +1934,7 @@
         <w:rPr>
           <w:rFonts w:ascii="Arial Narrow" w:eastAsia="Calibri" w:hAnsi="Arial Narrow" w:cs="Arial"/>
           <w:kern w:val="0"/>
-          <ns2:ligatures ns2:val="none"/>
+          <w14:ligatures w14:val="none"/>
         </w:rPr>
         <w:t xml:space="preserve"/>
       </w:r>
@@ -2018,7 +1944,7 @@
           <w:color w:val="000000"/>
           <w:kern w:val="0"/>
           <w:lang w:val="es-ES" w:eastAsia="es-ES"/>
-          <ns2:ligatures ns2:val="none"/>
+          <w14:ligatures w14:val="none"/>
         </w:rPr>
         <w:t/>
       </w:r>
@@ -2028,12 +1954,12 @@
           <w:color w:val="000000"/>
           <w:kern w:val="0"/>
           <w:lang w:val="es-ES" w:eastAsia="es-ES"/>
-          <ns2:ligatures ns2:val="none"/>
+          <w14:ligatures w14:val="none"/>
         </w:rPr>
         <w:t xml:space="preserve"/>
       </w:r>
     </w:p>
-    <w:p ns2:paraId="18525568" ns2:textId="77777777">
+    <w:p>
       <w:pPr>
         <w:tabs>
           <w:tab w:val="num" w:pos="1440"/>
@@ -2047,11 +1973,11 @@
           <w:color w:val="000000"/>
           <w:kern w:val="0"/>
           <w:lang w:val="es-ES" w:eastAsia="es-ES"/>
-          <ns2:ligatures ns2:val="none"/>
-        </w:rPr>
-      </w:pPr>
-    </w:p>
-    <w:p ns2:paraId="071B98D6" ns2:textId="7291A95F">
+          <w14:ligatures w14:val="none"/>
+        </w:rPr>
+      </w:pPr>
+    </w:p>
+    <w:p>
       <w:pPr>
         <w:pStyle w:val="Prrafodelista"/>
         <w:numPr>
@@ -2071,7 +1997,7 @@
           <w:kern w:val="0"/>
           <w:u w:val="single"/>
           <w:lang w:eastAsia="es-ES"/>
-          <ns2:ligatures ns2:val="none"/>
+          <w14:ligatures w14:val="none"/>
         </w:rPr>
       </w:pPr>
       <w:r>
@@ -2080,12 +2006,12 @@
           <w:color w:val="000000"/>
           <w:kern w:val="0"/>
           <w:lang w:eastAsia="es-ES"/>
-          <ns2:ligatures ns2:val="none"/>
+          <w14:ligatures w14:val="none"/>
         </w:rPr>
         <w:t>la devolución total de todos los débitos efectuados, incluyendo el 20% de interés correspondiente; y,</w:t>
       </w:r>
     </w:p>
-    <w:p ns2:paraId="6D88C288" ns2:textId="42BF9B57">
+    <w:p>
       <w:pPr>
         <w:pStyle w:val="Prrafodelista"/>
         <w:numPr>
@@ -2105,7 +2031,7 @@
           <w:kern w:val="0"/>
           <w:u w:val="single"/>
           <w:lang w:eastAsia="es-ES"/>
-          <ns2:ligatures ns2:val="none"/>
+          <w14:ligatures w14:val="none"/>
         </w:rPr>
       </w:pPr>
       <w:r>
@@ -2114,12 +2040,12 @@
           <w:color w:val="000000"/>
           <w:kern w:val="0"/>
           <w:lang w:eastAsia="es-ES"/>
-          <ns2:ligatures ns2:val="none"/>
+          <w14:ligatures w14:val="none"/>
         </w:rPr>
         <w:t>el pago de un resarcimiento económico equivalente a la suma asegurada de S/ 100 000,00, por haber permanecido sin cobertura de seguro de vida durante un periodo de treinta (30) meses, situación que puso en riesgo la seguridad económica de mi familia.</w:t>
       </w:r>
     </w:p>
-    <w:p ns2:paraId="3BB3FD50" ns2:textId="77777777">
+    <w:p>
       <w:pPr>
         <w:pStyle w:val="Prrafodelista"/>
         <w:spacing w:after="0" w:line="240" w:lineRule="auto"/>
@@ -2130,11 +2056,11 @@
           <w:color w:val="000000"/>
           <w:kern w:val="0"/>
           <w:lang w:eastAsia="es-ES"/>
-          <ns2:ligatures ns2:val="none"/>
-        </w:rPr>
-      </w:pPr>
-    </w:p>
-    <w:p ns2:paraId="0554014F" ns2:textId="77777777">
+          <w14:ligatures w14:val="none"/>
+        </w:rPr>
+      </w:pPr>
+    </w:p>
+    <w:p>
       <w:pPr>
         <w:pStyle w:val="Prrafodelista"/>
         <w:numPr>
@@ -2154,17 +2080,17 @@
           <w:color w:val="000000"/>
           <w:kern w:val="0"/>
           <w:lang w:eastAsia="es-PE"/>
-          <ns2:ligatures ns2:val="none"/>
-        </w:rPr>
-      </w:pPr>
-      <w:r>
-        <w:rPr>
-          <w:rFonts w:ascii="Arial Narrow" w:eastAsia="Arial Narrow" w:hAnsi="Arial Narrow" w:cs="Arial Narrow"/>
-          <w:b/>
-          <w:color w:val="000000"/>
-          <w:kern w:val="0"/>
-          <w:lang w:eastAsia="es-PE"/>
-          <ns2:ligatures ns2:val="none"/>
+          <w14:ligatures w14:val="none"/>
+        </w:rPr>
+      </w:pPr>
+      <w:r>
+        <w:rPr>
+          <w:rFonts w:ascii="Arial Narrow" w:eastAsia="Arial Narrow" w:hAnsi="Arial Narrow" w:cs="Arial Narrow"/>
+          <w:b/>
+          <w:color w:val="000000"/>
+          <w:kern w:val="0"/>
+          <w:lang w:eastAsia="es-PE"/>
+          <w14:ligatures w14:val="none"/>
         </w:rPr>
         <w:t>DE LA ADMISIÓN A TRÁMITE DE LA DENUNCIA</w:t>
       </w:r>
@@ -2172,7 +2098,7 @@
       <w:bookmarkStart w:id="2" w:name="_Hlk155945813"/>
       <w:bookmarkStart w:id="3" w:name="_Hlk155944687"/>
     </w:p>
-    <w:p ns2:paraId="32CF99E2" ns2:textId="77777777">
+    <w:p>
       <w:pPr>
         <w:pStyle w:val="Prrafodelista"/>
         <w:spacing w:after="0" w:line="240" w:lineRule="auto"/>
@@ -2184,14 +2110,14 @@
           <w:color w:val="000000"/>
           <w:kern w:val="0"/>
           <w:lang w:eastAsia="es-PE"/>
-          <ns2:ligatures ns2:val="none"/>
+          <w14:ligatures w14:val="none"/>
         </w:rPr>
       </w:pPr>
     </w:p>
     <w:bookmarkEnd w:id="1"/>
     <w:bookmarkEnd w:id="2"/>
     <w:bookmarkEnd w:id="3"/>
-    <w:p ns2:paraId="111D0918" ns2:textId="77777777">
+    <w:p>
       <w:pPr>
         <w:pStyle w:val="Prrafodelista"/>
         <w:numPr>
@@ -2209,14 +2135,14 @@
           <w:color w:val="000000"/>
           <w:kern w:val="0"/>
           <w:lang w:val="es-ES" w:eastAsia="es-ES"/>
-          <ns2:ligatures ns2:val="none"/>
-        </w:rPr>
-      </w:pPr>
-      <w:r>
-        <w:rPr>
-          <w:rFonts w:ascii="Arial Narrow" w:eastAsia="Arial Narrow" w:hAnsi="Arial Narrow" w:cs="Arial Narrow"/>
-          <w:kern w:val="0"/>
-          <ns2:ligatures ns2:val="none"/>
+          <w14:ligatures w14:val="none"/>
+        </w:rPr>
+      </w:pPr>
+      <w:r>
+        <w:rPr>
+          <w:rFonts w:ascii="Arial Narrow" w:eastAsia="Arial Narrow" w:hAnsi="Arial Narrow" w:cs="Arial Narrow"/>
+          <w:kern w:val="0"/>
+          <w14:ligatures w14:val="none"/>
         </w:rPr>
         <w:t xml:space="preserve">La Secretaría Técnica, en ejercicio de sus facultades, considera que el hecho denunciado, consistente en que </w:t>
       </w:r>
@@ -2226,7 +2152,7 @@
           <w:color w:val="000000"/>
           <w:kern w:val="0"/>
           <w:lang w:val="es-ES" w:eastAsia="es-ES"/>
-          <ns2:ligatures ns2:val="none"/>
+          <w14:ligatures w14:val="none"/>
         </w:rPr>
         <w:t>los proveedores denunciados no habrían cumplido con brindar una respuesta al denunciante a la comunicación del 7 de mayo de 2025</w:t>
       </w:r>
@@ -2234,7 +2160,7 @@
         <w:rPr>
           <w:rFonts w:ascii="Arial Narrow" w:eastAsia="Arial Narrow" w:hAnsi="Arial Narrow" w:cs="Arial Narrow"/>
           <w:kern w:val="0"/>
-          <ns2:ligatures ns2:val="none"/>
+          <w14:ligatures w14:val="none"/>
         </w:rPr>
         <w:t>; involucraría una presunta afectación a sus expectativas, quien no habría encontrado una correspondencia entre lo que esperaba recibir de parte del proveedor y lo que realmente recibió. Por consiguiente, corresponde calificar el hecho materia de denuncia como una presunta infracción al deber de idoneidad, tipificado en los artículos 18 y 19 del Código</w:t>
       </w:r>
@@ -2243,7 +2169,7 @@
           <w:rStyle w:val="Refdenotaalpie"/>
           <w:rFonts w:ascii="Arial Narrow" w:eastAsia="Arial Narrow" w:hAnsi="Arial Narrow"/>
           <w:kern w:val="0"/>
-          <ns2:ligatures ns2:val="none"/>
+          <w14:ligatures w14:val="none"/>
           <w:vertAlign w:val="superscript"/>
         </w:rPr>
         <w:footnoteReference w:id="3"/>
@@ -2252,12 +2178,12 @@
         <w:rPr>
           <w:rFonts w:ascii="Arial Narrow" w:eastAsia="Arial Narrow" w:hAnsi="Arial Narrow" w:cs="Arial Narrow"/>
           <w:kern w:val="0"/>
-          <ns2:ligatures ns2:val="none"/>
+          <w14:ligatures w14:val="none"/>
         </w:rPr>
         <w:t>.</w:t>
       </w:r>
     </w:p>
-    <w:p ns2:paraId="653D57AE" ns2:textId="30D6BB09">
+    <w:p>
       <w:pPr>
         <w:pStyle w:val="Prrafodelista"/>
         <w:numPr>
@@ -2275,14 +2201,14 @@
           <w:color w:val="000000"/>
           <w:kern w:val="0"/>
           <w:lang w:val="es-ES" w:eastAsia="es-ES"/>
-          <ns2:ligatures ns2:val="none"/>
-        </w:rPr>
-      </w:pPr>
-      <w:r>
-        <w:rPr>
-          <w:rFonts w:ascii="Arial Narrow" w:eastAsia="Arial Narrow" w:hAnsi="Arial Narrow" w:cs="Arial Narrow"/>
-          <w:kern w:val="0"/>
-          <ns2:ligatures ns2:val="none"/>
+          <w14:ligatures w14:val="none"/>
+        </w:rPr>
+      </w:pPr>
+      <w:r>
+        <w:rPr>
+          <w:rFonts w:ascii="Arial Narrow" w:eastAsia="Arial Narrow" w:hAnsi="Arial Narrow" w:cs="Arial Narrow"/>
+          <w:kern w:val="0"/>
+          <w14:ligatures w14:val="none"/>
         </w:rPr>
         <w:lastRenderedPageBreak/>
         <w:t>Además, l</w:t>
@@ -2291,7 +2217,7 @@
         <w:rPr>
           <w:rFonts w:ascii="Arial Narrow" w:eastAsia="Arial Narrow" w:hAnsi="Arial Narrow" w:cs="Arial Narrow"/>
           <w:kern w:val="0"/>
-          <ns2:ligatures ns2:val="none"/>
+          <w14:ligatures w14:val="none"/>
         </w:rPr>
         <w:t xml:space="preserve">a </w:t>
       </w:r>
@@ -2299,7 +2225,7 @@
         <w:rPr>
           <w:rFonts w:ascii="Arial Narrow" w:eastAsia="Arial Narrow" w:hAnsi="Arial Narrow" w:cs="Arial Narrow"/>
           <w:kern w:val="0"/>
-          <ns2:ligatures ns2:val="none"/>
+          <w14:ligatures w14:val="none"/>
         </w:rPr>
         <w:t xml:space="preserve">Secretaría Técnica, en ejercicio de sus facultades, considera que el hecho denunciado, consistente en que </w:t>
       </w:r>
@@ -2309,7 +2235,7 @@
           <w:color w:val="000000"/>
           <w:kern w:val="0"/>
           <w:lang w:val="es-ES" w:eastAsia="es-ES"/>
-          <ns2:ligatures ns2:val="none"/>
+          <w14:ligatures w14:val="none"/>
         </w:rPr>
         <w:t xml:space="preserve">los </w:t>
       </w:r>
@@ -2319,7 +2245,7 @@
           <w:color w:val="000000"/>
           <w:kern w:val="0"/>
           <w:lang w:val="es-ES" w:eastAsia="es-ES"/>
-          <ns2:ligatures ns2:val="none"/>
+          <w14:ligatures w14:val="none"/>
         </w:rPr>
         <w:t xml:space="preserve">proveedores denunciados habrían cobrado indebidamente a la denunciante por treinta (30) meses la </w:t>
       </w:r>
@@ -2329,7 +2255,7 @@
           <w:color w:val="000000"/>
           <w:kern w:val="0"/>
           <w:lang w:eastAsia="es-ES"/>
-          <ns2:ligatures ns2:val="none"/>
+          <w14:ligatures w14:val="none"/>
         </w:rPr>
         <w:t xml:space="preserve">Póliza </w:t>
       </w:r>
@@ -2340,7 +2266,7 @@
           <w:color w:val="000000"/>
           <w:kern w:val="0"/>
           <w:lang w:eastAsia="es-ES"/>
-          <ns2:ligatures ns2:val="none"/>
+          <w14:ligatures w14:val="none"/>
         </w:rPr>
         <w:t/>
       </w:r>
@@ -2351,7 +2277,7 @@
           <w:color w:val="000000"/>
           <w:kern w:val="0"/>
           <w:lang w:eastAsia="es-ES"/>
-          <ns2:ligatures ns2:val="none"/>
+          <w14:ligatures w14:val="none"/>
         </w:rPr>
         <w:t xml:space="preserve"> 2000154214, pese a que no se encontraba vigente, generando que no se encuentre </w:t>
       </w:r>
@@ -2362,7 +2288,7 @@
           <w:color w:val="000000"/>
           <w:kern w:val="0"/>
           <w:lang w:eastAsia="es-ES"/>
-          <ns2:ligatures ns2:val="none"/>
+          <w14:ligatures w14:val="none"/>
         </w:rPr>
         <w:t>coberturada</w:t>
       </w:r>
@@ -2373,7 +2299,7 @@
           <w:color w:val="000000"/>
           <w:kern w:val="0"/>
           <w:lang w:eastAsia="es-ES"/>
-          <ns2:ligatures ns2:val="none"/>
+          <w14:ligatures w14:val="none"/>
         </w:rPr>
         <w:t xml:space="preserve"> ante un siniestro</w:t>
       </w:r>
@@ -2381,7 +2307,7 @@
         <w:rPr>
           <w:rFonts w:ascii="Arial Narrow" w:eastAsia="Arial Narrow" w:hAnsi="Arial Narrow" w:cs="Arial Narrow"/>
           <w:kern w:val="0"/>
-          <ns2:ligatures ns2:val="none"/>
+          <w14:ligatures w14:val="none"/>
         </w:rPr>
         <w:t>; involucraría una presunta afectación a sus expectativas, quien no habría encontrado una correspondencia entre lo que esperaba recibir de parte del proveedor y lo que realmente recibió. Por consiguiente, corresponde calificar el hecho materia de denuncia como una presunta infracción al deber de idoneidad, tipificado en los artículos 18 y 19 del Código</w:t>
       </w:r>
@@ -2391,12 +2317,12 @@
           <w:color w:val="000000"/>
           <w:kern w:val="0"/>
           <w:lang w:eastAsia="es-ES"/>
-          <ns2:ligatures ns2:val="none"/>
+          <w14:ligatures w14:val="none"/>
         </w:rPr>
         <w:t>.</w:t>
       </w:r>
     </w:p>
-    <w:p ns2:paraId="6F634547" ns2:textId="77777777">
+    <w:p>
       <w:pPr>
         <w:pStyle w:val="Prrafodelista"/>
         <w:spacing w:after="0" w:line="240" w:lineRule="auto"/>
@@ -2407,11 +2333,11 @@
           <w:color w:val="000000"/>
           <w:kern w:val="0"/>
           <w:lang w:val="es-ES" w:eastAsia="es-ES"/>
-          <ns2:ligatures ns2:val="none"/>
-        </w:rPr>
-      </w:pPr>
-    </w:p>
-    <w:p ns2:paraId="1498969B" ns2:textId="5A365301">
+          <w14:ligatures w14:val="none"/>
+        </w:rPr>
+      </w:pPr>
+    </w:p>
+    <w:p>
       <w:pPr>
         <w:pStyle w:val="Prrafodelista"/>
         <w:numPr>
@@ -2429,14 +2355,14 @@
           <w:color w:val="000000"/>
           <w:kern w:val="0"/>
           <w:lang w:val="es-ES" w:eastAsia="es-ES"/>
-          <ns2:ligatures ns2:val="none"/>
-        </w:rPr>
-      </w:pPr>
-      <w:r>
-        <w:rPr>
-          <w:rFonts w:ascii="Arial Narrow" w:eastAsia="Arial Narrow" w:hAnsi="Arial Narrow" w:cs="Arial Narrow"/>
-          <w:kern w:val="0"/>
-          <ns2:ligatures ns2:val="none"/>
+          <w14:ligatures w14:val="none"/>
+        </w:rPr>
+      </w:pPr>
+      <w:r>
+        <w:rPr>
+          <w:rFonts w:ascii="Arial Narrow" w:eastAsia="Arial Narrow" w:hAnsi="Arial Narrow" w:cs="Arial Narrow"/>
+          <w:kern w:val="0"/>
+          <w14:ligatures w14:val="none"/>
         </w:rPr>
         <w:t>Adicionalmente, l</w:t>
       </w:r>
@@ -2444,7 +2370,7 @@
         <w:rPr>
           <w:rFonts w:ascii="Arial Narrow" w:eastAsia="Arial Narrow" w:hAnsi="Arial Narrow" w:cs="Arial Narrow"/>
           <w:kern w:val="0"/>
-          <ns2:ligatures ns2:val="none"/>
+          <w14:ligatures w14:val="none"/>
         </w:rPr>
         <w:t xml:space="preserve">a Secretaría Técnica, en ejercicio de sus facultades, considera que el hecho denunciado, consistente en que </w:t>
       </w:r>
@@ -2461,7 +2387,7 @@
           <w:kern w:val="0"/>
           <w:shd w:val="clear" w:color="auto" w:fill="FFFFFF"/>
           <w:lang w:eastAsia="es-PE"/>
-          <ns2:ligatures ns2:val="none"/>
+          <w14:ligatures w14:val="none"/>
         </w:rPr>
         <w:t xml:space="preserve">Banco de Crédito del Perú S.A. no habría realizado el débito de las primas de la </w:t>
       </w:r>
@@ -2471,7 +2397,7 @@
           <w:color w:val="000000"/>
           <w:kern w:val="0"/>
           <w:lang w:eastAsia="es-ES"/>
-          <ns2:ligatures ns2:val="none"/>
+          <w14:ligatures w14:val="none"/>
         </w:rPr>
         <w:t xml:space="preserve">Póliza </w:t>
       </w:r>
@@ -2482,7 +2408,7 @@
           <w:color w:val="000000"/>
           <w:kern w:val="0"/>
           <w:lang w:eastAsia="es-ES"/>
-          <ns2:ligatures ns2:val="none"/>
+          <w14:ligatures w14:val="none"/>
         </w:rPr>
         <w:t/>
       </w:r>
@@ -2493,7 +2419,7 @@
           <w:color w:val="000000"/>
           <w:kern w:val="0"/>
           <w:lang w:eastAsia="es-ES"/>
-          <ns2:ligatures ns2:val="none"/>
+          <w14:ligatures w14:val="none"/>
         </w:rPr>
         <w:t xml:space="preserve"> 2000154214, pese a la autorización de la denunciante</w:t>
       </w:r>
@@ -2501,7 +2427,7 @@
         <w:rPr>
           <w:rFonts w:ascii="Arial Narrow" w:eastAsia="Arial Narrow" w:hAnsi="Arial Narrow" w:cs="Arial Narrow"/>
           <w:kern w:val="0"/>
-          <ns2:ligatures ns2:val="none"/>
+          <w14:ligatures w14:val="none"/>
         </w:rPr>
         <w:t>; involucraría una presunta afectación a sus expectativas, quien no habría encontrado una correspondencia entre lo que esperaba recibir de parte del proveedor y lo que realmente recibió. Por consiguiente, corresponde calificar el hecho materia de denuncia como una presunta infracción al deber de idoneidad, tipificado en los artículos 18 y 19 del Código</w:t>
       </w:r>
@@ -2511,12 +2437,12 @@
           <w:color w:val="000000"/>
           <w:kern w:val="0"/>
           <w:lang w:eastAsia="es-ES"/>
-          <ns2:ligatures ns2:val="none"/>
+          <w14:ligatures w14:val="none"/>
         </w:rPr>
         <w:t>.</w:t>
       </w:r>
     </w:p>
-    <w:p ns2:paraId="3CD66857" ns2:textId="77777777">
+    <w:p>
       <w:pPr>
         <w:pStyle w:val="Prrafodelista"/>
         <w:rPr>
@@ -2524,7 +2450,7 @@
         </w:rPr>
       </w:pPr>
     </w:p>
-    <w:p ns2:paraId="07C79E07" ns2:textId="2DCB8623">
+    <w:p>
       <w:pPr>
         <w:pStyle w:val="Prrafodelista"/>
         <w:numPr>
@@ -2542,14 +2468,14 @@
           <w:color w:val="000000"/>
           <w:kern w:val="0"/>
           <w:lang w:val="es-ES" w:eastAsia="es-ES"/>
-          <ns2:ligatures ns2:val="none"/>
-        </w:rPr>
-      </w:pPr>
-      <w:r>
-        <w:rPr>
-          <w:rFonts w:ascii="Arial Narrow" w:eastAsia="Arial Narrow" w:hAnsi="Arial Narrow" w:cs="Arial Narrow"/>
-          <w:kern w:val="0"/>
-          <ns2:ligatures ns2:val="none"/>
+          <w14:ligatures w14:val="none"/>
+        </w:rPr>
+      </w:pPr>
+      <w:r>
+        <w:rPr>
+          <w:rFonts w:ascii="Arial Narrow" w:eastAsia="Arial Narrow" w:hAnsi="Arial Narrow" w:cs="Arial Narrow"/>
+          <w:kern w:val="0"/>
+          <w14:ligatures w14:val="none"/>
         </w:rPr>
         <w:t>Así también, l</w:t>
       </w:r>
@@ -2557,7 +2483,7 @@
         <w:rPr>
           <w:rFonts w:ascii="Arial Narrow" w:eastAsia="Arial Narrow" w:hAnsi="Arial Narrow" w:cs="Arial Narrow"/>
           <w:kern w:val="0"/>
-          <ns2:ligatures ns2:val="none"/>
+          <w14:ligatures w14:val="none"/>
         </w:rPr>
         <w:t>a Secretaría Técnica, en ejercicio de sus facultades, considera que el hecho denunciado, consistente en que</w:t>
       </w:r>
@@ -2565,7 +2491,7 @@
         <w:rPr>
           <w:rFonts w:ascii="Arial Narrow" w:eastAsia="Arial Narrow" w:hAnsi="Arial Narrow" w:cs="Arial Narrow"/>
           <w:kern w:val="0"/>
-          <ns2:ligatures ns2:val="none"/>
+          <w14:ligatures w14:val="none"/>
         </w:rPr>
         <w:t xml:space="preserve"> </w:t>
       </w:r>
@@ -2576,7 +2502,7 @@
           <w:kern w:val="0"/>
           <w:shd w:val="clear" w:color="auto" w:fill="FFFFFF"/>
           <w:lang w:eastAsia="es-PE"/>
-          <ns2:ligatures ns2:val="none"/>
+          <w14:ligatures w14:val="none"/>
         </w:rPr>
         <w:t xml:space="preserve">Pacífico Compañía de Seguros y Reaseguros S.A. no habría gestionado oportunamente el débito de las primas de la </w:t>
       </w:r>
@@ -2586,7 +2512,7 @@
           <w:color w:val="000000"/>
           <w:kern w:val="0"/>
           <w:lang w:eastAsia="es-ES"/>
-          <ns2:ligatures ns2:val="none"/>
+          <w14:ligatures w14:val="none"/>
         </w:rPr>
         <w:t xml:space="preserve">Póliza </w:t>
       </w:r>
@@ -2597,7 +2523,7 @@
           <w:color w:val="000000"/>
           <w:kern w:val="0"/>
           <w:lang w:eastAsia="es-ES"/>
-          <ns2:ligatures ns2:val="none"/>
+          <w14:ligatures w14:val="none"/>
         </w:rPr>
         <w:t/>
       </w:r>
@@ -2608,7 +2534,7 @@
           <w:color w:val="000000"/>
           <w:kern w:val="0"/>
           <w:lang w:eastAsia="es-ES"/>
-          <ns2:ligatures ns2:val="none"/>
+          <w14:ligatures w14:val="none"/>
         </w:rPr>
         <w:t xml:space="preserve"> 2000154214, pese a la autorización de la denunciante</w:t>
       </w:r>
@@ -2616,7 +2542,7 @@
         <w:rPr>
           <w:rFonts w:ascii="Arial Narrow" w:eastAsia="Arial Narrow" w:hAnsi="Arial Narrow" w:cs="Arial Narrow"/>
           <w:kern w:val="0"/>
-          <ns2:ligatures ns2:val="none"/>
+          <w14:ligatures w14:val="none"/>
         </w:rPr>
         <w:t>; involucraría una presunta afectación a sus expectativas, quien no habría encontrado una correspondencia entre lo que esperaba recibir de parte del proveedor y lo que realmente recibió. Por consiguiente, corresponde calificar el hecho materia de denuncia como una presunta infracción al deber de idoneidad, tipificado en los artículos 18 y 19 del Código</w:t>
       </w:r>
@@ -2626,12 +2552,12 @@
           <w:color w:val="000000"/>
           <w:kern w:val="0"/>
           <w:lang w:eastAsia="es-ES"/>
-          <ns2:ligatures ns2:val="none"/>
+          <w14:ligatures w14:val="none"/>
         </w:rPr>
         <w:t>.</w:t>
       </w:r>
     </w:p>
-    <w:p ns2:paraId="10062652" ns2:textId="77777777">
+    <w:p>
       <w:pPr>
         <w:pStyle w:val="Prrafodelista"/>
         <w:rPr>
@@ -2639,7 +2565,7 @@
         </w:rPr>
       </w:pPr>
     </w:p>
-    <w:p ns2:paraId="3DE91BF8" ns2:textId="6D84136A">
+    <w:p>
       <w:pPr>
         <w:pStyle w:val="Prrafodelista"/>
         <w:numPr>
@@ -2657,14 +2583,14 @@
           <w:color w:val="000000"/>
           <w:kern w:val="0"/>
           <w:lang w:val="es-ES" w:eastAsia="es-ES"/>
-          <ns2:ligatures ns2:val="none"/>
-        </w:rPr>
-      </w:pPr>
-      <w:r>
-        <w:rPr>
-          <w:rFonts w:ascii="Arial Narrow" w:eastAsia="Arial Narrow" w:hAnsi="Arial Narrow" w:cs="Arial Narrow"/>
-          <w:kern w:val="0"/>
-          <ns2:ligatures ns2:val="none"/>
+          <w14:ligatures w14:val="none"/>
+        </w:rPr>
+      </w:pPr>
+      <w:r>
+        <w:rPr>
+          <w:rFonts w:ascii="Arial Narrow" w:eastAsia="Arial Narrow" w:hAnsi="Arial Narrow" w:cs="Arial Narrow"/>
+          <w:kern w:val="0"/>
+          <w14:ligatures w14:val="none"/>
         </w:rPr>
         <w:t>Además, l</w:t>
       </w:r>
@@ -2672,7 +2598,7 @@
         <w:rPr>
           <w:rFonts w:ascii="Arial Narrow" w:eastAsia="Arial Narrow" w:hAnsi="Arial Narrow" w:cs="Arial Narrow"/>
           <w:kern w:val="0"/>
-          <ns2:ligatures ns2:val="none"/>
+          <w14:ligatures w14:val="none"/>
         </w:rPr>
         <w:t xml:space="preserve">a Secretaría Técnica, en ejercicio de sus facultades, considera que el hecho denunciado, consistente en que </w:t>
       </w:r>
@@ -2682,7 +2608,7 @@
           <w:color w:val="000000"/>
           <w:kern w:val="0"/>
           <w:lang w:val="es-ES" w:eastAsia="es-ES"/>
-          <ns2:ligatures ns2:val="none"/>
+          <w14:ligatures w14:val="none"/>
         </w:rPr>
         <w:t>los proveedores denunciados habrían brindado información personal de la denunciante a terceros no autorizados, vulnerando su seguridad e intimidad personal</w:t>
       </w:r>
@@ -2690,7 +2616,7 @@
         <w:rPr>
           <w:rFonts w:ascii="Arial Narrow" w:eastAsia="Arial Narrow" w:hAnsi="Arial Narrow" w:cs="Arial Narrow"/>
           <w:kern w:val="0"/>
-          <ns2:ligatures ns2:val="none"/>
+          <w14:ligatures w14:val="none"/>
         </w:rPr>
         <w:t>; involucraría una presunta afectación a sus expectativas, quien no habría encontrado una correspondencia entre lo que esperaba recibir de parte del proveedor y lo que realmente recibió. Por consiguiente, corresponde calificar el hecho materia de denuncia como una presunta infracción al deber de idoneidad, tipificado en los artículos 18 y 19 del Código</w:t>
       </w:r>
@@ -2700,12 +2626,12 @@
           <w:color w:val="000000"/>
           <w:kern w:val="0"/>
           <w:lang w:val="es-ES" w:eastAsia="es-ES"/>
-          <ns2:ligatures ns2:val="none"/>
+          <w14:ligatures w14:val="none"/>
         </w:rPr>
         <w:t>.</w:t>
       </w:r>
     </w:p>
-    <w:p ns2:paraId="32E2D4E2" ns2:textId="77777777">
+    <w:p>
       <w:pPr>
         <w:pStyle w:val="Prrafodelista"/>
         <w:rPr>
@@ -2713,7 +2639,7 @@
         </w:rPr>
       </w:pPr>
     </w:p>
-    <w:p ns2:paraId="44F50C03" ns2:textId="7B420E87">
+    <w:p>
       <w:pPr>
         <w:pStyle w:val="Prrafodelista"/>
         <w:numPr>
@@ -2731,14 +2657,14 @@
           <w:color w:val="000000"/>
           <w:kern w:val="0"/>
           <w:lang w:val="es-ES" w:eastAsia="es-ES"/>
-          <ns2:ligatures ns2:val="none"/>
-        </w:rPr>
-      </w:pPr>
-      <w:r>
-        <w:rPr>
-          <w:rFonts w:ascii="Arial Narrow" w:eastAsia="Arial Narrow" w:hAnsi="Arial Narrow" w:cs="Arial Narrow"/>
-          <w:kern w:val="0"/>
-          <ns2:ligatures ns2:val="none"/>
+          <w14:ligatures w14:val="none"/>
+        </w:rPr>
+      </w:pPr>
+      <w:r>
+        <w:rPr>
+          <w:rFonts w:ascii="Arial Narrow" w:eastAsia="Arial Narrow" w:hAnsi="Arial Narrow" w:cs="Arial Narrow"/>
+          <w:kern w:val="0"/>
+          <w14:ligatures w14:val="none"/>
         </w:rPr>
         <w:t>Adicionalmente, l</w:t>
       </w:r>
@@ -2746,7 +2672,7 @@
         <w:rPr>
           <w:rFonts w:ascii="Arial Narrow" w:eastAsia="Arial Narrow" w:hAnsi="Arial Narrow" w:cs="Arial Narrow"/>
           <w:kern w:val="0"/>
-          <ns2:ligatures ns2:val="none"/>
+          <w14:ligatures w14:val="none"/>
         </w:rPr>
         <w:t xml:space="preserve">a Secretaría Técnica, en ejercicio de sus facultades, considera que el hecho denunciado, consistente en que </w:t>
       </w:r>
@@ -2756,7 +2682,7 @@
           <w:color w:val="000000"/>
           <w:kern w:val="0"/>
           <w:lang w:val="es-ES" w:eastAsia="es-ES"/>
-          <ns2:ligatures ns2:val="none"/>
+          <w14:ligatures w14:val="none"/>
         </w:rPr>
         <w:t xml:space="preserve">los proveedores denunciados habrían brindado información contradictoria a la denunciante sobre los pagos realizados y vigencia de la </w:t>
       </w:r>
@@ -2766,7 +2692,7 @@
           <w:color w:val="000000"/>
           <w:kern w:val="0"/>
           <w:lang w:eastAsia="es-ES"/>
-          <ns2:ligatures ns2:val="none"/>
+          <w14:ligatures w14:val="none"/>
         </w:rPr>
         <w:t xml:space="preserve">Póliza </w:t>
       </w:r>
@@ -2777,7 +2703,7 @@
           <w:color w:val="000000"/>
           <w:kern w:val="0"/>
           <w:lang w:eastAsia="es-ES"/>
-          <ns2:ligatures ns2:val="none"/>
+          <w14:ligatures w14:val="none"/>
         </w:rPr>
         <w:t/>
       </w:r>
@@ -2788,7 +2714,7 @@
           <w:color w:val="000000"/>
           <w:kern w:val="0"/>
           <w:lang w:eastAsia="es-ES"/>
-          <ns2:ligatures ns2:val="none"/>
+          <w14:ligatures w14:val="none"/>
         </w:rPr>
         <w:t xml:space="preserve"> 2000154214</w:t>
       </w:r>
@@ -2796,7 +2722,7 @@
         <w:rPr>
           <w:rFonts w:ascii="Arial Narrow" w:eastAsia="Arial Narrow" w:hAnsi="Arial Narrow" w:cs="Arial Narrow"/>
           <w:kern w:val="0"/>
-          <ns2:ligatures ns2:val="none"/>
+          <w14:ligatures w14:val="none"/>
         </w:rPr>
         <w:t>; involucraría una presunta afectación a sus expectativas, quien no habría encontrado una correspondencia entre lo que esperaba recibir de parte del proveedor y lo que realmente recibió. Por consiguiente, corresponde calificar el hecho materia de denuncia como una presunta infracción al deber de idoneidad, tipificado en los artículos 18 y 19 del Código</w:t>
       </w:r>
@@ -2806,12 +2732,12 @@
           <w:color w:val="000000"/>
           <w:kern w:val="0"/>
           <w:lang w:eastAsia="es-ES"/>
-          <ns2:ligatures ns2:val="none"/>
+          <w14:ligatures w14:val="none"/>
         </w:rPr>
         <w:t>.</w:t>
       </w:r>
     </w:p>
-    <w:p ns2:paraId="07DAB2AC" ns2:textId="77777777">
+    <w:p>
       <w:pPr>
         <w:pStyle w:val="Prrafodelista"/>
         <w:rPr>
@@ -2819,7 +2745,7 @@
         </w:rPr>
       </w:pPr>
     </w:p>
-    <w:p ns2:paraId="5AAE7C2A" ns2:textId="5A08236F">
+    <w:p>
       <w:pPr>
         <w:pStyle w:val="Prrafodelista"/>
         <w:numPr>
@@ -2837,14 +2763,14 @@
           <w:color w:val="000000"/>
           <w:kern w:val="0"/>
           <w:lang w:val="es-ES" w:eastAsia="es-ES"/>
-          <ns2:ligatures ns2:val="none"/>
-        </w:rPr>
-      </w:pPr>
-      <w:r>
-        <w:rPr>
-          <w:rFonts w:ascii="Arial Narrow" w:eastAsia="Arial Narrow" w:hAnsi="Arial Narrow" w:cs="Arial Narrow"/>
-          <w:kern w:val="0"/>
-          <ns2:ligatures ns2:val="none"/>
+          <w14:ligatures w14:val="none"/>
+        </w:rPr>
+      </w:pPr>
+      <w:r>
+        <w:rPr>
+          <w:rFonts w:ascii="Arial Narrow" w:eastAsia="Arial Narrow" w:hAnsi="Arial Narrow" w:cs="Arial Narrow"/>
+          <w:kern w:val="0"/>
+          <w14:ligatures w14:val="none"/>
         </w:rPr>
         <w:t>Así también, l</w:t>
       </w:r>
@@ -2852,7 +2778,7 @@
         <w:rPr>
           <w:rFonts w:ascii="Arial Narrow" w:eastAsia="Arial Narrow" w:hAnsi="Arial Narrow" w:cs="Arial Narrow"/>
           <w:kern w:val="0"/>
-          <ns2:ligatures ns2:val="none"/>
+          <w14:ligatures w14:val="none"/>
         </w:rPr>
         <w:t xml:space="preserve">a Secretaría Técnica, en ejercicio de sus facultades, considera que el hecho denunciado, consistente en que </w:t>
       </w:r>
@@ -2863,7 +2789,7 @@
           <w:kern w:val="0"/>
           <w:shd w:val="clear" w:color="auto" w:fill="FFFFFF"/>
           <w:lang w:eastAsia="es-PE"/>
-          <ns2:ligatures ns2:val="none"/>
+          <w14:ligatures w14:val="none"/>
         </w:rPr>
         <w:t>Banco de Crédito del Perú S.A. no habría proporcionado la denunciante la información solicitada el 12 de agosto de 2025</w:t>
       </w:r>
@@ -2871,7 +2797,7 @@
         <w:rPr>
           <w:rFonts w:ascii="Arial Narrow" w:eastAsia="Arial Narrow" w:hAnsi="Arial Narrow" w:cs="Arial Narrow"/>
           <w:kern w:val="0"/>
-          <ns2:ligatures ns2:val="none"/>
+          <w14:ligatures w14:val="none"/>
         </w:rPr>
         <w:t xml:space="preserve">; involucraría una presunta afectación a sus expectativas, quien no habría encontrado una correspondencia entre lo que esperaba recibir de parte del proveedor y lo que realmente recibió. Por consiguiente, corresponde calificar el hecho </w:t>
       </w:r>
@@ -2879,7 +2805,7 @@
         <w:rPr>
           <w:rFonts w:ascii="Arial Narrow" w:eastAsia="Arial Narrow" w:hAnsi="Arial Narrow" w:cs="Arial Narrow"/>
           <w:kern w:val="0"/>
-          <ns2:ligatures ns2:val="none"/>
+          <w14:ligatures w14:val="none"/>
         </w:rPr>
         <w:lastRenderedPageBreak/>
         <w:t>materia de denuncia como una presunta infracción al deber de idoneidad, tipificado en los artículos 18 y 19 del Código</w:t>
@@ -2891,12 +2817,12 @@
           <w:kern w:val="0"/>
           <w:shd w:val="clear" w:color="auto" w:fill="FFFFFF"/>
           <w:lang w:eastAsia="es-PE"/>
-          <ns2:ligatures ns2:val="none"/>
+          <w14:ligatures w14:val="none"/>
         </w:rPr>
         <w:t>.</w:t>
       </w:r>
     </w:p>
-    <w:p ns2:paraId="72DE35E4" ns2:textId="77777777">
+    <w:p>
       <w:pPr>
         <w:pStyle w:val="Prrafodelista"/>
         <w:rPr>
@@ -2904,7 +2830,7 @@
         </w:rPr>
       </w:pPr>
     </w:p>
-    <w:p ns2:paraId="76D7DFF8" ns2:textId="523820C7">
+    <w:p>
       <w:pPr>
         <w:pStyle w:val="Prrafodelista"/>
         <w:numPr>
@@ -2922,14 +2848,14 @@
           <w:color w:val="000000"/>
           <w:kern w:val="0"/>
           <w:lang w:val="es-ES" w:eastAsia="es-ES"/>
-          <ns2:ligatures ns2:val="none"/>
-        </w:rPr>
-      </w:pPr>
-      <w:r>
-        <w:rPr>
-          <w:rFonts w:ascii="Arial Narrow" w:eastAsia="Arial Narrow" w:hAnsi="Arial Narrow" w:cs="Arial Narrow"/>
-          <w:kern w:val="0"/>
-          <ns2:ligatures ns2:val="none"/>
+          <w14:ligatures w14:val="none"/>
+        </w:rPr>
+      </w:pPr>
+      <w:r>
+        <w:rPr>
+          <w:rFonts w:ascii="Arial Narrow" w:eastAsia="Arial Narrow" w:hAnsi="Arial Narrow" w:cs="Arial Narrow"/>
+          <w:kern w:val="0"/>
+          <w14:ligatures w14:val="none"/>
         </w:rPr>
         <w:t xml:space="preserve">Asimismo, </w:t>
       </w:r>
@@ -2937,7 +2863,7 @@
         <w:rPr>
           <w:rFonts w:ascii="Arial Narrow" w:eastAsia="Arial Narrow" w:hAnsi="Arial Narrow" w:cs="Arial Narrow"/>
           <w:kern w:val="0"/>
-          <ns2:ligatures ns2:val="none"/>
+          <w14:ligatures w14:val="none"/>
         </w:rPr>
         <w:t xml:space="preserve">a Secretaría Técnica, en ejercicio de sus facultades, considera que el hecho denunciado, consistente en que </w:t>
       </w:r>
@@ -2947,7 +2873,7 @@
           <w:color w:val="000000"/>
           <w:kern w:val="0"/>
           <w:lang w:val="es-ES" w:eastAsia="es-ES"/>
-          <ns2:ligatures ns2:val="none"/>
+          <w14:ligatures w14:val="none"/>
         </w:rPr>
         <w:t>lo</w:t>
       </w:r>
@@ -2957,7 +2883,7 @@
           <w:color w:val="000000"/>
           <w:kern w:val="0"/>
           <w:lang w:val="es-ES" w:eastAsia="es-ES"/>
-          <ns2:ligatures ns2:val="none"/>
+          <w14:ligatures w14:val="none"/>
         </w:rPr>
         <w:t xml:space="preserve">s </w:t>
       </w:r>
@@ -2967,7 +2893,7 @@
           <w:color w:val="000000"/>
           <w:kern w:val="0"/>
           <w:lang w:val="es-ES" w:eastAsia="es-ES"/>
-          <ns2:ligatures ns2:val="none"/>
+          <w14:ligatures w14:val="none"/>
         </w:rPr>
         <w:t>proveedores denunciados no habrían cumplido con</w:t>
       </w:r>
@@ -2975,7 +2901,7 @@
         <w:rPr>
           <w:rFonts w:ascii="Arial Narrow" w:eastAsia="Arial Narrow" w:hAnsi="Arial Narrow" w:cs="Arial Narrow"/>
           <w:kern w:val="0"/>
-          <ns2:ligatures ns2:val="none"/>
+          <w14:ligatures w14:val="none"/>
         </w:rPr>
         <w:t xml:space="preserve"> </w:t>
       </w:r>
@@ -2985,7 +2911,7 @@
           <w:color w:val="000000"/>
           <w:kern w:val="0"/>
           <w:lang w:eastAsia="es-ES"/>
-          <ns2:ligatures ns2:val="none"/>
+          <w14:ligatures w14:val="none"/>
         </w:rPr>
         <w:t xml:space="preserve">los términos y condiciones del contrato de la Póliza </w:t>
       </w:r>
@@ -2996,7 +2922,7 @@
           <w:color w:val="000000"/>
           <w:kern w:val="0"/>
           <w:lang w:eastAsia="es-ES"/>
-          <ns2:ligatures ns2:val="none"/>
+          <w14:ligatures w14:val="none"/>
         </w:rPr>
         <w:t/>
       </w:r>
@@ -3007,7 +2933,7 @@
           <w:color w:val="000000"/>
           <w:kern w:val="0"/>
           <w:lang w:eastAsia="es-ES"/>
-          <ns2:ligatures ns2:val="none"/>
+          <w14:ligatures w14:val="none"/>
         </w:rPr>
         <w:t xml:space="preserve"> 2000154214, pues el denunciante estuvo por 30 meses sin cobertura</w:t>
       </w:r>
@@ -3015,7 +2941,7 @@
         <w:rPr>
           <w:rFonts w:ascii="Arial Narrow" w:eastAsia="Arial Narrow" w:hAnsi="Arial Narrow" w:cs="Arial Narrow"/>
           <w:kern w:val="0"/>
-          <ns2:ligatures ns2:val="none"/>
+          <w14:ligatures w14:val="none"/>
         </w:rPr>
         <w:t>; involucraría una presunta afectación a sus expectativas, quien no habría encontrado una correspondencia entre lo que esperaba recibir de parte del proveedor y lo que realmente recibió. Por consiguiente, corresponde calificar el hecho materia de denuncia como una presunta infracción al deber de idoneidad, tipificado en los artículos 18 y 19 del Código</w:t>
       </w:r>
@@ -3025,25 +2951,25 @@
           <w:color w:val="000000"/>
           <w:kern w:val="0"/>
           <w:lang w:eastAsia="es-ES"/>
-          <ns2:ligatures ns2:val="none"/>
+          <w14:ligatures w14:val="none"/>
         </w:rPr>
         <w:t>.</w:t>
       </w:r>
     </w:p>
-    <w:p ns2:paraId="4FD7DABB" ns2:textId="77777777">
-      <w:pPr>
-        <w:spacing w:after="0" w:line="240" w:lineRule="auto"/>
-        <w:jc w:val="both"/>
-        <w:rPr>
-          <w:rFonts w:ascii="Arial Narrow" w:eastAsia="Times New Roman" w:hAnsi="Arial Narrow" w:cs="Arial"/>
-          <w:color w:val="000000"/>
-          <w:kern w:val="0"/>
-          <w:lang w:val="es-ES" w:eastAsia="es-ES"/>
-          <ns2:ligatures ns2:val="none"/>
-        </w:rPr>
-      </w:pPr>
-    </w:p>
-    <w:p ns2:paraId="5094549B" ns2:textId="7005A756">
+    <w:p>
+      <w:pPr>
+        <w:spacing w:after="0" w:line="240" w:lineRule="auto"/>
+        <w:jc w:val="both"/>
+        <w:rPr>
+          <w:rFonts w:ascii="Arial Narrow" w:eastAsia="Times New Roman" w:hAnsi="Arial Narrow" w:cs="Arial"/>
+          <w:color w:val="000000"/>
+          <w:kern w:val="0"/>
+          <w:lang w:val="es-ES" w:eastAsia="es-ES"/>
+          <w14:ligatures w14:val="none"/>
+        </w:rPr>
+      </w:pPr>
+    </w:p>
+    <w:p>
       <w:pPr>
         <w:pStyle w:val="Prrafodelista"/>
         <w:numPr>
@@ -3061,14 +2987,14 @@
           <w:color w:val="000000"/>
           <w:kern w:val="0"/>
           <w:lang w:val="es-ES" w:eastAsia="es-ES"/>
-          <ns2:ligatures ns2:val="none"/>
-        </w:rPr>
-      </w:pPr>
-      <w:r>
-        <w:rPr>
-          <w:rFonts w:ascii="Arial Narrow" w:eastAsia="Arial Narrow" w:hAnsi="Arial Narrow" w:cs="Arial Narrow"/>
-          <w:kern w:val="0"/>
-          <ns2:ligatures ns2:val="none"/>
+          <w14:ligatures w14:val="none"/>
+        </w:rPr>
+      </w:pPr>
+      <w:r>
+        <w:rPr>
+          <w:rFonts w:ascii="Arial Narrow" w:eastAsia="Arial Narrow" w:hAnsi="Arial Narrow" w:cs="Arial Narrow"/>
+          <w:kern w:val="0"/>
+          <w14:ligatures w14:val="none"/>
         </w:rPr>
         <w:t xml:space="preserve">Además, la Secretaría Técnica, en ejercicio de sus facultades, considera que el hecho denunciado, consistente en que </w:t>
       </w:r>
@@ -3078,7 +3004,7 @@
           <w:color w:val="000000"/>
           <w:kern w:val="0"/>
           <w:lang w:val="es-ES" w:eastAsia="es-ES"/>
-          <ns2:ligatures ns2:val="none"/>
+          <w14:ligatures w14:val="none"/>
         </w:rPr>
         <w:t xml:space="preserve">el Banco de Crédito del Perú S.A. habría brindado una respuesta fuera del plazo legal al reclamo </w:t>
       </w:r>
@@ -3089,7 +3015,7 @@
           <w:color w:val="000000"/>
           <w:kern w:val="0"/>
           <w:lang w:val="es-ES" w:eastAsia="es-ES"/>
-          <ns2:ligatures ns2:val="none"/>
+          <w14:ligatures w14:val="none"/>
         </w:rPr>
         <w:t/>
       </w:r>
@@ -3100,7 +3026,7 @@
           <w:color w:val="000000"/>
           <w:kern w:val="0"/>
           <w:lang w:val="es-ES" w:eastAsia="es-ES"/>
-          <ns2:ligatures ns2:val="none"/>
+          <w14:ligatures w14:val="none"/>
         </w:rPr>
         <w:t xml:space="preserve"> C4201733 presentado por la denunciante</w:t>
       </w:r>
@@ -3110,7 +3036,7 @@
           <w:color w:val="000000"/>
           <w:kern w:val="0"/>
           <w:lang w:eastAsia="es-ES"/>
-          <ns2:ligatures ns2:val="none"/>
+          <w14:ligatures w14:val="none"/>
         </w:rPr>
         <w:t>.</w:t>
       </w:r>
@@ -3118,7 +3044,7 @@
         <w:rPr>
           <w:rFonts w:ascii="Arial Narrow" w:eastAsia="Arial Narrow" w:hAnsi="Arial Narrow" w:cs="Arial Narrow"/>
           <w:kern w:val="0"/>
-          <ns2:ligatures ns2:val="none"/>
+          <w14:ligatures w14:val="none"/>
         </w:rPr>
         <w:t xml:space="preserve"> Por consiguiente, corresponde calificar el hecho materia de denuncia como una presunta infracción a la obligación de los proveedores para resolver los reclamos en el plazo legal establecido, tipificado en el numeral 88.1 del artículo 88 del Código</w:t>
       </w:r>
@@ -3127,7 +3053,7 @@
           <w:rStyle w:val="Refdenotaalpie"/>
           <w:rFonts w:ascii="Arial Narrow" w:eastAsia="Arial Narrow" w:hAnsi="Arial Narrow"/>
           <w:kern w:val="0"/>
-          <ns2:ligatures ns2:val="none"/>
+          <w14:ligatures w14:val="none"/>
           <w:vertAlign w:val="superscript"/>
         </w:rPr>
         <w:footnoteReference w:id="4"/>
@@ -3138,12 +3064,12 @@
           <w:color w:val="000000"/>
           <w:kern w:val="0"/>
           <w:lang w:eastAsia="es-ES"/>
-          <ns2:ligatures ns2:val="none"/>
+          <w14:ligatures w14:val="none"/>
         </w:rPr>
         <w:t>.</w:t>
       </w:r>
     </w:p>
-    <w:p ns2:paraId="657E95AC" ns2:textId="77777777">
+    <w:p>
       <w:pPr>
         <w:pStyle w:val="Prrafodelista"/>
         <w:rPr>
@@ -3151,7 +3077,7 @@
         </w:rPr>
       </w:pPr>
     </w:p>
-    <w:p ns2:paraId="4158C6F0" ns2:textId="4E885EEC">
+    <w:p>
       <w:pPr>
         <w:pStyle w:val="Prrafodelista"/>
         <w:numPr>
@@ -3169,14 +3095,14 @@
           <w:color w:val="000000"/>
           <w:kern w:val="0"/>
           <w:lang w:val="es-ES" w:eastAsia="es-ES"/>
-          <ns2:ligatures ns2:val="none"/>
-        </w:rPr>
-      </w:pPr>
-      <w:r>
-        <w:rPr>
-          <w:rFonts w:ascii="Arial Narrow" w:eastAsia="Arial Narrow" w:hAnsi="Arial Narrow" w:cs="Arial Narrow"/>
-          <w:kern w:val="0"/>
-          <ns2:ligatures ns2:val="none"/>
+          <w14:ligatures w14:val="none"/>
+        </w:rPr>
+      </w:pPr>
+      <w:r>
+        <w:rPr>
+          <w:rFonts w:ascii="Arial Narrow" w:eastAsia="Arial Narrow" w:hAnsi="Arial Narrow" w:cs="Arial Narrow"/>
+          <w:kern w:val="0"/>
+          <w14:ligatures w14:val="none"/>
         </w:rPr>
         <w:t>Así también</w:t>
       </w:r>
@@ -3184,7 +3110,7 @@
         <w:rPr>
           <w:rFonts w:ascii="Arial Narrow" w:eastAsia="Arial Narrow" w:hAnsi="Arial Narrow" w:cs="Arial Narrow"/>
           <w:kern w:val="0"/>
-          <ns2:ligatures ns2:val="none"/>
+          <w14:ligatures w14:val="none"/>
         </w:rPr>
         <w:t xml:space="preserve">, la Secretaría Técnica, en ejercicio de sus facultades, considera que el hecho denunciado, consistente en que </w:t>
       </w:r>
@@ -3201,7 +3127,7 @@
           <w:kern w:val="0"/>
           <w:shd w:val="clear" w:color="auto" w:fill="FFFFFF"/>
           <w:lang w:eastAsia="es-PE"/>
-          <ns2:ligatures ns2:val="none"/>
+          <w14:ligatures w14:val="none"/>
         </w:rPr>
         <w:t xml:space="preserve">Banco de Crédito del Perú S.A. </w:t>
       </w:r>
@@ -3211,7 +3137,7 @@
           <w:color w:val="000000"/>
           <w:kern w:val="0"/>
           <w:lang w:val="es-ES" w:eastAsia="es-ES"/>
-          <ns2:ligatures ns2:val="none"/>
+          <w14:ligatures w14:val="none"/>
         </w:rPr>
         <w:t xml:space="preserve">no habría brindado una respuesta formal y dentro del plazo legal al Reclamo </w:t>
       </w:r>
@@ -3222,7 +3148,7 @@
           <w:color w:val="000000"/>
           <w:kern w:val="0"/>
           <w:lang w:val="es-ES" w:eastAsia="es-ES"/>
-          <ns2:ligatures ns2:val="none"/>
+          <w14:ligatures w14:val="none"/>
         </w:rPr>
         <w:t/>
       </w:r>
@@ -3233,7 +3159,7 @@
           <w:color w:val="000000"/>
           <w:kern w:val="0"/>
           <w:lang w:val="es-ES" w:eastAsia="es-ES"/>
-          <ns2:ligatures ns2:val="none"/>
+          <w14:ligatures w14:val="none"/>
         </w:rPr>
         <w:t xml:space="preserve"> </w:t>
       </w:r>
@@ -3250,7 +3176,7 @@
           <w:color w:val="000000"/>
           <w:kern w:val="0"/>
           <w:lang w:eastAsia="es-ES"/>
-          <ns2:ligatures ns2:val="none"/>
+          <w14:ligatures w14:val="none"/>
         </w:rPr>
         <w:t>presentado por la denunciante</w:t>
       </w:r>
@@ -3260,7 +3186,7 @@
           <w:color w:val="000000"/>
           <w:kern w:val="0"/>
           <w:lang w:eastAsia="es-ES"/>
-          <ns2:ligatures ns2:val="none"/>
+          <w14:ligatures w14:val="none"/>
         </w:rPr>
         <w:t>.</w:t>
       </w:r>
@@ -3268,7 +3194,7 @@
         <w:rPr>
           <w:rFonts w:ascii="Arial Narrow" w:eastAsia="Arial Narrow" w:hAnsi="Arial Narrow" w:cs="Arial Narrow"/>
           <w:kern w:val="0"/>
-          <ns2:ligatures ns2:val="none"/>
+          <w14:ligatures w14:val="none"/>
         </w:rPr>
         <w:t xml:space="preserve"> Por consiguiente, corresponde calificar el hecho materia de denuncia como una presunta infracción a la obligación de los proveedores para resolver los reclamos en el plazo legal establecido, tipificado en el numeral 88.1 del artículo 88 del Código</w:t>
       </w:r>
@@ -3278,12 +3204,12 @@
           <w:color w:val="000000"/>
           <w:kern w:val="0"/>
           <w:lang w:eastAsia="es-ES"/>
-          <ns2:ligatures ns2:val="none"/>
+          <w14:ligatures w14:val="none"/>
         </w:rPr>
         <w:t>.</w:t>
       </w:r>
     </w:p>
-    <w:p ns2:paraId="05D4AB53" ns2:textId="77777777">
+    <w:p>
       <w:pPr>
         <w:pStyle w:val="Prrafodelista"/>
         <w:rPr>
@@ -3291,7 +3217,7 @@
         </w:rPr>
       </w:pPr>
     </w:p>
-    <w:p ns2:paraId="493D44B5" ns2:textId="6787B411">
+    <w:p>
       <w:pPr>
         <w:pStyle w:val="Prrafodelista"/>
         <w:numPr>
@@ -3309,14 +3235,14 @@
           <w:color w:val="000000"/>
           <w:kern w:val="0"/>
           <w:lang w:val="es-ES" w:eastAsia="es-ES"/>
-          <ns2:ligatures ns2:val="none"/>
-        </w:rPr>
-      </w:pPr>
-      <w:r>
-        <w:rPr>
-          <w:rFonts w:ascii="Arial Narrow" w:eastAsia="Arial Narrow" w:hAnsi="Arial Narrow" w:cs="Arial Narrow"/>
-          <w:kern w:val="0"/>
-          <ns2:ligatures ns2:val="none"/>
+          <w14:ligatures w14:val="none"/>
+        </w:rPr>
+      </w:pPr>
+      <w:r>
+        <w:rPr>
+          <w:rFonts w:ascii="Arial Narrow" w:eastAsia="Arial Narrow" w:hAnsi="Arial Narrow" w:cs="Arial Narrow"/>
+          <w:kern w:val="0"/>
+          <w14:ligatures w14:val="none"/>
         </w:rPr>
         <w:t>Adicionalmente</w:t>
       </w:r>
@@ -3324,7 +3250,7 @@
         <w:rPr>
           <w:rFonts w:ascii="Arial Narrow" w:eastAsia="Arial Narrow" w:hAnsi="Arial Narrow" w:cs="Arial Narrow"/>
           <w:kern w:val="0"/>
-          <ns2:ligatures ns2:val="none"/>
+          <w14:ligatures w14:val="none"/>
         </w:rPr>
         <w:t xml:space="preserve">, la Secretaría Técnica, en ejercicio de sus facultades, considera que el hecho denunciado, consistente en que </w:t>
       </w:r>
@@ -3341,7 +3267,7 @@
           <w:kern w:val="0"/>
           <w:shd w:val="clear" w:color="auto" w:fill="FFFFFF"/>
           <w:lang w:eastAsia="es-PE"/>
-          <ns2:ligatures ns2:val="none"/>
+          <w14:ligatures w14:val="none"/>
         </w:rPr>
         <w:t xml:space="preserve">Banco de Crédito del Perú S.A. </w:t>
       </w:r>
@@ -3351,7 +3277,7 @@
           <w:color w:val="000000"/>
           <w:kern w:val="0"/>
           <w:lang w:val="es-ES" w:eastAsia="es-ES"/>
-          <ns2:ligatures ns2:val="none"/>
+          <w14:ligatures w14:val="none"/>
         </w:rPr>
         <w:t xml:space="preserve">habría brindado una respuesta inadecuada al reclamo </w:t>
       </w:r>
@@ -3362,7 +3288,7 @@
           <w:color w:val="000000"/>
           <w:kern w:val="0"/>
           <w:lang w:val="es-ES" w:eastAsia="es-ES"/>
-          <ns2:ligatures ns2:val="none"/>
+          <w14:ligatures w14:val="none"/>
         </w:rPr>
         <w:t/>
       </w:r>
@@ -3373,7 +3299,7 @@
           <w:color w:val="000000"/>
           <w:kern w:val="0"/>
           <w:lang w:eastAsia="es-ES"/>
-          <ns2:ligatures ns2:val="none"/>
+          <w14:ligatures w14:val="none"/>
         </w:rPr>
         <w:t xml:space="preserve"> C4402920 presentados por la denunciante</w:t>
       </w:r>
@@ -3383,7 +3309,7 @@
           <w:color w:val="000000"/>
           <w:kern w:val="0"/>
           <w:lang w:eastAsia="es-ES"/>
-          <ns2:ligatures ns2:val="none"/>
+          <w14:ligatures w14:val="none"/>
         </w:rPr>
         <w:t>.</w:t>
       </w:r>
@@ -3391,7 +3317,7 @@
         <w:rPr>
           <w:rFonts w:ascii="Arial Narrow" w:eastAsia="Arial Narrow" w:hAnsi="Arial Narrow" w:cs="Arial Narrow"/>
           <w:kern w:val="0"/>
-          <ns2:ligatures ns2:val="none"/>
+          <w14:ligatures w14:val="none"/>
         </w:rPr>
         <w:t xml:space="preserve"> Por consiguiente, corresponde calificar el hecho materia de denuncia como una presunta infracción a la obligación de los proveedores para resolver los reclamos en el plazo legal establecido, tipificado en el numeral 88.1 del artículo 88 del Código</w:t>
       </w:r>
@@ -3401,12 +3327,12 @@
           <w:color w:val="000000"/>
           <w:kern w:val="0"/>
           <w:lang w:eastAsia="es-ES"/>
-          <ns2:ligatures ns2:val="none"/>
+          <w14:ligatures w14:val="none"/>
         </w:rPr>
         <w:t>.</w:t>
       </w:r>
     </w:p>
-    <w:p ns2:paraId="4E81BD07" ns2:textId="77777777">
+    <w:p>
       <w:pPr>
         <w:pStyle w:val="Prrafodelista"/>
         <w:rPr>
@@ -3414,7 +3340,7 @@
         </w:rPr>
       </w:pPr>
     </w:p>
-    <w:p ns2:paraId="41E229DD" ns2:textId="5694AEDB">
+    <w:p>
       <w:pPr>
         <w:pStyle w:val="Prrafodelista"/>
         <w:numPr>
@@ -3432,14 +3358,14 @@
           <w:color w:val="000000"/>
           <w:kern w:val="0"/>
           <w:lang w:val="es-ES" w:eastAsia="es-ES"/>
-          <ns2:ligatures ns2:val="none"/>
-        </w:rPr>
-      </w:pPr>
-      <w:r>
-        <w:rPr>
-          <w:rFonts w:ascii="Arial Narrow" w:eastAsia="Arial Narrow" w:hAnsi="Arial Narrow" w:cs="Arial Narrow"/>
-          <w:kern w:val="0"/>
-          <ns2:ligatures ns2:val="none"/>
+          <w14:ligatures w14:val="none"/>
+        </w:rPr>
+      </w:pPr>
+      <w:r>
+        <w:rPr>
+          <w:rFonts w:ascii="Arial Narrow" w:eastAsia="Arial Narrow" w:hAnsi="Arial Narrow" w:cs="Arial Narrow"/>
+          <w:kern w:val="0"/>
+          <w14:ligatures w14:val="none"/>
         </w:rPr>
         <w:t>Así también</w:t>
       </w:r>
@@ -3447,7 +3373,7 @@
         <w:rPr>
           <w:rFonts w:ascii="Arial Narrow" w:eastAsia="Arial Narrow" w:hAnsi="Arial Narrow" w:cs="Arial Narrow"/>
           <w:kern w:val="0"/>
-          <ns2:ligatures ns2:val="none"/>
+          <w14:ligatures w14:val="none"/>
         </w:rPr>
         <w:t xml:space="preserve">, la Secretaría Técnica, en ejercicio de sus facultades, considera que el hecho denunciado, consistente en que </w:t>
       </w:r>
@@ -3464,7 +3390,7 @@
           <w:kern w:val="0"/>
           <w:shd w:val="clear" w:color="auto" w:fill="FFFFFF"/>
           <w:lang w:eastAsia="es-PE"/>
-          <ns2:ligatures ns2:val="none"/>
+          <w14:ligatures w14:val="none"/>
         </w:rPr>
         <w:t xml:space="preserve">Banco de Crédito del Perú S.A. </w:t>
       </w:r>
@@ -3474,7 +3400,7 @@
           <w:color w:val="000000"/>
           <w:kern w:val="0"/>
           <w:lang w:val="es-ES" w:eastAsia="es-ES"/>
-          <ns2:ligatures ns2:val="none"/>
+          <w14:ligatures w14:val="none"/>
         </w:rPr>
         <w:t xml:space="preserve">habría brindado una respuesta inadecuada al reclamo </w:t>
       </w:r>
@@ -3485,7 +3411,7 @@
           <w:color w:val="000000"/>
           <w:kern w:val="0"/>
           <w:lang w:val="es-ES" w:eastAsia="es-ES"/>
-          <ns2:ligatures ns2:val="none"/>
+          <w14:ligatures w14:val="none"/>
         </w:rPr>
         <w:t/>
       </w:r>
@@ -3496,7 +3422,7 @@
           <w:color w:val="000000"/>
           <w:kern w:val="0"/>
           <w:lang w:eastAsia="es-ES"/>
-          <ns2:ligatures ns2:val="none"/>
+          <w14:ligatures w14:val="none"/>
         </w:rPr>
         <w:t xml:space="preserve"> C41535030 presentados por la denunciante</w:t>
       </w:r>
@@ -3506,7 +3432,7 @@
           <w:color w:val="000000"/>
           <w:kern w:val="0"/>
           <w:lang w:eastAsia="es-ES"/>
-          <ns2:ligatures ns2:val="none"/>
+          <w14:ligatures w14:val="none"/>
         </w:rPr>
         <w:t>.</w:t>
       </w:r>
@@ -3514,7 +3440,7 @@
         <w:rPr>
           <w:rFonts w:ascii="Arial Narrow" w:eastAsia="Arial Narrow" w:hAnsi="Arial Narrow" w:cs="Arial Narrow"/>
           <w:kern w:val="0"/>
-          <ns2:ligatures ns2:val="none"/>
+          <w14:ligatures w14:val="none"/>
         </w:rPr>
         <w:t xml:space="preserve"> Por consiguiente, corresponde calificar el hecho materia de denuncia como una presunta infracción a la obligación de los proveedores para resolver los reclamos en el plazo legal establecido, tipificado en el numeral 88.1 del artículo 88 del Código</w:t>
       </w:r>
@@ -3524,12 +3450,12 @@
           <w:color w:val="000000"/>
           <w:kern w:val="0"/>
           <w:lang w:eastAsia="es-ES"/>
-          <ns2:ligatures ns2:val="none"/>
+          <w14:ligatures w14:val="none"/>
         </w:rPr>
         <w:t>.</w:t>
       </w:r>
     </w:p>
-    <w:p ns2:paraId="1C6CCBAB" ns2:textId="77777777">
+    <w:p>
       <w:pPr>
         <w:pStyle w:val="Prrafodelista"/>
         <w:rPr>
@@ -3537,7 +3463,7 @@
         </w:rPr>
       </w:pPr>
     </w:p>
-    <w:p ns2:paraId="46782C9E" ns2:textId="235D4EFB">
+    <w:p>
       <w:pPr>
         <w:pStyle w:val="Prrafodelista"/>
         <w:numPr>
@@ -3555,14 +3481,14 @@
           <w:color w:val="000000"/>
           <w:kern w:val="0"/>
           <w:lang w:val="es-ES" w:eastAsia="es-ES"/>
-          <ns2:ligatures ns2:val="none"/>
-        </w:rPr>
-      </w:pPr>
-      <w:r>
-        <w:rPr>
-          <w:rFonts w:ascii="Arial Narrow" w:eastAsia="Arial Narrow" w:hAnsi="Arial Narrow" w:cs="Arial Narrow"/>
-          <w:kern w:val="0"/>
-          <ns2:ligatures ns2:val="none"/>
+          <w14:ligatures w14:val="none"/>
+        </w:rPr>
+      </w:pPr>
+      <w:r>
+        <w:rPr>
+          <w:rFonts w:ascii="Arial Narrow" w:eastAsia="Arial Narrow" w:hAnsi="Arial Narrow" w:cs="Arial Narrow"/>
+          <w:kern w:val="0"/>
+          <w14:ligatures w14:val="none"/>
         </w:rPr>
         <w:t xml:space="preserve">Además, la Secretaría Técnica, en ejercicio de sus facultades, considera que el hecho denunciado, consistente en que </w:t>
       </w:r>
@@ -3579,7 +3505,7 @@
           <w:kern w:val="0"/>
           <w:shd w:val="clear" w:color="auto" w:fill="FFFFFF"/>
           <w:lang w:eastAsia="es-PE"/>
-          <ns2:ligatures ns2:val="none"/>
+          <w14:ligatures w14:val="none"/>
         </w:rPr>
         <w:t xml:space="preserve">Banco de Crédito del Perú S.A. </w:t>
       </w:r>
@@ -3589,7 +3515,7 @@
           <w:color w:val="000000"/>
           <w:kern w:val="0"/>
           <w:lang w:val="es-ES" w:eastAsia="es-ES"/>
-          <ns2:ligatures ns2:val="none"/>
+          <w14:ligatures w14:val="none"/>
         </w:rPr>
         <w:t xml:space="preserve">habría brindado una respuesta inadecuada al reclamo </w:t>
       </w:r>
@@ -3600,7 +3526,7 @@
           <w:color w:val="000000"/>
           <w:kern w:val="0"/>
           <w:lang w:val="es-ES" w:eastAsia="es-ES"/>
-          <ns2:ligatures ns2:val="none"/>
+          <w14:ligatures w14:val="none"/>
         </w:rPr>
         <w:t/>
       </w:r>
@@ -3611,7 +3537,7 @@
           <w:color w:val="000000"/>
           <w:kern w:val="0"/>
           <w:lang w:eastAsia="es-ES"/>
-          <ns2:ligatures ns2:val="none"/>
+          <w14:ligatures w14:val="none"/>
         </w:rPr>
         <w:t xml:space="preserve"> C42016388 presentados por la denunciante</w:t>
       </w:r>
@@ -3621,7 +3547,7 @@
           <w:color w:val="000000"/>
           <w:kern w:val="0"/>
           <w:lang w:eastAsia="es-ES"/>
-          <ns2:ligatures ns2:val="none"/>
+          <w14:ligatures w14:val="none"/>
         </w:rPr>
         <w:t>.</w:t>
       </w:r>
@@ -3629,7 +3555,7 @@
         <w:rPr>
           <w:rFonts w:ascii="Arial Narrow" w:eastAsia="Arial Narrow" w:hAnsi="Arial Narrow" w:cs="Arial Narrow"/>
           <w:kern w:val="0"/>
-          <ns2:ligatures ns2:val="none"/>
+          <w14:ligatures w14:val="none"/>
         </w:rPr>
         <w:t xml:space="preserve"> Por consiguiente, corresponde calificar el hecho materia de denuncia como una presunta infracción a la obligación de los proveedores para </w:t>
       </w:r>
@@ -3637,7 +3563,7 @@
         <w:rPr>
           <w:rFonts w:ascii="Arial Narrow" w:eastAsia="Arial Narrow" w:hAnsi="Arial Narrow" w:cs="Arial Narrow"/>
           <w:kern w:val="0"/>
-          <ns2:ligatures ns2:val="none"/>
+          <w14:ligatures w14:val="none"/>
         </w:rPr>
         <w:lastRenderedPageBreak/>
         <w:t>resolver los reclamos en el plazo legal establecido, tipificado en el numeral 88.1 del artículo 88 del Código</w:t>
@@ -3648,12 +3574,12 @@
           <w:color w:val="000000"/>
           <w:kern w:val="0"/>
           <w:lang w:eastAsia="es-ES"/>
-          <ns2:ligatures ns2:val="none"/>
+          <w14:ligatures w14:val="none"/>
         </w:rPr>
         <w:t>.</w:t>
       </w:r>
     </w:p>
-    <w:p ns2:paraId="0B549154" ns2:textId="77777777">
+    <w:p>
       <w:pPr>
         <w:pStyle w:val="Prrafodelista"/>
         <w:rPr>
@@ -3661,7 +3587,7 @@
         </w:rPr>
       </w:pPr>
     </w:p>
-    <w:p ns2:paraId="774E65FF" ns2:textId="1BB3232A">
+    <w:p>
       <w:pPr>
         <w:pStyle w:val="Prrafodelista"/>
         <w:numPr>
@@ -3679,14 +3605,14 @@
           <w:color w:val="000000"/>
           <w:kern w:val="0"/>
           <w:lang w:val="es-ES" w:eastAsia="es-ES"/>
-          <ns2:ligatures ns2:val="none"/>
-        </w:rPr>
-      </w:pPr>
-      <w:r>
-        <w:rPr>
-          <w:rFonts w:ascii="Arial Narrow" w:eastAsia="Arial Narrow" w:hAnsi="Arial Narrow" w:cs="Arial Narrow"/>
-          <w:kern w:val="0"/>
-          <ns2:ligatures ns2:val="none"/>
+          <w14:ligatures w14:val="none"/>
+        </w:rPr>
+      </w:pPr>
+      <w:r>
+        <w:rPr>
+          <w:rFonts w:ascii="Arial Narrow" w:eastAsia="Arial Narrow" w:hAnsi="Arial Narrow" w:cs="Arial Narrow"/>
+          <w:kern w:val="0"/>
+          <w14:ligatures w14:val="none"/>
         </w:rPr>
         <w:t>Asimismo</w:t>
       </w:r>
@@ -3694,7 +3620,7 @@
         <w:rPr>
           <w:rFonts w:ascii="Arial Narrow" w:eastAsia="Arial Narrow" w:hAnsi="Arial Narrow" w:cs="Arial Narrow"/>
           <w:kern w:val="0"/>
-          <ns2:ligatures ns2:val="none"/>
+          <w14:ligatures w14:val="none"/>
         </w:rPr>
         <w:t xml:space="preserve">, la Secretaría Técnica, en ejercicio de sus facultades, considera que el hecho denunciado, consistente en que </w:t>
       </w:r>
@@ -3711,7 +3637,7 @@
           <w:kern w:val="0"/>
           <w:shd w:val="clear" w:color="auto" w:fill="FFFFFF"/>
           <w:lang w:eastAsia="es-PE"/>
-          <ns2:ligatures ns2:val="none"/>
+          <w14:ligatures w14:val="none"/>
         </w:rPr>
         <w:t xml:space="preserve">Banco de Crédito del Perú S.A. </w:t>
       </w:r>
@@ -3721,7 +3647,7 @@
           <w:color w:val="000000"/>
           <w:kern w:val="0"/>
           <w:lang w:val="es-ES" w:eastAsia="es-ES"/>
-          <ns2:ligatures ns2:val="none"/>
+          <w14:ligatures w14:val="none"/>
         </w:rPr>
         <w:t xml:space="preserve">habría brindado una respuesta inadecuada al reclamo </w:t>
       </w:r>
@@ -3732,7 +3658,7 @@
           <w:color w:val="000000"/>
           <w:kern w:val="0"/>
           <w:lang w:val="es-ES" w:eastAsia="es-ES"/>
-          <ns2:ligatures ns2:val="none"/>
+          <w14:ligatures w14:val="none"/>
         </w:rPr>
         <w:t/>
       </w:r>
@@ -3743,7 +3669,7 @@
           <w:color w:val="000000"/>
           <w:kern w:val="0"/>
           <w:lang w:eastAsia="es-ES"/>
-          <ns2:ligatures ns2:val="none"/>
+          <w14:ligatures w14:val="none"/>
         </w:rPr>
         <w:t>, C42017337 presentados por la denunciante</w:t>
       </w:r>
@@ -3753,7 +3679,7 @@
           <w:color w:val="000000"/>
           <w:kern w:val="0"/>
           <w:lang w:eastAsia="es-ES"/>
-          <ns2:ligatures ns2:val="none"/>
+          <w14:ligatures w14:val="none"/>
         </w:rPr>
         <w:t>.</w:t>
       </w:r>
@@ -3761,7 +3687,7 @@
         <w:rPr>
           <w:rFonts w:ascii="Arial Narrow" w:eastAsia="Arial Narrow" w:hAnsi="Arial Narrow" w:cs="Arial Narrow"/>
           <w:kern w:val="0"/>
-          <ns2:ligatures ns2:val="none"/>
+          <w14:ligatures w14:val="none"/>
         </w:rPr>
         <w:t xml:space="preserve"> Por consiguiente, corresponde calificar el hecho materia de denuncia como una presunta infracción a la obligación de los proveedores para resolver los reclamos en el plazo legal establecido, tipificado en el numeral 88.1 del artículo 88 del Código</w:t>
       </w:r>
@@ -3771,12 +3697,12 @@
           <w:color w:val="000000"/>
           <w:kern w:val="0"/>
           <w:lang w:eastAsia="es-ES"/>
-          <ns2:ligatures ns2:val="none"/>
+          <w14:ligatures w14:val="none"/>
         </w:rPr>
         <w:t>.</w:t>
       </w:r>
     </w:p>
-    <w:p ns2:paraId="15ABDB7B" ns2:textId="77777777">
+    <w:p>
       <w:pPr>
         <w:pStyle w:val="Prrafodelista"/>
         <w:rPr>
@@ -3784,7 +3710,7 @@
         </w:rPr>
       </w:pPr>
     </w:p>
-    <w:p ns2:paraId="437F7C50" ns2:textId="6FE647C2">
+    <w:p>
       <w:pPr>
         <w:pStyle w:val="Prrafodelista"/>
         <w:numPr>
@@ -3802,14 +3728,14 @@
           <w:color w:val="000000"/>
           <w:kern w:val="0"/>
           <w:lang w:val="es-ES" w:eastAsia="es-ES"/>
-          <ns2:ligatures ns2:val="none"/>
-        </w:rPr>
-      </w:pPr>
-      <w:r>
-        <w:rPr>
-          <w:rFonts w:ascii="Arial Narrow" w:eastAsia="Arial Narrow" w:hAnsi="Arial Narrow" w:cs="Arial Narrow"/>
-          <w:kern w:val="0"/>
-          <ns2:ligatures ns2:val="none"/>
+          <w14:ligatures w14:val="none"/>
+        </w:rPr>
+      </w:pPr>
+      <w:r>
+        <w:rPr>
+          <w:rFonts w:ascii="Arial Narrow" w:eastAsia="Arial Narrow" w:hAnsi="Arial Narrow" w:cs="Arial Narrow"/>
+          <w:kern w:val="0"/>
+          <w14:ligatures w14:val="none"/>
         </w:rPr>
         <w:t>Además</w:t>
       </w:r>
@@ -3817,7 +3743,7 @@
         <w:rPr>
           <w:rFonts w:ascii="Arial Narrow" w:eastAsia="Arial Narrow" w:hAnsi="Arial Narrow" w:cs="Arial Narrow"/>
           <w:kern w:val="0"/>
-          <ns2:ligatures ns2:val="none"/>
+          <w14:ligatures w14:val="none"/>
         </w:rPr>
         <w:t xml:space="preserve">, la Secretaría Técnica, en ejercicio de sus facultades, considera que el hecho denunciado, consistente en que </w:t>
       </w:r>
@@ -3834,7 +3760,7 @@
           <w:kern w:val="0"/>
           <w:shd w:val="clear" w:color="auto" w:fill="FFFFFF"/>
           <w:lang w:eastAsia="es-PE"/>
-          <ns2:ligatures ns2:val="none"/>
+          <w14:ligatures w14:val="none"/>
         </w:rPr>
         <w:t xml:space="preserve">Banco de Crédito del Perú S.A. </w:t>
       </w:r>
@@ -3844,7 +3770,7 @@
           <w:color w:val="000000"/>
           <w:kern w:val="0"/>
           <w:lang w:val="es-ES" w:eastAsia="es-ES"/>
-          <ns2:ligatures ns2:val="none"/>
+          <w14:ligatures w14:val="none"/>
         </w:rPr>
         <w:t xml:space="preserve">habría brindado una respuesta inadecuada al reclamo </w:t>
       </w:r>
@@ -3855,7 +3781,7 @@
           <w:color w:val="000000"/>
           <w:kern w:val="0"/>
           <w:lang w:val="es-ES" w:eastAsia="es-ES"/>
-          <ns2:ligatures ns2:val="none"/>
+          <w14:ligatures w14:val="none"/>
         </w:rPr>
         <w:t/>
       </w:r>
@@ -3866,7 +3792,7 @@
           <w:color w:val="000000"/>
           <w:kern w:val="0"/>
           <w:lang w:eastAsia="es-ES"/>
-          <ns2:ligatures ns2:val="none"/>
+          <w14:ligatures w14:val="none"/>
         </w:rPr>
         <w:t xml:space="preserve"> C43519777 presentados por la denunciante</w:t>
       </w:r>
@@ -3876,7 +3802,7 @@
           <w:color w:val="000000"/>
           <w:kern w:val="0"/>
           <w:lang w:eastAsia="es-ES"/>
-          <ns2:ligatures ns2:val="none"/>
+          <w14:ligatures w14:val="none"/>
         </w:rPr>
         <w:t>.</w:t>
       </w:r>
@@ -3884,7 +3810,7 @@
         <w:rPr>
           <w:rFonts w:ascii="Arial Narrow" w:eastAsia="Arial Narrow" w:hAnsi="Arial Narrow" w:cs="Arial Narrow"/>
           <w:kern w:val="0"/>
-          <ns2:ligatures ns2:val="none"/>
+          <w14:ligatures w14:val="none"/>
         </w:rPr>
         <w:t xml:space="preserve"> Por consiguiente, corresponde calificar el hecho materia de denuncia como una presunta infracción a la obligación de los proveedores para resolver los reclamos en el plazo legal establecido, tipificado en el numeral 88.1 del artículo 88 del Código</w:t>
       </w:r>
@@ -3894,12 +3820,12 @@
           <w:color w:val="000000"/>
           <w:kern w:val="0"/>
           <w:lang w:eastAsia="es-ES"/>
-          <ns2:ligatures ns2:val="none"/>
+          <w14:ligatures w14:val="none"/>
         </w:rPr>
         <w:t>.</w:t>
       </w:r>
     </w:p>
-    <w:p ns2:paraId="0CD0D531" ns2:textId="77777777">
+    <w:p>
       <w:pPr>
         <w:pStyle w:val="Prrafodelista"/>
         <w:rPr>
@@ -3907,7 +3833,7 @@
         </w:rPr>
       </w:pPr>
     </w:p>
-    <w:p ns2:paraId="2D243A65" ns2:textId="393936F3">
+    <w:p>
       <w:pPr>
         <w:pStyle w:val="Prrafodelista"/>
         <w:numPr>
@@ -3925,14 +3851,14 @@
           <w:color w:val="000000"/>
           <w:kern w:val="0"/>
           <w:lang w:val="es-ES" w:eastAsia="es-ES"/>
-          <ns2:ligatures ns2:val="none"/>
-        </w:rPr>
-      </w:pPr>
-      <w:r>
-        <w:rPr>
-          <w:rFonts w:ascii="Arial Narrow" w:eastAsia="Arial Narrow" w:hAnsi="Arial Narrow" w:cs="Arial Narrow"/>
-          <w:kern w:val="0"/>
-          <ns2:ligatures ns2:val="none"/>
+          <w14:ligatures w14:val="none"/>
+        </w:rPr>
+      </w:pPr>
+      <w:r>
+        <w:rPr>
+          <w:rFonts w:ascii="Arial Narrow" w:eastAsia="Arial Narrow" w:hAnsi="Arial Narrow" w:cs="Arial Narrow"/>
+          <w:kern w:val="0"/>
+          <w14:ligatures w14:val="none"/>
         </w:rPr>
         <w:t>Adicionalmente</w:t>
       </w:r>
@@ -3940,7 +3866,7 @@
         <w:rPr>
           <w:rFonts w:ascii="Arial Narrow" w:eastAsia="Arial Narrow" w:hAnsi="Arial Narrow" w:cs="Arial Narrow"/>
           <w:kern w:val="0"/>
-          <ns2:ligatures ns2:val="none"/>
+          <w14:ligatures w14:val="none"/>
         </w:rPr>
         <w:t xml:space="preserve">, la Secretaría Técnica, en ejercicio de sus facultades, considera que el hecho denunciado, consistente en que </w:t>
       </w:r>
@@ -3957,7 +3883,7 @@
           <w:kern w:val="0"/>
           <w:shd w:val="clear" w:color="auto" w:fill="FFFFFF"/>
           <w:lang w:eastAsia="es-PE"/>
-          <ns2:ligatures ns2:val="none"/>
+          <w14:ligatures w14:val="none"/>
         </w:rPr>
         <w:t xml:space="preserve">Banco de Crédito del Perú S.A. </w:t>
       </w:r>
@@ -3967,7 +3893,7 @@
           <w:color w:val="000000"/>
           <w:kern w:val="0"/>
           <w:lang w:val="es-ES" w:eastAsia="es-ES"/>
-          <ns2:ligatures ns2:val="none"/>
+          <w14:ligatures w14:val="none"/>
         </w:rPr>
         <w:t xml:space="preserve">habría brindado una respuesta inadecuada al reclamo </w:t>
       </w:r>
@@ -3978,7 +3904,7 @@
           <w:color w:val="000000"/>
           <w:kern w:val="0"/>
           <w:lang w:val="es-ES" w:eastAsia="es-ES"/>
-          <ns2:ligatures ns2:val="none"/>
+          <w14:ligatures w14:val="none"/>
         </w:rPr>
         <w:t/>
       </w:r>
@@ -3989,7 +3915,7 @@
           <w:color w:val="000000"/>
           <w:kern w:val="0"/>
           <w:lang w:eastAsia="es-ES"/>
-          <ns2:ligatures ns2:val="none"/>
+          <w14:ligatures w14:val="none"/>
         </w:rPr>
         <w:t xml:space="preserve"> C44029208 presentados por la denunciante</w:t>
       </w:r>
@@ -3999,7 +3925,7 @@
           <w:color w:val="000000"/>
           <w:kern w:val="0"/>
           <w:lang w:eastAsia="es-ES"/>
-          <ns2:ligatures ns2:val="none"/>
+          <w14:ligatures w14:val="none"/>
         </w:rPr>
         <w:t>.</w:t>
       </w:r>
@@ -4007,7 +3933,7 @@
         <w:rPr>
           <w:rFonts w:ascii="Arial Narrow" w:eastAsia="Arial Narrow" w:hAnsi="Arial Narrow" w:cs="Arial Narrow"/>
           <w:kern w:val="0"/>
-          <ns2:ligatures ns2:val="none"/>
+          <w14:ligatures w14:val="none"/>
         </w:rPr>
         <w:t xml:space="preserve"> Por consiguiente, corresponde calificar el hecho materia de denuncia como una presunta infracción a la obligación de los proveedores para resolver los reclamos en el plazo legal establecido, tipificado en el numeral 88.1 del artículo 88 del Código</w:t>
       </w:r>
@@ -4017,12 +3943,12 @@
           <w:color w:val="000000"/>
           <w:kern w:val="0"/>
           <w:lang w:eastAsia="es-ES"/>
-          <ns2:ligatures ns2:val="none"/>
+          <w14:ligatures w14:val="none"/>
         </w:rPr>
         <w:t>.</w:t>
       </w:r>
     </w:p>
-    <w:p ns2:paraId="61E0EF22" ns2:textId="77777777">
+    <w:p>
       <w:pPr>
         <w:pStyle w:val="Prrafodelista"/>
         <w:rPr>
@@ -4030,7 +3956,7 @@
         </w:rPr>
       </w:pPr>
     </w:p>
-    <w:p ns2:paraId="5D5FEA25" ns2:textId="73B5385E">
+    <w:p>
       <w:pPr>
         <w:pStyle w:val="Prrafodelista"/>
         <w:numPr>
@@ -4048,14 +3974,14 @@
           <w:color w:val="000000"/>
           <w:kern w:val="0"/>
           <w:lang w:val="es-ES" w:eastAsia="es-ES"/>
-          <ns2:ligatures ns2:val="none"/>
-        </w:rPr>
-      </w:pPr>
-      <w:r>
-        <w:rPr>
-          <w:rFonts w:ascii="Arial Narrow" w:eastAsia="Arial Narrow" w:hAnsi="Arial Narrow" w:cs="Arial Narrow"/>
-          <w:kern w:val="0"/>
-          <ns2:ligatures ns2:val="none"/>
+          <w14:ligatures w14:val="none"/>
+        </w:rPr>
+      </w:pPr>
+      <w:r>
+        <w:rPr>
+          <w:rFonts w:ascii="Arial Narrow" w:eastAsia="Arial Narrow" w:hAnsi="Arial Narrow" w:cs="Arial Narrow"/>
+          <w:kern w:val="0"/>
+          <w14:ligatures w14:val="none"/>
         </w:rPr>
         <w:t>Asimismo</w:t>
       </w:r>
@@ -4063,7 +3989,7 @@
         <w:rPr>
           <w:rFonts w:ascii="Arial Narrow" w:eastAsia="Arial Narrow" w:hAnsi="Arial Narrow" w:cs="Arial Narrow"/>
           <w:kern w:val="0"/>
-          <ns2:ligatures ns2:val="none"/>
+          <w14:ligatures w14:val="none"/>
         </w:rPr>
         <w:t xml:space="preserve">, la Secretaría Técnica, en ejercicio de sus facultades, considera que el hecho denunciado, consistente en que </w:t>
       </w:r>
@@ -4080,7 +4006,7 @@
           <w:kern w:val="0"/>
           <w:shd w:val="clear" w:color="auto" w:fill="FFFFFF"/>
           <w:lang w:eastAsia="es-PE"/>
-          <ns2:ligatures ns2:val="none"/>
+          <w14:ligatures w14:val="none"/>
         </w:rPr>
         <w:t xml:space="preserve">Banco de Crédito del Perú S.A. </w:t>
       </w:r>
@@ -4090,7 +4016,7 @@
           <w:color w:val="000000"/>
           <w:kern w:val="0"/>
           <w:lang w:val="es-ES" w:eastAsia="es-ES"/>
-          <ns2:ligatures ns2:val="none"/>
+          <w14:ligatures w14:val="none"/>
         </w:rPr>
         <w:t xml:space="preserve">habría brindado una respuesta inadecuada al reclamo </w:t>
       </w:r>
@@ -4101,7 +4027,7 @@
           <w:color w:val="000000"/>
           <w:kern w:val="0"/>
           <w:lang w:val="es-ES" w:eastAsia="es-ES"/>
-          <ns2:ligatures ns2:val="none"/>
+          <w14:ligatures w14:val="none"/>
         </w:rPr>
         <w:t/>
       </w:r>
@@ -4112,7 +4038,7 @@
           <w:color w:val="000000"/>
           <w:kern w:val="0"/>
           <w:lang w:eastAsia="es-ES"/>
-          <ns2:ligatures ns2:val="none"/>
+          <w14:ligatures w14:val="none"/>
         </w:rPr>
         <w:t xml:space="preserve"> C44198384 presentados por la denunciante</w:t>
       </w:r>
@@ -4122,7 +4048,7 @@
           <w:color w:val="000000"/>
           <w:kern w:val="0"/>
           <w:lang w:eastAsia="es-ES"/>
-          <ns2:ligatures ns2:val="none"/>
+          <w14:ligatures w14:val="none"/>
         </w:rPr>
         <w:t>.</w:t>
       </w:r>
@@ -4130,7 +4056,7 @@
         <w:rPr>
           <w:rFonts w:ascii="Arial Narrow" w:eastAsia="Arial Narrow" w:hAnsi="Arial Narrow" w:cs="Arial Narrow"/>
           <w:kern w:val="0"/>
-          <ns2:ligatures ns2:val="none"/>
+          <w14:ligatures w14:val="none"/>
         </w:rPr>
         <w:t xml:space="preserve"> Por consiguiente, corresponde calificar el hecho materia de denuncia como una presunta infracción a la obligación de los proveedores para resolver los reclamos en el plazo legal establecido, tipificado en el numeral 88.1 del artículo 88 del Código</w:t>
       </w:r>
@@ -4140,12 +4066,12 @@
           <w:color w:val="000000"/>
           <w:kern w:val="0"/>
           <w:lang w:eastAsia="es-ES"/>
-          <ns2:ligatures ns2:val="none"/>
+          <w14:ligatures w14:val="none"/>
         </w:rPr>
         <w:t>.</w:t>
       </w:r>
     </w:p>
-    <w:p ns2:paraId="43A67298" ns2:textId="77777777">
+    <w:p>
       <w:pPr>
         <w:pStyle w:val="Prrafodelista"/>
         <w:rPr>
@@ -4153,7 +4079,7 @@
         </w:rPr>
       </w:pPr>
     </w:p>
-    <w:p ns2:paraId="14C52F50" ns2:textId="7C81F837">
+    <w:p>
       <w:pPr>
         <w:pStyle w:val="Prrafodelista"/>
         <w:numPr>
@@ -4171,14 +4097,14 @@
           <w:color w:val="000000"/>
           <w:kern w:val="0"/>
           <w:lang w:val="es-ES" w:eastAsia="es-ES"/>
-          <ns2:ligatures ns2:val="none"/>
-        </w:rPr>
-      </w:pPr>
-      <w:r>
-        <w:rPr>
-          <w:rFonts w:ascii="Arial Narrow" w:eastAsia="Arial Narrow" w:hAnsi="Arial Narrow" w:cs="Arial Narrow"/>
-          <w:kern w:val="0"/>
-          <ns2:ligatures ns2:val="none"/>
+          <w14:ligatures w14:val="none"/>
+        </w:rPr>
+      </w:pPr>
+      <w:r>
+        <w:rPr>
+          <w:rFonts w:ascii="Arial Narrow" w:eastAsia="Arial Narrow" w:hAnsi="Arial Narrow" w:cs="Arial Narrow"/>
+          <w:kern w:val="0"/>
+          <w14:ligatures w14:val="none"/>
         </w:rPr>
         <w:t xml:space="preserve">Además, la Secretaría Técnica, en ejercicio de sus facultades, considera que el hecho denunciado, consistente en que </w:t>
       </w:r>
@@ -4189,7 +4115,7 @@
           <w:kern w:val="0"/>
           <w:shd w:val="clear" w:color="auto" w:fill="FFFFFF"/>
           <w:lang w:eastAsia="es-PE"/>
-          <ns2:ligatures ns2:val="none"/>
+          <w14:ligatures w14:val="none"/>
         </w:rPr>
         <w:t xml:space="preserve">Pacífico Compañía de Seguros y Reaseguros S.A. no habría cumplido con brindar una respuesta adecuada al Reclamo </w:t>
       </w:r>
@@ -4201,7 +4127,7 @@
           <w:kern w:val="0"/>
           <w:shd w:val="clear" w:color="auto" w:fill="FFFFFF"/>
           <w:lang w:eastAsia="es-PE"/>
-          <ns2:ligatures ns2:val="none"/>
+          <w14:ligatures w14:val="none"/>
         </w:rPr>
         <w:t/>
       </w:r>
@@ -4213,7 +4139,7 @@
           <w:kern w:val="0"/>
           <w:shd w:val="clear" w:color="auto" w:fill="FFFFFF"/>
           <w:lang w:eastAsia="es-PE"/>
-          <ns2:ligatures ns2:val="none"/>
+          <w14:ligatures w14:val="none"/>
         </w:rPr>
         <w:t xml:space="preserve"> </w:t>
       </w:r>
@@ -4221,7 +4147,7 @@
         <w:rPr>
           <w:rFonts w:ascii="Arial Narrow" w:eastAsia="Arial Narrow" w:hAnsi="Arial Narrow" w:cs="Arial Narrow"/>
           <w:kern w:val="0"/>
-          <ns2:ligatures ns2:val="none"/>
+          <w14:ligatures w14:val="none"/>
         </w:rPr>
         <w:t>SS-31648277 presentada por la denunciante</w:t>
       </w:r>
@@ -4231,7 +4157,7 @@
           <w:color w:val="000000"/>
           <w:kern w:val="0"/>
           <w:lang w:eastAsia="es-ES"/>
-          <ns2:ligatures ns2:val="none"/>
+          <w14:ligatures w14:val="none"/>
         </w:rPr>
         <w:t>.</w:t>
       </w:r>
@@ -4239,7 +4165,7 @@
         <w:rPr>
           <w:rFonts w:ascii="Arial Narrow" w:eastAsia="Arial Narrow" w:hAnsi="Arial Narrow" w:cs="Arial Narrow"/>
           <w:kern w:val="0"/>
-          <ns2:ligatures ns2:val="none"/>
+          <w14:ligatures w14:val="none"/>
         </w:rPr>
         <w:t xml:space="preserve"> Por consiguiente, corresponde calificar el hecho materia de denuncia como una presunta infracción a la obligación de los proveedores para resolver los reclamos en el plazo legal establecido, tipificado en el numeral 88.1 del artículo 88 del Código</w:t>
       </w:r>
@@ -4247,25 +4173,25 @@
         <w:rPr>
           <w:rFonts w:ascii="Arial Narrow" w:eastAsia="Arial Narrow" w:hAnsi="Arial Narrow" w:cs="Arial Narrow"/>
           <w:kern w:val="0"/>
-          <ns2:ligatures ns2:val="none"/>
+          <w14:ligatures w14:val="none"/>
         </w:rPr>
         <w:t>.</w:t>
       </w:r>
     </w:p>
-    <w:p ns2:paraId="388CC63D" ns2:textId="77777777">
-      <w:pPr>
-        <w:spacing w:after="0" w:line="240" w:lineRule="auto"/>
-        <w:jc w:val="both"/>
-        <w:rPr>
-          <w:rFonts w:ascii="Arial Narrow" w:eastAsia="Times New Roman" w:hAnsi="Arial Narrow" w:cs="Arial"/>
-          <w:color w:val="000000"/>
-          <w:kern w:val="0"/>
-          <w:lang w:val="es-ES" w:eastAsia="es-ES"/>
-          <ns2:ligatures ns2:val="none"/>
-        </w:rPr>
-      </w:pPr>
-    </w:p>
-    <w:p ns2:paraId="4C05B57A" ns2:textId="5E3374E3">
+    <w:p>
+      <w:pPr>
+        <w:spacing w:after="0" w:line="240" w:lineRule="auto"/>
+        <w:jc w:val="both"/>
+        <w:rPr>
+          <w:rFonts w:ascii="Arial Narrow" w:eastAsia="Times New Roman" w:hAnsi="Arial Narrow" w:cs="Arial"/>
+          <w:color w:val="000000"/>
+          <w:kern w:val="0"/>
+          <w:lang w:val="es-ES" w:eastAsia="es-ES"/>
+          <w14:ligatures w14:val="none"/>
+        </w:rPr>
+      </w:pPr>
+    </w:p>
+    <w:p>
       <w:pPr>
         <w:pStyle w:val="Prrafodelista"/>
         <w:numPr>
@@ -4283,14 +4209,14 @@
           <w:color w:val="000000"/>
           <w:kern w:val="0"/>
           <w:lang w:val="es-ES" w:eastAsia="es-ES"/>
-          <ns2:ligatures ns2:val="none"/>
-        </w:rPr>
-      </w:pPr>
-      <w:r>
-        <w:rPr>
-          <w:rFonts w:ascii="Arial Narrow" w:eastAsia="Arial Narrow" w:hAnsi="Arial Narrow" w:cs="Arial Narrow"/>
-          <w:kern w:val="0"/>
-          <ns2:ligatures ns2:val="none"/>
+          <w14:ligatures w14:val="none"/>
+        </w:rPr>
+      </w:pPr>
+      <w:r>
+        <w:rPr>
+          <w:rFonts w:ascii="Arial Narrow" w:eastAsia="Arial Narrow" w:hAnsi="Arial Narrow" w:cs="Arial Narrow"/>
+          <w:kern w:val="0"/>
+          <w14:ligatures w14:val="none"/>
         </w:rPr>
         <w:t xml:space="preserve">La Secretaría Técnica, en ejercicio de sus facultades, considera que el hecho denunciado, consistente en que </w:t>
       </w:r>
@@ -4300,7 +4226,7 @@
           <w:color w:val="000000"/>
           <w:kern w:val="0"/>
           <w:lang w:val="es-ES" w:eastAsia="es-ES"/>
-          <ns2:ligatures ns2:val="none"/>
+          <w14:ligatures w14:val="none"/>
         </w:rPr>
         <w:t>los proveedores</w:t>
       </w:r>
@@ -4310,7 +4236,7 @@
           <w:color w:val="000000"/>
           <w:kern w:val="0"/>
           <w:lang w:val="es-ES" w:eastAsia="es-ES"/>
-          <ns2:ligatures ns2:val="none"/>
+          <w14:ligatures w14:val="none"/>
         </w:rPr>
         <w:t xml:space="preserve"> denunciados habrían modificado unilateralmente la Póliza </w:t>
       </w:r>
@@ -4321,7 +4247,7 @@
           <w:color w:val="000000"/>
           <w:kern w:val="0"/>
           <w:lang w:val="es-ES" w:eastAsia="es-ES"/>
-          <ns2:ligatures ns2:val="none"/>
+          <w14:ligatures w14:val="none"/>
         </w:rPr>
         <w:t/>
       </w:r>
@@ -4332,7 +4258,7 @@
           <w:color w:val="000000"/>
           <w:kern w:val="0"/>
           <w:lang w:val="es-ES" w:eastAsia="es-ES"/>
-          <ns2:ligatures ns2:val="none"/>
+          <w14:ligatures w14:val="none"/>
         </w:rPr>
         <w:t xml:space="preserve"> 2000154214 y sin el consentimiento previo de la denunciante respecto al inicio de vigencia del seguro, generando un nuevo contrato lo que le perjudicó económicamente</w:t>
       </w:r>
@@ -4340,7 +4266,7 @@
         <w:rPr>
           <w:rFonts w:ascii="Arial Narrow" w:eastAsia="Arial Narrow" w:hAnsi="Arial Narrow" w:cs="Arial Narrow"/>
           <w:kern w:val="0"/>
-          <ns2:ligatures ns2:val="none"/>
+          <w14:ligatures w14:val="none"/>
         </w:rPr>
         <w:t xml:space="preserve">. Por consiguiente, corresponde calificar el hecho materia de denuncia como una presunta </w:t>
       </w:r>
@@ -4348,7 +4274,7 @@
         <w:rPr>
           <w:rFonts w:ascii="Arial Narrow" w:eastAsia="Arial Narrow" w:hAnsi="Arial Narrow" w:cs="Arial Narrow"/>
           <w:kern w:val="0"/>
-          <ns2:ligatures ns2:val="none"/>
+          <w14:ligatures w14:val="none"/>
         </w:rPr>
         <w:t>afectación a la protección</w:t>
       </w:r>
@@ -4356,7 +4282,7 @@
         <w:rPr>
           <w:rFonts w:ascii="Arial Narrow" w:eastAsia="Arial Narrow" w:hAnsi="Arial Narrow" w:cs="Arial Narrow"/>
           <w:kern w:val="0"/>
-          <ns2:ligatures ns2:val="none"/>
+          <w14:ligatures w14:val="none"/>
         </w:rPr>
         <w:t xml:space="preserve"> de los consumidores</w:t>
       </w:r>
@@ -4364,7 +4290,7 @@
         <w:rPr>
           <w:rFonts w:ascii="Arial Narrow" w:eastAsia="Arial Narrow" w:hAnsi="Arial Narrow" w:cs="Arial Narrow"/>
           <w:kern w:val="0"/>
-          <ns2:ligatures ns2:val="none"/>
+          <w14:ligatures w14:val="none"/>
         </w:rPr>
         <w:t xml:space="preserve"> contra métodos comerciales coercitivos</w:t>
       </w:r>
@@ -4372,7 +4298,7 @@
         <w:rPr>
           <w:rFonts w:ascii="Arial Narrow" w:eastAsia="Arial Narrow" w:hAnsi="Arial Narrow" w:cs="Arial Narrow"/>
           <w:kern w:val="0"/>
-          <ns2:ligatures ns2:val="none"/>
+          <w14:ligatures w14:val="none"/>
         </w:rPr>
         <w:t>, tipificado en e</w:t>
       </w:r>
@@ -4415,7 +4341,7 @@
         <w:t>.</w:t>
       </w:r>
     </w:p>
-    <w:p ns2:paraId="4F1E88E9" ns2:textId="77777777">
+    <w:p>
       <w:pPr>
         <w:spacing w:after="0" w:line="240" w:lineRule="auto"/>
         <w:jc w:val="both"/>
@@ -4423,11 +4349,11 @@
           <w:rFonts w:ascii="Arial Narrow" w:eastAsia="Calibri" w:hAnsi="Arial Narrow" w:cs="Arial Narrow"/>
           <w:kern w:val="0"/>
           <w:lang w:eastAsia="es-PE"/>
-          <ns2:ligatures ns2:val="none"/>
-        </w:rPr>
-      </w:pPr>
-    </w:p>
-    <w:p ns2:paraId="53370C61" ns2:textId="1B55B3A6">
+          <w14:ligatures w14:val="none"/>
+        </w:rPr>
+      </w:pPr>
+    </w:p>
+    <w:p>
       <w:pPr>
         <w:pStyle w:val="Prrafodelista"/>
         <w:numPr>
@@ -4441,7 +4367,7 @@
           <w:rFonts w:ascii="Arial Narrow" w:eastAsia="Calibri" w:hAnsi="Arial Narrow" w:cs="Arial Narrow"/>
           <w:kern w:val="0"/>
           <w:lang w:eastAsia="es-PE"/>
-          <ns2:ligatures ns2:val="none"/>
+          <w14:ligatures w14:val="none"/>
         </w:rPr>
       </w:pPr>
       <w:r>
@@ -4450,7 +4376,7 @@
           <w:color w:val="000000"/>
           <w:kern w:val="0"/>
           <w:lang w:eastAsia="es-PE"/>
-          <ns2:ligatures ns2:val="none"/>
+          <w14:ligatures w14:val="none"/>
         </w:rPr>
         <w:t>En tanto la denuncia reúne los requisitos establecidos por la norma citada, corresponde admitirla a trámite</w:t>
       </w:r>
@@ -4460,7 +4386,7 @@
           <w:rFonts w:ascii="Arial Narrow" w:eastAsia="Arial Narrow" w:hAnsi="Arial Narrow" w:cs="Arial Narrow"/>
           <w:kern w:val="0"/>
           <w:vertAlign w:val="superscript"/>
-          <ns2:ligatures ns2:val="none"/>
+          <w14:ligatures w14:val="none"/>
         </w:rPr>
         <w:footnoteReference w:id="6"/>
       </w:r>
@@ -4470,23 +4396,23 @@
           <w:color w:val="000000"/>
           <w:kern w:val="0"/>
           <w:lang w:eastAsia="es-PE"/>
-          <ns2:ligatures ns2:val="none"/>
+          <w14:ligatures w14:val="none"/>
         </w:rPr>
         <w:t>.</w:t>
       </w:r>
     </w:p>
-    <w:p ns2:paraId="29901160" ns2:textId="77777777">
+    <w:p>
       <w:pPr>
         <w:pStyle w:val="Prrafodelista"/>
         <w:rPr>
           <w:rFonts w:ascii="Arial Narrow" w:eastAsia="Calibri" w:hAnsi="Arial Narrow" w:cs="Arial Narrow"/>
           <w:kern w:val="0"/>
           <w:lang w:eastAsia="es-PE"/>
-          <ns2:ligatures ns2:val="none"/>
-        </w:rPr>
-      </w:pPr>
-    </w:p>
-    <w:p ns2:paraId="3F5BB4A5" ns2:textId="7A2A06C7">
+          <w14:ligatures w14:val="none"/>
+        </w:rPr>
+      </w:pPr>
+    </w:p>
+    <w:p>
       <w:pPr>
         <w:pStyle w:val="Prrafodelista"/>
         <w:numPr>
@@ -4506,22 +4432,22 @@
           <w:color w:val="000000"/>
           <w:kern w:val="0"/>
           <w:lang w:eastAsia="es-PE"/>
-          <ns2:ligatures ns2:val="none"/>
-        </w:rPr>
-      </w:pPr>
-      <w:r>
-        <w:rPr>
-          <w:rFonts w:ascii="Arial Narrow" w:eastAsia="Arial Narrow" w:hAnsi="Arial Narrow" w:cs="Arial Narrow"/>
-          <w:b/>
-          <w:color w:val="000000"/>
-          <w:kern w:val="0"/>
-          <w:lang w:eastAsia="es-PE"/>
-          <ns2:ligatures ns2:val="none"/>
+          <w14:ligatures w14:val="none"/>
+        </w:rPr>
+      </w:pPr>
+      <w:r>
+        <w:rPr>
+          <w:rFonts w:ascii="Arial Narrow" w:eastAsia="Arial Narrow" w:hAnsi="Arial Narrow" w:cs="Arial Narrow"/>
+          <w:b/>
+          <w:color w:val="000000"/>
+          <w:kern w:val="0"/>
+          <w:lang w:eastAsia="es-PE"/>
+          <w14:ligatures w14:val="none"/>
         </w:rPr>
         <w:t>REQUERIMIENTO DE INFORMACION</w:t>
       </w:r>
     </w:p>
-    <w:p ns2:paraId="73D60425" ns2:textId="77777777">
+    <w:p>
       <w:pPr>
         <w:pStyle w:val="Prrafodelista"/>
         <w:spacing w:after="0" w:line="240" w:lineRule="auto"/>
@@ -4533,11 +4459,11 @@
           <w:color w:val="000000"/>
           <w:kern w:val="0"/>
           <w:lang w:eastAsia="es-PE"/>
-          <ns2:ligatures ns2:val="none"/>
-        </w:rPr>
-      </w:pPr>
-    </w:p>
-    <w:p ns2:paraId="7ADF73AB" ns2:textId="0830BE53">
+          <w14:ligatures w14:val="none"/>
+        </w:rPr>
+      </w:pPr>
+    </w:p>
+    <w:p>
       <w:pPr>
         <w:pStyle w:val="Prrafodelista"/>
         <w:numPr>
@@ -4552,16 +4478,16 @@
           <w:color w:val="000000"/>
           <w:kern w:val="0"/>
           <w:lang w:val="es-ES" w:eastAsia="es-ES"/>
-          <ns2:ligatures ns2:val="none"/>
-        </w:rPr>
-      </w:pPr>
-      <w:r>
-        <w:rPr>
-          <w:rFonts w:ascii="Arial Narrow" w:eastAsia="Times New Roman" w:hAnsi="Arial Narrow" w:cs="Arial"/>
-          <w:color w:val="000000"/>
-          <w:kern w:val="0"/>
-          <w:lang w:val="es-ES" w:eastAsia="es-ES"/>
-          <ns2:ligatures ns2:val="none"/>
+          <w14:ligatures w14:val="none"/>
+        </w:rPr>
+      </w:pPr>
+      <w:r>
+        <w:rPr>
+          <w:rFonts w:ascii="Arial Narrow" w:eastAsia="Times New Roman" w:hAnsi="Arial Narrow" w:cs="Arial"/>
+          <w:color w:val="000000"/>
+          <w:kern w:val="0"/>
+          <w:lang w:val="es-ES" w:eastAsia="es-ES"/>
+          <w14:ligatures w14:val="none"/>
         </w:rPr>
         <w:t>A efectos de tener mayores elementos que sirvan para la resolución definitiva del presente caso, la Secretaría Técnica, en ejercicio de las facultades</w:t>
       </w:r>
@@ -4572,7 +4498,7 @@
           <w:color w:val="000000"/>
           <w:kern w:val="0"/>
           <w:lang w:val="es-ES" w:eastAsia="es-ES"/>
-          <ns2:ligatures ns2:val="none"/>
+          <w14:ligatures w14:val="none"/>
           <w:vertAlign w:val="superscript"/>
         </w:rPr>
         <w:footnoteReference w:id="7"/>
@@ -4583,7 +4509,7 @@
           <w:color w:val="000000"/>
           <w:kern w:val="0"/>
           <w:lang w:val="es-ES" w:eastAsia="es-ES"/>
-          <ns2:ligatures ns2:val="none"/>
+          <w14:ligatures w14:val="none"/>
         </w:rPr>
         <w:t xml:space="preserve"> que la ley le confiere</w:t>
       </w:r>
@@ -4594,7 +4520,7 @@
           <w:color w:val="000000"/>
           <w:kern w:val="0"/>
           <w:lang w:val="es-ES" w:eastAsia="es-ES"/>
-          <ns2:ligatures ns2:val="none"/>
+          <w14:ligatures w14:val="none"/>
           <w:vertAlign w:val="superscript"/>
         </w:rPr>
         <w:footnoteReference w:id="8"/>
@@ -4605,7 +4531,7 @@
           <w:color w:val="000000"/>
           <w:kern w:val="0"/>
           <w:lang w:val="es-ES" w:eastAsia="es-ES"/>
-          <ns2:ligatures ns2:val="none"/>
+          <w14:ligatures w14:val="none"/>
         </w:rPr>
         <w:t xml:space="preserve">, </w:t>
       </w:r>
@@ -4615,7 +4541,7 @@
           <w:color w:val="000000"/>
           <w:kern w:val="0"/>
           <w:lang w:val="es-ES" w:eastAsia="es-ES"/>
-          <ns2:ligatures ns2:val="none"/>
+          <w14:ligatures w14:val="none"/>
         </w:rPr>
         <w:t>conviene requerir</w:t>
       </w:r>
@@ -4625,7 +4551,7 @@
           <w:color w:val="000000"/>
           <w:kern w:val="0"/>
           <w:lang w:val="es-ES" w:eastAsia="es-ES"/>
-          <ns2:ligatures ns2:val="none"/>
+          <w14:ligatures w14:val="none"/>
         </w:rPr>
         <w:t xml:space="preserve"> que</w:t>
       </w:r>
@@ -4635,7 +4561,7 @@
           <w:color w:val="000000"/>
           <w:kern w:val="0"/>
           <w:lang w:val="es-ES" w:eastAsia="es-ES"/>
-          <ns2:ligatures ns2:val="none"/>
+          <w14:ligatures w14:val="none"/>
         </w:rPr>
         <w:t>, en un plazo no mayor de cinco (5) días hábiles contado</w:t>
       </w:r>
@@ -4645,7 +4571,7 @@
           <w:color w:val="000000"/>
           <w:kern w:val="0"/>
           <w:lang w:val="es-ES" w:eastAsia="es-ES"/>
-          <ns2:ligatures ns2:val="none"/>
+          <w14:ligatures w14:val="none"/>
         </w:rPr>
         <w:t>s</w:t>
       </w:r>
@@ -4655,7 +4581,7 @@
           <w:color w:val="000000"/>
           <w:kern w:val="0"/>
           <w:lang w:val="es-ES" w:eastAsia="es-ES"/>
-          <ns2:ligatures ns2:val="none"/>
+          <w14:ligatures w14:val="none"/>
         </w:rPr>
         <w:t xml:space="preserve"> a partir del día siguiente de la notificación de la presente resolución, </w:t>
       </w:r>
@@ -4665,7 +4591,7 @@
           <w:color w:val="000000"/>
           <w:kern w:val="0"/>
           <w:lang w:val="es-ES" w:eastAsia="es-ES"/>
-          <ns2:ligatures ns2:val="none"/>
+          <w14:ligatures w14:val="none"/>
         </w:rPr>
         <w:t>los proveedores denunciados</w:t>
       </w:r>
@@ -4675,7 +4601,7 @@
           <w:color w:val="000000"/>
           <w:kern w:val="0"/>
           <w:lang w:val="es-ES" w:eastAsia="es-ES"/>
-          <ns2:ligatures ns2:val="none"/>
+          <w14:ligatures w14:val="none"/>
         </w:rPr>
         <w:t xml:space="preserve"> </w:t>
       </w:r>
@@ -4685,12 +4611,12 @@
           <w:color w:val="000000"/>
           <w:kern w:val="0"/>
           <w:lang w:val="es-ES" w:eastAsia="es-ES"/>
-          <ns2:ligatures ns2:val="none"/>
+          <w14:ligatures w14:val="none"/>
         </w:rPr>
         <w:t>cumplan con presentar:</w:t>
       </w:r>
     </w:p>
-    <w:p ns2:paraId="69656EBD" ns2:textId="77777777">
+    <w:p>
       <w:pPr>
         <w:tabs>
           <w:tab w:val="left" w:pos="567"/>
@@ -4703,11 +4629,11 @@
           <w:color w:val="000000"/>
           <w:kern w:val="0"/>
           <w:lang w:val="es-ES" w:eastAsia="es-ES"/>
-          <ns2:ligatures ns2:val="none"/>
-        </w:rPr>
-      </w:pPr>
-    </w:p>
-    <w:p ns2:paraId="7356402B" ns2:textId="3A535B81">
+          <w14:ligatures w14:val="none"/>
+        </w:rPr>
+      </w:pPr>
+    </w:p>
+    <w:p>
       <w:pPr>
         <w:tabs>
           <w:tab w:val="left" w:pos="567"/>
@@ -4727,7 +4653,7 @@
           <w:kern w:val="0"/>
           <w:u w:val="single"/>
           <w:lang w:val="es-ES" w:eastAsia="es-ES"/>
-          <ns2:ligatures ns2:val="none"/>
+          <w14:ligatures w14:val="none"/>
         </w:rPr>
         <w:t>Banco de Crédito del Perú S.A.</w:t>
       </w:r>
@@ -4737,7 +4663,7 @@
           <w:color w:val="000000"/>
           <w:kern w:val="0"/>
           <w:lang w:val="es-ES" w:eastAsia="es-ES"/>
-          <ns2:ligatures ns2:val="none"/>
+          <w14:ligatures w14:val="none"/>
         </w:rPr>
         <w:t xml:space="preserve">: </w:t>
       </w:r>
@@ -4749,7 +4675,7 @@
         <w:t>todas las comunicaciones cursadas con la parte denunciante en virtud del hecho materia de denuncia.</w:t>
       </w:r>
     </w:p>
-    <w:p ns2:paraId="5B7F7D19" ns2:textId="77777777">
+    <w:p>
       <w:pPr>
         <w:tabs>
           <w:tab w:val="left" w:pos="567"/>
@@ -4763,7 +4689,7 @@
         </w:rPr>
       </w:pPr>
     </w:p>
-    <w:p ns2:paraId="4EE8A6F5" ns2:textId="2AEA408D">
+    <w:p>
       <w:pPr>
         <w:tabs>
           <w:tab w:val="left" w:pos="567"/>
@@ -4776,7 +4702,7 @@
           <w:color w:val="000000"/>
           <w:kern w:val="0"/>
           <w:lang w:val="es-ES" w:eastAsia="es-ES"/>
-          <ns2:ligatures ns2:val="none"/>
+          <w14:ligatures w14:val="none"/>
         </w:rPr>
       </w:pPr>
       <w:r>
@@ -4786,7 +4712,7 @@
           <w:kern w:val="0"/>
           <w:u w:val="single"/>
           <w:lang w:val="es-ES" w:eastAsia="es-ES"/>
-          <ns2:ligatures ns2:val="none"/>
+          <w14:ligatures w14:val="none"/>
         </w:rPr>
         <w:lastRenderedPageBreak/>
         <w:t>Pacífico Compañía de Seguros y Reaseguros S.A</w:t>
@@ -4797,7 +4723,7 @@
           <w:color w:val="000000"/>
           <w:kern w:val="0"/>
           <w:lang w:val="es-ES" w:eastAsia="es-ES"/>
-          <ns2:ligatures ns2:val="none"/>
+          <w14:ligatures w14:val="none"/>
         </w:rPr>
         <w:t xml:space="preserve">: </w:t>
       </w:r>
@@ -4807,7 +4733,7 @@
           <w:color w:val="000000"/>
           <w:kern w:val="0"/>
           <w:lang w:val="es-ES" w:eastAsia="es-ES"/>
-          <ns2:ligatures ns2:val="none"/>
+          <w14:ligatures w14:val="none"/>
         </w:rPr>
         <w:t xml:space="preserve">(i) la Póliza </w:t>
       </w:r>
@@ -4818,7 +4744,7 @@
           <w:color w:val="000000"/>
           <w:kern w:val="0"/>
           <w:lang w:val="es-ES" w:eastAsia="es-ES"/>
-          <ns2:ligatures ns2:val="none"/>
+          <w14:ligatures w14:val="none"/>
         </w:rPr>
         <w:t/>
       </w:r>
@@ -4829,7 +4755,7 @@
           <w:color w:val="000000"/>
           <w:kern w:val="0"/>
           <w:lang w:val="es-ES" w:eastAsia="es-ES"/>
-          <ns2:ligatures ns2:val="none"/>
+          <w14:ligatures w14:val="none"/>
         </w:rPr>
         <w:t xml:space="preserve"> 2000154214 debidamente suscrita, así como el cargo de remisión de la póliza; y, (</w:t>
       </w:r>
@@ -4840,7 +4766,7 @@
           <w:color w:val="000000"/>
           <w:kern w:val="0"/>
           <w:lang w:val="es-ES" w:eastAsia="es-ES"/>
-          <ns2:ligatures ns2:val="none"/>
+          <w14:ligatures w14:val="none"/>
         </w:rPr>
         <w:t>ii</w:t>
       </w:r>
@@ -4851,7 +4777,7 @@
           <w:color w:val="000000"/>
           <w:kern w:val="0"/>
           <w:lang w:val="es-ES" w:eastAsia="es-ES"/>
-          <ns2:ligatures ns2:val="none"/>
+          <w14:ligatures w14:val="none"/>
         </w:rPr>
         <w:t xml:space="preserve">) señalar el motivo de la modificación de la Póliza </w:t>
       </w:r>
@@ -4862,7 +4788,7 @@
           <w:color w:val="000000"/>
           <w:kern w:val="0"/>
           <w:lang w:val="es-ES" w:eastAsia="es-ES"/>
-          <ns2:ligatures ns2:val="none"/>
+          <w14:ligatures w14:val="none"/>
         </w:rPr>
         <w:t/>
       </w:r>
@@ -4873,7 +4799,7 @@
           <w:color w:val="000000"/>
           <w:kern w:val="0"/>
           <w:lang w:val="es-ES" w:eastAsia="es-ES"/>
-          <ns2:ligatures ns2:val="none"/>
+          <w14:ligatures w14:val="none"/>
         </w:rPr>
         <w:t xml:space="preserve"> 2000154214</w:t>
       </w:r>
@@ -4883,12 +4809,12 @@
           <w:color w:val="000000"/>
           <w:kern w:val="0"/>
           <w:lang w:eastAsia="es-ES"/>
-          <ns2:ligatures ns2:val="none"/>
+          <w14:ligatures w14:val="none"/>
         </w:rPr>
         <w:t>.</w:t>
       </w:r>
     </w:p>
-    <w:p ns2:paraId="382D8C3B" ns2:textId="77777777">
+    <w:p>
       <w:pPr>
         <w:pStyle w:val="Prrafodelista"/>
         <w:spacing w:after="0" w:line="240" w:lineRule="auto"/>
@@ -4900,11 +4826,11 @@
           <w:kern w:val="0"/>
           <w:u w:val="single"/>
           <w:lang w:val="es-ES" w:eastAsia="es-ES"/>
-          <ns2:ligatures ns2:val="none"/>
-        </w:rPr>
-      </w:pPr>
-    </w:p>
-    <w:p ns2:paraId="58A2DC04" ns2:textId="77777777">
+          <w14:ligatures w14:val="none"/>
+        </w:rPr>
+      </w:pPr>
+    </w:p>
+    <w:p>
       <w:pPr>
         <w:pStyle w:val="Prrafodelista"/>
         <w:spacing w:after="0" w:line="240" w:lineRule="auto"/>
@@ -4915,11 +4841,11 @@
           <w:color w:val="000000"/>
           <w:kern w:val="0"/>
           <w:lang w:val="es-ES" w:eastAsia="es-ES"/>
-          <ns2:ligatures ns2:val="none"/>
-        </w:rPr>
-      </w:pPr>
-    </w:p>
-    <w:p ns2:paraId="1A94A99A" ns2:textId="77777777">
+          <w14:ligatures w14:val="none"/>
+        </w:rPr>
+      </w:pPr>
+    </w:p>
+    <w:p>
       <w:pPr>
         <w:pStyle w:val="Prrafodelista"/>
         <w:numPr>
@@ -4939,36 +4865,36 @@
           <w:color w:val="000000"/>
           <w:kern w:val="0"/>
           <w:lang w:eastAsia="es-PE"/>
-          <ns2:ligatures ns2:val="none"/>
-        </w:rPr>
-      </w:pPr>
-      <w:r>
-        <w:rPr>
-          <w:rFonts w:ascii="Arial Narrow" w:eastAsia="Arial Narrow" w:hAnsi="Arial Narrow" w:cs="Arial Narrow"/>
-          <w:b/>
-          <w:color w:val="000000"/>
-          <w:kern w:val="0"/>
-          <w:lang w:eastAsia="es-PE"/>
-          <ns2:ligatures ns2:val="none"/>
+          <w14:ligatures w14:val="none"/>
+        </w:rPr>
+      </w:pPr>
+      <w:r>
+        <w:rPr>
+          <w:rFonts w:ascii="Arial Narrow" w:eastAsia="Arial Narrow" w:hAnsi="Arial Narrow" w:cs="Arial Narrow"/>
+          <w:b/>
+          <w:color w:val="000000"/>
+          <w:kern w:val="0"/>
+          <w:lang w:eastAsia="es-PE"/>
+          <w14:ligatures w14:val="none"/>
         </w:rPr>
         <w:t xml:space="preserve">RESOLUCIÓN DE LA SECRETARÍA TÉCNICA </w:t>
       </w:r>
     </w:p>
-    <w:p ns2:paraId="543B2EE5" ns2:textId="77777777">
-      <w:pPr>
-        <w:spacing w:after="0" w:line="240" w:lineRule="auto"/>
-        <w:jc w:val="both"/>
-        <w:rPr>
-          <w:rFonts w:ascii="Arial Narrow" w:eastAsia="Arial Narrow" w:hAnsi="Arial Narrow" w:cs="Arial Narrow"/>
-          <w:b/>
-          <w:color w:val="000000"/>
-          <w:kern w:val="0"/>
-          <w:lang w:eastAsia="es-PE"/>
-          <ns2:ligatures ns2:val="none"/>
-        </w:rPr>
-      </w:pPr>
-    </w:p>
-    <w:p ns2:paraId="324D554E" ns2:textId="75C85894">
+    <w:p>
+      <w:pPr>
+        <w:spacing w:after="0" w:line="240" w:lineRule="auto"/>
+        <w:jc w:val="both"/>
+        <w:rPr>
+          <w:rFonts w:ascii="Arial Narrow" w:eastAsia="Arial Narrow" w:hAnsi="Arial Narrow" w:cs="Arial Narrow"/>
+          <w:b/>
+          <w:color w:val="000000"/>
+          <w:kern w:val="0"/>
+          <w:lang w:eastAsia="es-PE"/>
+          <w14:ligatures w14:val="none"/>
+        </w:rPr>
+      </w:pPr>
+    </w:p>
+    <w:p>
       <w:pPr>
         <w:spacing w:line="240" w:lineRule="auto"/>
         <w:jc w:val="both"/>
@@ -4984,7 +4910,7 @@
           <w:color w:val="000000"/>
           <w:kern w:val="0"/>
           <w:lang w:eastAsia="es-PE"/>
-          <ns2:ligatures ns2:val="none"/>
+          <w14:ligatures w14:val="none"/>
         </w:rPr>
         <w:t xml:space="preserve">PRIMERO: admitir a trámite la denuncia del 15 de octubre de 2025 interpuesta por la señora [APELLIDO] Méndez en contra Banco de Crédito del Perú S.A. y Pacífico Compañía de Seguros Y Reaseguros S.A. por lo siguiente:</w:t>
       </w:r>
@@ -4995,7 +4921,7 @@
           <w:kern w:val="0"/>
           <w:shd w:val="clear" w:color="auto" w:fill="FFFFFF"/>
           <w:lang w:eastAsia="es-PE"/>
-          <ns2:ligatures ns2:val="none"/>
+          <w14:ligatures w14:val="none"/>
         </w:rPr>
         <w:t xml:space="preserve"/>
       </w:r>
@@ -5005,7 +4931,7 @@
           <w:color w:val="000000"/>
           <w:kern w:val="0"/>
           <w:lang w:val="es-ES" w:eastAsia="es-ES"/>
-          <ns2:ligatures ns2:val="none"/>
+          <w14:ligatures w14:val="none"/>
         </w:rPr>
         <w:t xml:space="preserve"/>
       </w:r>
@@ -5016,7 +4942,7 @@
           <w:kern w:val="0"/>
           <w:shd w:val="clear" w:color="auto" w:fill="FFFFFF"/>
           <w:lang w:eastAsia="es-PE"/>
-          <ns2:ligatures ns2:val="none"/>
+          <w14:ligatures w14:val="none"/>
         </w:rPr>
         <w:t xml:space="preserve"/>
       </w:r>
@@ -5027,7 +4953,7 @@
           <w:kern w:val="0"/>
           <w:shd w:val="clear" w:color="auto" w:fill="FFFFFF"/>
           <w:lang w:eastAsia="es-PE"/>
-          <ns2:ligatures ns2:val="none"/>
+          <w14:ligatures w14:val="none"/>
         </w:rPr>
         <w:t/>
       </w:r>
@@ -5037,7 +4963,7 @@
           <w:color w:val="000000"/>
           <w:kern w:val="0"/>
           <w:lang w:eastAsia="es-PE"/>
-          <ns2:ligatures ns2:val="none"/>
+          <w14:ligatures w14:val="none"/>
         </w:rPr>
         <w:t/>
       </w:r>
@@ -5048,7 +4974,7 @@
           <w:kern w:val="0"/>
           <w:shd w:val="clear" w:color="auto" w:fill="FFFFFF"/>
           <w:lang w:eastAsia="es-PE"/>
-          <ns2:ligatures ns2:val="none"/>
+          <w14:ligatures w14:val="none"/>
         </w:rPr>
         <w:t xml:space="preserve"/>
       </w:r>
@@ -5059,7 +4985,7 @@
           <w:kern w:val="0"/>
           <w:shd w:val="clear" w:color="auto" w:fill="FFFFFF"/>
           <w:lang w:eastAsia="es-PE"/>
-          <ns2:ligatures ns2:val="none"/>
+          <w14:ligatures w14:val="none"/>
         </w:rPr>
         <w:t xml:space="preserve"/>
       </w:r>
@@ -5070,7 +4996,7 @@
           <w:kern w:val="0"/>
           <w:shd w:val="clear" w:color="auto" w:fill="FFFFFF"/>
           <w:lang w:eastAsia="es-PE"/>
-          <ns2:ligatures ns2:val="none"/>
+          <w14:ligatures w14:val="none"/>
         </w:rPr>
         <w:t xml:space="preserve"/>
       </w:r>
@@ -5081,7 +5007,7 @@
           <w:color w:val="000000"/>
           <w:kern w:val="0"/>
           <w:lang w:eastAsia="es-PE"/>
-          <ns2:ligatures ns2:val="none"/>
+          <w14:ligatures w14:val="none"/>
         </w:rPr>
         <w:t/>
       </w:r>
@@ -5092,7 +5018,7 @@
           <w:color w:val="000000"/>
           <w:kern w:val="0"/>
           <w:lang w:eastAsia="es-PE"/>
-          <ns2:ligatures ns2:val="none"/>
+          <w14:ligatures w14:val="none"/>
         </w:rPr>
         <w:t xml:space="preserve"/>
       </w:r>
@@ -5112,7 +5038,7 @@
         <w:t/>
       </w:r>
     </w:p>
-    <w:p ns2:paraId="2726F858" ns2:textId="43010FFD">
+    <w:p>
       <w:pPr>
         <w:pStyle w:val="Prrafodelista"/>
         <w:numPr>
@@ -5125,7 +5051,7 @@
         <w:rPr>
           <w:rFonts w:ascii="Arial Narrow" w:eastAsia="Arial Narrow" w:hAnsi="Arial Narrow" w:cs="Arial Narrow"/>
           <w:kern w:val="0"/>
-          <ns2:ligatures ns2:val="none"/>
+          <w14:ligatures w14:val="none"/>
         </w:rPr>
       </w:pPr>
       <w:r>
@@ -5154,7 +5080,7 @@
           <w:color w:val="000000"/>
           <w:kern w:val="0"/>
           <w:lang w:val="es-ES" w:eastAsia="es-ES"/>
-          <ns2:ligatures ns2:val="none"/>
+          <w14:ligatures w14:val="none"/>
         </w:rPr>
         <w:t>los proveedores denunciados no habrían cumplido con</w:t>
       </w:r>
@@ -5162,7 +5088,7 @@
         <w:rPr>
           <w:rFonts w:ascii="Arial Narrow" w:eastAsia="Arial Narrow" w:hAnsi="Arial Narrow" w:cs="Arial Narrow"/>
           <w:kern w:val="0"/>
-          <ns2:ligatures ns2:val="none"/>
+          <w14:ligatures w14:val="none"/>
         </w:rPr>
         <w:t xml:space="preserve"> </w:t>
       </w:r>
@@ -5172,12 +5098,12 @@
           <w:color w:val="000000"/>
           <w:kern w:val="0"/>
           <w:lang w:eastAsia="es-ES"/>
-          <ns2:ligatures ns2:val="none"/>
+          <w14:ligatures w14:val="none"/>
         </w:rPr>
         <w:t>brindar una respuesta al denunciante a la comunicación del 7 de mayo de 2025.</w:t>
       </w:r>
     </w:p>
-    <w:p ns2:paraId="1A1559B1" ns2:textId="77777777">
+    <w:p>
       <w:pPr>
         <w:pStyle w:val="Prrafodelista"/>
         <w:spacing w:after="0" w:line="240" w:lineRule="auto"/>
@@ -5186,11 +5112,11 @@
         <w:rPr>
           <w:rFonts w:ascii="Arial Narrow" w:eastAsia="Arial Narrow" w:hAnsi="Arial Narrow" w:cs="Arial Narrow"/>
           <w:kern w:val="0"/>
-          <ns2:ligatures ns2:val="none"/>
-        </w:rPr>
-      </w:pPr>
-    </w:p>
-    <w:p ns2:paraId="4DB5AA3B" ns2:textId="5F9A9351">
+          <w14:ligatures w14:val="none"/>
+        </w:rPr>
+      </w:pPr>
+    </w:p>
+    <w:p>
       <w:pPr>
         <w:pStyle w:val="Prrafodelista"/>
         <w:numPr>
@@ -5203,7 +5129,7 @@
         <w:rPr>
           <w:rFonts w:ascii="Arial Narrow" w:eastAsia="Arial Narrow" w:hAnsi="Arial Narrow" w:cs="Arial Narrow"/>
           <w:kern w:val="0"/>
-          <ns2:ligatures ns2:val="none"/>
+          <w14:ligatures w14:val="none"/>
         </w:rPr>
       </w:pPr>
       <w:r>
@@ -5232,7 +5158,7 @@
           <w:color w:val="000000"/>
           <w:kern w:val="0"/>
           <w:lang w:val="es-ES" w:eastAsia="es-ES"/>
-          <ns2:ligatures ns2:val="none"/>
+          <w14:ligatures w14:val="none"/>
         </w:rPr>
         <w:t xml:space="preserve">los proveedores denunciados </w:t>
       </w:r>
@@ -5242,7 +5168,7 @@
           <w:color w:val="000000"/>
           <w:kern w:val="0"/>
           <w:lang w:val="es-ES" w:eastAsia="es-ES"/>
-          <ns2:ligatures ns2:val="none"/>
+          <w14:ligatures w14:val="none"/>
         </w:rPr>
         <w:t xml:space="preserve">habrían cobrado indebidamente a la denunciante por treinta (30) meses la </w:t>
       </w:r>
@@ -5252,7 +5178,7 @@
           <w:color w:val="000000"/>
           <w:kern w:val="0"/>
           <w:lang w:eastAsia="es-ES"/>
-          <ns2:ligatures ns2:val="none"/>
+          <w14:ligatures w14:val="none"/>
         </w:rPr>
         <w:t xml:space="preserve">Póliza </w:t>
       </w:r>
@@ -5263,7 +5189,7 @@
           <w:color w:val="000000"/>
           <w:kern w:val="0"/>
           <w:lang w:eastAsia="es-ES"/>
-          <ns2:ligatures ns2:val="none"/>
+          <w14:ligatures w14:val="none"/>
         </w:rPr>
         <w:t/>
       </w:r>
@@ -5274,7 +5200,7 @@
           <w:color w:val="000000"/>
           <w:kern w:val="0"/>
           <w:lang w:eastAsia="es-ES"/>
-          <ns2:ligatures ns2:val="none"/>
+          <w14:ligatures w14:val="none"/>
         </w:rPr>
         <w:t xml:space="preserve"> 2000154214, </w:t>
       </w:r>
@@ -5284,7 +5210,7 @@
           <w:color w:val="000000"/>
           <w:kern w:val="0"/>
           <w:lang w:eastAsia="es-ES"/>
-          <ns2:ligatures ns2:val="none"/>
+          <w14:ligatures w14:val="none"/>
         </w:rPr>
         <w:t>pese a que no se encontraba vigente</w:t>
       </w:r>
@@ -5294,7 +5220,7 @@
           <w:color w:val="000000"/>
           <w:kern w:val="0"/>
           <w:lang w:eastAsia="es-ES"/>
-          <ns2:ligatures ns2:val="none"/>
+          <w14:ligatures w14:val="none"/>
         </w:rPr>
         <w:t xml:space="preserve">, generando que no se encuentre </w:t>
       </w:r>
@@ -5305,7 +5231,7 @@
           <w:color w:val="000000"/>
           <w:kern w:val="0"/>
           <w:lang w:eastAsia="es-ES"/>
-          <ns2:ligatures ns2:val="none"/>
+          <w14:ligatures w14:val="none"/>
         </w:rPr>
         <w:t>coberturada</w:t>
       </w:r>
@@ -5316,23 +5242,23 @@
           <w:color w:val="000000"/>
           <w:kern w:val="0"/>
           <w:lang w:eastAsia="es-ES"/>
-          <ns2:ligatures ns2:val="none"/>
+          <w14:ligatures w14:val="none"/>
         </w:rPr>
         <w:t xml:space="preserve"> ante un siniestro.</w:t>
       </w:r>
     </w:p>
-    <w:p ns2:paraId="060D45D3" ns2:textId="77777777">
-      <w:pPr>
-        <w:spacing w:after="0" w:line="240" w:lineRule="auto"/>
-        <w:jc w:val="both"/>
-        <w:rPr>
-          <w:rFonts w:ascii="Arial Narrow" w:eastAsia="Arial Narrow" w:hAnsi="Arial Narrow" w:cs="Arial Narrow"/>
-          <w:kern w:val="0"/>
-          <ns2:ligatures ns2:val="none"/>
-        </w:rPr>
-      </w:pPr>
-    </w:p>
-    <w:p ns2:paraId="4A8BC377" ns2:textId="656CDDCE">
+    <w:p>
+      <w:pPr>
+        <w:spacing w:after="0" w:line="240" w:lineRule="auto"/>
+        <w:jc w:val="both"/>
+        <w:rPr>
+          <w:rFonts w:ascii="Arial Narrow" w:eastAsia="Arial Narrow" w:hAnsi="Arial Narrow" w:cs="Arial Narrow"/>
+          <w:kern w:val="0"/>
+          <w14:ligatures w14:val="none"/>
+        </w:rPr>
+      </w:pPr>
+    </w:p>
+    <w:p>
       <w:pPr>
         <w:pStyle w:val="Prrafodelista"/>
         <w:numPr>
@@ -5386,7 +5312,7 @@
           <w:kern w:val="0"/>
           <w:shd w:val="clear" w:color="auto" w:fill="FFFFFF"/>
           <w:lang w:eastAsia="es-PE"/>
-          <ns2:ligatures ns2:val="none"/>
+          <w14:ligatures w14:val="none"/>
         </w:rPr>
         <w:t>Banco de Crédito del Perú S.A.</w:t>
       </w:r>
@@ -5397,7 +5323,7 @@
           <w:kern w:val="0"/>
           <w:shd w:val="clear" w:color="auto" w:fill="FFFFFF"/>
           <w:lang w:eastAsia="es-PE"/>
-          <ns2:ligatures ns2:val="none"/>
+          <w14:ligatures w14:val="none"/>
         </w:rPr>
         <w:t xml:space="preserve"> no habría realizado el débito de las primas de la </w:t>
       </w:r>
@@ -5407,7 +5333,7 @@
           <w:color w:val="000000"/>
           <w:kern w:val="0"/>
           <w:lang w:eastAsia="es-ES"/>
-          <ns2:ligatures ns2:val="none"/>
+          <w14:ligatures w14:val="none"/>
         </w:rPr>
         <w:t xml:space="preserve">Póliza </w:t>
       </w:r>
@@ -5418,7 +5344,7 @@
           <w:color w:val="000000"/>
           <w:kern w:val="0"/>
           <w:lang w:eastAsia="es-ES"/>
-          <ns2:ligatures ns2:val="none"/>
+          <w14:ligatures w14:val="none"/>
         </w:rPr>
         <w:t/>
       </w:r>
@@ -5429,7 +5355,7 @@
           <w:color w:val="000000"/>
           <w:kern w:val="0"/>
           <w:lang w:eastAsia="es-ES"/>
-          <ns2:ligatures ns2:val="none"/>
+          <w14:ligatures w14:val="none"/>
         </w:rPr>
         <w:t xml:space="preserve"> 2000154214</w:t>
       </w:r>
@@ -5439,7 +5365,7 @@
           <w:color w:val="000000"/>
           <w:kern w:val="0"/>
           <w:lang w:eastAsia="es-ES"/>
-          <ns2:ligatures ns2:val="none"/>
+          <w14:ligatures w14:val="none"/>
         </w:rPr>
         <w:t>, pese a la autorización de la denunciante</w:t>
       </w:r>
@@ -5449,12 +5375,12 @@
           <w:color w:val="000000"/>
           <w:kern w:val="0"/>
           <w:lang w:eastAsia="es-ES"/>
-          <ns2:ligatures ns2:val="none"/>
+          <w14:ligatures w14:val="none"/>
         </w:rPr>
         <w:t>.</w:t>
       </w:r>
     </w:p>
-    <w:p ns2:paraId="5CFAF002" ns2:textId="77777777">
+    <w:p>
       <w:pPr>
         <w:pStyle w:val="Prrafodelista"/>
         <w:spacing w:after="0" w:line="240" w:lineRule="auto"/>
@@ -5466,7 +5392,7 @@
         </w:rPr>
       </w:pPr>
     </w:p>
-    <w:p ns2:paraId="76DCBEEE" ns2:textId="1F742C34">
+    <w:p>
       <w:pPr>
         <w:pStyle w:val="Prrafodelista"/>
         <w:numPr>
@@ -5508,7 +5434,7 @@
           <w:kern w:val="0"/>
           <w:shd w:val="clear" w:color="auto" w:fill="FFFFFF"/>
           <w:lang w:eastAsia="es-PE"/>
-          <ns2:ligatures ns2:val="none"/>
+          <w14:ligatures w14:val="none"/>
         </w:rPr>
         <w:t xml:space="preserve">Pacífico Compañía de Seguros y Reaseguros S.A. no habría gestionado oportunamente el débito de las primas de la </w:t>
       </w:r>
@@ -5518,7 +5444,7 @@
           <w:color w:val="000000"/>
           <w:kern w:val="0"/>
           <w:lang w:eastAsia="es-ES"/>
-          <ns2:ligatures ns2:val="none"/>
+          <w14:ligatures w14:val="none"/>
         </w:rPr>
         <w:t xml:space="preserve">Póliza </w:t>
       </w:r>
@@ -5529,7 +5455,7 @@
           <w:color w:val="000000"/>
           <w:kern w:val="0"/>
           <w:lang w:eastAsia="es-ES"/>
-          <ns2:ligatures ns2:val="none"/>
+          <w14:ligatures w14:val="none"/>
         </w:rPr>
         <w:t/>
       </w:r>
@@ -5540,7 +5466,7 @@
           <w:color w:val="000000"/>
           <w:kern w:val="0"/>
           <w:lang w:eastAsia="es-ES"/>
-          <ns2:ligatures ns2:val="none"/>
+          <w14:ligatures w14:val="none"/>
         </w:rPr>
         <w:t xml:space="preserve"> 2000154214</w:t>
       </w:r>
@@ -5550,12 +5476,12 @@
           <w:color w:val="000000"/>
           <w:kern w:val="0"/>
           <w:lang w:eastAsia="es-ES"/>
-          <ns2:ligatures ns2:val="none"/>
+          <w14:ligatures w14:val="none"/>
         </w:rPr>
         <w:t>, pese a la autorización de la denunciante.</w:t>
       </w:r>
     </w:p>
-    <w:p ns2:paraId="484C2A4D" ns2:textId="77777777">
+    <w:p>
       <w:pPr>
         <w:pStyle w:val="Prrafodelista"/>
         <w:spacing w:after="0" w:line="240" w:lineRule="auto"/>
@@ -5564,11 +5490,11 @@
         <w:rPr>
           <w:rFonts w:ascii="Arial Narrow" w:eastAsia="Arial Narrow" w:hAnsi="Arial Narrow" w:cs="Arial Narrow"/>
           <w:kern w:val="0"/>
-          <ns2:ligatures ns2:val="none"/>
-        </w:rPr>
-      </w:pPr>
-    </w:p>
-    <w:p ns2:paraId="0484BA40" ns2:textId="04CB29CF">
+          <w14:ligatures w14:val="none"/>
+        </w:rPr>
+      </w:pPr>
+    </w:p>
+    <w:p>
       <w:pPr>
         <w:pStyle w:val="Prrafodelista"/>
         <w:numPr>
@@ -5581,7 +5507,7 @@
         <w:rPr>
           <w:rFonts w:ascii="Arial Narrow" w:eastAsia="Arial Narrow" w:hAnsi="Arial Narrow" w:cs="Arial Narrow"/>
           <w:kern w:val="0"/>
-          <ns2:ligatures ns2:val="none"/>
+          <w14:ligatures w14:val="none"/>
         </w:rPr>
       </w:pPr>
       <w:r>
@@ -5610,7 +5536,7 @@
           <w:color w:val="000000"/>
           <w:kern w:val="0"/>
           <w:lang w:val="es-ES" w:eastAsia="es-ES"/>
-          <ns2:ligatures ns2:val="none"/>
+          <w14:ligatures w14:val="none"/>
         </w:rPr>
         <w:t xml:space="preserve">los proveedores denunciados </w:t>
       </w:r>
@@ -5620,12 +5546,12 @@
           <w:color w:val="000000"/>
           <w:kern w:val="0"/>
           <w:lang w:val="es-ES" w:eastAsia="es-ES"/>
-          <ns2:ligatures ns2:val="none"/>
+          <w14:ligatures w14:val="none"/>
         </w:rPr>
         <w:t>habrían brindado información personal de la denunciante a terceros no autorizados, vulnerando su seguridad e intimidad personal.</w:t>
       </w:r>
     </w:p>
-    <w:p ns2:paraId="4C9CE47D" ns2:textId="77777777">
+    <w:p>
       <w:pPr>
         <w:pStyle w:val="Prrafodelista"/>
         <w:spacing w:after="0" w:line="240" w:lineRule="auto"/>
@@ -5634,11 +5560,11 @@
         <w:rPr>
           <w:rFonts w:ascii="Arial Narrow" w:eastAsia="Arial Narrow" w:hAnsi="Arial Narrow" w:cs="Arial Narrow"/>
           <w:kern w:val="0"/>
-          <ns2:ligatures ns2:val="none"/>
-        </w:rPr>
-      </w:pPr>
-    </w:p>
-    <w:p ns2:paraId="4458B7CB" ns2:textId="40CA62F7">
+          <w14:ligatures w14:val="none"/>
+        </w:rPr>
+      </w:pPr>
+    </w:p>
+    <w:p>
       <w:pPr>
         <w:pStyle w:val="Prrafodelista"/>
         <w:numPr>
@@ -5651,7 +5577,7 @@
         <w:rPr>
           <w:rFonts w:ascii="Arial Narrow" w:eastAsia="Arial Narrow" w:hAnsi="Arial Narrow" w:cs="Arial Narrow"/>
           <w:kern w:val="0"/>
-          <ns2:ligatures ns2:val="none"/>
+          <w14:ligatures w14:val="none"/>
         </w:rPr>
       </w:pPr>
       <w:r>
@@ -5680,7 +5606,7 @@
           <w:color w:val="000000"/>
           <w:kern w:val="0"/>
           <w:lang w:val="es-ES" w:eastAsia="es-ES"/>
-          <ns2:ligatures ns2:val="none"/>
+          <w14:ligatures w14:val="none"/>
         </w:rPr>
         <w:t xml:space="preserve">los proveedores denunciados </w:t>
       </w:r>
@@ -5690,7 +5616,7 @@
           <w:color w:val="000000"/>
           <w:kern w:val="0"/>
           <w:lang w:val="es-ES" w:eastAsia="es-ES"/>
-          <ns2:ligatures ns2:val="none"/>
+          <w14:ligatures w14:val="none"/>
         </w:rPr>
         <w:t xml:space="preserve">habrían brindado información contradictoria a la denunciante sobre los pagos realizados y vigencia de la </w:t>
       </w:r>
@@ -5700,7 +5626,7 @@
           <w:color w:val="000000"/>
           <w:kern w:val="0"/>
           <w:lang w:eastAsia="es-ES"/>
-          <ns2:ligatures ns2:val="none"/>
+          <w14:ligatures w14:val="none"/>
         </w:rPr>
         <w:t xml:space="preserve">Póliza </w:t>
       </w:r>
@@ -5711,7 +5637,7 @@
           <w:color w:val="000000"/>
           <w:kern w:val="0"/>
           <w:lang w:eastAsia="es-ES"/>
-          <ns2:ligatures ns2:val="none"/>
+          <w14:ligatures w14:val="none"/>
         </w:rPr>
         <w:t/>
       </w:r>
@@ -5722,7 +5648,7 @@
           <w:color w:val="000000"/>
           <w:kern w:val="0"/>
           <w:lang w:eastAsia="es-ES"/>
-          <ns2:ligatures ns2:val="none"/>
+          <w14:ligatures w14:val="none"/>
         </w:rPr>
         <w:t xml:space="preserve"> 2000154214</w:t>
       </w:r>
@@ -5732,12 +5658,12 @@
           <w:color w:val="000000"/>
           <w:kern w:val="0"/>
           <w:lang w:eastAsia="es-ES"/>
-          <ns2:ligatures ns2:val="none"/>
+          <w14:ligatures w14:val="none"/>
         </w:rPr>
         <w:t>.</w:t>
       </w:r>
     </w:p>
-    <w:p ns2:paraId="477A8E4D" ns2:textId="77777777">
+    <w:p>
       <w:pPr>
         <w:pStyle w:val="Prrafodelista"/>
         <w:spacing w:after="0" w:line="240" w:lineRule="auto"/>
@@ -5749,7 +5675,7 @@
         </w:rPr>
       </w:pPr>
     </w:p>
-    <w:p ns2:paraId="2D6C0987" ns2:textId="25BA6BF8">
+    <w:p>
       <w:pPr>
         <w:pStyle w:val="Prrafodelista"/>
         <w:numPr>
@@ -5797,7 +5723,7 @@
           <w:kern w:val="0"/>
           <w:shd w:val="clear" w:color="auto" w:fill="FFFFFF"/>
           <w:lang w:eastAsia="es-PE"/>
-          <ns2:ligatures ns2:val="none"/>
+          <w14:ligatures w14:val="none"/>
         </w:rPr>
         <w:t>Banco de Crédito del Perú S.A.</w:t>
       </w:r>
@@ -5808,12 +5734,12 @@
           <w:kern w:val="0"/>
           <w:shd w:val="clear" w:color="auto" w:fill="FFFFFF"/>
           <w:lang w:eastAsia="es-PE"/>
-          <ns2:ligatures ns2:val="none"/>
+          <w14:ligatures w14:val="none"/>
         </w:rPr>
         <w:t xml:space="preserve"> no habría proporcionado la denunciante la información solicitada el 12 de agosto de 2025.</w:t>
       </w:r>
     </w:p>
-    <w:p ns2:paraId="79429502" ns2:textId="77777777">
+    <w:p>
       <w:pPr>
         <w:pStyle w:val="Prrafodelista"/>
         <w:spacing w:after="0" w:line="240" w:lineRule="auto"/>
@@ -5822,11 +5748,11 @@
         <w:rPr>
           <w:rFonts w:ascii="Arial Narrow" w:eastAsia="Arial Narrow" w:hAnsi="Arial Narrow" w:cs="Arial Narrow"/>
           <w:kern w:val="0"/>
-          <ns2:ligatures ns2:val="none"/>
-        </w:rPr>
-      </w:pPr>
-    </w:p>
-    <w:p ns2:paraId="184ACC32" ns2:textId="714D39E3">
+          <w14:ligatures w14:val="none"/>
+        </w:rPr>
+      </w:pPr>
+    </w:p>
+    <w:p>
       <w:pPr>
         <w:pStyle w:val="Prrafodelista"/>
         <w:numPr>
@@ -5839,7 +5765,7 @@
         <w:rPr>
           <w:rFonts w:ascii="Arial Narrow" w:eastAsia="Arial Narrow" w:hAnsi="Arial Narrow" w:cs="Arial Narrow"/>
           <w:kern w:val="0"/>
-          <ns2:ligatures ns2:val="none"/>
+          <w14:ligatures w14:val="none"/>
         </w:rPr>
       </w:pPr>
       <w:r>
@@ -5874,7 +5800,7 @@
           <w:color w:val="000000"/>
           <w:kern w:val="0"/>
           <w:lang w:val="es-ES" w:eastAsia="es-ES"/>
-          <ns2:ligatures ns2:val="none"/>
+          <w14:ligatures w14:val="none"/>
         </w:rPr>
         <w:t>los proveedores denunciados no habrían cumplido con</w:t>
       </w:r>
@@ -5882,7 +5808,7 @@
         <w:rPr>
           <w:rFonts w:ascii="Arial Narrow" w:eastAsia="Arial Narrow" w:hAnsi="Arial Narrow" w:cs="Arial Narrow"/>
           <w:kern w:val="0"/>
-          <ns2:ligatures ns2:val="none"/>
+          <w14:ligatures w14:val="none"/>
         </w:rPr>
         <w:t xml:space="preserve"> </w:t>
       </w:r>
@@ -5892,7 +5818,7 @@
           <w:color w:val="000000"/>
           <w:kern w:val="0"/>
           <w:lang w:eastAsia="es-ES"/>
-          <ns2:ligatures ns2:val="none"/>
+          <w14:ligatures w14:val="none"/>
         </w:rPr>
         <w:t xml:space="preserve">los términos y condiciones del contrato de la Póliza </w:t>
       </w:r>
@@ -5903,7 +5829,7 @@
           <w:color w:val="000000"/>
           <w:kern w:val="0"/>
           <w:lang w:eastAsia="es-ES"/>
-          <ns2:ligatures ns2:val="none"/>
+          <w14:ligatures w14:val="none"/>
         </w:rPr>
         <w:t/>
       </w:r>
@@ -5914,7 +5840,7 @@
           <w:color w:val="000000"/>
           <w:kern w:val="0"/>
           <w:lang w:eastAsia="es-ES"/>
-          <ns2:ligatures ns2:val="none"/>
+          <w14:ligatures w14:val="none"/>
         </w:rPr>
         <w:t xml:space="preserve"> 2000154214, pues el denunciante estuvo por 30 meses sin cobertura</w:t>
       </w:r>
@@ -5924,12 +5850,12 @@
           <w:color w:val="000000"/>
           <w:kern w:val="0"/>
           <w:lang w:eastAsia="es-ES"/>
-          <ns2:ligatures ns2:val="none"/>
+          <w14:ligatures w14:val="none"/>
         </w:rPr>
         <w:t>.</w:t>
       </w:r>
     </w:p>
-    <w:p ns2:paraId="766F9C85" ns2:textId="77777777">
+    <w:p>
       <w:pPr>
         <w:pStyle w:val="Prrafodelista"/>
         <w:spacing w:after="0" w:line="240" w:lineRule="auto"/>
@@ -5938,11 +5864,11 @@
         <w:rPr>
           <w:rFonts w:ascii="Arial Narrow" w:eastAsia="Arial Narrow" w:hAnsi="Arial Narrow" w:cs="Arial Narrow"/>
           <w:kern w:val="0"/>
-          <ns2:ligatures ns2:val="none"/>
-        </w:rPr>
-      </w:pPr>
-    </w:p>
-    <w:p ns2:paraId="71D4EA34" ns2:textId="626221D5">
+          <w14:ligatures w14:val="none"/>
+        </w:rPr>
+      </w:pPr>
+    </w:p>
+    <w:p>
       <w:pPr>
         <w:pStyle w:val="Prrafodelista"/>
         <w:numPr>
@@ -5955,7 +5881,7 @@
         <w:rPr>
           <w:rFonts w:ascii="Arial Narrow" w:eastAsia="Arial Narrow" w:hAnsi="Arial Narrow" w:cs="Arial Narrow"/>
           <w:kern w:val="0"/>
-          <ns2:ligatures ns2:val="none"/>
+          <w14:ligatures w14:val="none"/>
         </w:rPr>
       </w:pPr>
       <w:r>
@@ -5968,7 +5894,7 @@
         <w:rPr>
           <w:rFonts w:ascii="Arial Narrow" w:eastAsia="Arial Narrow" w:hAnsi="Arial Narrow" w:cs="Arial Narrow"/>
           <w:kern w:val="0"/>
-          <ns2:ligatures ns2:val="none"/>
+          <w14:ligatures w14:val="none"/>
         </w:rPr>
         <w:t xml:space="preserve">numeral 88.1 del artículo 88 de </w:t>
       </w:r>
@@ -6005,7 +5931,7 @@
           <w:kern w:val="0"/>
           <w:shd w:val="clear" w:color="auto" w:fill="FFFFFF"/>
           <w:lang w:eastAsia="es-PE"/>
-          <ns2:ligatures ns2:val="none"/>
+          <w14:ligatures w14:val="none"/>
         </w:rPr>
         <w:t>Banco de Crédito del Perú S.A.</w:t>
       </w:r>
@@ -6016,7 +5942,7 @@
           <w:kern w:val="0"/>
           <w:shd w:val="clear" w:color="auto" w:fill="FFFFFF"/>
           <w:lang w:eastAsia="es-PE"/>
-          <ns2:ligatures ns2:val="none"/>
+          <w14:ligatures w14:val="none"/>
         </w:rPr>
         <w:t xml:space="preserve"> </w:t>
       </w:r>
@@ -6026,7 +5952,7 @@
           <w:color w:val="000000"/>
           <w:kern w:val="0"/>
           <w:lang w:val="es-ES" w:eastAsia="es-ES"/>
-          <ns2:ligatures ns2:val="none"/>
+          <w14:ligatures w14:val="none"/>
         </w:rPr>
         <w:t xml:space="preserve">habría brindado una respuesta fuera del plazo legal al </w:t>
       </w:r>
@@ -6036,7 +5962,7 @@
           <w:color w:val="000000"/>
           <w:kern w:val="0"/>
           <w:lang w:eastAsia="es-ES"/>
-          <ns2:ligatures ns2:val="none"/>
+          <w14:ligatures w14:val="none"/>
         </w:rPr>
         <w:t xml:space="preserve">reclamo </w:t>
       </w:r>
@@ -6047,7 +5973,7 @@
           <w:color w:val="000000"/>
           <w:kern w:val="0"/>
           <w:lang w:eastAsia="es-ES"/>
-          <ns2:ligatures ns2:val="none"/>
+          <w14:ligatures w14:val="none"/>
         </w:rPr>
         <w:t>N</w:t>
       </w:r>
@@ -6057,7 +5983,7 @@
           <w:color w:val="000000"/>
           <w:kern w:val="0"/>
           <w:lang w:eastAsia="es-ES"/>
-          <ns2:ligatures ns2:val="none"/>
+          <w14:ligatures w14:val="none"/>
         </w:rPr>
         <w:t/>
       </w:r>
@@ -6068,7 +5994,7 @@
           <w:color w:val="000000"/>
           <w:kern w:val="0"/>
           <w:lang w:eastAsia="es-ES"/>
-          <ns2:ligatures ns2:val="none"/>
+          <w14:ligatures w14:val="none"/>
         </w:rPr>
         <w:t xml:space="preserve"> </w:t>
       </w:r>
@@ -6078,7 +6004,7 @@
           <w:color w:val="000000"/>
           <w:kern w:val="0"/>
           <w:lang w:eastAsia="es-ES"/>
-          <ns2:ligatures ns2:val="none"/>
+          <w14:ligatures w14:val="none"/>
         </w:rPr>
         <w:t>C4201733</w:t>
       </w:r>
@@ -6088,12 +6014,12 @@
           <w:color w:val="000000"/>
           <w:kern w:val="0"/>
           <w:lang w:eastAsia="es-ES"/>
-          <ns2:ligatures ns2:val="none"/>
+          <w14:ligatures w14:val="none"/>
         </w:rPr>
         <w:t xml:space="preserve"> presentado por la denunciante.</w:t>
       </w:r>
     </w:p>
-    <w:p ns2:paraId="74BF994F" ns2:textId="77777777">
+    <w:p>
       <w:pPr>
         <w:pStyle w:val="Prrafodelista"/>
         <w:spacing w:after="0" w:line="240" w:lineRule="auto"/>
@@ -6102,11 +6028,11 @@
         <w:rPr>
           <w:rFonts w:ascii="Arial Narrow" w:eastAsia="Arial Narrow" w:hAnsi="Arial Narrow" w:cs="Arial Narrow"/>
           <w:kern w:val="0"/>
-          <ns2:ligatures ns2:val="none"/>
-        </w:rPr>
-      </w:pPr>
-    </w:p>
-    <w:p ns2:paraId="1BA4E780" ns2:textId="69B8E1E9">
+          <w14:ligatures w14:val="none"/>
+        </w:rPr>
+      </w:pPr>
+    </w:p>
+    <w:p>
       <w:pPr>
         <w:pStyle w:val="Prrafodelista"/>
         <w:numPr>
@@ -6119,7 +6045,7 @@
         <w:rPr>
           <w:rFonts w:ascii="Arial Narrow" w:eastAsia="Arial Narrow" w:hAnsi="Arial Narrow" w:cs="Arial Narrow"/>
           <w:kern w:val="0"/>
-          <ns2:ligatures ns2:val="none"/>
+          <w14:ligatures w14:val="none"/>
         </w:rPr>
       </w:pPr>
       <w:r>
@@ -6133,7 +6059,7 @@
         <w:rPr>
           <w:rFonts w:ascii="Arial Narrow" w:eastAsia="Arial Narrow" w:hAnsi="Arial Narrow" w:cs="Arial Narrow"/>
           <w:kern w:val="0"/>
-          <ns2:ligatures ns2:val="none"/>
+          <w14:ligatures w14:val="none"/>
         </w:rPr>
         <w:t xml:space="preserve">numeral 88.1 del artículo 88 de </w:t>
       </w:r>
@@ -6170,7 +6096,7 @@
           <w:kern w:val="0"/>
           <w:shd w:val="clear" w:color="auto" w:fill="FFFFFF"/>
           <w:lang w:eastAsia="es-PE"/>
-          <ns2:ligatures ns2:val="none"/>
+          <w14:ligatures w14:val="none"/>
         </w:rPr>
         <w:t>Banco de Crédito del Perú S.A.</w:t>
       </w:r>
@@ -6181,7 +6107,7 @@
           <w:kern w:val="0"/>
           <w:shd w:val="clear" w:color="auto" w:fill="FFFFFF"/>
           <w:lang w:eastAsia="es-PE"/>
-          <ns2:ligatures ns2:val="none"/>
+          <w14:ligatures w14:val="none"/>
         </w:rPr>
         <w:t xml:space="preserve"> </w:t>
       </w:r>
@@ -6191,7 +6117,7 @@
           <w:color w:val="000000"/>
           <w:kern w:val="0"/>
           <w:lang w:val="es-ES" w:eastAsia="es-ES"/>
-          <ns2:ligatures ns2:val="none"/>
+          <w14:ligatures w14:val="none"/>
         </w:rPr>
         <w:t xml:space="preserve">no habría brindado una respuesta formal y dentro del plazo legal al Reclamo </w:t>
       </w:r>
@@ -6202,7 +6128,7 @@
           <w:color w:val="000000"/>
           <w:kern w:val="0"/>
           <w:lang w:val="es-ES" w:eastAsia="es-ES"/>
-          <ns2:ligatures ns2:val="none"/>
+          <w14:ligatures w14:val="none"/>
         </w:rPr>
         <w:t/>
       </w:r>
@@ -6213,7 +6139,7 @@
           <w:color w:val="000000"/>
           <w:kern w:val="0"/>
           <w:lang w:val="es-ES" w:eastAsia="es-ES"/>
-          <ns2:ligatures ns2:val="none"/>
+          <w14:ligatures w14:val="none"/>
         </w:rPr>
         <w:t xml:space="preserve"> </w:t>
       </w:r>
@@ -6237,23 +6163,23 @@
           <w:color w:val="000000"/>
           <w:kern w:val="0"/>
           <w:lang w:eastAsia="es-ES"/>
-          <ns2:ligatures ns2:val="none"/>
+          <w14:ligatures w14:val="none"/>
         </w:rPr>
         <w:t>presentado por la denunciante.</w:t>
       </w:r>
     </w:p>
-    <w:p ns2:paraId="11055CED" ns2:textId="77777777">
-      <w:pPr>
-        <w:spacing w:after="0" w:line="240" w:lineRule="auto"/>
-        <w:jc w:val="both"/>
-        <w:rPr>
-          <w:rFonts w:ascii="Arial Narrow" w:eastAsia="Arial Narrow" w:hAnsi="Arial Narrow" w:cs="Arial Narrow"/>
-          <w:kern w:val="0"/>
-          <ns2:ligatures ns2:val="none"/>
-        </w:rPr>
-      </w:pPr>
-    </w:p>
-    <w:p ns2:paraId="5BB0C2B7" ns2:textId="2239FDB7">
+    <w:p>
+      <w:pPr>
+        <w:spacing w:after="0" w:line="240" w:lineRule="auto"/>
+        <w:jc w:val="both"/>
+        <w:rPr>
+          <w:rFonts w:ascii="Arial Narrow" w:eastAsia="Arial Narrow" w:hAnsi="Arial Narrow" w:cs="Arial Narrow"/>
+          <w:kern w:val="0"/>
+          <w14:ligatures w14:val="none"/>
+        </w:rPr>
+      </w:pPr>
+    </w:p>
+    <w:p>
       <w:pPr>
         <w:pStyle w:val="Prrafodelista"/>
         <w:numPr>
@@ -6266,7 +6192,7 @@
         <w:rPr>
           <w:rFonts w:ascii="Arial Narrow" w:eastAsia="Arial Narrow" w:hAnsi="Arial Narrow" w:cs="Arial Narrow"/>
           <w:kern w:val="0"/>
-          <ns2:ligatures ns2:val="none"/>
+          <w14:ligatures w14:val="none"/>
         </w:rPr>
       </w:pPr>
       <w:r>
@@ -6279,7 +6205,7 @@
         <w:rPr>
           <w:rFonts w:ascii="Arial Narrow" w:eastAsia="Arial Narrow" w:hAnsi="Arial Narrow" w:cs="Arial Narrow"/>
           <w:kern w:val="0"/>
-          <ns2:ligatures ns2:val="none"/>
+          <w14:ligatures w14:val="none"/>
         </w:rPr>
         <w:t xml:space="preserve">numeral 88.1 del artículo 88 de </w:t>
       </w:r>
@@ -6316,7 +6242,7 @@
           <w:kern w:val="0"/>
           <w:shd w:val="clear" w:color="auto" w:fill="FFFFFF"/>
           <w:lang w:eastAsia="es-PE"/>
-          <ns2:ligatures ns2:val="none"/>
+          <w14:ligatures w14:val="none"/>
         </w:rPr>
         <w:t xml:space="preserve">Banco de Crédito del Perú S.A. </w:t>
       </w:r>
@@ -6326,7 +6252,7 @@
           <w:color w:val="000000"/>
           <w:kern w:val="0"/>
           <w:lang w:val="es-ES" w:eastAsia="es-ES"/>
-          <ns2:ligatures ns2:val="none"/>
+          <w14:ligatures w14:val="none"/>
         </w:rPr>
         <w:t xml:space="preserve">habría brindado una respuesta inadecuada </w:t>
       </w:r>
@@ -6336,7 +6262,7 @@
           <w:color w:val="000000"/>
           <w:kern w:val="0"/>
           <w:lang w:val="es-ES" w:eastAsia="es-ES"/>
-          <ns2:ligatures ns2:val="none"/>
+          <w14:ligatures w14:val="none"/>
         </w:rPr>
         <w:t xml:space="preserve">al reclamo </w:t>
       </w:r>
@@ -6347,7 +6273,7 @@
           <w:color w:val="000000"/>
           <w:kern w:val="0"/>
           <w:lang w:val="es-ES" w:eastAsia="es-ES"/>
-          <ns2:ligatures ns2:val="none"/>
+          <w14:ligatures w14:val="none"/>
         </w:rPr>
         <w:t/>
       </w:r>
@@ -6358,7 +6284,7 @@
           <w:color w:val="000000"/>
           <w:kern w:val="0"/>
           <w:lang w:eastAsia="es-ES"/>
-          <ns2:ligatures ns2:val="none"/>
+          <w14:ligatures w14:val="none"/>
         </w:rPr>
         <w:t xml:space="preserve"> C4402920</w:t>
       </w:r>
@@ -6368,7 +6294,7 @@
           <w:color w:val="000000"/>
           <w:kern w:val="0"/>
           <w:lang w:eastAsia="es-ES"/>
-          <ns2:ligatures ns2:val="none"/>
+          <w14:ligatures w14:val="none"/>
         </w:rPr>
         <w:t xml:space="preserve"> </w:t>
       </w:r>
@@ -6378,12 +6304,12 @@
           <w:color w:val="000000"/>
           <w:kern w:val="0"/>
           <w:lang w:eastAsia="es-ES"/>
-          <ns2:ligatures ns2:val="none"/>
+          <w14:ligatures w14:val="none"/>
         </w:rPr>
         <w:t>presentados por la denunciante.</w:t>
       </w:r>
     </w:p>
-    <w:p ns2:paraId="18A067EC" ns2:textId="77777777">
+    <w:p>
       <w:pPr>
         <w:pStyle w:val="Prrafodelista"/>
         <w:spacing w:after="0" w:line="240" w:lineRule="auto"/>
@@ -6392,11 +6318,11 @@
         <w:rPr>
           <w:rFonts w:ascii="Arial Narrow" w:eastAsia="Arial Narrow" w:hAnsi="Arial Narrow" w:cs="Arial Narrow"/>
           <w:kern w:val="0"/>
-          <ns2:ligatures ns2:val="none"/>
-        </w:rPr>
-      </w:pPr>
-    </w:p>
-    <w:p ns2:paraId="5CBF79F6" ns2:textId="427D45DE">
+          <w14:ligatures w14:val="none"/>
+        </w:rPr>
+      </w:pPr>
+    </w:p>
+    <w:p>
       <w:pPr>
         <w:pStyle w:val="Prrafodelista"/>
         <w:numPr>
@@ -6409,7 +6335,7 @@
         <w:rPr>
           <w:rFonts w:ascii="Arial Narrow" w:eastAsia="Arial Narrow" w:hAnsi="Arial Narrow" w:cs="Arial Narrow"/>
           <w:kern w:val="0"/>
-          <ns2:ligatures ns2:val="none"/>
+          <w14:ligatures w14:val="none"/>
         </w:rPr>
       </w:pPr>
       <w:r>
@@ -6422,7 +6348,7 @@
         <w:rPr>
           <w:rFonts w:ascii="Arial Narrow" w:eastAsia="Arial Narrow" w:hAnsi="Arial Narrow" w:cs="Arial Narrow"/>
           <w:kern w:val="0"/>
-          <ns2:ligatures ns2:val="none"/>
+          <w14:ligatures w14:val="none"/>
         </w:rPr>
         <w:t xml:space="preserve">numeral 88.1 del artículo 88 de </w:t>
       </w:r>
@@ -6459,7 +6385,7 @@
           <w:kern w:val="0"/>
           <w:shd w:val="clear" w:color="auto" w:fill="FFFFFF"/>
           <w:lang w:eastAsia="es-PE"/>
-          <ns2:ligatures ns2:val="none"/>
+          <w14:ligatures w14:val="none"/>
         </w:rPr>
         <w:t xml:space="preserve">Banco de Crédito del Perú S.A. </w:t>
       </w:r>
@@ -6469,7 +6395,7 @@
           <w:color w:val="000000"/>
           <w:kern w:val="0"/>
           <w:lang w:val="es-ES" w:eastAsia="es-ES"/>
-          <ns2:ligatures ns2:val="none"/>
+          <w14:ligatures w14:val="none"/>
         </w:rPr>
         <w:t xml:space="preserve">habría brindado una respuesta inadecuada </w:t>
       </w:r>
@@ -6479,7 +6405,7 @@
           <w:color w:val="000000"/>
           <w:kern w:val="0"/>
           <w:lang w:val="es-ES" w:eastAsia="es-ES"/>
-          <ns2:ligatures ns2:val="none"/>
+          <w14:ligatures w14:val="none"/>
         </w:rPr>
         <w:t xml:space="preserve">al reclamo </w:t>
       </w:r>
@@ -6490,7 +6416,7 @@
           <w:color w:val="000000"/>
           <w:kern w:val="0"/>
           <w:lang w:val="es-ES" w:eastAsia="es-ES"/>
-          <ns2:ligatures ns2:val="none"/>
+          <w14:ligatures w14:val="none"/>
         </w:rPr>
         <w:t/>
       </w:r>
@@ -6501,12 +6427,12 @@
           <w:color w:val="000000"/>
           <w:kern w:val="0"/>
           <w:lang w:eastAsia="es-ES"/>
-          <ns2:ligatures ns2:val="none"/>
+          <w14:ligatures w14:val="none"/>
         </w:rPr>
         <w:t xml:space="preserve"> C41535030 presentados por la denunciante.</w:t>
       </w:r>
     </w:p>
-    <w:p ns2:paraId="38B6B92B" ns2:textId="77777777">
+    <w:p>
       <w:pPr>
         <w:pStyle w:val="Prrafodelista"/>
         <w:spacing w:after="0" w:line="240" w:lineRule="auto"/>
@@ -6515,11 +6441,11 @@
         <w:rPr>
           <w:rFonts w:ascii="Arial Narrow" w:eastAsia="Arial Narrow" w:hAnsi="Arial Narrow" w:cs="Arial Narrow"/>
           <w:kern w:val="0"/>
-          <ns2:ligatures ns2:val="none"/>
-        </w:rPr>
-      </w:pPr>
-    </w:p>
-    <w:p ns2:paraId="54EA888D" ns2:textId="0115ED01">
+          <w14:ligatures w14:val="none"/>
+        </w:rPr>
+      </w:pPr>
+    </w:p>
+    <w:p>
       <w:pPr>
         <w:pStyle w:val="Prrafodelista"/>
         <w:numPr>
@@ -6532,7 +6458,7 @@
         <w:rPr>
           <w:rFonts w:ascii="Arial Narrow" w:eastAsia="Arial Narrow" w:hAnsi="Arial Narrow" w:cs="Arial Narrow"/>
           <w:kern w:val="0"/>
-          <ns2:ligatures ns2:val="none"/>
+          <w14:ligatures w14:val="none"/>
         </w:rPr>
       </w:pPr>
       <w:r>
@@ -6545,7 +6471,7 @@
         <w:rPr>
           <w:rFonts w:ascii="Arial Narrow" w:eastAsia="Arial Narrow" w:hAnsi="Arial Narrow" w:cs="Arial Narrow"/>
           <w:kern w:val="0"/>
-          <ns2:ligatures ns2:val="none"/>
+          <w14:ligatures w14:val="none"/>
         </w:rPr>
         <w:t xml:space="preserve">numeral 88.1 del artículo 88 de </w:t>
       </w:r>
@@ -6582,7 +6508,7 @@
           <w:kern w:val="0"/>
           <w:shd w:val="clear" w:color="auto" w:fill="FFFFFF"/>
           <w:lang w:eastAsia="es-PE"/>
-          <ns2:ligatures ns2:val="none"/>
+          <w14:ligatures w14:val="none"/>
         </w:rPr>
         <w:t xml:space="preserve">Banco de Crédito del Perú S.A. </w:t>
       </w:r>
@@ -6592,7 +6518,7 @@
           <w:color w:val="000000"/>
           <w:kern w:val="0"/>
           <w:lang w:val="es-ES" w:eastAsia="es-ES"/>
-          <ns2:ligatures ns2:val="none"/>
+          <w14:ligatures w14:val="none"/>
         </w:rPr>
         <w:t xml:space="preserve">habría brindado una respuesta inadecuada </w:t>
       </w:r>
@@ -6602,7 +6528,7 @@
           <w:color w:val="000000"/>
           <w:kern w:val="0"/>
           <w:lang w:val="es-ES" w:eastAsia="es-ES"/>
-          <ns2:ligatures ns2:val="none"/>
+          <w14:ligatures w14:val="none"/>
         </w:rPr>
         <w:t xml:space="preserve">al reclamo </w:t>
       </w:r>
@@ -6613,7 +6539,7 @@
           <w:color w:val="000000"/>
           <w:kern w:val="0"/>
           <w:lang w:val="es-ES" w:eastAsia="es-ES"/>
-          <ns2:ligatures ns2:val="none"/>
+          <w14:ligatures w14:val="none"/>
         </w:rPr>
         <w:t/>
       </w:r>
@@ -6624,7 +6550,7 @@
           <w:color w:val="000000"/>
           <w:kern w:val="0"/>
           <w:lang w:eastAsia="es-ES"/>
-          <ns2:ligatures ns2:val="none"/>
+          <w14:ligatures w14:val="none"/>
         </w:rPr>
         <w:t xml:space="preserve"> </w:t>
       </w:r>
@@ -6634,7 +6560,7 @@
           <w:color w:val="000000"/>
           <w:kern w:val="0"/>
           <w:lang w:eastAsia="es-ES"/>
-          <ns2:ligatures ns2:val="none"/>
+          <w14:ligatures w14:val="none"/>
         </w:rPr>
         <w:t>C42016388</w:t>
       </w:r>
@@ -6644,7 +6570,7 @@
           <w:color w:val="000000"/>
           <w:kern w:val="0"/>
           <w:lang w:eastAsia="es-ES"/>
-          <ns2:ligatures ns2:val="none"/>
+          <w14:ligatures w14:val="none"/>
         </w:rPr>
         <w:t xml:space="preserve"> </w:t>
       </w:r>
@@ -6654,12 +6580,12 @@
           <w:color w:val="000000"/>
           <w:kern w:val="0"/>
           <w:lang w:eastAsia="es-ES"/>
-          <ns2:ligatures ns2:val="none"/>
+          <w14:ligatures w14:val="none"/>
         </w:rPr>
         <w:t>presentados por la denunciante.</w:t>
       </w:r>
     </w:p>
-    <w:p ns2:paraId="44857292" ns2:textId="77777777">
+    <w:p>
       <w:pPr>
         <w:pStyle w:val="Prrafodelista"/>
         <w:spacing w:after="0" w:line="240" w:lineRule="auto"/>
@@ -6668,11 +6594,11 @@
         <w:rPr>
           <w:rFonts w:ascii="Arial Narrow" w:eastAsia="Arial Narrow" w:hAnsi="Arial Narrow" w:cs="Arial Narrow"/>
           <w:kern w:val="0"/>
-          <ns2:ligatures ns2:val="none"/>
-        </w:rPr>
-      </w:pPr>
-    </w:p>
-    <w:p ns2:paraId="4E8933B7" ns2:textId="558AAF05">
+          <w14:ligatures w14:val="none"/>
+        </w:rPr>
+      </w:pPr>
+    </w:p>
+    <w:p>
       <w:pPr>
         <w:pStyle w:val="Prrafodelista"/>
         <w:numPr>
@@ -6685,7 +6611,7 @@
         <w:rPr>
           <w:rFonts w:ascii="Arial Narrow" w:eastAsia="Arial Narrow" w:hAnsi="Arial Narrow" w:cs="Arial Narrow"/>
           <w:kern w:val="0"/>
-          <ns2:ligatures ns2:val="none"/>
+          <w14:ligatures w14:val="none"/>
         </w:rPr>
       </w:pPr>
       <w:r>
@@ -6698,7 +6624,7 @@
         <w:rPr>
           <w:rFonts w:ascii="Arial Narrow" w:eastAsia="Arial Narrow" w:hAnsi="Arial Narrow" w:cs="Arial Narrow"/>
           <w:kern w:val="0"/>
-          <ns2:ligatures ns2:val="none"/>
+          <w14:ligatures w14:val="none"/>
         </w:rPr>
         <w:t xml:space="preserve">numeral 88.1 del artículo 88 de </w:t>
       </w:r>
@@ -6735,7 +6661,7 @@
           <w:kern w:val="0"/>
           <w:shd w:val="clear" w:color="auto" w:fill="FFFFFF"/>
           <w:lang w:eastAsia="es-PE"/>
-          <ns2:ligatures ns2:val="none"/>
+          <w14:ligatures w14:val="none"/>
         </w:rPr>
         <w:t xml:space="preserve">Banco de Crédito del Perú S.A. </w:t>
       </w:r>
@@ -6745,7 +6671,7 @@
           <w:color w:val="000000"/>
           <w:kern w:val="0"/>
           <w:lang w:val="es-ES" w:eastAsia="es-ES"/>
-          <ns2:ligatures ns2:val="none"/>
+          <w14:ligatures w14:val="none"/>
         </w:rPr>
         <w:t xml:space="preserve">habría brindado una respuesta inadecuada </w:t>
       </w:r>
@@ -6755,7 +6681,7 @@
           <w:color w:val="000000"/>
           <w:kern w:val="0"/>
           <w:lang w:val="es-ES" w:eastAsia="es-ES"/>
-          <ns2:ligatures ns2:val="none"/>
+          <w14:ligatures w14:val="none"/>
         </w:rPr>
         <w:t xml:space="preserve">al reclamo </w:t>
       </w:r>
@@ -6766,7 +6692,7 @@
           <w:color w:val="000000"/>
           <w:kern w:val="0"/>
           <w:lang w:val="es-ES" w:eastAsia="es-ES"/>
-          <ns2:ligatures ns2:val="none"/>
+          <w14:ligatures w14:val="none"/>
         </w:rPr>
         <w:t/>
       </w:r>
@@ -6777,7 +6703,7 @@
           <w:color w:val="000000"/>
           <w:kern w:val="0"/>
           <w:lang w:eastAsia="es-ES"/>
-          <ns2:ligatures ns2:val="none"/>
+          <w14:ligatures w14:val="none"/>
         </w:rPr>
         <w:t>, C42017337</w:t>
       </w:r>
@@ -6787,7 +6713,7 @@
           <w:color w:val="000000"/>
           <w:kern w:val="0"/>
           <w:lang w:eastAsia="es-ES"/>
-          <ns2:ligatures ns2:val="none"/>
+          <w14:ligatures w14:val="none"/>
         </w:rPr>
         <w:t xml:space="preserve"> </w:t>
       </w:r>
@@ -6797,12 +6723,12 @@
           <w:color w:val="000000"/>
           <w:kern w:val="0"/>
           <w:lang w:eastAsia="es-ES"/>
-          <ns2:ligatures ns2:val="none"/>
+          <w14:ligatures w14:val="none"/>
         </w:rPr>
         <w:t>presentados por la denunciante.</w:t>
       </w:r>
     </w:p>
-    <w:p ns2:paraId="0091C3CF" ns2:textId="77777777">
+    <w:p>
       <w:pPr>
         <w:pStyle w:val="Prrafodelista"/>
         <w:spacing w:after="0" w:line="240" w:lineRule="auto"/>
@@ -6811,11 +6737,11 @@
         <w:rPr>
           <w:rFonts w:ascii="Arial Narrow" w:eastAsia="Arial Narrow" w:hAnsi="Arial Narrow" w:cs="Arial Narrow"/>
           <w:kern w:val="0"/>
-          <ns2:ligatures ns2:val="none"/>
-        </w:rPr>
-      </w:pPr>
-    </w:p>
-    <w:p ns2:paraId="731184E2" ns2:textId="417B81D2">
+          <w14:ligatures w14:val="none"/>
+        </w:rPr>
+      </w:pPr>
+    </w:p>
+    <w:p>
       <w:pPr>
         <w:pStyle w:val="Prrafodelista"/>
         <w:numPr>
@@ -6828,7 +6754,7 @@
         <w:rPr>
           <w:rFonts w:ascii="Arial Narrow" w:eastAsia="Arial Narrow" w:hAnsi="Arial Narrow" w:cs="Arial Narrow"/>
           <w:kern w:val="0"/>
-          <ns2:ligatures ns2:val="none"/>
+          <w14:ligatures w14:val="none"/>
         </w:rPr>
       </w:pPr>
       <w:r>
@@ -6841,7 +6767,7 @@
         <w:rPr>
           <w:rFonts w:ascii="Arial Narrow" w:eastAsia="Arial Narrow" w:hAnsi="Arial Narrow" w:cs="Arial Narrow"/>
           <w:kern w:val="0"/>
-          <ns2:ligatures ns2:val="none"/>
+          <w14:ligatures w14:val="none"/>
         </w:rPr>
         <w:t xml:space="preserve">numeral 88.1 del artículo 88 de </w:t>
       </w:r>
@@ -6878,7 +6804,7 @@
           <w:kern w:val="0"/>
           <w:shd w:val="clear" w:color="auto" w:fill="FFFFFF"/>
           <w:lang w:eastAsia="es-PE"/>
-          <ns2:ligatures ns2:val="none"/>
+          <w14:ligatures w14:val="none"/>
         </w:rPr>
         <w:t xml:space="preserve">Banco de Crédito del Perú S.A. </w:t>
       </w:r>
@@ -6888,7 +6814,7 @@
           <w:color w:val="000000"/>
           <w:kern w:val="0"/>
           <w:lang w:val="es-ES" w:eastAsia="es-ES"/>
-          <ns2:ligatures ns2:val="none"/>
+          <w14:ligatures w14:val="none"/>
         </w:rPr>
         <w:t xml:space="preserve">habría brindado una respuesta inadecuada </w:t>
       </w:r>
@@ -6898,7 +6824,7 @@
           <w:color w:val="000000"/>
           <w:kern w:val="0"/>
           <w:lang w:val="es-ES" w:eastAsia="es-ES"/>
-          <ns2:ligatures ns2:val="none"/>
+          <w14:ligatures w14:val="none"/>
         </w:rPr>
         <w:t xml:space="preserve">al reclamo </w:t>
       </w:r>
@@ -6909,7 +6835,7 @@
           <w:color w:val="000000"/>
           <w:kern w:val="0"/>
           <w:lang w:val="es-ES" w:eastAsia="es-ES"/>
-          <ns2:ligatures ns2:val="none"/>
+          <w14:ligatures w14:val="none"/>
         </w:rPr>
         <w:t/>
       </w:r>
@@ -6920,7 +6846,7 @@
           <w:color w:val="000000"/>
           <w:kern w:val="0"/>
           <w:lang w:eastAsia="es-ES"/>
-          <ns2:ligatures ns2:val="none"/>
+          <w14:ligatures w14:val="none"/>
         </w:rPr>
         <w:t xml:space="preserve"> C43519777</w:t>
       </w:r>
@@ -6930,7 +6856,7 @@
           <w:color w:val="000000"/>
           <w:kern w:val="0"/>
           <w:lang w:eastAsia="es-ES"/>
-          <ns2:ligatures ns2:val="none"/>
+          <w14:ligatures w14:val="none"/>
         </w:rPr>
         <w:t xml:space="preserve"> </w:t>
       </w:r>
@@ -6940,12 +6866,12 @@
           <w:color w:val="000000"/>
           <w:kern w:val="0"/>
           <w:lang w:eastAsia="es-ES"/>
-          <ns2:ligatures ns2:val="none"/>
+          <w14:ligatures w14:val="none"/>
         </w:rPr>
         <w:t>presentados por la denunciante.</w:t>
       </w:r>
     </w:p>
-    <w:p ns2:paraId="0223C426" ns2:textId="77777777">
+    <w:p>
       <w:pPr>
         <w:pStyle w:val="Prrafodelista"/>
         <w:spacing w:after="0" w:line="240" w:lineRule="auto"/>
@@ -6954,11 +6880,11 @@
         <w:rPr>
           <w:rFonts w:ascii="Arial Narrow" w:eastAsia="Arial Narrow" w:hAnsi="Arial Narrow" w:cs="Arial Narrow"/>
           <w:kern w:val="0"/>
-          <ns2:ligatures ns2:val="none"/>
-        </w:rPr>
-      </w:pPr>
-    </w:p>
-    <w:p ns2:paraId="31288FFE" ns2:textId="55988EE3">
+          <w14:ligatures w14:val="none"/>
+        </w:rPr>
+      </w:pPr>
+    </w:p>
+    <w:p>
       <w:pPr>
         <w:pStyle w:val="Prrafodelista"/>
         <w:numPr>
@@ -6971,7 +6897,7 @@
         <w:rPr>
           <w:rFonts w:ascii="Arial Narrow" w:eastAsia="Arial Narrow" w:hAnsi="Arial Narrow" w:cs="Arial Narrow"/>
           <w:kern w:val="0"/>
-          <ns2:ligatures ns2:val="none"/>
+          <w14:ligatures w14:val="none"/>
         </w:rPr>
       </w:pPr>
       <w:r>
@@ -6984,7 +6910,7 @@
         <w:rPr>
           <w:rFonts w:ascii="Arial Narrow" w:eastAsia="Arial Narrow" w:hAnsi="Arial Narrow" w:cs="Arial Narrow"/>
           <w:kern w:val="0"/>
-          <ns2:ligatures ns2:val="none"/>
+          <w14:ligatures w14:val="none"/>
         </w:rPr>
         <w:t xml:space="preserve">numeral 88.1 del artículo 88 de </w:t>
       </w:r>
@@ -7021,7 +6947,7 @@
           <w:kern w:val="0"/>
           <w:shd w:val="clear" w:color="auto" w:fill="FFFFFF"/>
           <w:lang w:eastAsia="es-PE"/>
-          <ns2:ligatures ns2:val="none"/>
+          <w14:ligatures w14:val="none"/>
         </w:rPr>
         <w:t xml:space="preserve">Banco de Crédito del Perú S.A. </w:t>
       </w:r>
@@ -7031,7 +6957,7 @@
           <w:color w:val="000000"/>
           <w:kern w:val="0"/>
           <w:lang w:val="es-ES" w:eastAsia="es-ES"/>
-          <ns2:ligatures ns2:val="none"/>
+          <w14:ligatures w14:val="none"/>
         </w:rPr>
         <w:t xml:space="preserve">habría brindado una respuesta inadecuada </w:t>
       </w:r>
@@ -7041,7 +6967,7 @@
           <w:color w:val="000000"/>
           <w:kern w:val="0"/>
           <w:lang w:val="es-ES" w:eastAsia="es-ES"/>
-          <ns2:ligatures ns2:val="none"/>
+          <w14:ligatures w14:val="none"/>
         </w:rPr>
         <w:t xml:space="preserve">al reclamo </w:t>
       </w:r>
@@ -7052,7 +6978,7 @@
           <w:color w:val="000000"/>
           <w:kern w:val="0"/>
           <w:lang w:val="es-ES" w:eastAsia="es-ES"/>
-          <ns2:ligatures ns2:val="none"/>
+          <w14:ligatures w14:val="none"/>
         </w:rPr>
         <w:t/>
       </w:r>
@@ -7063,7 +6989,7 @@
           <w:color w:val="000000"/>
           <w:kern w:val="0"/>
           <w:lang w:eastAsia="es-ES"/>
-          <ns2:ligatures ns2:val="none"/>
+          <w14:ligatures w14:val="none"/>
         </w:rPr>
         <w:t xml:space="preserve"> C44029208</w:t>
       </w:r>
@@ -7073,7 +6999,7 @@
           <w:color w:val="000000"/>
           <w:kern w:val="0"/>
           <w:lang w:eastAsia="es-ES"/>
-          <ns2:ligatures ns2:val="none"/>
+          <w14:ligatures w14:val="none"/>
         </w:rPr>
         <w:t xml:space="preserve"> </w:t>
       </w:r>
@@ -7083,12 +7009,12 @@
           <w:color w:val="000000"/>
           <w:kern w:val="0"/>
           <w:lang w:eastAsia="es-ES"/>
-          <ns2:ligatures ns2:val="none"/>
+          <w14:ligatures w14:val="none"/>
         </w:rPr>
         <w:t>presentados por la denunciante.</w:t>
       </w:r>
     </w:p>
-    <w:p ns2:paraId="7C28C0DD" ns2:textId="77777777">
+    <w:p>
       <w:pPr>
         <w:pStyle w:val="Prrafodelista"/>
         <w:spacing w:after="0" w:line="240" w:lineRule="auto"/>
@@ -7097,11 +7023,11 @@
         <w:rPr>
           <w:rFonts w:ascii="Arial Narrow" w:eastAsia="Arial Narrow" w:hAnsi="Arial Narrow" w:cs="Arial Narrow"/>
           <w:kern w:val="0"/>
-          <ns2:ligatures ns2:val="none"/>
-        </w:rPr>
-      </w:pPr>
-    </w:p>
-    <w:p ns2:paraId="459E0EF6" ns2:textId="0C7A1BA1">
+          <w14:ligatures w14:val="none"/>
+        </w:rPr>
+      </w:pPr>
+    </w:p>
+    <w:p>
       <w:pPr>
         <w:pStyle w:val="Prrafodelista"/>
         <w:numPr>
@@ -7114,7 +7040,7 @@
         <w:rPr>
           <w:rFonts w:ascii="Arial Narrow" w:eastAsia="Arial Narrow" w:hAnsi="Arial Narrow" w:cs="Arial Narrow"/>
           <w:kern w:val="0"/>
-          <ns2:ligatures ns2:val="none"/>
+          <w14:ligatures w14:val="none"/>
         </w:rPr>
       </w:pPr>
       <w:r>
@@ -7127,7 +7053,7 @@
         <w:rPr>
           <w:rFonts w:ascii="Arial Narrow" w:eastAsia="Arial Narrow" w:hAnsi="Arial Narrow" w:cs="Arial Narrow"/>
           <w:kern w:val="0"/>
-          <ns2:ligatures ns2:val="none"/>
+          <w14:ligatures w14:val="none"/>
         </w:rPr>
         <w:t xml:space="preserve">numeral 88.1 del artículo 88 de </w:t>
       </w:r>
@@ -7170,7 +7096,7 @@
           <w:kern w:val="0"/>
           <w:shd w:val="clear" w:color="auto" w:fill="FFFFFF"/>
           <w:lang w:eastAsia="es-PE"/>
-          <ns2:ligatures ns2:val="none"/>
+          <w14:ligatures w14:val="none"/>
         </w:rPr>
         <w:t xml:space="preserve">Banco de Crédito del Perú S.A. </w:t>
       </w:r>
@@ -7180,7 +7106,7 @@
           <w:color w:val="000000"/>
           <w:kern w:val="0"/>
           <w:lang w:val="es-ES" w:eastAsia="es-ES"/>
-          <ns2:ligatures ns2:val="none"/>
+          <w14:ligatures w14:val="none"/>
         </w:rPr>
         <w:t>habría brindado una respuesta inadecuada al reclamo N</w:t>
       </w:r>
@@ -7191,7 +7117,7 @@
           <w:color w:val="000000"/>
           <w:kern w:val="0"/>
           <w:lang w:val="es-ES" w:eastAsia="es-ES"/>
-          <ns2:ligatures ns2:val="none"/>
+          <w14:ligatures w14:val="none"/>
         </w:rPr>
         <w:t/>
       </w:r>
@@ -7202,23 +7128,23 @@
           <w:color w:val="000000"/>
           <w:kern w:val="0"/>
           <w:lang w:eastAsia="es-ES"/>
-          <ns2:ligatures ns2:val="none"/>
+          <w14:ligatures w14:val="none"/>
         </w:rPr>
         <w:t xml:space="preserve"> C44198384 presentados por la denunciante.</w:t>
       </w:r>
     </w:p>
-    <w:p ns2:paraId="055735EE" ns2:textId="74305429">
-      <w:pPr>
-        <w:spacing w:after="0" w:line="240" w:lineRule="auto"/>
-        <w:jc w:val="both"/>
-        <w:rPr>
-          <w:rFonts w:ascii="Arial Narrow" w:eastAsia="Arial Narrow" w:hAnsi="Arial Narrow" w:cs="Arial Narrow"/>
-          <w:kern w:val="0"/>
-          <ns2:ligatures ns2:val="none"/>
-        </w:rPr>
-      </w:pPr>
-    </w:p>
-    <w:p ns2:paraId="51FD62F7" ns2:textId="7D676CDC">
+    <w:p>
+      <w:pPr>
+        <w:spacing w:after="0" w:line="240" w:lineRule="auto"/>
+        <w:jc w:val="both"/>
+        <w:rPr>
+          <w:rFonts w:ascii="Arial Narrow" w:eastAsia="Arial Narrow" w:hAnsi="Arial Narrow" w:cs="Arial Narrow"/>
+          <w:kern w:val="0"/>
+          <w14:ligatures w14:val="none"/>
+        </w:rPr>
+      </w:pPr>
+    </w:p>
+    <w:p>
       <w:pPr>
         <w:pStyle w:val="Prrafodelista"/>
         <w:numPr>
@@ -7231,7 +7157,7 @@
         <w:rPr>
           <w:rFonts w:ascii="Arial Narrow" w:eastAsia="Arial Narrow" w:hAnsi="Arial Narrow" w:cs="Arial Narrow"/>
           <w:kern w:val="0"/>
-          <ns2:ligatures ns2:val="none"/>
+          <w14:ligatures w14:val="none"/>
         </w:rPr>
       </w:pPr>
       <w:r>
@@ -7244,7 +7170,7 @@
         <w:rPr>
           <w:rFonts w:ascii="Arial Narrow" w:eastAsia="Arial Narrow" w:hAnsi="Arial Narrow" w:cs="Arial Narrow"/>
           <w:kern w:val="0"/>
-          <ns2:ligatures ns2:val="none"/>
+          <w14:ligatures w14:val="none"/>
         </w:rPr>
         <w:t>numeral 88.1 del</w:t>
       </w:r>
@@ -7252,7 +7178,7 @@
         <w:rPr>
           <w:rFonts w:ascii="Arial Narrow" w:eastAsia="Arial Narrow" w:hAnsi="Arial Narrow" w:cs="Arial Narrow"/>
           <w:kern w:val="0"/>
-          <ns2:ligatures ns2:val="none"/>
+          <w14:ligatures w14:val="none"/>
         </w:rPr>
         <w:t xml:space="preserve"> artículo 88 de </w:t>
       </w:r>
@@ -7283,7 +7209,7 @@
           <w:kern w:val="0"/>
           <w:shd w:val="clear" w:color="auto" w:fill="FFFFFF"/>
           <w:lang w:eastAsia="es-PE"/>
-          <ns2:ligatures ns2:val="none"/>
+          <w14:ligatures w14:val="none"/>
         </w:rPr>
         <w:t xml:space="preserve">Pacífico Compañía de Seguros y Reaseguros S.A. no habría cumplido con brindar una respuesta adecuada al Reclamo </w:t>
       </w:r>
@@ -7295,7 +7221,7 @@
           <w:kern w:val="0"/>
           <w:shd w:val="clear" w:color="auto" w:fill="FFFFFF"/>
           <w:lang w:eastAsia="es-PE"/>
-          <ns2:ligatures ns2:val="none"/>
+          <w14:ligatures w14:val="none"/>
         </w:rPr>
         <w:t/>
       </w:r>
@@ -7307,7 +7233,7 @@
           <w:kern w:val="0"/>
           <w:shd w:val="clear" w:color="auto" w:fill="FFFFFF"/>
           <w:lang w:eastAsia="es-PE"/>
-          <ns2:ligatures ns2:val="none"/>
+          <w14:ligatures w14:val="none"/>
         </w:rPr>
         <w:t xml:space="preserve"> </w:t>
       </w:r>
@@ -7315,7 +7241,7 @@
         <w:rPr>
           <w:rFonts w:ascii="Arial Narrow" w:eastAsia="Arial Narrow" w:hAnsi="Arial Narrow" w:cs="Arial Narrow"/>
           <w:kern w:val="0"/>
-          <ns2:ligatures ns2:val="none"/>
+          <w14:ligatures w14:val="none"/>
         </w:rPr>
         <w:t>SS-31648277</w:t>
       </w:r>
@@ -7323,12 +7249,12 @@
         <w:rPr>
           <w:rFonts w:ascii="Arial Narrow" w:eastAsia="Arial Narrow" w:hAnsi="Arial Narrow" w:cs="Arial Narrow"/>
           <w:kern w:val="0"/>
-          <ns2:ligatures ns2:val="none"/>
+          <w14:ligatures w14:val="none"/>
         </w:rPr>
         <w:t xml:space="preserve"> presentada por la denunciante.</w:t>
       </w:r>
     </w:p>
-    <w:p ns2:paraId="3287612B" ns2:textId="77777777">
+    <w:p>
       <w:pPr>
         <w:pStyle w:val="Prrafodelista"/>
         <w:spacing w:after="0" w:line="240" w:lineRule="auto"/>
@@ -7340,7 +7266,7 @@
         </w:rPr>
       </w:pPr>
     </w:p>
-    <w:p ns2:paraId="7125CB83" ns2:textId="3F244D71">
+    <w:p>
       <w:pPr>
         <w:pStyle w:val="Prrafodelista"/>
         <w:numPr>
@@ -7365,7 +7291,7 @@
         <w:rPr>
           <w:rFonts w:ascii="Arial Narrow" w:eastAsia="Arial Narrow" w:hAnsi="Arial Narrow" w:cs="Arial Narrow"/>
           <w:kern w:val="0"/>
-          <ns2:ligatures ns2:val="none"/>
+          <w14:ligatures w14:val="none"/>
         </w:rPr>
         <w:t xml:space="preserve">de </w:t>
       </w:r>
@@ -7395,7 +7321,7 @@
           <w:color w:val="000000"/>
           <w:kern w:val="0"/>
           <w:lang w:val="es-ES" w:eastAsia="es-ES"/>
-          <ns2:ligatures ns2:val="none"/>
+          <w14:ligatures w14:val="none"/>
         </w:rPr>
         <w:t xml:space="preserve">los proveedores denunciados </w:t>
       </w:r>
@@ -7403,7 +7329,7 @@
         <w:rPr>
           <w:rFonts w:ascii="Arial Narrow" w:eastAsia="Arial Narrow" w:hAnsi="Arial Narrow" w:cs="Arial Narrow"/>
           <w:kern w:val="0"/>
-          <ns2:ligatures ns2:val="none"/>
+          <w14:ligatures w14:val="none"/>
         </w:rPr>
         <w:t>habrían modificado unilateralmente la</w:t>
       </w:r>
@@ -7413,7 +7339,7 @@
           <w:color w:val="000000"/>
           <w:kern w:val="0"/>
           <w:lang w:eastAsia="es-ES"/>
-          <ns2:ligatures ns2:val="none"/>
+          <w14:ligatures w14:val="none"/>
         </w:rPr>
         <w:t xml:space="preserve"> Póliza </w:t>
       </w:r>
@@ -7424,7 +7350,7 @@
           <w:color w:val="000000"/>
           <w:kern w:val="0"/>
           <w:lang w:eastAsia="es-ES"/>
-          <ns2:ligatures ns2:val="none"/>
+          <w14:ligatures w14:val="none"/>
         </w:rPr>
         <w:t/>
       </w:r>
@@ -7435,7 +7361,7 @@
           <w:color w:val="000000"/>
           <w:kern w:val="0"/>
           <w:lang w:eastAsia="es-ES"/>
-          <ns2:ligatures ns2:val="none"/>
+          <w14:ligatures w14:val="none"/>
         </w:rPr>
         <w:t xml:space="preserve"> 2000154214</w:t>
       </w:r>
@@ -7445,7 +7371,7 @@
           <w:color w:val="000000"/>
           <w:kern w:val="0"/>
           <w:lang w:eastAsia="es-ES"/>
-          <ns2:ligatures ns2:val="none"/>
+          <w14:ligatures w14:val="none"/>
         </w:rPr>
         <w:t xml:space="preserve"> </w:t>
       </w:r>
@@ -7453,7 +7379,7 @@
         <w:rPr>
           <w:rFonts w:ascii="Arial Narrow" w:eastAsia="Arial Narrow" w:hAnsi="Arial Narrow" w:cs="Arial Narrow"/>
           <w:kern w:val="0"/>
-          <ns2:ligatures ns2:val="none"/>
+          <w14:ligatures w14:val="none"/>
         </w:rPr>
         <w:t>y sin el consentimiento previo de la denunciante</w:t>
       </w:r>
@@ -7463,23 +7389,23 @@
           <w:color w:val="000000"/>
           <w:kern w:val="0"/>
           <w:lang w:eastAsia="es-ES"/>
-          <ns2:ligatures ns2:val="none"/>
+          <w14:ligatures w14:val="none"/>
         </w:rPr>
         <w:t xml:space="preserve"> respecto al inicio de vigencia del seguro, generando un nuevo contrato lo que le perjudicó económicamente. </w:t>
       </w:r>
     </w:p>
-    <w:p ns2:paraId="1F5D35E6" ns2:textId="77777777">
-      <w:pPr>
-        <w:spacing w:after="0" w:line="240" w:lineRule="auto"/>
-        <w:jc w:val="both"/>
-        <w:rPr>
-          <w:rFonts w:ascii="Arial Narrow" w:eastAsia="Arial Narrow" w:hAnsi="Arial Narrow" w:cs="Arial Narrow"/>
-          <w:kern w:val="0"/>
-          <ns2:ligatures ns2:val="none"/>
-        </w:rPr>
-      </w:pPr>
-    </w:p>
-    <w:p ns2:paraId="72A4113D" ns2:textId="43B453F4">
+    <w:p>
+      <w:pPr>
+        <w:spacing w:after="0" w:line="240" w:lineRule="auto"/>
+        <w:jc w:val="both"/>
+        <w:rPr>
+          <w:rFonts w:ascii="Arial Narrow" w:eastAsia="Arial Narrow" w:hAnsi="Arial Narrow" w:cs="Arial Narrow"/>
+          <w:kern w:val="0"/>
+          <w14:ligatures w14:val="none"/>
+        </w:rPr>
+      </w:pPr>
+    </w:p>
+    <w:p>
       <w:pPr>
         <w:spacing w:line="240" w:lineRule="auto"/>
         <w:contextualSpacing/>
@@ -7489,17 +7415,17 @@
           <w:color w:val="000000"/>
           <w:kern w:val="0"/>
           <w:lang w:val="es-ES" w:eastAsia="es-ES"/>
-          <ns2:ligatures ns2:val="none"/>
-        </w:rPr>
-      </w:pPr>
-      <w:r>
-        <w:rPr>
-          <w:rFonts w:ascii="Arial Narrow" w:eastAsia="Arial Narrow" w:hAnsi="Arial Narrow" w:cs="Arial Narrow"/>
-          <w:b/>
-          <w:color w:val="000000"/>
-          <w:kern w:val="0"/>
-          <w:lang w:eastAsia="es-PE"/>
-          <ns2:ligatures ns2:val="none"/>
+          <w14:ligatures w14:val="none"/>
+        </w:rPr>
+      </w:pPr>
+      <w:r>
+        <w:rPr>
+          <w:rFonts w:ascii="Arial Narrow" w:eastAsia="Arial Narrow" w:hAnsi="Arial Narrow" w:cs="Arial Narrow"/>
+          <w:b/>
+          <w:color w:val="000000"/>
+          <w:kern w:val="0"/>
+          <w:lang w:eastAsia="es-PE"/>
+          <w14:ligatures w14:val="none"/>
         </w:rPr>
         <w:t>SEGUNDO:</w:t>
       </w:r>
@@ -7509,7 +7435,7 @@
           <w:color w:val="000000"/>
           <w:kern w:val="0"/>
           <w:lang w:eastAsia="es-PE"/>
-          <ns2:ligatures ns2:val="none"/>
+          <w14:ligatures w14:val="none"/>
         </w:rPr>
         <w:t xml:space="preserve"> tener por ofrecidos los medios probatorios presentados en el escrito de denuncia </w:t>
       </w:r>
@@ -7519,12 +7445,12 @@
           <w:color w:val="000000"/>
           <w:kern w:val="0"/>
           <w:lang w:val="es-ES" w:eastAsia="es-ES"/>
-          <ns2:ligatures ns2:val="none"/>
+          <w14:ligatures w14:val="none"/>
         </w:rPr>
         <w:t>15 de octubre de 2025, por la denunciante.</w:t>
       </w:r>
     </w:p>
-    <w:p ns2:paraId="0FA132A5" ns2:textId="77777777">
+    <w:p>
       <w:pPr>
         <w:spacing w:line="240" w:lineRule="auto"/>
         <w:contextualSpacing/>
@@ -7534,30 +7460,30 @@
           <w:color w:val="000000"/>
           <w:kern w:val="0"/>
           <w:lang w:eastAsia="es-PE"/>
-          <ns2:ligatures ns2:val="none"/>
-        </w:rPr>
-      </w:pPr>
-    </w:p>
-    <w:p ns2:paraId="1B36369E" ns2:textId="3C47C5AB">
-      <w:pPr>
-        <w:spacing w:after="0" w:line="240" w:lineRule="auto"/>
-        <w:jc w:val="both"/>
-        <w:rPr>
-          <w:rFonts w:ascii="Arial Narrow" w:eastAsia="Arial Narrow" w:hAnsi="Arial Narrow" w:cs="Arial Narrow"/>
-          <w:color w:val="000000"/>
-          <w:kern w:val="0"/>
-          <w:lang w:eastAsia="es-PE"/>
-          <ns2:ligatures ns2:val="none"/>
-        </w:rPr>
-      </w:pPr>
-      <w:r>
-        <w:rPr>
-          <w:rFonts w:ascii="Arial Narrow" w:eastAsia="Arial Narrow" w:hAnsi="Arial Narrow" w:cs="Arial Narrow"/>
-          <w:b/>
-          <w:color w:val="000000"/>
-          <w:kern w:val="0"/>
-          <w:lang w:eastAsia="es-PE"/>
-          <ns2:ligatures ns2:val="none"/>
+          <w14:ligatures w14:val="none"/>
+        </w:rPr>
+      </w:pPr>
+    </w:p>
+    <w:p>
+      <w:pPr>
+        <w:spacing w:after="0" w:line="240" w:lineRule="auto"/>
+        <w:jc w:val="both"/>
+        <w:rPr>
+          <w:rFonts w:ascii="Arial Narrow" w:eastAsia="Arial Narrow" w:hAnsi="Arial Narrow" w:cs="Arial Narrow"/>
+          <w:color w:val="000000"/>
+          <w:kern w:val="0"/>
+          <w:lang w:eastAsia="es-PE"/>
+          <w14:ligatures w14:val="none"/>
+        </w:rPr>
+      </w:pPr>
+      <w:r>
+        <w:rPr>
+          <w:rFonts w:ascii="Arial Narrow" w:eastAsia="Arial Narrow" w:hAnsi="Arial Narrow" w:cs="Arial Narrow"/>
+          <w:b/>
+          <w:color w:val="000000"/>
+          <w:kern w:val="0"/>
+          <w:lang w:eastAsia="es-PE"/>
+          <w14:ligatures w14:val="none"/>
         </w:rPr>
         <w:t xml:space="preserve">TERCERO: </w:t>
       </w:r>
@@ -7567,7 +7493,7 @@
           <w:color w:val="000000"/>
           <w:kern w:val="0"/>
           <w:lang w:eastAsia="es-PE"/>
-          <ns2:ligatures ns2:val="none"/>
+          <w14:ligatures w14:val="none"/>
         </w:rPr>
         <w:t>requerir a</w:t>
       </w:r>
@@ -7577,7 +7503,7 @@
           <w:color w:val="000000"/>
           <w:kern w:val="0"/>
           <w:lang w:eastAsia="es-PE"/>
-          <ns2:ligatures ns2:val="none"/>
+          <w14:ligatures w14:val="none"/>
         </w:rPr>
         <w:t>l</w:t>
       </w:r>
@@ -7587,7 +7513,7 @@
           <w:color w:val="000000"/>
           <w:kern w:val="0"/>
           <w:lang w:eastAsia="es-PE"/>
-          <ns2:ligatures ns2:val="none"/>
+          <w14:ligatures w14:val="none"/>
         </w:rPr>
         <w:t xml:space="preserve"> </w:t>
       </w:r>
@@ -7598,7 +7524,7 @@
           <w:kern w:val="0"/>
           <w:shd w:val="clear" w:color="auto" w:fill="FFFFFF"/>
           <w:lang w:eastAsia="es-PE"/>
-          <ns2:ligatures ns2:val="none"/>
+          <w14:ligatures w14:val="none"/>
         </w:rPr>
         <w:t xml:space="preserve">Banco de Crédito del Perú S.A. y a </w:t>
       </w:r>
@@ -7609,7 +7535,7 @@
           <w:color w:val="000000"/>
           <w:kern w:val="0"/>
           <w:lang w:eastAsia="es-PE"/>
-          <ns2:ligatures ns2:val="none"/>
+          <w14:ligatures w14:val="none"/>
         </w:rPr>
         <w:t>Pacífico Compañía de Seguros y Reaseguros S.A.</w:t>
       </w:r>
@@ -7620,7 +7546,7 @@
           <w:color w:val="000000"/>
           <w:kern w:val="0"/>
           <w:lang w:eastAsia="es-PE"/>
-          <ns2:ligatures ns2:val="none"/>
+          <w14:ligatures w14:val="none"/>
         </w:rPr>
         <w:t xml:space="preserve"> </w:t>
       </w:r>
@@ -7638,7 +7564,7 @@
           <w:color w:val="000000"/>
           <w:kern w:val="0"/>
           <w:lang w:eastAsia="es-PE"/>
-          <ns2:ligatures ns2:val="none"/>
+          <w14:ligatures w14:val="none"/>
         </w:rPr>
         <w:t>que cumpla</w:t>
       </w:r>
@@ -7648,7 +7574,7 @@
           <w:color w:val="000000"/>
           <w:kern w:val="0"/>
           <w:lang w:eastAsia="es-PE"/>
-          <ns2:ligatures ns2:val="none"/>
+          <w14:ligatures w14:val="none"/>
         </w:rPr>
         <w:t>n</w:t>
       </w:r>
@@ -7658,7 +7584,7 @@
           <w:color w:val="000000"/>
           <w:kern w:val="0"/>
           <w:lang w:eastAsia="es-PE"/>
-          <ns2:ligatures ns2:val="none"/>
+          <w14:ligatures w14:val="none"/>
         </w:rPr>
         <w:t xml:space="preserve"> con lo siguiente</w:t>
       </w:r>
@@ -7668,12 +7594,12 @@
           <w:color w:val="000000"/>
           <w:kern w:val="0"/>
           <w:lang w:eastAsia="es-PE"/>
-          <ns2:ligatures ns2:val="none"/>
+          <w14:ligatures w14:val="none"/>
         </w:rPr>
         <w:t>:</w:t>
       </w:r>
     </w:p>
-    <w:p ns2:paraId="09D9FCC8" ns2:textId="77777777">
+    <w:p>
       <w:pPr>
         <w:spacing w:after="0" w:line="240" w:lineRule="auto"/>
         <w:jc w:val="both"/>
@@ -7682,11 +7608,11 @@
           <w:color w:val="000000"/>
           <w:kern w:val="0"/>
           <w:lang w:eastAsia="es-PE"/>
-          <ns2:ligatures ns2:val="none"/>
-        </w:rPr>
-      </w:pPr>
-    </w:p>
-    <w:p ns2:paraId="0AC32CAC" ns2:textId="77777777">
+          <w14:ligatures w14:val="none"/>
+        </w:rPr>
+      </w:pPr>
+    </w:p>
+    <w:p>
       <w:pPr>
         <w:numPr>
           <w:ilvl w:val="0"/>
@@ -7700,21 +7626,21 @@
           <w:color w:val="000000"/>
           <w:kern w:val="0"/>
           <w:lang w:eastAsia="es-PE"/>
-          <ns2:ligatures ns2:val="none"/>
-        </w:rPr>
-      </w:pPr>
-      <w:r>
-        <w:rPr>
-          <w:rFonts w:ascii="Arial Narrow" w:eastAsia="Arial Narrow" w:hAnsi="Arial Narrow" w:cs="Arial Narrow"/>
-          <w:color w:val="000000"/>
-          <w:kern w:val="0"/>
-          <w:lang w:eastAsia="es-PE"/>
-          <ns2:ligatures ns2:val="none"/>
+          <w14:ligatures w14:val="none"/>
+        </w:rPr>
+      </w:pPr>
+      <w:r>
+        <w:rPr>
+          <w:rFonts w:ascii="Arial Narrow" w:eastAsia="Arial Narrow" w:hAnsi="Arial Narrow" w:cs="Arial Narrow"/>
+          <w:color w:val="000000"/>
+          <w:kern w:val="0"/>
+          <w:lang w:eastAsia="es-PE"/>
+          <w14:ligatures w14:val="none"/>
         </w:rPr>
         <w:t>presentar documentos que acrediten su inscripción en los Registros Públicos o una declaración jurada que indique que cuenta con dicha inscripción;</w:t>
       </w:r>
     </w:p>
-    <w:p ns2:paraId="7C9575CF" ns2:textId="77777777">
+    <w:p>
       <w:pPr>
         <w:numPr>
           <w:ilvl w:val="0"/>
@@ -7728,22 +7654,22 @@
           <w:color w:val="000000"/>
           <w:kern w:val="0"/>
           <w:lang w:eastAsia="es-PE"/>
-          <ns2:ligatures ns2:val="none"/>
-        </w:rPr>
-      </w:pPr>
-      <w:r>
-        <w:rPr>
-          <w:rFonts w:ascii="Arial Narrow" w:eastAsia="Arial Narrow" w:hAnsi="Arial Narrow" w:cs="Arial Narrow"/>
-          <w:color w:val="000000"/>
-          <w:kern w:val="0"/>
-          <w:lang w:eastAsia="es-PE"/>
-          <ns2:ligatures ns2:val="none"/>
+          <w14:ligatures w14:val="none"/>
+        </w:rPr>
+      </w:pPr>
+      <w:r>
+        <w:rPr>
+          <w:rFonts w:ascii="Arial Narrow" w:eastAsia="Arial Narrow" w:hAnsi="Arial Narrow" w:cs="Arial Narrow"/>
+          <w:color w:val="000000"/>
+          <w:kern w:val="0"/>
+          <w:lang w:eastAsia="es-PE"/>
+          <w14:ligatures w14:val="none"/>
         </w:rPr>
         <w:lastRenderedPageBreak/>
         <w:t>presentar copia simple de las facultades de representación de su representante legal en el presente procedimiento o la declaración jurada que indique que cuenta con dichas facultades y que estas se encuentran vigentes;</w:t>
       </w:r>
     </w:p>
-    <w:p ns2:paraId="0CD5704D" ns2:textId="77777777">
+    <w:p>
       <w:pPr>
         <w:numPr>
           <w:ilvl w:val="0"/>
@@ -7757,21 +7683,21 @@
           <w:color w:val="000000"/>
           <w:kern w:val="0"/>
           <w:lang w:eastAsia="es-PE"/>
-          <ns2:ligatures ns2:val="none"/>
-        </w:rPr>
-      </w:pPr>
-      <w:r>
-        <w:rPr>
-          <w:rFonts w:ascii="Arial Narrow" w:eastAsia="Arial Narrow" w:hAnsi="Arial Narrow" w:cs="Arial Narrow"/>
-          <w:color w:val="000000"/>
-          <w:kern w:val="0"/>
-          <w:lang w:eastAsia="es-PE"/>
-          <ns2:ligatures ns2:val="none"/>
+          <w14:ligatures w14:val="none"/>
+        </w:rPr>
+      </w:pPr>
+      <w:r>
+        <w:rPr>
+          <w:rFonts w:ascii="Arial Narrow" w:eastAsia="Arial Narrow" w:hAnsi="Arial Narrow" w:cs="Arial Narrow"/>
+          <w:color w:val="000000"/>
+          <w:kern w:val="0"/>
+          <w:lang w:eastAsia="es-PE"/>
+          <w14:ligatures w14:val="none"/>
         </w:rPr>
         <w:t>consignar el Número de Registro Único de Contribuyentes (RUC); y,</w:t>
       </w:r>
     </w:p>
-    <w:p ns2:paraId="7341F53D" ns2:textId="101F16E7">
+    <w:p>
       <w:pPr>
         <w:numPr>
           <w:ilvl w:val="0"/>
@@ -7783,16 +7709,16 @@
         <w:rPr>
           <w:rFonts w:ascii="Arial Narrow" w:eastAsia="Calibri" w:hAnsi="Arial Narrow" w:cs="Arial"/>
           <w:kern w:val="0"/>
-          <ns2:ligatures ns2:val="none"/>
-        </w:rPr>
-      </w:pPr>
-      <w:r>
-        <w:rPr>
-          <w:rFonts w:ascii="Arial Narrow" w:eastAsia="Arial Narrow" w:hAnsi="Arial Narrow" w:cs="Arial Narrow"/>
-          <w:color w:val="000000"/>
-          <w:kern w:val="0"/>
-          <w:lang w:eastAsia="es-PE"/>
-          <ns2:ligatures ns2:val="none"/>
+          <w14:ligatures w14:val="none"/>
+        </w:rPr>
+      </w:pPr>
+      <w:r>
+        <w:rPr>
+          <w:rFonts w:ascii="Arial Narrow" w:eastAsia="Arial Narrow" w:hAnsi="Arial Narrow" w:cs="Arial Narrow"/>
+          <w:color w:val="000000"/>
+          <w:kern w:val="0"/>
+          <w:lang w:eastAsia="es-PE"/>
+          <w14:ligatures w14:val="none"/>
         </w:rPr>
         <w:t>fijar domicilio procesal para el procedimiento, de conformidad con el numeral 1 del artículo 442</w:t>
       </w:r>
@@ -7802,7 +7728,7 @@
           <w:color w:val="000000"/>
           <w:kern w:val="0"/>
           <w:lang w:eastAsia="es-PE"/>
-          <ns2:ligatures ns2:val="none"/>
+          <w14:ligatures w14:val="none"/>
         </w:rPr>
         <w:t/>
       </w:r>
@@ -7812,7 +7738,7 @@
           <w:color w:val="000000"/>
           <w:kern w:val="0"/>
           <w:lang w:eastAsia="es-PE"/>
-          <ns2:ligatures ns2:val="none"/>
+          <w14:ligatures w14:val="none"/>
         </w:rPr>
         <w:t xml:space="preserve"> del Código Procesal Civil. </w:t>
       </w:r>
@@ -7820,7 +7746,7 @@
         <w:rPr>
           <w:rFonts w:ascii="Arial Narrow" w:eastAsia="Calibri" w:hAnsi="Arial Narrow" w:cs="Arial"/>
           <w:kern w:val="0"/>
-          <ns2:ligatures ns2:val="none"/>
+          <w14:ligatures w14:val="none"/>
         </w:rPr>
         <w:t>Para ello podrá señalar domicilio físico o una dirección electrónica a la que pueda remitirse las notificaciones</w:t>
       </w:r>
@@ -7829,12 +7755,12 @@
           <w:rFonts w:ascii="Arial Narrow" w:eastAsia="Arial" w:hAnsi="Arial Narrow" w:cs="Arial"/>
           <w:kern w:val="0"/>
           <w:lang w:val="es"/>
-          <ns2:ligatures ns2:val="none"/>
+          <w14:ligatures w14:val="none"/>
         </w:rPr>
         <w:t>;</w:t>
       </w:r>
     </w:p>
-    <w:p ns2:paraId="446A1900" ns2:textId="13BE47D4">
+    <w:p>
       <w:pPr>
         <w:numPr>
           <w:ilvl w:val="0"/>
@@ -7846,14 +7772,14 @@
         <w:rPr>
           <w:rFonts w:ascii="Arial Narrow" w:eastAsia="Calibri" w:hAnsi="Arial Narrow" w:cs="Arial"/>
           <w:kern w:val="0"/>
-          <ns2:ligatures ns2:val="none"/>
+          <w14:ligatures w14:val="none"/>
         </w:rPr>
       </w:pPr>
       <w:r>
         <w:rPr>
           <w:rFonts w:ascii="Arial Narrow" w:eastAsia="Calibri" w:hAnsi="Arial Narrow" w:cs="Arial"/>
           <w:kern w:val="0"/>
-          <ns2:ligatures ns2:val="none"/>
+          <w14:ligatures w14:val="none"/>
         </w:rPr>
         <w:t xml:space="preserve">en caso califique como </w:t>
       </w:r>
@@ -7862,7 +7788,7 @@
         <w:rPr>
           <w:rFonts w:ascii="Arial Narrow" w:eastAsia="Calibri" w:hAnsi="Arial Narrow" w:cs="Arial"/>
           <w:kern w:val="0"/>
-          <ns2:ligatures ns2:val="none"/>
+          <w14:ligatures w14:val="none"/>
         </w:rPr>
         <w:t>micro empresa</w:t>
       </w:r>
@@ -7871,7 +7797,7 @@
         <w:rPr>
           <w:rFonts w:ascii="Arial Narrow" w:eastAsia="Calibri" w:hAnsi="Arial Narrow" w:cs="Arial"/>
           <w:kern w:val="0"/>
-          <ns2:ligatures ns2:val="none"/>
+          <w14:ligatures w14:val="none"/>
         </w:rPr>
         <w:t xml:space="preserve"> o pequeña empresa, presentar los documentos que acrediten su volumen de ventas o ingresos brutos percibidos el año anterior relativo a todas sus actividades económicas y el número de trabajadores con el que cuenta</w:t>
       </w:r>
@@ -7881,7 +7807,7 @@
           <w:rFonts w:ascii="Arial Narrow" w:eastAsia="Calibri" w:hAnsi="Arial Narrow" w:cs="Arial"/>
           <w:kern w:val="0"/>
           <w:vertAlign w:val="superscript"/>
-          <ns2:ligatures ns2:val="none"/>
+          <w14:ligatures w14:val="none"/>
         </w:rPr>
         <w:footnoteReference w:id="9"/>
       </w:r>
@@ -7889,7 +7815,7 @@
         <w:rPr>
           <w:rFonts w:ascii="Arial Narrow" w:eastAsia="Calibri" w:hAnsi="Arial Narrow" w:cs="Arial"/>
           <w:kern w:val="0"/>
-          <ns2:ligatures ns2:val="none"/>
+          <w14:ligatures w14:val="none"/>
         </w:rPr>
         <w:t>. Ello, a fin de que la Comisión pueda meritar dicha documentación, conforme lo establece el artículo 110</w:t>
       </w:r>
@@ -7899,7 +7825,7 @@
           <w:color w:val="000000"/>
           <w:kern w:val="0"/>
           <w:lang w:eastAsia="es-PE"/>
-          <ns2:ligatures ns2:val="none"/>
+          <w14:ligatures w14:val="none"/>
         </w:rPr>
         <w:t/>
       </w:r>
@@ -7907,7 +7833,7 @@
         <w:rPr>
           <w:rFonts w:ascii="Arial Narrow" w:eastAsia="Calibri" w:hAnsi="Arial Narrow" w:cs="Arial"/>
           <w:kern w:val="0"/>
-          <ns2:ligatures ns2:val="none"/>
+          <w14:ligatures w14:val="none"/>
         </w:rPr>
         <w:t xml:space="preserve"> del </w:t>
       </w:r>
@@ -7916,7 +7842,7 @@
           <w:rFonts w:ascii="Arial Narrow" w:eastAsia="Calibri" w:hAnsi="Arial Narrow" w:cs="Arial"/>
           <w:spacing w:val="-2"/>
           <w:kern w:val="0"/>
-          <ns2:ligatures ns2:val="none"/>
+          <w14:ligatures w14:val="none"/>
         </w:rPr>
         <w:t>Código</w:t>
       </w:r>
@@ -7927,7 +7853,7 @@
           <w:spacing w:val="-2"/>
           <w:kern w:val="0"/>
           <w:vertAlign w:val="superscript"/>
-          <ns2:ligatures ns2:val="none"/>
+          <w14:ligatures w14:val="none"/>
         </w:rPr>
         <w:footnoteReference w:id="10"/>
       </w:r>
@@ -7936,12 +7862,12 @@
           <w:rFonts w:ascii="Arial Narrow" w:eastAsia="Calibri" w:hAnsi="Arial Narrow" w:cs="Arial"/>
           <w:spacing w:val="-2"/>
           <w:kern w:val="0"/>
-          <ns2:ligatures ns2:val="none"/>
+          <w14:ligatures w14:val="none"/>
         </w:rPr>
         <w:t>.</w:t>
       </w:r>
     </w:p>
-    <w:p ns2:paraId="354DE7F2" ns2:textId="77777777">
+    <w:p>
       <w:pPr>
         <w:spacing w:after="0" w:line="240" w:lineRule="auto"/>
         <w:ind w:left="567"/>
@@ -7951,20 +7877,20 @@
           <w:color w:val="000000"/>
           <w:kern w:val="0"/>
           <w:lang w:eastAsia="es-PE"/>
-          <ns2:ligatures ns2:val="none"/>
-        </w:rPr>
-      </w:pPr>
-    </w:p>
-    <w:p>
-      <w:pPr>
-        <w:spacing w:after="0" w:line="240" w:lineRule="auto"/>
-        <w:jc w:val="both"/>
-        <w:rPr>
-          <w:rFonts w:ascii="Arial Narrow" w:eastAsia="Arial Narrow" w:hAnsi="Arial Narrow" w:cs="Arial Narrow"/>
-          <w:color w:val="000000"/>
-          <w:kern w:val="0"/>
-          <w:lang w:eastAsia="es-PE"/>
-          <ns2:ligatures ns2:val="none"/>
+          <w14:ligatures w14:val="none"/>
+        </w:rPr>
+      </w:pPr>
+    </w:p>
+    <w:p>
+      <w:pPr>
+        <w:spacing w:after="0" w:line="240" w:lineRule="auto"/>
+        <w:jc w:val="both"/>
+        <w:rPr>
+          <w:rFonts w:ascii="Arial Narrow" w:eastAsia="Arial Narrow" w:hAnsi="Arial Narrow" w:cs="Arial Narrow"/>
+          <w:color w:val="000000"/>
+          <w:kern w:val="0"/>
+          <w:lang w:eastAsia="es-PE"/>
+          <w14:ligatures w14:val="none"/>
         </w:rPr>
       </w:pPr>
       <w:r>
@@ -7983,42 +7909,82 @@
           <w:sz w:val="20"/>
           <w:szCs w:val="20"/>
         </w:rPr>
-        <w:t xml:space="preserve">correr traslado de la presente resolución a del Banco de Crédito del Perú S.A. y Pacífico Compañía de Seguros y Reaseguros S.A. para que, de conformidad con lo dispuesto por el artículo 26 de la Ley sobre Facultades, Normas y Organización del Indecopi, aprobada por Decreto Legislativo 807, presenten sus descargos sobre la imputación de cargos realizada en un plazo no mayor a cinco (5) días hábiles contado a partir del día siguiente de la notificación de la presente resolución, vencido el cual, el Secretario Técnico declarará en rebeldía a los denunciados que no lo hubieran presentado. Debe precisarse que de conformidad con lo establecido por el artículo 223 del Texto Único Ordenado de la Ley 27444, Ley del Procedimiento Administrativo General, las alegaciones y los hechos relevantes de la reclamación, salvo que hayan sido específicamente negadas en la contestación, se tendrán por aceptadas o merituadas como ciertas.</w:t>
-      </w:r>
-    </w:p>
-    <w:p ns2:paraId="7D74C0BD" ns2:textId="77777777">
-      <w:pPr>
-        <w:spacing w:after="0" w:line="240" w:lineRule="auto"/>
-        <w:jc w:val="both"/>
-        <w:rPr>
-          <w:rFonts w:ascii="Arial Narrow" w:eastAsia="Arial Narrow" w:hAnsi="Arial Narrow" w:cs="Arial Narrow"/>
-          <w:color w:val="000000"/>
-          <w:kern w:val="0"/>
-          <w:lang w:eastAsia="es-PE"/>
-          <ns2:ligatures ns2:val="none"/>
-        </w:rPr>
-      </w:pPr>
-    </w:p>
-    <w:p ns2:paraId="2E047037" ns2:textId="47CFA7C2">
-      <w:pPr>
-        <w:spacing w:after="0" w:line="240" w:lineRule="auto"/>
-        <w:jc w:val="both"/>
-        <w:rPr>
-          <w:rFonts w:ascii="Arial Narrow" w:eastAsia="Times New Roman" w:hAnsi="Arial Narrow" w:cs="Arial"/>
-          <w:color w:val="000000"/>
-          <w:kern w:val="0"/>
-          <w:lang w:val="es-ES" w:eastAsia="es-ES"/>
-          <ns2:ligatures ns2:val="none"/>
-        </w:rPr>
-      </w:pPr>
-      <w:r>
-        <w:rPr>
-          <w:rFonts w:ascii="Arial Narrow" w:eastAsia="Arial Narrow" w:hAnsi="Arial Narrow" w:cs="Arial Narrow"/>
-          <w:b/>
-          <w:color w:val="000000"/>
-          <w:kern w:val="0"/>
-          <w:lang w:eastAsia="es-PE"/>
-          <ns2:ligatures ns2:val="none"/>
+        <w:t xml:space="preserve">correr traslado de la presente resolución a del Banco de Crédito del Perú S.A. y Pacífico Compañía de Seguros y Reaseguros S.A. para que, de conformidad con lo dispuesto por el artículo 26 de la Ley sobre Facultades, Normas y Organización del Indecopi, aprobada por Decreto Legislativo 807</w:t>
+      </w:r>
+      <w:r>
+        <w:rPr>
+          <w:rStyle w:val="Refdenotaalpie"/>
+          <w:rFonts w:ascii="Arial Narrow" w:eastAsia="Times New Roman" w:hAnsi="Arial Narrow"/>
+          <w:color w:val="000000"/>
+          <w:kern w:val="0"/>
+          <w:lang w:val="es-ES" w:eastAsia="es-ES"/>
+          <w14:ligatures w14:val="none"/>
+          <w:vertAlign w:val="superscript"/>
+        </w:rPr>
+        <w:footnoteReference w:id="16"/>
+      </w:r>
+      <w:r>
+        <w:rPr>
+          <w:rFonts w:ascii="Arial Narrow" w:hAnsi="Arial Narrow" w:cs="Arial Narrow"/>
+          <w:sz w:val="20"/>
+          <w:szCs w:val="20"/>
+        </w:rPr>
+        <w:t xml:space="preserve">, presenten sus descargos sobre la imputación de cargos realizada en un plazo no mayor a cinco (5) días hábiles contado a partir del día siguiente de la notificación de la presente resolución, vencido el cual, el Secretario Técnico declarará en rebeldía a los denunciados que no lo hubieran presentado. Debe precisarse que de conformidad con lo establecido por el artículo 223 del Texto Único Ordenado de la Ley 27444, Ley del Procedimiento Administrativo General</w:t>
+      </w:r>
+      <w:r>
+        <w:rPr>
+          <w:rStyle w:val="Refdenotaalpie"/>
+          <w:rFonts w:ascii="Arial Narrow" w:eastAsia="Times New Roman" w:hAnsi="Arial Narrow"/>
+          <w:color w:val="000000"/>
+          <w:kern w:val="0"/>
+          <w:lang w:val="es-ES" w:eastAsia="es-ES"/>
+          <w14:ligatures w14:val="none"/>
+          <w:vertAlign w:val="superscript"/>
+        </w:rPr>
+        <w:footnoteReference w:id="17"/>
+      </w:r>
+      <w:r>
+        <w:rPr>
+          <w:rFonts w:ascii="Arial Narrow" w:hAnsi="Arial Narrow" w:cs="Arial Narrow"/>
+          <w:sz w:val="20"/>
+          <w:szCs w:val="20"/>
+        </w:rPr>
+        <w:t xml:space="preserve">, las alegaciones y los hechos relevantes de la reclamación, salvo que hayan sido específicamente negadas en la contestación, se tendrán por aceptadas o merituadas como ciertas.</w:t>
+      </w:r>
+    </w:p>
+    <w:p>
+      <w:pPr>
+        <w:spacing w:after="0" w:line="240" w:lineRule="auto"/>
+        <w:jc w:val="both"/>
+        <w:rPr>
+          <w:rFonts w:ascii="Arial Narrow" w:eastAsia="Arial Narrow" w:hAnsi="Arial Narrow" w:cs="Arial Narrow"/>
+          <w:color w:val="000000"/>
+          <w:kern w:val="0"/>
+          <w:lang w:eastAsia="es-PE"/>
+          <w14:ligatures w14:val="none"/>
+        </w:rPr>
+      </w:pPr>
+    </w:p>
+    <w:p>
+      <w:pPr>
+        <w:spacing w:after="0" w:line="240" w:lineRule="auto"/>
+        <w:jc w:val="both"/>
+        <w:rPr>
+          <w:rFonts w:ascii="Arial Narrow" w:eastAsia="Times New Roman" w:hAnsi="Arial Narrow" w:cs="Arial"/>
+          <w:color w:val="000000"/>
+          <w:kern w:val="0"/>
+          <w:lang w:val="es-ES" w:eastAsia="es-ES"/>
+          <w14:ligatures w14:val="none"/>
+        </w:rPr>
+      </w:pPr>
+      <w:r>
+        <w:rPr>
+          <w:rFonts w:ascii="Arial Narrow" w:eastAsia="Arial Narrow" w:hAnsi="Arial Narrow" w:cs="Arial Narrow"/>
+          <w:b/>
+          <w:color w:val="000000"/>
+          <w:kern w:val="0"/>
+          <w:lang w:eastAsia="es-PE"/>
+          <w14:ligatures w14:val="none"/>
         </w:rPr>
         <w:t xml:space="preserve">QUINTO: </w:t>
       </w:r>
@@ -8029,7 +7995,7 @@
           <w:color w:val="000000"/>
           <w:kern w:val="0"/>
           <w:lang w:eastAsia="es-ES"/>
-          <ns2:ligatures ns2:val="none"/>
+          <w14:ligatures w14:val="none"/>
         </w:rPr>
         <w:t xml:space="preserve">requerir </w:t>
       </w:r>
@@ -8039,7 +8005,7 @@
           <w:color w:val="000000"/>
           <w:kern w:val="0"/>
           <w:lang w:val="es-ES" w:eastAsia="es-ES"/>
-          <ns2:ligatures ns2:val="none"/>
+          <w14:ligatures w14:val="none"/>
         </w:rPr>
         <w:t xml:space="preserve">que, en un </w:t>
       </w:r>
@@ -8049,7 +8015,7 @@
           <w:color w:val="000000"/>
           <w:kern w:val="0"/>
           <w:lang w:eastAsia="es-ES"/>
-          <ns2:ligatures ns2:val="none"/>
+          <w14:ligatures w14:val="none"/>
         </w:rPr>
         <w:t>plazo no mayor de cinco (5) días hábiles contado</w:t>
       </w:r>
@@ -8059,7 +8025,7 @@
           <w:color w:val="000000"/>
           <w:kern w:val="0"/>
           <w:lang w:eastAsia="es-ES"/>
-          <ns2:ligatures ns2:val="none"/>
+          <w14:ligatures w14:val="none"/>
         </w:rPr>
         <w:t>s</w:t>
       </w:r>
@@ -8069,7 +8035,7 @@
           <w:color w:val="000000"/>
           <w:kern w:val="0"/>
           <w:lang w:eastAsia="es-ES"/>
-          <ns2:ligatures ns2:val="none"/>
+          <w14:ligatures w14:val="none"/>
         </w:rPr>
         <w:t xml:space="preserve"> a partir del día siguiente de la notificación de la presente resolución</w:t>
       </w:r>
@@ -8080,7 +8046,7 @@
           <w:color w:val="000000"/>
           <w:kern w:val="0"/>
           <w:lang w:eastAsia="es-ES"/>
-          <ns2:ligatures ns2:val="none"/>
+          <w14:ligatures w14:val="none"/>
         </w:rPr>
         <w:t xml:space="preserve">, </w:t>
       </w:r>
@@ -8091,7 +8057,7 @@
           <w:kern w:val="0"/>
           <w:shd w:val="clear" w:color="auto" w:fill="FFFFFF"/>
           <w:lang w:eastAsia="es-PE"/>
-          <ns2:ligatures ns2:val="none"/>
+          <w14:ligatures w14:val="none"/>
         </w:rPr>
         <w:t xml:space="preserve">los proveedores denunciados </w:t>
       </w:r>
@@ -8101,7 +8067,7 @@
           <w:color w:val="000000"/>
           <w:kern w:val="0"/>
           <w:lang w:val="es-ES" w:eastAsia="es-ES"/>
-          <ns2:ligatures ns2:val="none"/>
+          <w14:ligatures w14:val="none"/>
         </w:rPr>
         <w:t>cumpla</w:t>
       </w:r>
@@ -8111,7 +8077,7 @@
           <w:color w:val="000000"/>
           <w:kern w:val="0"/>
           <w:lang w:val="es-ES" w:eastAsia="es-ES"/>
-          <ns2:ligatures ns2:val="none"/>
+          <w14:ligatures w14:val="none"/>
         </w:rPr>
         <w:t>n</w:t>
       </w:r>
@@ -8121,7 +8087,7 @@
           <w:color w:val="000000"/>
           <w:kern w:val="0"/>
           <w:lang w:val="es-ES" w:eastAsia="es-ES"/>
-          <ns2:ligatures ns2:val="none"/>
+          <w14:ligatures w14:val="none"/>
         </w:rPr>
         <w:t xml:space="preserve"> con</w:t>
       </w:r>
@@ -8131,25 +8097,25 @@
           <w:color w:val="000000"/>
           <w:kern w:val="0"/>
           <w:lang w:val="es-ES" w:eastAsia="es-ES"/>
-          <ns2:ligatures ns2:val="none"/>
+          <w14:ligatures w14:val="none"/>
         </w:rPr>
         <w:t xml:space="preserve"> presentar:</w:t>
       </w:r>
     </w:p>
-    <w:p ns2:paraId="2C0F1F47" ns2:textId="77777777">
-      <w:pPr>
-        <w:spacing w:after="0" w:line="240" w:lineRule="auto"/>
-        <w:jc w:val="both"/>
-        <w:rPr>
-          <w:rFonts w:ascii="Arial Narrow" w:eastAsia="Times New Roman" w:hAnsi="Arial Narrow" w:cs="Arial"/>
-          <w:color w:val="000000"/>
-          <w:kern w:val="0"/>
-          <w:lang w:val="es-ES" w:eastAsia="es-ES"/>
-          <ns2:ligatures ns2:val="none"/>
-        </w:rPr>
-      </w:pPr>
-    </w:p>
-    <w:p ns2:paraId="04BEAC75" ns2:textId="56D1B4E3">
+    <w:p>
+      <w:pPr>
+        <w:spacing w:after="0" w:line="240" w:lineRule="auto"/>
+        <w:jc w:val="both"/>
+        <w:rPr>
+          <w:rFonts w:ascii="Arial Narrow" w:eastAsia="Times New Roman" w:hAnsi="Arial Narrow" w:cs="Arial"/>
+          <w:color w:val="000000"/>
+          <w:kern w:val="0"/>
+          <w:lang w:val="es-ES" w:eastAsia="es-ES"/>
+          <w14:ligatures w14:val="none"/>
+        </w:rPr>
+      </w:pPr>
+    </w:p>
+    <w:p>
       <w:pPr>
         <w:spacing w:after="0" w:line="240" w:lineRule="auto"/>
         <w:jc w:val="both"/>
@@ -8165,7 +8131,7 @@
           <w:kern w:val="0"/>
           <w:u w:val="single"/>
           <w:lang w:val="es-ES" w:eastAsia="es-ES"/>
-          <ns2:ligatures ns2:val="none"/>
+          <w14:ligatures w14:val="none"/>
         </w:rPr>
         <w:t>Banco de Crédito del Perú S.A.</w:t>
       </w:r>
@@ -8175,7 +8141,7 @@
           <w:color w:val="000000"/>
           <w:kern w:val="0"/>
           <w:lang w:val="es-ES" w:eastAsia="es-ES"/>
-          <ns2:ligatures ns2:val="none"/>
+          <w14:ligatures w14:val="none"/>
         </w:rPr>
         <w:t xml:space="preserve">: </w:t>
       </w:r>
@@ -8187,16 +8153,16 @@
         <w:t>todas las comunicaciones cursadas con la parte denunciante en virtud del hecho materia de denuncia.</w:t>
       </w:r>
     </w:p>
-    <w:p ns2:paraId="21EABECD" ns2:textId="46155795">
-      <w:pPr>
-        <w:spacing w:after="0" w:line="240" w:lineRule="auto"/>
-        <w:jc w:val="both"/>
-        <w:rPr>
-          <w:rFonts w:ascii="Arial Narrow" w:eastAsia="Times New Roman" w:hAnsi="Arial Narrow" w:cs="Arial"/>
-          <w:color w:val="000000"/>
-          <w:kern w:val="0"/>
-          <w:lang w:val="es-ES" w:eastAsia="es-ES"/>
-          <ns2:ligatures ns2:val="none"/>
+    <w:p>
+      <w:pPr>
+        <w:spacing w:after="0" w:line="240" w:lineRule="auto"/>
+        <w:jc w:val="both"/>
+        <w:rPr>
+          <w:rFonts w:ascii="Arial Narrow" w:eastAsia="Times New Roman" w:hAnsi="Arial Narrow" w:cs="Arial"/>
+          <w:color w:val="000000"/>
+          <w:kern w:val="0"/>
+          <w:lang w:val="es-ES" w:eastAsia="es-ES"/>
+          <w14:ligatures w14:val="none"/>
         </w:rPr>
       </w:pPr>
       <w:r>
@@ -8206,7 +8172,7 @@
           <w:kern w:val="0"/>
           <w:u w:val="single"/>
           <w:lang w:val="es-ES" w:eastAsia="es-ES"/>
-          <ns2:ligatures ns2:val="none"/>
+          <w14:ligatures w14:val="none"/>
         </w:rPr>
         <w:t>Pacífico Compañía de Seguros y Reaseguros S.A</w:t>
       </w:r>
@@ -8216,7 +8182,7 @@
           <w:color w:val="000000"/>
           <w:kern w:val="0"/>
           <w:lang w:val="es-ES" w:eastAsia="es-ES"/>
-          <ns2:ligatures ns2:val="none"/>
+          <w14:ligatures w14:val="none"/>
         </w:rPr>
         <w:t xml:space="preserve">: </w:t>
       </w:r>
@@ -8226,7 +8192,7 @@
           <w:color w:val="000000"/>
           <w:kern w:val="0"/>
           <w:lang w:val="es-ES" w:eastAsia="es-ES"/>
-          <ns2:ligatures ns2:val="none"/>
+          <w14:ligatures w14:val="none"/>
         </w:rPr>
         <w:t xml:space="preserve">(i) la Póliza </w:t>
       </w:r>
@@ -8237,7 +8203,7 @@
           <w:color w:val="000000"/>
           <w:kern w:val="0"/>
           <w:lang w:val="es-ES" w:eastAsia="es-ES"/>
-          <ns2:ligatures ns2:val="none"/>
+          <w14:ligatures w14:val="none"/>
         </w:rPr>
         <w:t/>
       </w:r>
@@ -8248,7 +8214,7 @@
           <w:color w:val="000000"/>
           <w:kern w:val="0"/>
           <w:lang w:val="es-ES" w:eastAsia="es-ES"/>
-          <ns2:ligatures ns2:val="none"/>
+          <w14:ligatures w14:val="none"/>
         </w:rPr>
         <w:t xml:space="preserve"> 2000154214 debidamente suscrita, así como el cargo de remisión de la póliza; y, (</w:t>
       </w:r>
@@ -8259,7 +8225,7 @@
           <w:color w:val="000000"/>
           <w:kern w:val="0"/>
           <w:lang w:val="es-ES" w:eastAsia="es-ES"/>
-          <ns2:ligatures ns2:val="none"/>
+          <w14:ligatures w14:val="none"/>
         </w:rPr>
         <w:t>ii</w:t>
       </w:r>
@@ -8270,7 +8236,7 @@
           <w:color w:val="000000"/>
           <w:kern w:val="0"/>
           <w:lang w:val="es-ES" w:eastAsia="es-ES"/>
-          <ns2:ligatures ns2:val="none"/>
+          <w14:ligatures w14:val="none"/>
         </w:rPr>
         <w:t xml:space="preserve">) señalar el motivo de la modificación de la Póliza </w:t>
       </w:r>
@@ -8281,7 +8247,7 @@
           <w:color w:val="000000"/>
           <w:kern w:val="0"/>
           <w:lang w:val="es-ES" w:eastAsia="es-ES"/>
-          <ns2:ligatures ns2:val="none"/>
+          <w14:ligatures w14:val="none"/>
         </w:rPr>
         <w:t/>
       </w:r>
@@ -8292,7 +8258,7 @@
           <w:color w:val="000000"/>
           <w:kern w:val="0"/>
           <w:lang w:val="es-ES" w:eastAsia="es-ES"/>
-          <ns2:ligatures ns2:val="none"/>
+          <w14:ligatures w14:val="none"/>
         </w:rPr>
         <w:t xml:space="preserve"> 2000154214</w:t>
       </w:r>
@@ -8302,12 +8268,12 @@
           <w:color w:val="000000"/>
           <w:kern w:val="0"/>
           <w:lang w:eastAsia="es-ES"/>
-          <ns2:ligatures ns2:val="none"/>
+          <w14:ligatures w14:val="none"/>
         </w:rPr>
         <w:t>.</w:t>
       </w:r>
     </w:p>
-    <w:p ns2:paraId="545C6BE7" ns2:textId="77777777">
+    <w:p>
       <w:pPr>
         <w:pStyle w:val="Prrafodelista"/>
         <w:spacing w:after="0" w:line="240" w:lineRule="auto"/>
@@ -8318,30 +8284,30 @@
           <w:color w:val="000000"/>
           <w:kern w:val="0"/>
           <w:lang w:val="es-ES" w:eastAsia="es-ES"/>
-          <ns2:ligatures ns2:val="none"/>
-        </w:rPr>
-      </w:pPr>
-    </w:p>
-    <w:p ns2:paraId="5A49EAA8" ns2:textId="5177B99C">
-      <w:pPr>
-        <w:spacing w:after="0" w:line="240" w:lineRule="auto"/>
-        <w:jc w:val="both"/>
-        <w:rPr>
-          <w:rFonts w:ascii="Arial Narrow" w:eastAsia="Arial Narrow" w:hAnsi="Arial Narrow" w:cs="Arial Narrow"/>
-          <w:color w:val="000000"/>
-          <w:kern w:val="0"/>
-          <w:lang w:eastAsia="es-PE"/>
-          <ns2:ligatures ns2:val="none"/>
-        </w:rPr>
-      </w:pPr>
-      <w:r>
-        <w:rPr>
-          <w:rFonts w:ascii="Arial Narrow" w:eastAsia="Arial Narrow" w:hAnsi="Arial Narrow" w:cs="Arial Narrow"/>
-          <w:b/>
-          <w:color w:val="000000"/>
-          <w:kern w:val="0"/>
-          <w:lang w:eastAsia="es-PE"/>
-          <ns2:ligatures ns2:val="none"/>
+          <w14:ligatures w14:val="none"/>
+        </w:rPr>
+      </w:pPr>
+    </w:p>
+    <w:p>
+      <w:pPr>
+        <w:spacing w:after="0" w:line="240" w:lineRule="auto"/>
+        <w:jc w:val="both"/>
+        <w:rPr>
+          <w:rFonts w:ascii="Arial Narrow" w:eastAsia="Arial Narrow" w:hAnsi="Arial Narrow" w:cs="Arial Narrow"/>
+          <w:color w:val="000000"/>
+          <w:kern w:val="0"/>
+          <w:lang w:eastAsia="es-PE"/>
+          <w14:ligatures w14:val="none"/>
+        </w:rPr>
+      </w:pPr>
+      <w:r>
+        <w:rPr>
+          <w:rFonts w:ascii="Arial Narrow" w:eastAsia="Arial Narrow" w:hAnsi="Arial Narrow" w:cs="Arial Narrow"/>
+          <w:b/>
+          <w:color w:val="000000"/>
+          <w:kern w:val="0"/>
+          <w:lang w:eastAsia="es-PE"/>
+          <w14:ligatures w14:val="none"/>
         </w:rPr>
         <w:t>SEXTO</w:t>
       </w:r>
@@ -8352,7 +8318,7 @@
           <w:color w:val="000000"/>
           <w:kern w:val="0"/>
           <w:lang w:eastAsia="es-PE"/>
-          <ns2:ligatures ns2:val="none"/>
+          <w14:ligatures w14:val="none"/>
         </w:rPr>
         <w:t>:</w:t>
       </w:r>
@@ -8362,7 +8328,7 @@
           <w:color w:val="000000"/>
           <w:kern w:val="0"/>
           <w:lang w:eastAsia="es-PE"/>
-          <ns2:ligatures ns2:val="none"/>
+          <w14:ligatures w14:val="none"/>
         </w:rPr>
         <w:t xml:space="preserve"> </w:t>
       </w:r>
@@ -8373,7 +8339,7 @@
           <w:color w:val="000000"/>
           <w:kern w:val="0"/>
           <w:lang w:eastAsia="es-PE"/>
-          <ns2:ligatures ns2:val="none"/>
+          <w14:ligatures w14:val="none"/>
         </w:rPr>
         <w:t>informar a las partes que el artículo 110</w:t>
       </w:r>
@@ -8383,7 +8349,7 @@
           <w:color w:val="000000"/>
           <w:kern w:val="0"/>
           <w:lang w:eastAsia="es-PE"/>
-          <ns2:ligatures ns2:val="none"/>
+          <w14:ligatures w14:val="none"/>
         </w:rPr>
         <w:t/>
       </w:r>
@@ -8393,7 +8359,7 @@
           <w:color w:val="000000"/>
           <w:kern w:val="0"/>
           <w:lang w:eastAsia="es-PE"/>
-          <ns2:ligatures ns2:val="none"/>
+          <w14:ligatures w14:val="none"/>
         </w:rPr>
         <w:t xml:space="preserve"> de la Ley 29571, Código de Protección y Defensa del Consumidor</w:t>
       </w:r>
@@ -8405,7 +8371,7 @@
           <w:kern w:val="0"/>
           <w:vertAlign w:val="superscript"/>
           <w:lang w:eastAsia="es-PE"/>
-          <ns2:ligatures ns2:val="none"/>
+          <w14:ligatures w14:val="none"/>
         </w:rPr>
         <w:footnoteReference w:id="11"/>
       </w:r>
@@ -8415,7 +8381,7 @@
           <w:color w:val="000000"/>
           <w:kern w:val="0"/>
           <w:lang w:eastAsia="es-PE"/>
-          <ns2:ligatures ns2:val="none"/>
+          <w14:ligatures w14:val="none"/>
         </w:rPr>
         <w:t xml:space="preserve">, faculta a la Comisión a calificar las infracciones de la referida norma como leves, graves o muy graves e imponer sanciones que van desde una amonestación hasta una multa por un máximo de 450 Unidades Impositivas Tributarias, sin perjuicio de las medidas correctivas, reparadoras y complementarias, </w:t>
       </w:r>
@@ -8425,7 +8391,7 @@
           <w:color w:val="000000"/>
           <w:kern w:val="0"/>
           <w:lang w:eastAsia="es-PE"/>
-          <ns2:ligatures ns2:val="none"/>
+          <w14:ligatures w14:val="none"/>
         </w:rPr>
         <w:lastRenderedPageBreak/>
         <w:t>que puedan ordenarse de acuerdo a lo estipulado en los artículos 114</w:t>
@@ -8436,7 +8402,7 @@
           <w:color w:val="000000"/>
           <w:kern w:val="0"/>
           <w:lang w:eastAsia="es-PE"/>
-          <ns2:ligatures ns2:val="none"/>
+          <w14:ligatures w14:val="none"/>
         </w:rPr>
         <w:t/>
       </w:r>
@@ -8446,7 +8412,7 @@
           <w:color w:val="000000"/>
           <w:kern w:val="0"/>
           <w:lang w:eastAsia="es-PE"/>
-          <ns2:ligatures ns2:val="none"/>
+          <w14:ligatures w14:val="none"/>
         </w:rPr>
         <w:t>, 115</w:t>
       </w:r>
@@ -8456,7 +8422,7 @@
           <w:color w:val="000000"/>
           <w:kern w:val="0"/>
           <w:lang w:eastAsia="es-PE"/>
-          <ns2:ligatures ns2:val="none"/>
+          <w14:ligatures w14:val="none"/>
         </w:rPr>
         <w:t/>
       </w:r>
@@ -8466,7 +8432,7 @@
           <w:color w:val="000000"/>
           <w:kern w:val="0"/>
           <w:lang w:eastAsia="es-PE"/>
-          <ns2:ligatures ns2:val="none"/>
+          <w14:ligatures w14:val="none"/>
         </w:rPr>
         <w:t xml:space="preserve"> y 116</w:t>
       </w:r>
@@ -8476,7 +8442,7 @@
           <w:color w:val="000000"/>
           <w:kern w:val="0"/>
           <w:lang w:eastAsia="es-PE"/>
-          <ns2:ligatures ns2:val="none"/>
+          <w14:ligatures w14:val="none"/>
         </w:rPr>
         <w:t/>
       </w:r>
@@ -8486,7 +8452,7 @@
           <w:color w:val="000000"/>
           <w:kern w:val="0"/>
           <w:lang w:eastAsia="es-PE"/>
-          <ns2:ligatures ns2:val="none"/>
+          <w14:ligatures w14:val="none"/>
         </w:rPr>
         <w:t xml:space="preserve"> de la referida norma</w:t>
       </w:r>
@@ -8498,7 +8464,7 @@
           <w:kern w:val="0"/>
           <w:vertAlign w:val="superscript"/>
           <w:lang w:eastAsia="es-PE"/>
-          <ns2:ligatures ns2:val="none"/>
+          <w14:ligatures w14:val="none"/>
         </w:rPr>
         <w:footnoteReference w:id="12"/>
       </w:r>
@@ -8508,7 +8474,7 @@
           <w:color w:val="000000"/>
           <w:kern w:val="0"/>
           <w:lang w:eastAsia="es-PE"/>
-          <ns2:ligatures ns2:val="none"/>
+          <w14:ligatures w14:val="none"/>
         </w:rPr>
         <w:t xml:space="preserve">. </w:t>
       </w:r>
@@ -8519,7 +8485,7 @@
           <w:color w:val="000000"/>
           <w:kern w:val="0"/>
           <w:lang w:eastAsia="es-PE"/>
-          <ns2:ligatures ns2:val="none"/>
+          <w14:ligatures w14:val="none"/>
         </w:rPr>
         <w:t xml:space="preserve">Asimismo, se consideran circunstancias atenuantes para la graduación de la sanción, el allanamiento de la </w:t>
       </w:r>
@@ -8529,7 +8495,7 @@
           <w:color w:val="000000"/>
           <w:kern w:val="0"/>
           <w:lang w:eastAsia="es-PE"/>
-          <ns2:ligatures ns2:val="none"/>
+          <w14:ligatures w14:val="none"/>
         </w:rPr>
         <w:lastRenderedPageBreak/>
         <w:t>denuncia o el reconocimiento de las pretensiones en ella contenidas, de acuerdo con el artículo 112</w:t>
@@ -8540,7 +8506,7 @@
           <w:color w:val="000000"/>
           <w:kern w:val="0"/>
           <w:lang w:eastAsia="es-PE"/>
-          <ns2:ligatures ns2:val="none"/>
+          <w14:ligatures w14:val="none"/>
         </w:rPr>
         <w:t/>
       </w:r>
@@ -8550,7 +8516,7 @@
           <w:color w:val="000000"/>
           <w:kern w:val="0"/>
           <w:lang w:eastAsia="es-PE"/>
-          <ns2:ligatures ns2:val="none"/>
+          <w14:ligatures w14:val="none"/>
         </w:rPr>
         <w:t xml:space="preserve"> del Código</w:t>
       </w:r>
@@ -8562,7 +8528,7 @@
           <w:kern w:val="0"/>
           <w:vertAlign w:val="superscript"/>
           <w:lang w:eastAsia="es-PE"/>
-          <ns2:ligatures ns2:val="none"/>
+          <w14:ligatures w14:val="none"/>
         </w:rPr>
         <w:footnoteReference w:id="13"/>
       </w:r>
@@ -8572,12 +8538,12 @@
           <w:color w:val="000000"/>
           <w:kern w:val="0"/>
           <w:lang w:eastAsia="es-PE"/>
-          <ns2:ligatures ns2:val="none"/>
+          <w14:ligatures w14:val="none"/>
         </w:rPr>
         <w:t>.</w:t>
       </w:r>
     </w:p>
-    <w:p ns2:paraId="2A591567" ns2:textId="755DA274">
+    <w:p>
       <w:pPr>
         <w:shd w:val="clear" w:color="auto" w:fill="FFFFFF"/>
         <w:spacing w:after="0" w:line="240" w:lineRule="auto"/>
@@ -8587,17 +8553,17 @@
           <w:color w:val="000000"/>
           <w:kern w:val="0"/>
           <w:lang w:eastAsia="es-PE"/>
-          <ns2:ligatures ns2:val="none"/>
-        </w:rPr>
-      </w:pPr>
-      <w:r>
-        <w:rPr>
-          <w:rFonts w:ascii="Arial Narrow" w:eastAsia="Arial Narrow" w:hAnsi="Arial Narrow" w:cs="Arial Narrow"/>
-          <w:b/>
-          <w:color w:val="000000"/>
-          <w:kern w:val="0"/>
-          <w:lang w:eastAsia="es-PE"/>
-          <ns2:ligatures ns2:val="none"/>
+          <w14:ligatures w14:val="none"/>
+        </w:rPr>
+      </w:pPr>
+      <w:r>
+        <w:rPr>
+          <w:rFonts w:ascii="Arial Narrow" w:eastAsia="Arial Narrow" w:hAnsi="Arial Narrow" w:cs="Arial Narrow"/>
+          <w:b/>
+          <w:color w:val="000000"/>
+          <w:kern w:val="0"/>
+          <w:lang w:eastAsia="es-PE"/>
+          <w14:ligatures w14:val="none"/>
         </w:rPr>
         <w:t>SÉTIMO:</w:t>
       </w:r>
@@ -8607,7 +8573,7 @@
           <w:color w:val="000000"/>
           <w:kern w:val="0"/>
           <w:lang w:eastAsia="es-PE"/>
-          <ns2:ligatures ns2:val="none"/>
+          <w14:ligatures w14:val="none"/>
         </w:rPr>
         <w:t xml:space="preserve"> informar a las partes que conforme a lo establecido en el artículo 39</w:t>
       </w:r>
@@ -8617,7 +8583,7 @@
           <w:color w:val="000000"/>
           <w:kern w:val="0"/>
           <w:lang w:eastAsia="es-PE"/>
-          <ns2:ligatures ns2:val="none"/>
+          <w14:ligatures w14:val="none"/>
         </w:rPr>
         <w:t/>
       </w:r>
@@ -8627,12 +8593,12 @@
           <w:color w:val="000000"/>
           <w:kern w:val="0"/>
           <w:lang w:eastAsia="es-PE"/>
-          <ns2:ligatures ns2:val="none"/>
+          <w14:ligatures w14:val="none"/>
         </w:rPr>
         <w:t xml:space="preserve"> de la Ley sobre Facultades, Normas y Organización del Indecopi, aprobada por Decreto Legislativo 807, los gastos por los peritajes realizados, actuación de pruebas, inspecciones y otros derivados de la tramitación del proceso serán de cargo de la parte que solicita la prueba, salvo pacto en contrario. En todos los casos, la resolución final determinará si los gastos deben ser asumidos por alguna de las partes, o reembolsados a la otra parte o al Indecopi, según sea el caso, de manera adicional a la sanción que haya podido imponerse. </w:t>
       </w:r>
     </w:p>
-    <w:p ns2:paraId="3696E77C" ns2:textId="77777777">
+    <w:p>
       <w:pPr>
         <w:shd w:val="clear" w:color="auto" w:fill="FFFFFF"/>
         <w:spacing w:after="0" w:line="240" w:lineRule="auto"/>
@@ -8642,11 +8608,11 @@
           <w:color w:val="000000"/>
           <w:kern w:val="0"/>
           <w:lang w:eastAsia="es-PE"/>
-          <ns2:ligatures ns2:val="none"/>
-        </w:rPr>
-      </w:pPr>
-    </w:p>
-    <w:p ns2:paraId="563B5C6F" ns2:textId="19EA345E">
+          <w14:ligatures w14:val="none"/>
+        </w:rPr>
+      </w:pPr>
+    </w:p>
+    <w:p>
       <w:pPr>
         <w:suppressAutoHyphens/>
         <w:spacing w:after="0" w:line="240" w:lineRule="auto"/>
@@ -8655,7 +8621,7 @@
           <w:rFonts w:ascii="Arial Narrow" w:eastAsia="Calibri" w:hAnsi="Arial Narrow" w:cs="Arial"/>
           <w:kern w:val="0"/>
           <w:u w:val="single"/>
-          <ns2:ligatures ns2:val="none"/>
+          <w14:ligatures w14:val="none"/>
         </w:rPr>
       </w:pPr>
       <w:r>
@@ -8664,7 +8630,7 @@
           <w:b/>
           <w:bCs/>
           <w:kern w:val="0"/>
-          <ns2:ligatures ns2:val="none"/>
+          <w14:ligatures w14:val="none"/>
         </w:rPr>
         <w:t>OCTAVO</w:t>
       </w:r>
@@ -8673,7 +8639,7 @@
           <w:rFonts w:ascii="Arial Narrow" w:eastAsia="Calibri" w:hAnsi="Arial Narrow" w:cs="Arial"/>
           <w:b/>
           <w:kern w:val="0"/>
-          <ns2:ligatures ns2:val="none"/>
+          <w14:ligatures w14:val="none"/>
         </w:rPr>
         <w:t>:</w:t>
       </w:r>
@@ -8681,7 +8647,7 @@
         <w:rPr>
           <w:rFonts w:ascii="Arial Narrow" w:eastAsia="Calibri" w:hAnsi="Arial Narrow" w:cs="Arial"/>
           <w:kern w:val="0"/>
-          <ns2:ligatures ns2:val="none"/>
+          <w14:ligatures w14:val="none"/>
         </w:rPr>
         <w:t xml:space="preserve"> comunicar a las partes que, </w:t>
       </w:r>
@@ -8689,7 +8655,7 @@
         <w:rPr>
           <w:rFonts w:ascii="Arial Narrow" w:eastAsia="Calibri" w:hAnsi="Arial Narrow" w:cs="Arial"/>
           <w:kern w:val="0"/>
-          <ns2:ligatures ns2:val="none"/>
+          <w14:ligatures w14:val="none"/>
         </w:rPr>
         <w:t>de acuerdo con</w:t>
       </w:r>
@@ -8697,7 +8663,7 @@
         <w:rPr>
           <w:rFonts w:ascii="Arial Narrow" w:eastAsia="Calibri" w:hAnsi="Arial Narrow" w:cs="Arial"/>
           <w:kern w:val="0"/>
-          <ns2:ligatures ns2:val="none"/>
+          <w14:ligatures w14:val="none"/>
         </w:rPr>
         <w:t xml:space="preserve"> lo señalado por el artículo 29</w:t>
       </w:r>
@@ -8707,7 +8673,7 @@
           <w:color w:val="000000"/>
           <w:kern w:val="0"/>
           <w:lang w:eastAsia="es-PE"/>
-          <ns2:ligatures ns2:val="none"/>
+          <w14:ligatures w14:val="none"/>
         </w:rPr>
         <w:t/>
       </w:r>
@@ -8715,7 +8681,7 @@
         <w:rPr>
           <w:rFonts w:ascii="Arial Narrow" w:eastAsia="Calibri" w:hAnsi="Arial Narrow" w:cs="Arial"/>
           <w:kern w:val="0"/>
-          <ns2:ligatures ns2:val="none"/>
+          <w14:ligatures w14:val="none"/>
         </w:rPr>
         <w:t xml:space="preserve"> del Decreto Legislativo </w:t>
       </w:r>
@@ -8724,7 +8690,7 @@
         <w:rPr>
           <w:rFonts w:ascii="Arial Narrow" w:eastAsia="Calibri" w:hAnsi="Arial Narrow" w:cs="Arial"/>
           <w:kern w:val="0"/>
-          <ns2:ligatures ns2:val="none"/>
+          <w14:ligatures w14:val="none"/>
         </w:rPr>
         <w:t/>
       </w:r>
@@ -8733,7 +8699,7 @@
         <w:rPr>
           <w:rFonts w:ascii="Arial Narrow" w:eastAsia="Calibri" w:hAnsi="Arial Narrow" w:cs="Arial"/>
           <w:kern w:val="0"/>
-          <ns2:ligatures ns2:val="none"/>
+          <w14:ligatures w14:val="none"/>
         </w:rPr>
         <w:t xml:space="preserve"> 807</w:t>
       </w:r>
@@ -8743,7 +8709,7 @@
           <w:rFonts w:ascii="Arial Narrow" w:eastAsia="Calibri" w:hAnsi="Arial Narrow" w:cs="Arial"/>
           <w:kern w:val="0"/>
           <w:vertAlign w:val="superscript"/>
-          <ns2:ligatures ns2:val="none"/>
+          <w14:ligatures w14:val="none"/>
         </w:rPr>
         <w:footnoteReference w:id="14"/>
       </w:r>
@@ -8751,7 +8717,7 @@
         <w:rPr>
           <w:rFonts w:ascii="Arial Narrow" w:eastAsia="Calibri" w:hAnsi="Arial Narrow" w:cs="Arial"/>
           <w:kern w:val="0"/>
-          <ns2:ligatures ns2:val="none"/>
+          <w14:ligatures w14:val="none"/>
         </w:rPr>
         <w:t xml:space="preserve">, hasta antes de la emisión de la Resolución Final tienen la posibilidad de solicitar una audiencia de conciliación. En caso deleguen a favor de una tercera persona su actuación en la diligencia programada, esta deberá presentar un poder especial con firma legalizada ante Notario Público, donde conste </w:t>
       </w:r>
@@ -8760,7 +8726,7 @@
           <w:rFonts w:ascii="Arial Narrow" w:eastAsia="Calibri" w:hAnsi="Arial Narrow" w:cs="Arial"/>
           <w:kern w:val="0"/>
           <w:u w:val="single"/>
-          <ns2:ligatures ns2:val="none"/>
+          <w14:ligatures w14:val="none"/>
         </w:rPr>
         <w:t>expresamente su facultad para asistir y conciliar en su representación</w:t>
       </w:r>
@@ -8769,7 +8735,7 @@
           <w:rFonts w:ascii="Arial Narrow" w:eastAsia="Calibri" w:hAnsi="Arial Narrow" w:cs="Arial"/>
           <w:bCs/>
           <w:kern w:val="0"/>
-          <ns2:ligatures ns2:val="none"/>
+          <w14:ligatures w14:val="none"/>
         </w:rPr>
         <w:t>.</w:t>
       </w:r>
@@ -8779,7 +8745,7 @@
           <w:b/>
           <w:bCs/>
           <w:kern w:val="0"/>
-          <ns2:ligatures ns2:val="none"/>
+          <w14:ligatures w14:val="none"/>
         </w:rPr>
         <w:t xml:space="preserve"> </w:t>
       </w:r>
@@ -8788,12 +8754,12 @@
           <w:rFonts w:ascii="Arial Narrow" w:eastAsia="Calibri" w:hAnsi="Arial Narrow" w:cs="Arial"/>
           <w:kern w:val="0"/>
           <w:u w:val="single"/>
-          <ns2:ligatures ns2:val="none"/>
+          <w14:ligatures w14:val="none"/>
         </w:rPr>
         <w:t xml:space="preserve">Ello bajo apercibimiento de no realizar la audiencia de conciliación y levantar el acta de inasistencia correspondiente. </w:t>
       </w:r>
     </w:p>
-    <w:p ns2:paraId="3E55E6BD" ns2:textId="77777777">
+    <w:p>
       <w:pPr>
         <w:suppressAutoHyphens/>
         <w:spacing w:after="0" w:line="240" w:lineRule="auto"/>
@@ -8802,11 +8768,11 @@
           <w:rFonts w:ascii="Arial Narrow" w:eastAsia="Calibri" w:hAnsi="Arial Narrow" w:cs="Arial"/>
           <w:kern w:val="0"/>
           <w:u w:val="single"/>
-          <ns2:ligatures ns2:val="none"/>
-        </w:rPr>
-      </w:pPr>
-    </w:p>
-    <w:p ns2:paraId="0081C764" ns2:textId="77777777">
+          <w14:ligatures w14:val="none"/>
+        </w:rPr>
+      </w:pPr>
+    </w:p>
+    <w:p>
       <w:pPr>
         <w:suppressAutoHyphens/>
         <w:spacing w:after="0" w:line="240" w:lineRule="auto"/>
@@ -8816,7 +8782,7 @@
           <w:color w:val="000000"/>
           <w:kern w:val="0"/>
           <w:lang w:eastAsia="es-PE"/>
-          <ns2:ligatures ns2:val="none"/>
+          <w14:ligatures w14:val="none"/>
         </w:rPr>
       </w:pPr>
       <w:r>
@@ -8826,7 +8792,7 @@
           <w:color w:val="000000"/>
           <w:kern w:val="0"/>
           <w:lang w:eastAsia="es-PE"/>
-          <ns2:ligatures ns2:val="none"/>
+          <w14:ligatures w14:val="none"/>
         </w:rPr>
         <w:t>NOVENO:</w:t>
       </w:r>
@@ -8836,14 +8802,14 @@
           <w:color w:val="000000"/>
           <w:kern w:val="0"/>
           <w:lang w:eastAsia="es-PE"/>
-          <ns2:ligatures ns2:val="none"/>
+          <w14:ligatures w14:val="none"/>
         </w:rPr>
         <w:t xml:space="preserve"> poner en conocimiento de las partes que, antes de la emisión de la Resolución Final, tienen la posibilidad de formular su desistimiento o presentar el acuerdo arribado mediante la conciliación, mediación, transacción o cualquier otro que, de forma indubitable, deje constancia que se ha solucionado la controversia materia de denuncia.</w:t>
       </w:r>
       <w:bookmarkStart w:id="8" w:name="h.gjdgxs" w:colFirst="0" w:colLast="0"/>
       <w:bookmarkEnd w:id="8"/>
     </w:p>
-    <w:p ns2:paraId="0DCAFBEE" ns2:textId="77777777">
+    <w:p>
       <w:pPr>
         <w:suppressAutoHyphens/>
         <w:spacing w:after="0" w:line="240" w:lineRule="auto"/>
@@ -8853,11 +8819,11 @@
           <w:color w:val="000000"/>
           <w:kern w:val="0"/>
           <w:lang w:eastAsia="es-PE"/>
-          <ns2:ligatures ns2:val="none"/>
-        </w:rPr>
-      </w:pPr>
-    </w:p>
-    <w:p ns2:paraId="3F2FA092" ns2:textId="50118FA2">
+          <w14:ligatures w14:val="none"/>
+        </w:rPr>
+      </w:pPr>
+    </w:p>
+    <w:p>
       <w:pPr>
         <w:suppressAutoHyphens/>
         <w:spacing w:after="0" w:line="240" w:lineRule="auto"/>
@@ -8872,7 +8838,7 @@
           <w:b/>
           <w:spacing w:val="-3"/>
           <w:kern w:val="0"/>
-          <ns2:ligatures ns2:val="none"/>
+          <w14:ligatures w14:val="none"/>
         </w:rPr>
         <w:t xml:space="preserve">DÉCIMO: requerir a la señora [APELLIDO] Méndez y al Banco de Crédito del Perú S.A. para que, dentro del plazo de dos (2) días hábiles siguientes a la fecha en que reciban la notificación en sus bandejas de correo electrónico, efectúen la confirmación de recepción de la notificación remitida por este despacho a sus correos electrónicos, de conformidad con el segundo párrafo del numeral 4 del artículo 20 del Texto Único Ordenado de la Ley del Procedimiento Administrativo General, aprobado mediante Decreto Supremo 006-2026-JUS, bajo apercibimiento de rehacer el acto de notificación y notificarle conforme al numeral 1 del artículo 20 del citado cuerpo normativo.</w:t>
       </w:r>
@@ -8882,7 +8848,7 @@
           <w:bCs/>
           <w:spacing w:val="-3"/>
           <w:kern w:val="0"/>
-          <ns2:ligatures ns2:val="none"/>
+          <w14:ligatures w14:val="none"/>
         </w:rPr>
         <w:t xml:space="preserve"/>
       </w:r>
@@ -8892,7 +8858,7 @@
           <w:bCs/>
           <w:spacing w:val="-3"/>
           <w:kern w:val="0"/>
-          <ns2:ligatures ns2:val="none"/>
+          <w14:ligatures w14:val="none"/>
         </w:rPr>
         <w:t xml:space="preserve"/>
       </w:r>
@@ -8903,7 +8869,7 @@
           <w:kern w:val="0"/>
           <w:shd w:val="clear" w:color="auto" w:fill="FFFFFF"/>
           <w:lang w:eastAsia="es-PE"/>
-          <ns2:ligatures ns2:val="none"/>
+          <w14:ligatures w14:val="none"/>
         </w:rPr>
         <w:t/>
       </w:r>
@@ -8913,7 +8879,7 @@
           <w:color w:val="000000"/>
           <w:kern w:val="0"/>
           <w:lang w:eastAsia="es-PE"/>
-          <ns2:ligatures ns2:val="none"/>
+          <w14:ligatures w14:val="none"/>
         </w:rPr>
         <w:t/>
       </w:r>
@@ -8924,7 +8890,7 @@
           <w:kern w:val="0"/>
           <w:shd w:val="clear" w:color="auto" w:fill="FFFFFF"/>
           <w:lang w:eastAsia="es-PE"/>
-          <ns2:ligatures ns2:val="none"/>
+          <w14:ligatures w14:val="none"/>
         </w:rPr>
         <w:t xml:space="preserve"/>
       </w:r>
@@ -8935,7 +8901,7 @@
           <w:kern w:val="0"/>
           <w:shd w:val="clear" w:color="auto" w:fill="FFFFFF"/>
           <w:lang w:eastAsia="es-PE"/>
-          <ns2:ligatures ns2:val="none"/>
+          <w14:ligatures w14:val="none"/>
         </w:rPr>
         <w:t xml:space="preserve"/>
       </w:r>
@@ -8952,7 +8918,7 @@
           <w:bCs/>
           <w:spacing w:val="-3"/>
           <w:kern w:val="0"/>
-          <ns2:ligatures ns2:val="none"/>
+          <w14:ligatures w14:val="none"/>
         </w:rPr>
         <w:t xml:space="preserve"/>
       </w:r>
@@ -9067,7 +9033,7 @@
           <w:color w:val="000000"/>
           <w:kern w:val="0"/>
           <w:lang w:eastAsia="es-PE"/>
-          <ns2:ligatures ns2:val="none"/>
+          <w14:ligatures w14:val="none"/>
         </w:rPr>
         <w:t/>
       </w:r>
@@ -9100,7 +9066,7 @@
           <w:color w:val="000000"/>
           <w:kern w:val="0"/>
           <w:lang w:eastAsia="es-PE"/>
-          <ns2:ligatures ns2:val="none"/>
+          <w14:ligatures w14:val="none"/>
         </w:rPr>
         <w:t/>
       </w:r>
@@ -9126,7 +9092,7 @@
         <w:t/>
       </w:r>
     </w:p>
-    <w:p ns2:paraId="37A7FF85" ns2:textId="77777777">
+    <w:p>
       <w:pPr>
         <w:suppressAutoHyphens/>
         <w:spacing w:after="0" w:line="240" w:lineRule="auto"/>
@@ -9136,7 +9102,7 @@
         </w:rPr>
       </w:pPr>
     </w:p>
-    <w:p ns2:paraId="531806B3" ns2:textId="697304EB">
+    <w:p>
       <w:pPr>
         <w:suppressAutoHyphens/>
         <w:spacing w:line="240" w:lineRule="auto"/>
@@ -9173,7 +9139,7 @@
           <w:color w:val="000000"/>
           <w:kern w:val="0"/>
           <w:lang w:eastAsia="es-PE"/>
-          <ns2:ligatures ns2:val="none"/>
+          <w14:ligatures w14:val="none"/>
         </w:rPr>
         <w:t>Pacífico Compañía de Seguros y Reaseguros S.A.</w:t>
       </w:r>
@@ -9184,7 +9150,7 @@
           <w:color w:val="000000"/>
           <w:kern w:val="0"/>
           <w:lang w:eastAsia="es-PE"/>
-          <ns2:ligatures ns2:val="none"/>
+          <w14:ligatures w14:val="none"/>
         </w:rPr>
         <w:t xml:space="preserve"> </w:t>
       </w:r>
@@ -9208,7 +9174,7 @@
         <w:t xml:space="preserve"> </w:t>
       </w:r>
     </w:p>
-    <w:p ns2:paraId="039B29DF" ns2:textId="77777777">
+    <w:p>
       <w:pPr>
         <w:suppressAutoHyphens/>
         <w:spacing w:after="0" w:line="240" w:lineRule="auto"/>
@@ -9218,7 +9184,7 @@
         </w:rPr>
       </w:pPr>
     </w:p>
-    <w:p ns2:paraId="0B8F3F13" ns2:textId="77777777">
+    <w:p>
       <w:pPr>
         <w:suppressAutoHyphens/>
         <w:spacing w:after="0" w:line="240" w:lineRule="auto"/>
@@ -9228,7 +9194,7 @@
         </w:rPr>
       </w:pPr>
     </w:p>
-    <w:p ns2:paraId="4F42B6B4" ns2:textId="77777777">
+    <w:p>
       <w:pPr>
         <w:suppressAutoHyphens/>
         <w:spacing w:after="0" w:line="240" w:lineRule="auto"/>
@@ -9238,21 +9204,21 @@
         </w:rPr>
       </w:pPr>
     </w:p>
-    <w:p ns2:paraId="4CBBE603" ns2:textId="77777777">
-      <w:pPr>
-        <w:spacing w:after="0" w:line="240" w:lineRule="auto"/>
-        <w:jc w:val="both"/>
-        <w:rPr>
-          <w:rFonts w:ascii="Arial Narrow" w:eastAsia="Arial Narrow" w:hAnsi="Arial Narrow" w:cs="Arial Narrow"/>
-          <w:b/>
-          <w:color w:val="000000"/>
-          <w:kern w:val="0"/>
-          <w:lang w:eastAsia="es-PE"/>
-          <ns2:ligatures ns2:val="none"/>
-        </w:rPr>
-      </w:pPr>
-    </w:p>
-    <w:p ns2:paraId="72086DED" ns2:textId="77777777">
+    <w:p>
+      <w:pPr>
+        <w:spacing w:after="0" w:line="240" w:lineRule="auto"/>
+        <w:jc w:val="both"/>
+        <w:rPr>
+          <w:rFonts w:ascii="Arial Narrow" w:eastAsia="Arial Narrow" w:hAnsi="Arial Narrow" w:cs="Arial Narrow"/>
+          <w:b/>
+          <w:color w:val="000000"/>
+          <w:kern w:val="0"/>
+          <w:lang w:eastAsia="es-PE"/>
+          <w14:ligatures w14:val="none"/>
+        </w:rPr>
+      </w:pPr>
+    </w:p>
+    <w:p>
       <w:pPr>
         <w:shd w:val="clear" w:color="auto" w:fill="FFFFFF"/>
         <w:spacing w:after="0" w:line="240" w:lineRule="auto"/>
@@ -9263,7 +9229,7 @@
           <w:bCs/>
           <w:color w:val="000000"/>
           <w:kern w:val="0"/>
-          <ns2:ligatures ns2:val="none"/>
+          <w14:ligatures w14:val="none"/>
         </w:rPr>
       </w:pPr>
       <w:r>
@@ -9273,12 +9239,12 @@
           <w:bCs/>
           <w:color w:val="000000"/>
           <w:kern w:val="0"/>
-          <ns2:ligatures ns2:val="none"/>
+          <w14:ligatures w14:val="none"/>
         </w:rPr>
         <w:t>EVELING ROA QUISPE</w:t>
       </w:r>
     </w:p>
-    <w:p ns2:paraId="486DFEF4" ns2:textId="77777777">
+    <w:p>
       <w:pPr>
         <w:shd w:val="clear" w:color="auto" w:fill="FFFFFF"/>
         <w:spacing w:after="0" w:line="240" w:lineRule="auto"/>
@@ -9289,7 +9255,7 @@
           <w:bCs/>
           <w:color w:val="000000"/>
           <w:kern w:val="0"/>
-          <ns2:ligatures ns2:val="none"/>
+          <w14:ligatures w14:val="none"/>
         </w:rPr>
       </w:pPr>
       <w:r>
@@ -9299,12 +9265,12 @@
           <w:bCs/>
           <w:color w:val="000000"/>
           <w:kern w:val="0"/>
-          <ns2:ligatures ns2:val="none"/>
+          <w14:ligatures w14:val="none"/>
         </w:rPr>
         <w:t>Secretaria Técnica</w:t>
       </w:r>
     </w:p>
-    <w:p ns2:paraId="3EDAB92C" ns2:textId="77777777">
+    <w:p>
       <w:pPr>
         <w:shd w:val="clear" w:color="auto" w:fill="FFFFFF"/>
         <w:spacing w:after="0" w:line="240" w:lineRule="auto"/>
@@ -9315,7 +9281,7 @@
           <w:bCs/>
           <w:color w:val="000000"/>
           <w:kern w:val="0"/>
-          <ns2:ligatures ns2:val="none"/>
+          <w14:ligatures w14:val="none"/>
         </w:rPr>
       </w:pPr>
       <w:r>
@@ -9325,7 +9291,7 @@
           <w:bCs/>
           <w:color w:val="000000"/>
           <w:kern w:val="0"/>
-          <ns2:ligatures ns2:val="none"/>
+          <w14:ligatures w14:val="none"/>
         </w:rPr>
         <w:t>Comisión </w:t>
       </w:r>
@@ -9337,7 +9303,7 @@
           <w:color w:val="000000"/>
           <w:kern w:val="0"/>
           <w:shd w:val="clear" w:color="auto" w:fill="FFFFFF"/>
-          <ns2:ligatures ns2:val="none"/>
+          <w14:ligatures w14:val="none"/>
         </w:rPr>
         <w:t>de</w:t>
       </w:r>
@@ -9348,7 +9314,7 @@
           <w:bCs/>
           <w:color w:val="000000"/>
           <w:kern w:val="0"/>
-          <ns2:ligatures ns2:val="none"/>
+          <w14:ligatures w14:val="none"/>
         </w:rPr>
         <w:t xml:space="preserve"> Protección al Consumidor </w:t>
       </w:r>
@@ -9360,7 +9326,7 @@
           <w:bCs/>
           <w:color w:val="000000"/>
           <w:kern w:val="0"/>
-          <ns2:ligatures ns2:val="none"/>
+          <w14:ligatures w14:val="none"/>
         </w:rPr>
         <w:t/>
       </w:r>
@@ -9372,12 +9338,12 @@
           <w:bCs/>
           <w:color w:val="000000"/>
           <w:kern w:val="0"/>
-          <ns2:ligatures ns2:val="none"/>
+          <w14:ligatures w14:val="none"/>
         </w:rPr>
         <w:t xml:space="preserve"> 1</w:t>
       </w:r>
     </w:p>
-    <w:p ns2:paraId="27F4723A" ns2:textId="77777777">
+    <w:p>
       <w:pPr>
         <w:shd w:val="clear" w:color="auto" w:fill="FFFFFF"/>
         <w:spacing w:after="0" w:line="240" w:lineRule="auto"/>
@@ -9386,12 +9352,12 @@
           <w:rFonts w:ascii="Arial Narrow" w:eastAsia="Calibri" w:hAnsi="Arial Narrow" w:cs="Times New Roman"/>
           <w:color w:val="000000"/>
           <w:kern w:val="0"/>
-          <ns2:ligatures ns2:val="none"/>
+          <w14:ligatures w14:val="none"/>
         </w:rPr>
       </w:pPr>
     </w:p>
     <w:bookmarkEnd w:id="0"/>
-    <w:p ns2:paraId="0B9A1116" ns2:textId="4C208D7A">
+    <w:p>
       <w:pPr>
         <w:spacing w:after="0" w:line="240" w:lineRule="auto"/>
         <w:jc w:val="both"/>
@@ -9409,7 +9375,7 @@
           <w:sz w:val="16"/>
           <w:szCs w:val="16"/>
           <w:lang w:eastAsia="es-PE"/>
-          <ns2:ligatures ns2:val="none"/>
+          <w14:ligatures w14:val="none"/>
         </w:rPr>
         <w:t>LSM/</w:t>
       </w:r>
@@ -9421,14 +9387,14 @@
           <w:sz w:val="16"/>
           <w:szCs w:val="16"/>
           <w:lang w:eastAsia="es-PE"/>
-          <ns2:ligatures ns2:val="none"/>
+          <w14:ligatures w14:val="none"/>
         </w:rPr>
         <w:t>LCG</w:t>
       </w:r>
     </w:p>
     <w:sectPr>
-      <w:headerReference w:type="default" ns3:id="rId8"/>
-      <w:footerReference w:type="default" ns3:id="rId9"/>
+      <w:headerReference w:type="default" r:id="rId8"/>
+      <w:footerReference w:type="default" r:id="rId9"/>
       <w:pgSz w:w="11906" w:h="16838"/>
       <w:pgMar w:top="1417" w:right="1701" w:bottom="1417" w:left="1701" w:header="708" w:footer="708" w:gutter="0"/>
       <w:cols w:space="708"/>
@@ -9439,7 +9405,7 @@
 </file>
 
 <file path=word/endnotes.xml><?xml version="1.0" encoding="utf-8"?>
-<w:endnotes xmlns:wpc="http://schemas.microsoft.com/office/word/2010/wordprocessingCanvas" xmlns:cx="http://schemas.microsoft.com/office/drawing/2014/chartex" xmlns:cx1="http://schemas.microsoft.com/office/drawing/2015/9/8/chartex" xmlns:cx2="http://schemas.microsoft.com/office/drawing/2015/10/21/chartex" xmlns:cx3="http://schemas.microsoft.com/office/drawing/2016/5/9/chartex" xmlns:cx4="http://schemas.microsoft.com/office/drawing/2016/5/10/chartex" xmlns:cx5="http://schemas.microsoft.com/office/drawing/2016/5/11/chartex" xmlns:cx6="http://schemas.microsoft.com/office/drawing/2016/5/12/chartex" xmlns:cx7="http://schemas.microsoft.com/office/drawing/2016/5/13/chartex" xmlns:cx8="http://schemas.microsoft.com/office/drawing/2016/5/14/chartex" xmlns:mc="http://schemas.openxmlformats.org/markup-compatibility/2006" xmlns:aink="http://schemas.microsoft.com/office/drawing/2016/ink" xmlns:am3d="http://schemas.microsoft.com/office/drawing/2017/model3d" xmlns:o="urn:schemas-microsoft-com:office:office" xmlns:oel="http://schemas.microsoft.com/office/2019/extlst" xmlns:r="http://schemas.openxmlformats.org/officeDocument/2006/relationships" xmlns:m="http://schemas.openxmlformats.org/officeDocument/2006/math" xmlns:v="urn:schemas-microsoft-com:vml" xmlns:wp14="http://schemas.microsoft.com/office/word/2010/wordprocessingDrawing" xmlns:wp="http://schemas.openxmlformats.org/drawingml/2006/wordprocessingDrawing" xmlns:w10="urn:schemas-microsoft-com:office:word" xmlns:w="http://schemas.openxmlformats.org/wordprocessingml/2006/main" xmlns:w14="http://schemas.microsoft.com/office/word/2010/wordml" xmlns:w15="http://schemas.microsoft.com/office/word/2012/wordml" xmlns:w16cex="http://schemas.microsoft.com/office/word/2018/wordml/cex" xmlns:w16cid="http://schemas.microsoft.com/office/word/2016/wordml/cid" xmlns:w16="http://schemas.microsoft.com/office/word/2018/wordml" xmlns:w16du="http://schemas.microsoft.com/office/word/2023/wordml/word16du" xmlns:w16sdtdh="http://schemas.microsoft.com/office/word/2020/wordml/sdtdatahash" xmlns:w16sdtfl="http://schemas.microsoft.com/office/word/2024/wordml/sdtformatlock" xmlns:w16se="http://schemas.microsoft.com/office/word/2015/wordml/symex" xmlns:wpg="http://schemas.microsoft.com/office/word/2010/wordprocessingGroup" xmlns:wpi="http://schemas.microsoft.com/office/word/2010/wordprocessingInk" xmlns:wne="http://schemas.microsoft.com/office/word/2006/wordml" xmlns:wps="http://schemas.microsoft.com/office/word/2010/wordprocessingShape" mc:Ignorable="w14 w15 w16se w16cid w16 w16cex w16sdtdh w16sdtfl w16du wp14">
+<w:endnotes xmlns:mc="http://schemas.openxmlformats.org/markup-compatibility/2006" xmlns:r="http://schemas.openxmlformats.org/officeDocument/2006/relationships" xmlns:w="http://schemas.openxmlformats.org/wordprocessingml/2006/main" xmlns:w14="http://schemas.microsoft.com/office/word/2010/wordml" xmlns:w15="http://schemas.microsoft.com/office/word/2012/wordml" xmlns:w16="http://schemas.microsoft.com/office/word/2018/wordml" xmlns:w16cex="http://schemas.microsoft.com/office/word/2018/wordml/cex" xmlns:w16cid="http://schemas.microsoft.com/office/word/2016/wordml/cid" xmlns:w16du="http://schemas.microsoft.com/office/word/2023/wordml/word16du" xmlns:w16sdtdh="http://schemas.microsoft.com/office/word/2020/wordml/sdtdatahash" xmlns:w16se="http://schemas.microsoft.com/office/word/2015/wordml/symex" xmlns:wp14="http://schemas.microsoft.com/office/word/2010/wordprocessingDrawing" mc:Ignorable="w14 w15 w16se w16cid w16 w16cex w16sdtdh w16du wp14">
   <w:endnote w:type="separator" w:id="-1">
     <w:p>
       <w:pPr>
@@ -9464,7 +9430,7 @@
 </file>
 
 <file path=word/footer1.xml><?xml version="1.0" encoding="utf-8"?>
-<w:ftr xmlns:wpc="http://schemas.microsoft.com/office/word/2010/wordprocessingCanvas" xmlns:cx="http://schemas.microsoft.com/office/drawing/2014/chartex" xmlns:cx1="http://schemas.microsoft.com/office/drawing/2015/9/8/chartex" xmlns:cx2="http://schemas.microsoft.com/office/drawing/2015/10/21/chartex" xmlns:cx3="http://schemas.microsoft.com/office/drawing/2016/5/9/chartex" xmlns:cx4="http://schemas.microsoft.com/office/drawing/2016/5/10/chartex" xmlns:cx5="http://schemas.microsoft.com/office/drawing/2016/5/11/chartex" xmlns:cx6="http://schemas.microsoft.com/office/drawing/2016/5/12/chartex" xmlns:cx7="http://schemas.microsoft.com/office/drawing/2016/5/13/chartex" xmlns:cx8="http://schemas.microsoft.com/office/drawing/2016/5/14/chartex" xmlns:mc="http://schemas.openxmlformats.org/markup-compatibility/2006" xmlns:aink="http://schemas.microsoft.com/office/drawing/2016/ink" xmlns:am3d="http://schemas.microsoft.com/office/drawing/2017/model3d" xmlns:o="urn:schemas-microsoft-com:office:office" xmlns:oel="http://schemas.microsoft.com/office/2019/extlst" xmlns:r="http://schemas.openxmlformats.org/officeDocument/2006/relationships" xmlns:m="http://schemas.openxmlformats.org/officeDocument/2006/math" xmlns:v="urn:schemas-microsoft-com:vml" xmlns:wp14="http://schemas.microsoft.com/office/word/2010/wordprocessingDrawing" xmlns:wp="http://schemas.openxmlformats.org/drawingml/2006/wordprocessingDrawing" xmlns:w10="urn:schemas-microsoft-com:office:word" xmlns:w="http://schemas.openxmlformats.org/wordprocessingml/2006/main" xmlns:w14="http://schemas.microsoft.com/office/word/2010/wordml" xmlns:w15="http://schemas.microsoft.com/office/word/2012/wordml" xmlns:w16cex="http://schemas.microsoft.com/office/word/2018/wordml/cex" xmlns:w16cid="http://schemas.microsoft.com/office/word/2016/wordml/cid" xmlns:w16="http://schemas.microsoft.com/office/word/2018/wordml" xmlns:w16du="http://schemas.microsoft.com/office/word/2023/wordml/word16du" xmlns:w16sdtdh="http://schemas.microsoft.com/office/word/2020/wordml/sdtdatahash" xmlns:w16sdtfl="http://schemas.microsoft.com/office/word/2024/wordml/sdtformatlock" xmlns:w16se="http://schemas.microsoft.com/office/word/2015/wordml/symex" xmlns:wpg="http://schemas.microsoft.com/office/word/2010/wordprocessingGroup" xmlns:wpi="http://schemas.microsoft.com/office/word/2010/wordprocessingInk" xmlns:wne="http://schemas.microsoft.com/office/word/2006/wordml" xmlns:wps="http://schemas.microsoft.com/office/word/2010/wordprocessingShape" mc:Ignorable="w14 w15 w16se w16cid w16 w16cex w16sdtdh w16sdtfl w16du wp14">
+<w:ftr xmlns:mc="http://schemas.openxmlformats.org/markup-compatibility/2006" xmlns:r="http://schemas.openxmlformats.org/officeDocument/2006/relationships" xmlns:w="http://schemas.openxmlformats.org/wordprocessingml/2006/main" xmlns:w14="http://schemas.microsoft.com/office/word/2010/wordml" xmlns:w15="http://schemas.microsoft.com/office/word/2012/wordml" xmlns:w16="http://schemas.microsoft.com/office/word/2018/wordml" xmlns:w16cex="http://schemas.microsoft.com/office/word/2018/wordml/cex" xmlns:w16cid="http://schemas.microsoft.com/office/word/2016/wordml/cid" xmlns:w16du="http://schemas.microsoft.com/office/word/2023/wordml/word16du" xmlns:w16sdtdh="http://schemas.microsoft.com/office/word/2020/wordml/sdtdatahash" xmlns:w16se="http://schemas.microsoft.com/office/word/2015/wordml/symex" xmlns:wp14="http://schemas.microsoft.com/office/word/2010/wordprocessingDrawing" mc:Ignorable="w14 w15 w16se w16cid w16 w16cex w16sdtdh w16du wp14">
   <w:p>
     <w:pPr>
       <w:pBdr>
@@ -9502,7 +9468,7 @@
 </file>
 
 <file path=word/footnotes.xml><?xml version="1.0" encoding="utf-8"?>
-<w:footnotes xmlns:wpc="http://schemas.microsoft.com/office/word/2010/wordprocessingCanvas" xmlns:cx="http://schemas.microsoft.com/office/drawing/2014/chartex" xmlns:cx1="http://schemas.microsoft.com/office/drawing/2015/9/8/chartex" xmlns:cx2="http://schemas.microsoft.com/office/drawing/2015/10/21/chartex" xmlns:cx3="http://schemas.microsoft.com/office/drawing/2016/5/9/chartex" xmlns:cx4="http://schemas.microsoft.com/office/drawing/2016/5/10/chartex" xmlns:cx5="http://schemas.microsoft.com/office/drawing/2016/5/11/chartex" xmlns:cx6="http://schemas.microsoft.com/office/drawing/2016/5/12/chartex" xmlns:cx7="http://schemas.microsoft.com/office/drawing/2016/5/13/chartex" xmlns:cx8="http://schemas.microsoft.com/office/drawing/2016/5/14/chartex" xmlns:mc="http://schemas.openxmlformats.org/markup-compatibility/2006" xmlns:aink="http://schemas.microsoft.com/office/drawing/2016/ink" xmlns:am3d="http://schemas.microsoft.com/office/drawing/2017/model3d" xmlns:o="urn:schemas-microsoft-com:office:office" xmlns:oel="http://schemas.microsoft.com/office/2019/extlst" xmlns:r="http://schemas.openxmlformats.org/officeDocument/2006/relationships" xmlns:m="http://schemas.openxmlformats.org/officeDocument/2006/math" xmlns:v="urn:schemas-microsoft-com:vml" xmlns:wp14="http://schemas.microsoft.com/office/word/2010/wordprocessingDrawing" xmlns:wp="http://schemas.openxmlformats.org/drawingml/2006/wordprocessingDrawing" xmlns:w10="urn:schemas-microsoft-com:office:word" xmlns:w="http://schemas.openxmlformats.org/wordprocessingml/2006/main" xmlns:w14="http://schemas.microsoft.com/office/word/2010/wordml" xmlns:w15="http://schemas.microsoft.com/office/word/2012/wordml" xmlns:w16cex="http://schemas.microsoft.com/office/word/2018/wordml/cex" xmlns:w16cid="http://schemas.microsoft.com/office/word/2016/wordml/cid" xmlns:w16="http://schemas.microsoft.com/office/word/2018/wordml" xmlns:w16du="http://schemas.microsoft.com/office/word/2023/wordml/word16du" xmlns:w16sdtdh="http://schemas.microsoft.com/office/word/2020/wordml/sdtdatahash" xmlns:w16sdtfl="http://schemas.microsoft.com/office/word/2024/wordml/sdtformatlock" xmlns:w16se="http://schemas.microsoft.com/office/word/2015/wordml/symex" xmlns:wpg="http://schemas.microsoft.com/office/word/2010/wordprocessingGroup" xmlns:wpi="http://schemas.microsoft.com/office/word/2010/wordprocessingInk" xmlns:wne="http://schemas.microsoft.com/office/word/2006/wordml" xmlns:wps="http://schemas.microsoft.com/office/word/2010/wordprocessingShape" mc:Ignorable="w14 w15 w16se w16cid w16 w16cex w16sdtdh w16sdtfl w16du wp14">
+<w:footnotes xmlns:mc="http://schemas.openxmlformats.org/markup-compatibility/2006" xmlns:r="http://schemas.openxmlformats.org/officeDocument/2006/relationships" xmlns:w="http://schemas.openxmlformats.org/wordprocessingml/2006/main" xmlns:w14="http://schemas.microsoft.com/office/word/2010/wordml" xmlns:w15="http://schemas.microsoft.com/office/word/2012/wordml" xmlns:w16="http://schemas.microsoft.com/office/word/2018/wordml" xmlns:w16cex="http://schemas.microsoft.com/office/word/2018/wordml/cex" xmlns:w16cid="http://schemas.microsoft.com/office/word/2016/wordml/cid" xmlns:w16du="http://schemas.microsoft.com/office/word/2023/wordml/word16du" xmlns:w16sdtdh="http://schemas.microsoft.com/office/word/2020/wordml/sdtdatahash" xmlns:w16se="http://schemas.microsoft.com/office/word/2015/wordml/symex" xmlns:wp14="http://schemas.microsoft.com/office/word/2010/wordprocessingDrawing" mc:Ignorable="w14 w15 w16se w16cid w16 w16cex w16sdtdh w16du wp14">
   <w:footnote w:type="separator" w:id="-1">
     <w:p>
       <w:pPr>
@@ -9570,7 +9536,7 @@
           <w:sz w:val="16"/>
           <w:szCs w:val="16"/>
         </w:rPr>
-        <w:t>Memorandum</w:t>
+        <w:t xml:space="preserve">Memorandum</w:t>
       </w:r>
       <w:proofErr w:type="spellEnd"/>
       <w:r>
@@ -9588,7 +9554,7 @@
           <w:sz w:val="16"/>
           <w:szCs w:val="16"/>
         </w:rPr>
-        <w:t/>
+        <w:t xml:space="preserve"/>
       </w:r>
       <w:proofErr w:type="spellEnd"/>
       <w:r>
@@ -9597,7 +9563,7 @@
           <w:sz w:val="16"/>
           <w:szCs w:val="16"/>
         </w:rPr>
-        <w:t xml:space="preserve"> 002012-2015-PS2/INDECOPI del 29 de octubre de 2025, recibida el 28 de octubre de 2025.</w:t>
+        <w:t xml:space="preserve">002012-2015-PS2/INDECOPI de fecha 29 de octubre de 2025, recibida el 28 de octubre de 2025.</w:t>
       </w:r>
     </w:p>
   </w:footnote>
@@ -11612,6 +11578,161 @@
       </w:pPr>
     </w:p>
   </w:footnote>
+  <w:footnote w:id="16">
+    <w:p>
+      <w:pPr>
+        <w:pStyle w:val="Textonotapie"/>
+        <w:ind w:left="567" w:hanging="567"/>
+        <w:jc w:val="both"/>
+      </w:pPr>
+      <w:r>
+        <w:rPr>
+          <w:rStyle w:val="Refdenotaalpie"/>
+          <w:rFonts w:ascii="Arial Narrow" w:hAnsi="Arial Narrow" w:cs="Arial"/>
+          <w:sz w:val="16"/>
+          <w:szCs w:val="16"/>
+          <w:vertAlign w:val="superscript"/>
+        </w:rPr>
+        <w:footnoteRef/>
+      </w:r>
+      <w:r>
+        <w:rPr>
+          <w:rFonts w:ascii="Arial Narrow" w:hAnsi="Arial Narrow" w:cs="Arial"/>
+          <w:sz w:val="16"/>
+          <w:szCs w:val="16"/>
+        </w:rPr>
+        <w:tab/>
+      </w:r>
+      <w:r>
+        <w:rPr>
+          <w:rFonts w:ascii="Arial Narrow" w:hAnsi="Arial Narrow" w:cs="Arial"/>
+          <w:b/>
+          <w:bCs/>
+          <w:sz w:val="16"/>
+          <w:szCs w:val="16"/>
+        </w:rPr>
+        <w:t xml:space="preserve">DECRETO LEGISLATIVO 807, LEY SOBRE FACULTADES, NORMAS Y ORGANIZACIÓN DEL INDECOPI, publicado el 18 de abril de 1996</w:t>
+      </w:r>
+    </w:p>
+    <w:p>
+      <w:pPr>
+        <w:pStyle w:val="Textonotapie"/>
+        <w:ind w:left="567" w:hanging="567"/>
+        <w:jc w:val="both"/>
+      </w:pPr>
+      <w:r>
+        <w:rPr>
+          <w:rFonts w:ascii="Arial Narrow" w:hAnsi="Arial Narrow" w:cs="Arial"/>
+          <w:sz w:val="16"/>
+          <w:szCs w:val="16"/>
+        </w:rPr>
+        <w:tab/>
+      </w:r>
+      <w:r>
+        <w:rPr>
+          <w:rFonts w:ascii="Arial Narrow" w:hAnsi="Arial Narrow" w:cs="Arial"/>
+          <w:b/>
+          <w:bCs/>
+          <w:sz w:val="16"/>
+          <w:szCs w:val="16"/>
+        </w:rPr>
+        <w:t xml:space="preserve">Artículo 26.-</w:t>
+      </w:r>
+      <w:r>
+        <w:rPr>
+          <w:rFonts w:ascii="Arial Narrow" w:hAnsi="Arial Narrow" w:cs="Arial"/>
+          <w:sz w:val="16"/>
+          <w:szCs w:val="16"/>
+        </w:rPr>
+        <w:t xml:space="preserve"> Una vez admitida a trámite la denuncia, se correrá traslado de la misma al denunciado, a fin de que éste presente su descargo. El plazo para la presentación del descargo será de cinco (5) días contados desde la notificación, vencido el cual, el Secretario Técnico declarará en rebeldía al denunciado que no lo hubiera presentado.</w:t>
+      </w:r>
+    </w:p>
+  </w:footnote>
+  <w:footnote w:id="17">
+    <w:p>
+      <w:pPr>
+        <w:pStyle w:val="Textonotapie"/>
+        <w:ind w:left="567" w:hanging="567"/>
+        <w:jc w:val="both"/>
+      </w:pPr>
+      <w:r>
+        <w:rPr>
+          <w:rStyle w:val="Refdenotaalpie"/>
+          <w:rFonts w:ascii="Arial Narrow" w:hAnsi="Arial Narrow" w:cs="Arial"/>
+          <w:sz w:val="16"/>
+          <w:szCs w:val="16"/>
+          <w:vertAlign w:val="superscript"/>
+        </w:rPr>
+        <w:footnoteRef/>
+      </w:r>
+      <w:r>
+        <w:rPr>
+          <w:rFonts w:ascii="Arial Narrow" w:hAnsi="Arial Narrow" w:cs="Arial"/>
+          <w:sz w:val="16"/>
+          <w:szCs w:val="16"/>
+        </w:rPr>
+        <w:tab/>
+      </w:r>
+      <w:r>
+        <w:rPr>
+          <w:rFonts w:ascii="Arial Narrow" w:hAnsi="Arial Narrow" w:cs="Arial"/>
+          <w:b/>
+          <w:bCs/>
+          <w:sz w:val="16"/>
+          <w:szCs w:val="16"/>
+        </w:rPr>
+        <w:t xml:space="preserve">DECRETO SUPREMO 006-2026-JUS, TEXTO ÚNICO ORDENADO DE LA LEY 27444, LEY DEL PROCEDIMIENTO ADMINISTRATIVO GENERAL, publicado el 30 de abril de 2026</w:t>
+      </w:r>
+    </w:p>
+    <w:p>
+      <w:pPr>
+        <w:pStyle w:val="Textonotapie"/>
+        <w:ind w:left="567" w:hanging="567"/>
+        <w:jc w:val="both"/>
+      </w:pPr>
+      <w:r>
+        <w:rPr>
+          <w:rFonts w:ascii="Arial Narrow" w:hAnsi="Arial Narrow" w:cs="Arial"/>
+          <w:sz w:val="16"/>
+          <w:szCs w:val="16"/>
+        </w:rPr>
+        <w:tab/>
+      </w:r>
+      <w:r>
+        <w:rPr>
+          <w:rFonts w:ascii="Arial Narrow" w:hAnsi="Arial Narrow" w:cs="Arial"/>
+          <w:b/>
+          <w:bCs/>
+          <w:sz w:val="16"/>
+          <w:szCs w:val="16"/>
+        </w:rPr>
+        <w:t xml:space="preserve">Artículo 223.- Contestación de la reclamación</w:t>
+      </w:r>
+    </w:p>
+    <w:p>
+      <w:pPr>
+        <w:pStyle w:val="Textonotapie"/>
+        <w:ind w:left="567" w:hanging="567"/>
+        <w:jc w:val="both"/>
+      </w:pPr>
+      <w:r>
+        <w:rPr>
+          <w:rFonts w:ascii="Arial Narrow" w:hAnsi="Arial Narrow" w:cs="Arial"/>
+          <w:sz w:val="16"/>
+          <w:szCs w:val="16"/>
+        </w:rPr>
+        <w:tab/>
+      </w:r>
+      <w:r>
+        <w:rPr>
+          <w:rFonts w:ascii="Arial Narrow" w:hAnsi="Arial Narrow" w:cs="Arial"/>
+          <w:sz w:val="16"/>
+          <w:szCs w:val="16"/>
+        </w:rPr>
+        <w:t xml:space="preserve">223.1 El reclamado deberá presentar la contestación de la reclamación dentro de los quince (15) días posteriores a la notificación de ésta; vencido este plazo, la Administración declarará en rebeldía al reclamado que no la hubiera presentado. La contestación deberá contener los requisitos de los escritos previstos en el artículo 113 de la presente Ley, así como la absolución de todos los asuntos controvertidos de hecho y de derecho, Las alegaciones y los hechos relevantes de la reclamación, salvo que hayan sido específicamente negadas en la contestación, se tendrán por aceptadas o merituadas como ciertas.</w:t>
+      </w:r>
+    </w:p>
+  </w:footnote>
   <w:footnote w:id="11">
     <w:p>
       <w:pPr>
@@ -13254,7 +13375,7 @@
 </file>
 
 <file path=word/header1.xml><?xml version="1.0" encoding="utf-8"?>
-<w:hdr xmlns:wpc="http://schemas.microsoft.com/office/word/2010/wordprocessingCanvas" xmlns:cx="http://schemas.microsoft.com/office/drawing/2014/chartex" xmlns:cx1="http://schemas.microsoft.com/office/drawing/2015/9/8/chartex" xmlns:cx2="http://schemas.microsoft.com/office/drawing/2015/10/21/chartex" xmlns:cx3="http://schemas.microsoft.com/office/drawing/2016/5/9/chartex" xmlns:cx4="http://schemas.microsoft.com/office/drawing/2016/5/10/chartex" xmlns:cx5="http://schemas.microsoft.com/office/drawing/2016/5/11/chartex" xmlns:cx6="http://schemas.microsoft.com/office/drawing/2016/5/12/chartex" xmlns:cx7="http://schemas.microsoft.com/office/drawing/2016/5/13/chartex" xmlns:cx8="http://schemas.microsoft.com/office/drawing/2016/5/14/chartex" xmlns:mc="http://schemas.openxmlformats.org/markup-compatibility/2006" xmlns:aink="http://schemas.microsoft.com/office/drawing/2016/ink" xmlns:am3d="http://schemas.microsoft.com/office/drawing/2017/model3d" xmlns:o="urn:schemas-microsoft-com:office:office" xmlns:oel="http://schemas.microsoft.com/office/2019/extlst" xmlns:r="http://schemas.openxmlformats.org/officeDocument/2006/relationships" xmlns:m="http://schemas.openxmlformats.org/officeDocument/2006/math" xmlns:v="urn:schemas-microsoft-com:vml" xmlns:wp14="http://schemas.microsoft.com/office/word/2010/wordprocessingDrawing" xmlns:wp="http://schemas.openxmlformats.org/drawingml/2006/wordprocessingDrawing" xmlns:w10="urn:schemas-microsoft-com:office:word" xmlns:w="http://schemas.openxmlformats.org/wordprocessingml/2006/main" xmlns:w14="http://schemas.microsoft.com/office/word/2010/wordml" xmlns:w15="http://schemas.microsoft.com/office/word/2012/wordml" xmlns:w16cex="http://schemas.microsoft.com/office/word/2018/wordml/cex" xmlns:w16cid="http://schemas.microsoft.com/office/word/2016/wordml/cid" xmlns:w16="http://schemas.microsoft.com/office/word/2018/wordml" xmlns:w16du="http://schemas.microsoft.com/office/word/2023/wordml/word16du" xmlns:w16sdtdh="http://schemas.microsoft.com/office/word/2020/wordml/sdtdatahash" xmlns:w16sdtfl="http://schemas.microsoft.com/office/word/2024/wordml/sdtformatlock" xmlns:w16se="http://schemas.microsoft.com/office/word/2015/wordml/symex" xmlns:wpg="http://schemas.microsoft.com/office/word/2010/wordprocessingGroup" xmlns:wpi="http://schemas.microsoft.com/office/word/2010/wordprocessingInk" xmlns:wne="http://schemas.microsoft.com/office/word/2006/wordml" xmlns:wps="http://schemas.microsoft.com/office/word/2010/wordprocessingShape" mc:Ignorable="w14 w15 w16se w16cid w16 w16cex w16sdtdh w16sdtfl w16du wp14">
+<w:hdr xmlns:a="http://schemas.openxmlformats.org/drawingml/2006/main" xmlns:a14="http://schemas.microsoft.com/office/drawing/2010/main" xmlns:mc="http://schemas.openxmlformats.org/markup-compatibility/2006" xmlns:pic="http://schemas.openxmlformats.org/drawingml/2006/picture" xmlns:r="http://schemas.openxmlformats.org/officeDocument/2006/relationships" xmlns:w="http://schemas.openxmlformats.org/wordprocessingml/2006/main" xmlns:w14="http://schemas.microsoft.com/office/word/2010/wordml" xmlns:w15="http://schemas.microsoft.com/office/word/2012/wordml" xmlns:w16="http://schemas.microsoft.com/office/word/2018/wordml" xmlns:w16cex="http://schemas.microsoft.com/office/word/2018/wordml/cex" xmlns:w16cid="http://schemas.microsoft.com/office/word/2016/wordml/cid" xmlns:w16du="http://schemas.microsoft.com/office/word/2023/wordml/word16du" xmlns:w16sdtdh="http://schemas.microsoft.com/office/word/2020/wordml/sdtdatahash" xmlns:w16se="http://schemas.microsoft.com/office/word/2015/wordml/symex" xmlns:wp="http://schemas.openxmlformats.org/drawingml/2006/wordprocessingDrawing" xmlns:wp14="http://schemas.microsoft.com/office/word/2010/wordprocessingDrawing" mc:Ignorable="w14 w15 w16se w16cid w16 w16cex w16sdtdh w16du wp14">
   <w:tbl>
     <w:tblPr>
       <w:tblW w:w="8645" w:type="dxa"/>

--- a/plantillas_maestras/02_seguro_vida/materia_general_asegurativa/2_ddos_banco_y_aseguradora/mujer/TPL_2806_2025_SEGURO_VIDA_MATERIA_GENERAL_ASEGURATIVA_BANCO_MUJER_R1.docx
+++ b/plantillas_maestras/02_seguro_vida/materia_general_asegurativa/2_ddos_banco_y_aseguradora/mujer/TPL_2806_2025_SEGURO_VIDA_MATERIA_GENERAL_ASEGURATIVA_BANCO_MUJER_R1.docx
@@ -709,7 +709,33 @@
           <w:lang w:val="es-ES" w:eastAsia="es-ES"/>
           <w14:ligatures w14:val="none"/>
         </w:rPr>
-        <w:t xml:space="preserve">Mediante el escrito del 15 de octubre de 2025, la señora [APELLIDO] denunció al BCP y a Pacífico por presuntas infracciones a la Ley 29571, Código de Protección y Defensa del Consumidor (en adelante, Código), señalando lo siguiente:</w:t>
+        <w:t xml:space="preserve">Mediante el escrito del 15 de octubre de 2025, la señora [APELLIDO] denunció al BCP y a Pacífico por presuntas infracciones a la Ley 29571, Código de Protección y Defensa del Consumidor</w:t>
+      </w:r>
+      <w:r>
+        <w:rPr>
+          <w:rStyle w:val="Refdenotaalpie"/>
+          <w:rFonts w:ascii="Arial Narrow" w:eastAsia="Arial Narrow" w:hAnsi="Arial Narrow" w:cs="Arial Narrow"/>
+          <w:color w:val="000000"/>
+          <w:kern w:val="0"/>
+          <w:sz w:val="22"/>
+          <w:szCs w:val="22"/>
+          <w:vertAlign w:val="superscript"/>
+          <w:lang w:val="es-ES" w:eastAsia="es-ES"/>
+          <w14:ligatures w14:val="none"/>
+        </w:rPr>
+        <w:footnoteReference w:id="1"/>
+      </w:r>
+      <w:r>
+        <w:rPr>
+          <w:rFonts w:ascii="Arial Narrow" w:eastAsia="Arial Narrow" w:hAnsi="Arial Narrow" w:cs="Arial Narrow"/>
+          <w:color w:val="000000"/>
+          <w:kern w:val="0"/>
+          <w:sz w:val="22"/>
+          <w:szCs w:val="22"/>
+          <w:lang w:val="es-ES" w:eastAsia="es-ES"/>
+          <w14:ligatures w14:val="none"/>
+        </w:rPr>
+        <w:t xml:space="preserve"> (en adelante, Código), señalando lo siguiente:</w:t>
       </w:r>
       <w:r>
         <w:rPr>
@@ -795,7 +821,7 @@
           <w14:ligatures w14:val="none"/>
           <w:vertAlign w:val="superscript"/>
         </w:rPr>
-        <w:footnoteReference w:id="1"/>
+        <w:footnoteReference w:id="2"/>
       </w:r>
       <w:r>
         <w:rPr>
@@ -888,20 +914,6 @@
           <w14:ligatures w14:val="none"/>
         </w:rPr>
         <w:t/>
-      </w:r>
-      <w:r>
-        <w:rPr>
-          <w:rStyle w:val="Refdenotaalpie"/>
-          <w:rFonts w:ascii="Arial Narrow" w:eastAsia="Arial Narrow" w:hAnsi="Arial Narrow" w:cs="Arial Narrow"/>
-          <w:color w:val="000000"/>
-          <w:kern w:val="0"/>
-          <w:sz w:val="22"/>
-          <w:szCs w:val="22"/>
-          <w:vertAlign w:val="superscript"/>
-          <w:lang w:val="es-ES" w:eastAsia="es-ES"/>
-          <w14:ligatures w14:val="none"/>
-        </w:rPr>
-        <w:footnoteReference w:id="2"/>
       </w:r>
       <w:r>
         <w:rPr>
@@ -2486,7 +2498,31 @@
           <w:sz w:val="22"/>
           <w:szCs w:val="22"/>
         </w:rPr>
-        <w:t xml:space="preserve">La Secretaría Técnica, en ejercicio de sus facultades, considera que el hecho denunciado, consistente en que </w:t>
+        <w:t xml:space="preserve">La Secretaría Técnica, en ejercicio de sus facultades</w:t>
+      </w:r>
+      <w:r>
+        <w:rPr>
+          <w:rStyle w:val="Refdenotaalpie"/>
+          <w:rFonts w:ascii="Arial Narrow" w:eastAsia="Arial Narrow" w:hAnsi="Arial Narrow" w:cs="Arial Narrow"/>
+          <w:color w:val="000000"/>
+          <w:kern w:val="0"/>
+          <w:sz w:val="22"/>
+          <w:szCs w:val="22"/>
+          <w:lang w:val="es-ES" w:eastAsia="es-ES"/>
+          <w14:ligatures w14:val="none"/>
+          <w:vertAlign w:val="superscript"/>
+        </w:rPr>
+        <w:footnoteReference w:id="3"/>
+      </w:r>
+      <w:r>
+        <w:rPr>
+          <w:rFonts w:ascii="Arial Narrow" w:eastAsia="Arial Narrow" w:hAnsi="Arial Narrow" w:cs="Arial Narrow"/>
+          <w:kern w:val="0"/>
+          <w14:ligatures w14:val="none"/>
+          <w:sz w:val="22"/>
+          <w:szCs w:val="22"/>
+        </w:rPr>
+        <w:t xml:space="preserve">, considera que el hecho denunciado, consistente en que </w:t>
       </w:r>
       <w:r>
         <w:rPr>
@@ -2520,7 +2556,7 @@
           <w:szCs w:val="22"/>
           <w:vertAlign w:val="superscript"/>
         </w:rPr>
-        <w:footnoteReference w:id="3"/>
+        <w:footnoteReference w:id="4"/>
       </w:r>
       <w:r>
         <w:rPr>
@@ -3570,7 +3606,7 @@
           <w:szCs w:val="22"/>
           <w:vertAlign w:val="superscript"/>
         </w:rPr>
-        <w:footnoteReference w:id="4"/>
+        <w:footnoteReference w:id="5"/>
       </w:r>
       <w:r>
         <w:rPr>
@@ -5098,7 +5134,7 @@
           <w:szCs w:val="22"/>
           <w:vertAlign w:val="superscript"/>
         </w:rPr>
-        <w:footnoteReference w:id="5"/>
+        <w:footnoteReference w:id="6"/>
       </w:r>
       <w:r>
         <w:rPr>
@@ -5164,7 +5200,7 @@
           <w:vertAlign w:val="superscript"/>
           <w14:ligatures w14:val="none"/>
         </w:rPr>
-        <w:footnoteReference w:id="6"/>
+        <w:footnoteReference w:id="7"/>
       </w:r>
       <w:r>
         <w:rPr>
@@ -5293,7 +5329,7 @@
           <w14:ligatures w14:val="none"/>
           <w:vertAlign w:val="superscript"/>
         </w:rPr>
-        <w:footnoteReference w:id="7"/>
+        <w:footnoteReference w:id="8"/>
       </w:r>
       <w:r>
         <w:rPr>
@@ -5306,20 +5342,6 @@
           <w14:ligatures w14:val="none"/>
         </w:rPr>
         <w:t xml:space="preserve"> que la ley le confiere</w:t>
-      </w:r>
-      <w:r>
-        <w:rPr>
-          <w:rStyle w:val="Refdenotaalpie"/>
-          <w:rFonts w:ascii="Arial Narrow" w:eastAsia="Arial Narrow" w:hAnsi="Arial Narrow" w:cs="Arial Narrow"/>
-          <w:color w:val="000000"/>
-          <w:kern w:val="0"/>
-          <w:sz w:val="22"/>
-          <w:szCs w:val="22"/>
-          <w:lang w:val="es-ES" w:eastAsia="es-ES"/>
-          <w14:ligatures w14:val="none"/>
-          <w:vertAlign w:val="superscript"/>
-        </w:rPr>
-        <w:footnoteReference w:id="8"/>
       </w:r>
       <w:r>
         <w:rPr>
@@ -5471,7 +5493,6 @@
           <w:kern w:val="0"/>
           <w:sz w:val="22"/>
           <w:szCs w:val="22"/>
-          <w:u w:val="single"/>
           <w:lang w:val="es-ES" w:eastAsia="es-ES"/>
           <w14:ligatures w14:val="none"/>
         </w:rPr>
@@ -5540,7 +5561,6 @@
           <w:kern w:val="0"/>
           <w:sz w:val="22"/>
           <w:szCs w:val="22"/>
-          <w:u w:val="single"/>
           <w:lang w:val="es-ES" w:eastAsia="es-ES"/>
           <w14:ligatures w14:val="none"/>
         </w:rPr>
@@ -5675,23 +5695,6 @@
           <w:sz w:val="22"/>
           <w:szCs w:val="22"/>
           <w:u w:val="single"/>
-          <w:lang w:val="es-ES" w:eastAsia="es-ES"/>
-          <w14:ligatures w14:val="none"/>
-        </w:rPr>
-      </w:pPr>
-    </w:p>
-    <w:p>
-      <w:pPr>
-        <w:pStyle w:val="Prrafodelista"/>
-        <w:spacing w:after="0" w:line="240" w:lineRule="auto"/>
-        <w:ind w:left="567"/>
-        <w:jc w:val="both"/>
-        <w:rPr>
-          <w:rFonts w:ascii="Arial Narrow" w:eastAsia="Arial Narrow" w:hAnsi="Arial Narrow" w:cs="Arial Narrow"/>
-          <w:color w:val="000000"/>
-          <w:kern w:val="0"/>
-          <w:sz w:val="22"/>
-          <w:szCs w:val="22"/>
           <w:lang w:val="es-ES" w:eastAsia="es-ES"/>
           <w14:ligatures w14:val="none"/>
         </w:rPr>
@@ -5774,7 +5777,19 @@
           <w:lang w:eastAsia="es-PE"/>
           <w14:ligatures w14:val="none"/>
         </w:rPr>
-        <w:t xml:space="preserve">PRIMERO: admitir a trámite la denuncia del 15 de octubre de 2025 interpuesta por la señora [APELLIDO] Méndez en contra Banco de Crédito del Perú S.A. y Pacífico Compañía de Seguros Y Reaseguros S.A. por lo siguiente:</w:t>
+        <w:t xml:space="preserve">PRIMERO:</w:t>
+      </w:r>
+      <w:r>
+        <w:rPr>
+          <w:rFonts w:ascii="Arial Narrow" w:eastAsia="Arial Narrow" w:hAnsi="Arial Narrow" w:cs="Arial Narrow"/>
+          <w:color w:val="000000"/>
+          <w:kern w:val="0"/>
+          <w:sz w:val="22"/>
+          <w:szCs w:val="22"/>
+          <w:lang w:eastAsia="es-PE"/>
+          <w14:ligatures w14:val="none"/>
+        </w:rPr>
+        <w:t xml:space="preserve"> admitir a trámite la denuncia del 15 de octubre de 2025 interpuesta por la señora [APELLIDO] Méndez en contra Banco de Crédito del Perú S.A. y Pacífico Compañía de Seguros Y Reaseguros S.A. por lo siguiente:</w:t>
       </w:r>
       <w:r>
         <w:rPr>
@@ -5881,7 +5896,6 @@
       <w:r>
         <w:rPr>
           <w:rFonts w:ascii="Arial Narrow" w:eastAsia="Arial Narrow" w:hAnsi="Arial Narrow" w:cs="Arial Narrow"/>
-          <w:bCs/>
           <w:color w:val="000000"/>
           <w:kern w:val="0"/>
           <w:sz w:val="22"/>
@@ -5894,7 +5908,6 @@
       <w:r>
         <w:rPr>
           <w:rFonts w:ascii="Arial Narrow" w:eastAsia="Arial Narrow" w:hAnsi="Arial Narrow" w:cs="Arial Narrow"/>
-          <w:b/>
           <w:color w:val="000000"/>
           <w:kern w:val="0"/>
           <w:sz w:val="22"/>
@@ -5917,7 +5930,6 @@
       <w:r>
         <w:rPr>
           <w:rFonts w:ascii="Arial Narrow" w:eastAsia="Arial Narrow" w:hAnsi="Arial Narrow" w:cs="Arial Narrow"/>
-          <w:bCs/>
           <w:sz w:val="22"/>
           <w:szCs w:val="22"/>
         </w:rPr>
@@ -8879,7 +8891,19 @@
           <w:lang w:eastAsia="es-PE"/>
           <w14:ligatures w14:val="none"/>
         </w:rPr>
-        <w:t xml:space="preserve">TERCERO: </w:t>
+        <w:t xml:space="preserve">TERCERO:</w:t>
+      </w:r>
+      <w:r>
+        <w:rPr>
+          <w:rFonts w:ascii="Arial Narrow" w:eastAsia="Arial Narrow" w:hAnsi="Arial Narrow" w:cs="Arial Narrow"/>
+          <w:color w:val="000000"/>
+          <w:kern w:val="0"/>
+          <w:sz w:val="22"/>
+          <w:szCs w:val="22"/>
+          <w:lang w:eastAsia="es-PE"/>
+          <w14:ligatures w14:val="none"/>
+        </w:rPr>
+        <w:t xml:space="preserve"> </w:t>
       </w:r>
       <w:r>
         <w:rPr>
@@ -8933,7 +8957,6 @@
       <w:r>
         <w:rPr>
           <w:rFonts w:ascii="Arial Narrow" w:eastAsia="Arial Narrow" w:hAnsi="Arial Narrow" w:cs="Arial Narrow"/>
-          <w:bCs/>
           <w:color w:val="000000"/>
           <w:kern w:val="0"/>
           <w:sz w:val="22"/>
@@ -8946,7 +8969,6 @@
       <w:r>
         <w:rPr>
           <w:rFonts w:ascii="Arial Narrow" w:eastAsia="Arial Narrow" w:hAnsi="Arial Narrow" w:cs="Arial Narrow"/>
-          <w:b/>
           <w:color w:val="000000"/>
           <w:kern w:val="0"/>
           <w:sz w:val="22"/>
@@ -9369,7 +9391,15 @@
           <w:sz w:val="22"/>
           <w:szCs w:val="22"/>
         </w:rPr>
-        <w:t xml:space="preserve">CUARTO: </w:t>
+        <w:t xml:space="preserve">CUARTO:</w:t>
+      </w:r>
+      <w:r>
+        <w:rPr>
+          <w:rFonts w:ascii="Arial Narrow" w:eastAsia="Arial Narrow" w:hAnsi="Arial Narrow" w:cs="Arial Narrow"/>
+          <w:sz w:val="22"/>
+          <w:szCs w:val="22"/>
+        </w:rPr>
+        <w:t xml:space="preserve"> </w:t>
       </w:r>
       <w:r>
         <w:rPr>
@@ -9391,7 +9421,7 @@
           <w14:ligatures w14:val="none"/>
           <w:vertAlign w:val="superscript"/>
         </w:rPr>
-        <w:footnoteReference w:id="16"/>
+        <w:footnoteReference w:id="11"/>
       </w:r>
       <w:r>
         <w:rPr>
@@ -9413,7 +9443,7 @@
           <w14:ligatures w14:val="none"/>
           <w:vertAlign w:val="superscript"/>
         </w:rPr>
-        <w:footnoteReference w:id="17"/>
+        <w:footnoteReference w:id="12"/>
       </w:r>
       <w:r>
         <w:rPr>
@@ -9464,7 +9494,19 @@
           <w:lang w:eastAsia="es-PE"/>
           <w14:ligatures w14:val="none"/>
         </w:rPr>
-        <w:t xml:space="preserve">QUINTO: </w:t>
+        <w:t xml:space="preserve">QUINTO:</w:t>
+      </w:r>
+      <w:r>
+        <w:rPr>
+          <w:rFonts w:ascii="Arial Narrow" w:eastAsia="Arial Narrow" w:hAnsi="Arial Narrow" w:cs="Arial Narrow"/>
+          <w:color w:val="000000"/>
+          <w:kern w:val="0"/>
+          <w:sz w:val="22"/>
+          <w:szCs w:val="22"/>
+          <w:lang w:eastAsia="es-PE"/>
+          <w14:ligatures w14:val="none"/>
+        </w:rPr>
+        <w:t xml:space="preserve"> </w:t>
       </w:r>
       <w:bookmarkStart w:id="6" w:name="_Hlk188286813"/>
       <w:r>
@@ -9635,7 +9677,6 @@
           <w:kern w:val="0"/>
           <w:sz w:val="22"/>
           <w:szCs w:val="22"/>
-          <w:u w:val="single"/>
           <w:lang w:val="es-ES" w:eastAsia="es-ES"/>
           <w14:ligatures w14:val="none"/>
         </w:rPr>
@@ -9684,7 +9725,6 @@
           <w:kern w:val="0"/>
           <w:sz w:val="22"/>
           <w:szCs w:val="22"/>
-          <w:u w:val="single"/>
           <w:lang w:val="es-ES" w:eastAsia="es-ES"/>
           <w14:ligatures w14:val="none"/>
         </w:rPr>
@@ -9923,7 +9963,7 @@
           <w:lang w:eastAsia="es-PE"/>
           <w14:ligatures w14:val="none"/>
         </w:rPr>
-        <w:footnoteReference w:id="11"/>
+        <w:footnoteReference w:id="13"/>
       </w:r>
       <w:r>
         <w:rPr>
@@ -10034,7 +10074,7 @@
           <w:lang w:eastAsia="es-PE"/>
           <w14:ligatures w14:val="none"/>
         </w:rPr>
-        <w:footnoteReference w:id="12"/>
+        <w:footnoteReference w:id="14"/>
       </w:r>
       <w:r>
         <w:rPr>
@@ -10110,7 +10150,7 @@
           <w:lang w:eastAsia="es-PE"/>
           <w14:ligatures w14:val="none"/>
         </w:rPr>
-        <w:footnoteReference w:id="13"/>
+        <w:footnoteReference w:id="15"/>
       </w:r>
       <w:r>
         <w:rPr>
@@ -10327,7 +10367,7 @@
           <w:vertAlign w:val="superscript"/>
           <w14:ligatures w14:val="none"/>
         </w:rPr>
-        <w:footnoteReference w:id="14"/>
+        <w:footnoteReference w:id="16"/>
       </w:r>
       <w:r>
         <w:rPr>
@@ -10345,29 +10385,504 @@
           <w:kern w:val="0"/>
           <w:sz w:val="22"/>
           <w:szCs w:val="22"/>
+          <w14:ligatures w14:val="none"/>
+        </w:rPr>
+        <w:t>expresamente su facultad para asistir y conciliar en su representación</w:t>
+      </w:r>
+      <w:r>
+        <w:rPr>
+          <w:rFonts w:ascii="Arial Narrow" w:eastAsia="Arial Narrow" w:hAnsi="Arial Narrow" w:cs="Arial Narrow"/>
+          <w:kern w:val="0"/>
+          <w14:ligatures w14:val="none"/>
+          <w:sz w:val="22"/>
+          <w:szCs w:val="22"/>
+        </w:rPr>
+        <w:t>.</w:t>
+      </w:r>
+      <w:r>
+        <w:rPr>
+          <w:rFonts w:ascii="Arial Narrow" w:eastAsia="Arial Narrow" w:hAnsi="Arial Narrow" w:cs="Arial Narrow"/>
+          <w:kern w:val="0"/>
+          <w14:ligatures w14:val="none"/>
+          <w:sz w:val="22"/>
+          <w:szCs w:val="22"/>
+        </w:rPr>
+        <w:t xml:space="preserve"> </w:t>
+      </w:r>
+      <w:r>
+        <w:rPr>
+          <w:rFonts w:ascii="Arial Narrow" w:eastAsia="Arial Narrow" w:hAnsi="Arial Narrow" w:cs="Arial Narrow"/>
+          <w:kern w:val="0"/>
+          <w:sz w:val="22"/>
+          <w:szCs w:val="22"/>
+          <w14:ligatures w14:val="none"/>
+        </w:rPr>
+        <w:t xml:space="preserve">Ello bajo apercibimiento de no realizar la audiencia de conciliación y levantar el acta de inasistencia correspondiente. </w:t>
+      </w:r>
+    </w:p>
+    <w:p>
+      <w:pPr>
+        <w:suppressAutoHyphens/>
+        <w:spacing w:after="0" w:line="240" w:lineRule="auto"/>
+        <w:jc w:val="both"/>
+        <w:rPr>
+          <w:rFonts w:ascii="Arial Narrow" w:eastAsia="Arial Narrow" w:hAnsi="Arial Narrow" w:cs="Arial Narrow"/>
+          <w:kern w:val="0"/>
+          <w:sz w:val="22"/>
+          <w:szCs w:val="22"/>
           <w:u w:val="single"/>
           <w14:ligatures w14:val="none"/>
         </w:rPr>
-        <w:t>expresamente su facultad para asistir y conciliar en su representación</w:t>
-      </w:r>
-      <w:r>
-        <w:rPr>
-          <w:rFonts w:ascii="Arial Narrow" w:eastAsia="Arial Narrow" w:hAnsi="Arial Narrow" w:cs="Arial Narrow"/>
-          <w:bCs/>
-          <w:kern w:val="0"/>
-          <w14:ligatures w14:val="none"/>
-          <w:sz w:val="22"/>
-          <w:szCs w:val="22"/>
-        </w:rPr>
-        <w:t>.</w:t>
-      </w:r>
+      </w:pPr>
+    </w:p>
+    <w:p>
+      <w:pPr>
+        <w:suppressAutoHyphens/>
+        <w:spacing w:after="0" w:line="240" w:lineRule="auto"/>
+        <w:jc w:val="both"/>
+        <w:rPr>
+          <w:rFonts w:ascii="Arial Narrow" w:eastAsia="Arial Narrow" w:hAnsi="Arial Narrow" w:cs="Arial Narrow"/>
+          <w:color w:val="000000"/>
+          <w:kern w:val="0"/>
+          <w:sz w:val="22"/>
+          <w:szCs w:val="22"/>
+          <w:lang w:eastAsia="es-PE"/>
+          <w14:ligatures w14:val="none"/>
+        </w:rPr>
+      </w:pPr>
+      <w:r>
+        <w:rPr>
+          <w:rFonts w:ascii="Arial Narrow" w:eastAsia="Arial Narrow" w:hAnsi="Arial Narrow" w:cs="Arial Narrow"/>
+          <w:b/>
+          <w:color w:val="000000"/>
+          <w:kern w:val="0"/>
+          <w:sz w:val="22"/>
+          <w:szCs w:val="22"/>
+          <w:lang w:eastAsia="es-PE"/>
+          <w14:ligatures w14:val="none"/>
+        </w:rPr>
+        <w:t>NOVENO:</w:t>
+      </w:r>
+      <w:r>
+        <w:rPr>
+          <w:rFonts w:ascii="Arial Narrow" w:eastAsia="Arial Narrow" w:hAnsi="Arial Narrow" w:cs="Arial Narrow"/>
+          <w:color w:val="000000"/>
+          <w:kern w:val="0"/>
+          <w:sz w:val="22"/>
+          <w:szCs w:val="22"/>
+          <w:lang w:eastAsia="es-PE"/>
+          <w14:ligatures w14:val="none"/>
+        </w:rPr>
+        <w:t xml:space="preserve"> poner en conocimiento de las partes que, antes de la emisión de la Resolución Final, tienen la posibilidad de formular su desistimiento o presentar el acuerdo arribado mediante la conciliación, mediación, transacción o cualquier otro que, de forma indubitable, deje constancia que se ha solucionado la controversia materia de denuncia.</w:t>
+      </w:r>
+      <w:bookmarkStart w:id="8" w:name="h.gjdgxs" w:colFirst="0" w:colLast="0"/>
+      <w:bookmarkEnd w:id="8"/>
+    </w:p>
+    <w:p>
+      <w:pPr>
+        <w:suppressAutoHyphens/>
+        <w:spacing w:after="0" w:line="240" w:lineRule="auto"/>
+        <w:jc w:val="both"/>
+        <w:rPr>
+          <w:rFonts w:ascii="Arial Narrow" w:eastAsia="Arial Narrow" w:hAnsi="Arial Narrow" w:cs="Arial Narrow"/>
+          <w:color w:val="000000"/>
+          <w:kern w:val="0"/>
+          <w:sz w:val="22"/>
+          <w:szCs w:val="22"/>
+          <w:lang w:eastAsia="es-PE"/>
+          <w14:ligatures w14:val="none"/>
+        </w:rPr>
+      </w:pPr>
+    </w:p>
+    <w:p>
+      <w:pPr>
+        <w:suppressAutoHyphens/>
+        <w:spacing w:after="0" w:line="240" w:lineRule="auto"/>
+        <w:jc w:val="both"/>
+        <w:rPr>
+          <w:rFonts w:ascii="Arial Narrow" w:eastAsia="Arial Narrow" w:hAnsi="Arial Narrow" w:cs="Arial Narrow"/>
+          <w:sz w:val="22"/>
+          <w:szCs w:val="22"/>
+        </w:rPr>
+      </w:pPr>
+      <w:r>
+        <w:rPr>
+          <w:rFonts w:ascii="Arial Narrow" w:eastAsia="Arial Narrow" w:hAnsi="Arial Narrow" w:cs="Arial Narrow"/>
+          <w:b/>
+          <w:spacing w:val="-3"/>
+          <w:kern w:val="0"/>
+          <w14:ligatures w14:val="none"/>
+          <w:sz w:val="22"/>
+          <w:szCs w:val="22"/>
+        </w:rPr>
+        <w:t xml:space="preserve">DÉCIMO:</w:t>
+      </w:r>
+      <w:r>
+        <w:rPr>
+          <w:rFonts w:ascii="Arial Narrow" w:eastAsia="Arial Narrow" w:hAnsi="Arial Narrow" w:cs="Arial Narrow"/>
+          <w:spacing w:val="-3"/>
+          <w:kern w:val="0"/>
+          <w14:ligatures w14:val="none"/>
+          <w:sz w:val="22"/>
+          <w:szCs w:val="22"/>
+        </w:rPr>
+        <w:t xml:space="preserve"> </w:t>
+      </w:r>
+      <w:r>
+        <w:rPr>
+          <w:rFonts w:ascii="Arial Narrow" w:eastAsia="Arial Narrow" w:hAnsi="Arial Narrow" w:cs="Arial Narrow"/>
+          <w:spacing w:val="-3"/>
+          <w:kern w:val="0"/>
+          <w14:ligatures w14:val="none"/>
+          <w:sz w:val="22"/>
+          <w:szCs w:val="22"/>
+        </w:rPr>
+        <w:t xml:space="preserve">requerir a la señora [APELLIDO] Méndez y al Banco de Crédito del Perú S.A. para que, dentro del plazo de dos (2) días hábiles siguientes a la fecha en que reciban la notificación en sus bandejas de correo electrónico, efectúen la confirmación de recepción de la notificación remitida por este despacho a sus correos electrónicos, de conformidad con el segundo párrafo del numeral 4 del artículo 20 del Texto Único Ordenado de la Ley del Procedimiento Administrativo General, aprobado mediante Decreto Supremo 006-2026-JUS, bajo apercibimiento de rehacer el acto de notificación y notificarles conforme al numeral 1 del artículo 20 del citado cuerpo normativo.</w:t>
+      </w:r>
+      <w:r>
+        <w:rPr>
+          <w:rFonts w:ascii="Arial Narrow" w:eastAsia="Arial Narrow" w:hAnsi="Arial Narrow" w:cs="Arial Narrow"/>
+          <w:spacing w:val="-3"/>
+          <w:kern w:val="0"/>
+          <w14:ligatures w14:val="none"/>
+          <w:sz w:val="22"/>
+          <w:szCs w:val="22"/>
+        </w:rPr>
+        <w:t xml:space="preserve"/>
+      </w:r>
+      <w:r>
+        <w:rPr>
+          <w:rFonts w:ascii="Arial Narrow" w:eastAsia="Arial Narrow" w:hAnsi="Arial Narrow" w:cs="Arial Narrow"/>
+          <w:spacing w:val="-3"/>
+          <w:kern w:val="0"/>
+          <w14:ligatures w14:val="none"/>
+          <w:sz w:val="22"/>
+          <w:szCs w:val="22"/>
+        </w:rPr>
+        <w:t xml:space="preserve"/>
+      </w:r>
+      <w:r>
+        <w:rPr>
+          <w:rFonts w:ascii="Arial Narrow" w:eastAsia="Arial Narrow" w:hAnsi="Arial Narrow" w:cs="Arial Narrow"/>
+          <w:color w:val="000000"/>
+          <w:kern w:val="0"/>
+          <w:sz w:val="22"/>
+          <w:szCs w:val="22"/>
+          <w:shd w:val="clear" w:color="auto" w:fill="FFFFFF"/>
+          <w:lang w:eastAsia="es-PE"/>
+          <w14:ligatures w14:val="none"/>
+        </w:rPr>
+        <w:t/>
+      </w:r>
+      <w:r>
+        <w:rPr>
+          <w:rFonts w:ascii="Arial Narrow" w:eastAsia="Arial Narrow" w:hAnsi="Arial Narrow" w:cs="Arial Narrow"/>
+          <w:color w:val="000000"/>
+          <w:kern w:val="0"/>
+          <w:sz w:val="22"/>
+          <w:szCs w:val="22"/>
+          <w:lang w:eastAsia="es-PE"/>
+          <w14:ligatures w14:val="none"/>
+        </w:rPr>
+        <w:t/>
+      </w:r>
+      <w:r>
+        <w:rPr>
+          <w:rFonts w:ascii="Arial Narrow" w:eastAsia="Arial Narrow" w:hAnsi="Arial Narrow" w:cs="Arial Narrow"/>
+          <w:color w:val="000000"/>
+          <w:kern w:val="0"/>
+          <w:sz w:val="22"/>
+          <w:szCs w:val="22"/>
+          <w:shd w:val="clear" w:color="auto" w:fill="FFFFFF"/>
+          <w:lang w:eastAsia="es-PE"/>
+          <w14:ligatures w14:val="none"/>
+        </w:rPr>
+        <w:t xml:space="preserve"/>
+      </w:r>
+      <w:r>
+        <w:rPr>
+          <w:rFonts w:ascii="Arial Narrow" w:eastAsia="Arial Narrow" w:hAnsi="Arial Narrow" w:cs="Arial Narrow"/>
+          <w:color w:val="000000"/>
+          <w:kern w:val="0"/>
+          <w:sz w:val="22"/>
+          <w:szCs w:val="22"/>
+          <w:shd w:val="clear" w:color="auto" w:fill="FFFFFF"/>
+          <w:lang w:eastAsia="es-PE"/>
+          <w14:ligatures w14:val="none"/>
+        </w:rPr>
+        <w:t xml:space="preserve"/>
+      </w:r>
+      <w:r>
+        <w:rPr>
+          <w:rFonts w:ascii="Arial Narrow" w:eastAsia="Arial Narrow" w:hAnsi="Arial Narrow" w:cs="Arial Narrow"/>
+          <w:sz w:val="22"/>
+          <w:szCs w:val="22"/>
+        </w:rPr>
+        <w:t/>
+      </w:r>
+      <w:r>
+        <w:rPr>
+          <w:rFonts w:ascii="Arial Narrow" w:eastAsia="Arial Narrow" w:hAnsi="Arial Narrow" w:cs="Arial Narrow"/>
+          <w:spacing w:val="-3"/>
+          <w:kern w:val="0"/>
+          <w14:ligatures w14:val="none"/>
+          <w:sz w:val="22"/>
+          <w:szCs w:val="22"/>
+        </w:rPr>
+        <w:t xml:space="preserve"/>
+      </w:r>
+      <w:r>
+        <w:rPr>
+          <w:rFonts w:ascii="Arial Narrow" w:eastAsia="Arial Narrow" w:hAnsi="Arial Narrow" w:cs="Arial Narrow"/>
+          <w:color w:val="000000"/>
+          <w:sz w:val="22"/>
+          <w:szCs w:val="22"/>
+        </w:rPr>
+        <w:t/>
+      </w:r>
+      <w:r>
+        <w:rPr>
+          <w:rFonts w:ascii="Arial Narrow" w:eastAsia="Arial Narrow" w:hAnsi="Arial Narrow" w:cs="Arial Narrow"/>
+          <w:color w:val="000000"/>
+          <w:sz w:val="22"/>
+          <w:szCs w:val="22"/>
+        </w:rPr>
+        <w:t/>
+      </w:r>
+      <w:r>
+        <w:rPr>
+          <w:rFonts w:ascii="Arial Narrow" w:eastAsia="Arial Narrow" w:hAnsi="Arial Narrow" w:cs="Arial Narrow"/>
+          <w:color w:val="000000"/>
+          <w:sz w:val="22"/>
+          <w:szCs w:val="22"/>
+        </w:rPr>
+        <w:t xml:space="preserve"/>
+      </w:r>
+      <w:r>
+        <w:rPr>
+          <w:rFonts w:ascii="Arial Narrow" w:eastAsia="Arial Narrow" w:hAnsi="Arial Narrow" w:cs="Arial Narrow"/>
+          <w:color w:val="000000"/>
+          <w:sz w:val="22"/>
+          <w:szCs w:val="22"/>
+        </w:rPr>
+        <w:t/>
+      </w:r>
+      <w:r>
+        <w:rPr>
+          <w:rFonts w:ascii="Arial Narrow" w:eastAsia="Arial Narrow" w:hAnsi="Arial Narrow" w:cs="Arial Narrow"/>
+          <w:color w:val="000000"/>
+          <w:sz w:val="22"/>
+          <w:szCs w:val="22"/>
+        </w:rPr>
+        <w:t xml:space="preserve"/>
+      </w:r>
+      <w:r>
+        <w:rPr>
+          <w:rFonts w:ascii="Arial Narrow" w:eastAsia="Arial Narrow" w:hAnsi="Arial Narrow" w:cs="Arial Narrow"/>
+          <w:color w:val="000000"/>
+          <w:sz w:val="22"/>
+          <w:szCs w:val="22"/>
+        </w:rPr>
+        <w:t/>
+      </w:r>
+      <w:r>
+        <w:rPr>
+          <w:rFonts w:ascii="Arial Narrow" w:eastAsia="Arial Narrow" w:hAnsi="Arial Narrow" w:cs="Arial Narrow"/>
+          <w:color w:val="000000"/>
+          <w:sz w:val="22"/>
+          <w:szCs w:val="22"/>
+        </w:rPr>
+        <w:t xml:space="preserve"/>
+      </w:r>
+      <w:r>
+        <w:rPr>
+          <w:rFonts w:ascii="Arial Narrow" w:eastAsia="Arial Narrow" w:hAnsi="Arial Narrow" w:cs="Arial Narrow"/>
+          <w:color w:val="000000"/>
+          <w:sz w:val="22"/>
+          <w:szCs w:val="22"/>
+        </w:rPr>
+        <w:t/>
+      </w:r>
+      <w:r>
+        <w:rPr>
+          <w:rFonts w:ascii="Arial Narrow" w:eastAsia="Arial Narrow" w:hAnsi="Arial Narrow" w:cs="Arial Narrow"/>
+          <w:color w:val="000000"/>
+          <w:sz w:val="22"/>
+          <w:szCs w:val="22"/>
+        </w:rPr>
+        <w:t xml:space="preserve"/>
+      </w:r>
+      <w:r>
+        <w:rPr>
+          <w:rFonts w:ascii="Arial Narrow" w:eastAsia="Arial Narrow" w:hAnsi="Arial Narrow" w:cs="Arial Narrow"/>
+          <w:color w:val="000000"/>
+          <w:sz w:val="22"/>
+          <w:szCs w:val="22"/>
+        </w:rPr>
+        <w:t/>
+      </w:r>
+      <w:r>
+        <w:rPr>
+          <w:rFonts w:ascii="Arial Narrow" w:eastAsia="Arial Narrow" w:hAnsi="Arial Narrow" w:cs="Arial Narrow"/>
+          <w:color w:val="000000"/>
+          <w:sz w:val="22"/>
+          <w:szCs w:val="22"/>
+        </w:rPr>
+        <w:t xml:space="preserve"/>
+      </w:r>
+      <w:r>
+        <w:rPr>
+          <w:rFonts w:ascii="Arial Narrow" w:eastAsia="Arial Narrow" w:hAnsi="Arial Narrow" w:cs="Arial Narrow"/>
+          <w:color w:val="000000"/>
+          <w:sz w:val="22"/>
+          <w:szCs w:val="22"/>
+        </w:rPr>
+        <w:t/>
+      </w:r>
+      <w:r>
+        <w:rPr>
+          <w:rFonts w:ascii="Arial Narrow" w:eastAsia="Arial Narrow" w:hAnsi="Arial Narrow" w:cs="Arial Narrow"/>
+          <w:color w:val="000000"/>
+          <w:sz w:val="22"/>
+          <w:szCs w:val="22"/>
+        </w:rPr>
+        <w:t xml:space="preserve"/>
+      </w:r>
+      <w:r>
+        <w:rPr>
+          <w:rFonts w:ascii="Arial Narrow" w:eastAsia="Arial Narrow" w:hAnsi="Arial Narrow" w:cs="Arial Narrow"/>
+          <w:color w:val="000000"/>
+          <w:sz w:val="22"/>
+          <w:szCs w:val="22"/>
+        </w:rPr>
+        <w:t/>
+      </w:r>
+      <w:r>
+        <w:rPr>
+          <w:rFonts w:ascii="Arial Narrow" w:eastAsia="Arial Narrow" w:hAnsi="Arial Narrow" w:cs="Arial Narrow"/>
+          <w:color w:val="000000"/>
+          <w:sz w:val="22"/>
+          <w:szCs w:val="22"/>
+        </w:rPr>
+        <w:t/>
+      </w:r>
+      <w:r>
+        <w:rPr>
+          <w:rFonts w:ascii="Arial Narrow" w:eastAsia="Arial Narrow" w:hAnsi="Arial Narrow" w:cs="Arial Narrow"/>
+          <w:color w:val="000000"/>
+          <w:kern w:val="0"/>
+          <w:sz w:val="22"/>
+          <w:szCs w:val="22"/>
+          <w:lang w:eastAsia="es-PE"/>
+          <w14:ligatures w14:val="none"/>
+        </w:rPr>
+        <w:t/>
+      </w:r>
+      <w:r>
+        <w:rPr>
+          <w:rFonts w:ascii="Arial Narrow" w:eastAsia="Arial Narrow" w:hAnsi="Arial Narrow" w:cs="Arial Narrow"/>
+          <w:color w:val="000000"/>
+          <w:sz w:val="22"/>
+          <w:szCs w:val="22"/>
+        </w:rPr>
+        <w:t xml:space="preserve"/>
+      </w:r>
+      <w:proofErr w:type="spellStart"/>
+      <w:r>
+        <w:rPr>
+          <w:rFonts w:ascii="Arial Narrow" w:eastAsia="Arial Narrow" w:hAnsi="Arial Narrow" w:cs="Arial Narrow"/>
+          <w:color w:val="000000"/>
+          <w:sz w:val="22"/>
+          <w:szCs w:val="22"/>
+        </w:rPr>
+        <w:t/>
+      </w:r>
+      <w:proofErr w:type="spellEnd"/>
+      <w:r>
+        <w:rPr>
+          <w:rFonts w:ascii="Arial Narrow" w:eastAsia="Arial Narrow" w:hAnsi="Arial Narrow" w:cs="Arial Narrow"/>
+          <w:color w:val="000000"/>
+          <w:sz w:val="22"/>
+          <w:szCs w:val="22"/>
+        </w:rPr>
+        <w:t xml:space="preserve"/>
+      </w:r>
+      <w:r>
+        <w:rPr>
+          <w:rFonts w:ascii="Arial Narrow" w:eastAsia="Arial Narrow" w:hAnsi="Arial Narrow" w:cs="Arial Narrow"/>
+          <w:color w:val="000000"/>
+          <w:kern w:val="0"/>
+          <w:sz w:val="22"/>
+          <w:szCs w:val="22"/>
+          <w:lang w:eastAsia="es-PE"/>
+          <w14:ligatures w14:val="none"/>
+        </w:rPr>
+        <w:t/>
+      </w:r>
+      <w:r>
+        <w:rPr>
+          <w:rFonts w:ascii="Arial Narrow" w:eastAsia="Arial Narrow" w:hAnsi="Arial Narrow" w:cs="Arial Narrow"/>
+          <w:color w:val="000000"/>
+          <w:sz w:val="22"/>
+          <w:szCs w:val="22"/>
+        </w:rPr>
+        <w:t xml:space="preserve"/>
+      </w:r>
+      <w:r>
+        <w:rPr>
+          <w:rStyle w:val="Refdenotaalpie"/>
+          <w:rFonts w:ascii="Arial Narrow" w:eastAsia="Arial Narrow" w:hAnsi="Arial Narrow" w:cs="Arial Narrow"/>
+          <w:sz w:val="22"/>
+          <w:szCs w:val="22"/>
+          <w:vertAlign w:val="superscript"/>
+        </w:rPr>
+        <w:footnoteReference w:id="17"/>
+      </w:r>
+      <w:r>
+        <w:rPr>
+          <w:rFonts w:ascii="Arial Narrow" w:eastAsia="Arial Narrow" w:hAnsi="Arial Narrow" w:cs="Arial Narrow"/>
+          <w:sz w:val="22"/>
+          <w:szCs w:val="22"/>
+        </w:rPr>
+        <w:t/>
+      </w:r>
+    </w:p>
+    <w:p>
+      <w:pPr>
+        <w:suppressAutoHyphens/>
+        <w:spacing w:after="0" w:line="240" w:lineRule="auto"/>
+        <w:jc w:val="both"/>
+        <w:rPr>
+          <w:rFonts w:ascii="Arial Narrow" w:eastAsia="Arial Narrow" w:hAnsi="Arial Narrow" w:cs="Arial Narrow"/>
+          <w:sz w:val="22"/>
+          <w:szCs w:val="22"/>
+        </w:rPr>
+      </w:pPr>
+    </w:p>
+    <w:p>
+      <w:pPr>
+        <w:suppressAutoHyphens/>
+        <w:spacing w:line="240" w:lineRule="auto"/>
+        <w:jc w:val="both"/>
+        <w:rPr>
+          <w:rFonts w:ascii="Arial Narrow" w:eastAsia="Arial Narrow" w:hAnsi="Arial Narrow" w:cs="Arial Narrow"/>
+          <w:sz w:val="22"/>
+          <w:szCs w:val="22"/>
+        </w:rPr>
+      </w:pPr>
       <w:r>
         <w:rPr>
           <w:rFonts w:ascii="Arial Narrow" w:eastAsia="Arial Narrow" w:hAnsi="Arial Narrow" w:cs="Arial Narrow"/>
           <w:b/>
           <w:bCs/>
-          <w:kern w:val="0"/>
-          <w14:ligatures w14:val="none"/>
+          <w:sz w:val="22"/>
+          <w:szCs w:val="22"/>
+        </w:rPr>
+        <w:t>DÉCIMO PRIMERO:</w:t>
+      </w:r>
+      <w:r>
+        <w:rPr>
+          <w:rFonts w:ascii="Arial Narrow" w:eastAsia="Arial Narrow" w:hAnsi="Arial Narrow" w:cs="Arial Narrow"/>
           <w:sz w:val="22"/>
           <w:szCs w:val="22"/>
         </w:rPr>
@@ -10376,13 +10891,60 @@
       <w:r>
         <w:rPr>
           <w:rFonts w:ascii="Arial Narrow" w:eastAsia="Arial Narrow" w:hAnsi="Arial Narrow" w:cs="Arial Narrow"/>
-          <w:kern w:val="0"/>
-          <w:sz w:val="22"/>
-          <w:szCs w:val="22"/>
-          <w:u w:val="single"/>
-          <w14:ligatures w14:val="none"/>
-        </w:rPr>
-        <w:t xml:space="preserve">Ello bajo apercibimiento de no realizar la audiencia de conciliación y levantar el acta de inasistencia correspondiente. </w:t>
+          <w:color w:val="000000"/>
+          <w:sz w:val="22"/>
+          <w:szCs w:val="22"/>
+        </w:rPr>
+        <w:t xml:space="preserve">requerir a </w:t>
+      </w:r>
+      <w:r>
+        <w:rPr>
+          <w:rFonts w:ascii="Arial Narrow" w:eastAsia="Arial Narrow" w:hAnsi="Arial Narrow" w:cs="Arial Narrow"/>
+          <w:color w:val="000000"/>
+          <w:kern w:val="0"/>
+          <w:sz w:val="22"/>
+          <w:szCs w:val="22"/>
+          <w:lang w:eastAsia="es-PE"/>
+          <w14:ligatures w14:val="none"/>
+        </w:rPr>
+        <w:t>Pacífico Compañía de Seguros y Reaseguros S.A.</w:t>
+      </w:r>
+      <w:r>
+        <w:rPr>
+          <w:rFonts w:ascii="Arial Narrow" w:eastAsia="Arial Narrow" w:hAnsi="Arial Narrow" w:cs="Arial Narrow"/>
+          <w:color w:val="000000"/>
+          <w:kern w:val="0"/>
+          <w:sz w:val="22"/>
+          <w:szCs w:val="22"/>
+          <w:lang w:eastAsia="es-PE"/>
+          <w14:ligatures w14:val="none"/>
+        </w:rPr>
+        <w:t xml:space="preserve"> </w:t>
+      </w:r>
+      <w:r>
+        <w:rPr>
+          <w:rFonts w:ascii="Arial Narrow" w:eastAsia="Arial Narrow" w:hAnsi="Arial Narrow" w:cs="Arial Narrow"/>
+          <w:sz w:val="22"/>
+          <w:szCs w:val="22"/>
+          <w:shd w:val="clear" w:color="auto" w:fill="FFFFFF"/>
+        </w:rPr>
+        <w:t xml:space="preserve">para que </w:t>
+      </w:r>
+      <w:r>
+        <w:rPr>
+          <w:rFonts w:ascii="Arial Narrow" w:eastAsia="Arial Narrow" w:hAnsi="Arial Narrow" w:cs="Arial Narrow"/>
+          <w:sz w:val="22"/>
+          <w:szCs w:val="22"/>
+        </w:rPr>
+        <w:t>efectúen el acuse de recibo mediante la confirmación de recepción de la notificación remitida por este despacho a su Casilla Electrónica, dentro de los cinco (5) primeros días hábiles siguientes a la fecha en que reciben la notificación.</w:t>
+      </w:r>
+      <w:r>
+        <w:rPr>
+          <w:rFonts w:ascii="Arial Narrow" w:eastAsia="Arial Narrow" w:hAnsi="Arial Narrow" w:cs="Arial Narrow"/>
+          <w:sz w:val="22"/>
+          <w:szCs w:val="22"/>
+        </w:rPr>
+        <w:t xml:space="preserve"> </w:t>
       </w:r>
     </w:p>
     <w:p>
@@ -10392,11 +10954,8 @@
         <w:jc w:val="both"/>
         <w:rPr>
           <w:rFonts w:ascii="Arial Narrow" w:eastAsia="Arial Narrow" w:hAnsi="Arial Narrow" w:cs="Arial Narrow"/>
-          <w:kern w:val="0"/>
-          <w:sz w:val="22"/>
-          <w:szCs w:val="22"/>
-          <w:u w:val="single"/>
-          <w14:ligatures w14:val="none"/>
+          <w:sz w:val="22"/>
+          <w:szCs w:val="22"/>
         </w:rPr>
       </w:pPr>
     </w:p>
@@ -10407,15 +10966,27 @@
         <w:jc w:val="both"/>
         <w:rPr>
           <w:rFonts w:ascii="Arial Narrow" w:eastAsia="Arial Narrow" w:hAnsi="Arial Narrow" w:cs="Arial Narrow"/>
-          <w:color w:val="000000"/>
-          <w:kern w:val="0"/>
-          <w:sz w:val="22"/>
-          <w:szCs w:val="22"/>
-          <w:lang w:eastAsia="es-PE"/>
-          <w14:ligatures w14:val="none"/>
-        </w:rPr>
-      </w:pPr>
-      <w:r>
+          <w:sz w:val="22"/>
+          <w:szCs w:val="22"/>
+        </w:rPr>
+      </w:pPr>
+    </w:p>
+    <w:p>
+      <w:pPr>
+        <w:suppressAutoHyphens/>
+        <w:spacing w:after="0" w:line="240" w:lineRule="auto"/>
+        <w:jc w:val="both"/>
+        <w:rPr>
+          <w:rFonts w:ascii="Arial Narrow" w:eastAsia="Arial Narrow" w:hAnsi="Arial Narrow" w:cs="Arial Narrow"/>
+          <w:sz w:val="22"/>
+          <w:szCs w:val="22"/>
+        </w:rPr>
+      </w:pPr>
+    </w:p>
+    <w:p>
+      <w:pPr>
+        <w:spacing w:after="0" w:line="240" w:lineRule="auto"/>
+        <w:jc w:val="both"/>
         <w:rPr>
           <w:rFonts w:ascii="Arial Narrow" w:eastAsia="Arial Narrow" w:hAnsi="Arial Narrow" w:cs="Arial Narrow"/>
           <w:b/>
@@ -10426,532 +10997,37 @@
           <w:lang w:eastAsia="es-PE"/>
           <w14:ligatures w14:val="none"/>
         </w:rPr>
-        <w:t>NOVENO:</w:t>
-      </w:r>
-      <w:r>
-        <w:rPr>
-          <w:rFonts w:ascii="Arial Narrow" w:eastAsia="Arial Narrow" w:hAnsi="Arial Narrow" w:cs="Arial Narrow"/>
-          <w:color w:val="000000"/>
-          <w:kern w:val="0"/>
-          <w:sz w:val="22"/>
-          <w:szCs w:val="22"/>
-          <w:lang w:eastAsia="es-PE"/>
-          <w14:ligatures w14:val="none"/>
-        </w:rPr>
-        <w:t xml:space="preserve"> poner en conocimiento de las partes que, antes de la emisión de la Resolución Final, tienen la posibilidad de formular su desistimiento o presentar el acuerdo arribado mediante la conciliación, mediación, transacción o cualquier otro que, de forma indubitable, deje constancia que se ha solucionado la controversia materia de denuncia.</w:t>
-      </w:r>
-      <w:bookmarkStart w:id="8" w:name="h.gjdgxs" w:colFirst="0" w:colLast="0"/>
-      <w:bookmarkEnd w:id="8"/>
-    </w:p>
-    <w:p>
-      <w:pPr>
-        <w:suppressAutoHyphens/>
-        <w:spacing w:after="0" w:line="240" w:lineRule="auto"/>
-        <w:jc w:val="both"/>
-        <w:rPr>
-          <w:rFonts w:ascii="Arial Narrow" w:eastAsia="Arial Narrow" w:hAnsi="Arial Narrow" w:cs="Arial Narrow"/>
-          <w:color w:val="000000"/>
-          <w:kern w:val="0"/>
-          <w:sz w:val="22"/>
-          <w:szCs w:val="22"/>
-          <w:lang w:eastAsia="es-PE"/>
-          <w14:ligatures w14:val="none"/>
-        </w:rPr>
-      </w:pPr>
-    </w:p>
-    <w:p>
-      <w:pPr>
-        <w:suppressAutoHyphens/>
-        <w:spacing w:after="0" w:line="240" w:lineRule="auto"/>
-        <w:jc w:val="both"/>
-        <w:rPr>
-          <w:rFonts w:ascii="Arial Narrow" w:eastAsia="Arial Narrow" w:hAnsi="Arial Narrow" w:cs="Arial Narrow"/>
-          <w:sz w:val="22"/>
-          <w:szCs w:val="22"/>
-        </w:rPr>
-      </w:pPr>
-      <w:r>
-        <w:rPr>
-          <w:rFonts w:ascii="Arial Narrow" w:eastAsia="Arial Narrow" w:hAnsi="Arial Narrow" w:cs="Arial Narrow"/>
-          <w:b/>
-          <w:spacing w:val="-3"/>
-          <w:kern w:val="0"/>
-          <w14:ligatures w14:val="none"/>
-          <w:sz w:val="22"/>
-          <w:szCs w:val="22"/>
-        </w:rPr>
-        <w:t xml:space="preserve">DÉCIMO: </w:t>
-      </w:r>
-      <w:r>
-        <w:rPr>
-          <w:rFonts w:ascii="Arial Narrow" w:eastAsia="Arial Narrow" w:hAnsi="Arial Narrow" w:cs="Arial Narrow"/>
-          <w:spacing w:val="-3"/>
-          <w:kern w:val="0"/>
-          <w14:ligatures w14:val="none"/>
-          <w:sz w:val="22"/>
-          <w:szCs w:val="22"/>
-        </w:rPr>
-        <w:t xml:space="preserve">requerir a la señora [APELLIDO] Méndez y al Banco de Crédito del Perú S.A. para que, dentro del plazo de dos (2) días hábiles siguientes a la fecha en que reciban la notificación en sus bandejas de correo electrónico, efectúen la confirmación de recepción de la notificación remitida por este despacho a sus correos electrónicos, de conformidad con el segundo párrafo del numeral 4 del artículo 20 del Texto Único Ordenado de la Ley del Procedimiento Administrativo General, aprobado mediante Decreto Supremo 006-2026-JUS, bajo apercibimiento de rehacer el acto de notificación y notificarle conforme al numeral 1 del artículo 20 del citado cuerpo normativo.</w:t>
-      </w:r>
-      <w:r>
-        <w:rPr>
-          <w:rFonts w:ascii="Arial Narrow" w:eastAsia="Arial Narrow" w:hAnsi="Arial Narrow" w:cs="Arial Narrow"/>
-          <w:spacing w:val="-3"/>
-          <w:kern w:val="0"/>
-          <w14:ligatures w14:val="none"/>
-          <w:sz w:val="22"/>
-          <w:szCs w:val="22"/>
-        </w:rPr>
-        <w:t xml:space="preserve"/>
-      </w:r>
-      <w:r>
-        <w:rPr>
-          <w:rFonts w:ascii="Arial Narrow" w:eastAsia="Arial Narrow" w:hAnsi="Arial Narrow" w:cs="Arial Narrow"/>
-          <w:spacing w:val="-3"/>
-          <w:kern w:val="0"/>
-          <w14:ligatures w14:val="none"/>
-          <w:sz w:val="22"/>
-          <w:szCs w:val="22"/>
-        </w:rPr>
-        <w:t xml:space="preserve"/>
-      </w:r>
-      <w:r>
-        <w:rPr>
-          <w:rFonts w:ascii="Arial Narrow" w:eastAsia="Arial Narrow" w:hAnsi="Arial Narrow" w:cs="Arial Narrow"/>
-          <w:color w:val="000000"/>
-          <w:kern w:val="0"/>
-          <w:sz w:val="22"/>
-          <w:szCs w:val="22"/>
-          <w:shd w:val="clear" w:color="auto" w:fill="FFFFFF"/>
-          <w:lang w:eastAsia="es-PE"/>
-          <w14:ligatures w14:val="none"/>
-        </w:rPr>
-        <w:t/>
-      </w:r>
-      <w:r>
-        <w:rPr>
-          <w:rFonts w:ascii="Arial Narrow" w:eastAsia="Arial Narrow" w:hAnsi="Arial Narrow" w:cs="Arial Narrow"/>
-          <w:color w:val="000000"/>
-          <w:kern w:val="0"/>
-          <w:sz w:val="22"/>
-          <w:szCs w:val="22"/>
-          <w:lang w:eastAsia="es-PE"/>
-          <w14:ligatures w14:val="none"/>
-        </w:rPr>
-        <w:t/>
-      </w:r>
-      <w:r>
-        <w:rPr>
-          <w:rFonts w:ascii="Arial Narrow" w:eastAsia="Arial Narrow" w:hAnsi="Arial Narrow" w:cs="Arial Narrow"/>
-          <w:color w:val="000000"/>
-          <w:kern w:val="0"/>
-          <w:sz w:val="22"/>
-          <w:szCs w:val="22"/>
-          <w:shd w:val="clear" w:color="auto" w:fill="FFFFFF"/>
-          <w:lang w:eastAsia="es-PE"/>
-          <w14:ligatures w14:val="none"/>
-        </w:rPr>
-        <w:t xml:space="preserve"/>
-      </w:r>
-      <w:r>
-        <w:rPr>
-          <w:rFonts w:ascii="Arial Narrow" w:eastAsia="Arial Narrow" w:hAnsi="Arial Narrow" w:cs="Arial Narrow"/>
-          <w:color w:val="000000"/>
-          <w:kern w:val="0"/>
-          <w:sz w:val="22"/>
-          <w:szCs w:val="22"/>
-          <w:shd w:val="clear" w:color="auto" w:fill="FFFFFF"/>
-          <w:lang w:eastAsia="es-PE"/>
-          <w14:ligatures w14:val="none"/>
-        </w:rPr>
-        <w:t xml:space="preserve"/>
-      </w:r>
-      <w:r>
-        <w:rPr>
-          <w:rFonts w:ascii="Arial Narrow" w:eastAsia="Arial Narrow" w:hAnsi="Arial Narrow" w:cs="Arial Narrow"/>
-          <w:sz w:val="22"/>
-          <w:szCs w:val="22"/>
-        </w:rPr>
-        <w:t/>
-      </w:r>
-      <w:r>
-        <w:rPr>
-          <w:rFonts w:ascii="Arial Narrow" w:eastAsia="Arial Narrow" w:hAnsi="Arial Narrow" w:cs="Arial Narrow"/>
-          <w:spacing w:val="-3"/>
-          <w:kern w:val="0"/>
-          <w14:ligatures w14:val="none"/>
-          <w:sz w:val="22"/>
-          <w:szCs w:val="22"/>
-        </w:rPr>
-        <w:t xml:space="preserve"/>
-      </w:r>
-      <w:r>
-        <w:rPr>
-          <w:rFonts w:ascii="Arial Narrow" w:eastAsia="Arial Narrow" w:hAnsi="Arial Narrow" w:cs="Arial Narrow"/>
-          <w:color w:val="000000"/>
-          <w:sz w:val="22"/>
-          <w:szCs w:val="22"/>
-        </w:rPr>
-        <w:t/>
-      </w:r>
-      <w:r>
-        <w:rPr>
-          <w:rFonts w:ascii="Arial Narrow" w:eastAsia="Arial Narrow" w:hAnsi="Arial Narrow" w:cs="Arial Narrow"/>
-          <w:color w:val="000000"/>
-          <w:sz w:val="22"/>
-          <w:szCs w:val="22"/>
-        </w:rPr>
-        <w:t/>
-      </w:r>
-      <w:r>
-        <w:rPr>
-          <w:rFonts w:ascii="Arial Narrow" w:eastAsia="Arial Narrow" w:hAnsi="Arial Narrow" w:cs="Arial Narrow"/>
-          <w:color w:val="000000"/>
-          <w:sz w:val="22"/>
-          <w:szCs w:val="22"/>
-        </w:rPr>
-        <w:t xml:space="preserve"/>
-      </w:r>
-      <w:r>
-        <w:rPr>
-          <w:rFonts w:ascii="Arial Narrow" w:eastAsia="Arial Narrow" w:hAnsi="Arial Narrow" w:cs="Arial Narrow"/>
-          <w:color w:val="000000"/>
-          <w:sz w:val="22"/>
-          <w:szCs w:val="22"/>
-        </w:rPr>
-        <w:t/>
-      </w:r>
-      <w:r>
-        <w:rPr>
-          <w:rFonts w:ascii="Arial Narrow" w:eastAsia="Arial Narrow" w:hAnsi="Arial Narrow" w:cs="Arial Narrow"/>
-          <w:color w:val="000000"/>
-          <w:sz w:val="22"/>
-          <w:szCs w:val="22"/>
-        </w:rPr>
-        <w:t xml:space="preserve"/>
-      </w:r>
-      <w:r>
-        <w:rPr>
-          <w:rFonts w:ascii="Arial Narrow" w:eastAsia="Arial Narrow" w:hAnsi="Arial Narrow" w:cs="Arial Narrow"/>
-          <w:color w:val="000000"/>
-          <w:sz w:val="22"/>
-          <w:szCs w:val="22"/>
-        </w:rPr>
-        <w:t/>
-      </w:r>
-      <w:r>
-        <w:rPr>
-          <w:rFonts w:ascii="Arial Narrow" w:eastAsia="Arial Narrow" w:hAnsi="Arial Narrow" w:cs="Arial Narrow"/>
-          <w:color w:val="000000"/>
-          <w:sz w:val="22"/>
-          <w:szCs w:val="22"/>
-        </w:rPr>
-        <w:t xml:space="preserve"/>
-      </w:r>
-      <w:r>
-        <w:rPr>
-          <w:rFonts w:ascii="Arial Narrow" w:eastAsia="Arial Narrow" w:hAnsi="Arial Narrow" w:cs="Arial Narrow"/>
-          <w:color w:val="000000"/>
-          <w:sz w:val="22"/>
-          <w:szCs w:val="22"/>
-        </w:rPr>
-        <w:t/>
-      </w:r>
-      <w:r>
-        <w:rPr>
-          <w:rFonts w:ascii="Arial Narrow" w:eastAsia="Arial Narrow" w:hAnsi="Arial Narrow" w:cs="Arial Narrow"/>
-          <w:color w:val="000000"/>
-          <w:sz w:val="22"/>
-          <w:szCs w:val="22"/>
-        </w:rPr>
-        <w:t xml:space="preserve"/>
-      </w:r>
-      <w:r>
-        <w:rPr>
-          <w:rFonts w:ascii="Arial Narrow" w:eastAsia="Arial Narrow" w:hAnsi="Arial Narrow" w:cs="Arial Narrow"/>
-          <w:color w:val="000000"/>
-          <w:sz w:val="22"/>
-          <w:szCs w:val="22"/>
-        </w:rPr>
-        <w:t/>
-      </w:r>
-      <w:r>
-        <w:rPr>
-          <w:rFonts w:ascii="Arial Narrow" w:eastAsia="Arial Narrow" w:hAnsi="Arial Narrow" w:cs="Arial Narrow"/>
-          <w:color w:val="000000"/>
-          <w:sz w:val="22"/>
-          <w:szCs w:val="22"/>
-        </w:rPr>
-        <w:t xml:space="preserve"/>
-      </w:r>
-      <w:r>
-        <w:rPr>
-          <w:rFonts w:ascii="Arial Narrow" w:eastAsia="Arial Narrow" w:hAnsi="Arial Narrow" w:cs="Arial Narrow"/>
-          <w:color w:val="000000"/>
-          <w:sz w:val="22"/>
-          <w:szCs w:val="22"/>
-        </w:rPr>
-        <w:t/>
-      </w:r>
-      <w:r>
-        <w:rPr>
-          <w:rFonts w:ascii="Arial Narrow" w:eastAsia="Arial Narrow" w:hAnsi="Arial Narrow" w:cs="Arial Narrow"/>
-          <w:color w:val="000000"/>
-          <w:sz w:val="22"/>
-          <w:szCs w:val="22"/>
-        </w:rPr>
-        <w:t xml:space="preserve"/>
-      </w:r>
-      <w:r>
-        <w:rPr>
-          <w:rFonts w:ascii="Arial Narrow" w:eastAsia="Arial Narrow" w:hAnsi="Arial Narrow" w:cs="Arial Narrow"/>
-          <w:color w:val="000000"/>
-          <w:sz w:val="22"/>
-          <w:szCs w:val="22"/>
-        </w:rPr>
-        <w:t/>
-      </w:r>
-      <w:r>
-        <w:rPr>
-          <w:rFonts w:ascii="Arial Narrow" w:eastAsia="Arial Narrow" w:hAnsi="Arial Narrow" w:cs="Arial Narrow"/>
-          <w:color w:val="000000"/>
-          <w:sz w:val="22"/>
-          <w:szCs w:val="22"/>
-        </w:rPr>
-        <w:t/>
-      </w:r>
-      <w:r>
-        <w:rPr>
-          <w:rFonts w:ascii="Arial Narrow" w:eastAsia="Arial Narrow" w:hAnsi="Arial Narrow" w:cs="Arial Narrow"/>
-          <w:color w:val="000000"/>
-          <w:kern w:val="0"/>
-          <w:sz w:val="22"/>
-          <w:szCs w:val="22"/>
-          <w:lang w:eastAsia="es-PE"/>
-          <w14:ligatures w14:val="none"/>
-        </w:rPr>
-        <w:t/>
-      </w:r>
-      <w:r>
-        <w:rPr>
-          <w:rFonts w:ascii="Arial Narrow" w:eastAsia="Arial Narrow" w:hAnsi="Arial Narrow" w:cs="Arial Narrow"/>
-          <w:color w:val="000000"/>
-          <w:sz w:val="22"/>
-          <w:szCs w:val="22"/>
-        </w:rPr>
-        <w:t xml:space="preserve"/>
-      </w:r>
-      <w:proofErr w:type="spellStart"/>
-      <w:r>
-        <w:rPr>
-          <w:rFonts w:ascii="Arial Narrow" w:eastAsia="Arial Narrow" w:hAnsi="Arial Narrow" w:cs="Arial Narrow"/>
-          <w:color w:val="000000"/>
-          <w:sz w:val="22"/>
-          <w:szCs w:val="22"/>
-        </w:rPr>
-        <w:t/>
-      </w:r>
-      <w:proofErr w:type="spellEnd"/>
-      <w:r>
-        <w:rPr>
-          <w:rFonts w:ascii="Arial Narrow" w:eastAsia="Arial Narrow" w:hAnsi="Arial Narrow" w:cs="Arial Narrow"/>
-          <w:color w:val="000000"/>
-          <w:sz w:val="22"/>
-          <w:szCs w:val="22"/>
-        </w:rPr>
-        <w:t xml:space="preserve"/>
-      </w:r>
-      <w:r>
-        <w:rPr>
-          <w:rFonts w:ascii="Arial Narrow" w:eastAsia="Arial Narrow" w:hAnsi="Arial Narrow" w:cs="Arial Narrow"/>
-          <w:color w:val="000000"/>
-          <w:kern w:val="0"/>
-          <w:sz w:val="22"/>
-          <w:szCs w:val="22"/>
-          <w:lang w:eastAsia="es-PE"/>
-          <w14:ligatures w14:val="none"/>
-        </w:rPr>
-        <w:t/>
-      </w:r>
-      <w:r>
-        <w:rPr>
-          <w:rFonts w:ascii="Arial Narrow" w:eastAsia="Arial Narrow" w:hAnsi="Arial Narrow" w:cs="Arial Narrow"/>
-          <w:color w:val="000000"/>
-          <w:sz w:val="22"/>
-          <w:szCs w:val="22"/>
-        </w:rPr>
-        <w:t xml:space="preserve"/>
-      </w:r>
-      <w:r>
-        <w:rPr>
-          <w:rStyle w:val="Refdenotaalpie"/>
-          <w:rFonts w:ascii="Arial Narrow" w:eastAsia="Arial Narrow" w:hAnsi="Arial Narrow" w:cs="Arial Narrow"/>
-          <w:sz w:val="22"/>
-          <w:szCs w:val="22"/>
-          <w:vertAlign w:val="superscript"/>
-        </w:rPr>
-        <w:footnoteReference w:id="15"/>
-      </w:r>
-      <w:r>
-        <w:rPr>
-          <w:rFonts w:ascii="Arial Narrow" w:eastAsia="Arial Narrow" w:hAnsi="Arial Narrow" w:cs="Arial Narrow"/>
-          <w:sz w:val="22"/>
-          <w:szCs w:val="22"/>
-        </w:rPr>
-        <w:t/>
-      </w:r>
-    </w:p>
-    <w:p>
-      <w:pPr>
-        <w:suppressAutoHyphens/>
-        <w:spacing w:after="0" w:line="240" w:lineRule="auto"/>
-        <w:jc w:val="both"/>
-        <w:rPr>
-          <w:rFonts w:ascii="Arial Narrow" w:eastAsia="Arial Narrow" w:hAnsi="Arial Narrow" w:cs="Arial Narrow"/>
-          <w:sz w:val="22"/>
-          <w:szCs w:val="22"/>
-        </w:rPr>
-      </w:pPr>
-    </w:p>
-    <w:p>
-      <w:pPr>
-        <w:suppressAutoHyphens/>
-        <w:spacing w:line="240" w:lineRule="auto"/>
-        <w:jc w:val="both"/>
-        <w:rPr>
-          <w:rFonts w:ascii="Arial Narrow" w:eastAsia="Arial Narrow" w:hAnsi="Arial Narrow" w:cs="Arial Narrow"/>
-          <w:sz w:val="22"/>
-          <w:szCs w:val="22"/>
-        </w:rPr>
-      </w:pPr>
-      <w:r>
+      </w:pPr>
+    </w:p>
+    <w:p>
+      <w:pPr>
+        <w:shd w:val="clear" w:color="auto" w:fill="FFFFFF"/>
+        <w:spacing w:after="0" w:line="240" w:lineRule="auto"/>
+        <w:jc w:val="center"/>
         <w:rPr>
           <w:rFonts w:ascii="Arial Narrow" w:eastAsia="Arial Narrow" w:hAnsi="Arial Narrow" w:cs="Arial Narrow"/>
           <w:b/>
           <w:bCs/>
-          <w:sz w:val="22"/>
-          <w:szCs w:val="22"/>
-        </w:rPr>
-        <w:t>DÉCIMO PRIMERO:</w:t>
-      </w:r>
-      <w:r>
-        <w:rPr>
-          <w:rFonts w:ascii="Arial Narrow" w:eastAsia="Arial Narrow" w:hAnsi="Arial Narrow" w:cs="Arial Narrow"/>
-          <w:sz w:val="22"/>
-          <w:szCs w:val="22"/>
-        </w:rPr>
-        <w:t xml:space="preserve"> </w:t>
-      </w:r>
-      <w:r>
-        <w:rPr>
-          <w:rFonts w:ascii="Arial Narrow" w:eastAsia="Arial Narrow" w:hAnsi="Arial Narrow" w:cs="Arial Narrow"/>
-          <w:color w:val="000000"/>
-          <w:sz w:val="22"/>
-          <w:szCs w:val="22"/>
-        </w:rPr>
-        <w:t xml:space="preserve">requerir a </w:t>
-      </w:r>
-      <w:r>
-        <w:rPr>
-          <w:rFonts w:ascii="Arial Narrow" w:eastAsia="Arial Narrow" w:hAnsi="Arial Narrow" w:cs="Arial Narrow"/>
-          <w:color w:val="000000"/>
-          <w:kern w:val="0"/>
-          <w:sz w:val="22"/>
-          <w:szCs w:val="22"/>
-          <w:lang w:eastAsia="es-PE"/>
-          <w14:ligatures w14:val="none"/>
-        </w:rPr>
-        <w:t>Pacífico Compañía de Seguros y Reaseguros S.A.</w:t>
-      </w:r>
-      <w:r>
-        <w:rPr>
-          <w:rFonts w:ascii="Arial Narrow" w:eastAsia="Arial Narrow" w:hAnsi="Arial Narrow" w:cs="Arial Narrow"/>
-          <w:color w:val="000000"/>
-          <w:kern w:val="0"/>
-          <w:sz w:val="22"/>
-          <w:szCs w:val="22"/>
-          <w:lang w:eastAsia="es-PE"/>
-          <w14:ligatures w14:val="none"/>
-        </w:rPr>
-        <w:t xml:space="preserve"> </w:t>
-      </w:r>
-      <w:r>
-        <w:rPr>
-          <w:rFonts w:ascii="Arial Narrow" w:eastAsia="Arial Narrow" w:hAnsi="Arial Narrow" w:cs="Arial Narrow"/>
-          <w:sz w:val="22"/>
-          <w:szCs w:val="22"/>
-          <w:shd w:val="clear" w:color="auto" w:fill="FFFFFF"/>
-        </w:rPr>
-        <w:t xml:space="preserve">para que </w:t>
-      </w:r>
-      <w:r>
-        <w:rPr>
-          <w:rFonts w:ascii="Arial Narrow" w:eastAsia="Arial Narrow" w:hAnsi="Arial Narrow" w:cs="Arial Narrow"/>
-          <w:sz w:val="22"/>
-          <w:szCs w:val="22"/>
-        </w:rPr>
-        <w:t>efectúen el acuse de recibo mediante la confirmación de recepción de la notificación remitida por este despacho a su Casilla Electrónica, dentro de los cinco (5) primeros días hábiles siguientes a la fecha en que reciben la notificación.</w:t>
-      </w:r>
-      <w:r>
-        <w:rPr>
-          <w:rFonts w:ascii="Arial Narrow" w:eastAsia="Arial Narrow" w:hAnsi="Arial Narrow" w:cs="Arial Narrow"/>
-          <w:sz w:val="22"/>
-          <w:szCs w:val="22"/>
-        </w:rPr>
-        <w:t xml:space="preserve"> </w:t>
-      </w:r>
-    </w:p>
-    <w:p>
-      <w:pPr>
-        <w:suppressAutoHyphens/>
-        <w:spacing w:after="0" w:line="240" w:lineRule="auto"/>
-        <w:jc w:val="both"/>
-        <w:rPr>
-          <w:rFonts w:ascii="Arial Narrow" w:eastAsia="Arial Narrow" w:hAnsi="Arial Narrow" w:cs="Arial Narrow"/>
-          <w:sz w:val="22"/>
-          <w:szCs w:val="22"/>
-        </w:rPr>
-      </w:pPr>
-    </w:p>
-    <w:p>
-      <w:pPr>
-        <w:suppressAutoHyphens/>
-        <w:spacing w:after="0" w:line="240" w:lineRule="auto"/>
-        <w:jc w:val="both"/>
-        <w:rPr>
-          <w:rFonts w:ascii="Arial Narrow" w:eastAsia="Arial Narrow" w:hAnsi="Arial Narrow" w:cs="Arial Narrow"/>
-          <w:sz w:val="22"/>
-          <w:szCs w:val="22"/>
-        </w:rPr>
-      </w:pPr>
-    </w:p>
-    <w:p>
-      <w:pPr>
-        <w:suppressAutoHyphens/>
-        <w:spacing w:after="0" w:line="240" w:lineRule="auto"/>
-        <w:jc w:val="both"/>
-        <w:rPr>
-          <w:rFonts w:ascii="Arial Narrow" w:eastAsia="Arial Narrow" w:hAnsi="Arial Narrow" w:cs="Arial Narrow"/>
-          <w:sz w:val="22"/>
-          <w:szCs w:val="22"/>
-        </w:rPr>
-      </w:pPr>
-    </w:p>
-    <w:p>
-      <w:pPr>
-        <w:spacing w:after="0" w:line="240" w:lineRule="auto"/>
-        <w:jc w:val="both"/>
+          <w:color w:val="000000"/>
+          <w:kern w:val="0"/>
+          <w14:ligatures w14:val="none"/>
+          <w:sz w:val="22"/>
+          <w:szCs w:val="22"/>
+        </w:rPr>
+      </w:pPr>
+      <w:r>
         <w:rPr>
           <w:rFonts w:ascii="Arial Narrow" w:eastAsia="Arial Narrow" w:hAnsi="Arial Narrow" w:cs="Arial Narrow"/>
           <w:b/>
-          <w:color w:val="000000"/>
-          <w:kern w:val="0"/>
-          <w:sz w:val="22"/>
-          <w:szCs w:val="22"/>
-          <w:lang w:eastAsia="es-PE"/>
-          <w14:ligatures w14:val="none"/>
-        </w:rPr>
-      </w:pPr>
+          <w:bCs/>
+          <w:color w:val="000000"/>
+          <w:kern w:val="0"/>
+          <w14:ligatures w14:val="none"/>
+          <w:sz w:val="22"/>
+          <w:szCs w:val="22"/>
+        </w:rPr>
+        <w:t xml:space="preserve">Firmado digitalmente por</w:t>
+      </w:r>
     </w:p>
     <w:p>
       <w:pPr>
@@ -11250,12 +11326,89 @@
     <w:p>
       <w:pPr>
         <w:pStyle w:val="Textonotapie"/>
+        <w:tabs>
+          <w:tab w:val="left" w:pos="567"/>
+        </w:tabs>
         <w:ind w:left="567" w:hanging="567"/>
         <w:jc w:val="both"/>
         <w:rPr>
           <w:rFonts w:ascii="Arial Narrow" w:eastAsia="Arial Narrow" w:hAnsi="Arial Narrow" w:cs="Arial Narrow"/>
           <w:sz w:val="16"/>
           <w:szCs w:val="16"/>
+        </w:rPr>
+      </w:pPr>
+      <w:r>
+        <w:rPr>
+          <w:rStyle w:val="Refdenotaalpie"/>
+          <w:rFonts w:ascii="Arial Narrow" w:eastAsia="Arial Narrow" w:hAnsi="Arial Narrow" w:cs="Arial Narrow"/>
+          <w:sz w:val="16"/>
+          <w:szCs w:val="16"/>
+          <w:vertAlign w:val="superscript"/>
+        </w:rPr>
+        <w:footnoteRef/>
+      </w:r>
+      <w:r>
+        <w:rPr>
+          <w:rFonts w:ascii="Arial Narrow" w:eastAsia="Arial Narrow" w:hAnsi="Arial Narrow" w:cs="Arial Narrow"/>
+          <w:sz w:val="16"/>
+          <w:szCs w:val="16"/>
+        </w:rPr>
+        <w:tab/>
+        <w:t xml:space="preserve"/>
+      </w:r>
+      <w:r>
+        <w:rPr>
+          <w:rFonts w:ascii="Arial Narrow" w:eastAsia="Arial Narrow" w:hAnsi="Arial Narrow" w:cs="Arial Narrow"/>
+          <w:sz w:val="16"/>
+          <w:szCs w:val="16"/>
+        </w:rPr>
+        <w:tab/>
+        <w:t>Publicado</w:t>
+      </w:r>
+      <w:r>
+        <w:rPr>
+          <w:rFonts w:ascii="Arial Narrow" w:eastAsia="Arial Narrow" w:hAnsi="Arial Narrow" w:cs="Arial Narrow"/>
+          <w:b/>
+          <w:sz w:val="16"/>
+          <w:szCs w:val="16"/>
+        </w:rPr>
+        <w:t xml:space="preserve"> </w:t>
+      </w:r>
+      <w:r>
+        <w:rPr>
+          <w:rFonts w:ascii="Arial Narrow" w:eastAsia="Arial Narrow" w:hAnsi="Arial Narrow" w:cs="Arial Narrow"/>
+          <w:sz w:val="16"/>
+          <w:szCs w:val="16"/>
+        </w:rPr>
+        <w:t xml:space="preserve">el 2 de setiembre de 2010 en el Diario Oficial El Peruano, vigente desde el 2 de octubre de 2010 y modificado por Decreto Legislativo 1308.</w:t>
+      </w:r>
+    </w:p>
+    <w:p>
+      <w:pPr>
+        <w:pStyle w:val="Textonotapie"/>
+        <w:ind w:left="567" w:hanging="567"/>
+        <w:jc w:val="both"/>
+        <w:rPr>
+          <w:rFonts w:ascii="Arial Narrow" w:eastAsia="Arial Narrow" w:hAnsi="Arial Narrow" w:cs="Arial Narrow"/>
+          <w:sz w:val="16"/>
+          <w:szCs w:val="16"/>
+        </w:rPr>
+      </w:pPr>
+    </w:p>
+  </w:footnote>
+  <w:footnote w:id="2">
+    <w:p>
+      <w:pPr>
+        <w:pStyle w:val="Textonotapie"/>
+        <w:tabs>
+          <w:tab w:val="left" w:pos="567"/>
+        </w:tabs>
+        <w:ind w:left="567" w:hanging="567"/>
+        <w:jc w:val="both"/>
+        <w:rPr>
+          <w:rFonts w:ascii="Arial Narrow" w:eastAsia="Arial Narrow" w:hAnsi="Arial Narrow" w:cs="Arial Narrow"/>
+          <w:sz w:val="16"/>
+          <w:szCs w:val="16"/>
           <w:lang w:val="es-ES"/>
         </w:rPr>
       </w:pPr>
@@ -11275,7 +11428,8 @@
           <w:sz w:val="16"/>
           <w:szCs w:val="16"/>
         </w:rPr>
-        <w:t xml:space="preserve"> </w:t>
+        <w:tab/>
+        <w:t xml:space="preserve"/>
       </w:r>
       <w:r>
         <w:rPr>
@@ -11337,233 +11491,7 @@
       </w:pPr>
     </w:p>
   </w:footnote>
-  <w:footnote w:id="2">
-    <w:p>
-      <w:pPr>
-        <w:pStyle w:val="Textonotapie"/>
-        <w:ind w:left="567" w:hanging="567"/>
-        <w:jc w:val="both"/>
-        <w:rPr>
-          <w:rFonts w:ascii="Arial Narrow" w:eastAsia="Arial Narrow" w:hAnsi="Arial Narrow" w:cs="Arial Narrow"/>
-          <w:sz w:val="16"/>
-          <w:szCs w:val="16"/>
-        </w:rPr>
-      </w:pPr>
-      <w:r>
-        <w:rPr>
-          <w:rStyle w:val="Refdenotaalpie"/>
-          <w:rFonts w:ascii="Arial Narrow" w:eastAsia="Arial Narrow" w:hAnsi="Arial Narrow" w:cs="Arial Narrow"/>
-          <w:sz w:val="16"/>
-          <w:szCs w:val="16"/>
-          <w:vertAlign w:val="superscript"/>
-        </w:rPr>
-        <w:footnoteRef/>
-      </w:r>
-      <w:r>
-        <w:rPr>
-          <w:rFonts w:ascii="Arial Narrow" w:eastAsia="Arial Narrow" w:hAnsi="Arial Narrow" w:cs="Arial Narrow"/>
-          <w:sz w:val="16"/>
-          <w:szCs w:val="16"/>
-        </w:rPr>
-        <w:t xml:space="preserve"> </w:t>
-      </w:r>
-      <w:r>
-        <w:rPr>
-          <w:rFonts w:ascii="Arial Narrow" w:eastAsia="Arial Narrow" w:hAnsi="Arial Narrow" w:cs="Arial Narrow"/>
-          <w:sz w:val="16"/>
-          <w:szCs w:val="16"/>
-        </w:rPr>
-        <w:tab/>
-        <w:t>Publicado</w:t>
-      </w:r>
-      <w:r>
-        <w:rPr>
-          <w:rFonts w:ascii="Arial Narrow" w:eastAsia="Arial Narrow" w:hAnsi="Arial Narrow" w:cs="Arial Narrow"/>
-          <w:b/>
-          <w:sz w:val="16"/>
-          <w:szCs w:val="16"/>
-        </w:rPr>
-        <w:t xml:space="preserve"> </w:t>
-      </w:r>
-      <w:r>
-        <w:rPr>
-          <w:rFonts w:ascii="Arial Narrow" w:eastAsia="Arial Narrow" w:hAnsi="Arial Narrow" w:cs="Arial Narrow"/>
-          <w:sz w:val="16"/>
-          <w:szCs w:val="16"/>
-        </w:rPr>
-        <w:t xml:space="preserve">el 2 de setiembre de 2010 en el Diario Oficial El Peruano, vigente desde el 2 de octubre de 2010 y modificado por Decreto Legislativo 1308.</w:t>
-      </w:r>
-    </w:p>
-    <w:p>
-      <w:pPr>
-        <w:pStyle w:val="Textonotapie"/>
-        <w:ind w:left="567" w:hanging="567"/>
-        <w:jc w:val="both"/>
-        <w:rPr>
-          <w:rFonts w:ascii="Arial Narrow" w:eastAsia="Arial Narrow" w:hAnsi="Arial Narrow" w:cs="Arial Narrow"/>
-          <w:sz w:val="16"/>
-          <w:szCs w:val="16"/>
-        </w:rPr>
-      </w:pPr>
-    </w:p>
-  </w:footnote>
   <w:footnote w:id="3">
-    <w:p>
-      <w:pPr>
-        <w:pStyle w:val="Textonotapie"/>
-        <w:ind w:left="567" w:hanging="567"/>
-        <w:jc w:val="both"/>
-        <w:rPr>
-          <w:rFonts w:ascii="Arial Narrow" w:eastAsia="Arial Narrow" w:hAnsi="Arial Narrow" w:cs="Arial Narrow"/>
-          <w:b/>
-          <w:bCs/>
-          <w:sz w:val="16"/>
-          <w:szCs w:val="16"/>
-        </w:rPr>
-      </w:pPr>
-      <w:r>
-        <w:rPr>
-          <w:rStyle w:val="Refdenotaalpie"/>
-          <w:rFonts w:ascii="Arial Narrow" w:eastAsia="Arial Narrow" w:hAnsi="Arial Narrow" w:cs="Arial Narrow"/>
-          <w:sz w:val="16"/>
-          <w:szCs w:val="16"/>
-          <w:vertAlign w:val="superscript"/>
-        </w:rPr>
-        <w:footnoteRef/>
-      </w:r>
-      <w:r>
-        <w:rPr>
-          <w:rFonts w:ascii="Arial Narrow" w:eastAsia="Arial Narrow" w:hAnsi="Arial Narrow" w:cs="Arial Narrow"/>
-          <w:sz w:val="16"/>
-          <w:szCs w:val="16"/>
-        </w:rPr>
-        <w:tab/>
-      </w:r>
-      <w:r>
-        <w:rPr>
-          <w:rFonts w:ascii="Arial Narrow" w:eastAsia="Arial Narrow" w:hAnsi="Arial Narrow" w:cs="Arial Narrow"/>
-          <w:b/>
-          <w:bCs/>
-          <w:sz w:val="16"/>
-          <w:szCs w:val="16"/>
-        </w:rPr>
-        <w:t xml:space="preserve">LEY </w:t>
-      </w:r>
-      <w:proofErr w:type="spellStart"/>
-      <w:r>
-        <w:rPr>
-          <w:rFonts w:ascii="Arial Narrow" w:eastAsia="Arial Narrow" w:hAnsi="Arial Narrow" w:cs="Arial Narrow"/>
-          <w:b/>
-          <w:bCs/>
-          <w:sz w:val="16"/>
-          <w:szCs w:val="16"/>
-        </w:rPr>
-        <w:t/>
-      </w:r>
-      <w:proofErr w:type="spellEnd"/>
-      <w:r>
-        <w:rPr>
-          <w:rFonts w:ascii="Arial Narrow" w:eastAsia="Arial Narrow" w:hAnsi="Arial Narrow" w:cs="Arial Narrow"/>
-          <w:b/>
-          <w:bCs/>
-          <w:sz w:val="16"/>
-          <w:szCs w:val="16"/>
-        </w:rPr>
-        <w:t xml:space="preserve"> 29571, CÓDIGO DE PROTECCIÓN Y DEFENSA DEL CONSUMIDOR, publicado el 2 de setiembre de 2010 y modificado por Decreto Legislativo </w:t>
-      </w:r>
-      <w:proofErr w:type="spellStart"/>
-      <w:r>
-        <w:rPr>
-          <w:rFonts w:ascii="Arial Narrow" w:eastAsia="Arial Narrow" w:hAnsi="Arial Narrow" w:cs="Arial Narrow"/>
-          <w:b/>
-          <w:bCs/>
-          <w:sz w:val="16"/>
-          <w:szCs w:val="16"/>
-        </w:rPr>
-        <w:t/>
-      </w:r>
-      <w:proofErr w:type="spellEnd"/>
-      <w:r>
-        <w:rPr>
-          <w:rFonts w:ascii="Arial Narrow" w:eastAsia="Arial Narrow" w:hAnsi="Arial Narrow" w:cs="Arial Narrow"/>
-          <w:b/>
-          <w:bCs/>
-          <w:sz w:val="16"/>
-          <w:szCs w:val="16"/>
-        </w:rPr>
-        <w:t xml:space="preserve"> 1308 </w:t>
-      </w:r>
-    </w:p>
-    <w:p>
-      <w:pPr>
-        <w:pStyle w:val="Textonotapie"/>
-        <w:ind w:left="567" w:right="-1"/>
-        <w:jc w:val="both"/>
-        <w:rPr>
-          <w:rFonts w:ascii="Arial Narrow" w:eastAsia="Arial Narrow" w:hAnsi="Arial Narrow" w:cs="Arial Narrow"/>
-          <w:sz w:val="16"/>
-          <w:szCs w:val="16"/>
-        </w:rPr>
-      </w:pPr>
-      <w:r>
-        <w:rPr>
-          <w:rFonts w:ascii="Arial Narrow" w:eastAsia="Arial Narrow" w:hAnsi="Arial Narrow" w:cs="Arial Narrow"/>
-          <w:b/>
-          <w:bCs/>
-          <w:sz w:val="16"/>
-          <w:szCs w:val="16"/>
-        </w:rPr>
-        <w:t>Artículo 18.- Idoneidad</w:t>
-      </w:r>
-      <w:r>
-        <w:rPr>
-          <w:rFonts w:ascii="Arial Narrow" w:eastAsia="Arial Narrow" w:hAnsi="Arial Narrow" w:cs="Arial Narrow"/>
-          <w:sz w:val="16"/>
-          <w:szCs w:val="16"/>
-        </w:rPr>
-        <w:t xml:space="preserve"> </w:t>
-      </w:r>
-    </w:p>
-    <w:p>
-      <w:pPr>
-        <w:pStyle w:val="Textonotapie"/>
-        <w:ind w:left="567" w:right="-1"/>
-        <w:jc w:val="both"/>
-        <w:rPr>
-          <w:rFonts w:ascii="Arial Narrow" w:eastAsia="Arial Narrow" w:hAnsi="Arial Narrow" w:cs="Arial Narrow"/>
-          <w:sz w:val="16"/>
-          <w:szCs w:val="16"/>
-        </w:rPr>
-      </w:pPr>
-      <w:r>
-        <w:rPr>
-          <w:rFonts w:ascii="Arial Narrow" w:eastAsia="Arial Narrow" w:hAnsi="Arial Narrow" w:cs="Arial Narrow"/>
-          <w:sz w:val="16"/>
-          <w:szCs w:val="16"/>
-        </w:rPr>
-        <w:t xml:space="preserve">Se entiende por idoneidad la correspondencia entre lo que un consumidor espera y lo que efectivamente recibe, en función a lo que se le hubiera ofrecido, la publicidad e información transmitida, las condiciones y circunstancias de la transacción, las características y naturaleza del producto o servicio, el precio, entre otros factores, atendiendo a las circunstancias del caso. </w:t>
-      </w:r>
-    </w:p>
-    <w:p>
-      <w:pPr>
-        <w:pStyle w:val="Textonotapie"/>
-        <w:ind w:left="567" w:right="-1"/>
-        <w:jc w:val="both"/>
-        <w:rPr>
-          <w:rFonts w:ascii="Arial Narrow" w:eastAsia="Arial Narrow" w:hAnsi="Arial Narrow" w:cs="Arial Narrow"/>
-          <w:sz w:val="16"/>
-          <w:szCs w:val="16"/>
-        </w:rPr>
-      </w:pPr>
-      <w:r>
-        <w:rPr>
-          <w:rFonts w:ascii="Arial Narrow" w:eastAsia="Arial Narrow" w:hAnsi="Arial Narrow" w:cs="Arial Narrow"/>
-          <w:sz w:val="16"/>
-          <w:szCs w:val="16"/>
-        </w:rPr>
-        <w:t xml:space="preserve">La idoneidad es evaluada en función a la propia naturaleza del producto o servicio y a su aptitud para satisfacer la finalidad para la cual ha sido puesto en el mercado. Las autorizaciones por parte de los organismos del Estado para la fabricación de un producto o la prestación de un servicio, en los casos que sea necesario, no eximen de responsabilidad al proveedor frente al consumidor. </w:t>
-      </w:r>
-    </w:p>
     <w:p>
       <w:pPr>
         <w:pStyle w:val="Textonotapie"/>
@@ -11574,10 +11502,627 @@
         <w:jc w:val="both"/>
         <w:rPr>
           <w:rFonts w:ascii="Arial Narrow" w:eastAsia="Arial Narrow" w:hAnsi="Arial Narrow" w:cs="Arial Narrow"/>
-          <w:sz w:val="16"/>
-          <w:szCs w:val="16"/>
-        </w:rPr>
-      </w:pPr>
+          <w:b/>
+          <w:bCs/>
+          <w:sz w:val="16"/>
+          <w:szCs w:val="16"/>
+        </w:rPr>
+      </w:pPr>
+      <w:r>
+        <w:rPr>
+          <w:rStyle w:val="Refdenotaalpie"/>
+          <w:rFonts w:ascii="Arial Narrow" w:eastAsia="Arial Narrow" w:hAnsi="Arial Narrow" w:cs="Arial Narrow"/>
+          <w:sz w:val="16"/>
+          <w:szCs w:val="16"/>
+          <w:vertAlign w:val="superscript"/>
+        </w:rPr>
+        <w:footnoteRef/>
+      </w:r>
+      <w:r>
+        <w:rPr>
+          <w:rFonts w:ascii="Arial Narrow" w:eastAsia="Arial Narrow" w:hAnsi="Arial Narrow" w:cs="Arial Narrow"/>
+          <w:sz w:val="16"/>
+          <w:szCs w:val="16"/>
+        </w:rPr>
+        <w:tab/>
+        <w:t xml:space="preserve"/>
+      </w:r>
+      <w:bookmarkStart w:id="4" w:name="_Hlk215242936"/>
+      <w:bookmarkStart w:id="5" w:name="_Hlk215244420"/>
+      <w:r>
+        <w:rPr>
+          <w:rFonts w:ascii="Arial Narrow" w:eastAsia="Arial Narrow" w:hAnsi="Arial Narrow" w:cs="Arial Narrow"/>
+          <w:sz w:val="16"/>
+          <w:szCs w:val="16"/>
+        </w:rPr>
+        <w:tab/>
+      </w:r>
+      <w:r>
+        <w:rPr>
+          <w:rFonts w:ascii="Arial Narrow" w:eastAsia="Arial Narrow" w:hAnsi="Arial Narrow" w:cs="Arial Narrow"/>
+          <w:b/>
+          <w:bCs/>
+          <w:sz w:val="16"/>
+          <w:szCs w:val="16"/>
+        </w:rPr>
+        <w:t xml:space="preserve">LEY </w:t>
+      </w:r>
+      <w:proofErr w:type="spellStart"/>
+      <w:r>
+        <w:rPr>
+          <w:rFonts w:ascii="Arial Narrow" w:eastAsia="Arial Narrow" w:hAnsi="Arial Narrow" w:cs="Arial Narrow"/>
+          <w:b/>
+          <w:bCs/>
+          <w:sz w:val="16"/>
+          <w:szCs w:val="16"/>
+        </w:rPr>
+        <w:t/>
+      </w:r>
+      <w:proofErr w:type="spellEnd"/>
+      <w:r>
+        <w:rPr>
+          <w:rFonts w:ascii="Arial Narrow" w:eastAsia="Arial Narrow" w:hAnsi="Arial Narrow" w:cs="Arial Narrow"/>
+          <w:b/>
+          <w:bCs/>
+          <w:sz w:val="16"/>
+          <w:szCs w:val="16"/>
+        </w:rPr>
+        <w:t xml:space="preserve">29571, CÓDIGO DE PROTECCIÓN Y DEFENSA DEL CONSUMIDOR, publicado el 2 de setiembre de 2010 y modificado por Decreto Legislativo </w:t>
+      </w:r>
+      <w:proofErr w:type="spellStart"/>
+      <w:r>
+        <w:rPr>
+          <w:rFonts w:ascii="Arial Narrow" w:eastAsia="Arial Narrow" w:hAnsi="Arial Narrow" w:cs="Arial Narrow"/>
+          <w:b/>
+          <w:bCs/>
+          <w:sz w:val="16"/>
+          <w:szCs w:val="16"/>
+        </w:rPr>
+        <w:t/>
+      </w:r>
+      <w:proofErr w:type="spellEnd"/>
+      <w:r>
+        <w:rPr>
+          <w:rFonts w:ascii="Arial Narrow" w:eastAsia="Arial Narrow" w:hAnsi="Arial Narrow" w:cs="Arial Narrow"/>
+          <w:b/>
+          <w:bCs/>
+          <w:sz w:val="16"/>
+          <w:szCs w:val="16"/>
+        </w:rPr>
+        <w:t xml:space="preserve">1308 </w:t>
+      </w:r>
+    </w:p>
+    <w:p>
+      <w:pPr>
+        <w:pStyle w:val="Textonotapie"/>
+        <w:ind w:left="567" w:right="-1"/>
+        <w:jc w:val="both"/>
+        <w:rPr>
+          <w:rFonts w:ascii="Arial Narrow" w:eastAsia="Arial Narrow" w:hAnsi="Arial Narrow" w:cs="Arial Narrow"/>
+          <w:sz w:val="16"/>
+          <w:szCs w:val="16"/>
+        </w:rPr>
+      </w:pPr>
+      <w:r>
+        <w:rPr>
+          <w:rFonts w:ascii="Arial Narrow" w:eastAsia="Arial Narrow" w:hAnsi="Arial Narrow" w:cs="Arial Narrow"/>
+          <w:b/>
+          <w:bCs/>
+          <w:sz w:val="16"/>
+          <w:szCs w:val="16"/>
+        </w:rPr>
+        <w:t>Artículo 105.- Autoridad competente.</w:t>
+      </w:r>
+      <w:r>
+        <w:rPr>
+          <w:rFonts w:ascii="Arial Narrow" w:eastAsia="Arial Narrow" w:hAnsi="Arial Narrow" w:cs="Arial Narrow"/>
+          <w:sz w:val="16"/>
+          <w:szCs w:val="16"/>
+        </w:rPr>
+        <w:t xml:space="preserve"> </w:t>
+      </w:r>
+    </w:p>
+    <w:p>
+      <w:pPr>
+        <w:pStyle w:val="Textonotapie"/>
+        <w:ind w:left="567" w:right="-1"/>
+        <w:jc w:val="both"/>
+        <w:rPr>
+          <w:rFonts w:ascii="Arial Narrow" w:eastAsia="Arial Narrow" w:hAnsi="Arial Narrow" w:cs="Arial Narrow"/>
+          <w:sz w:val="16"/>
+          <w:szCs w:val="16"/>
+        </w:rPr>
+      </w:pPr>
+      <w:r>
+        <w:rPr>
+          <w:rFonts w:ascii="Arial Narrow" w:eastAsia="Arial Narrow" w:hAnsi="Arial Narrow" w:cs="Arial Narrow"/>
+          <w:sz w:val="16"/>
+          <w:szCs w:val="16"/>
+        </w:rPr>
+        <w:t xml:space="preserve">El Instituto Nacional de Defensa de la Competencia y de la Protección de la Propiedad Intelectual (Indecopi) es la autoridad con competencia primaria y de alcance nacional para conocer las presuntas infracciones a las disposiciones contenidas en el presente Código, así como para imponer las sanciones y medidas correctivas establecidas en el presente capítulo, conforme al Decreto Legislativo </w:t>
+      </w:r>
+      <w:proofErr w:type="spellStart"/>
+      <w:r>
+        <w:rPr>
+          <w:rFonts w:ascii="Arial Narrow" w:eastAsia="Arial Narrow" w:hAnsi="Arial Narrow" w:cs="Arial Narrow"/>
+          <w:sz w:val="16"/>
+          <w:szCs w:val="16"/>
+        </w:rPr>
+        <w:t/>
+      </w:r>
+      <w:proofErr w:type="spellEnd"/>
+      <w:r>
+        <w:rPr>
+          <w:rFonts w:ascii="Arial Narrow" w:eastAsia="Arial Narrow" w:hAnsi="Arial Narrow" w:cs="Arial Narrow"/>
+          <w:sz w:val="16"/>
+          <w:szCs w:val="16"/>
+        </w:rPr>
+        <w:t xml:space="preserve">1033, Ley de Organización y Funciones del Indecopi. Dicha competencia solo puede ser negada cuando ella haya sido asignada o se asigne a favor de otro organismo por norma expresa con rango de ley. </w:t>
+      </w:r>
+    </w:p>
+    <w:p>
+      <w:pPr>
+        <w:pStyle w:val="Textonotapie"/>
+        <w:ind w:left="567" w:right="-1"/>
+        <w:jc w:val="both"/>
+        <w:rPr>
+          <w:rFonts w:ascii="Arial Narrow" w:eastAsia="Arial Narrow" w:hAnsi="Arial Narrow" w:cs="Arial Narrow"/>
+          <w:sz w:val="16"/>
+          <w:szCs w:val="16"/>
+        </w:rPr>
+      </w:pPr>
+      <w:r>
+        <w:rPr>
+          <w:rFonts w:ascii="Arial Narrow" w:eastAsia="Arial Narrow" w:hAnsi="Arial Narrow" w:cs="Arial Narrow"/>
+          <w:sz w:val="16"/>
+          <w:szCs w:val="16"/>
+        </w:rPr>
+        <w:t xml:space="preserve">(…). </w:t>
+      </w:r>
+    </w:p>
+    <w:p>
+      <w:pPr>
+        <w:pStyle w:val="Textonotapie"/>
+        <w:ind w:left="567" w:right="-1"/>
+        <w:jc w:val="both"/>
+        <w:rPr>
+          <w:rFonts w:ascii="Arial Narrow" w:eastAsia="Arial Narrow" w:hAnsi="Arial Narrow" w:cs="Arial Narrow"/>
+          <w:b/>
+          <w:bCs/>
+          <w:sz w:val="16"/>
+          <w:szCs w:val="16"/>
+        </w:rPr>
+      </w:pPr>
+      <w:r>
+        <w:rPr>
+          <w:rFonts w:ascii="Arial Narrow" w:eastAsia="Arial Narrow" w:hAnsi="Arial Narrow" w:cs="Arial Narrow"/>
+          <w:b/>
+          <w:bCs/>
+          <w:sz w:val="16"/>
+          <w:szCs w:val="16"/>
+        </w:rPr>
+        <w:t xml:space="preserve">LEY DE ORGANIZACIÓN Y FUNCIONES DEL INDECOPI, APROBADA POR DECRETO LEGISLATIVO </w:t>
+      </w:r>
+      <w:proofErr w:type="spellStart"/>
+      <w:r>
+        <w:rPr>
+          <w:rFonts w:ascii="Arial Narrow" w:eastAsia="Arial Narrow" w:hAnsi="Arial Narrow" w:cs="Arial Narrow"/>
+          <w:b/>
+          <w:bCs/>
+          <w:sz w:val="16"/>
+          <w:szCs w:val="16"/>
+        </w:rPr>
+        <w:t/>
+      </w:r>
+      <w:proofErr w:type="spellEnd"/>
+      <w:r>
+        <w:rPr>
+          <w:rFonts w:ascii="Arial Narrow" w:eastAsia="Arial Narrow" w:hAnsi="Arial Narrow" w:cs="Arial Narrow"/>
+          <w:b/>
+          <w:bCs/>
+          <w:sz w:val="16"/>
+          <w:szCs w:val="16"/>
+        </w:rPr>
+        <w:t xml:space="preserve">1033 </w:t>
+      </w:r>
+    </w:p>
+    <w:p>
+      <w:pPr>
+        <w:pStyle w:val="Textonotapie"/>
+        <w:ind w:left="567" w:right="-1"/>
+        <w:jc w:val="both"/>
+        <w:rPr>
+          <w:rFonts w:ascii="Arial Narrow" w:eastAsia="Arial Narrow" w:hAnsi="Arial Narrow" w:cs="Arial Narrow"/>
+          <w:sz w:val="16"/>
+          <w:szCs w:val="16"/>
+        </w:rPr>
+      </w:pPr>
+      <w:r>
+        <w:rPr>
+          <w:rFonts w:ascii="Arial Narrow" w:eastAsia="Arial Narrow" w:hAnsi="Arial Narrow" w:cs="Arial Narrow"/>
+          <w:b/>
+          <w:bCs/>
+          <w:sz w:val="16"/>
+          <w:szCs w:val="16"/>
+        </w:rPr>
+        <w:t>Artículo 27.-</w:t>
+      </w:r>
+      <w:r>
+        <w:rPr>
+          <w:rFonts w:ascii="Arial Narrow" w:eastAsia="Arial Narrow" w:hAnsi="Arial Narrow" w:cs="Arial Narrow"/>
+          <w:sz w:val="16"/>
+          <w:szCs w:val="16"/>
+        </w:rPr>
+        <w:t xml:space="preserve"> De la Comisión de Protección al </w:t>
+      </w:r>
+      <w:proofErr w:type="gramStart"/>
+      <w:r>
+        <w:rPr>
+          <w:rFonts w:ascii="Arial Narrow" w:eastAsia="Arial Narrow" w:hAnsi="Arial Narrow" w:cs="Arial Narrow"/>
+          <w:sz w:val="16"/>
+          <w:szCs w:val="16"/>
+        </w:rPr>
+        <w:t>Consumidor.-</w:t>
+      </w:r>
+      <w:proofErr w:type="gramEnd"/>
+      <w:r>
+        <w:rPr>
+          <w:rFonts w:ascii="Arial Narrow" w:eastAsia="Arial Narrow" w:hAnsi="Arial Narrow" w:cs="Arial Narrow"/>
+          <w:sz w:val="16"/>
+          <w:szCs w:val="16"/>
+        </w:rPr>
+        <w:t xml:space="preserve"> </w:t>
+      </w:r>
+    </w:p>
+    <w:p>
+      <w:pPr>
+        <w:pStyle w:val="Textonotapie"/>
+        <w:ind w:left="567" w:right="-1"/>
+        <w:jc w:val="both"/>
+        <w:rPr>
+          <w:rFonts w:ascii="Arial Narrow" w:eastAsia="Arial Narrow" w:hAnsi="Arial Narrow" w:cs="Arial Narrow"/>
+          <w:sz w:val="16"/>
+          <w:szCs w:val="16"/>
+        </w:rPr>
+      </w:pPr>
+      <w:r>
+        <w:rPr>
+          <w:rFonts w:ascii="Arial Narrow" w:eastAsia="Arial Narrow" w:hAnsi="Arial Narrow" w:cs="Arial Narrow"/>
+          <w:sz w:val="16"/>
+          <w:szCs w:val="16"/>
+        </w:rPr>
+        <w:t xml:space="preserve">Corresponde a la Comisión de Protección al Consumidor velar por el cumplimiento de la Ley de Protección al Consumidor y de las leyes que, en general, protegen a los consumidores de la falta de idoneidad de los bienes y servicios en función de la información brindada, de las omisiones de información y de la discriminación en el consumo, así como de aquellas que complementen o sustituyan a las anteriores. </w:t>
+      </w:r>
+    </w:p>
+    <w:p>
+      <w:pPr>
+        <w:pStyle w:val="Textonotapie"/>
+        <w:ind w:left="567" w:right="-1"/>
+        <w:jc w:val="both"/>
+        <w:rPr>
+          <w:rFonts w:ascii="Arial Narrow" w:eastAsia="Arial Narrow" w:hAnsi="Arial Narrow" w:cs="Arial Narrow"/>
+          <w:b/>
+          <w:bCs/>
+          <w:sz w:val="16"/>
+          <w:szCs w:val="16"/>
+        </w:rPr>
+      </w:pPr>
+      <w:r>
+        <w:rPr>
+          <w:rFonts w:ascii="Arial Narrow" w:eastAsia="Arial Narrow" w:hAnsi="Arial Narrow" w:cs="Arial Narrow"/>
+          <w:b/>
+          <w:bCs/>
+          <w:sz w:val="16"/>
+          <w:szCs w:val="16"/>
+        </w:rPr>
+        <w:t xml:space="preserve">LEY SOBRE FACULTADES, NORMAS Y ORGANIZACIÓN DEL INDECOPI, APROBADA POR DECRETO LEGISLATIVO </w:t>
+      </w:r>
+      <w:proofErr w:type="spellStart"/>
+      <w:r>
+        <w:rPr>
+          <w:rFonts w:ascii="Arial Narrow" w:eastAsia="Arial Narrow" w:hAnsi="Arial Narrow" w:cs="Arial Narrow"/>
+          <w:b/>
+          <w:bCs/>
+          <w:sz w:val="16"/>
+          <w:szCs w:val="16"/>
+        </w:rPr>
+        <w:t/>
+      </w:r>
+      <w:proofErr w:type="spellEnd"/>
+      <w:r>
+        <w:rPr>
+          <w:rFonts w:ascii="Arial Narrow" w:eastAsia="Arial Narrow" w:hAnsi="Arial Narrow" w:cs="Arial Narrow"/>
+          <w:b/>
+          <w:bCs/>
+          <w:sz w:val="16"/>
+          <w:szCs w:val="16"/>
+        </w:rPr>
+        <w:t xml:space="preserve">807 </w:t>
+      </w:r>
+    </w:p>
+    <w:p>
+      <w:pPr>
+        <w:pStyle w:val="Textonotapie"/>
+        <w:ind w:left="567" w:right="-1"/>
+        <w:jc w:val="both"/>
+        <w:rPr>
+          <w:rFonts w:ascii="Arial Narrow" w:eastAsia="Arial Narrow" w:hAnsi="Arial Narrow" w:cs="Arial Narrow"/>
+          <w:sz w:val="16"/>
+          <w:szCs w:val="16"/>
+        </w:rPr>
+      </w:pPr>
+      <w:r>
+        <w:rPr>
+          <w:rFonts w:ascii="Arial Narrow" w:eastAsia="Arial Narrow" w:hAnsi="Arial Narrow" w:cs="Arial Narrow"/>
+          <w:b/>
+          <w:bCs/>
+          <w:sz w:val="16"/>
+          <w:szCs w:val="16"/>
+        </w:rPr>
+        <w:t>Artículo 24.</w:t>
+      </w:r>
+      <w:r>
+        <w:rPr>
+          <w:rFonts w:ascii="Arial Narrow" w:eastAsia="Arial Narrow" w:hAnsi="Arial Narrow" w:cs="Arial Narrow"/>
+          <w:sz w:val="16"/>
+          <w:szCs w:val="16"/>
+        </w:rPr>
+        <w:t xml:space="preserve">- El </w:t>
+      </w:r>
+      <w:proofErr w:type="gramStart"/>
+      <w:r>
+        <w:rPr>
+          <w:rFonts w:ascii="Arial Narrow" w:eastAsia="Arial Narrow" w:hAnsi="Arial Narrow" w:cs="Arial Narrow"/>
+          <w:sz w:val="16"/>
+          <w:szCs w:val="16"/>
+        </w:rPr>
+        <w:t>Secretario Técnico</w:t>
+      </w:r>
+      <w:proofErr w:type="gramEnd"/>
+      <w:r>
+        <w:rPr>
+          <w:rFonts w:ascii="Arial Narrow" w:eastAsia="Arial Narrow" w:hAnsi="Arial Narrow" w:cs="Arial Narrow"/>
+          <w:sz w:val="16"/>
+          <w:szCs w:val="16"/>
+        </w:rPr>
+        <w:t xml:space="preserve"> se encargará de la tramitación del procedimiento. Para ello, cuenta con las siguientes facultades: </w:t>
+      </w:r>
+    </w:p>
+    <w:p>
+      <w:pPr>
+        <w:pStyle w:val="Textonotapie"/>
+        <w:ind w:left="567" w:right="-1"/>
+        <w:jc w:val="both"/>
+        <w:rPr>
+          <w:rFonts w:ascii="Arial Narrow" w:eastAsia="Arial Narrow" w:hAnsi="Arial Narrow" w:cs="Arial Narrow"/>
+          <w:sz w:val="16"/>
+          <w:szCs w:val="16"/>
+        </w:rPr>
+      </w:pPr>
+      <w:r>
+        <w:rPr>
+          <w:rFonts w:ascii="Arial Narrow" w:eastAsia="Arial Narrow" w:hAnsi="Arial Narrow" w:cs="Arial Narrow"/>
+          <w:sz w:val="16"/>
+          <w:szCs w:val="16"/>
+        </w:rPr>
+        <w:t xml:space="preserve">(...) </w:t>
+      </w:r>
+    </w:p>
+    <w:p>
+      <w:pPr>
+        <w:pStyle w:val="Textonotapie"/>
+        <w:ind w:left="567" w:right="-1"/>
+        <w:jc w:val="both"/>
+        <w:rPr>
+          <w:rFonts w:ascii="Arial Narrow" w:eastAsia="Arial Narrow" w:hAnsi="Arial Narrow" w:cs="Arial Narrow"/>
+          <w:sz w:val="16"/>
+          <w:szCs w:val="16"/>
+        </w:rPr>
+      </w:pPr>
+      <w:r>
+        <w:rPr>
+          <w:rFonts w:ascii="Arial Narrow" w:eastAsia="Arial Narrow" w:hAnsi="Arial Narrow" w:cs="Arial Narrow"/>
+          <w:sz w:val="16"/>
+          <w:szCs w:val="16"/>
+        </w:rPr>
+        <w:t xml:space="preserve">c) Admitir denuncias a trámite, en aquellos casos en que la Comisión le haya delegado esta facultad. </w:t>
+      </w:r>
+    </w:p>
+    <w:p>
+      <w:pPr>
+        <w:pStyle w:val="Textonotapie"/>
+        <w:ind w:left="567" w:right="-1"/>
+        <w:jc w:val="both"/>
+        <w:rPr>
+          <w:rFonts w:ascii="Arial Narrow" w:eastAsia="Arial Narrow" w:hAnsi="Arial Narrow" w:cs="Arial Narrow"/>
+          <w:sz w:val="16"/>
+          <w:szCs w:val="16"/>
+        </w:rPr>
+      </w:pPr>
+      <w:r>
+        <w:rPr>
+          <w:rFonts w:ascii="Arial Narrow" w:eastAsia="Arial Narrow" w:hAnsi="Arial Narrow" w:cs="Arial Narrow"/>
+          <w:sz w:val="16"/>
+          <w:szCs w:val="16"/>
+        </w:rPr>
+        <w:t xml:space="preserve">(...). </w:t>
+      </w:r>
+      <w:bookmarkEnd w:id="4"/>
+    </w:p>
+    <w:p>
+      <w:pPr>
+        <w:pStyle w:val="Textonotapie"/>
+        <w:ind w:left="567" w:right="-1" w:hanging="567"/>
+        <w:jc w:val="both"/>
+        <w:rPr>
+          <w:rFonts w:ascii="Arial Narrow" w:eastAsia="Arial Narrow" w:hAnsi="Arial Narrow" w:cs="Arial Narrow"/>
+          <w:b/>
+          <w:bCs/>
+          <w:sz w:val="16"/>
+          <w:szCs w:val="16"/>
+        </w:rPr>
+      </w:pPr>
+    </w:p>
+  </w:footnote>
+  <w:footnote w:id="4">
+    <w:p>
+      <w:pPr>
+        <w:pStyle w:val="Textonotapie"/>
+        <w:tabs>
+          <w:tab w:val="left" w:pos="567"/>
+        </w:tabs>
+        <w:ind w:left="567" w:hanging="567"/>
+        <w:jc w:val="both"/>
+        <w:rPr>
+          <w:rFonts w:ascii="Arial Narrow" w:eastAsia="Arial Narrow" w:hAnsi="Arial Narrow" w:cs="Arial Narrow"/>
+          <w:b/>
+          <w:bCs/>
+          <w:sz w:val="16"/>
+          <w:szCs w:val="16"/>
+        </w:rPr>
+      </w:pPr>
+      <w:r>
+        <w:rPr>
+          <w:rStyle w:val="Refdenotaalpie"/>
+          <w:rFonts w:ascii="Arial Narrow" w:eastAsia="Arial Narrow" w:hAnsi="Arial Narrow" w:cs="Arial Narrow"/>
+          <w:sz w:val="16"/>
+          <w:szCs w:val="16"/>
+          <w:vertAlign w:val="superscript"/>
+        </w:rPr>
+        <w:footnoteRef/>
+      </w:r>
+      <w:r>
+        <w:rPr>
+          <w:rFonts w:ascii="Arial Narrow" w:eastAsia="Arial Narrow" w:hAnsi="Arial Narrow" w:cs="Arial Narrow"/>
+          <w:sz w:val="16"/>
+          <w:szCs w:val="16"/>
+        </w:rPr>
+        <w:tab/>
+      </w:r>
+      <w:r>
+        <w:rPr>
+          <w:rFonts w:ascii="Arial Narrow" w:eastAsia="Arial Narrow" w:hAnsi="Arial Narrow" w:cs="Arial Narrow"/>
+          <w:b/>
+          <w:bCs/>
+          <w:sz w:val="16"/>
+          <w:szCs w:val="16"/>
+        </w:rPr>
+        <w:t xml:space="preserve">LEY </w:t>
+      </w:r>
+      <w:proofErr w:type="spellStart"/>
+      <w:r>
+        <w:rPr>
+          <w:rFonts w:ascii="Arial Narrow" w:eastAsia="Arial Narrow" w:hAnsi="Arial Narrow" w:cs="Arial Narrow"/>
+          <w:b/>
+          <w:bCs/>
+          <w:sz w:val="16"/>
+          <w:szCs w:val="16"/>
+        </w:rPr>
+        <w:t/>
+      </w:r>
+      <w:proofErr w:type="spellEnd"/>
+      <w:r>
+        <w:rPr>
+          <w:rFonts w:ascii="Arial Narrow" w:eastAsia="Arial Narrow" w:hAnsi="Arial Narrow" w:cs="Arial Narrow"/>
+          <w:b/>
+          <w:bCs/>
+          <w:sz w:val="16"/>
+          <w:szCs w:val="16"/>
+        </w:rPr>
+        <w:t xml:space="preserve">29571, CÓDIGO DE PROTECCIÓN Y DEFENSA DEL CONSUMIDOR, publicado el 2 de setiembre de 2010 y modificado por Decreto Legislativo </w:t>
+      </w:r>
+      <w:proofErr w:type="spellStart"/>
+      <w:r>
+        <w:rPr>
+          <w:rFonts w:ascii="Arial Narrow" w:eastAsia="Arial Narrow" w:hAnsi="Arial Narrow" w:cs="Arial Narrow"/>
+          <w:b/>
+          <w:bCs/>
+          <w:sz w:val="16"/>
+          <w:szCs w:val="16"/>
+        </w:rPr>
+        <w:t/>
+      </w:r>
+      <w:proofErr w:type="spellEnd"/>
+      <w:r>
+        <w:rPr>
+          <w:rFonts w:ascii="Arial Narrow" w:eastAsia="Arial Narrow" w:hAnsi="Arial Narrow" w:cs="Arial Narrow"/>
+          <w:b/>
+          <w:bCs/>
+          <w:sz w:val="16"/>
+          <w:szCs w:val="16"/>
+        </w:rPr>
+        <w:t xml:space="preserve">1308 </w:t>
+      </w:r>
+    </w:p>
+    <w:p>
+      <w:pPr>
+        <w:pStyle w:val="Textonotapie"/>
+        <w:ind w:left="567" w:right="-1"/>
+        <w:jc w:val="both"/>
+        <w:rPr>
+          <w:rFonts w:ascii="Arial Narrow" w:eastAsia="Arial Narrow" w:hAnsi="Arial Narrow" w:cs="Arial Narrow"/>
+          <w:sz w:val="16"/>
+          <w:szCs w:val="16"/>
+        </w:rPr>
+      </w:pPr>
+      <w:r>
+        <w:rPr>
+          <w:rFonts w:ascii="Arial Narrow" w:eastAsia="Arial Narrow" w:hAnsi="Arial Narrow" w:cs="Arial Narrow"/>
+          <w:b/>
+          <w:bCs/>
+          <w:sz w:val="16"/>
+          <w:szCs w:val="16"/>
+        </w:rPr>
+        <w:t>Artículo 18.- Idoneidad</w:t>
+      </w:r>
+      <w:r>
+        <w:rPr>
+          <w:rFonts w:ascii="Arial Narrow" w:eastAsia="Arial Narrow" w:hAnsi="Arial Narrow" w:cs="Arial Narrow"/>
+          <w:sz w:val="16"/>
+          <w:szCs w:val="16"/>
+        </w:rPr>
+        <w:t xml:space="preserve"> </w:t>
+      </w:r>
+    </w:p>
+    <w:p>
+      <w:pPr>
+        <w:pStyle w:val="Textonotapie"/>
+        <w:ind w:left="567" w:right="-1"/>
+        <w:jc w:val="both"/>
+        <w:rPr>
+          <w:rFonts w:ascii="Arial Narrow" w:eastAsia="Arial Narrow" w:hAnsi="Arial Narrow" w:cs="Arial Narrow"/>
+          <w:sz w:val="16"/>
+          <w:szCs w:val="16"/>
+        </w:rPr>
+      </w:pPr>
+      <w:r>
+        <w:rPr>
+          <w:rFonts w:ascii="Arial Narrow" w:eastAsia="Arial Narrow" w:hAnsi="Arial Narrow" w:cs="Arial Narrow"/>
+          <w:sz w:val="16"/>
+          <w:szCs w:val="16"/>
+        </w:rPr>
+        <w:t xml:space="preserve">Se entiende por idoneidad la correspondencia entre lo que un consumidor espera y lo que efectivamente recibe, en función a lo que se le hubiera ofrecido, la publicidad e información transmitida, las condiciones y circunstancias de la transacción, las características y naturaleza del producto o servicio, el precio, entre otros factores, atendiendo a las circunstancias del caso. </w:t>
+      </w:r>
+    </w:p>
+    <w:p>
+      <w:pPr>
+        <w:pStyle w:val="Textonotapie"/>
+        <w:ind w:left="567" w:right="-1"/>
+        <w:jc w:val="both"/>
+        <w:rPr>
+          <w:rFonts w:ascii="Arial Narrow" w:eastAsia="Arial Narrow" w:hAnsi="Arial Narrow" w:cs="Arial Narrow"/>
+          <w:sz w:val="16"/>
+          <w:szCs w:val="16"/>
+        </w:rPr>
+      </w:pPr>
+      <w:r>
+        <w:rPr>
+          <w:rFonts w:ascii="Arial Narrow" w:eastAsia="Arial Narrow" w:hAnsi="Arial Narrow" w:cs="Arial Narrow"/>
+          <w:sz w:val="16"/>
+          <w:szCs w:val="16"/>
+        </w:rPr>
+        <w:t xml:space="preserve">La idoneidad es evaluada en función a la propia naturaleza del producto o servicio y a su aptitud para satisfacer la finalidad para la cual ha sido puesto en el mercado. Las autorizaciones por parte de los organismos del Estado para la fabricación de un producto o la prestación de un servicio, en los casos que sea necesario, no eximen de responsabilidad al proveedor frente al consumidor. </w:t>
+      </w:r>
     </w:p>
     <w:p>
       <w:pPr>
@@ -11642,7 +12187,223 @@
       </w:pPr>
     </w:p>
   </w:footnote>
-  <w:footnote w:id="4">
+  <w:footnote w:id="5">
+    <w:p>
+      <w:pPr>
+        <w:pStyle w:val="Textonotapie"/>
+        <w:tabs>
+          <w:tab w:val="left" w:pos="567"/>
+        </w:tabs>
+        <w:ind w:left="567" w:hanging="567"/>
+        <w:jc w:val="both"/>
+        <w:rPr>
+          <w:rFonts w:ascii="Arial Narrow" w:eastAsia="Arial Narrow" w:hAnsi="Arial Narrow" w:cs="Arial Narrow"/>
+          <w:b/>
+          <w:bCs/>
+          <w:sz w:val="16"/>
+          <w:szCs w:val="16"/>
+        </w:rPr>
+      </w:pPr>
+      <w:r>
+        <w:rPr>
+          <w:rStyle w:val="Refdenotaalpie"/>
+          <w:rFonts w:ascii="Arial Narrow" w:eastAsia="Arial Narrow" w:hAnsi="Arial Narrow" w:cs="Arial Narrow"/>
+          <w:sz w:val="16"/>
+          <w:szCs w:val="16"/>
+          <w:vertAlign w:val="superscript"/>
+        </w:rPr>
+        <w:footnoteRef/>
+      </w:r>
+      <w:r>
+        <w:rPr>
+          <w:rFonts w:ascii="Arial Narrow" w:eastAsia="Arial Narrow" w:hAnsi="Arial Narrow" w:cs="Arial Narrow"/>
+          <w:sz w:val="16"/>
+          <w:szCs w:val="16"/>
+        </w:rPr>
+        <w:tab/>
+        <w:t xml:space="preserve"/>
+      </w:r>
+      <w:r>
+        <w:rPr>
+          <w:rFonts w:ascii="Arial Narrow" w:eastAsia="Arial Narrow" w:hAnsi="Arial Narrow" w:cs="Arial Narrow"/>
+          <w:sz w:val="16"/>
+          <w:szCs w:val="16"/>
+        </w:rPr>
+        <w:tab/>
+      </w:r>
+      <w:r>
+        <w:rPr>
+          <w:rFonts w:ascii="Arial Narrow" w:eastAsia="Arial Narrow" w:hAnsi="Arial Narrow" w:cs="Arial Narrow"/>
+          <w:b/>
+          <w:bCs/>
+          <w:sz w:val="16"/>
+          <w:szCs w:val="16"/>
+        </w:rPr>
+        <w:t xml:space="preserve">LEY </w:t>
+      </w:r>
+      <w:proofErr w:type="spellStart"/>
+      <w:r>
+        <w:rPr>
+          <w:rFonts w:ascii="Arial Narrow" w:eastAsia="Arial Narrow" w:hAnsi="Arial Narrow" w:cs="Arial Narrow"/>
+          <w:b/>
+          <w:bCs/>
+          <w:sz w:val="16"/>
+          <w:szCs w:val="16"/>
+        </w:rPr>
+        <w:t/>
+      </w:r>
+      <w:proofErr w:type="spellEnd"/>
+      <w:r>
+        <w:rPr>
+          <w:rFonts w:ascii="Arial Narrow" w:eastAsia="Arial Narrow" w:hAnsi="Arial Narrow" w:cs="Arial Narrow"/>
+          <w:b/>
+          <w:bCs/>
+          <w:sz w:val="16"/>
+          <w:szCs w:val="16"/>
+        </w:rPr>
+        <w:t xml:space="preserve">29571, CÓDIGO DE PROTECCIÓN Y DEFENSA DEL CONSUMIDOR, publicado el 2 de setiembre de 2010 y modificado por Decreto Legislativo </w:t>
+      </w:r>
+      <w:proofErr w:type="spellStart"/>
+      <w:r>
+        <w:rPr>
+          <w:rFonts w:ascii="Arial Narrow" w:eastAsia="Arial Narrow" w:hAnsi="Arial Narrow" w:cs="Arial Narrow"/>
+          <w:b/>
+          <w:bCs/>
+          <w:sz w:val="16"/>
+          <w:szCs w:val="16"/>
+        </w:rPr>
+        <w:t/>
+      </w:r>
+      <w:proofErr w:type="spellEnd"/>
+      <w:r>
+        <w:rPr>
+          <w:rFonts w:ascii="Arial Narrow" w:eastAsia="Arial Narrow" w:hAnsi="Arial Narrow" w:cs="Arial Narrow"/>
+          <w:b/>
+          <w:bCs/>
+          <w:sz w:val="16"/>
+          <w:szCs w:val="16"/>
+        </w:rPr>
+        <w:t xml:space="preserve">1308 </w:t>
+      </w:r>
+    </w:p>
+    <w:p>
+      <w:pPr>
+        <w:pStyle w:val="Textonotapie"/>
+        <w:ind w:left="567"/>
+        <w:jc w:val="both"/>
+        <w:rPr>
+          <w:rFonts w:ascii="Arial Narrow" w:eastAsia="Arial Narrow" w:hAnsi="Arial Narrow" w:cs="Arial Narrow"/>
+          <w:b/>
+          <w:bCs/>
+          <w:sz w:val="16"/>
+          <w:szCs w:val="16"/>
+        </w:rPr>
+      </w:pPr>
+      <w:r>
+        <w:rPr>
+          <w:rFonts w:ascii="Arial Narrow" w:eastAsia="Arial Narrow" w:hAnsi="Arial Narrow" w:cs="Arial Narrow"/>
+          <w:b/>
+          <w:bCs/>
+          <w:sz w:val="16"/>
+          <w:szCs w:val="16"/>
+        </w:rPr>
+        <w:t>Artículo 88.- Reclamo de productos o servicios financieros y de seguros</w:t>
+      </w:r>
+    </w:p>
+    <w:p>
+      <w:pPr>
+        <w:pStyle w:val="Textonotapie"/>
+        <w:ind w:left="567"/>
+        <w:jc w:val="both"/>
+        <w:rPr>
+          <w:rFonts w:ascii="Arial Narrow" w:eastAsia="Arial Narrow" w:hAnsi="Arial Narrow" w:cs="Arial Narrow"/>
+          <w:sz w:val="16"/>
+          <w:szCs w:val="16"/>
+        </w:rPr>
+      </w:pPr>
+      <w:r>
+        <w:rPr>
+          <w:rFonts w:ascii="Arial Narrow" w:eastAsia="Arial Narrow" w:hAnsi="Arial Narrow" w:cs="Arial Narrow"/>
+          <w:sz w:val="16"/>
+          <w:szCs w:val="16"/>
+        </w:rPr>
+        <w:t xml:space="preserve">88.1 Las entidades del sistema financiero y de seguros, en todas sus oficinas en la República, deben resolver los reclamos en un plazo no mayor de quince días hábiles. </w:t>
+      </w:r>
+      <w:proofErr w:type="gramStart"/>
+      <w:r>
+        <w:rPr>
+          <w:rFonts w:ascii="Arial Narrow" w:eastAsia="Arial Narrow" w:hAnsi="Arial Narrow" w:cs="Arial Narrow"/>
+          <w:sz w:val="16"/>
+          <w:szCs w:val="16"/>
+        </w:rPr>
+        <w:t>Excepcionalmente ,</w:t>
+      </w:r>
+      <w:proofErr w:type="gramEnd"/>
+      <w:r>
+        <w:rPr>
+          <w:rFonts w:ascii="Arial Narrow" w:eastAsia="Arial Narrow" w:hAnsi="Arial Narrow" w:cs="Arial Narrow"/>
+          <w:sz w:val="16"/>
+          <w:szCs w:val="16"/>
+        </w:rPr>
+        <w:t xml:space="preserve"> la Superintendencia de Banca, Seguros y Administradoras Privadas de Fondos de Pensiones podrá establecer un plazo ampliatorio cuando la naturaleza y complejidad de la operación, producto o servicio materia del reclamo o requerimiento lo </w:t>
+      </w:r>
+      <w:proofErr w:type="gramStart"/>
+      <w:r>
+        <w:rPr>
+          <w:rFonts w:ascii="Arial Narrow" w:eastAsia="Arial Narrow" w:hAnsi="Arial Narrow" w:cs="Arial Narrow"/>
+          <w:sz w:val="16"/>
+          <w:szCs w:val="16"/>
+        </w:rPr>
+        <w:t>justifique ,</w:t>
+      </w:r>
+      <w:proofErr w:type="gramEnd"/>
+      <w:r>
+        <w:rPr>
+          <w:rFonts w:ascii="Arial Narrow" w:eastAsia="Arial Narrow" w:hAnsi="Arial Narrow" w:cs="Arial Narrow"/>
+          <w:sz w:val="16"/>
+          <w:szCs w:val="16"/>
+        </w:rPr>
+        <w:t xml:space="preserve"> situación que debe ponerse en conocimiento del consumidor antes de la culminación del plazo </w:t>
+      </w:r>
+      <w:proofErr w:type="gramStart"/>
+      <w:r>
+        <w:rPr>
+          <w:rFonts w:ascii="Arial Narrow" w:eastAsia="Arial Narrow" w:hAnsi="Arial Narrow" w:cs="Arial Narrow"/>
+          <w:sz w:val="16"/>
+          <w:szCs w:val="16"/>
+        </w:rPr>
+        <w:t>inicial ,</w:t>
+      </w:r>
+      <w:proofErr w:type="gramEnd"/>
+      <w:r>
+        <w:rPr>
+          <w:rFonts w:ascii="Arial Narrow" w:eastAsia="Arial Narrow" w:hAnsi="Arial Narrow" w:cs="Arial Narrow"/>
+          <w:sz w:val="16"/>
+          <w:szCs w:val="16"/>
+        </w:rPr>
+        <w:t xml:space="preserve"> sin perjuicio del derecho del consumidor de recurrir directamente ante la Autoridad de Consumo.</w:t>
+      </w:r>
+    </w:p>
+    <w:p>
+      <w:pPr>
+        <w:pStyle w:val="Textonotapie"/>
+        <w:ind w:left="567"/>
+        <w:jc w:val="both"/>
+        <w:rPr>
+          <w:rFonts w:ascii="Arial Narrow" w:eastAsia="Arial Narrow" w:hAnsi="Arial Narrow" w:cs="Arial Narrow"/>
+          <w:sz w:val="16"/>
+          <w:szCs w:val="16"/>
+        </w:rPr>
+      </w:pPr>
+      <w:r>
+        <w:rPr>
+          <w:rFonts w:ascii="Arial Narrow" w:eastAsia="Arial Narrow" w:hAnsi="Arial Narrow" w:cs="Arial Narrow"/>
+          <w:sz w:val="16"/>
+          <w:szCs w:val="16"/>
+        </w:rPr>
+        <w:t>(…)</w:t>
+      </w:r>
+    </w:p>
     <w:p>
       <w:pPr>
         <w:pStyle w:val="Textonotapie"/>
@@ -11656,33 +12417,17 @@
           <w:szCs w:val="16"/>
         </w:rPr>
       </w:pPr>
-      <w:r>
-        <w:rPr>
-          <w:rStyle w:val="Refdenotaalpie"/>
-          <w:rFonts w:ascii="Arial Narrow" w:eastAsia="Arial Narrow" w:hAnsi="Arial Narrow" w:cs="Arial Narrow"/>
-          <w:sz w:val="16"/>
-          <w:szCs w:val="16"/>
-          <w:vertAlign w:val="superscript"/>
-        </w:rPr>
-        <w:footnoteRef/>
-      </w:r>
-      <w:r>
-        <w:rPr>
-          <w:rFonts w:ascii="Arial Narrow" w:eastAsia="Arial Narrow" w:hAnsi="Arial Narrow" w:cs="Arial Narrow"/>
-          <w:sz w:val="16"/>
-          <w:szCs w:val="16"/>
-        </w:rPr>
-        <w:t xml:space="preserve"> </w:t>
-      </w:r>
-      <w:r>
-        <w:rPr>
-          <w:rFonts w:ascii="Arial Narrow" w:eastAsia="Arial Narrow" w:hAnsi="Arial Narrow" w:cs="Arial Narrow"/>
-          <w:sz w:val="16"/>
-          <w:szCs w:val="16"/>
-        </w:rPr>
-        <w:tab/>
-      </w:r>
-      <w:r>
+    </w:p>
+  </w:footnote>
+  <w:footnote w:id="6">
+    <w:p>
+      <w:pPr>
+        <w:pStyle w:val="Textonotapie"/>
+        <w:tabs>
+          <w:tab w:val="left" w:pos="567"/>
+        </w:tabs>
+        <w:ind w:left="567" w:hanging="567"/>
+        <w:jc w:val="both"/>
         <w:rPr>
           <w:rFonts w:ascii="Arial Narrow" w:eastAsia="Arial Narrow" w:hAnsi="Arial Narrow" w:cs="Arial Narrow"/>
           <w:b/>
@@ -11690,9 +12435,34 @@
           <w:sz w:val="16"/>
           <w:szCs w:val="16"/>
         </w:rPr>
-        <w:t xml:space="preserve">LEY </w:t>
-      </w:r>
-      <w:proofErr w:type="spellStart"/>
+      </w:pPr>
+      <w:r>
+        <w:rPr>
+          <w:rStyle w:val="Refdenotaalpie"/>
+          <w:rFonts w:ascii="Arial Narrow" w:eastAsia="Arial Narrow" w:hAnsi="Arial Narrow" w:cs="Arial Narrow"/>
+          <w:sz w:val="16"/>
+          <w:szCs w:val="16"/>
+          <w:vertAlign w:val="superscript"/>
+        </w:rPr>
+        <w:footnoteRef/>
+      </w:r>
+      <w:r>
+        <w:rPr>
+          <w:rFonts w:ascii="Arial Narrow" w:eastAsia="Arial Narrow" w:hAnsi="Arial Narrow" w:cs="Arial Narrow"/>
+          <w:sz w:val="16"/>
+          <w:szCs w:val="16"/>
+        </w:rPr>
+        <w:tab/>
+        <w:t xml:space="preserve"/>
+      </w:r>
+      <w:r>
+        <w:rPr>
+          <w:rFonts w:ascii="Arial Narrow" w:eastAsia="Arial Narrow" w:hAnsi="Arial Narrow" w:cs="Arial Narrow"/>
+          <w:sz w:val="16"/>
+          <w:szCs w:val="16"/>
+        </w:rPr>
+        <w:tab/>
+      </w:r>
       <w:r>
         <w:rPr>
           <w:rFonts w:ascii="Arial Narrow" w:eastAsia="Arial Narrow" w:hAnsi="Arial Narrow" w:cs="Arial Narrow"/>
@@ -11701,9 +12471,9 @@
           <w:sz w:val="16"/>
           <w:szCs w:val="16"/>
         </w:rPr>
-        <w:t/>
-      </w:r>
-      <w:proofErr w:type="spellEnd"/>
+        <w:t xml:space="preserve">LEY </w:t>
+      </w:r>
+      <w:proofErr w:type="spellStart"/>
       <w:r>
         <w:rPr>
           <w:rFonts w:ascii="Arial Narrow" w:eastAsia="Arial Narrow" w:hAnsi="Arial Narrow" w:cs="Arial Narrow"/>
@@ -11712,9 +12482,9 @@
           <w:sz w:val="16"/>
           <w:szCs w:val="16"/>
         </w:rPr>
-        <w:t xml:space="preserve"> 29571, CÓDIGO DE PROTECCIÓN Y DEFENSA DEL CONSUMIDOR, publicado el 2 de setiembre de 2010 y modificado por Decreto Legislativo </w:t>
-      </w:r>
-      <w:proofErr w:type="spellStart"/>
+        <w:t/>
+      </w:r>
+      <w:proofErr w:type="spellEnd"/>
       <w:r>
         <w:rPr>
           <w:rFonts w:ascii="Arial Narrow" w:eastAsia="Arial Narrow" w:hAnsi="Arial Narrow" w:cs="Arial Narrow"/>
@@ -11723,9 +12493,9 @@
           <w:sz w:val="16"/>
           <w:szCs w:val="16"/>
         </w:rPr>
-        <w:t/>
-      </w:r>
-      <w:proofErr w:type="spellEnd"/>
+        <w:t xml:space="preserve">29571, CÓDIGO DE PROTECCIÓN Y DEFENSA DEL CONSUMIDOR, publicado el 2 de setiembre de 2010 y modificado por Decreto Legislativo </w:t>
+      </w:r>
+      <w:proofErr w:type="spellStart"/>
       <w:r>
         <w:rPr>
           <w:rFonts w:ascii="Arial Narrow" w:eastAsia="Arial Narrow" w:hAnsi="Arial Narrow" w:cs="Arial Narrow"/>
@@ -11734,7 +12504,18 @@
           <w:sz w:val="16"/>
           <w:szCs w:val="16"/>
         </w:rPr>
-        <w:t xml:space="preserve"> 1308 </w:t>
+        <w:t/>
+      </w:r>
+      <w:proofErr w:type="spellEnd"/>
+      <w:r>
+        <w:rPr>
+          <w:rFonts w:ascii="Arial Narrow" w:eastAsia="Arial Narrow" w:hAnsi="Arial Narrow" w:cs="Arial Narrow"/>
+          <w:b/>
+          <w:bCs/>
+          <w:sz w:val="16"/>
+          <w:szCs w:val="16"/>
+        </w:rPr>
+        <w:t xml:space="preserve">1308 </w:t>
       </w:r>
     </w:p>
     <w:p>
@@ -11758,7 +12539,7 @@
           <w:sz w:val="16"/>
           <w:szCs w:val="16"/>
         </w:rPr>
-        <w:t>Artículo 88.- Reclamo de productos o servicios financieros y de seguros</w:t>
+        <w:t xml:space="preserve">Artículo 56.- Métodos comerciales coercitivos </w:t>
       </w:r>
     </w:p>
     <w:p>
@@ -11778,61 +12559,7 @@
           <w:sz w:val="16"/>
           <w:szCs w:val="16"/>
         </w:rPr>
-        <w:t xml:space="preserve">88.1 Las entidades del sistema financiero y de seguros, en todas sus oficinas en la República, deben resolver los reclamos en un plazo no mayor de quince días hábiles. </w:t>
-      </w:r>
-      <w:proofErr w:type="gramStart"/>
-      <w:r>
-        <w:rPr>
-          <w:rFonts w:ascii="Arial Narrow" w:eastAsia="Arial Narrow" w:hAnsi="Arial Narrow" w:cs="Arial Narrow"/>
-          <w:sz w:val="16"/>
-          <w:szCs w:val="16"/>
-        </w:rPr>
-        <w:t>Excepcionalmente ,</w:t>
-      </w:r>
-      <w:proofErr w:type="gramEnd"/>
-      <w:r>
-        <w:rPr>
-          <w:rFonts w:ascii="Arial Narrow" w:eastAsia="Arial Narrow" w:hAnsi="Arial Narrow" w:cs="Arial Narrow"/>
-          <w:sz w:val="16"/>
-          <w:szCs w:val="16"/>
-        </w:rPr>
-        <w:t xml:space="preserve"> la Superintendencia de Banca, Seguros y Administradoras Privadas de Fondos de Pensiones podrá establecer un plazo ampliatorio cuando la naturaleza y complejidad de la operación, producto o servicio materia del reclamo o requerimiento lo </w:t>
-      </w:r>
-      <w:proofErr w:type="gramStart"/>
-      <w:r>
-        <w:rPr>
-          <w:rFonts w:ascii="Arial Narrow" w:eastAsia="Arial Narrow" w:hAnsi="Arial Narrow" w:cs="Arial Narrow"/>
-          <w:sz w:val="16"/>
-          <w:szCs w:val="16"/>
-        </w:rPr>
-        <w:t>justifique ,</w:t>
-      </w:r>
-      <w:proofErr w:type="gramEnd"/>
-      <w:r>
-        <w:rPr>
-          <w:rFonts w:ascii="Arial Narrow" w:eastAsia="Arial Narrow" w:hAnsi="Arial Narrow" w:cs="Arial Narrow"/>
-          <w:sz w:val="16"/>
-          <w:szCs w:val="16"/>
-        </w:rPr>
-        <w:t xml:space="preserve"> situación que debe ponerse en conocimiento del consumidor antes de la culminación del plazo </w:t>
-      </w:r>
-      <w:proofErr w:type="gramStart"/>
-      <w:r>
-        <w:rPr>
-          <w:rFonts w:ascii="Arial Narrow" w:eastAsia="Arial Narrow" w:hAnsi="Arial Narrow" w:cs="Arial Narrow"/>
-          <w:sz w:val="16"/>
-          <w:szCs w:val="16"/>
-        </w:rPr>
-        <w:t>inicial ,</w:t>
-      </w:r>
-      <w:proofErr w:type="gramEnd"/>
-      <w:r>
-        <w:rPr>
-          <w:rFonts w:ascii="Arial Narrow" w:eastAsia="Arial Narrow" w:hAnsi="Arial Narrow" w:cs="Arial Narrow"/>
-          <w:sz w:val="16"/>
-          <w:szCs w:val="16"/>
-        </w:rPr>
-        <w:t xml:space="preserve"> sin perjuicio del derecho del consumidor de recurrir directamente ante la Autoridad de Consumo.</w:t>
+        <w:t>56.1 De manera enunciativa y no limitativa, el derecho de todo consumidor a la protección contra los métodos comerciales coercitivos implica que los proveedores no pueden:</w:t>
       </w:r>
     </w:p>
     <w:p>
@@ -11852,7 +12579,27 @@
           <w:sz w:val="16"/>
           <w:szCs w:val="16"/>
         </w:rPr>
-        <w:t>(…)</w:t>
+        <w:t>(..)</w:t>
+      </w:r>
+    </w:p>
+    <w:p>
+      <w:pPr>
+        <w:pStyle w:val="Textonotapie"/>
+        <w:ind w:left="567"/>
+        <w:jc w:val="both"/>
+        <w:rPr>
+          <w:rFonts w:ascii="Arial Narrow" w:eastAsia="Arial Narrow" w:hAnsi="Arial Narrow" w:cs="Arial Narrow"/>
+          <w:sz w:val="16"/>
+          <w:szCs w:val="16"/>
+        </w:rPr>
+      </w:pPr>
+      <w:r>
+        <w:rPr>
+          <w:rFonts w:ascii="Arial Narrow" w:eastAsia="Arial Narrow" w:hAnsi="Arial Narrow" w:cs="Arial Narrow"/>
+          <w:sz w:val="16"/>
+          <w:szCs w:val="16"/>
+        </w:rPr>
+        <w:t>Modificar, sin el consentimiento expreso del consumidor, las condiciones y términos en los que adquirió un producto o contrató un servicio, inclusive si el proveedor considera que la modificación podría ser beneficiosa para el consumidor. No se puede presumir el silencio del consumidor como aceptación, salvo que él así lo haya autorizado expresamente y con anterioridad</w:t>
       </w:r>
     </w:p>
     <w:p>
@@ -11870,201 +12617,7 @@
       </w:pPr>
     </w:p>
   </w:footnote>
-  <w:footnote w:id="5">
-    <w:p>
-      <w:pPr>
-        <w:pStyle w:val="Textonotapie"/>
-        <w:ind w:left="567" w:hanging="567"/>
-        <w:jc w:val="both"/>
-        <w:rPr>
-          <w:rFonts w:ascii="Arial Narrow" w:eastAsia="Arial Narrow" w:hAnsi="Arial Narrow" w:cs="Arial Narrow"/>
-          <w:b/>
-          <w:bCs/>
-          <w:sz w:val="16"/>
-          <w:szCs w:val="16"/>
-        </w:rPr>
-      </w:pPr>
-      <w:r>
-        <w:rPr>
-          <w:rStyle w:val="Refdenotaalpie"/>
-          <w:rFonts w:ascii="Arial Narrow" w:eastAsia="Arial Narrow" w:hAnsi="Arial Narrow" w:cs="Arial Narrow"/>
-          <w:sz w:val="16"/>
-          <w:szCs w:val="16"/>
-          <w:vertAlign w:val="superscript"/>
-        </w:rPr>
-        <w:footnoteRef/>
-      </w:r>
-      <w:r>
-        <w:rPr>
-          <w:rFonts w:ascii="Arial Narrow" w:eastAsia="Arial Narrow" w:hAnsi="Arial Narrow" w:cs="Arial Narrow"/>
-          <w:sz w:val="16"/>
-          <w:szCs w:val="16"/>
-        </w:rPr>
-        <w:t xml:space="preserve"> </w:t>
-      </w:r>
-      <w:r>
-        <w:rPr>
-          <w:rFonts w:ascii="Arial Narrow" w:eastAsia="Arial Narrow" w:hAnsi="Arial Narrow" w:cs="Arial Narrow"/>
-          <w:sz w:val="16"/>
-          <w:szCs w:val="16"/>
-        </w:rPr>
-        <w:tab/>
-      </w:r>
-      <w:r>
-        <w:rPr>
-          <w:rFonts w:ascii="Arial Narrow" w:eastAsia="Arial Narrow" w:hAnsi="Arial Narrow" w:cs="Arial Narrow"/>
-          <w:b/>
-          <w:bCs/>
-          <w:sz w:val="16"/>
-          <w:szCs w:val="16"/>
-        </w:rPr>
-        <w:t xml:space="preserve">LEY </w:t>
-      </w:r>
-      <w:proofErr w:type="spellStart"/>
-      <w:r>
-        <w:rPr>
-          <w:rFonts w:ascii="Arial Narrow" w:eastAsia="Arial Narrow" w:hAnsi="Arial Narrow" w:cs="Arial Narrow"/>
-          <w:b/>
-          <w:bCs/>
-          <w:sz w:val="16"/>
-          <w:szCs w:val="16"/>
-        </w:rPr>
-        <w:t/>
-      </w:r>
-      <w:proofErr w:type="spellEnd"/>
-      <w:r>
-        <w:rPr>
-          <w:rFonts w:ascii="Arial Narrow" w:eastAsia="Arial Narrow" w:hAnsi="Arial Narrow" w:cs="Arial Narrow"/>
-          <w:b/>
-          <w:bCs/>
-          <w:sz w:val="16"/>
-          <w:szCs w:val="16"/>
-        </w:rPr>
-        <w:t xml:space="preserve"> 29571, CÓDIGO DE PROTECCIÓN Y DEFENSA DEL CONSUMIDOR, publicado el 2 de setiembre de 2010 y modificado por Decreto Legislativo </w:t>
-      </w:r>
-      <w:proofErr w:type="spellStart"/>
-      <w:r>
-        <w:rPr>
-          <w:rFonts w:ascii="Arial Narrow" w:eastAsia="Arial Narrow" w:hAnsi="Arial Narrow" w:cs="Arial Narrow"/>
-          <w:b/>
-          <w:bCs/>
-          <w:sz w:val="16"/>
-          <w:szCs w:val="16"/>
-        </w:rPr>
-        <w:t/>
-      </w:r>
-      <w:proofErr w:type="spellEnd"/>
-      <w:r>
-        <w:rPr>
-          <w:rFonts w:ascii="Arial Narrow" w:eastAsia="Arial Narrow" w:hAnsi="Arial Narrow" w:cs="Arial Narrow"/>
-          <w:b/>
-          <w:bCs/>
-          <w:sz w:val="16"/>
-          <w:szCs w:val="16"/>
-        </w:rPr>
-        <w:t xml:space="preserve"> 1308 </w:t>
-      </w:r>
-    </w:p>
-    <w:p>
-      <w:pPr>
-        <w:pStyle w:val="Textonotapie"/>
-        <w:ind w:left="567"/>
-        <w:jc w:val="both"/>
-        <w:rPr>
-          <w:rFonts w:ascii="Arial Narrow" w:eastAsia="Arial Narrow" w:hAnsi="Arial Narrow" w:cs="Arial Narrow"/>
-          <w:b/>
-          <w:bCs/>
-          <w:sz w:val="16"/>
-          <w:szCs w:val="16"/>
-        </w:rPr>
-      </w:pPr>
-      <w:r>
-        <w:rPr>
-          <w:rFonts w:ascii="Arial Narrow" w:eastAsia="Arial Narrow" w:hAnsi="Arial Narrow" w:cs="Arial Narrow"/>
-          <w:b/>
-          <w:bCs/>
-          <w:sz w:val="16"/>
-          <w:szCs w:val="16"/>
-        </w:rPr>
-        <w:t xml:space="preserve">Artículo 56.- Métodos comerciales coercitivos </w:t>
-      </w:r>
-    </w:p>
-    <w:p>
-      <w:pPr>
-        <w:pStyle w:val="Textonotapie"/>
-        <w:ind w:left="567"/>
-        <w:jc w:val="both"/>
-        <w:rPr>
-          <w:rFonts w:ascii="Arial Narrow" w:eastAsia="Arial Narrow" w:hAnsi="Arial Narrow" w:cs="Arial Narrow"/>
-          <w:sz w:val="16"/>
-          <w:szCs w:val="16"/>
-        </w:rPr>
-      </w:pPr>
-      <w:r>
-        <w:rPr>
-          <w:rFonts w:ascii="Arial Narrow" w:eastAsia="Arial Narrow" w:hAnsi="Arial Narrow" w:cs="Arial Narrow"/>
-          <w:sz w:val="16"/>
-          <w:szCs w:val="16"/>
-        </w:rPr>
-        <w:t>56.1 De manera enunciativa y no limitativa, el derecho de todo consumidor a la protección contra los métodos comerciales coercitivos implica que los proveedores no pueden:</w:t>
-      </w:r>
-    </w:p>
-    <w:p>
-      <w:pPr>
-        <w:pStyle w:val="Textonotapie"/>
-        <w:ind w:left="567"/>
-        <w:jc w:val="both"/>
-        <w:rPr>
-          <w:rFonts w:ascii="Arial Narrow" w:eastAsia="Arial Narrow" w:hAnsi="Arial Narrow" w:cs="Arial Narrow"/>
-          <w:sz w:val="16"/>
-          <w:szCs w:val="16"/>
-        </w:rPr>
-      </w:pPr>
-      <w:r>
-        <w:rPr>
-          <w:rFonts w:ascii="Arial Narrow" w:eastAsia="Arial Narrow" w:hAnsi="Arial Narrow" w:cs="Arial Narrow"/>
-          <w:sz w:val="16"/>
-          <w:szCs w:val="16"/>
-        </w:rPr>
-        <w:t>(..)</w:t>
-      </w:r>
-    </w:p>
-    <w:p>
-      <w:pPr>
-        <w:pStyle w:val="Textonotapie"/>
-        <w:ind w:left="567"/>
-        <w:jc w:val="both"/>
-        <w:rPr>
-          <w:rFonts w:ascii="Arial Narrow" w:eastAsia="Arial Narrow" w:hAnsi="Arial Narrow" w:cs="Arial Narrow"/>
-          <w:sz w:val="16"/>
-          <w:szCs w:val="16"/>
-        </w:rPr>
-      </w:pPr>
-      <w:r>
-        <w:rPr>
-          <w:rFonts w:ascii="Arial Narrow" w:eastAsia="Arial Narrow" w:hAnsi="Arial Narrow" w:cs="Arial Narrow"/>
-          <w:sz w:val="16"/>
-          <w:szCs w:val="16"/>
-        </w:rPr>
-        <w:t>Modificar, sin el consentimiento expreso del consumidor, las condiciones y términos en los que adquirió un producto o contrató un servicio, inclusive si el proveedor considera que la modificación podría ser beneficiosa para el consumidor. No se puede presumir el silencio del consumidor como aceptación, salvo que él así lo haya autorizado expresamente y con anterioridad</w:t>
-      </w:r>
-    </w:p>
-    <w:p>
-      <w:pPr>
-        <w:pStyle w:val="Textonotapie"/>
-        <w:ind w:left="567" w:hanging="567"/>
-        <w:jc w:val="both"/>
-        <w:rPr>
-          <w:rFonts w:ascii="Arial Narrow" w:eastAsia="Arial Narrow" w:hAnsi="Arial Narrow" w:cs="Arial Narrow"/>
-          <w:b/>
-          <w:bCs/>
-          <w:sz w:val="16"/>
-          <w:szCs w:val="16"/>
-        </w:rPr>
-      </w:pPr>
-    </w:p>
-  </w:footnote>
-  <w:footnote w:id="6">
+  <w:footnote w:id="7">
     <w:p>
       <w:pPr>
         <w:pStyle w:val="Textonotapie"/>
@@ -12095,7 +12648,8 @@
           <w:sz w:val="16"/>
           <w:szCs w:val="16"/>
         </w:rPr>
-        <w:t xml:space="preserve"> </w:t>
+        <w:tab/>
+        <w:t xml:space="preserve"/>
       </w:r>
       <w:r>
         <w:rPr>
@@ -12135,7 +12689,7 @@
           <w:sz w:val="16"/>
           <w:szCs w:val="16"/>
         </w:rPr>
-        <w:t xml:space="preserve"> 807 Artículo 24.-</w:t>
+        <w:t xml:space="preserve">807 Artículo 24.-</w:t>
       </w:r>
       <w:r>
         <w:rPr>
@@ -12252,2364 +12806,7 @@
       </w:pPr>
     </w:p>
   </w:footnote>
-  <w:footnote w:id="7">
-    <w:p>
-      <w:pPr>
-        <w:pStyle w:val="Textonotapie"/>
-        <w:ind w:left="567" w:hanging="567"/>
-        <w:jc w:val="both"/>
-        <w:rPr>
-          <w:rFonts w:ascii="Arial Narrow" w:eastAsia="Arial Narrow" w:hAnsi="Arial Narrow" w:cs="Arial Narrow"/>
-          <w:sz w:val="16"/>
-          <w:szCs w:val="16"/>
-        </w:rPr>
-      </w:pPr>
-      <w:r>
-        <w:rPr>
-          <w:rStyle w:val="Refdenotaalpie"/>
-          <w:rFonts w:ascii="Arial Narrow" w:eastAsia="Arial Narrow" w:hAnsi="Arial Narrow" w:cs="Arial Narrow"/>
-          <w:sz w:val="16"/>
-          <w:szCs w:val="16"/>
-          <w:vertAlign w:val="superscript"/>
-        </w:rPr>
-        <w:footnoteRef/>
-      </w:r>
-      <w:r>
-        <w:rPr>
-          <w:rFonts w:ascii="Arial Narrow" w:eastAsia="Arial Narrow" w:hAnsi="Arial Narrow" w:cs="Arial Narrow"/>
-          <w:sz w:val="16"/>
-          <w:szCs w:val="16"/>
-        </w:rPr>
-        <w:t xml:space="preserve"> </w:t>
-      </w:r>
-      <w:r>
-        <w:rPr>
-          <w:rFonts w:ascii="Arial Narrow" w:eastAsia="Arial Narrow" w:hAnsi="Arial Narrow" w:cs="Arial Narrow"/>
-          <w:sz w:val="16"/>
-          <w:szCs w:val="16"/>
-        </w:rPr>
-        <w:tab/>
-      </w:r>
-      <w:r>
-        <w:rPr>
-          <w:rFonts w:ascii="Arial Narrow" w:eastAsia="Arial Narrow" w:hAnsi="Arial Narrow" w:cs="Arial Narrow"/>
-          <w:b/>
-          <w:bCs/>
-          <w:sz w:val="16"/>
-          <w:szCs w:val="16"/>
-        </w:rPr>
-        <w:t xml:space="preserve">LEY SOBRE FACULTADES, NORMAS Y ORGANIZACIÓN DEL INDECOPI, APROBADA POR DECRETO LEGISLATIVO </w:t>
-      </w:r>
-      <w:proofErr w:type="spellStart"/>
-      <w:r>
-        <w:rPr>
-          <w:rFonts w:ascii="Arial Narrow" w:eastAsia="Arial Narrow" w:hAnsi="Arial Narrow" w:cs="Arial Narrow"/>
-          <w:b/>
-          <w:bCs/>
-          <w:sz w:val="16"/>
-          <w:szCs w:val="16"/>
-        </w:rPr>
-        <w:t/>
-      </w:r>
-      <w:proofErr w:type="spellEnd"/>
-      <w:r>
-        <w:rPr>
-          <w:rFonts w:ascii="Arial Narrow" w:eastAsia="Arial Narrow" w:hAnsi="Arial Narrow" w:cs="Arial Narrow"/>
-          <w:b/>
-          <w:bCs/>
-          <w:sz w:val="16"/>
-          <w:szCs w:val="16"/>
-        </w:rPr>
-        <w:t xml:space="preserve"> 807</w:t>
-      </w:r>
-    </w:p>
-    <w:p>
-      <w:pPr>
-        <w:pStyle w:val="Textonotapie"/>
-        <w:ind w:left="567"/>
-        <w:jc w:val="both"/>
-        <w:rPr>
-          <w:rFonts w:ascii="Arial Narrow" w:eastAsia="Arial Narrow" w:hAnsi="Arial Narrow" w:cs="Arial Narrow"/>
-          <w:sz w:val="16"/>
-          <w:szCs w:val="16"/>
-        </w:rPr>
-      </w:pPr>
-      <w:r>
-        <w:rPr>
-          <w:rFonts w:ascii="Arial Narrow" w:eastAsia="Arial Narrow" w:hAnsi="Arial Narrow" w:cs="Arial Narrow"/>
-          <w:b/>
-          <w:bCs/>
-          <w:sz w:val="16"/>
-          <w:szCs w:val="16"/>
-        </w:rPr>
-        <w:t>Artículo 1.-</w:t>
-      </w:r>
-      <w:r>
-        <w:rPr>
-          <w:rFonts w:ascii="Arial Narrow" w:eastAsia="Arial Narrow" w:hAnsi="Arial Narrow" w:cs="Arial Narrow"/>
-          <w:sz w:val="16"/>
-          <w:szCs w:val="16"/>
-        </w:rPr>
-        <w:t xml:space="preserve"> Las Comisiones y Oficinas del Indecopi gozan de las facultades necesarias para desarrollar investigaciones relacionadas con los temas de su competencia. Dichas facultades serán ejercidas a través de las Secretarías Técnicas o </w:t>
-      </w:r>
-      <w:proofErr w:type="gramStart"/>
-      <w:r>
-        <w:rPr>
-          <w:rFonts w:ascii="Arial Narrow" w:eastAsia="Arial Narrow" w:hAnsi="Arial Narrow" w:cs="Arial Narrow"/>
-          <w:sz w:val="16"/>
-          <w:szCs w:val="16"/>
-        </w:rPr>
-        <w:t>Jefes</w:t>
-      </w:r>
-      <w:proofErr w:type="gramEnd"/>
-      <w:r>
-        <w:rPr>
-          <w:rFonts w:ascii="Arial Narrow" w:eastAsia="Arial Narrow" w:hAnsi="Arial Narrow" w:cs="Arial Narrow"/>
-          <w:sz w:val="16"/>
-          <w:szCs w:val="16"/>
-        </w:rPr>
-        <w:t xml:space="preserve"> de Oficinas y de los funcionarios que se designen para tal fin. Podrán ejercerse dentro de los procedimientos iniciados o en las investigaciones preliminares que se lleven a cabo para determinar la apertura de un procedimiento.</w:t>
-      </w:r>
-    </w:p>
-    <w:p>
-      <w:pPr>
-        <w:pStyle w:val="Textonotapie"/>
-        <w:ind w:left="567"/>
-        <w:jc w:val="both"/>
-        <w:rPr>
-          <w:rFonts w:ascii="Arial Narrow" w:eastAsia="Arial Narrow" w:hAnsi="Arial Narrow" w:cs="Arial Narrow"/>
-          <w:sz w:val="16"/>
-          <w:szCs w:val="16"/>
-        </w:rPr>
-      </w:pPr>
-      <w:r>
-        <w:rPr>
-          <w:rFonts w:ascii="Arial Narrow" w:eastAsia="Arial Narrow" w:hAnsi="Arial Narrow" w:cs="Arial Narrow"/>
-          <w:b/>
-          <w:bCs/>
-          <w:sz w:val="16"/>
-          <w:szCs w:val="16"/>
-        </w:rPr>
-        <w:t>Artículo 2.-</w:t>
-      </w:r>
-      <w:r>
-        <w:rPr>
-          <w:rFonts w:ascii="Arial Narrow" w:eastAsia="Arial Narrow" w:hAnsi="Arial Narrow" w:cs="Arial Narrow"/>
-          <w:sz w:val="16"/>
-          <w:szCs w:val="16"/>
-        </w:rPr>
-        <w:t xml:space="preserve"> Sin que la presente enumeración tenga carácter taxativo cada Comisión, Oficina o Sala del Tribunal del INDECOPI tiene las siguientes facultades:</w:t>
-      </w:r>
-    </w:p>
-    <w:p>
-      <w:pPr>
-        <w:pStyle w:val="Textonotapie"/>
-        <w:ind w:left="567"/>
-        <w:jc w:val="both"/>
-        <w:rPr>
-          <w:rFonts w:ascii="Arial Narrow" w:eastAsia="Arial Narrow" w:hAnsi="Arial Narrow" w:cs="Arial Narrow"/>
-          <w:sz w:val="16"/>
-          <w:szCs w:val="16"/>
-        </w:rPr>
-      </w:pPr>
-      <w:r>
-        <w:rPr>
-          <w:rFonts w:ascii="Arial Narrow" w:eastAsia="Arial Narrow" w:hAnsi="Arial Narrow" w:cs="Arial Narrow"/>
-          <w:sz w:val="16"/>
-          <w:szCs w:val="16"/>
-        </w:rPr>
-        <w:t>a) Exigir a las personas naturales o jurídicas la exhibición de todo tipo de documentos, incluyendo los libros contables y societarios, los comprobantes de pago, la correspondencia comercial y los registros magnéticos incluyendo, en este caso, los programas que fueran necesarios para su lectura; así como solicitar información referida a la organización, los negocios, el accionariado y la estructura de propiedad de las empresas.</w:t>
-      </w:r>
-    </w:p>
-    <w:p>
-      <w:pPr>
-        <w:pStyle w:val="Textonotapie"/>
-        <w:ind w:firstLine="567"/>
-        <w:jc w:val="both"/>
-        <w:rPr>
-          <w:rFonts w:ascii="Arial Narrow" w:eastAsia="Arial Narrow" w:hAnsi="Arial Narrow" w:cs="Arial Narrow"/>
-          <w:sz w:val="16"/>
-          <w:szCs w:val="16"/>
-        </w:rPr>
-      </w:pPr>
-      <w:r>
-        <w:rPr>
-          <w:rFonts w:ascii="Arial Narrow" w:eastAsia="Arial Narrow" w:hAnsi="Arial Narrow" w:cs="Arial Narrow"/>
-          <w:sz w:val="16"/>
-          <w:szCs w:val="16"/>
-        </w:rPr>
-        <w:t>(...)</w:t>
-      </w:r>
-    </w:p>
-    <w:p>
-      <w:pPr>
-        <w:pStyle w:val="Textonotapie"/>
-        <w:ind w:left="567"/>
-        <w:jc w:val="both"/>
-        <w:rPr>
-          <w:rFonts w:ascii="Arial Narrow" w:eastAsia="Arial Narrow" w:hAnsi="Arial Narrow" w:cs="Arial Narrow"/>
-          <w:sz w:val="16"/>
-          <w:szCs w:val="16"/>
-        </w:rPr>
-      </w:pPr>
-      <w:r>
-        <w:rPr>
-          <w:rFonts w:ascii="Arial Narrow" w:eastAsia="Arial Narrow" w:hAnsi="Arial Narrow" w:cs="Arial Narrow"/>
-          <w:b/>
-          <w:bCs/>
-          <w:sz w:val="16"/>
-          <w:szCs w:val="16"/>
-        </w:rPr>
-        <w:t>Artículo 24.-</w:t>
-      </w:r>
-      <w:r>
-        <w:rPr>
-          <w:rFonts w:ascii="Arial Narrow" w:eastAsia="Arial Narrow" w:hAnsi="Arial Narrow" w:cs="Arial Narrow"/>
-          <w:sz w:val="16"/>
-          <w:szCs w:val="16"/>
-        </w:rPr>
-        <w:t xml:space="preserve"> El </w:t>
-      </w:r>
-      <w:proofErr w:type="gramStart"/>
-      <w:r>
-        <w:rPr>
-          <w:rFonts w:ascii="Arial Narrow" w:eastAsia="Arial Narrow" w:hAnsi="Arial Narrow" w:cs="Arial Narrow"/>
-          <w:sz w:val="16"/>
-          <w:szCs w:val="16"/>
-        </w:rPr>
-        <w:t>Secretario Técnico</w:t>
-      </w:r>
-      <w:proofErr w:type="gramEnd"/>
-      <w:r>
-        <w:rPr>
-          <w:rFonts w:ascii="Arial Narrow" w:eastAsia="Arial Narrow" w:hAnsi="Arial Narrow" w:cs="Arial Narrow"/>
-          <w:sz w:val="16"/>
-          <w:szCs w:val="16"/>
-        </w:rPr>
-        <w:t xml:space="preserve"> se encargará de la tramitación del procedimiento. Para ello, cuenta con las siguientes facultades:</w:t>
-      </w:r>
-    </w:p>
-    <w:p>
-      <w:pPr>
-        <w:pStyle w:val="Textonotapie"/>
-        <w:ind w:firstLine="567"/>
-        <w:jc w:val="both"/>
-        <w:rPr>
-          <w:rFonts w:ascii="Arial Narrow" w:eastAsia="Arial Narrow" w:hAnsi="Arial Narrow" w:cs="Arial Narrow"/>
-          <w:sz w:val="16"/>
-          <w:szCs w:val="16"/>
-        </w:rPr>
-      </w:pPr>
-      <w:r>
-        <w:rPr>
-          <w:rFonts w:ascii="Arial Narrow" w:eastAsia="Arial Narrow" w:hAnsi="Arial Narrow" w:cs="Arial Narrow"/>
-          <w:sz w:val="16"/>
-          <w:szCs w:val="16"/>
-        </w:rPr>
-        <w:t>(...)</w:t>
-      </w:r>
-    </w:p>
-    <w:p>
-      <w:pPr>
-        <w:pStyle w:val="Textonotapie"/>
-        <w:ind w:left="567"/>
-        <w:jc w:val="both"/>
-        <w:rPr>
-          <w:rFonts w:ascii="Arial Narrow" w:eastAsia="Arial Narrow" w:hAnsi="Arial Narrow" w:cs="Arial Narrow"/>
-          <w:sz w:val="16"/>
-          <w:szCs w:val="16"/>
-        </w:rPr>
-      </w:pPr>
-      <w:r>
-        <w:rPr>
-          <w:rFonts w:ascii="Arial Narrow" w:eastAsia="Arial Narrow" w:hAnsi="Arial Narrow" w:cs="Arial Narrow"/>
-          <w:sz w:val="16"/>
-          <w:szCs w:val="16"/>
-        </w:rPr>
-        <w:t>f) Llevar a cabo las inspecciones e investigaciones necesarias para otorgar mayores elementos de juicio a la Comisión, así como las fiscalizaciones que, de ser el caso, se contemplen en disposiciones legales y reglamentarias, que considere pertinentes o que sean requeridas por la Comisión</w:t>
-      </w:r>
-    </w:p>
-    <w:p>
-      <w:pPr>
-        <w:pStyle w:val="Textonotapie"/>
-        <w:ind w:left="567" w:hanging="567"/>
-        <w:jc w:val="both"/>
-        <w:rPr>
-          <w:rFonts w:ascii="Arial Narrow" w:eastAsia="Arial Narrow" w:hAnsi="Arial Narrow" w:cs="Arial Narrow"/>
-          <w:sz w:val="16"/>
-          <w:szCs w:val="16"/>
-        </w:rPr>
-      </w:pPr>
-    </w:p>
-  </w:footnote>
   <w:footnote w:id="8">
-    <w:p>
-      <w:pPr>
-        <w:pStyle w:val="Textonotapie"/>
-        <w:ind w:left="567" w:right="-1" w:hanging="567"/>
-        <w:jc w:val="both"/>
-        <w:rPr>
-          <w:rFonts w:ascii="Arial Narrow" w:eastAsia="Arial Narrow" w:hAnsi="Arial Narrow" w:cs="Arial Narrow"/>
-          <w:b/>
-          <w:bCs/>
-          <w:sz w:val="16"/>
-          <w:szCs w:val="16"/>
-        </w:rPr>
-      </w:pPr>
-      <w:r>
-        <w:rPr>
-          <w:rStyle w:val="Refdenotaalpie"/>
-          <w:rFonts w:ascii="Arial Narrow" w:eastAsia="Arial Narrow" w:hAnsi="Arial Narrow" w:cs="Arial Narrow"/>
-          <w:sz w:val="16"/>
-          <w:szCs w:val="16"/>
-          <w:vertAlign w:val="superscript"/>
-        </w:rPr>
-        <w:footnoteRef/>
-      </w:r>
-      <w:r>
-        <w:rPr>
-          <w:rFonts w:ascii="Arial Narrow" w:eastAsia="Arial Narrow" w:hAnsi="Arial Narrow" w:cs="Arial Narrow"/>
-          <w:sz w:val="16"/>
-          <w:szCs w:val="16"/>
-        </w:rPr>
-        <w:t xml:space="preserve"> </w:t>
-      </w:r>
-      <w:bookmarkStart w:id="4" w:name="_Hlk215242936"/>
-      <w:bookmarkStart w:id="5" w:name="_Hlk215244420"/>
-      <w:r>
-        <w:rPr>
-          <w:rFonts w:ascii="Arial Narrow" w:eastAsia="Arial Narrow" w:hAnsi="Arial Narrow" w:cs="Arial Narrow"/>
-          <w:sz w:val="16"/>
-          <w:szCs w:val="16"/>
-        </w:rPr>
-        <w:tab/>
-      </w:r>
-      <w:r>
-        <w:rPr>
-          <w:rFonts w:ascii="Arial Narrow" w:eastAsia="Arial Narrow" w:hAnsi="Arial Narrow" w:cs="Arial Narrow"/>
-          <w:b/>
-          <w:bCs/>
-          <w:sz w:val="16"/>
-          <w:szCs w:val="16"/>
-        </w:rPr>
-        <w:t xml:space="preserve">LEY </w:t>
-      </w:r>
-      <w:proofErr w:type="spellStart"/>
-      <w:r>
-        <w:rPr>
-          <w:rFonts w:ascii="Arial Narrow" w:eastAsia="Arial Narrow" w:hAnsi="Arial Narrow" w:cs="Arial Narrow"/>
-          <w:b/>
-          <w:bCs/>
-          <w:sz w:val="16"/>
-          <w:szCs w:val="16"/>
-        </w:rPr>
-        <w:t/>
-      </w:r>
-      <w:proofErr w:type="spellEnd"/>
-      <w:r>
-        <w:rPr>
-          <w:rFonts w:ascii="Arial Narrow" w:eastAsia="Arial Narrow" w:hAnsi="Arial Narrow" w:cs="Arial Narrow"/>
-          <w:b/>
-          <w:bCs/>
-          <w:sz w:val="16"/>
-          <w:szCs w:val="16"/>
-        </w:rPr>
-        <w:t xml:space="preserve"> 29571, CÓDIGO DE PROTECCIÓN Y DEFENSA DEL CONSUMIDOR, publicado el 2 de setiembre de 2010 y modificado por Decreto Legislativo </w:t>
-      </w:r>
-      <w:proofErr w:type="spellStart"/>
-      <w:r>
-        <w:rPr>
-          <w:rFonts w:ascii="Arial Narrow" w:eastAsia="Arial Narrow" w:hAnsi="Arial Narrow" w:cs="Arial Narrow"/>
-          <w:b/>
-          <w:bCs/>
-          <w:sz w:val="16"/>
-          <w:szCs w:val="16"/>
-        </w:rPr>
-        <w:t/>
-      </w:r>
-      <w:proofErr w:type="spellEnd"/>
-      <w:r>
-        <w:rPr>
-          <w:rFonts w:ascii="Arial Narrow" w:eastAsia="Arial Narrow" w:hAnsi="Arial Narrow" w:cs="Arial Narrow"/>
-          <w:b/>
-          <w:bCs/>
-          <w:sz w:val="16"/>
-          <w:szCs w:val="16"/>
-        </w:rPr>
-        <w:t xml:space="preserve"> 1308 </w:t>
-      </w:r>
-    </w:p>
-    <w:p>
-      <w:pPr>
-        <w:pStyle w:val="Textonotapie"/>
-        <w:ind w:left="567" w:right="-1"/>
-        <w:jc w:val="both"/>
-        <w:rPr>
-          <w:rFonts w:ascii="Arial Narrow" w:eastAsia="Arial Narrow" w:hAnsi="Arial Narrow" w:cs="Arial Narrow"/>
-          <w:sz w:val="16"/>
-          <w:szCs w:val="16"/>
-        </w:rPr>
-      </w:pPr>
-      <w:r>
-        <w:rPr>
-          <w:rFonts w:ascii="Arial Narrow" w:eastAsia="Arial Narrow" w:hAnsi="Arial Narrow" w:cs="Arial Narrow"/>
-          <w:b/>
-          <w:bCs/>
-          <w:sz w:val="16"/>
-          <w:szCs w:val="16"/>
-        </w:rPr>
-        <w:t>Artículo 105.- Autoridad competente.</w:t>
-      </w:r>
-      <w:r>
-        <w:rPr>
-          <w:rFonts w:ascii="Arial Narrow" w:eastAsia="Arial Narrow" w:hAnsi="Arial Narrow" w:cs="Arial Narrow"/>
-          <w:sz w:val="16"/>
-          <w:szCs w:val="16"/>
-        </w:rPr>
-        <w:t xml:space="preserve"> </w:t>
-      </w:r>
-    </w:p>
-    <w:p>
-      <w:pPr>
-        <w:pStyle w:val="Textonotapie"/>
-        <w:ind w:left="567" w:right="-1"/>
-        <w:jc w:val="both"/>
-        <w:rPr>
-          <w:rFonts w:ascii="Arial Narrow" w:eastAsia="Arial Narrow" w:hAnsi="Arial Narrow" w:cs="Arial Narrow"/>
-          <w:sz w:val="16"/>
-          <w:szCs w:val="16"/>
-        </w:rPr>
-      </w:pPr>
-      <w:r>
-        <w:rPr>
-          <w:rFonts w:ascii="Arial Narrow" w:eastAsia="Arial Narrow" w:hAnsi="Arial Narrow" w:cs="Arial Narrow"/>
-          <w:sz w:val="16"/>
-          <w:szCs w:val="16"/>
-        </w:rPr>
-        <w:t xml:space="preserve">El Instituto Nacional de Defensa de la Competencia y de la Protección de la Propiedad Intelectual (Indecopi) es la autoridad con competencia primaria y de alcance nacional para conocer las presuntas infracciones a las disposiciones contenidas en el presente Código, así como para imponer las sanciones y medidas correctivas establecidas en el presente capítulo, conforme al Decreto Legislativo </w:t>
-      </w:r>
-      <w:proofErr w:type="spellStart"/>
-      <w:r>
-        <w:rPr>
-          <w:rFonts w:ascii="Arial Narrow" w:eastAsia="Arial Narrow" w:hAnsi="Arial Narrow" w:cs="Arial Narrow"/>
-          <w:sz w:val="16"/>
-          <w:szCs w:val="16"/>
-        </w:rPr>
-        <w:t/>
-      </w:r>
-      <w:proofErr w:type="spellEnd"/>
-      <w:r>
-        <w:rPr>
-          <w:rFonts w:ascii="Arial Narrow" w:eastAsia="Arial Narrow" w:hAnsi="Arial Narrow" w:cs="Arial Narrow"/>
-          <w:sz w:val="16"/>
-          <w:szCs w:val="16"/>
-        </w:rPr>
-        <w:t xml:space="preserve"> 1033, Ley de Organización y Funciones del Indecopi. Dicha competencia solo puede ser negada cuando ella haya sido asignada o se asigne a favor de otro organismo por norma expresa con rango de ley. </w:t>
-      </w:r>
-    </w:p>
-    <w:p>
-      <w:pPr>
-        <w:pStyle w:val="Textonotapie"/>
-        <w:ind w:left="567" w:right="-1"/>
-        <w:jc w:val="both"/>
-        <w:rPr>
-          <w:rFonts w:ascii="Arial Narrow" w:eastAsia="Arial Narrow" w:hAnsi="Arial Narrow" w:cs="Arial Narrow"/>
-          <w:sz w:val="16"/>
-          <w:szCs w:val="16"/>
-        </w:rPr>
-      </w:pPr>
-      <w:r>
-        <w:rPr>
-          <w:rFonts w:ascii="Arial Narrow" w:eastAsia="Arial Narrow" w:hAnsi="Arial Narrow" w:cs="Arial Narrow"/>
-          <w:sz w:val="16"/>
-          <w:szCs w:val="16"/>
-        </w:rPr>
-        <w:t xml:space="preserve">(…). </w:t>
-      </w:r>
-    </w:p>
-    <w:p>
-      <w:pPr>
-        <w:pStyle w:val="Textonotapie"/>
-        <w:ind w:left="567" w:right="-1"/>
-        <w:jc w:val="both"/>
-        <w:rPr>
-          <w:rFonts w:ascii="Arial Narrow" w:eastAsia="Arial Narrow" w:hAnsi="Arial Narrow" w:cs="Arial Narrow"/>
-          <w:sz w:val="16"/>
-          <w:szCs w:val="16"/>
-        </w:rPr>
-      </w:pPr>
-      <w:r>
-        <w:rPr>
-          <w:rFonts w:ascii="Arial Narrow" w:eastAsia="Arial Narrow" w:hAnsi="Arial Narrow" w:cs="Arial Narrow"/>
-          <w:sz w:val="16"/>
-          <w:szCs w:val="16"/>
-        </w:rPr>
-        <w:t xml:space="preserve"> </w:t>
-      </w:r>
-    </w:p>
-    <w:p>
-      <w:pPr>
-        <w:pStyle w:val="Textonotapie"/>
-        <w:ind w:left="567" w:right="-1"/>
-        <w:jc w:val="both"/>
-        <w:rPr>
-          <w:rFonts w:ascii="Arial Narrow" w:eastAsia="Arial Narrow" w:hAnsi="Arial Narrow" w:cs="Arial Narrow"/>
-          <w:b/>
-          <w:bCs/>
-          <w:sz w:val="16"/>
-          <w:szCs w:val="16"/>
-        </w:rPr>
-      </w:pPr>
-      <w:r>
-        <w:rPr>
-          <w:rFonts w:ascii="Arial Narrow" w:eastAsia="Arial Narrow" w:hAnsi="Arial Narrow" w:cs="Arial Narrow"/>
-          <w:b/>
-          <w:bCs/>
-          <w:sz w:val="16"/>
-          <w:szCs w:val="16"/>
-        </w:rPr>
-        <w:t xml:space="preserve">LEY DE ORGANIZACIÓN Y FUNCIONES DEL INDECOPI, APROBADA POR DECRETO LEGISLATIVO </w:t>
-      </w:r>
-      <w:proofErr w:type="spellStart"/>
-      <w:r>
-        <w:rPr>
-          <w:rFonts w:ascii="Arial Narrow" w:eastAsia="Arial Narrow" w:hAnsi="Arial Narrow" w:cs="Arial Narrow"/>
-          <w:b/>
-          <w:bCs/>
-          <w:sz w:val="16"/>
-          <w:szCs w:val="16"/>
-        </w:rPr>
-        <w:t/>
-      </w:r>
-      <w:proofErr w:type="spellEnd"/>
-      <w:r>
-        <w:rPr>
-          <w:rFonts w:ascii="Arial Narrow" w:eastAsia="Arial Narrow" w:hAnsi="Arial Narrow" w:cs="Arial Narrow"/>
-          <w:b/>
-          <w:bCs/>
-          <w:sz w:val="16"/>
-          <w:szCs w:val="16"/>
-        </w:rPr>
-        <w:t xml:space="preserve"> 1033 </w:t>
-      </w:r>
-    </w:p>
-    <w:p>
-      <w:pPr>
-        <w:pStyle w:val="Textonotapie"/>
-        <w:ind w:left="567" w:right="-1"/>
-        <w:jc w:val="both"/>
-        <w:rPr>
-          <w:rFonts w:ascii="Arial Narrow" w:eastAsia="Arial Narrow" w:hAnsi="Arial Narrow" w:cs="Arial Narrow"/>
-          <w:sz w:val="16"/>
-          <w:szCs w:val="16"/>
-        </w:rPr>
-      </w:pPr>
-      <w:r>
-        <w:rPr>
-          <w:rFonts w:ascii="Arial Narrow" w:eastAsia="Arial Narrow" w:hAnsi="Arial Narrow" w:cs="Arial Narrow"/>
-          <w:b/>
-          <w:bCs/>
-          <w:sz w:val="16"/>
-          <w:szCs w:val="16"/>
-        </w:rPr>
-        <w:t>Artículo 27.-</w:t>
-      </w:r>
-      <w:r>
-        <w:rPr>
-          <w:rFonts w:ascii="Arial Narrow" w:eastAsia="Arial Narrow" w:hAnsi="Arial Narrow" w:cs="Arial Narrow"/>
-          <w:sz w:val="16"/>
-          <w:szCs w:val="16"/>
-        </w:rPr>
-        <w:t xml:space="preserve"> De la Comisión de Protección al </w:t>
-      </w:r>
-      <w:proofErr w:type="gramStart"/>
-      <w:r>
-        <w:rPr>
-          <w:rFonts w:ascii="Arial Narrow" w:eastAsia="Arial Narrow" w:hAnsi="Arial Narrow" w:cs="Arial Narrow"/>
-          <w:sz w:val="16"/>
-          <w:szCs w:val="16"/>
-        </w:rPr>
-        <w:t>Consumidor.-</w:t>
-      </w:r>
-      <w:proofErr w:type="gramEnd"/>
-      <w:r>
-        <w:rPr>
-          <w:rFonts w:ascii="Arial Narrow" w:eastAsia="Arial Narrow" w:hAnsi="Arial Narrow" w:cs="Arial Narrow"/>
-          <w:sz w:val="16"/>
-          <w:szCs w:val="16"/>
-        </w:rPr>
-        <w:t xml:space="preserve"> </w:t>
-      </w:r>
-    </w:p>
-    <w:p>
-      <w:pPr>
-        <w:pStyle w:val="Textonotapie"/>
-        <w:ind w:left="567" w:right="-1"/>
-        <w:jc w:val="both"/>
-        <w:rPr>
-          <w:rFonts w:ascii="Arial Narrow" w:eastAsia="Arial Narrow" w:hAnsi="Arial Narrow" w:cs="Arial Narrow"/>
-          <w:sz w:val="16"/>
-          <w:szCs w:val="16"/>
-        </w:rPr>
-      </w:pPr>
-      <w:r>
-        <w:rPr>
-          <w:rFonts w:ascii="Arial Narrow" w:eastAsia="Arial Narrow" w:hAnsi="Arial Narrow" w:cs="Arial Narrow"/>
-          <w:sz w:val="16"/>
-          <w:szCs w:val="16"/>
-        </w:rPr>
-        <w:t xml:space="preserve">Corresponde a la Comisión de Protección al Consumidor velar por el cumplimiento de la Ley de Protección al Consumidor y de las leyes que, en general, protegen a los consumidores de la falta de idoneidad de los bienes y servicios en función de la información brindada, de las omisiones de información y de la discriminación en el consumo, así como de aquellas que complementen o sustituyan a las anteriores. </w:t>
-      </w:r>
-    </w:p>
-    <w:p>
-      <w:pPr>
-        <w:pStyle w:val="Textonotapie"/>
-        <w:ind w:left="567" w:right="-1"/>
-        <w:jc w:val="both"/>
-        <w:rPr>
-          <w:rFonts w:ascii="Arial Narrow" w:eastAsia="Arial Narrow" w:hAnsi="Arial Narrow" w:cs="Arial Narrow"/>
-          <w:sz w:val="16"/>
-          <w:szCs w:val="16"/>
-        </w:rPr>
-      </w:pPr>
-      <w:r>
-        <w:rPr>
-          <w:rFonts w:ascii="Arial Narrow" w:eastAsia="Arial Narrow" w:hAnsi="Arial Narrow" w:cs="Arial Narrow"/>
-          <w:sz w:val="16"/>
-          <w:szCs w:val="16"/>
-        </w:rPr>
-        <w:t xml:space="preserve"> </w:t>
-      </w:r>
-    </w:p>
-    <w:p>
-      <w:pPr>
-        <w:pStyle w:val="Textonotapie"/>
-        <w:ind w:left="567" w:right="-1"/>
-        <w:jc w:val="both"/>
-        <w:rPr>
-          <w:rFonts w:ascii="Arial Narrow" w:eastAsia="Arial Narrow" w:hAnsi="Arial Narrow" w:cs="Arial Narrow"/>
-          <w:b/>
-          <w:bCs/>
-          <w:sz w:val="16"/>
-          <w:szCs w:val="16"/>
-        </w:rPr>
-      </w:pPr>
-      <w:r>
-        <w:rPr>
-          <w:rFonts w:ascii="Arial Narrow" w:eastAsia="Arial Narrow" w:hAnsi="Arial Narrow" w:cs="Arial Narrow"/>
-          <w:b/>
-          <w:bCs/>
-          <w:sz w:val="16"/>
-          <w:szCs w:val="16"/>
-        </w:rPr>
-        <w:t xml:space="preserve">LEY SOBRE FACULTADES, NORMAS Y ORGANIZACIÓN DEL INDECOPI, APROBADA POR DECRETO LEGISLATIVO </w:t>
-      </w:r>
-      <w:proofErr w:type="spellStart"/>
-      <w:r>
-        <w:rPr>
-          <w:rFonts w:ascii="Arial Narrow" w:eastAsia="Arial Narrow" w:hAnsi="Arial Narrow" w:cs="Arial Narrow"/>
-          <w:b/>
-          <w:bCs/>
-          <w:sz w:val="16"/>
-          <w:szCs w:val="16"/>
-        </w:rPr>
-        <w:t/>
-      </w:r>
-      <w:proofErr w:type="spellEnd"/>
-      <w:r>
-        <w:rPr>
-          <w:rFonts w:ascii="Arial Narrow" w:eastAsia="Arial Narrow" w:hAnsi="Arial Narrow" w:cs="Arial Narrow"/>
-          <w:b/>
-          <w:bCs/>
-          <w:sz w:val="16"/>
-          <w:szCs w:val="16"/>
-        </w:rPr>
-        <w:t xml:space="preserve"> 807 </w:t>
-      </w:r>
-    </w:p>
-    <w:p>
-      <w:pPr>
-        <w:pStyle w:val="Textonotapie"/>
-        <w:ind w:left="567" w:right="-1"/>
-        <w:jc w:val="both"/>
-        <w:rPr>
-          <w:rFonts w:ascii="Arial Narrow" w:eastAsia="Arial Narrow" w:hAnsi="Arial Narrow" w:cs="Arial Narrow"/>
-          <w:sz w:val="16"/>
-          <w:szCs w:val="16"/>
-        </w:rPr>
-      </w:pPr>
-      <w:r>
-        <w:rPr>
-          <w:rFonts w:ascii="Arial Narrow" w:eastAsia="Arial Narrow" w:hAnsi="Arial Narrow" w:cs="Arial Narrow"/>
-          <w:b/>
-          <w:bCs/>
-          <w:sz w:val="16"/>
-          <w:szCs w:val="16"/>
-        </w:rPr>
-        <w:t>Artículo 24.</w:t>
-      </w:r>
-      <w:r>
-        <w:rPr>
-          <w:rFonts w:ascii="Arial Narrow" w:eastAsia="Arial Narrow" w:hAnsi="Arial Narrow" w:cs="Arial Narrow"/>
-          <w:sz w:val="16"/>
-          <w:szCs w:val="16"/>
-        </w:rPr>
-        <w:t xml:space="preserve">- El </w:t>
-      </w:r>
-      <w:proofErr w:type="gramStart"/>
-      <w:r>
-        <w:rPr>
-          <w:rFonts w:ascii="Arial Narrow" w:eastAsia="Arial Narrow" w:hAnsi="Arial Narrow" w:cs="Arial Narrow"/>
-          <w:sz w:val="16"/>
-          <w:szCs w:val="16"/>
-        </w:rPr>
-        <w:t>Secretario Técnico</w:t>
-      </w:r>
-      <w:proofErr w:type="gramEnd"/>
-      <w:r>
-        <w:rPr>
-          <w:rFonts w:ascii="Arial Narrow" w:eastAsia="Arial Narrow" w:hAnsi="Arial Narrow" w:cs="Arial Narrow"/>
-          <w:sz w:val="16"/>
-          <w:szCs w:val="16"/>
-        </w:rPr>
-        <w:t xml:space="preserve"> se encargará de la tramitación del procedimiento. Para ello, cuenta con las siguientes facultades: </w:t>
-      </w:r>
-    </w:p>
-    <w:p>
-      <w:pPr>
-        <w:pStyle w:val="Textonotapie"/>
-        <w:ind w:left="567" w:right="-1"/>
-        <w:jc w:val="both"/>
-        <w:rPr>
-          <w:rFonts w:ascii="Arial Narrow" w:eastAsia="Arial Narrow" w:hAnsi="Arial Narrow" w:cs="Arial Narrow"/>
-          <w:sz w:val="16"/>
-          <w:szCs w:val="16"/>
-        </w:rPr>
-      </w:pPr>
-      <w:r>
-        <w:rPr>
-          <w:rFonts w:ascii="Arial Narrow" w:eastAsia="Arial Narrow" w:hAnsi="Arial Narrow" w:cs="Arial Narrow"/>
-          <w:sz w:val="16"/>
-          <w:szCs w:val="16"/>
-        </w:rPr>
-        <w:t xml:space="preserve">(...) </w:t>
-      </w:r>
-    </w:p>
-    <w:p>
-      <w:pPr>
-        <w:pStyle w:val="Textonotapie"/>
-        <w:ind w:left="567" w:right="-1"/>
-        <w:jc w:val="both"/>
-        <w:rPr>
-          <w:rFonts w:ascii="Arial Narrow" w:eastAsia="Arial Narrow" w:hAnsi="Arial Narrow" w:cs="Arial Narrow"/>
-          <w:sz w:val="16"/>
-          <w:szCs w:val="16"/>
-        </w:rPr>
-      </w:pPr>
-      <w:r>
-        <w:rPr>
-          <w:rFonts w:ascii="Arial Narrow" w:eastAsia="Arial Narrow" w:hAnsi="Arial Narrow" w:cs="Arial Narrow"/>
-          <w:sz w:val="16"/>
-          <w:szCs w:val="16"/>
-        </w:rPr>
-        <w:t xml:space="preserve">c) Admitir denuncias a trámite, en aquellos casos en que la Comisión le haya delegado esta facultad. </w:t>
-      </w:r>
-    </w:p>
-    <w:p>
-      <w:pPr>
-        <w:pStyle w:val="Textonotapie"/>
-        <w:ind w:left="567" w:right="-1"/>
-        <w:jc w:val="both"/>
-        <w:rPr>
-          <w:rFonts w:ascii="Arial Narrow" w:eastAsia="Arial Narrow" w:hAnsi="Arial Narrow" w:cs="Arial Narrow"/>
-          <w:sz w:val="16"/>
-          <w:szCs w:val="16"/>
-        </w:rPr>
-      </w:pPr>
-      <w:r>
-        <w:rPr>
-          <w:rFonts w:ascii="Arial Narrow" w:eastAsia="Arial Narrow" w:hAnsi="Arial Narrow" w:cs="Arial Narrow"/>
-          <w:sz w:val="16"/>
-          <w:szCs w:val="16"/>
-        </w:rPr>
-        <w:t xml:space="preserve">(...). </w:t>
-      </w:r>
-      <w:bookmarkEnd w:id="4"/>
-    </w:p>
-    <w:p>
-      <w:pPr>
-        <w:pStyle w:val="Textonotapie"/>
-        <w:ind w:left="567" w:right="-1" w:hanging="567"/>
-        <w:jc w:val="both"/>
-        <w:rPr>
-          <w:rFonts w:ascii="Arial Narrow" w:eastAsia="Arial Narrow" w:hAnsi="Arial Narrow" w:cs="Arial Narrow"/>
-          <w:b/>
-          <w:bCs/>
-          <w:sz w:val="16"/>
-          <w:szCs w:val="16"/>
-        </w:rPr>
-      </w:pPr>
-    </w:p>
-  </w:footnote>
-  <w:footnote w:id="9">
-    <w:p>
-      <w:pPr>
-        <w:pStyle w:val="Textonotapie"/>
-        <w:ind w:left="567" w:hanging="567"/>
-        <w:jc w:val="both"/>
-        <w:rPr>
-          <w:rFonts w:ascii="Arial Narrow" w:eastAsia="Arial Narrow" w:hAnsi="Arial Narrow" w:cs="Arial Narrow"/>
-          <w:sz w:val="16"/>
-          <w:szCs w:val="16"/>
-        </w:rPr>
-      </w:pPr>
-      <w:r>
-        <w:rPr>
-          <w:rStyle w:val="Refdenotaalpie"/>
-          <w:rFonts w:ascii="Arial Narrow" w:eastAsia="Arial Narrow" w:hAnsi="Arial Narrow" w:cs="Arial Narrow"/>
-          <w:sz w:val="16"/>
-          <w:szCs w:val="16"/>
-          <w:vertAlign w:val="superscript"/>
-        </w:rPr>
-        <w:footnoteRef/>
-      </w:r>
-      <w:r>
-        <w:rPr>
-          <w:rFonts w:ascii="Arial Narrow" w:eastAsia="Arial Narrow" w:hAnsi="Arial Narrow" w:cs="Arial Narrow"/>
-          <w:sz w:val="16"/>
-          <w:szCs w:val="16"/>
-        </w:rPr>
-        <w:t xml:space="preserve"> </w:t>
-      </w:r>
-      <w:r>
-        <w:rPr>
-          <w:rFonts w:ascii="Arial Narrow" w:eastAsia="Arial Narrow" w:hAnsi="Arial Narrow" w:cs="Arial Narrow"/>
-          <w:sz w:val="16"/>
-          <w:szCs w:val="16"/>
-        </w:rPr>
-        <w:tab/>
-        <w:t xml:space="preserve">El número de trabajadores se atenderá siempre que la empresa haya sido constituida antes de la vigencia de la Ley </w:t>
-      </w:r>
-      <w:proofErr w:type="spellStart"/>
-      <w:r>
-        <w:rPr>
-          <w:rFonts w:ascii="Arial Narrow" w:eastAsia="Arial Narrow" w:hAnsi="Arial Narrow" w:cs="Arial Narrow"/>
-          <w:sz w:val="16"/>
-          <w:szCs w:val="16"/>
-        </w:rPr>
-        <w:t/>
-      </w:r>
-      <w:proofErr w:type="spellEnd"/>
-      <w:r>
-        <w:rPr>
-          <w:rFonts w:ascii="Arial Narrow" w:eastAsia="Arial Narrow" w:hAnsi="Arial Narrow" w:cs="Arial Narrow"/>
-          <w:sz w:val="16"/>
-          <w:szCs w:val="16"/>
-        </w:rPr>
-        <w:t xml:space="preserve"> 30056, publicada el 2 de julio de 2013, que modificó el artículo 5 del Texto Único Ordenado de la Ley de Promoción de la Competitividad, Formalización y Desarrollo de la Micro y Pequeña Empresa y de Acceso al Empleo Decente (LEY MYPE). Ello, en la medida que la Tercera Disposición Complementaria Transitoria de la norma modificatoria precisa que las empresas constituidas antes de la </w:t>
-      </w:r>
-      <w:proofErr w:type="gramStart"/>
-      <w:r>
-        <w:rPr>
-          <w:rFonts w:ascii="Arial Narrow" w:eastAsia="Arial Narrow" w:hAnsi="Arial Narrow" w:cs="Arial Narrow"/>
-          <w:sz w:val="16"/>
-          <w:szCs w:val="16"/>
-        </w:rPr>
-        <w:t>entrada en vigencia</w:t>
-      </w:r>
-      <w:proofErr w:type="gramEnd"/>
-      <w:r>
-        <w:rPr>
-          <w:rFonts w:ascii="Arial Narrow" w:eastAsia="Arial Narrow" w:hAnsi="Arial Narrow" w:cs="Arial Narrow"/>
-          <w:sz w:val="16"/>
-          <w:szCs w:val="16"/>
-        </w:rPr>
-        <w:t xml:space="preserve"> de dicha Ley se rigen por los requisitos de acogimiento al régimen de las micro y pequeñas empresas regulados en el Decreto Legislativo 1086.</w:t>
-      </w:r>
-    </w:p>
-    <w:p>
-      <w:pPr>
-        <w:pStyle w:val="Textonotapie"/>
-        <w:ind w:left="567" w:hanging="567"/>
-        <w:jc w:val="both"/>
-        <w:rPr>
-          <w:rFonts w:ascii="Arial Narrow" w:eastAsia="Arial Narrow" w:hAnsi="Arial Narrow" w:cs="Arial Narrow"/>
-          <w:sz w:val="16"/>
-          <w:szCs w:val="16"/>
-        </w:rPr>
-      </w:pPr>
-    </w:p>
-  </w:footnote>
-  <w:footnote w:id="10">
-    <w:p>
-      <w:pPr>
-        <w:pStyle w:val="Textonotapie"/>
-        <w:ind w:left="567" w:hanging="567"/>
-        <w:jc w:val="both"/>
-        <w:rPr>
-          <w:rFonts w:ascii="Arial Narrow" w:eastAsia="Arial Narrow" w:hAnsi="Arial Narrow" w:cs="Arial Narrow"/>
-          <w:sz w:val="16"/>
-          <w:szCs w:val="16"/>
-        </w:rPr>
-      </w:pPr>
-      <w:r>
-        <w:rPr>
-          <w:rStyle w:val="Refdenotaalpie"/>
-          <w:rFonts w:ascii="Arial Narrow" w:eastAsia="Arial Narrow" w:hAnsi="Arial Narrow" w:cs="Arial Narrow"/>
-          <w:sz w:val="16"/>
-          <w:szCs w:val="16"/>
-          <w:vertAlign w:val="superscript"/>
-        </w:rPr>
-        <w:footnoteRef/>
-      </w:r>
-      <w:r>
-        <w:rPr>
-          <w:rFonts w:ascii="Arial Narrow" w:eastAsia="Arial Narrow" w:hAnsi="Arial Narrow" w:cs="Arial Narrow"/>
-          <w:sz w:val="16"/>
-          <w:szCs w:val="16"/>
-        </w:rPr>
-        <w:t xml:space="preserve"> </w:t>
-      </w:r>
-      <w:r>
-        <w:rPr>
-          <w:rFonts w:ascii="Arial Narrow" w:eastAsia="Arial Narrow" w:hAnsi="Arial Narrow" w:cs="Arial Narrow"/>
-          <w:sz w:val="16"/>
-          <w:szCs w:val="16"/>
-        </w:rPr>
-        <w:tab/>
-      </w:r>
-      <w:r>
-        <w:rPr>
-          <w:rFonts w:ascii="Arial Narrow" w:eastAsia="Arial Narrow" w:hAnsi="Arial Narrow" w:cs="Arial Narrow"/>
-          <w:b/>
-          <w:sz w:val="16"/>
-          <w:szCs w:val="16"/>
-        </w:rPr>
-        <w:t>LEY 29571, CÓDIGO DE PROTECCIÓN Y DEFENSA DEL CONSUMIDOR</w:t>
-      </w:r>
-      <w:r>
-        <w:rPr>
-          <w:rFonts w:ascii="Arial Narrow" w:eastAsia="Arial Narrow" w:hAnsi="Arial Narrow" w:cs="Arial Narrow"/>
-          <w:b/>
-          <w:bCs/>
-          <w:sz w:val="16"/>
-          <w:szCs w:val="16"/>
-        </w:rPr>
-        <w:t xml:space="preserve">, </w:t>
-      </w:r>
-      <w:r>
-        <w:rPr>
-          <w:rFonts w:ascii="Arial Narrow" w:eastAsia="Arial Narrow" w:hAnsi="Arial Narrow" w:cs="Arial Narrow"/>
-          <w:b/>
-          <w:sz w:val="16"/>
-          <w:szCs w:val="16"/>
-        </w:rPr>
-        <w:t xml:space="preserve">publicado el 2 de setiembre de 2010 y modificado por Decreto Legislativo </w:t>
-      </w:r>
-      <w:proofErr w:type="spellStart"/>
-      <w:r>
-        <w:rPr>
-          <w:rFonts w:ascii="Arial Narrow" w:eastAsia="Arial Narrow" w:hAnsi="Arial Narrow" w:cs="Arial Narrow"/>
-          <w:b/>
-          <w:sz w:val="16"/>
-          <w:szCs w:val="16"/>
-        </w:rPr>
-        <w:t/>
-      </w:r>
-      <w:proofErr w:type="spellEnd"/>
-      <w:r>
-        <w:rPr>
-          <w:rFonts w:ascii="Arial Narrow" w:eastAsia="Arial Narrow" w:hAnsi="Arial Narrow" w:cs="Arial Narrow"/>
-          <w:b/>
-          <w:sz w:val="16"/>
-          <w:szCs w:val="16"/>
-        </w:rPr>
-        <w:t xml:space="preserve"> 1308</w:t>
-      </w:r>
-    </w:p>
-    <w:p>
-      <w:pPr>
-        <w:pStyle w:val="Textonotapie"/>
-        <w:ind w:left="567" w:hanging="567"/>
-        <w:jc w:val="both"/>
-        <w:rPr>
-          <w:rFonts w:ascii="Arial Narrow" w:eastAsia="Arial Narrow" w:hAnsi="Arial Narrow" w:cs="Arial Narrow"/>
-          <w:b/>
-          <w:bCs/>
-          <w:sz w:val="16"/>
-          <w:szCs w:val="16"/>
-        </w:rPr>
-      </w:pPr>
-      <w:r>
-        <w:rPr>
-          <w:rFonts w:ascii="Arial Narrow" w:eastAsia="Arial Narrow" w:hAnsi="Arial Narrow" w:cs="Arial Narrow"/>
-          <w:sz w:val="16"/>
-          <w:szCs w:val="16"/>
-        </w:rPr>
-        <w:tab/>
-      </w:r>
-      <w:r>
-        <w:rPr>
-          <w:rFonts w:ascii="Arial Narrow" w:eastAsia="Arial Narrow" w:hAnsi="Arial Narrow" w:cs="Arial Narrow"/>
-          <w:b/>
-          <w:bCs/>
-          <w:sz w:val="16"/>
-          <w:szCs w:val="16"/>
-        </w:rPr>
-        <w:t>Artículo 110.- Sanciones Administrativas</w:t>
-      </w:r>
-    </w:p>
-    <w:p>
-      <w:pPr>
-        <w:autoSpaceDE w:val="0"/>
-        <w:autoSpaceDN w:val="0"/>
-        <w:adjustRightInd w:val="0"/>
-        <w:spacing w:after="0" w:line="240" w:lineRule="auto"/>
-        <w:ind w:left="567"/>
-        <w:jc w:val="both"/>
-        <w:rPr>
-          <w:rFonts w:ascii="Arial Narrow" w:eastAsia="Arial Narrow" w:hAnsi="Arial Narrow" w:cs="Arial Narrow"/>
-          <w:sz w:val="16"/>
-          <w:szCs w:val="16"/>
-          <w:lang w:eastAsia="es-PE"/>
-        </w:rPr>
-      </w:pPr>
-      <w:r>
-        <w:rPr>
-          <w:rFonts w:ascii="Arial Narrow" w:eastAsia="Arial Narrow" w:hAnsi="Arial Narrow" w:cs="Arial Narrow"/>
-          <w:sz w:val="16"/>
-          <w:szCs w:val="16"/>
-          <w:lang w:eastAsia="es-PE"/>
-        </w:rPr>
-        <w:t>(…)</w:t>
-      </w:r>
-    </w:p>
-    <w:p>
-      <w:pPr>
-        <w:autoSpaceDE w:val="0"/>
-        <w:autoSpaceDN w:val="0"/>
-        <w:adjustRightInd w:val="0"/>
-        <w:spacing w:after="0" w:line="240" w:lineRule="auto"/>
-        <w:ind w:left="567"/>
-        <w:jc w:val="both"/>
-        <w:rPr>
-          <w:rFonts w:ascii="Arial Narrow" w:eastAsia="Arial Narrow" w:hAnsi="Arial Narrow" w:cs="Arial Narrow"/>
-          <w:sz w:val="16"/>
-          <w:szCs w:val="16"/>
-          <w:lang w:eastAsia="es-PE"/>
-        </w:rPr>
-      </w:pPr>
-      <w:r>
-        <w:rPr>
-          <w:rFonts w:ascii="Arial Narrow" w:eastAsia="Arial Narrow" w:hAnsi="Arial Narrow" w:cs="Arial Narrow"/>
-          <w:sz w:val="16"/>
-          <w:szCs w:val="16"/>
-          <w:lang w:eastAsia="es-PE"/>
-        </w:rPr>
-        <w:t>En el caso de las microempresas, la multa no puede superar el diez por ciento (10%) de las ventas o ingresos brutos percibidos por el infractor, relativos a todas sus actividades económicas, correspondientes al ejercicio inmediato anterior al de la expedición de la resolución de primera instancia, siempre que se haya acreditado dichos ingresos, no se encuentre en una situación de reincidencia y el caso no verse sobre la vida, salud o integridad de los consumidores. Para el caso de las pequeñas empresas, la multa no puede superar el veinte por ciento (20%) de las ventas o ingresos brutos percibidos por el infractor, conforme a los requisitos señalados anteriormente.</w:t>
-      </w:r>
-    </w:p>
-    <w:p>
-      <w:pPr>
-        <w:autoSpaceDE w:val="0"/>
-        <w:autoSpaceDN w:val="0"/>
-        <w:adjustRightInd w:val="0"/>
-        <w:spacing w:after="0" w:line="240" w:lineRule="auto"/>
-        <w:ind w:left="567"/>
-        <w:jc w:val="both"/>
-        <w:rPr>
-          <w:rFonts w:ascii="Arial Narrow" w:eastAsia="Arial Narrow" w:hAnsi="Arial Narrow" w:cs="Arial Narrow"/>
-          <w:sz w:val="16"/>
-          <w:szCs w:val="16"/>
-          <w:lang w:eastAsia="es-PE"/>
-        </w:rPr>
-      </w:pPr>
-      <w:r>
-        <w:rPr>
-          <w:rFonts w:ascii="Arial Narrow" w:eastAsia="Arial Narrow" w:hAnsi="Arial Narrow" w:cs="Arial Narrow"/>
-          <w:sz w:val="16"/>
-          <w:szCs w:val="16"/>
-          <w:lang w:eastAsia="es-PE"/>
-        </w:rPr>
-        <w:t>(…).</w:t>
-      </w:r>
-    </w:p>
-    <w:p>
-      <w:pPr>
-        <w:pStyle w:val="Textonotapie"/>
-        <w:ind w:left="567" w:hanging="567"/>
-        <w:jc w:val="both"/>
-        <w:rPr>
-          <w:rFonts w:ascii="Arial Narrow" w:eastAsia="Arial Narrow" w:hAnsi="Arial Narrow" w:cs="Arial Narrow"/>
-          <w:sz w:val="16"/>
-          <w:szCs w:val="16"/>
-        </w:rPr>
-      </w:pPr>
-    </w:p>
-  </w:footnote>
-  <w:footnote w:id="16">
-    <w:p>
-      <w:pPr>
-        <w:pStyle w:val="Textonotapie"/>
-        <w:ind w:left="567" w:hanging="567"/>
-        <w:jc w:val="both"/>
-        <w:rPr>
-          <w:rFonts w:ascii="Arial Narrow" w:eastAsia="Arial Narrow" w:hAnsi="Arial Narrow" w:cs="Arial Narrow"/>
-          <w:sz w:val="16"/>
-          <w:szCs w:val="16"/>
-        </w:rPr>
-      </w:pPr>
-      <w:r>
-        <w:rPr>
-          <w:rStyle w:val="Refdenotaalpie"/>
-          <w:rFonts w:ascii="Arial Narrow" w:eastAsia="Arial Narrow" w:hAnsi="Arial Narrow" w:cs="Arial Narrow"/>
-          <w:sz w:val="16"/>
-          <w:szCs w:val="16"/>
-          <w:vertAlign w:val="superscript"/>
-        </w:rPr>
-        <w:footnoteRef/>
-      </w:r>
-      <w:r>
-        <w:rPr>
-          <w:rFonts w:ascii="Arial Narrow" w:eastAsia="Arial Narrow" w:hAnsi="Arial Narrow" w:cs="Arial Narrow"/>
-          <w:sz w:val="16"/>
-          <w:szCs w:val="16"/>
-        </w:rPr>
-        <w:tab/>
-      </w:r>
-      <w:r>
-        <w:rPr>
-          <w:rFonts w:ascii="Arial Narrow" w:eastAsia="Arial Narrow" w:hAnsi="Arial Narrow" w:cs="Arial Narrow"/>
-          <w:b/>
-          <w:bCs/>
-          <w:sz w:val="16"/>
-          <w:szCs w:val="16"/>
-        </w:rPr>
-        <w:t xml:space="preserve">DECRETO LEGISLATIVO 807, LEY SOBRE FACULTADES, NORMAS Y ORGANIZACIÓN DEL INDECOPI, publicado el 18 de abril de 1996</w:t>
-      </w:r>
-    </w:p>
-    <w:p>
-      <w:pPr>
-        <w:pStyle w:val="Textonotapie"/>
-        <w:ind w:left="567" w:hanging="567"/>
-        <w:jc w:val="both"/>
-        <w:rPr>
-          <w:rFonts w:ascii="Arial Narrow" w:eastAsia="Arial Narrow" w:hAnsi="Arial Narrow" w:cs="Arial Narrow"/>
-          <w:sz w:val="16"/>
-          <w:szCs w:val="16"/>
-        </w:rPr>
-      </w:pPr>
-      <w:r>
-        <w:rPr>
-          <w:rFonts w:ascii="Arial Narrow" w:eastAsia="Arial Narrow" w:hAnsi="Arial Narrow" w:cs="Arial Narrow"/>
-          <w:sz w:val="16"/>
-          <w:szCs w:val="16"/>
-        </w:rPr>
-        <w:tab/>
-      </w:r>
-      <w:r>
-        <w:rPr>
-          <w:rFonts w:ascii="Arial Narrow" w:eastAsia="Arial Narrow" w:hAnsi="Arial Narrow" w:cs="Arial Narrow"/>
-          <w:b/>
-          <w:bCs/>
-          <w:sz w:val="16"/>
-          <w:szCs w:val="16"/>
-        </w:rPr>
-        <w:t xml:space="preserve">Artículo 26.-</w:t>
-      </w:r>
-      <w:r>
-        <w:rPr>
-          <w:rFonts w:ascii="Arial Narrow" w:eastAsia="Arial Narrow" w:hAnsi="Arial Narrow" w:cs="Arial Narrow"/>
-          <w:sz w:val="16"/>
-          <w:szCs w:val="16"/>
-        </w:rPr>
-        <w:t xml:space="preserve"> Una vez admitida a trámite la denuncia, se correrá traslado de la misma al denunciado, a fin de que éste presente su descargo. El plazo para la presentación del descargo será de cinco (5) días contados desde la notificación, vencido el cual, el Secretario Técnico declarará en rebeldía al denunciado que no lo hubiera presentado.</w:t>
-      </w:r>
-    </w:p>
-    <w:p>
-      <w:pPr>
-        <w:pStyle w:val="Textonotapie"/>
-        <w:ind w:left="567" w:hanging="567"/>
-        <w:jc w:val="both"/>
-        <w:rPr>
-          <w:rFonts w:ascii="Arial Narrow" w:eastAsia="Arial Narrow" w:hAnsi="Arial Narrow" w:cs="Arial Narrow"/>
-          <w:sz w:val="16"/>
-          <w:szCs w:val="16"/>
-        </w:rPr>
-      </w:pPr>
-    </w:p>
-  </w:footnote>
-  <w:footnote w:id="17">
-    <w:p>
-      <w:pPr>
-        <w:pStyle w:val="Textonotapie"/>
-        <w:ind w:left="567" w:hanging="567"/>
-        <w:jc w:val="both"/>
-        <w:rPr>
-          <w:rFonts w:ascii="Arial Narrow" w:eastAsia="Arial Narrow" w:hAnsi="Arial Narrow" w:cs="Arial Narrow"/>
-          <w:sz w:val="16"/>
-          <w:szCs w:val="16"/>
-        </w:rPr>
-      </w:pPr>
-      <w:r>
-        <w:rPr>
-          <w:rStyle w:val="Refdenotaalpie"/>
-          <w:rFonts w:ascii="Arial Narrow" w:eastAsia="Arial Narrow" w:hAnsi="Arial Narrow" w:cs="Arial Narrow"/>
-          <w:sz w:val="16"/>
-          <w:szCs w:val="16"/>
-          <w:vertAlign w:val="superscript"/>
-        </w:rPr>
-        <w:footnoteRef/>
-      </w:r>
-      <w:r>
-        <w:rPr>
-          <w:rFonts w:ascii="Arial Narrow" w:eastAsia="Arial Narrow" w:hAnsi="Arial Narrow" w:cs="Arial Narrow"/>
-          <w:sz w:val="16"/>
-          <w:szCs w:val="16"/>
-        </w:rPr>
-        <w:tab/>
-      </w:r>
-      <w:r>
-        <w:rPr>
-          <w:rFonts w:ascii="Arial Narrow" w:eastAsia="Arial Narrow" w:hAnsi="Arial Narrow" w:cs="Arial Narrow"/>
-          <w:b/>
-          <w:bCs/>
-          <w:sz w:val="16"/>
-          <w:szCs w:val="16"/>
-        </w:rPr>
-        <w:t xml:space="preserve">DECRETO SUPREMO 006-2026-JUS, TEXTO ÚNICO ORDENADO DE LA LEY 27444, LEY DEL PROCEDIMIENTO ADMINISTRATIVO GENERAL, publicado el 30 de abril de 2026</w:t>
-      </w:r>
-    </w:p>
-    <w:p>
-      <w:pPr>
-        <w:pStyle w:val="Textonotapie"/>
-        <w:ind w:left="567" w:hanging="567"/>
-        <w:jc w:val="both"/>
-        <w:rPr>
-          <w:rFonts w:ascii="Arial Narrow" w:eastAsia="Arial Narrow" w:hAnsi="Arial Narrow" w:cs="Arial Narrow"/>
-          <w:sz w:val="16"/>
-          <w:szCs w:val="16"/>
-        </w:rPr>
-      </w:pPr>
-      <w:r>
-        <w:rPr>
-          <w:rFonts w:ascii="Arial Narrow" w:eastAsia="Arial Narrow" w:hAnsi="Arial Narrow" w:cs="Arial Narrow"/>
-          <w:sz w:val="16"/>
-          <w:szCs w:val="16"/>
-        </w:rPr>
-        <w:tab/>
-      </w:r>
-      <w:r>
-        <w:rPr>
-          <w:rFonts w:ascii="Arial Narrow" w:eastAsia="Arial Narrow" w:hAnsi="Arial Narrow" w:cs="Arial Narrow"/>
-          <w:b/>
-          <w:bCs/>
-          <w:sz w:val="16"/>
-          <w:szCs w:val="16"/>
-        </w:rPr>
-        <w:t xml:space="preserve">Artículo 223.- Contestación de la reclamación</w:t>
-      </w:r>
-    </w:p>
-    <w:p>
-      <w:pPr>
-        <w:pStyle w:val="Textonotapie"/>
-        <w:ind w:left="567" w:hanging="567"/>
-        <w:jc w:val="both"/>
-        <w:rPr>
-          <w:rFonts w:ascii="Arial Narrow" w:eastAsia="Arial Narrow" w:hAnsi="Arial Narrow" w:cs="Arial Narrow"/>
-          <w:sz w:val="16"/>
-          <w:szCs w:val="16"/>
-        </w:rPr>
-      </w:pPr>
-      <w:r>
-        <w:rPr>
-          <w:rFonts w:ascii="Arial Narrow" w:eastAsia="Arial Narrow" w:hAnsi="Arial Narrow" w:cs="Arial Narrow"/>
-          <w:sz w:val="16"/>
-          <w:szCs w:val="16"/>
-        </w:rPr>
-        <w:tab/>
-      </w:r>
-      <w:r>
-        <w:rPr>
-          <w:rFonts w:ascii="Arial Narrow" w:eastAsia="Arial Narrow" w:hAnsi="Arial Narrow" w:cs="Arial Narrow"/>
-          <w:sz w:val="16"/>
-          <w:szCs w:val="16"/>
-        </w:rPr>
-        <w:t xml:space="preserve">223.1 El reclamado deberá presentar la contestación de la reclamación dentro de los quince (15) días posteriores a la notificación de ésta; vencido este plazo, la Administración declarará en rebeldía al reclamado que no la hubiera presentado. La contestación deberá contener los requisitos de los escritos previstos en el artículo 113 de la presente Ley, así como la absolución de todos los asuntos controvertidos de hecho y de derecho, Las alegaciones y los hechos relevantes de la reclamación, salvo que hayan sido específicamente negadas en la contestación, se tendrán por aceptadas o merituadas como ciertas.</w:t>
-      </w:r>
-    </w:p>
-    <w:p>
-      <w:pPr>
-        <w:pStyle w:val="Textonotapie"/>
-        <w:ind w:left="567" w:hanging="567"/>
-        <w:jc w:val="both"/>
-        <w:rPr>
-          <w:rFonts w:ascii="Arial Narrow" w:eastAsia="Arial Narrow" w:hAnsi="Arial Narrow" w:cs="Arial Narrow"/>
-          <w:sz w:val="16"/>
-          <w:szCs w:val="16"/>
-        </w:rPr>
-      </w:pPr>
-    </w:p>
-  </w:footnote>
-  <w:footnote w:id="11">
-    <w:p>
-      <w:pPr>
-        <w:spacing w:after="0" w:line="240" w:lineRule="auto"/>
-        <w:ind w:left="567" w:hanging="567"/>
-        <w:jc w:val="both"/>
-        <w:rPr>
-          <w:rFonts w:ascii="Arial Narrow" w:eastAsia="Arial Narrow" w:hAnsi="Arial Narrow" w:cs="Arial Narrow"/>
-          <w:sz w:val="16"/>
-          <w:szCs w:val="16"/>
-        </w:rPr>
-      </w:pPr>
-      <w:r>
-        <w:rPr>
-          <w:rStyle w:val="Refdenotaalpie"/>
-          <w:rFonts w:ascii="Arial Narrow" w:eastAsia="Arial Narrow" w:hAnsi="Arial Narrow" w:cs="Arial Narrow"/>
-          <w:sz w:val="16"/>
-          <w:szCs w:val="16"/>
-          <w:vertAlign w:val="superscript"/>
-        </w:rPr>
-        <w:footnoteRef/>
-      </w:r>
-      <w:r>
-        <w:rPr>
-          <w:rFonts w:ascii="Arial Narrow" w:eastAsia="Arial Narrow" w:hAnsi="Arial Narrow" w:cs="Arial Narrow"/>
-          <w:sz w:val="16"/>
-          <w:szCs w:val="16"/>
-          <w:vertAlign w:val="superscript"/>
-        </w:rPr>
-        <w:t xml:space="preserve"> </w:t>
-      </w:r>
-      <w:r>
-        <w:rPr>
-          <w:rFonts w:ascii="Arial Narrow" w:eastAsia="Arial Narrow" w:hAnsi="Arial Narrow" w:cs="Arial Narrow"/>
-          <w:sz w:val="16"/>
-          <w:szCs w:val="16"/>
-        </w:rPr>
-        <w:t xml:space="preserve"> </w:t>
-      </w:r>
-      <w:r>
-        <w:rPr>
-          <w:rFonts w:ascii="Arial Narrow" w:eastAsia="Arial Narrow" w:hAnsi="Arial Narrow" w:cs="Arial Narrow"/>
-          <w:sz w:val="16"/>
-          <w:szCs w:val="16"/>
-        </w:rPr>
-        <w:tab/>
-      </w:r>
-      <w:r>
-        <w:rPr>
-          <w:rFonts w:ascii="Arial Narrow" w:eastAsia="Arial Narrow" w:hAnsi="Arial Narrow" w:cs="Arial Narrow"/>
-          <w:b/>
-          <w:sz w:val="16"/>
-          <w:szCs w:val="16"/>
-        </w:rPr>
-        <w:t>LEY 29571, CÓDIGO DE PROTECCIÓN Y DEFENSA DEL CONSUMIDOR</w:t>
-      </w:r>
-      <w:r>
-        <w:rPr>
-          <w:rFonts w:ascii="Arial Narrow" w:eastAsia="Arial Narrow" w:hAnsi="Arial Narrow" w:cs="Arial Narrow"/>
-          <w:b/>
-          <w:bCs/>
-          <w:sz w:val="16"/>
-          <w:szCs w:val="16"/>
-        </w:rPr>
-        <w:t xml:space="preserve">, </w:t>
-      </w:r>
-      <w:r>
-        <w:rPr>
-          <w:rFonts w:ascii="Arial Narrow" w:eastAsia="Arial Narrow" w:hAnsi="Arial Narrow" w:cs="Arial Narrow"/>
-          <w:b/>
-          <w:sz w:val="16"/>
-          <w:szCs w:val="16"/>
-        </w:rPr>
-        <w:t xml:space="preserve">publicado el 2 de setiembre de 2010 y modificado por Decreto Legislativo </w:t>
-      </w:r>
-      <w:proofErr w:type="spellStart"/>
-      <w:r>
-        <w:rPr>
-          <w:rFonts w:ascii="Arial Narrow" w:eastAsia="Arial Narrow" w:hAnsi="Arial Narrow" w:cs="Arial Narrow"/>
-          <w:b/>
-          <w:sz w:val="16"/>
-          <w:szCs w:val="16"/>
-        </w:rPr>
-        <w:t/>
-      </w:r>
-      <w:proofErr w:type="spellEnd"/>
-      <w:r>
-        <w:rPr>
-          <w:rFonts w:ascii="Arial Narrow" w:eastAsia="Arial Narrow" w:hAnsi="Arial Narrow" w:cs="Arial Narrow"/>
-          <w:b/>
-          <w:sz w:val="16"/>
-          <w:szCs w:val="16"/>
-        </w:rPr>
-        <w:t xml:space="preserve"> 1308</w:t>
-      </w:r>
-    </w:p>
-    <w:p>
-      <w:pPr>
-        <w:spacing w:after="0" w:line="240" w:lineRule="auto"/>
-        <w:ind w:left="567" w:hanging="567"/>
-        <w:jc w:val="both"/>
-        <w:rPr>
-          <w:rFonts w:ascii="Arial Narrow" w:eastAsia="Arial Narrow" w:hAnsi="Arial Narrow" w:cs="Arial Narrow"/>
-          <w:b/>
-          <w:sz w:val="16"/>
-          <w:szCs w:val="16"/>
-        </w:rPr>
-      </w:pPr>
-      <w:r>
-        <w:rPr>
-          <w:rFonts w:ascii="Arial Narrow" w:eastAsia="Arial Narrow" w:hAnsi="Arial Narrow" w:cs="Arial Narrow"/>
-          <w:b/>
-          <w:sz w:val="16"/>
-          <w:szCs w:val="16"/>
-        </w:rPr>
-        <w:tab/>
-        <w:t>Artículo 110.- Sanciones administrativas</w:t>
-      </w:r>
-    </w:p>
-    <w:p>
-      <w:pPr>
-        <w:spacing w:after="0" w:line="240" w:lineRule="auto"/>
-        <w:ind w:left="567"/>
-        <w:jc w:val="both"/>
-        <w:rPr>
-          <w:rFonts w:ascii="Arial Narrow" w:eastAsia="Arial Narrow" w:hAnsi="Arial Narrow" w:cs="Arial Narrow"/>
-          <w:sz w:val="16"/>
-          <w:szCs w:val="16"/>
-        </w:rPr>
-      </w:pPr>
-      <w:r>
-        <w:rPr>
-          <w:rFonts w:ascii="Arial Narrow" w:eastAsia="Arial Narrow" w:hAnsi="Arial Narrow" w:cs="Arial Narrow"/>
-          <w:sz w:val="16"/>
-          <w:szCs w:val="16"/>
-        </w:rPr>
-        <w:t>El órgano resolutivo puede sancionar las infracciones administrativas a que se refiere el artículo 108 con amonestación y multas de hasta cuatrocientos cincuenta (450) Unidades Impositivas Tributarias (UIT), las cuales son calificadas de la siguiente manera:</w:t>
-      </w:r>
-    </w:p>
-    <w:p>
-      <w:pPr>
-        <w:numPr>
-          <w:ilvl w:val="0"/>
-          <w:numId w:val="2"/>
-        </w:numPr>
-        <w:spacing w:after="0" w:line="240" w:lineRule="auto"/>
-        <w:ind w:left="426" w:firstLine="141"/>
-        <w:jc w:val="both"/>
-        <w:rPr>
-          <w:rFonts w:ascii="Arial Narrow" w:eastAsia="Arial Narrow" w:hAnsi="Arial Narrow" w:cs="Arial Narrow"/>
-          <w:sz w:val="16"/>
-          <w:szCs w:val="16"/>
-        </w:rPr>
-      </w:pPr>
-      <w:r>
-        <w:rPr>
-          <w:rFonts w:ascii="Arial Narrow" w:eastAsia="Arial Narrow" w:hAnsi="Arial Narrow" w:cs="Arial Narrow"/>
-          <w:sz w:val="16"/>
-          <w:szCs w:val="16"/>
-        </w:rPr>
-        <w:t>Infracciones leves, con una amonestación o con una multa de hasta cincuenta (50) UIT.</w:t>
-      </w:r>
-    </w:p>
-    <w:p>
-      <w:pPr>
-        <w:numPr>
-          <w:ilvl w:val="0"/>
-          <w:numId w:val="2"/>
-        </w:numPr>
-        <w:spacing w:after="0" w:line="240" w:lineRule="auto"/>
-        <w:ind w:left="426" w:firstLine="141"/>
-        <w:jc w:val="both"/>
-        <w:rPr>
-          <w:rFonts w:ascii="Arial Narrow" w:eastAsia="Arial Narrow" w:hAnsi="Arial Narrow" w:cs="Arial Narrow"/>
-          <w:sz w:val="16"/>
-          <w:szCs w:val="16"/>
-        </w:rPr>
-      </w:pPr>
-      <w:r>
-        <w:rPr>
-          <w:rFonts w:ascii="Arial Narrow" w:eastAsia="Arial Narrow" w:hAnsi="Arial Narrow" w:cs="Arial Narrow"/>
-          <w:sz w:val="16"/>
-          <w:szCs w:val="16"/>
-        </w:rPr>
-        <w:t>Infracciones graves, con una multa de hasta ciento cincuenta (150) UIT.</w:t>
-      </w:r>
-    </w:p>
-    <w:p>
-      <w:pPr>
-        <w:numPr>
-          <w:ilvl w:val="0"/>
-          <w:numId w:val="2"/>
-        </w:numPr>
-        <w:spacing w:after="0" w:line="240" w:lineRule="auto"/>
-        <w:ind w:left="426" w:firstLine="141"/>
-        <w:jc w:val="both"/>
-        <w:rPr>
-          <w:rFonts w:ascii="Arial Narrow" w:eastAsia="Arial Narrow" w:hAnsi="Arial Narrow" w:cs="Arial Narrow"/>
-          <w:sz w:val="16"/>
-          <w:szCs w:val="16"/>
-        </w:rPr>
-      </w:pPr>
-      <w:r>
-        <w:rPr>
-          <w:rFonts w:ascii="Arial Narrow" w:eastAsia="Arial Narrow" w:hAnsi="Arial Narrow" w:cs="Arial Narrow"/>
-          <w:sz w:val="16"/>
-          <w:szCs w:val="16"/>
-        </w:rPr>
-        <w:t>Infracciones muy graves, con una multa de hasta cuatrocientos cincuenta (450) UIT.</w:t>
-      </w:r>
-    </w:p>
-    <w:p>
-      <w:pPr>
-        <w:spacing w:after="0" w:line="240" w:lineRule="auto"/>
-        <w:ind w:left="567"/>
-        <w:jc w:val="both"/>
-        <w:rPr>
-          <w:rFonts w:ascii="Arial Narrow" w:eastAsia="Arial Narrow" w:hAnsi="Arial Narrow" w:cs="Arial Narrow"/>
-          <w:sz w:val="16"/>
-          <w:szCs w:val="16"/>
-        </w:rPr>
-      </w:pPr>
-      <w:r>
-        <w:rPr>
-          <w:rFonts w:ascii="Arial Narrow" w:eastAsia="Arial Narrow" w:hAnsi="Arial Narrow" w:cs="Arial Narrow"/>
-          <w:sz w:val="16"/>
-          <w:szCs w:val="16"/>
-        </w:rPr>
-        <w:t>(…).</w:t>
-      </w:r>
-    </w:p>
-    <w:p>
-      <w:pPr>
-        <w:spacing w:after="0" w:line="240" w:lineRule="auto"/>
-        <w:ind w:left="567" w:hanging="567"/>
-        <w:jc w:val="both"/>
-        <w:rPr>
-          <w:rFonts w:ascii="Arial Narrow" w:eastAsia="Arial Narrow" w:hAnsi="Arial Narrow" w:cs="Arial Narrow"/>
-          <w:sz w:val="16"/>
-          <w:szCs w:val="16"/>
-        </w:rPr>
-      </w:pPr>
-    </w:p>
-  </w:footnote>
-  <w:footnote w:id="12">
-    <w:p>
-      <w:pPr>
-        <w:spacing w:after="0" w:line="240" w:lineRule="auto"/>
-        <w:ind w:left="567" w:hanging="567"/>
-        <w:jc w:val="both"/>
-        <w:rPr>
-          <w:rFonts w:ascii="Arial Narrow" w:eastAsia="Arial Narrow" w:hAnsi="Arial Narrow" w:cs="Arial Narrow"/>
-          <w:sz w:val="16"/>
-          <w:szCs w:val="16"/>
-        </w:rPr>
-      </w:pPr>
-      <w:r>
-        <w:rPr>
-          <w:rStyle w:val="Refdenotaalpie"/>
-          <w:rFonts w:ascii="Arial Narrow" w:eastAsia="Arial Narrow" w:hAnsi="Arial Narrow" w:cs="Arial Narrow"/>
-          <w:sz w:val="16"/>
-          <w:szCs w:val="16"/>
-          <w:vertAlign w:val="superscript"/>
-        </w:rPr>
-        <w:footnoteRef/>
-      </w:r>
-      <w:r>
-        <w:rPr>
-          <w:rFonts w:ascii="Arial Narrow" w:eastAsia="Arial Narrow" w:hAnsi="Arial Narrow" w:cs="Arial Narrow"/>
-          <w:sz w:val="16"/>
-          <w:szCs w:val="16"/>
-        </w:rPr>
-        <w:t xml:space="preserve"> </w:t>
-      </w:r>
-      <w:r>
-        <w:rPr>
-          <w:rFonts w:ascii="Arial Narrow" w:eastAsia="Arial Narrow" w:hAnsi="Arial Narrow" w:cs="Arial Narrow"/>
-          <w:sz w:val="16"/>
-          <w:szCs w:val="16"/>
-        </w:rPr>
-        <w:tab/>
-      </w:r>
-      <w:r>
-        <w:rPr>
-          <w:rFonts w:ascii="Arial Narrow" w:eastAsia="Arial Narrow" w:hAnsi="Arial Narrow" w:cs="Arial Narrow"/>
-          <w:b/>
-          <w:sz w:val="16"/>
-          <w:szCs w:val="16"/>
-        </w:rPr>
-        <w:t>Artículo 114.- Medidas correctivas</w:t>
-      </w:r>
-    </w:p>
-    <w:p>
-      <w:pPr>
-        <w:spacing w:after="0" w:line="240" w:lineRule="auto"/>
-        <w:ind w:left="567"/>
-        <w:jc w:val="both"/>
-        <w:rPr>
-          <w:rFonts w:ascii="Arial Narrow" w:eastAsia="Arial Narrow" w:hAnsi="Arial Narrow" w:cs="Arial Narrow"/>
-          <w:sz w:val="16"/>
-          <w:szCs w:val="16"/>
-        </w:rPr>
-      </w:pPr>
-      <w:r>
-        <w:rPr>
-          <w:rFonts w:ascii="Arial Narrow" w:eastAsia="Arial Narrow" w:hAnsi="Arial Narrow" w:cs="Arial Narrow"/>
-          <w:sz w:val="16"/>
-          <w:szCs w:val="16"/>
-        </w:rPr>
-        <w:t xml:space="preserve">Sin perjuicio de la sanción administrativa que corresponda al proveedor por una infracción al presente Código, el Indecopi puede dictar, en calidad de mandatos, medidas correctivas reparadoras y complementarias. </w:t>
-      </w:r>
-    </w:p>
-    <w:p>
-      <w:pPr>
-        <w:spacing w:after="0" w:line="240" w:lineRule="auto"/>
-        <w:ind w:left="567" w:hanging="567"/>
-        <w:jc w:val="both"/>
-        <w:rPr>
-          <w:rFonts w:ascii="Arial Narrow" w:eastAsia="Arial Narrow" w:hAnsi="Arial Narrow" w:cs="Arial Narrow"/>
-          <w:sz w:val="16"/>
-          <w:szCs w:val="16"/>
-        </w:rPr>
-      </w:pPr>
-      <w:r>
-        <w:rPr>
-          <w:rFonts w:ascii="Arial Narrow" w:eastAsia="Arial Narrow" w:hAnsi="Arial Narrow" w:cs="Arial Narrow"/>
-          <w:sz w:val="16"/>
-          <w:szCs w:val="16"/>
-        </w:rPr>
-        <w:tab/>
-        <w:t xml:space="preserve">Las medidas correctivas reparadoras pueden dictarse a pedido de parte o de oficio, siempre y cuando sean expresamente informadas sobre esa posibilidad en la notificación de cargo al proveedor por la autoridad encargada del procedimiento. </w:t>
-      </w:r>
-    </w:p>
-    <w:p>
-      <w:pPr>
-        <w:spacing w:after="0" w:line="240" w:lineRule="auto"/>
-        <w:ind w:left="567" w:hanging="567"/>
-        <w:jc w:val="both"/>
-        <w:rPr>
-          <w:rFonts w:ascii="Arial Narrow" w:eastAsia="Arial Narrow" w:hAnsi="Arial Narrow" w:cs="Arial Narrow"/>
-          <w:sz w:val="16"/>
-          <w:szCs w:val="16"/>
-        </w:rPr>
-      </w:pPr>
-      <w:r>
-        <w:rPr>
-          <w:rFonts w:ascii="Arial Narrow" w:eastAsia="Arial Narrow" w:hAnsi="Arial Narrow" w:cs="Arial Narrow"/>
-          <w:sz w:val="16"/>
-          <w:szCs w:val="16"/>
-        </w:rPr>
-        <w:tab/>
-        <w:t>Las medidas correctivas complementarias pueden dictarse de oficio o a pedido de parte.</w:t>
-      </w:r>
-    </w:p>
-    <w:p>
-      <w:pPr>
-        <w:spacing w:after="0" w:line="240" w:lineRule="auto"/>
-        <w:ind w:left="567" w:hanging="567"/>
-        <w:jc w:val="both"/>
-        <w:rPr>
-          <w:rFonts w:ascii="Arial Narrow" w:eastAsia="Arial Narrow" w:hAnsi="Arial Narrow" w:cs="Arial Narrow"/>
-          <w:sz w:val="16"/>
-          <w:szCs w:val="16"/>
-        </w:rPr>
-      </w:pPr>
-    </w:p>
-    <w:p>
-      <w:pPr>
-        <w:spacing w:after="0" w:line="240" w:lineRule="auto"/>
-        <w:ind w:left="567" w:hanging="567"/>
-        <w:jc w:val="both"/>
-        <w:rPr>
-          <w:rFonts w:ascii="Arial Narrow" w:eastAsia="Arial Narrow" w:hAnsi="Arial Narrow" w:cs="Arial Narrow"/>
-          <w:sz w:val="16"/>
-          <w:szCs w:val="16"/>
-        </w:rPr>
-      </w:pPr>
-      <w:r>
-        <w:rPr>
-          <w:rFonts w:ascii="Arial Narrow" w:eastAsia="Arial Narrow" w:hAnsi="Arial Narrow" w:cs="Arial Narrow"/>
-          <w:b/>
-          <w:sz w:val="16"/>
-          <w:szCs w:val="16"/>
-        </w:rPr>
-        <w:tab/>
-        <w:t>Artículo 115.- Medidas correctivas reparadoras</w:t>
-      </w:r>
-    </w:p>
-    <w:p>
-      <w:pPr>
-        <w:spacing w:after="0" w:line="240" w:lineRule="auto"/>
-        <w:ind w:left="567" w:hanging="283"/>
-        <w:jc w:val="both"/>
-        <w:rPr>
-          <w:rFonts w:ascii="Arial Narrow" w:eastAsia="Arial Narrow" w:hAnsi="Arial Narrow" w:cs="Arial Narrow"/>
-          <w:sz w:val="16"/>
-          <w:szCs w:val="16"/>
-        </w:rPr>
-      </w:pPr>
-      <w:r>
-        <w:rPr>
-          <w:rFonts w:ascii="Arial Narrow" w:eastAsia="Arial Narrow" w:hAnsi="Arial Narrow" w:cs="Arial Narrow"/>
-          <w:sz w:val="16"/>
-          <w:szCs w:val="16"/>
-        </w:rPr>
-        <w:tab/>
-        <w:t>115.1 Las medidas correctivas reparadoras tienen el objeto de resarcir las consecuencias patrimoniales directas e inmediatas ocasionadas al consumidor por la infracción administrativa a su estado anterior. En caso el órgano resolutivo dicte una o varias medidas correctivas, debe considerar lo acordado por las partes durante la relación de consumo. Las medidas correctivas reparadoras pueden consistir en ordenar al proveedor infractor lo siguiente:</w:t>
-      </w:r>
-    </w:p>
-    <w:p>
-      <w:pPr>
-        <w:numPr>
-          <w:ilvl w:val="0"/>
-          <w:numId w:val="1"/>
-        </w:numPr>
-        <w:spacing w:after="0" w:line="240" w:lineRule="auto"/>
-        <w:ind w:left="567" w:firstLine="0"/>
-        <w:jc w:val="both"/>
-        <w:rPr>
-          <w:rFonts w:ascii="Arial Narrow" w:eastAsia="Arial Narrow" w:hAnsi="Arial Narrow" w:cs="Arial Narrow"/>
-          <w:sz w:val="16"/>
-          <w:szCs w:val="16"/>
-        </w:rPr>
-      </w:pPr>
-      <w:r>
-        <w:rPr>
-          <w:rFonts w:ascii="Arial Narrow" w:eastAsia="Arial Narrow" w:hAnsi="Arial Narrow" w:cs="Arial Narrow"/>
-          <w:sz w:val="16"/>
-          <w:szCs w:val="16"/>
-        </w:rPr>
-        <w:t>Reparar productos.</w:t>
-      </w:r>
-    </w:p>
-    <w:p>
-      <w:pPr>
-        <w:numPr>
-          <w:ilvl w:val="0"/>
-          <w:numId w:val="1"/>
-        </w:numPr>
-        <w:spacing w:after="0" w:line="240" w:lineRule="auto"/>
-        <w:ind w:left="567" w:firstLine="0"/>
-        <w:jc w:val="both"/>
-        <w:rPr>
-          <w:rFonts w:ascii="Arial Narrow" w:eastAsia="Arial Narrow" w:hAnsi="Arial Narrow" w:cs="Arial Narrow"/>
-          <w:sz w:val="16"/>
-          <w:szCs w:val="16"/>
-        </w:rPr>
-      </w:pPr>
-      <w:r>
-        <w:rPr>
-          <w:rFonts w:ascii="Arial Narrow" w:eastAsia="Arial Narrow" w:hAnsi="Arial Narrow" w:cs="Arial Narrow"/>
-          <w:sz w:val="16"/>
-          <w:szCs w:val="16"/>
-        </w:rPr>
-        <w:t>Cambiar productos por otros de idénticas o similares características, cuando la reparación no sea posible o no resulte razonable según las circunstancias.</w:t>
-      </w:r>
-    </w:p>
-    <w:p>
-      <w:pPr>
-        <w:numPr>
-          <w:ilvl w:val="0"/>
-          <w:numId w:val="1"/>
-        </w:numPr>
-        <w:spacing w:after="0" w:line="240" w:lineRule="auto"/>
-        <w:ind w:left="567" w:firstLine="0"/>
-        <w:jc w:val="both"/>
-        <w:rPr>
-          <w:rFonts w:ascii="Arial Narrow" w:eastAsia="Arial Narrow" w:hAnsi="Arial Narrow" w:cs="Arial Narrow"/>
-          <w:sz w:val="16"/>
-          <w:szCs w:val="16"/>
-        </w:rPr>
-      </w:pPr>
-      <w:r>
-        <w:rPr>
-          <w:rFonts w:ascii="Arial Narrow" w:eastAsia="Arial Narrow" w:hAnsi="Arial Narrow" w:cs="Arial Narrow"/>
-          <w:sz w:val="16"/>
-          <w:szCs w:val="16"/>
-        </w:rPr>
-        <w:t>Entregar un producto de idénticas características o, cuando esto no resulte posible, de similares características, en los supuestos de pérdida o deterioro atribuible al proveedor y siempre que exista interés del consumidor.</w:t>
-      </w:r>
-    </w:p>
-    <w:p>
-      <w:pPr>
-        <w:numPr>
-          <w:ilvl w:val="0"/>
-          <w:numId w:val="1"/>
-        </w:numPr>
-        <w:spacing w:after="0" w:line="240" w:lineRule="auto"/>
-        <w:ind w:left="567" w:firstLine="0"/>
-        <w:jc w:val="both"/>
-        <w:rPr>
-          <w:rFonts w:ascii="Arial Narrow" w:eastAsia="Arial Narrow" w:hAnsi="Arial Narrow" w:cs="Arial Narrow"/>
-          <w:sz w:val="16"/>
-          <w:szCs w:val="16"/>
-        </w:rPr>
-      </w:pPr>
-      <w:r>
-        <w:rPr>
-          <w:rFonts w:ascii="Arial Narrow" w:eastAsia="Arial Narrow" w:hAnsi="Arial Narrow" w:cs="Arial Narrow"/>
-          <w:sz w:val="16"/>
-          <w:szCs w:val="16"/>
-        </w:rPr>
-        <w:t>Cumplir con ejecutar la prestación u obligación asumida; y si esto no resulte posible o no sea razonable, otra de efectos equivalentes, incluyendo prestaciones dinerarias.</w:t>
-      </w:r>
-    </w:p>
-    <w:p>
-      <w:pPr>
-        <w:numPr>
-          <w:ilvl w:val="0"/>
-          <w:numId w:val="1"/>
-        </w:numPr>
-        <w:spacing w:after="0" w:line="240" w:lineRule="auto"/>
-        <w:ind w:left="567" w:firstLine="0"/>
-        <w:jc w:val="both"/>
-        <w:rPr>
-          <w:rFonts w:ascii="Arial Narrow" w:eastAsia="Arial Narrow" w:hAnsi="Arial Narrow" w:cs="Arial Narrow"/>
-          <w:sz w:val="16"/>
-          <w:szCs w:val="16"/>
-        </w:rPr>
-      </w:pPr>
-      <w:r>
-        <w:rPr>
-          <w:rFonts w:ascii="Arial Narrow" w:eastAsia="Arial Narrow" w:hAnsi="Arial Narrow" w:cs="Arial Narrow"/>
-          <w:sz w:val="16"/>
-          <w:szCs w:val="16"/>
-        </w:rPr>
-        <w:t>Cumplir con ejecutar otras prestaciones u obligaciones legales o convencionales a su cargo.</w:t>
-      </w:r>
-    </w:p>
-    <w:p>
-      <w:pPr>
-        <w:numPr>
-          <w:ilvl w:val="0"/>
-          <w:numId w:val="1"/>
-        </w:numPr>
-        <w:spacing w:after="0" w:line="240" w:lineRule="auto"/>
-        <w:ind w:left="567" w:firstLine="0"/>
-        <w:jc w:val="both"/>
-        <w:rPr>
-          <w:rFonts w:ascii="Arial Narrow" w:eastAsia="Arial Narrow" w:hAnsi="Arial Narrow" w:cs="Arial Narrow"/>
-          <w:sz w:val="16"/>
-          <w:szCs w:val="16"/>
-        </w:rPr>
-      </w:pPr>
-      <w:r>
-        <w:rPr>
-          <w:rFonts w:ascii="Arial Narrow" w:eastAsia="Arial Narrow" w:hAnsi="Arial Narrow" w:cs="Arial Narrow"/>
-          <w:sz w:val="16"/>
-          <w:szCs w:val="16"/>
-        </w:rPr>
-        <w:t>Devolver la contraprestación pagada por el consumidor, más los intereses legales correspondientes, cuando la reparación, reposición, o cumplimiento de la prestación u obligación, según sea el caso, no resulte posible o no sea razonable según las circunstancias.</w:t>
-      </w:r>
-    </w:p>
-    <w:p>
-      <w:pPr>
-        <w:numPr>
-          <w:ilvl w:val="0"/>
-          <w:numId w:val="1"/>
-        </w:numPr>
-        <w:spacing w:after="0" w:line="240" w:lineRule="auto"/>
-        <w:ind w:left="567" w:firstLine="0"/>
-        <w:jc w:val="both"/>
-        <w:rPr>
-          <w:rFonts w:ascii="Arial Narrow" w:eastAsia="Arial Narrow" w:hAnsi="Arial Narrow" w:cs="Arial Narrow"/>
-          <w:sz w:val="16"/>
-          <w:szCs w:val="16"/>
-        </w:rPr>
-      </w:pPr>
-      <w:r>
-        <w:rPr>
-          <w:rFonts w:ascii="Arial Narrow" w:eastAsia="Arial Narrow" w:hAnsi="Arial Narrow" w:cs="Arial Narrow"/>
-          <w:sz w:val="16"/>
-          <w:szCs w:val="16"/>
-        </w:rPr>
-        <w:t>En los supuestos de pagos indebidos o en exceso, devolver estos montos, más los intereses correspondientes.</w:t>
-      </w:r>
-    </w:p>
-    <w:p>
-      <w:pPr>
-        <w:pStyle w:val="Sinespaciado"/>
-        <w:ind w:firstLine="567"/>
-        <w:jc w:val="both"/>
-        <w:rPr>
-          <w:rFonts w:ascii="Arial Narrow" w:eastAsia="Arial Narrow" w:hAnsi="Arial Narrow" w:cs="Arial Narrow"/>
-          <w:sz w:val="16"/>
-          <w:szCs w:val="16"/>
-        </w:rPr>
-      </w:pPr>
-      <w:r>
-        <w:rPr>
-          <w:rFonts w:ascii="Arial Narrow" w:eastAsia="Arial Narrow" w:hAnsi="Arial Narrow" w:cs="Arial Narrow"/>
-          <w:sz w:val="16"/>
-          <w:szCs w:val="16"/>
-        </w:rPr>
-        <w:t>Pagar los gastos incurridos por el consumidor para mitigar las consecuencias de la infracción administrativa.</w:t>
-      </w:r>
-    </w:p>
-    <w:p>
-      <w:pPr>
-        <w:pStyle w:val="Sinespaciado"/>
-        <w:ind w:firstLine="567"/>
-        <w:jc w:val="both"/>
-        <w:rPr>
-          <w:rFonts w:ascii="Arial Narrow" w:eastAsia="Arial Narrow" w:hAnsi="Arial Narrow" w:cs="Arial Narrow"/>
-          <w:sz w:val="16"/>
-          <w:szCs w:val="16"/>
-        </w:rPr>
-      </w:pPr>
-      <w:r>
-        <w:rPr>
-          <w:rFonts w:ascii="Arial Narrow" w:eastAsia="Arial Narrow" w:hAnsi="Arial Narrow" w:cs="Arial Narrow"/>
-          <w:sz w:val="16"/>
-          <w:szCs w:val="16"/>
-        </w:rPr>
-        <w:t>Otras medidas reparadoras análogas de efectos equivalentes a las anteriores.</w:t>
-      </w:r>
-    </w:p>
-    <w:p>
-      <w:pPr>
-        <w:pStyle w:val="Sinespaciado"/>
-        <w:ind w:left="567"/>
-        <w:jc w:val="both"/>
-        <w:rPr>
-          <w:rFonts w:ascii="Arial Narrow" w:eastAsia="Arial Narrow" w:hAnsi="Arial Narrow" w:cs="Arial Narrow"/>
-          <w:sz w:val="16"/>
-          <w:szCs w:val="16"/>
-        </w:rPr>
-      </w:pPr>
-      <w:r>
-        <w:rPr>
-          <w:rFonts w:ascii="Arial Narrow" w:eastAsia="Arial Narrow" w:hAnsi="Arial Narrow" w:cs="Arial Narrow"/>
-          <w:sz w:val="16"/>
-          <w:szCs w:val="16"/>
-        </w:rPr>
-        <w:t xml:space="preserve">115.2 Las medidas correctivas reparadoras no pueden ser solicitadas de manera acumulativa conjunta, pudiendo plantearse de manera alternativa o subsidiaria, con excepción de la medida correctiva señalada en el literal h) que puede solicitarse </w:t>
-      </w:r>
-      <w:proofErr w:type="gramStart"/>
-      <w:r>
-        <w:rPr>
-          <w:rFonts w:ascii="Arial Narrow" w:eastAsia="Arial Narrow" w:hAnsi="Arial Narrow" w:cs="Arial Narrow"/>
-          <w:sz w:val="16"/>
-          <w:szCs w:val="16"/>
-        </w:rPr>
-        <w:t>conjuntamente con</w:t>
-      </w:r>
-      <w:proofErr w:type="gramEnd"/>
-      <w:r>
-        <w:rPr>
-          <w:rFonts w:ascii="Arial Narrow" w:eastAsia="Arial Narrow" w:hAnsi="Arial Narrow" w:cs="Arial Narrow"/>
-          <w:sz w:val="16"/>
-          <w:szCs w:val="16"/>
-        </w:rPr>
-        <w:t xml:space="preserve"> otra medida correctiva. Cuando los órganos competentes del Indecopi se pronuncian respecto de una medida correctiva reparadora, aplican el principio de congruencia procesal.</w:t>
-      </w:r>
-    </w:p>
-    <w:p>
-      <w:pPr>
-        <w:spacing w:after="0" w:line="240" w:lineRule="auto"/>
-        <w:ind w:left="567"/>
-        <w:jc w:val="both"/>
-        <w:rPr>
-          <w:rFonts w:ascii="Arial Narrow" w:eastAsia="Arial Narrow" w:hAnsi="Arial Narrow" w:cs="Arial Narrow"/>
-          <w:sz w:val="16"/>
-          <w:szCs w:val="16"/>
-        </w:rPr>
-      </w:pPr>
-      <w:r>
-        <w:rPr>
-          <w:rFonts w:ascii="Arial Narrow" w:eastAsia="Arial Narrow" w:hAnsi="Arial Narrow" w:cs="Arial Narrow"/>
-          <w:sz w:val="16"/>
-          <w:szCs w:val="16"/>
-        </w:rPr>
-        <w:t>115.3 Las medidas correctivas reparadoras pueden solicitarse en cualquier momento hasta antes de la notificación de cargo al proveedor, sin perjuicio de la facultad de secretaría técnica de la comisión de requerir al consumidor que precise la medida correctiva materia de solicitud. El consumidor puede variar su solicitud de medida correctiva hasta antes de la decisión de primera instancia, en cuyo caso se confiere traslado al proveedor para que formule su descargo.</w:t>
-      </w:r>
-    </w:p>
-    <w:p>
-      <w:pPr>
-        <w:spacing w:after="0" w:line="240" w:lineRule="auto"/>
-        <w:ind w:left="567"/>
-        <w:jc w:val="both"/>
-        <w:rPr>
-          <w:rFonts w:ascii="Arial Narrow" w:eastAsia="Arial Narrow" w:hAnsi="Arial Narrow" w:cs="Arial Narrow"/>
-          <w:sz w:val="16"/>
-          <w:szCs w:val="16"/>
-        </w:rPr>
-      </w:pPr>
-      <w:r>
-        <w:rPr>
-          <w:rFonts w:ascii="Arial Narrow" w:eastAsia="Arial Narrow" w:hAnsi="Arial Narrow" w:cs="Arial Narrow"/>
-          <w:sz w:val="16"/>
-          <w:szCs w:val="16"/>
-        </w:rPr>
-        <w:t>115.4 Corresponde al consumidor que solicita el dictado de la medida correctiva reparadora probar las consecuencias patrimoniales directas e inmediatas causadas por la comisión de la infracción administrativa.</w:t>
-      </w:r>
-    </w:p>
-    <w:p>
-      <w:pPr>
-        <w:spacing w:after="0" w:line="240" w:lineRule="auto"/>
-        <w:ind w:left="567"/>
-        <w:jc w:val="both"/>
-        <w:rPr>
-          <w:rFonts w:ascii="Arial Narrow" w:eastAsia="Arial Narrow" w:hAnsi="Arial Narrow" w:cs="Arial Narrow"/>
-          <w:sz w:val="16"/>
-          <w:szCs w:val="16"/>
-        </w:rPr>
-      </w:pPr>
-      <w:r>
-        <w:rPr>
-          <w:rFonts w:ascii="Arial Narrow" w:eastAsia="Arial Narrow" w:hAnsi="Arial Narrow" w:cs="Arial Narrow"/>
-          <w:sz w:val="16"/>
-          <w:szCs w:val="16"/>
-        </w:rPr>
-        <w:t>115.5 Los bienes o montos objeto de medidas correctivas reparadoras son entregados por el proveedor directamente al consumidor que los reclama, salvo mandato distinto contenido en la resolución. Aquellos bienes o montos materia de una medida correctiva reparadora, que por algún motivo se encuentran en posesión del Indecopi y deban ser entregados a los consumidores beneficiados, son puestos a disposición de estos.</w:t>
-      </w:r>
-    </w:p>
-    <w:p>
-      <w:pPr>
-        <w:spacing w:after="0" w:line="240" w:lineRule="auto"/>
-        <w:ind w:left="567"/>
-        <w:jc w:val="both"/>
-        <w:rPr>
-          <w:rFonts w:ascii="Arial Narrow" w:eastAsia="Arial Narrow" w:hAnsi="Arial Narrow" w:cs="Arial Narrow"/>
-          <w:sz w:val="16"/>
-          <w:szCs w:val="16"/>
-        </w:rPr>
-      </w:pPr>
-      <w:r>
-        <w:rPr>
-          <w:rFonts w:ascii="Arial Narrow" w:eastAsia="Arial Narrow" w:hAnsi="Arial Narrow" w:cs="Arial Narrow"/>
-          <w:sz w:val="16"/>
-          <w:szCs w:val="16"/>
-        </w:rPr>
-        <w:t>115.6 El extremo de la resolución final que ordena el cumplimiento de una medida correctiva reparadora a favor del consumidor constituye título ejecutivo conforme con lo dispuesto en el artículo 688 del Código Procesal Civil, una vez que quedan consentidas o causan estado en la vía administrativa. La legitimidad para obrar en los procesos civiles de ejecución corresponde a los consumidores beneficiados con la medida correctiva reparadora.</w:t>
-      </w:r>
-    </w:p>
-    <w:p>
-      <w:pPr>
-        <w:spacing w:after="0" w:line="240" w:lineRule="auto"/>
-        <w:ind w:left="567"/>
-        <w:jc w:val="both"/>
-        <w:rPr>
-          <w:rFonts w:ascii="Arial Narrow" w:eastAsia="Arial Narrow" w:hAnsi="Arial Narrow" w:cs="Arial Narrow"/>
-          <w:sz w:val="16"/>
-          <w:szCs w:val="16"/>
-        </w:rPr>
-      </w:pPr>
-      <w:r>
-        <w:rPr>
-          <w:rFonts w:ascii="Arial Narrow" w:eastAsia="Arial Narrow" w:hAnsi="Arial Narrow" w:cs="Arial Narrow"/>
-          <w:sz w:val="16"/>
-          <w:szCs w:val="16"/>
-        </w:rPr>
-        <w:t>115.7 Las medidas correctivas reparadoras como mandatos dirigidos a resarcir las consecuencias patrimoniales directas e inmediatas originadas por la infracción buscan corregir la conducta infractora y no tienen naturaleza indemnizatoria; son dictadas sin perjuicio de la indemnización por los daños y perjuicios que el consumidor puede solicitar en la vía judicial o arbitral correspondiente. No obstante, se descuenta de la indemnización patrimonial aquella satisfacción patrimonial deducible que el consumidor haya recibido a consecuencia del dictado de una medida correctiva reparadora en sede administrativa.</w:t>
-      </w:r>
-    </w:p>
-    <w:p>
-      <w:pPr>
-        <w:spacing w:after="0" w:line="240" w:lineRule="auto"/>
-        <w:ind w:left="567"/>
-        <w:jc w:val="both"/>
-        <w:rPr>
-          <w:rFonts w:ascii="Arial Narrow" w:eastAsia="Arial Narrow" w:hAnsi="Arial Narrow" w:cs="Arial Narrow"/>
-          <w:sz w:val="16"/>
-          <w:szCs w:val="16"/>
-        </w:rPr>
-      </w:pPr>
-    </w:p>
-    <w:p>
-      <w:pPr>
-        <w:spacing w:after="0" w:line="240" w:lineRule="auto"/>
-        <w:ind w:left="567"/>
-        <w:jc w:val="both"/>
-        <w:rPr>
-          <w:rFonts w:ascii="Arial Narrow" w:eastAsia="Arial Narrow" w:hAnsi="Arial Narrow" w:cs="Arial Narrow"/>
-          <w:b/>
-          <w:bCs/>
-          <w:sz w:val="16"/>
-          <w:szCs w:val="16"/>
-        </w:rPr>
-      </w:pPr>
-      <w:r>
-        <w:rPr>
-          <w:rFonts w:ascii="Arial Narrow" w:eastAsia="Arial Narrow" w:hAnsi="Arial Narrow" w:cs="Arial Narrow"/>
-          <w:b/>
-          <w:bCs/>
-          <w:sz w:val="16"/>
-          <w:szCs w:val="16"/>
-        </w:rPr>
-        <w:t>Artículo 116.- Medidas correctivas complementarias</w:t>
-      </w:r>
-    </w:p>
-    <w:p>
-      <w:pPr>
-        <w:spacing w:after="0" w:line="240" w:lineRule="auto"/>
-        <w:ind w:left="567"/>
-        <w:jc w:val="both"/>
-        <w:rPr>
-          <w:rFonts w:ascii="Arial Narrow" w:eastAsia="Arial Narrow" w:hAnsi="Arial Narrow" w:cs="Arial Narrow"/>
-          <w:sz w:val="16"/>
-          <w:szCs w:val="16"/>
-        </w:rPr>
-      </w:pPr>
-      <w:r>
-        <w:rPr>
-          <w:rFonts w:ascii="Arial Narrow" w:eastAsia="Arial Narrow" w:hAnsi="Arial Narrow" w:cs="Arial Narrow"/>
-          <w:sz w:val="16"/>
-          <w:szCs w:val="16"/>
-        </w:rPr>
-        <w:t xml:space="preserve">Las medidas correctivas complementarias tienen el objeto de revertir los efectos de la conducta infractora o evitar que esta se produzca nuevamente en el futuro y pueden ser, entre otras, las siguientes: </w:t>
-      </w:r>
-    </w:p>
-    <w:p>
-      <w:pPr>
-        <w:spacing w:after="0" w:line="240" w:lineRule="auto"/>
-        <w:ind w:left="567"/>
-        <w:jc w:val="both"/>
-        <w:rPr>
-          <w:rFonts w:ascii="Arial Narrow" w:eastAsia="Arial Narrow" w:hAnsi="Arial Narrow" w:cs="Arial Narrow"/>
-          <w:sz w:val="16"/>
-          <w:szCs w:val="16"/>
-        </w:rPr>
-      </w:pPr>
-      <w:r>
-        <w:rPr>
-          <w:rFonts w:ascii="Arial Narrow" w:eastAsia="Arial Narrow" w:hAnsi="Arial Narrow" w:cs="Arial Narrow"/>
-          <w:sz w:val="16"/>
-          <w:szCs w:val="16"/>
-        </w:rPr>
-        <w:t xml:space="preserve">a. Que el proveedor cumpla con atender la solicitud de información requerida por el consumidor, siempre que dicho requerimiento guarde relación con el producto adquirido o servicio contratado. </w:t>
-      </w:r>
-    </w:p>
-    <w:p>
-      <w:pPr>
-        <w:spacing w:after="0" w:line="240" w:lineRule="auto"/>
-        <w:ind w:left="567"/>
-        <w:jc w:val="both"/>
-        <w:rPr>
-          <w:rFonts w:ascii="Arial Narrow" w:eastAsia="Arial Narrow" w:hAnsi="Arial Narrow" w:cs="Arial Narrow"/>
-          <w:sz w:val="16"/>
-          <w:szCs w:val="16"/>
-        </w:rPr>
-      </w:pPr>
-      <w:r>
-        <w:rPr>
-          <w:rFonts w:ascii="Arial Narrow" w:eastAsia="Arial Narrow" w:hAnsi="Arial Narrow" w:cs="Arial Narrow"/>
-          <w:sz w:val="16"/>
-          <w:szCs w:val="16"/>
-        </w:rPr>
-        <w:t xml:space="preserve">b. Declarar inexigibles las cláusulas que han sido identificadas como abusivas en el procedimiento. </w:t>
-      </w:r>
-    </w:p>
-    <w:p>
-      <w:pPr>
-        <w:spacing w:after="0" w:line="240" w:lineRule="auto"/>
-        <w:ind w:left="567"/>
-        <w:jc w:val="both"/>
-        <w:rPr>
-          <w:rFonts w:ascii="Arial Narrow" w:eastAsia="Arial Narrow" w:hAnsi="Arial Narrow" w:cs="Arial Narrow"/>
-          <w:sz w:val="16"/>
-          <w:szCs w:val="16"/>
-        </w:rPr>
-      </w:pPr>
-      <w:r>
-        <w:rPr>
-          <w:rFonts w:ascii="Arial Narrow" w:eastAsia="Arial Narrow" w:hAnsi="Arial Narrow" w:cs="Arial Narrow"/>
-          <w:sz w:val="16"/>
-          <w:szCs w:val="16"/>
-        </w:rPr>
-        <w:t xml:space="preserve">c. El decomiso y destrucción de la mercadería, envases, envolturas o etiquetas. </w:t>
-      </w:r>
-    </w:p>
-    <w:p>
-      <w:pPr>
-        <w:spacing w:after="0" w:line="240" w:lineRule="auto"/>
-        <w:ind w:left="567"/>
-        <w:jc w:val="both"/>
-        <w:rPr>
-          <w:rFonts w:ascii="Arial Narrow" w:eastAsia="Arial Narrow" w:hAnsi="Arial Narrow" w:cs="Arial Narrow"/>
-          <w:sz w:val="16"/>
-          <w:szCs w:val="16"/>
-        </w:rPr>
-      </w:pPr>
-      <w:r>
-        <w:rPr>
-          <w:rFonts w:ascii="Arial Narrow" w:eastAsia="Arial Narrow" w:hAnsi="Arial Narrow" w:cs="Arial Narrow"/>
-          <w:sz w:val="16"/>
-          <w:szCs w:val="16"/>
-        </w:rPr>
-        <w:t xml:space="preserve">d. En caso de infracciones muy graves y de reincidencia o </w:t>
-      </w:r>
-      <w:proofErr w:type="spellStart"/>
-      <w:r>
-        <w:rPr>
-          <w:rFonts w:ascii="Arial Narrow" w:eastAsia="Arial Narrow" w:hAnsi="Arial Narrow" w:cs="Arial Narrow"/>
-          <w:sz w:val="16"/>
-          <w:szCs w:val="16"/>
-        </w:rPr>
-        <w:t>reiterancia</w:t>
-      </w:r>
-      <w:proofErr w:type="spellEnd"/>
-      <w:r>
-        <w:rPr>
-          <w:rFonts w:ascii="Arial Narrow" w:eastAsia="Arial Narrow" w:hAnsi="Arial Narrow" w:cs="Arial Narrow"/>
-          <w:sz w:val="16"/>
-          <w:szCs w:val="16"/>
-        </w:rPr>
-        <w:t xml:space="preserve">: </w:t>
-      </w:r>
-    </w:p>
-    <w:p>
-      <w:pPr>
-        <w:spacing w:after="0" w:line="240" w:lineRule="auto"/>
-        <w:ind w:left="567"/>
-        <w:jc w:val="both"/>
-        <w:rPr>
-          <w:rFonts w:ascii="Arial Narrow" w:eastAsia="Arial Narrow" w:hAnsi="Arial Narrow" w:cs="Arial Narrow"/>
-          <w:sz w:val="16"/>
-          <w:szCs w:val="16"/>
-        </w:rPr>
-      </w:pPr>
-      <w:r>
-        <w:rPr>
-          <w:rFonts w:ascii="Arial Narrow" w:eastAsia="Arial Narrow" w:hAnsi="Arial Narrow" w:cs="Arial Narrow"/>
-          <w:sz w:val="16"/>
-          <w:szCs w:val="16"/>
-        </w:rPr>
-        <w:t xml:space="preserve">(i) Solicitar a la autoridad correspondiente la clausura temporal del establecimiento industrial, comercial o de servicios por un plazo máximo de seis (6) meses. </w:t>
-      </w:r>
-    </w:p>
-    <w:p>
-      <w:pPr>
-        <w:spacing w:after="0" w:line="240" w:lineRule="auto"/>
-        <w:ind w:left="567"/>
-        <w:jc w:val="both"/>
-        <w:rPr>
-          <w:rFonts w:ascii="Arial Narrow" w:eastAsia="Arial Narrow" w:hAnsi="Arial Narrow" w:cs="Arial Narrow"/>
-          <w:sz w:val="16"/>
-          <w:szCs w:val="16"/>
-        </w:rPr>
-      </w:pPr>
-      <w:r>
-        <w:rPr>
-          <w:rFonts w:ascii="Arial Narrow" w:eastAsia="Arial Narrow" w:hAnsi="Arial Narrow" w:cs="Arial Narrow"/>
-          <w:sz w:val="16"/>
-          <w:szCs w:val="16"/>
-        </w:rPr>
-        <w:t>(</w:t>
-      </w:r>
-      <w:proofErr w:type="spellStart"/>
-      <w:r>
-        <w:rPr>
-          <w:rFonts w:ascii="Arial Narrow" w:eastAsia="Arial Narrow" w:hAnsi="Arial Narrow" w:cs="Arial Narrow"/>
-          <w:sz w:val="16"/>
-          <w:szCs w:val="16"/>
-        </w:rPr>
-        <w:t>ii</w:t>
-      </w:r>
-      <w:proofErr w:type="spellEnd"/>
-      <w:r>
-        <w:rPr>
-          <w:rFonts w:ascii="Arial Narrow" w:eastAsia="Arial Narrow" w:hAnsi="Arial Narrow" w:cs="Arial Narrow"/>
-          <w:sz w:val="16"/>
-          <w:szCs w:val="16"/>
-        </w:rPr>
-        <w:t xml:space="preserve">) Solicitar a la autoridad competente la inhabilitación, temporal o permanente, del proveedor en función de los alcances de la infracción sancionada. </w:t>
-      </w:r>
-    </w:p>
-    <w:p>
-      <w:pPr>
-        <w:spacing w:after="0" w:line="240" w:lineRule="auto"/>
-        <w:ind w:left="567"/>
-        <w:jc w:val="both"/>
-        <w:rPr>
-          <w:rFonts w:ascii="Arial Narrow" w:eastAsia="Arial Narrow" w:hAnsi="Arial Narrow" w:cs="Arial Narrow"/>
-          <w:sz w:val="16"/>
-          <w:szCs w:val="16"/>
-        </w:rPr>
-      </w:pPr>
-      <w:r>
-        <w:rPr>
-          <w:rFonts w:ascii="Arial Narrow" w:eastAsia="Arial Narrow" w:hAnsi="Arial Narrow" w:cs="Arial Narrow"/>
-          <w:sz w:val="16"/>
-          <w:szCs w:val="16"/>
-        </w:rPr>
-        <w:t xml:space="preserve">e. Publicación de avisos </w:t>
-      </w:r>
-      <w:proofErr w:type="spellStart"/>
-      <w:r>
-        <w:rPr>
-          <w:rFonts w:ascii="Arial Narrow" w:eastAsia="Arial Narrow" w:hAnsi="Arial Narrow" w:cs="Arial Narrow"/>
-          <w:sz w:val="16"/>
-          <w:szCs w:val="16"/>
-        </w:rPr>
-        <w:t>rectificatorios</w:t>
-      </w:r>
-      <w:proofErr w:type="spellEnd"/>
-      <w:r>
-        <w:rPr>
-          <w:rFonts w:ascii="Arial Narrow" w:eastAsia="Arial Narrow" w:hAnsi="Arial Narrow" w:cs="Arial Narrow"/>
-          <w:sz w:val="16"/>
-          <w:szCs w:val="16"/>
-        </w:rPr>
-        <w:t xml:space="preserve"> o informativos en la forma que determine el Indecopi, tomando en consideración los medios que resulten idóneos para revertir los efectos que el acto objeto de sanción ha ocasionado. </w:t>
-      </w:r>
-    </w:p>
-    <w:p>
-      <w:pPr>
-        <w:spacing w:after="0" w:line="240" w:lineRule="auto"/>
-        <w:ind w:left="567"/>
-        <w:jc w:val="both"/>
-        <w:rPr>
-          <w:rFonts w:ascii="Arial Narrow" w:eastAsia="Arial Narrow" w:hAnsi="Arial Narrow" w:cs="Arial Narrow"/>
-          <w:sz w:val="16"/>
-          <w:szCs w:val="16"/>
-        </w:rPr>
-      </w:pPr>
-      <w:r>
-        <w:rPr>
-          <w:rFonts w:ascii="Arial Narrow" w:eastAsia="Arial Narrow" w:hAnsi="Arial Narrow" w:cs="Arial Narrow"/>
-          <w:sz w:val="16"/>
-          <w:szCs w:val="16"/>
-        </w:rPr>
-        <w:t xml:space="preserve">f. Cualquier otra medida correctiva que tenga el objeto de revertir los efectos de la conducta infractora o evitar que esta se produzca nuevamente en el futuro. </w:t>
-      </w:r>
-    </w:p>
-    <w:p>
-      <w:pPr>
-        <w:spacing w:after="0" w:line="240" w:lineRule="auto"/>
-        <w:ind w:left="567"/>
-        <w:jc w:val="both"/>
-        <w:rPr>
-          <w:rFonts w:ascii="Arial Narrow" w:eastAsia="Arial Narrow" w:hAnsi="Arial Narrow" w:cs="Arial Narrow"/>
-          <w:sz w:val="16"/>
-          <w:szCs w:val="16"/>
-        </w:rPr>
-      </w:pPr>
-      <w:r>
-        <w:rPr>
-          <w:rFonts w:ascii="Arial Narrow" w:eastAsia="Arial Narrow" w:hAnsi="Arial Narrow" w:cs="Arial Narrow"/>
-          <w:sz w:val="16"/>
-          <w:szCs w:val="16"/>
-        </w:rPr>
-        <w:t>El Indecopi está facultado para solicitar a la autoridad municipal y policial el apoyo respectivo para la ejecución de las medidas correctivas complementarias correspondientes.</w:t>
-      </w:r>
-    </w:p>
-    <w:p>
-      <w:pPr>
-        <w:spacing w:after="0" w:line="240" w:lineRule="auto"/>
-        <w:ind w:left="567" w:hanging="567"/>
-        <w:jc w:val="both"/>
-        <w:rPr>
-          <w:rFonts w:ascii="Arial Narrow" w:eastAsia="Arial Narrow" w:hAnsi="Arial Narrow" w:cs="Arial Narrow"/>
-          <w:sz w:val="16"/>
-          <w:szCs w:val="16"/>
-        </w:rPr>
-      </w:pPr>
-    </w:p>
-  </w:footnote>
-  <w:footnote w:id="13">
     <w:p>
       <w:pPr>
         <w:pStyle w:val="Textonotapie"/>
@@ -14620,7 +12817,6 @@
         <w:jc w:val="both"/>
         <w:rPr>
           <w:rFonts w:ascii="Arial Narrow" w:eastAsia="Arial Narrow" w:hAnsi="Arial Narrow" w:cs="Arial Narrow"/>
-          <w:b/>
           <w:sz w:val="16"/>
           <w:szCs w:val="16"/>
         </w:rPr>
@@ -14641,24 +12837,16 @@
           <w:sz w:val="16"/>
           <w:szCs w:val="16"/>
         </w:rPr>
-        <w:t xml:space="preserve"> </w:t>
-      </w:r>
-      <w:r>
-        <w:rPr>
-          <w:rFonts w:ascii="Arial Narrow" w:eastAsia="Arial Narrow" w:hAnsi="Arial Narrow" w:cs="Arial Narrow"/>
-          <w:sz w:val="16"/>
-          <w:szCs w:val="16"/>
-        </w:rPr>
         <w:tab/>
-      </w:r>
-      <w:r>
-        <w:rPr>
-          <w:rFonts w:ascii="Arial Narrow" w:eastAsia="Arial Narrow" w:hAnsi="Arial Narrow" w:cs="Arial Narrow"/>
-          <w:b/>
-          <w:sz w:val="16"/>
-          <w:szCs w:val="16"/>
-        </w:rPr>
-        <w:t>LEY 29571, CÓDIGO DE PROTECCIÓN Y DEFENSA DEL CONSUMIDOR</w:t>
+        <w:t xml:space="preserve"/>
+      </w:r>
+      <w:r>
+        <w:rPr>
+          <w:rFonts w:ascii="Arial Narrow" w:eastAsia="Arial Narrow" w:hAnsi="Arial Narrow" w:cs="Arial Narrow"/>
+          <w:sz w:val="16"/>
+          <w:szCs w:val="16"/>
+        </w:rPr>
+        <w:tab/>
       </w:r>
       <w:r>
         <w:rPr>
@@ -14668,6 +12856,402 @@
           <w:sz w:val="16"/>
           <w:szCs w:val="16"/>
         </w:rPr>
+        <w:t xml:space="preserve">LEY SOBRE FACULTADES, NORMAS Y ORGANIZACIÓN DEL INDECOPI, APROBADA POR DECRETO LEGISLATIVO </w:t>
+      </w:r>
+      <w:proofErr w:type="spellStart"/>
+      <w:r>
+        <w:rPr>
+          <w:rFonts w:ascii="Arial Narrow" w:eastAsia="Arial Narrow" w:hAnsi="Arial Narrow" w:cs="Arial Narrow"/>
+          <w:b/>
+          <w:bCs/>
+          <w:sz w:val="16"/>
+          <w:szCs w:val="16"/>
+        </w:rPr>
+        <w:t/>
+      </w:r>
+      <w:proofErr w:type="spellEnd"/>
+      <w:r>
+        <w:rPr>
+          <w:rFonts w:ascii="Arial Narrow" w:eastAsia="Arial Narrow" w:hAnsi="Arial Narrow" w:cs="Arial Narrow"/>
+          <w:b/>
+          <w:bCs/>
+          <w:sz w:val="16"/>
+          <w:szCs w:val="16"/>
+        </w:rPr>
+        <w:t xml:space="preserve">807</w:t>
+      </w:r>
+    </w:p>
+    <w:p>
+      <w:pPr>
+        <w:pStyle w:val="Textonotapie"/>
+        <w:ind w:left="567"/>
+        <w:jc w:val="both"/>
+        <w:rPr>
+          <w:rFonts w:ascii="Arial Narrow" w:eastAsia="Arial Narrow" w:hAnsi="Arial Narrow" w:cs="Arial Narrow"/>
+          <w:sz w:val="16"/>
+          <w:szCs w:val="16"/>
+        </w:rPr>
+      </w:pPr>
+      <w:r>
+        <w:rPr>
+          <w:rFonts w:ascii="Arial Narrow" w:eastAsia="Arial Narrow" w:hAnsi="Arial Narrow" w:cs="Arial Narrow"/>
+          <w:b/>
+          <w:bCs/>
+          <w:sz w:val="16"/>
+          <w:szCs w:val="16"/>
+        </w:rPr>
+        <w:t>Artículo 1.-</w:t>
+      </w:r>
+      <w:r>
+        <w:rPr>
+          <w:rFonts w:ascii="Arial Narrow" w:eastAsia="Arial Narrow" w:hAnsi="Arial Narrow" w:cs="Arial Narrow"/>
+          <w:sz w:val="16"/>
+          <w:szCs w:val="16"/>
+        </w:rPr>
+        <w:t xml:space="preserve"> Las Comisiones y Oficinas del Indecopi gozan de las facultades necesarias para desarrollar investigaciones relacionadas con los temas de su competencia. Dichas facultades serán ejercidas a través de las Secretarías Técnicas o </w:t>
+      </w:r>
+      <w:proofErr w:type="gramStart"/>
+      <w:r>
+        <w:rPr>
+          <w:rFonts w:ascii="Arial Narrow" w:eastAsia="Arial Narrow" w:hAnsi="Arial Narrow" w:cs="Arial Narrow"/>
+          <w:sz w:val="16"/>
+          <w:szCs w:val="16"/>
+        </w:rPr>
+        <w:t>Jefes</w:t>
+      </w:r>
+      <w:proofErr w:type="gramEnd"/>
+      <w:r>
+        <w:rPr>
+          <w:rFonts w:ascii="Arial Narrow" w:eastAsia="Arial Narrow" w:hAnsi="Arial Narrow" w:cs="Arial Narrow"/>
+          <w:sz w:val="16"/>
+          <w:szCs w:val="16"/>
+        </w:rPr>
+        <w:t xml:space="preserve"> de Oficinas y de los funcionarios que se designen para tal fin. Podrán ejercerse dentro de los procedimientos iniciados o en las investigaciones preliminares que se lleven a cabo para determinar la apertura de un procedimiento.</w:t>
+      </w:r>
+    </w:p>
+    <w:p>
+      <w:pPr>
+        <w:pStyle w:val="Textonotapie"/>
+        <w:ind w:left="567"/>
+        <w:jc w:val="both"/>
+        <w:rPr>
+          <w:rFonts w:ascii="Arial Narrow" w:eastAsia="Arial Narrow" w:hAnsi="Arial Narrow" w:cs="Arial Narrow"/>
+          <w:sz w:val="16"/>
+          <w:szCs w:val="16"/>
+        </w:rPr>
+      </w:pPr>
+      <w:r>
+        <w:rPr>
+          <w:rFonts w:ascii="Arial Narrow" w:eastAsia="Arial Narrow" w:hAnsi="Arial Narrow" w:cs="Arial Narrow"/>
+          <w:b/>
+          <w:bCs/>
+          <w:sz w:val="16"/>
+          <w:szCs w:val="16"/>
+        </w:rPr>
+        <w:t>Artículo 2.-</w:t>
+      </w:r>
+      <w:r>
+        <w:rPr>
+          <w:rFonts w:ascii="Arial Narrow" w:eastAsia="Arial Narrow" w:hAnsi="Arial Narrow" w:cs="Arial Narrow"/>
+          <w:sz w:val="16"/>
+          <w:szCs w:val="16"/>
+        </w:rPr>
+        <w:t xml:space="preserve"> Sin que la presente enumeración tenga carácter taxativo cada Comisión, Oficina o Sala del Tribunal del INDECOPI tiene las siguientes facultades:</w:t>
+      </w:r>
+    </w:p>
+    <w:p>
+      <w:pPr>
+        <w:pStyle w:val="Textonotapie"/>
+        <w:ind w:left="567"/>
+        <w:jc w:val="both"/>
+        <w:rPr>
+          <w:rFonts w:ascii="Arial Narrow" w:eastAsia="Arial Narrow" w:hAnsi="Arial Narrow" w:cs="Arial Narrow"/>
+          <w:sz w:val="16"/>
+          <w:szCs w:val="16"/>
+        </w:rPr>
+      </w:pPr>
+      <w:r>
+        <w:rPr>
+          <w:rFonts w:ascii="Arial Narrow" w:eastAsia="Arial Narrow" w:hAnsi="Arial Narrow" w:cs="Arial Narrow"/>
+          <w:sz w:val="16"/>
+          <w:szCs w:val="16"/>
+        </w:rPr>
+        <w:t>a) Exigir a las personas naturales o jurídicas la exhibición de todo tipo de documentos, incluyendo los libros contables y societarios, los comprobantes de pago, la correspondencia comercial y los registros magnéticos incluyendo, en este caso, los programas que fueran necesarios para su lectura; así como solicitar información referida a la organización, los negocios, el accionariado y la estructura de propiedad de las empresas.</w:t>
+      </w:r>
+    </w:p>
+    <w:p>
+      <w:pPr>
+        <w:pStyle w:val="Textonotapie"/>
+        <w:ind w:firstLine="567"/>
+        <w:jc w:val="both"/>
+        <w:rPr>
+          <w:rFonts w:ascii="Arial Narrow" w:eastAsia="Arial Narrow" w:hAnsi="Arial Narrow" w:cs="Arial Narrow"/>
+          <w:sz w:val="16"/>
+          <w:szCs w:val="16"/>
+        </w:rPr>
+      </w:pPr>
+      <w:r>
+        <w:rPr>
+          <w:rFonts w:ascii="Arial Narrow" w:eastAsia="Arial Narrow" w:hAnsi="Arial Narrow" w:cs="Arial Narrow"/>
+          <w:sz w:val="16"/>
+          <w:szCs w:val="16"/>
+        </w:rPr>
+        <w:t>(...)</w:t>
+      </w:r>
+    </w:p>
+    <w:p>
+      <w:pPr>
+        <w:pStyle w:val="Textonotapie"/>
+        <w:ind w:left="567"/>
+        <w:jc w:val="both"/>
+        <w:rPr>
+          <w:rFonts w:ascii="Arial Narrow" w:eastAsia="Arial Narrow" w:hAnsi="Arial Narrow" w:cs="Arial Narrow"/>
+          <w:sz w:val="16"/>
+          <w:szCs w:val="16"/>
+        </w:rPr>
+      </w:pPr>
+      <w:r>
+        <w:rPr>
+          <w:rFonts w:ascii="Arial Narrow" w:eastAsia="Arial Narrow" w:hAnsi="Arial Narrow" w:cs="Arial Narrow"/>
+          <w:b/>
+          <w:bCs/>
+          <w:sz w:val="16"/>
+          <w:szCs w:val="16"/>
+        </w:rPr>
+        <w:t>Artículo 24.-</w:t>
+      </w:r>
+      <w:r>
+        <w:rPr>
+          <w:rFonts w:ascii="Arial Narrow" w:eastAsia="Arial Narrow" w:hAnsi="Arial Narrow" w:cs="Arial Narrow"/>
+          <w:sz w:val="16"/>
+          <w:szCs w:val="16"/>
+        </w:rPr>
+        <w:t xml:space="preserve"> El </w:t>
+      </w:r>
+      <w:proofErr w:type="gramStart"/>
+      <w:r>
+        <w:rPr>
+          <w:rFonts w:ascii="Arial Narrow" w:eastAsia="Arial Narrow" w:hAnsi="Arial Narrow" w:cs="Arial Narrow"/>
+          <w:sz w:val="16"/>
+          <w:szCs w:val="16"/>
+        </w:rPr>
+        <w:t>Secretario Técnico</w:t>
+      </w:r>
+      <w:proofErr w:type="gramEnd"/>
+      <w:r>
+        <w:rPr>
+          <w:rFonts w:ascii="Arial Narrow" w:eastAsia="Arial Narrow" w:hAnsi="Arial Narrow" w:cs="Arial Narrow"/>
+          <w:sz w:val="16"/>
+          <w:szCs w:val="16"/>
+        </w:rPr>
+        <w:t xml:space="preserve"> se encargará de la tramitación del procedimiento. Para ello, cuenta con las siguientes facultades:</w:t>
+      </w:r>
+    </w:p>
+    <w:p>
+      <w:pPr>
+        <w:pStyle w:val="Textonotapie"/>
+        <w:ind w:firstLine="567"/>
+        <w:jc w:val="both"/>
+        <w:rPr>
+          <w:rFonts w:ascii="Arial Narrow" w:eastAsia="Arial Narrow" w:hAnsi="Arial Narrow" w:cs="Arial Narrow"/>
+          <w:sz w:val="16"/>
+          <w:szCs w:val="16"/>
+        </w:rPr>
+      </w:pPr>
+      <w:r>
+        <w:rPr>
+          <w:rFonts w:ascii="Arial Narrow" w:eastAsia="Arial Narrow" w:hAnsi="Arial Narrow" w:cs="Arial Narrow"/>
+          <w:sz w:val="16"/>
+          <w:szCs w:val="16"/>
+        </w:rPr>
+        <w:t>(...)</w:t>
+      </w:r>
+    </w:p>
+    <w:p>
+      <w:pPr>
+        <w:pStyle w:val="Textonotapie"/>
+        <w:ind w:left="567"/>
+        <w:jc w:val="both"/>
+        <w:rPr>
+          <w:rFonts w:ascii="Arial Narrow" w:eastAsia="Arial Narrow" w:hAnsi="Arial Narrow" w:cs="Arial Narrow"/>
+          <w:sz w:val="16"/>
+          <w:szCs w:val="16"/>
+        </w:rPr>
+      </w:pPr>
+      <w:r>
+        <w:rPr>
+          <w:rFonts w:ascii="Arial Narrow" w:eastAsia="Arial Narrow" w:hAnsi="Arial Narrow" w:cs="Arial Narrow"/>
+          <w:sz w:val="16"/>
+          <w:szCs w:val="16"/>
+        </w:rPr>
+        <w:t>f) Llevar a cabo las inspecciones e investigaciones necesarias para otorgar mayores elementos de juicio a la Comisión, así como las fiscalizaciones que, de ser el caso, se contemplen en disposiciones legales y reglamentarias, que considere pertinentes o que sean requeridas por la Comisión</w:t>
+      </w:r>
+    </w:p>
+    <w:p>
+      <w:pPr>
+        <w:pStyle w:val="Textonotapie"/>
+        <w:ind w:left="567" w:hanging="567"/>
+        <w:jc w:val="both"/>
+        <w:rPr>
+          <w:rFonts w:ascii="Arial Narrow" w:eastAsia="Arial Narrow" w:hAnsi="Arial Narrow" w:cs="Arial Narrow"/>
+          <w:sz w:val="16"/>
+          <w:szCs w:val="16"/>
+        </w:rPr>
+      </w:pPr>
+    </w:p>
+  </w:footnote>
+  <w:footnote w:id="9">
+    <w:p>
+      <w:pPr>
+        <w:pStyle w:val="Textonotapie"/>
+        <w:tabs>
+          <w:tab w:val="left" w:pos="567"/>
+        </w:tabs>
+        <w:ind w:left="567" w:hanging="567"/>
+        <w:jc w:val="both"/>
+        <w:rPr>
+          <w:rFonts w:ascii="Arial Narrow" w:eastAsia="Arial Narrow" w:hAnsi="Arial Narrow" w:cs="Arial Narrow"/>
+          <w:sz w:val="16"/>
+          <w:szCs w:val="16"/>
+        </w:rPr>
+      </w:pPr>
+      <w:r>
+        <w:rPr>
+          <w:rStyle w:val="Refdenotaalpie"/>
+          <w:rFonts w:ascii="Arial Narrow" w:eastAsia="Arial Narrow" w:hAnsi="Arial Narrow" w:cs="Arial Narrow"/>
+          <w:sz w:val="16"/>
+          <w:szCs w:val="16"/>
+          <w:vertAlign w:val="superscript"/>
+        </w:rPr>
+        <w:footnoteRef/>
+      </w:r>
+      <w:r>
+        <w:rPr>
+          <w:rFonts w:ascii="Arial Narrow" w:eastAsia="Arial Narrow" w:hAnsi="Arial Narrow" w:cs="Arial Narrow"/>
+          <w:sz w:val="16"/>
+          <w:szCs w:val="16"/>
+        </w:rPr>
+        <w:tab/>
+        <w:t xml:space="preserve"/>
+      </w:r>
+      <w:r>
+        <w:rPr>
+          <w:rFonts w:ascii="Arial Narrow" w:eastAsia="Arial Narrow" w:hAnsi="Arial Narrow" w:cs="Arial Narrow"/>
+          <w:sz w:val="16"/>
+          <w:szCs w:val="16"/>
+        </w:rPr>
+        <w:tab/>
+        <w:t xml:space="preserve">El número de trabajadores se atenderá siempre que la empresa haya sido constituida antes de la vigencia de la Ley </w:t>
+      </w:r>
+      <w:proofErr w:type="spellStart"/>
+      <w:r>
+        <w:rPr>
+          <w:rFonts w:ascii="Arial Narrow" w:eastAsia="Arial Narrow" w:hAnsi="Arial Narrow" w:cs="Arial Narrow"/>
+          <w:sz w:val="16"/>
+          <w:szCs w:val="16"/>
+        </w:rPr>
+        <w:t/>
+      </w:r>
+      <w:proofErr w:type="spellEnd"/>
+      <w:r>
+        <w:rPr>
+          <w:rFonts w:ascii="Arial Narrow" w:eastAsia="Arial Narrow" w:hAnsi="Arial Narrow" w:cs="Arial Narrow"/>
+          <w:sz w:val="16"/>
+          <w:szCs w:val="16"/>
+        </w:rPr>
+        <w:t xml:space="preserve">30056, publicada el 2 de julio de 2013, que modificó el artículo 5 del Texto Único Ordenado de la Ley de Promoción de la Competitividad, Formalización y Desarrollo de la Micro y Pequeña Empresa y de Acceso al Empleo Decente (LEY MYPE). Ello, en la medida que la Tercera Disposición Complementaria Transitoria de la norma modificatoria precisa que las empresas constituidas antes de la </w:t>
+      </w:r>
+      <w:proofErr w:type="gramStart"/>
+      <w:r>
+        <w:rPr>
+          <w:rFonts w:ascii="Arial Narrow" w:eastAsia="Arial Narrow" w:hAnsi="Arial Narrow" w:cs="Arial Narrow"/>
+          <w:sz w:val="16"/>
+          <w:szCs w:val="16"/>
+        </w:rPr>
+        <w:t>entrada en vigencia</w:t>
+      </w:r>
+      <w:proofErr w:type="gramEnd"/>
+      <w:r>
+        <w:rPr>
+          <w:rFonts w:ascii="Arial Narrow" w:eastAsia="Arial Narrow" w:hAnsi="Arial Narrow" w:cs="Arial Narrow"/>
+          <w:sz w:val="16"/>
+          <w:szCs w:val="16"/>
+        </w:rPr>
+        <w:t xml:space="preserve"> de dicha Ley se rigen por los requisitos de acogimiento al régimen de las micro y pequeñas empresas regulados en el Decreto Legislativo 1086.</w:t>
+      </w:r>
+    </w:p>
+    <w:p>
+      <w:pPr>
+        <w:pStyle w:val="Textonotapie"/>
+        <w:ind w:left="567" w:hanging="567"/>
+        <w:jc w:val="both"/>
+        <w:rPr>
+          <w:rFonts w:ascii="Arial Narrow" w:eastAsia="Arial Narrow" w:hAnsi="Arial Narrow" w:cs="Arial Narrow"/>
+          <w:sz w:val="16"/>
+          <w:szCs w:val="16"/>
+        </w:rPr>
+      </w:pPr>
+    </w:p>
+  </w:footnote>
+  <w:footnote w:id="10">
+    <w:p>
+      <w:pPr>
+        <w:pStyle w:val="Textonotapie"/>
+        <w:tabs>
+          <w:tab w:val="left" w:pos="567"/>
+        </w:tabs>
+        <w:ind w:left="567" w:hanging="567"/>
+        <w:jc w:val="both"/>
+        <w:rPr>
+          <w:rFonts w:ascii="Arial Narrow" w:eastAsia="Arial Narrow" w:hAnsi="Arial Narrow" w:cs="Arial Narrow"/>
+          <w:sz w:val="16"/>
+          <w:szCs w:val="16"/>
+        </w:rPr>
+      </w:pPr>
+      <w:r>
+        <w:rPr>
+          <w:rStyle w:val="Refdenotaalpie"/>
+          <w:rFonts w:ascii="Arial Narrow" w:eastAsia="Arial Narrow" w:hAnsi="Arial Narrow" w:cs="Arial Narrow"/>
+          <w:sz w:val="16"/>
+          <w:szCs w:val="16"/>
+          <w:vertAlign w:val="superscript"/>
+        </w:rPr>
+        <w:footnoteRef/>
+      </w:r>
+      <w:r>
+        <w:rPr>
+          <w:rFonts w:ascii="Arial Narrow" w:eastAsia="Arial Narrow" w:hAnsi="Arial Narrow" w:cs="Arial Narrow"/>
+          <w:sz w:val="16"/>
+          <w:szCs w:val="16"/>
+        </w:rPr>
+        <w:tab/>
+        <w:t xml:space="preserve"/>
+      </w:r>
+      <w:r>
+        <w:rPr>
+          <w:rFonts w:ascii="Arial Narrow" w:eastAsia="Arial Narrow" w:hAnsi="Arial Narrow" w:cs="Arial Narrow"/>
+          <w:sz w:val="16"/>
+          <w:szCs w:val="16"/>
+        </w:rPr>
+        <w:tab/>
+      </w:r>
+      <w:r>
+        <w:rPr>
+          <w:rFonts w:ascii="Arial Narrow" w:eastAsia="Arial Narrow" w:hAnsi="Arial Narrow" w:cs="Arial Narrow"/>
+          <w:b/>
+          <w:sz w:val="16"/>
+          <w:szCs w:val="16"/>
+        </w:rPr>
+        <w:t>LEY 29571, CÓDIGO DE PROTECCIÓN Y DEFENSA DEL CONSUMIDOR</w:t>
+      </w:r>
+      <w:r>
+        <w:rPr>
+          <w:rFonts w:ascii="Arial Narrow" w:eastAsia="Arial Narrow" w:hAnsi="Arial Narrow" w:cs="Arial Narrow"/>
+          <w:b/>
+          <w:bCs/>
+          <w:sz w:val="16"/>
+          <w:szCs w:val="16"/>
+        </w:rPr>
         <w:t xml:space="preserve">, </w:t>
       </w:r>
       <w:r>
@@ -14697,7 +13281,1550 @@
           <w:sz w:val="16"/>
           <w:szCs w:val="16"/>
         </w:rPr>
-        <w:t xml:space="preserve"> 1308</w:t>
+        <w:t xml:space="preserve">1308</w:t>
+      </w:r>
+    </w:p>
+    <w:p>
+      <w:pPr>
+        <w:pStyle w:val="Textonotapie"/>
+        <w:ind w:left="567" w:hanging="567"/>
+        <w:jc w:val="both"/>
+        <w:rPr>
+          <w:rFonts w:ascii="Arial Narrow" w:eastAsia="Arial Narrow" w:hAnsi="Arial Narrow" w:cs="Arial Narrow"/>
+          <w:b/>
+          <w:bCs/>
+          <w:sz w:val="16"/>
+          <w:szCs w:val="16"/>
+        </w:rPr>
+      </w:pPr>
+      <w:r>
+        <w:rPr>
+          <w:rFonts w:ascii="Arial Narrow" w:eastAsia="Arial Narrow" w:hAnsi="Arial Narrow" w:cs="Arial Narrow"/>
+          <w:sz w:val="16"/>
+          <w:szCs w:val="16"/>
+        </w:rPr>
+        <w:tab/>
+      </w:r>
+      <w:r>
+        <w:rPr>
+          <w:rFonts w:ascii="Arial Narrow" w:eastAsia="Arial Narrow" w:hAnsi="Arial Narrow" w:cs="Arial Narrow"/>
+          <w:b/>
+          <w:bCs/>
+          <w:sz w:val="16"/>
+          <w:szCs w:val="16"/>
+        </w:rPr>
+        <w:t>Artículo 110.- Sanciones Administrativas</w:t>
+      </w:r>
+    </w:p>
+    <w:p>
+      <w:pPr>
+        <w:autoSpaceDE w:val="0"/>
+        <w:autoSpaceDN w:val="0"/>
+        <w:adjustRightInd w:val="0"/>
+        <w:spacing w:after="0" w:line="240" w:lineRule="auto"/>
+        <w:ind w:left="567"/>
+        <w:jc w:val="both"/>
+        <w:rPr>
+          <w:rFonts w:ascii="Arial Narrow" w:eastAsia="Arial Narrow" w:hAnsi="Arial Narrow" w:cs="Arial Narrow"/>
+          <w:sz w:val="16"/>
+          <w:szCs w:val="16"/>
+          <w:lang w:eastAsia="es-PE"/>
+        </w:rPr>
+      </w:pPr>
+      <w:r>
+        <w:rPr>
+          <w:rFonts w:ascii="Arial Narrow" w:eastAsia="Arial Narrow" w:hAnsi="Arial Narrow" w:cs="Arial Narrow"/>
+          <w:sz w:val="16"/>
+          <w:szCs w:val="16"/>
+          <w:lang w:eastAsia="es-PE"/>
+        </w:rPr>
+        <w:t>(…)</w:t>
+      </w:r>
+    </w:p>
+    <w:p>
+      <w:pPr>
+        <w:autoSpaceDE w:val="0"/>
+        <w:autoSpaceDN w:val="0"/>
+        <w:adjustRightInd w:val="0"/>
+        <w:spacing w:after="0" w:line="240" w:lineRule="auto"/>
+        <w:ind w:left="567"/>
+        <w:jc w:val="both"/>
+        <w:rPr>
+          <w:rFonts w:ascii="Arial Narrow" w:eastAsia="Arial Narrow" w:hAnsi="Arial Narrow" w:cs="Arial Narrow"/>
+          <w:sz w:val="16"/>
+          <w:szCs w:val="16"/>
+          <w:lang w:eastAsia="es-PE"/>
+        </w:rPr>
+      </w:pPr>
+      <w:r>
+        <w:rPr>
+          <w:rFonts w:ascii="Arial Narrow" w:eastAsia="Arial Narrow" w:hAnsi="Arial Narrow" w:cs="Arial Narrow"/>
+          <w:sz w:val="16"/>
+          <w:szCs w:val="16"/>
+          <w:lang w:eastAsia="es-PE"/>
+        </w:rPr>
+        <w:t>En el caso de las microempresas, la multa no puede superar el diez por ciento (10%) de las ventas o ingresos brutos percibidos por el infractor, relativos a todas sus actividades económicas, correspondientes al ejercicio inmediato anterior al de la expedición de la resolución de primera instancia, siempre que se haya acreditado dichos ingresos, no se encuentre en una situación de reincidencia y el caso no verse sobre la vida, salud o integridad de los consumidores. Para el caso de las pequeñas empresas, la multa no puede superar el veinte por ciento (20%) de las ventas o ingresos brutos percibidos por el infractor, conforme a los requisitos señalados anteriormente.</w:t>
+      </w:r>
+    </w:p>
+    <w:p>
+      <w:pPr>
+        <w:autoSpaceDE w:val="0"/>
+        <w:autoSpaceDN w:val="0"/>
+        <w:adjustRightInd w:val="0"/>
+        <w:spacing w:after="0" w:line="240" w:lineRule="auto"/>
+        <w:ind w:left="567"/>
+        <w:jc w:val="both"/>
+        <w:rPr>
+          <w:rFonts w:ascii="Arial Narrow" w:eastAsia="Arial Narrow" w:hAnsi="Arial Narrow" w:cs="Arial Narrow"/>
+          <w:sz w:val="16"/>
+          <w:szCs w:val="16"/>
+          <w:lang w:eastAsia="es-PE"/>
+        </w:rPr>
+      </w:pPr>
+      <w:r>
+        <w:rPr>
+          <w:rFonts w:ascii="Arial Narrow" w:eastAsia="Arial Narrow" w:hAnsi="Arial Narrow" w:cs="Arial Narrow"/>
+          <w:sz w:val="16"/>
+          <w:szCs w:val="16"/>
+          <w:lang w:eastAsia="es-PE"/>
+        </w:rPr>
+        <w:t>(…).</w:t>
+      </w:r>
+    </w:p>
+    <w:p>
+      <w:pPr>
+        <w:pStyle w:val="Textonotapie"/>
+        <w:ind w:left="567" w:hanging="567"/>
+        <w:jc w:val="both"/>
+        <w:rPr>
+          <w:rFonts w:ascii="Arial Narrow" w:eastAsia="Arial Narrow" w:hAnsi="Arial Narrow" w:cs="Arial Narrow"/>
+          <w:sz w:val="16"/>
+          <w:szCs w:val="16"/>
+        </w:rPr>
+      </w:pPr>
+    </w:p>
+  </w:footnote>
+  <w:footnote w:id="11">
+    <w:p>
+      <w:pPr>
+        <w:pStyle w:val="Textonotapie"/>
+        <w:tabs>
+          <w:tab w:val="left" w:pos="567"/>
+        </w:tabs>
+        <w:ind w:left="567" w:hanging="567"/>
+        <w:jc w:val="both"/>
+        <w:rPr>
+          <w:rFonts w:ascii="Arial Narrow" w:eastAsia="Arial Narrow" w:hAnsi="Arial Narrow" w:cs="Arial Narrow"/>
+          <w:sz w:val="16"/>
+          <w:szCs w:val="16"/>
+        </w:rPr>
+      </w:pPr>
+      <w:r>
+        <w:rPr>
+          <w:rStyle w:val="Refdenotaalpie"/>
+          <w:rFonts w:ascii="Arial Narrow" w:eastAsia="Arial Narrow" w:hAnsi="Arial Narrow" w:cs="Arial Narrow"/>
+          <w:sz w:val="16"/>
+          <w:szCs w:val="16"/>
+          <w:vertAlign w:val="superscript"/>
+        </w:rPr>
+        <w:footnoteRef/>
+      </w:r>
+      <w:r>
+        <w:rPr>
+          <w:rFonts w:ascii="Arial Narrow" w:eastAsia="Arial Narrow" w:hAnsi="Arial Narrow" w:cs="Arial Narrow"/>
+          <w:sz w:val="16"/>
+          <w:szCs w:val="16"/>
+        </w:rPr>
+        <w:tab/>
+      </w:r>
+      <w:r>
+        <w:rPr>
+          <w:rFonts w:ascii="Arial Narrow" w:eastAsia="Arial Narrow" w:hAnsi="Arial Narrow" w:cs="Arial Narrow"/>
+          <w:b/>
+          <w:bCs/>
+          <w:sz w:val="16"/>
+          <w:szCs w:val="16"/>
+        </w:rPr>
+        <w:t xml:space="preserve">DECRETO LEGISLATIVO 807, LEY SOBRE FACULTADES, NORMAS Y ORGANIZACIÓN DEL INDECOPI, publicado el 18 de abril de 1996</w:t>
+      </w:r>
+    </w:p>
+    <w:p>
+      <w:pPr>
+        <w:pStyle w:val="Textonotapie"/>
+        <w:ind w:left="567" w:hanging="567"/>
+        <w:jc w:val="both"/>
+        <w:rPr>
+          <w:rFonts w:ascii="Arial Narrow" w:eastAsia="Arial Narrow" w:hAnsi="Arial Narrow" w:cs="Arial Narrow"/>
+          <w:sz w:val="16"/>
+          <w:szCs w:val="16"/>
+        </w:rPr>
+      </w:pPr>
+      <w:r>
+        <w:rPr>
+          <w:rFonts w:ascii="Arial Narrow" w:eastAsia="Arial Narrow" w:hAnsi="Arial Narrow" w:cs="Arial Narrow"/>
+          <w:sz w:val="16"/>
+          <w:szCs w:val="16"/>
+        </w:rPr>
+        <w:tab/>
+      </w:r>
+      <w:r>
+        <w:rPr>
+          <w:rFonts w:ascii="Arial Narrow" w:eastAsia="Arial Narrow" w:hAnsi="Arial Narrow" w:cs="Arial Narrow"/>
+          <w:b/>
+          <w:bCs/>
+          <w:sz w:val="16"/>
+          <w:szCs w:val="16"/>
+        </w:rPr>
+        <w:t xml:space="preserve">Artículo 26.-</w:t>
+      </w:r>
+      <w:r>
+        <w:rPr>
+          <w:rFonts w:ascii="Arial Narrow" w:eastAsia="Arial Narrow" w:hAnsi="Arial Narrow" w:cs="Arial Narrow"/>
+          <w:sz w:val="16"/>
+          <w:szCs w:val="16"/>
+        </w:rPr>
+        <w:t xml:space="preserve"> Una vez admitida a trámite la denuncia, se correrá traslado de la misma al denunciado, a fin de que éste presente su descargo. El plazo para la presentación del descargo será de cinco (5) días contados desde la notificación, vencido el cual, el Secretario Técnico declarará en rebeldía al denunciado que no lo hubiera presentado.</w:t>
+      </w:r>
+    </w:p>
+    <w:p>
+      <w:pPr>
+        <w:pStyle w:val="Textonotapie"/>
+        <w:ind w:left="567" w:hanging="567"/>
+        <w:jc w:val="both"/>
+        <w:rPr>
+          <w:rFonts w:ascii="Arial Narrow" w:eastAsia="Arial Narrow" w:hAnsi="Arial Narrow" w:cs="Arial Narrow"/>
+          <w:sz w:val="16"/>
+          <w:szCs w:val="16"/>
+        </w:rPr>
+      </w:pPr>
+    </w:p>
+  </w:footnote>
+  <w:footnote w:id="12">
+    <w:p>
+      <w:pPr>
+        <w:pStyle w:val="Textonotapie"/>
+        <w:tabs>
+          <w:tab w:val="left" w:pos="567"/>
+        </w:tabs>
+        <w:ind w:left="567" w:hanging="567"/>
+        <w:jc w:val="both"/>
+        <w:rPr>
+          <w:rFonts w:ascii="Arial Narrow" w:eastAsia="Arial Narrow" w:hAnsi="Arial Narrow" w:cs="Arial Narrow"/>
+          <w:sz w:val="16"/>
+          <w:szCs w:val="16"/>
+        </w:rPr>
+      </w:pPr>
+      <w:r>
+        <w:rPr>
+          <w:rStyle w:val="Refdenotaalpie"/>
+          <w:rFonts w:ascii="Arial Narrow" w:eastAsia="Arial Narrow" w:hAnsi="Arial Narrow" w:cs="Arial Narrow"/>
+          <w:sz w:val="16"/>
+          <w:szCs w:val="16"/>
+          <w:vertAlign w:val="superscript"/>
+        </w:rPr>
+        <w:footnoteRef/>
+      </w:r>
+      <w:r>
+        <w:rPr>
+          <w:rFonts w:ascii="Arial Narrow" w:eastAsia="Arial Narrow" w:hAnsi="Arial Narrow" w:cs="Arial Narrow"/>
+          <w:sz w:val="16"/>
+          <w:szCs w:val="16"/>
+        </w:rPr>
+        <w:tab/>
+      </w:r>
+      <w:r>
+        <w:rPr>
+          <w:rFonts w:ascii="Arial Narrow" w:eastAsia="Arial Narrow" w:hAnsi="Arial Narrow" w:cs="Arial Narrow"/>
+          <w:b/>
+          <w:bCs/>
+          <w:sz w:val="16"/>
+          <w:szCs w:val="16"/>
+        </w:rPr>
+        <w:t xml:space="preserve">DECRETO SUPREMO 006-2026-JUS, TEXTO ÚNICO ORDENADO DE LA LEY 27444, LEY DEL PROCEDIMIENTO ADMINISTRATIVO GENERAL, publicado el 30 de abril de 2026</w:t>
+      </w:r>
+    </w:p>
+    <w:p>
+      <w:pPr>
+        <w:pStyle w:val="Textonotapie"/>
+        <w:ind w:left="567" w:hanging="567"/>
+        <w:jc w:val="both"/>
+        <w:rPr>
+          <w:rFonts w:ascii="Arial Narrow" w:eastAsia="Arial Narrow" w:hAnsi="Arial Narrow" w:cs="Arial Narrow"/>
+          <w:sz w:val="16"/>
+          <w:szCs w:val="16"/>
+        </w:rPr>
+      </w:pPr>
+      <w:r>
+        <w:rPr>
+          <w:rFonts w:ascii="Arial Narrow" w:eastAsia="Arial Narrow" w:hAnsi="Arial Narrow" w:cs="Arial Narrow"/>
+          <w:sz w:val="16"/>
+          <w:szCs w:val="16"/>
+        </w:rPr>
+        <w:tab/>
+      </w:r>
+      <w:r>
+        <w:rPr>
+          <w:rFonts w:ascii="Arial Narrow" w:eastAsia="Arial Narrow" w:hAnsi="Arial Narrow" w:cs="Arial Narrow"/>
+          <w:b/>
+          <w:bCs/>
+          <w:sz w:val="16"/>
+          <w:szCs w:val="16"/>
+        </w:rPr>
+        <w:t xml:space="preserve">Artículo 223.- Contestación de la reclamación</w:t>
+      </w:r>
+    </w:p>
+    <w:p>
+      <w:pPr>
+        <w:pStyle w:val="Textonotapie"/>
+        <w:ind w:left="567" w:hanging="567"/>
+        <w:jc w:val="both"/>
+        <w:rPr>
+          <w:rFonts w:ascii="Arial Narrow" w:eastAsia="Arial Narrow" w:hAnsi="Arial Narrow" w:cs="Arial Narrow"/>
+          <w:sz w:val="16"/>
+          <w:szCs w:val="16"/>
+        </w:rPr>
+      </w:pPr>
+      <w:r>
+        <w:rPr>
+          <w:rFonts w:ascii="Arial Narrow" w:eastAsia="Arial Narrow" w:hAnsi="Arial Narrow" w:cs="Arial Narrow"/>
+          <w:sz w:val="16"/>
+          <w:szCs w:val="16"/>
+        </w:rPr>
+        <w:tab/>
+      </w:r>
+      <w:r>
+        <w:rPr>
+          <w:rFonts w:ascii="Arial Narrow" w:eastAsia="Arial Narrow" w:hAnsi="Arial Narrow" w:cs="Arial Narrow"/>
+          <w:sz w:val="16"/>
+          <w:szCs w:val="16"/>
+        </w:rPr>
+        <w:t xml:space="preserve">223.1 El reclamado deberá presentar la contestación de la reclamación dentro de los quince (15) días posteriores a la notificación de ésta; vencido este plazo, la Administración declarará en rebeldía al reclamado que no la hubiera presentado. La contestación deberá contener los requisitos de los escritos previstos en el artículo 113 de la presente Ley, así como la absolución de todos los asuntos controvertidos de hecho y de derecho, Las alegaciones y los hechos relevantes de la reclamación, salvo que hayan sido específicamente negadas en la contestación, se tendrán por aceptadas o merituadas como ciertas.</w:t>
+      </w:r>
+    </w:p>
+    <w:p>
+      <w:pPr>
+        <w:pStyle w:val="Textonotapie"/>
+        <w:ind w:left="567" w:hanging="567"/>
+        <w:jc w:val="both"/>
+        <w:rPr>
+          <w:rFonts w:ascii="Arial Narrow" w:eastAsia="Arial Narrow" w:hAnsi="Arial Narrow" w:cs="Arial Narrow"/>
+          <w:sz w:val="16"/>
+          <w:szCs w:val="16"/>
+        </w:rPr>
+      </w:pPr>
+    </w:p>
+  </w:footnote>
+  <w:footnote w:id="13">
+    <w:p>
+      <w:pPr>
+        <w:tabs>
+          <w:tab w:val="left" w:pos="567"/>
+        </w:tabs>
+        <w:spacing w:after="0" w:line="240" w:lineRule="auto"/>
+        <w:ind w:left="567" w:hanging="567"/>
+        <w:jc w:val="both"/>
+        <w:rPr>
+          <w:rFonts w:ascii="Arial Narrow" w:eastAsia="Arial Narrow" w:hAnsi="Arial Narrow" w:cs="Arial Narrow"/>
+          <w:sz w:val="16"/>
+          <w:szCs w:val="16"/>
+        </w:rPr>
+      </w:pPr>
+      <w:r>
+        <w:rPr>
+          <w:rStyle w:val="Refdenotaalpie"/>
+          <w:rFonts w:ascii="Arial Narrow" w:eastAsia="Arial Narrow" w:hAnsi="Arial Narrow" w:cs="Arial Narrow"/>
+          <w:sz w:val="16"/>
+          <w:szCs w:val="16"/>
+          <w:vertAlign w:val="superscript"/>
+        </w:rPr>
+        <w:footnoteRef/>
+      </w:r>
+      <w:r>
+        <w:rPr>
+          <w:rFonts w:ascii="Arial Narrow" w:eastAsia="Arial Narrow" w:hAnsi="Arial Narrow" w:cs="Arial Narrow"/>
+          <w:sz w:val="16"/>
+          <w:szCs w:val="16"/>
+          <w:vertAlign w:val="superscript"/>
+        </w:rPr>
+        <w:tab/>
+        <w:t xml:space="preserve"/>
+      </w:r>
+      <w:r>
+        <w:rPr>
+          <w:rFonts w:ascii="Arial Narrow" w:eastAsia="Arial Narrow" w:hAnsi="Arial Narrow" w:cs="Arial Narrow"/>
+          <w:sz w:val="16"/>
+          <w:szCs w:val="16"/>
+        </w:rPr>
+        <w:t xml:space="preserve"> </w:t>
+      </w:r>
+      <w:r>
+        <w:rPr>
+          <w:rFonts w:ascii="Arial Narrow" w:eastAsia="Arial Narrow" w:hAnsi="Arial Narrow" w:cs="Arial Narrow"/>
+          <w:sz w:val="16"/>
+          <w:szCs w:val="16"/>
+        </w:rPr>
+        <w:tab/>
+      </w:r>
+      <w:r>
+        <w:rPr>
+          <w:rFonts w:ascii="Arial Narrow" w:eastAsia="Arial Narrow" w:hAnsi="Arial Narrow" w:cs="Arial Narrow"/>
+          <w:b/>
+          <w:sz w:val="16"/>
+          <w:szCs w:val="16"/>
+        </w:rPr>
+        <w:t>LEY 29571, CÓDIGO DE PROTECCIÓN Y DEFENSA DEL CONSUMIDOR</w:t>
+      </w:r>
+      <w:r>
+        <w:rPr>
+          <w:rFonts w:ascii="Arial Narrow" w:eastAsia="Arial Narrow" w:hAnsi="Arial Narrow" w:cs="Arial Narrow"/>
+          <w:b/>
+          <w:bCs/>
+          <w:sz w:val="16"/>
+          <w:szCs w:val="16"/>
+        </w:rPr>
+        <w:t xml:space="preserve">, </w:t>
+      </w:r>
+      <w:r>
+        <w:rPr>
+          <w:rFonts w:ascii="Arial Narrow" w:eastAsia="Arial Narrow" w:hAnsi="Arial Narrow" w:cs="Arial Narrow"/>
+          <w:b/>
+          <w:sz w:val="16"/>
+          <w:szCs w:val="16"/>
+        </w:rPr>
+        <w:t xml:space="preserve">publicado el 2 de setiembre de 2010 y modificado por Decreto Legislativo </w:t>
+      </w:r>
+      <w:proofErr w:type="spellStart"/>
+      <w:r>
+        <w:rPr>
+          <w:rFonts w:ascii="Arial Narrow" w:eastAsia="Arial Narrow" w:hAnsi="Arial Narrow" w:cs="Arial Narrow"/>
+          <w:b/>
+          <w:sz w:val="16"/>
+          <w:szCs w:val="16"/>
+        </w:rPr>
+        <w:t/>
+      </w:r>
+      <w:proofErr w:type="spellEnd"/>
+      <w:r>
+        <w:rPr>
+          <w:rFonts w:ascii="Arial Narrow" w:eastAsia="Arial Narrow" w:hAnsi="Arial Narrow" w:cs="Arial Narrow"/>
+          <w:b/>
+          <w:sz w:val="16"/>
+          <w:szCs w:val="16"/>
+        </w:rPr>
+        <w:t xml:space="preserve">1308</w:t>
+      </w:r>
+    </w:p>
+    <w:p>
+      <w:pPr>
+        <w:spacing w:after="0" w:line="240" w:lineRule="auto"/>
+        <w:ind w:left="567" w:hanging="567"/>
+        <w:jc w:val="both"/>
+        <w:rPr>
+          <w:rFonts w:ascii="Arial Narrow" w:eastAsia="Arial Narrow" w:hAnsi="Arial Narrow" w:cs="Arial Narrow"/>
+          <w:b/>
+          <w:sz w:val="16"/>
+          <w:szCs w:val="16"/>
+        </w:rPr>
+      </w:pPr>
+      <w:r>
+        <w:rPr>
+          <w:rFonts w:ascii="Arial Narrow" w:eastAsia="Arial Narrow" w:hAnsi="Arial Narrow" w:cs="Arial Narrow"/>
+          <w:b/>
+          <w:sz w:val="16"/>
+          <w:szCs w:val="16"/>
+        </w:rPr>
+        <w:tab/>
+        <w:t>Artículo 110.- Sanciones administrativas</w:t>
+      </w:r>
+    </w:p>
+    <w:p>
+      <w:pPr>
+        <w:spacing w:after="0" w:line="240" w:lineRule="auto"/>
+        <w:ind w:left="567"/>
+        <w:jc w:val="both"/>
+        <w:rPr>
+          <w:rFonts w:ascii="Arial Narrow" w:eastAsia="Arial Narrow" w:hAnsi="Arial Narrow" w:cs="Arial Narrow"/>
+          <w:sz w:val="16"/>
+          <w:szCs w:val="16"/>
+        </w:rPr>
+      </w:pPr>
+      <w:r>
+        <w:rPr>
+          <w:rFonts w:ascii="Arial Narrow" w:eastAsia="Arial Narrow" w:hAnsi="Arial Narrow" w:cs="Arial Narrow"/>
+          <w:sz w:val="16"/>
+          <w:szCs w:val="16"/>
+        </w:rPr>
+        <w:t>El órgano resolutivo puede sancionar las infracciones administrativas a que se refiere el artículo 108 con amonestación y multas de hasta cuatrocientos cincuenta (450) Unidades Impositivas Tributarias (UIT), las cuales son calificadas de la siguiente manera:</w:t>
+      </w:r>
+    </w:p>
+    <w:p>
+      <w:pPr>
+        <w:numPr>
+          <w:ilvl w:val="0"/>
+          <w:numId w:val="2"/>
+        </w:numPr>
+        <w:spacing w:after="0" w:line="240" w:lineRule="auto"/>
+        <w:ind w:left="426" w:firstLine="141"/>
+        <w:jc w:val="both"/>
+        <w:rPr>
+          <w:rFonts w:ascii="Arial Narrow" w:eastAsia="Arial Narrow" w:hAnsi="Arial Narrow" w:cs="Arial Narrow"/>
+          <w:sz w:val="16"/>
+          <w:szCs w:val="16"/>
+        </w:rPr>
+      </w:pPr>
+      <w:r>
+        <w:rPr>
+          <w:rFonts w:ascii="Arial Narrow" w:eastAsia="Arial Narrow" w:hAnsi="Arial Narrow" w:cs="Arial Narrow"/>
+          <w:sz w:val="16"/>
+          <w:szCs w:val="16"/>
+        </w:rPr>
+        <w:t>Infracciones leves, con una amonestación o con una multa de hasta cincuenta (50) UIT.</w:t>
+      </w:r>
+    </w:p>
+    <w:p>
+      <w:pPr>
+        <w:numPr>
+          <w:ilvl w:val="0"/>
+          <w:numId w:val="2"/>
+        </w:numPr>
+        <w:spacing w:after="0" w:line="240" w:lineRule="auto"/>
+        <w:ind w:left="426" w:firstLine="141"/>
+        <w:jc w:val="both"/>
+        <w:rPr>
+          <w:rFonts w:ascii="Arial Narrow" w:eastAsia="Arial Narrow" w:hAnsi="Arial Narrow" w:cs="Arial Narrow"/>
+          <w:sz w:val="16"/>
+          <w:szCs w:val="16"/>
+        </w:rPr>
+      </w:pPr>
+      <w:r>
+        <w:rPr>
+          <w:rFonts w:ascii="Arial Narrow" w:eastAsia="Arial Narrow" w:hAnsi="Arial Narrow" w:cs="Arial Narrow"/>
+          <w:sz w:val="16"/>
+          <w:szCs w:val="16"/>
+        </w:rPr>
+        <w:t>Infracciones graves, con una multa de hasta ciento cincuenta (150) UIT.</w:t>
+      </w:r>
+    </w:p>
+    <w:p>
+      <w:pPr>
+        <w:numPr>
+          <w:ilvl w:val="0"/>
+          <w:numId w:val="2"/>
+        </w:numPr>
+        <w:spacing w:after="0" w:line="240" w:lineRule="auto"/>
+        <w:ind w:left="426" w:firstLine="141"/>
+        <w:jc w:val="both"/>
+        <w:rPr>
+          <w:rFonts w:ascii="Arial Narrow" w:eastAsia="Arial Narrow" w:hAnsi="Arial Narrow" w:cs="Arial Narrow"/>
+          <w:sz w:val="16"/>
+          <w:szCs w:val="16"/>
+        </w:rPr>
+      </w:pPr>
+      <w:r>
+        <w:rPr>
+          <w:rFonts w:ascii="Arial Narrow" w:eastAsia="Arial Narrow" w:hAnsi="Arial Narrow" w:cs="Arial Narrow"/>
+          <w:sz w:val="16"/>
+          <w:szCs w:val="16"/>
+        </w:rPr>
+        <w:t>Infracciones muy graves, con una multa de hasta cuatrocientos cincuenta (450) UIT.</w:t>
+      </w:r>
+    </w:p>
+    <w:p>
+      <w:pPr>
+        <w:spacing w:after="0" w:line="240" w:lineRule="auto"/>
+        <w:ind w:left="567"/>
+        <w:jc w:val="both"/>
+        <w:rPr>
+          <w:rFonts w:ascii="Arial Narrow" w:eastAsia="Arial Narrow" w:hAnsi="Arial Narrow" w:cs="Arial Narrow"/>
+          <w:sz w:val="16"/>
+          <w:szCs w:val="16"/>
+        </w:rPr>
+      </w:pPr>
+      <w:r>
+        <w:rPr>
+          <w:rFonts w:ascii="Arial Narrow" w:eastAsia="Arial Narrow" w:hAnsi="Arial Narrow" w:cs="Arial Narrow"/>
+          <w:sz w:val="16"/>
+          <w:szCs w:val="16"/>
+        </w:rPr>
+        <w:t>(…).</w:t>
+      </w:r>
+    </w:p>
+    <w:p>
+      <w:pPr>
+        <w:spacing w:after="0" w:line="240" w:lineRule="auto"/>
+        <w:ind w:left="567" w:hanging="567"/>
+        <w:jc w:val="both"/>
+        <w:rPr>
+          <w:rFonts w:ascii="Arial Narrow" w:eastAsia="Arial Narrow" w:hAnsi="Arial Narrow" w:cs="Arial Narrow"/>
+          <w:sz w:val="16"/>
+          <w:szCs w:val="16"/>
+        </w:rPr>
+      </w:pPr>
+    </w:p>
+  </w:footnote>
+  <w:footnote w:id="14">
+    <w:p>
+      <w:pPr>
+        <w:pStyle w:val="Textonotapie"/>
+        <w:tabs>
+          <w:tab w:val="left" w:pos="567"/>
+        </w:tabs>
+        <w:ind w:left="567" w:hanging="567"/>
+        <w:jc w:val="both"/>
+        <w:rPr>
+          <w:rFonts w:ascii="Arial Narrow" w:eastAsia="Arial Narrow" w:hAnsi="Arial Narrow" w:cs="Arial Narrow"/>
+          <w:b/>
+          <w:bCs/>
+          <w:sz w:val="16"/>
+          <w:szCs w:val="16"/>
+        </w:rPr>
+      </w:pPr>
+      <w:r>
+        <w:rPr>
+          <w:rStyle w:val="Refdenotaalpie"/>
+          <w:rFonts w:ascii="Arial Narrow" w:eastAsia="Arial Narrow" w:hAnsi="Arial Narrow" w:cs="Arial Narrow"/>
+          <w:sz w:val="16"/>
+          <w:szCs w:val="16"/>
+          <w:vertAlign w:val="superscript"/>
+        </w:rPr>
+        <w:footnoteRef/>
+      </w:r>
+      <w:r>
+        <w:rPr>
+          <w:rFonts w:ascii="Arial Narrow" w:eastAsia="Arial Narrow" w:hAnsi="Arial Narrow" w:cs="Arial Narrow"/>
+          <w:sz w:val="16"/>
+          <w:szCs w:val="16"/>
+        </w:rPr>
+        <w:tab/>
+      </w:r>
+      <w:r>
+        <w:rPr>
+          <w:rFonts w:ascii="Arial Narrow" w:eastAsia="Arial Narrow" w:hAnsi="Arial Narrow" w:cs="Arial Narrow"/>
+          <w:b/>
+          <w:bCs/>
+          <w:sz w:val="16"/>
+          <w:szCs w:val="16"/>
+        </w:rPr>
+        <w:t xml:space="preserve">LEY </w:t>
+      </w:r>
+      <w:proofErr w:type="spellStart"/>
+      <w:r>
+        <w:rPr>
+          <w:rFonts w:ascii="Arial Narrow" w:eastAsia="Arial Narrow" w:hAnsi="Arial Narrow" w:cs="Arial Narrow"/>
+          <w:b/>
+          <w:bCs/>
+          <w:sz w:val="16"/>
+          <w:szCs w:val="16"/>
+        </w:rPr>
+        <w:t/>
+      </w:r>
+      <w:proofErr w:type="spellEnd"/>
+      <w:r>
+        <w:rPr>
+          <w:rFonts w:ascii="Arial Narrow" w:eastAsia="Arial Narrow" w:hAnsi="Arial Narrow" w:cs="Arial Narrow"/>
+          <w:b/>
+          <w:bCs/>
+          <w:sz w:val="16"/>
+          <w:szCs w:val="16"/>
+        </w:rPr>
+        <w:t xml:space="preserve">29571, CÓDIGO DE PROTECCIÓN Y DEFENSA DEL CONSUMIDOR, publicado el 2 de setiembre de 2010 y modificado por Decreto Legislativo </w:t>
+      </w:r>
+      <w:proofErr w:type="spellStart"/>
+      <w:r>
+        <w:rPr>
+          <w:rFonts w:ascii="Arial Narrow" w:eastAsia="Arial Narrow" w:hAnsi="Arial Narrow" w:cs="Arial Narrow"/>
+          <w:b/>
+          <w:bCs/>
+          <w:sz w:val="16"/>
+          <w:szCs w:val="16"/>
+        </w:rPr>
+        <w:t/>
+      </w:r>
+      <w:proofErr w:type="spellEnd"/>
+      <w:r>
+        <w:rPr>
+          <w:rFonts w:ascii="Arial Narrow" w:eastAsia="Arial Narrow" w:hAnsi="Arial Narrow" w:cs="Arial Narrow"/>
+          <w:b/>
+          <w:bCs/>
+          <w:sz w:val="16"/>
+          <w:szCs w:val="16"/>
+        </w:rPr>
+        <w:t xml:space="preserve">1308 </w:t>
+      </w:r>
+    </w:p>
+    <w:p>
+      <w:pPr>
+        <w:tabs>
+          <w:tab w:val="left" w:pos="567"/>
+        </w:tabs>
+        <w:spacing w:after="0" w:line="240" w:lineRule="auto"/>
+        <w:ind w:left="567" w:hanging="567"/>
+        <w:jc w:val="both"/>
+        <w:rPr>
+          <w:rFonts w:ascii="Arial Narrow" w:eastAsia="Arial Narrow" w:hAnsi="Arial Narrow" w:cs="Arial Narrow"/>
+          <w:sz w:val="16"/>
+          <w:szCs w:val="16"/>
+        </w:rPr>
+      </w:pPr>
+      <w:r>
+        <w:rPr>
+          <w:rFonts w:ascii="Arial Narrow" w:eastAsia="Arial Narrow" w:hAnsi="Arial Narrow" w:cs="Arial Narrow"/>
+          <w:sz w:val="16"/>
+          <w:szCs w:val="16"/>
+        </w:rPr>
+        <w:tab/>
+        <w:t xml:space="preserve"/>
+      </w:r>
+      <w:r>
+        <w:rPr>
+          <w:rFonts w:ascii="Arial Narrow" w:eastAsia="Arial Narrow" w:hAnsi="Arial Narrow" w:cs="Arial Narrow"/>
+          <w:b/>
+          <w:sz w:val="16"/>
+          <w:szCs w:val="16"/>
+        </w:rPr>
+        <w:t>Artículo 114.- Medidas correctivas</w:t>
+      </w:r>
+    </w:p>
+    <w:p>
+      <w:pPr>
+        <w:spacing w:after="0" w:line="240" w:lineRule="auto"/>
+        <w:ind w:left="567"/>
+        <w:jc w:val="both"/>
+        <w:rPr>
+          <w:rFonts w:ascii="Arial Narrow" w:eastAsia="Arial Narrow" w:hAnsi="Arial Narrow" w:cs="Arial Narrow"/>
+          <w:sz w:val="16"/>
+          <w:szCs w:val="16"/>
+        </w:rPr>
+      </w:pPr>
+      <w:r>
+        <w:rPr>
+          <w:rFonts w:ascii="Arial Narrow" w:eastAsia="Arial Narrow" w:hAnsi="Arial Narrow" w:cs="Arial Narrow"/>
+          <w:sz w:val="16"/>
+          <w:szCs w:val="16"/>
+        </w:rPr>
+        <w:t xml:space="preserve">Sin perjuicio de la sanción administrativa que corresponda al proveedor por una infracción al presente Código, el Indecopi puede dictar, en calidad de mandatos, medidas correctivas reparadoras y complementarias. </w:t>
+      </w:r>
+    </w:p>
+    <w:p>
+      <w:pPr>
+        <w:spacing w:after="0" w:line="240" w:lineRule="auto"/>
+        <w:ind w:left="567" w:hanging="567"/>
+        <w:jc w:val="both"/>
+        <w:rPr>
+          <w:rFonts w:ascii="Arial Narrow" w:eastAsia="Arial Narrow" w:hAnsi="Arial Narrow" w:cs="Arial Narrow"/>
+          <w:sz w:val="16"/>
+          <w:szCs w:val="16"/>
+        </w:rPr>
+      </w:pPr>
+      <w:r>
+        <w:rPr>
+          <w:rFonts w:ascii="Arial Narrow" w:eastAsia="Arial Narrow" w:hAnsi="Arial Narrow" w:cs="Arial Narrow"/>
+          <w:sz w:val="16"/>
+          <w:szCs w:val="16"/>
+        </w:rPr>
+        <w:tab/>
+        <w:t xml:space="preserve">Las medidas correctivas reparadoras pueden dictarse a pedido de parte o de oficio, siempre y cuando sean expresamente informadas sobre esa posibilidad en la notificación de cargo al proveedor por la autoridad encargada del procedimiento. </w:t>
+      </w:r>
+    </w:p>
+    <w:p>
+      <w:pPr>
+        <w:spacing w:after="0" w:line="240" w:lineRule="auto"/>
+        <w:ind w:left="567" w:hanging="567"/>
+        <w:jc w:val="both"/>
+        <w:rPr>
+          <w:rFonts w:ascii="Arial Narrow" w:eastAsia="Arial Narrow" w:hAnsi="Arial Narrow" w:cs="Arial Narrow"/>
+          <w:sz w:val="16"/>
+          <w:szCs w:val="16"/>
+        </w:rPr>
+      </w:pPr>
+      <w:r>
+        <w:rPr>
+          <w:rFonts w:ascii="Arial Narrow" w:eastAsia="Arial Narrow" w:hAnsi="Arial Narrow" w:cs="Arial Narrow"/>
+          <w:sz w:val="16"/>
+          <w:szCs w:val="16"/>
+        </w:rPr>
+        <w:tab/>
+        <w:t>Las medidas correctivas complementarias pueden dictarse de oficio o a pedido de parte.</w:t>
+      </w:r>
+    </w:p>
+    <w:p>
+      <w:pPr>
+        <w:spacing w:after="0" w:line="240" w:lineRule="auto"/>
+        <w:ind w:left="567" w:hanging="567"/>
+        <w:jc w:val="both"/>
+        <w:rPr>
+          <w:rFonts w:ascii="Arial Narrow" w:eastAsia="Arial Narrow" w:hAnsi="Arial Narrow" w:cs="Arial Narrow"/>
+          <w:sz w:val="16"/>
+          <w:szCs w:val="16"/>
+        </w:rPr>
+      </w:pPr>
+      <w:r>
+        <w:rPr>
+          <w:rFonts w:ascii="Arial Narrow" w:eastAsia="Arial Narrow" w:hAnsi="Arial Narrow" w:cs="Arial Narrow"/>
+          <w:b/>
+          <w:sz w:val="16"/>
+          <w:szCs w:val="16"/>
+        </w:rPr>
+        <w:tab/>
+        <w:t>Artículo 115.- Medidas correctivas reparadoras</w:t>
+      </w:r>
+    </w:p>
+    <w:p>
+      <w:pPr>
+        <w:spacing w:after="0" w:line="240" w:lineRule="auto"/>
+        <w:ind w:left="567" w:hanging="283"/>
+        <w:jc w:val="both"/>
+        <w:rPr>
+          <w:rFonts w:ascii="Arial Narrow" w:eastAsia="Arial Narrow" w:hAnsi="Arial Narrow" w:cs="Arial Narrow"/>
+          <w:sz w:val="16"/>
+          <w:szCs w:val="16"/>
+        </w:rPr>
+      </w:pPr>
+      <w:r>
+        <w:rPr>
+          <w:rFonts w:ascii="Arial Narrow" w:eastAsia="Arial Narrow" w:hAnsi="Arial Narrow" w:cs="Arial Narrow"/>
+          <w:sz w:val="16"/>
+          <w:szCs w:val="16"/>
+        </w:rPr>
+        <w:tab/>
+        <w:t>115.1 Las medidas correctivas reparadoras tienen el objeto de resarcir las consecuencias patrimoniales directas e inmediatas ocasionadas al consumidor por la infracción administrativa a su estado anterior. En caso el órgano resolutivo dicte una o varias medidas correctivas, debe considerar lo acordado por las partes durante la relación de consumo. Las medidas correctivas reparadoras pueden consistir en ordenar al proveedor infractor lo siguiente:</w:t>
+      </w:r>
+    </w:p>
+    <w:p>
+      <w:pPr>
+        <w:numPr>
+          <w:ilvl w:val="0"/>
+          <w:numId w:val="1"/>
+        </w:numPr>
+        <w:spacing w:after="0" w:line="240" w:lineRule="auto"/>
+        <w:ind w:left="567" w:firstLine="0"/>
+        <w:jc w:val="both"/>
+        <w:rPr>
+          <w:rFonts w:ascii="Arial Narrow" w:eastAsia="Arial Narrow" w:hAnsi="Arial Narrow" w:cs="Arial Narrow"/>
+          <w:sz w:val="16"/>
+          <w:szCs w:val="16"/>
+        </w:rPr>
+      </w:pPr>
+      <w:r>
+        <w:rPr>
+          <w:rFonts w:ascii="Arial Narrow" w:eastAsia="Arial Narrow" w:hAnsi="Arial Narrow" w:cs="Arial Narrow"/>
+          <w:sz w:val="16"/>
+          <w:szCs w:val="16"/>
+        </w:rPr>
+        <w:t>Reparar productos.</w:t>
+      </w:r>
+    </w:p>
+    <w:p>
+      <w:pPr>
+        <w:numPr>
+          <w:ilvl w:val="0"/>
+          <w:numId w:val="1"/>
+        </w:numPr>
+        <w:spacing w:after="0" w:line="240" w:lineRule="auto"/>
+        <w:ind w:left="567" w:firstLine="0"/>
+        <w:jc w:val="both"/>
+        <w:rPr>
+          <w:rFonts w:ascii="Arial Narrow" w:eastAsia="Arial Narrow" w:hAnsi="Arial Narrow" w:cs="Arial Narrow"/>
+          <w:sz w:val="16"/>
+          <w:szCs w:val="16"/>
+        </w:rPr>
+      </w:pPr>
+      <w:r>
+        <w:rPr>
+          <w:rFonts w:ascii="Arial Narrow" w:eastAsia="Arial Narrow" w:hAnsi="Arial Narrow" w:cs="Arial Narrow"/>
+          <w:sz w:val="16"/>
+          <w:szCs w:val="16"/>
+        </w:rPr>
+        <w:t>Cambiar productos por otros de idénticas o similares características, cuando la reparación no sea posible o no resulte razonable según las circunstancias.</w:t>
+      </w:r>
+    </w:p>
+    <w:p>
+      <w:pPr>
+        <w:numPr>
+          <w:ilvl w:val="0"/>
+          <w:numId w:val="1"/>
+        </w:numPr>
+        <w:spacing w:after="0" w:line="240" w:lineRule="auto"/>
+        <w:ind w:left="567" w:firstLine="0"/>
+        <w:jc w:val="both"/>
+        <w:rPr>
+          <w:rFonts w:ascii="Arial Narrow" w:eastAsia="Arial Narrow" w:hAnsi="Arial Narrow" w:cs="Arial Narrow"/>
+          <w:sz w:val="16"/>
+          <w:szCs w:val="16"/>
+        </w:rPr>
+      </w:pPr>
+      <w:r>
+        <w:rPr>
+          <w:rFonts w:ascii="Arial Narrow" w:eastAsia="Arial Narrow" w:hAnsi="Arial Narrow" w:cs="Arial Narrow"/>
+          <w:sz w:val="16"/>
+          <w:szCs w:val="16"/>
+        </w:rPr>
+        <w:t>Entregar un producto de idénticas características o, cuando esto no resulte posible, de similares características, en los supuestos de pérdida o deterioro atribuible al proveedor y siempre que exista interés del consumidor.</w:t>
+      </w:r>
+    </w:p>
+    <w:p>
+      <w:pPr>
+        <w:numPr>
+          <w:ilvl w:val="0"/>
+          <w:numId w:val="1"/>
+        </w:numPr>
+        <w:spacing w:after="0" w:line="240" w:lineRule="auto"/>
+        <w:ind w:left="567" w:firstLine="0"/>
+        <w:jc w:val="both"/>
+        <w:rPr>
+          <w:rFonts w:ascii="Arial Narrow" w:eastAsia="Arial Narrow" w:hAnsi="Arial Narrow" w:cs="Arial Narrow"/>
+          <w:sz w:val="16"/>
+          <w:szCs w:val="16"/>
+        </w:rPr>
+      </w:pPr>
+      <w:r>
+        <w:rPr>
+          <w:rFonts w:ascii="Arial Narrow" w:eastAsia="Arial Narrow" w:hAnsi="Arial Narrow" w:cs="Arial Narrow"/>
+          <w:sz w:val="16"/>
+          <w:szCs w:val="16"/>
+        </w:rPr>
+        <w:t>Cumplir con ejecutar la prestación u obligación asumida; y si esto no resulte posible o no sea razonable, otra de efectos equivalentes, incluyendo prestaciones dinerarias.</w:t>
+      </w:r>
+    </w:p>
+    <w:p>
+      <w:pPr>
+        <w:numPr>
+          <w:ilvl w:val="0"/>
+          <w:numId w:val="1"/>
+        </w:numPr>
+        <w:spacing w:after="0" w:line="240" w:lineRule="auto"/>
+        <w:ind w:left="567" w:firstLine="0"/>
+        <w:jc w:val="both"/>
+        <w:rPr>
+          <w:rFonts w:ascii="Arial Narrow" w:eastAsia="Arial Narrow" w:hAnsi="Arial Narrow" w:cs="Arial Narrow"/>
+          <w:sz w:val="16"/>
+          <w:szCs w:val="16"/>
+        </w:rPr>
+      </w:pPr>
+      <w:r>
+        <w:rPr>
+          <w:rFonts w:ascii="Arial Narrow" w:eastAsia="Arial Narrow" w:hAnsi="Arial Narrow" w:cs="Arial Narrow"/>
+          <w:sz w:val="16"/>
+          <w:szCs w:val="16"/>
+        </w:rPr>
+        <w:t>Cumplir con ejecutar otras prestaciones u obligaciones legales o convencionales a su cargo.</w:t>
+      </w:r>
+    </w:p>
+    <w:p>
+      <w:pPr>
+        <w:numPr>
+          <w:ilvl w:val="0"/>
+          <w:numId w:val="1"/>
+        </w:numPr>
+        <w:spacing w:after="0" w:line="240" w:lineRule="auto"/>
+        <w:ind w:left="567" w:firstLine="0"/>
+        <w:jc w:val="both"/>
+        <w:rPr>
+          <w:rFonts w:ascii="Arial Narrow" w:eastAsia="Arial Narrow" w:hAnsi="Arial Narrow" w:cs="Arial Narrow"/>
+          <w:sz w:val="16"/>
+          <w:szCs w:val="16"/>
+        </w:rPr>
+      </w:pPr>
+      <w:r>
+        <w:rPr>
+          <w:rFonts w:ascii="Arial Narrow" w:eastAsia="Arial Narrow" w:hAnsi="Arial Narrow" w:cs="Arial Narrow"/>
+          <w:sz w:val="16"/>
+          <w:szCs w:val="16"/>
+        </w:rPr>
+        <w:t>Devolver la contraprestación pagada por el consumidor, más los intereses legales correspondientes, cuando la reparación, reposición, o cumplimiento de la prestación u obligación, según sea el caso, no resulte posible o no sea razonable según las circunstancias.</w:t>
+      </w:r>
+    </w:p>
+    <w:p>
+      <w:pPr>
+        <w:numPr>
+          <w:ilvl w:val="0"/>
+          <w:numId w:val="1"/>
+        </w:numPr>
+        <w:spacing w:after="0" w:line="240" w:lineRule="auto"/>
+        <w:ind w:left="567" w:firstLine="0"/>
+        <w:jc w:val="both"/>
+        <w:rPr>
+          <w:rFonts w:ascii="Arial Narrow" w:eastAsia="Arial Narrow" w:hAnsi="Arial Narrow" w:cs="Arial Narrow"/>
+          <w:sz w:val="16"/>
+          <w:szCs w:val="16"/>
+        </w:rPr>
+      </w:pPr>
+      <w:r>
+        <w:rPr>
+          <w:rFonts w:ascii="Arial Narrow" w:eastAsia="Arial Narrow" w:hAnsi="Arial Narrow" w:cs="Arial Narrow"/>
+          <w:sz w:val="16"/>
+          <w:szCs w:val="16"/>
+        </w:rPr>
+        <w:t>En los supuestos de pagos indebidos o en exceso, devolver estos montos, más los intereses correspondientes.</w:t>
+      </w:r>
+    </w:p>
+    <w:p>
+      <w:pPr>
+        <w:numPr>
+          <w:ilvl w:val="0"/>
+          <w:numId w:val="1"/>
+        </w:numPr>
+        <w:spacing w:after="0" w:line="240" w:lineRule="auto"/>
+        <w:ind w:left="567" w:firstLine="0"/>
+        <w:jc w:val="both"/>
+        <w:rPr>
+          <w:rFonts w:ascii="Arial Narrow" w:eastAsia="Arial Narrow" w:hAnsi="Arial Narrow" w:cs="Arial Narrow"/>
+          <w:sz w:val="16"/>
+          <w:szCs w:val="16"/>
+        </w:rPr>
+      </w:pPr>
+      <w:r>
+        <w:rPr>
+          <w:rFonts w:ascii="Arial Narrow" w:eastAsia="Arial Narrow" w:hAnsi="Arial Narrow" w:cs="Arial Narrow"/>
+          <w:sz w:val="16"/>
+          <w:szCs w:val="16"/>
+        </w:rPr>
+        <w:t>Pagar los gastos incurridos por el consumidor para mitigar las consecuencias de la infracción administrativa.</w:t>
+      </w:r>
+    </w:p>
+    <w:p>
+      <w:pPr>
+        <w:numPr>
+          <w:ilvl w:val="0"/>
+          <w:numId w:val="1"/>
+        </w:numPr>
+        <w:spacing w:after="0" w:line="240" w:lineRule="auto"/>
+        <w:ind w:left="567" w:firstLine="0"/>
+        <w:jc w:val="both"/>
+        <w:rPr>
+          <w:rFonts w:ascii="Arial Narrow" w:eastAsia="Arial Narrow" w:hAnsi="Arial Narrow" w:cs="Arial Narrow"/>
+          <w:sz w:val="16"/>
+          <w:szCs w:val="16"/>
+        </w:rPr>
+      </w:pPr>
+      <w:r>
+        <w:rPr>
+          <w:rFonts w:ascii="Arial Narrow" w:eastAsia="Arial Narrow" w:hAnsi="Arial Narrow" w:cs="Arial Narrow"/>
+          <w:sz w:val="16"/>
+          <w:szCs w:val="16"/>
+        </w:rPr>
+        <w:t>Otras medidas reparadoras análogas de efectos equivalentes a las anteriores.</w:t>
+      </w:r>
+    </w:p>
+    <w:p>
+      <w:pPr>
+        <w:pStyle w:val="Sinespaciado"/>
+        <w:ind w:left="567"/>
+        <w:jc w:val="both"/>
+        <w:rPr>
+          <w:rFonts w:ascii="Arial Narrow" w:eastAsia="Arial Narrow" w:hAnsi="Arial Narrow" w:cs="Arial Narrow"/>
+          <w:sz w:val="16"/>
+          <w:szCs w:val="16"/>
+        </w:rPr>
+      </w:pPr>
+      <w:r>
+        <w:rPr>
+          <w:rFonts w:ascii="Arial Narrow" w:eastAsia="Arial Narrow" w:hAnsi="Arial Narrow" w:cs="Arial Narrow"/>
+          <w:sz w:val="16"/>
+          <w:szCs w:val="16"/>
+        </w:rPr>
+        <w:t xml:space="preserve">115.2 Las medidas correctivas reparadoras no pueden ser solicitadas de manera acumulativa conjunta, pudiendo plantearse de manera alternativa o subsidiaria, con excepción de la medida correctiva señalada en el literal h) que puede solicitarse </w:t>
+      </w:r>
+      <w:proofErr w:type="gramStart"/>
+      <w:r>
+        <w:rPr>
+          <w:rFonts w:ascii="Arial Narrow" w:eastAsia="Arial Narrow" w:hAnsi="Arial Narrow" w:cs="Arial Narrow"/>
+          <w:sz w:val="16"/>
+          <w:szCs w:val="16"/>
+        </w:rPr>
+        <w:t>conjuntamente con</w:t>
+      </w:r>
+      <w:proofErr w:type="gramEnd"/>
+      <w:r>
+        <w:rPr>
+          <w:rFonts w:ascii="Arial Narrow" w:eastAsia="Arial Narrow" w:hAnsi="Arial Narrow" w:cs="Arial Narrow"/>
+          <w:sz w:val="16"/>
+          <w:szCs w:val="16"/>
+        </w:rPr>
+        <w:t xml:space="preserve"> otra medida correctiva. Cuando los órganos competentes del Indecopi se pronuncian respecto de una medida correctiva reparadora, aplican el principio de congruencia procesal.</w:t>
+      </w:r>
+    </w:p>
+    <w:p>
+      <w:pPr>
+        <w:spacing w:after="0" w:line="240" w:lineRule="auto"/>
+        <w:ind w:left="567"/>
+        <w:jc w:val="both"/>
+        <w:rPr>
+          <w:rFonts w:ascii="Arial Narrow" w:eastAsia="Arial Narrow" w:hAnsi="Arial Narrow" w:cs="Arial Narrow"/>
+          <w:sz w:val="16"/>
+          <w:szCs w:val="16"/>
+        </w:rPr>
+      </w:pPr>
+      <w:r>
+        <w:rPr>
+          <w:rFonts w:ascii="Arial Narrow" w:eastAsia="Arial Narrow" w:hAnsi="Arial Narrow" w:cs="Arial Narrow"/>
+          <w:sz w:val="16"/>
+          <w:szCs w:val="16"/>
+        </w:rPr>
+        <w:t>115.3 Las medidas correctivas reparadoras pueden solicitarse en cualquier momento hasta antes de la notificación de cargo al proveedor, sin perjuicio de la facultad de secretaría técnica de la comisión de requerir al consumidor que precise la medida correctiva materia de solicitud. El consumidor puede variar su solicitud de medida correctiva hasta antes de la decisión de primera instancia, en cuyo caso se confiere traslado al proveedor para que formule su descargo.</w:t>
+      </w:r>
+    </w:p>
+    <w:p>
+      <w:pPr>
+        <w:spacing w:after="0" w:line="240" w:lineRule="auto"/>
+        <w:ind w:left="567"/>
+        <w:jc w:val="both"/>
+        <w:rPr>
+          <w:rFonts w:ascii="Arial Narrow" w:eastAsia="Arial Narrow" w:hAnsi="Arial Narrow" w:cs="Arial Narrow"/>
+          <w:sz w:val="16"/>
+          <w:szCs w:val="16"/>
+        </w:rPr>
+      </w:pPr>
+      <w:r>
+        <w:rPr>
+          <w:rFonts w:ascii="Arial Narrow" w:eastAsia="Arial Narrow" w:hAnsi="Arial Narrow" w:cs="Arial Narrow"/>
+          <w:sz w:val="16"/>
+          <w:szCs w:val="16"/>
+        </w:rPr>
+        <w:t>115.4 Corresponde al consumidor que solicita el dictado de la medida correctiva reparadora probar las consecuencias patrimoniales directas e inmediatas causadas por la comisión de la infracción administrativa.</w:t>
+      </w:r>
+    </w:p>
+    <w:p>
+      <w:pPr>
+        <w:spacing w:after="0" w:line="240" w:lineRule="auto"/>
+        <w:ind w:left="567"/>
+        <w:jc w:val="both"/>
+        <w:rPr>
+          <w:rFonts w:ascii="Arial Narrow" w:eastAsia="Arial Narrow" w:hAnsi="Arial Narrow" w:cs="Arial Narrow"/>
+          <w:sz w:val="16"/>
+          <w:szCs w:val="16"/>
+        </w:rPr>
+      </w:pPr>
+      <w:r>
+        <w:rPr>
+          <w:rFonts w:ascii="Arial Narrow" w:eastAsia="Arial Narrow" w:hAnsi="Arial Narrow" w:cs="Arial Narrow"/>
+          <w:sz w:val="16"/>
+          <w:szCs w:val="16"/>
+        </w:rPr>
+        <w:t>115.5 Los bienes o montos objeto de medidas correctivas reparadoras son entregados por el proveedor directamente al consumidor que los reclama, salvo mandato distinto contenido en la resolución. Aquellos bienes o montos materia de una medida correctiva reparadora, que por algún motivo se encuentran en posesión del Indecopi y deban ser entregados a los consumidores beneficiados, son puestos a disposición de estos.</w:t>
+      </w:r>
+    </w:p>
+    <w:p>
+      <w:pPr>
+        <w:spacing w:after="0" w:line="240" w:lineRule="auto"/>
+        <w:ind w:left="567"/>
+        <w:jc w:val="both"/>
+        <w:rPr>
+          <w:rFonts w:ascii="Arial Narrow" w:eastAsia="Arial Narrow" w:hAnsi="Arial Narrow" w:cs="Arial Narrow"/>
+          <w:sz w:val="16"/>
+          <w:szCs w:val="16"/>
+        </w:rPr>
+      </w:pPr>
+      <w:r>
+        <w:rPr>
+          <w:rFonts w:ascii="Arial Narrow" w:eastAsia="Arial Narrow" w:hAnsi="Arial Narrow" w:cs="Arial Narrow"/>
+          <w:sz w:val="16"/>
+          <w:szCs w:val="16"/>
+        </w:rPr>
+        <w:t>115.6 El extremo de la resolución final que ordena el cumplimiento de una medida correctiva reparadora a favor del consumidor constituye título ejecutivo conforme con lo dispuesto en el artículo 688 del Código Procesal Civil, una vez que quedan consentidas o causan estado en la vía administrativa. La legitimidad para obrar en los procesos civiles de ejecución corresponde a los consumidores beneficiados con la medida correctiva reparadora.</w:t>
+      </w:r>
+    </w:p>
+    <w:p>
+      <w:pPr>
+        <w:spacing w:after="0" w:line="240" w:lineRule="auto"/>
+        <w:ind w:left="567"/>
+        <w:jc w:val="both"/>
+        <w:rPr>
+          <w:rFonts w:ascii="Arial Narrow" w:eastAsia="Arial Narrow" w:hAnsi="Arial Narrow" w:cs="Arial Narrow"/>
+          <w:sz w:val="16"/>
+          <w:szCs w:val="16"/>
+        </w:rPr>
+      </w:pPr>
+      <w:r>
+        <w:rPr>
+          <w:rFonts w:ascii="Arial Narrow" w:eastAsia="Arial Narrow" w:hAnsi="Arial Narrow" w:cs="Arial Narrow"/>
+          <w:sz w:val="16"/>
+          <w:szCs w:val="16"/>
+        </w:rPr>
+        <w:t>115.7 Las medidas correctivas reparadoras como mandatos dirigidos a resarcir las consecuencias patrimoniales directas e inmediatas originadas por la infracción buscan corregir la conducta infractora y no tienen naturaleza indemnizatoria; son dictadas sin perjuicio de la indemnización por los daños y perjuicios que el consumidor puede solicitar en la vía judicial o arbitral correspondiente. No obstante, se descuenta de la indemnización patrimonial aquella satisfacción patrimonial deducible que el consumidor haya recibido a consecuencia del dictado de una medida correctiva reparadora en sede administrativa.</w:t>
+      </w:r>
+    </w:p>
+    <w:p>
+      <w:pPr>
+        <w:spacing w:after="0" w:line="240" w:lineRule="auto"/>
+        <w:ind w:left="567"/>
+        <w:jc w:val="both"/>
+        <w:rPr>
+          <w:rFonts w:ascii="Arial Narrow" w:eastAsia="Arial Narrow" w:hAnsi="Arial Narrow" w:cs="Arial Narrow"/>
+          <w:b/>
+          <w:bCs/>
+          <w:sz w:val="16"/>
+          <w:szCs w:val="16"/>
+        </w:rPr>
+      </w:pPr>
+      <w:r>
+        <w:rPr>
+          <w:rFonts w:ascii="Arial Narrow" w:eastAsia="Arial Narrow" w:hAnsi="Arial Narrow" w:cs="Arial Narrow"/>
+          <w:b/>
+          <w:bCs/>
+          <w:sz w:val="16"/>
+          <w:szCs w:val="16"/>
+        </w:rPr>
+        <w:t>Artículo 116.- Medidas correctivas complementarias</w:t>
+      </w:r>
+    </w:p>
+    <w:p>
+      <w:pPr>
+        <w:spacing w:after="0" w:line="240" w:lineRule="auto"/>
+        <w:ind w:left="567"/>
+        <w:jc w:val="both"/>
+        <w:rPr>
+          <w:rFonts w:ascii="Arial Narrow" w:eastAsia="Arial Narrow" w:hAnsi="Arial Narrow" w:cs="Arial Narrow"/>
+          <w:sz w:val="16"/>
+          <w:szCs w:val="16"/>
+        </w:rPr>
+      </w:pPr>
+      <w:r>
+        <w:rPr>
+          <w:rFonts w:ascii="Arial Narrow" w:eastAsia="Arial Narrow" w:hAnsi="Arial Narrow" w:cs="Arial Narrow"/>
+          <w:sz w:val="16"/>
+          <w:szCs w:val="16"/>
+        </w:rPr>
+        <w:t xml:space="preserve">Las medidas correctivas complementarias tienen el objeto de revertir los efectos de la conducta infractora o evitar que esta se produzca nuevamente en el futuro y pueden ser, entre otras, las siguientes: </w:t>
+      </w:r>
+    </w:p>
+    <w:p>
+      <w:pPr>
+        <w:spacing w:after="0" w:line="240" w:lineRule="auto"/>
+        <w:ind w:left="567"/>
+        <w:jc w:val="both"/>
+        <w:rPr>
+          <w:rFonts w:ascii="Arial Narrow" w:eastAsia="Arial Narrow" w:hAnsi="Arial Narrow" w:cs="Arial Narrow"/>
+          <w:sz w:val="16"/>
+          <w:szCs w:val="16"/>
+        </w:rPr>
+      </w:pPr>
+      <w:r>
+        <w:rPr>
+          <w:rFonts w:ascii="Arial Narrow" w:eastAsia="Arial Narrow" w:hAnsi="Arial Narrow" w:cs="Arial Narrow"/>
+          <w:sz w:val="16"/>
+          <w:szCs w:val="16"/>
+        </w:rPr>
+        <w:t xml:space="preserve">a. Que el proveedor cumpla con atender la solicitud de información requerida por el consumidor, siempre que dicho requerimiento guarde relación con el producto adquirido o servicio contratado. </w:t>
+      </w:r>
+    </w:p>
+    <w:p>
+      <w:pPr>
+        <w:spacing w:after="0" w:line="240" w:lineRule="auto"/>
+        <w:ind w:left="567"/>
+        <w:jc w:val="both"/>
+        <w:rPr>
+          <w:rFonts w:ascii="Arial Narrow" w:eastAsia="Arial Narrow" w:hAnsi="Arial Narrow" w:cs="Arial Narrow"/>
+          <w:sz w:val="16"/>
+          <w:szCs w:val="16"/>
+        </w:rPr>
+      </w:pPr>
+      <w:r>
+        <w:rPr>
+          <w:rFonts w:ascii="Arial Narrow" w:eastAsia="Arial Narrow" w:hAnsi="Arial Narrow" w:cs="Arial Narrow"/>
+          <w:sz w:val="16"/>
+          <w:szCs w:val="16"/>
+        </w:rPr>
+        <w:t xml:space="preserve">b. Declarar inexigibles las cláusulas que han sido identificadas como abusivas en el procedimiento. </w:t>
+      </w:r>
+    </w:p>
+    <w:p>
+      <w:pPr>
+        <w:spacing w:after="0" w:line="240" w:lineRule="auto"/>
+        <w:ind w:left="567"/>
+        <w:jc w:val="both"/>
+        <w:rPr>
+          <w:rFonts w:ascii="Arial Narrow" w:eastAsia="Arial Narrow" w:hAnsi="Arial Narrow" w:cs="Arial Narrow"/>
+          <w:sz w:val="16"/>
+          <w:szCs w:val="16"/>
+        </w:rPr>
+      </w:pPr>
+      <w:r>
+        <w:rPr>
+          <w:rFonts w:ascii="Arial Narrow" w:eastAsia="Arial Narrow" w:hAnsi="Arial Narrow" w:cs="Arial Narrow"/>
+          <w:sz w:val="16"/>
+          <w:szCs w:val="16"/>
+        </w:rPr>
+        <w:t xml:space="preserve">c. El decomiso y destrucción de la mercadería, envases, envolturas o etiquetas. </w:t>
+      </w:r>
+    </w:p>
+    <w:p>
+      <w:pPr>
+        <w:spacing w:after="0" w:line="240" w:lineRule="auto"/>
+        <w:ind w:left="567"/>
+        <w:jc w:val="both"/>
+        <w:rPr>
+          <w:rFonts w:ascii="Arial Narrow" w:eastAsia="Arial Narrow" w:hAnsi="Arial Narrow" w:cs="Arial Narrow"/>
+          <w:sz w:val="16"/>
+          <w:szCs w:val="16"/>
+        </w:rPr>
+      </w:pPr>
+      <w:r>
+        <w:rPr>
+          <w:rFonts w:ascii="Arial Narrow" w:eastAsia="Arial Narrow" w:hAnsi="Arial Narrow" w:cs="Arial Narrow"/>
+          <w:sz w:val="16"/>
+          <w:szCs w:val="16"/>
+        </w:rPr>
+        <w:t xml:space="preserve">d. En caso de infracciones muy graves y de reincidencia o </w:t>
+      </w:r>
+      <w:proofErr w:type="spellStart"/>
+      <w:r>
+        <w:rPr>
+          <w:rFonts w:ascii="Arial Narrow" w:eastAsia="Arial Narrow" w:hAnsi="Arial Narrow" w:cs="Arial Narrow"/>
+          <w:sz w:val="16"/>
+          <w:szCs w:val="16"/>
+        </w:rPr>
+        <w:t>reiterancia</w:t>
+      </w:r>
+      <w:proofErr w:type="spellEnd"/>
+      <w:r>
+        <w:rPr>
+          <w:rFonts w:ascii="Arial Narrow" w:eastAsia="Arial Narrow" w:hAnsi="Arial Narrow" w:cs="Arial Narrow"/>
+          <w:sz w:val="16"/>
+          <w:szCs w:val="16"/>
+        </w:rPr>
+        <w:t xml:space="preserve">: </w:t>
+      </w:r>
+    </w:p>
+    <w:p>
+      <w:pPr>
+        <w:spacing w:after="0" w:line="240" w:lineRule="auto"/>
+        <w:ind w:left="567"/>
+        <w:jc w:val="both"/>
+        <w:rPr>
+          <w:rFonts w:ascii="Arial Narrow" w:eastAsia="Arial Narrow" w:hAnsi="Arial Narrow" w:cs="Arial Narrow"/>
+          <w:sz w:val="16"/>
+          <w:szCs w:val="16"/>
+        </w:rPr>
+      </w:pPr>
+      <w:r>
+        <w:rPr>
+          <w:rFonts w:ascii="Arial Narrow" w:eastAsia="Arial Narrow" w:hAnsi="Arial Narrow" w:cs="Arial Narrow"/>
+          <w:sz w:val="16"/>
+          <w:szCs w:val="16"/>
+        </w:rPr>
+        <w:t xml:space="preserve">(i) Solicitar a la autoridad correspondiente la clausura temporal del establecimiento industrial, comercial o de servicios por un plazo máximo de seis (6) meses. </w:t>
+      </w:r>
+    </w:p>
+    <w:p>
+      <w:pPr>
+        <w:spacing w:after="0" w:line="240" w:lineRule="auto"/>
+        <w:ind w:left="567"/>
+        <w:jc w:val="both"/>
+        <w:rPr>
+          <w:rFonts w:ascii="Arial Narrow" w:eastAsia="Arial Narrow" w:hAnsi="Arial Narrow" w:cs="Arial Narrow"/>
+          <w:sz w:val="16"/>
+          <w:szCs w:val="16"/>
+        </w:rPr>
+      </w:pPr>
+      <w:r>
+        <w:rPr>
+          <w:rFonts w:ascii="Arial Narrow" w:eastAsia="Arial Narrow" w:hAnsi="Arial Narrow" w:cs="Arial Narrow"/>
+          <w:sz w:val="16"/>
+          <w:szCs w:val="16"/>
+        </w:rPr>
+        <w:t>(</w:t>
+      </w:r>
+      <w:proofErr w:type="spellStart"/>
+      <w:r>
+        <w:rPr>
+          <w:rFonts w:ascii="Arial Narrow" w:eastAsia="Arial Narrow" w:hAnsi="Arial Narrow" w:cs="Arial Narrow"/>
+          <w:sz w:val="16"/>
+          <w:szCs w:val="16"/>
+        </w:rPr>
+        <w:t>ii</w:t>
+      </w:r>
+      <w:proofErr w:type="spellEnd"/>
+      <w:r>
+        <w:rPr>
+          <w:rFonts w:ascii="Arial Narrow" w:eastAsia="Arial Narrow" w:hAnsi="Arial Narrow" w:cs="Arial Narrow"/>
+          <w:sz w:val="16"/>
+          <w:szCs w:val="16"/>
+        </w:rPr>
+        <w:t xml:space="preserve">) Solicitar a la autoridad competente la inhabilitación, temporal o permanente, del proveedor en función de los alcances de la infracción sancionada. </w:t>
+      </w:r>
+    </w:p>
+    <w:p>
+      <w:pPr>
+        <w:spacing w:after="0" w:line="240" w:lineRule="auto"/>
+        <w:ind w:left="567"/>
+        <w:jc w:val="both"/>
+        <w:rPr>
+          <w:rFonts w:ascii="Arial Narrow" w:eastAsia="Arial Narrow" w:hAnsi="Arial Narrow" w:cs="Arial Narrow"/>
+          <w:sz w:val="16"/>
+          <w:szCs w:val="16"/>
+        </w:rPr>
+      </w:pPr>
+      <w:r>
+        <w:rPr>
+          <w:rFonts w:ascii="Arial Narrow" w:eastAsia="Arial Narrow" w:hAnsi="Arial Narrow" w:cs="Arial Narrow"/>
+          <w:sz w:val="16"/>
+          <w:szCs w:val="16"/>
+        </w:rPr>
+        <w:t xml:space="preserve">e. Publicación de avisos </w:t>
+      </w:r>
+      <w:proofErr w:type="spellStart"/>
+      <w:r>
+        <w:rPr>
+          <w:rFonts w:ascii="Arial Narrow" w:eastAsia="Arial Narrow" w:hAnsi="Arial Narrow" w:cs="Arial Narrow"/>
+          <w:sz w:val="16"/>
+          <w:szCs w:val="16"/>
+        </w:rPr>
+        <w:t>rectificatorios</w:t>
+      </w:r>
+      <w:proofErr w:type="spellEnd"/>
+      <w:r>
+        <w:rPr>
+          <w:rFonts w:ascii="Arial Narrow" w:eastAsia="Arial Narrow" w:hAnsi="Arial Narrow" w:cs="Arial Narrow"/>
+          <w:sz w:val="16"/>
+          <w:szCs w:val="16"/>
+        </w:rPr>
+        <w:t xml:space="preserve"> o informativos en la forma que determine el Indecopi, tomando en consideración los medios que resulten idóneos para revertir los efectos que el acto objeto de sanción ha ocasionado. </w:t>
+      </w:r>
+    </w:p>
+    <w:p>
+      <w:pPr>
+        <w:spacing w:after="0" w:line="240" w:lineRule="auto"/>
+        <w:ind w:left="567"/>
+        <w:jc w:val="both"/>
+        <w:rPr>
+          <w:rFonts w:ascii="Arial Narrow" w:eastAsia="Arial Narrow" w:hAnsi="Arial Narrow" w:cs="Arial Narrow"/>
+          <w:sz w:val="16"/>
+          <w:szCs w:val="16"/>
+        </w:rPr>
+      </w:pPr>
+      <w:r>
+        <w:rPr>
+          <w:rFonts w:ascii="Arial Narrow" w:eastAsia="Arial Narrow" w:hAnsi="Arial Narrow" w:cs="Arial Narrow"/>
+          <w:sz w:val="16"/>
+          <w:szCs w:val="16"/>
+        </w:rPr>
+        <w:t xml:space="preserve">f. Cualquier otra medida correctiva que tenga el objeto de revertir los efectos de la conducta infractora o evitar que esta se produzca nuevamente en el futuro. </w:t>
+      </w:r>
+    </w:p>
+    <w:p>
+      <w:pPr>
+        <w:spacing w:after="0" w:line="240" w:lineRule="auto"/>
+        <w:ind w:left="567"/>
+        <w:jc w:val="both"/>
+        <w:rPr>
+          <w:rFonts w:ascii="Arial Narrow" w:eastAsia="Arial Narrow" w:hAnsi="Arial Narrow" w:cs="Arial Narrow"/>
+          <w:sz w:val="16"/>
+          <w:szCs w:val="16"/>
+        </w:rPr>
+      </w:pPr>
+      <w:r>
+        <w:rPr>
+          <w:rFonts w:ascii="Arial Narrow" w:eastAsia="Arial Narrow" w:hAnsi="Arial Narrow" w:cs="Arial Narrow"/>
+          <w:sz w:val="16"/>
+          <w:szCs w:val="16"/>
+        </w:rPr>
+        <w:t>El Indecopi está facultado para solicitar a la autoridad municipal y policial el apoyo respectivo para la ejecución de las medidas correctivas complementarias correspondientes.</w:t>
+      </w:r>
+    </w:p>
+    <w:p>
+      <w:pPr>
+        <w:spacing w:after="0" w:line="240" w:lineRule="auto"/>
+        <w:ind w:left="567" w:hanging="567"/>
+        <w:jc w:val="both"/>
+        <w:rPr>
+          <w:rFonts w:ascii="Arial Narrow" w:eastAsia="Arial Narrow" w:hAnsi="Arial Narrow" w:cs="Arial Narrow"/>
+          <w:sz w:val="16"/>
+          <w:szCs w:val="16"/>
+        </w:rPr>
+      </w:pPr>
+    </w:p>
+  </w:footnote>
+  <w:footnote w:id="15">
+    <w:p>
+      <w:pPr>
+        <w:pStyle w:val="Textonotapie"/>
+        <w:tabs>
+          <w:tab w:val="left" w:pos="567"/>
+        </w:tabs>
+        <w:ind w:left="567" w:hanging="567"/>
+        <w:jc w:val="both"/>
+        <w:rPr>
+          <w:rFonts w:ascii="Arial Narrow" w:eastAsia="Arial Narrow" w:hAnsi="Arial Narrow" w:cs="Arial Narrow"/>
+          <w:b/>
+          <w:sz w:val="16"/>
+          <w:szCs w:val="16"/>
+        </w:rPr>
+      </w:pPr>
+      <w:r>
+        <w:rPr>
+          <w:rStyle w:val="Refdenotaalpie"/>
+          <w:rFonts w:ascii="Arial Narrow" w:eastAsia="Arial Narrow" w:hAnsi="Arial Narrow" w:cs="Arial Narrow"/>
+          <w:sz w:val="16"/>
+          <w:szCs w:val="16"/>
+          <w:vertAlign w:val="superscript"/>
+        </w:rPr>
+        <w:footnoteRef/>
+      </w:r>
+      <w:r>
+        <w:rPr>
+          <w:rFonts w:ascii="Arial Narrow" w:eastAsia="Arial Narrow" w:hAnsi="Arial Narrow" w:cs="Arial Narrow"/>
+          <w:sz w:val="16"/>
+          <w:szCs w:val="16"/>
+        </w:rPr>
+        <w:tab/>
+        <w:t xml:space="preserve"/>
+      </w:r>
+      <w:r>
+        <w:rPr>
+          <w:rFonts w:ascii="Arial Narrow" w:eastAsia="Arial Narrow" w:hAnsi="Arial Narrow" w:cs="Arial Narrow"/>
+          <w:sz w:val="16"/>
+          <w:szCs w:val="16"/>
+        </w:rPr>
+        <w:tab/>
+      </w:r>
+      <w:r>
+        <w:rPr>
+          <w:rFonts w:ascii="Arial Narrow" w:eastAsia="Arial Narrow" w:hAnsi="Arial Narrow" w:cs="Arial Narrow"/>
+          <w:b/>
+          <w:sz w:val="16"/>
+          <w:szCs w:val="16"/>
+        </w:rPr>
+        <w:t>LEY 29571, CÓDIGO DE PROTECCIÓN Y DEFENSA DEL CONSUMIDOR</w:t>
+      </w:r>
+      <w:r>
+        <w:rPr>
+          <w:rFonts w:ascii="Arial Narrow" w:eastAsia="Arial Narrow" w:hAnsi="Arial Narrow" w:cs="Arial Narrow"/>
+          <w:b/>
+          <w:bCs/>
+          <w:sz w:val="16"/>
+          <w:szCs w:val="16"/>
+        </w:rPr>
+        <w:t xml:space="preserve">, </w:t>
+      </w:r>
+      <w:r>
+        <w:rPr>
+          <w:rFonts w:ascii="Arial Narrow" w:eastAsia="Arial Narrow" w:hAnsi="Arial Narrow" w:cs="Arial Narrow"/>
+          <w:b/>
+          <w:sz w:val="16"/>
+          <w:szCs w:val="16"/>
+        </w:rPr>
+        <w:t xml:space="preserve">publicado el 2 de setiembre de 2010 y modificado por Decreto Legislativo </w:t>
+      </w:r>
+      <w:proofErr w:type="spellStart"/>
+      <w:r>
+        <w:rPr>
+          <w:rFonts w:ascii="Arial Narrow" w:eastAsia="Arial Narrow" w:hAnsi="Arial Narrow" w:cs="Arial Narrow"/>
+          <w:b/>
+          <w:sz w:val="16"/>
+          <w:szCs w:val="16"/>
+        </w:rPr>
+        <w:t/>
+      </w:r>
+      <w:proofErr w:type="spellEnd"/>
+      <w:r>
+        <w:rPr>
+          <w:rFonts w:ascii="Arial Narrow" w:eastAsia="Arial Narrow" w:hAnsi="Arial Narrow" w:cs="Arial Narrow"/>
+          <w:b/>
+          <w:sz w:val="16"/>
+          <w:szCs w:val="16"/>
+        </w:rPr>
+        <w:t xml:space="preserve">1308</w:t>
       </w:r>
     </w:p>
     <w:p>
@@ -14852,12 +14979,15 @@
       </w:pPr>
     </w:p>
   </w:footnote>
-  <w:footnote w:id="14">
+  <w:footnote w:id="16">
     <w:p>
       <w:pPr>
         <w:autoSpaceDE w:val="0"/>
         <w:autoSpaceDN w:val="0"/>
         <w:adjustRightInd w:val="0"/>
+        <w:tabs>
+          <w:tab w:val="left" w:pos="567"/>
+        </w:tabs>
         <w:spacing w:after="0" w:line="240" w:lineRule="auto"/>
         <w:ind w:left="567" w:hanging="567"/>
         <w:jc w:val="both"/>
@@ -14889,7 +15019,8 @@
           <w:sz w:val="16"/>
           <w:szCs w:val="16"/>
         </w:rPr>
-        <w:t xml:space="preserve"> </w:t>
+        <w:tab/>
+        <w:t xml:space="preserve"/>
       </w:r>
       <w:r>
         <w:rPr>
@@ -14922,7 +15053,7 @@
           <w:sz w:val="16"/>
           <w:szCs w:val="16"/>
         </w:rPr>
-        <w:t xml:space="preserve"> 807, LEY SOBRE FACULTADES, NORMAS Y ORGANIZACIÓN DEL INDECOPI FACULTADES DE LAS COMISIONES Y OFICINAS DEL INDECOPI</w:t>
+        <w:t xml:space="preserve">807, LEY SOBRE FACULTADES, NORMAS Y ORGANIZACIÓN DEL INDECOPI FACULTADES DE LAS COMISIONES Y OFICINAS DEL INDECOPI</w:t>
       </w:r>
     </w:p>
     <w:p>
@@ -15015,10 +15146,13 @@
       </w:pPr>
     </w:p>
   </w:footnote>
-  <w:footnote w:id="15">
+  <w:footnote w:id="17">
     <w:p>
       <w:pPr>
         <w:pStyle w:val="Textonotapie"/>
+        <w:tabs>
+          <w:tab w:val="left" w:pos="567"/>
+        </w:tabs>
         <w:ind w:left="567" w:hanging="567"/>
         <w:jc w:val="both"/>
         <w:rPr>
@@ -15043,15 +15177,16 @@
           <w:sz w:val="16"/>
           <w:szCs w:val="16"/>
         </w:rPr>
-        <w:t xml:space="preserve"> </w:t>
-      </w:r>
-      <w:r>
-        <w:rPr>
-          <w:rFonts w:ascii="Arial Narrow" w:eastAsia="Arial Narrow" w:hAnsi="Arial Narrow" w:cs="Arial Narrow"/>
-          <w:sz w:val="16"/>
-          <w:szCs w:val="16"/>
-        </w:rPr>
         <w:tab/>
+        <w:t xml:space="preserve"/>
+      </w:r>
+      <w:r>
+        <w:rPr>
+          <w:rFonts w:ascii="Arial Narrow" w:eastAsia="Arial Narrow" w:hAnsi="Arial Narrow" w:cs="Arial Narrow"/>
+          <w:sz w:val="16"/>
+          <w:szCs w:val="16"/>
+        </w:rPr>
+        <w:tab/>
       </w:r>
       <w:r>
         <w:rPr>
@@ -15080,7 +15215,7 @@
           <w:sz w:val="16"/>
           <w:szCs w:val="16"/>
         </w:rPr>
-        <w:t xml:space="preserve"> 006-2026-JUS y publicado el 30 de abril de 2026</w:t>
+        <w:t xml:space="preserve">006-2026-JUS y publicado el 30 de abril de 2026</w:t>
       </w:r>
     </w:p>
     <w:p>

--- a/plantillas_maestras/02_seguro_vida/materia_general_asegurativa/2_ddos_banco_y_aseguradora/mujer/TPL_2806_2025_SEGURO_VIDA_MATERIA_GENERAL_ASEGURATIVA_BANCO_MUJER_R1.docx
+++ b/plantillas_maestras/02_seguro_vida/materia_general_asegurativa/2_ddos_banco_y_aseguradora/mujer/TPL_2806_2025_SEGURO_VIDA_MATERIA_GENERAL_ASEGURATIVA_BANCO_MUJER_R1.docx
@@ -667,7 +667,7 @@
     </w:p>
     <w:p>
       <w:pPr>
-        <w:spacing w:after="0" w:line="240" w:lineRule="auto"/>
+        <w:spacing w:before="0" w:after="0" w:line="240" w:lineRule="auto"/>
         <w:jc w:val="both"/>
         <w:rPr>
           <w:rFonts w:ascii="Arial Narrow" w:eastAsia="Arial Narrow" w:hAnsi="Arial Narrow" w:cs="Arial Narrow"/>
@@ -709,7 +709,7 @@
           <w:lang w:val="es-ES" w:eastAsia="es-ES"/>
           <w14:ligatures w14:val="none"/>
         </w:rPr>
-        <w:t xml:space="preserve">Mediante el escrito del 15 de octubre de 2025, la señora [APELLIDO] denunció al BCP y a Pacífico por presuntas infracciones a la Ley 29571, Código de Protección y Defensa del Consumidor</w:t>
+        <w:t xml:space="preserve">Mediante el escrito del 15 de octubre de 2025</w:t>
       </w:r>
       <w:r>
         <w:rPr>
@@ -719,9 +719,9 @@
           <w:kern w:val="0"/>
           <w:sz w:val="22"/>
           <w:szCs w:val="22"/>
+          <w:lang w:val="es-ES" w:eastAsia="es-ES"/>
+          <w14:ligatures w14:val="none"/>
           <w:vertAlign w:val="superscript"/>
-          <w:lang w:val="es-ES" w:eastAsia="es-ES"/>
-          <w14:ligatures w14:val="none"/>
         </w:rPr>
         <w:footnoteReference w:id="1"/>
       </w:r>
@@ -735,6 +735,32 @@
           <w:lang w:val="es-ES" w:eastAsia="es-ES"/>
           <w14:ligatures w14:val="none"/>
         </w:rPr>
+        <w:t xml:space="preserve">, la señora [APELLIDO] denunció al BCP y a Pacífico por presuntas infracciones a la Ley 29571, Código de Protección y Defensa del Consumidor</w:t>
+      </w:r>
+      <w:r>
+        <w:rPr>
+          <w:rStyle w:val="Refdenotaalpie"/>
+          <w:rFonts w:ascii="Arial Narrow" w:eastAsia="Arial Narrow" w:hAnsi="Arial Narrow" w:cs="Arial Narrow"/>
+          <w:color w:val="000000"/>
+          <w:kern w:val="0"/>
+          <w:sz w:val="22"/>
+          <w:szCs w:val="22"/>
+          <w:vertAlign w:val="superscript"/>
+          <w:lang w:val="es-ES" w:eastAsia="es-ES"/>
+          <w14:ligatures w14:val="none"/>
+        </w:rPr>
+        <w:footnoteReference w:id="2"/>
+      </w:r>
+      <w:r>
+        <w:rPr>
+          <w:rFonts w:ascii="Arial Narrow" w:eastAsia="Arial Narrow" w:hAnsi="Arial Narrow" w:cs="Arial Narrow"/>
+          <w:color w:val="000000"/>
+          <w:kern w:val="0"/>
+          <w:sz w:val="22"/>
+          <w:szCs w:val="22"/>
+          <w:lang w:val="es-ES" w:eastAsia="es-ES"/>
+          <w14:ligatures w14:val="none"/>
+        </w:rPr>
         <w:t xml:space="preserve"> (en adelante, Código), señalando lo siguiente:</w:t>
       </w:r>
       <w:r>
@@ -811,20 +837,6 @@
       </w:r>
       <w:r>
         <w:rPr>
-          <w:rStyle w:val="Refdenotaalpie"/>
-          <w:rFonts w:ascii="Arial Narrow" w:eastAsia="Arial Narrow" w:hAnsi="Arial Narrow" w:cs="Arial Narrow"/>
-          <w:color w:val="000000"/>
-          <w:kern w:val="0"/>
-          <w:sz w:val="22"/>
-          <w:szCs w:val="22"/>
-          <w:lang w:val="es-ES" w:eastAsia="es-ES"/>
-          <w14:ligatures w14:val="none"/>
-          <w:vertAlign w:val="superscript"/>
-        </w:rPr>
-        <w:footnoteReference w:id="2"/>
-      </w:r>
-      <w:r>
-        <w:rPr>
           <w:rFonts w:ascii="Arial Narrow" w:eastAsia="Arial Narrow" w:hAnsi="Arial Narrow" w:cs="Arial Narrow"/>
           <w:color w:val="000000"/>
           <w:kern w:val="0"/>
@@ -943,7 +955,7 @@
     </w:p>
     <w:p>
       <w:pPr>
-        <w:spacing w:after="0" w:line="240" w:lineRule="auto"/>
+        <w:spacing w:before="0" w:after="0" w:line="240" w:lineRule="auto"/>
         <w:jc w:val="both"/>
         <w:rPr>
           <w:rFonts w:ascii="Arial Narrow" w:eastAsia="Arial Narrow" w:hAnsi="Arial Narrow" w:cs="Arial Narrow"/>
@@ -1106,7 +1118,7 @@
     <w:p>
       <w:pPr>
         <w:pStyle w:val="Prrafodelista"/>
-        <w:spacing w:after="0" w:line="240" w:lineRule="auto"/>
+        <w:spacing w:before="0" w:after="0" w:line="240" w:lineRule="auto"/>
         <w:ind w:left="1134"/>
         <w:jc w:val="both"/>
         <w:rPr>
@@ -1210,6 +1222,7 @@
     <w:p>
       <w:pPr>
         <w:pStyle w:val="Prrafodelista"/>
+        <w:spacing w:before="0" w:after="0" w:line="240" w:lineRule="auto"/>
         <w:rPr>
           <w:rFonts w:ascii="Arial Narrow" w:eastAsia="Arial Narrow" w:hAnsi="Arial Narrow" w:cs="Arial Narrow"/>
           <w:color w:val="000000"/>
@@ -1261,6 +1274,7 @@
     <w:p>
       <w:pPr>
         <w:pStyle w:val="Prrafodelista"/>
+        <w:spacing w:before="0" w:after="0" w:line="240" w:lineRule="auto"/>
         <w:rPr>
           <w:rFonts w:ascii="Arial Narrow" w:eastAsia="Arial Narrow" w:hAnsi="Arial Narrow" w:cs="Arial Narrow"/>
           <w:color w:val="000000"/>
@@ -1350,6 +1364,7 @@
     <w:p>
       <w:pPr>
         <w:pStyle w:val="Prrafodelista"/>
+        <w:spacing w:before="0" w:after="0" w:line="240" w:lineRule="auto"/>
         <w:rPr>
           <w:rFonts w:ascii="Arial Narrow" w:eastAsia="Arial Narrow" w:hAnsi="Arial Narrow" w:cs="Arial Narrow"/>
           <w:color w:val="000000"/>
@@ -1401,6 +1416,7 @@
     <w:p>
       <w:pPr>
         <w:pStyle w:val="Prrafodelista"/>
+        <w:spacing w:before="0" w:after="0" w:line="240" w:lineRule="auto"/>
         <w:rPr>
           <w:rFonts w:ascii="Arial Narrow" w:eastAsia="Arial Narrow" w:hAnsi="Arial Narrow" w:cs="Arial Narrow"/>
           <w:color w:val="000000"/>
@@ -1464,6 +1480,7 @@
     <w:p>
       <w:pPr>
         <w:pStyle w:val="Prrafodelista"/>
+        <w:spacing w:before="0" w:after="0" w:line="240" w:lineRule="auto"/>
         <w:rPr>
           <w:rFonts w:ascii="Arial Narrow" w:eastAsia="Arial Narrow" w:hAnsi="Arial Narrow" w:cs="Arial Narrow"/>
           <w:color w:val="000000"/>
@@ -1539,6 +1556,7 @@
     <w:p>
       <w:pPr>
         <w:pStyle w:val="Prrafodelista"/>
+        <w:spacing w:before="0" w:after="0" w:line="240" w:lineRule="auto"/>
         <w:rPr>
           <w:rFonts w:ascii="Arial Narrow" w:eastAsia="Arial Narrow" w:hAnsi="Arial Narrow" w:cs="Arial Narrow"/>
           <w:color w:val="000000"/>
@@ -1591,6 +1609,7 @@
     <w:p>
       <w:pPr>
         <w:pStyle w:val="Prrafodelista"/>
+        <w:spacing w:before="0" w:after="0" w:line="240" w:lineRule="auto"/>
         <w:rPr>
           <w:rFonts w:ascii="Arial Narrow" w:eastAsia="Arial Narrow" w:hAnsi="Arial Narrow" w:cs="Arial Narrow"/>
           <w:color w:val="000000"/>
@@ -1654,6 +1673,7 @@
     <w:p>
       <w:pPr>
         <w:pStyle w:val="Prrafodelista"/>
+        <w:spacing w:before="0" w:after="0" w:line="240" w:lineRule="auto"/>
         <w:rPr>
           <w:rFonts w:ascii="Arial Narrow" w:eastAsia="Arial Narrow" w:hAnsi="Arial Narrow" w:cs="Arial Narrow"/>
           <w:color w:val="000000"/>
@@ -1781,6 +1801,7 @@
     <w:p>
       <w:pPr>
         <w:pStyle w:val="Prrafodelista"/>
+        <w:spacing w:before="0" w:after="0" w:line="240" w:lineRule="auto"/>
         <w:rPr>
           <w:rFonts w:ascii="Arial Narrow" w:eastAsia="Arial Narrow" w:hAnsi="Arial Narrow" w:cs="Arial Narrow"/>
           <w:color w:val="000000"/>
@@ -2012,6 +2033,7 @@
     <w:p>
       <w:pPr>
         <w:pStyle w:val="Prrafodelista"/>
+        <w:spacing w:before="0" w:after="0" w:line="240" w:lineRule="auto"/>
         <w:rPr>
           <w:rFonts w:ascii="Arial Narrow" w:eastAsia="Arial Narrow" w:hAnsi="Arial Narrow" w:cs="Arial Narrow"/>
           <w:color w:val="000000"/>
@@ -2207,7 +2229,7 @@
     <w:p>
       <w:pPr>
         <w:pStyle w:val="Prrafodelista"/>
-        <w:spacing w:after="0" w:line="240" w:lineRule="auto"/>
+        <w:spacing w:before="0" w:after="0" w:line="240" w:lineRule="auto"/>
         <w:ind w:left="1134"/>
         <w:jc w:val="both"/>
         <w:rPr>
@@ -2293,10 +2315,10 @@
     </w:p>
     <w:p>
       <w:pPr>
+        <w:spacing w:before="0" w:after="0" w:line="240" w:lineRule="auto"/>
         <w:tabs>
           <w:tab w:val="num" w:pos="1440"/>
         </w:tabs>
-        <w:spacing w:after="0" w:line="240" w:lineRule="auto"/>
         <w:ind w:left="567"/>
         <w:contextualSpacing/>
         <w:jc w:val="both"/>
@@ -2390,7 +2412,7 @@
     <w:p>
       <w:pPr>
         <w:pStyle w:val="Prrafodelista"/>
-        <w:spacing w:after="0" w:line="240" w:lineRule="auto"/>
+        <w:spacing w:before="0" w:after="0" w:line="240" w:lineRule="auto"/>
         <w:ind w:left="1134"/>
         <w:jc w:val="both"/>
         <w:rPr>
@@ -2449,7 +2471,7 @@
     <w:p>
       <w:pPr>
         <w:pStyle w:val="Prrafodelista"/>
-        <w:spacing w:after="0" w:line="240" w:lineRule="auto"/>
+        <w:spacing w:before="0" w:after="0" w:line="240" w:lineRule="auto"/>
         <w:ind w:left="567"/>
         <w:jc w:val="both"/>
         <w:rPr>
@@ -2737,7 +2759,7 @@
     <w:p>
       <w:pPr>
         <w:pStyle w:val="Prrafodelista"/>
-        <w:spacing w:after="0" w:line="240" w:lineRule="auto"/>
+        <w:spacing w:before="0" w:after="0" w:line="240" w:lineRule="auto"/>
         <w:ind w:left="567"/>
         <w:jc w:val="both"/>
         <w:rPr>
@@ -2879,6 +2901,7 @@
     <w:p>
       <w:pPr>
         <w:pStyle w:val="Prrafodelista"/>
+        <w:spacing w:before="0" w:after="0" w:line="240" w:lineRule="auto"/>
         <w:rPr>
           <w:rFonts w:ascii="Arial Narrow" w:eastAsia="Arial Narrow" w:hAnsi="Arial Narrow" w:cs="Arial Narrow"/>
           <w:sz w:val="22"/>
@@ -3016,6 +3039,7 @@
     <w:p>
       <w:pPr>
         <w:pStyle w:val="Prrafodelista"/>
+        <w:spacing w:before="0" w:after="0" w:line="240" w:lineRule="auto"/>
         <w:rPr>
           <w:rFonts w:ascii="Arial Narrow" w:eastAsia="Arial Narrow" w:hAnsi="Arial Narrow" w:cs="Arial Narrow"/>
           <w:sz w:val="22"/>
@@ -3104,6 +3128,7 @@
     <w:p>
       <w:pPr>
         <w:pStyle w:val="Prrafodelista"/>
+        <w:spacing w:before="0" w:after="0" w:line="240" w:lineRule="auto"/>
         <w:rPr>
           <w:rFonts w:ascii="Arial Narrow" w:eastAsia="Arial Narrow" w:hAnsi="Arial Narrow" w:cs="Arial Narrow"/>
           <w:sz w:val="22"/>
@@ -3230,6 +3255,7 @@
     <w:p>
       <w:pPr>
         <w:pStyle w:val="Prrafodelista"/>
+        <w:spacing w:before="0" w:after="0" w:line="240" w:lineRule="auto"/>
         <w:rPr>
           <w:rFonts w:ascii="Arial Narrow" w:eastAsia="Arial Narrow" w:hAnsi="Arial Narrow" w:cs="Arial Narrow"/>
           <w:sz w:val="22"/>
@@ -3331,6 +3357,7 @@
     <w:p>
       <w:pPr>
         <w:pStyle w:val="Prrafodelista"/>
+        <w:spacing w:before="0" w:after="0" w:line="240" w:lineRule="auto"/>
         <w:rPr>
           <w:rFonts w:ascii="Arial Narrow" w:eastAsia="Arial Narrow" w:hAnsi="Arial Narrow" w:cs="Arial Narrow"/>
           <w:sz w:val="22"/>
@@ -3490,7 +3517,7 @@
     </w:p>
     <w:p>
       <w:pPr>
-        <w:spacing w:after="0" w:line="240" w:lineRule="auto"/>
+        <w:spacing w:before="0" w:after="0" w:line="240" w:lineRule="auto"/>
         <w:jc w:val="both"/>
         <w:rPr>
           <w:rFonts w:ascii="Arial Narrow" w:eastAsia="Arial Narrow" w:hAnsi="Arial Narrow" w:cs="Arial Narrow"/>
@@ -3624,6 +3651,7 @@
     <w:p>
       <w:pPr>
         <w:pStyle w:val="Prrafodelista"/>
+        <w:spacing w:before="0" w:after="0" w:line="240" w:lineRule="auto"/>
         <w:rPr>
           <w:rFonts w:ascii="Arial Narrow" w:eastAsia="Arial Narrow" w:hAnsi="Arial Narrow" w:cs="Arial Narrow"/>
           <w:sz w:val="22"/>
@@ -3792,6 +3820,7 @@
     <w:p>
       <w:pPr>
         <w:pStyle w:val="Prrafodelista"/>
+        <w:spacing w:before="0" w:after="0" w:line="240" w:lineRule="auto"/>
         <w:rPr>
           <w:rFonts w:ascii="Arial Narrow" w:eastAsia="Arial Narrow" w:hAnsi="Arial Narrow" w:cs="Arial Narrow"/>
           <w:sz w:val="22"/>
@@ -3939,6 +3968,7 @@
     <w:p>
       <w:pPr>
         <w:pStyle w:val="Prrafodelista"/>
+        <w:spacing w:before="0" w:after="0" w:line="240" w:lineRule="auto"/>
         <w:rPr>
           <w:rFonts w:ascii="Arial Narrow" w:eastAsia="Arial Narrow" w:hAnsi="Arial Narrow" w:cs="Arial Narrow"/>
           <w:sz w:val="22"/>
@@ -4086,6 +4116,7 @@
     <w:p>
       <w:pPr>
         <w:pStyle w:val="Prrafodelista"/>
+        <w:spacing w:before="0" w:after="0" w:line="240" w:lineRule="auto"/>
         <w:rPr>
           <w:rFonts w:ascii="Arial Narrow" w:eastAsia="Arial Narrow" w:hAnsi="Arial Narrow" w:cs="Arial Narrow"/>
           <w:sz w:val="22"/>
@@ -4234,6 +4265,7 @@
     <w:p>
       <w:pPr>
         <w:pStyle w:val="Prrafodelista"/>
+        <w:spacing w:before="0" w:after="0" w:line="240" w:lineRule="auto"/>
         <w:rPr>
           <w:rFonts w:ascii="Arial Narrow" w:eastAsia="Arial Narrow" w:hAnsi="Arial Narrow" w:cs="Arial Narrow"/>
           <w:sz w:val="22"/>
@@ -4381,6 +4413,7 @@
     <w:p>
       <w:pPr>
         <w:pStyle w:val="Prrafodelista"/>
+        <w:spacing w:before="0" w:after="0" w:line="240" w:lineRule="auto"/>
         <w:rPr>
           <w:rFonts w:ascii="Arial Narrow" w:eastAsia="Arial Narrow" w:hAnsi="Arial Narrow" w:cs="Arial Narrow"/>
           <w:sz w:val="22"/>
@@ -4528,6 +4561,7 @@
     <w:p>
       <w:pPr>
         <w:pStyle w:val="Prrafodelista"/>
+        <w:spacing w:before="0" w:after="0" w:line="240" w:lineRule="auto"/>
         <w:rPr>
           <w:rFonts w:ascii="Arial Narrow" w:eastAsia="Arial Narrow" w:hAnsi="Arial Narrow" w:cs="Arial Narrow"/>
           <w:sz w:val="22"/>
@@ -4675,6 +4709,7 @@
     <w:p>
       <w:pPr>
         <w:pStyle w:val="Prrafodelista"/>
+        <w:spacing w:before="0" w:after="0" w:line="240" w:lineRule="auto"/>
         <w:rPr>
           <w:rFonts w:ascii="Arial Narrow" w:eastAsia="Arial Narrow" w:hAnsi="Arial Narrow" w:cs="Arial Narrow"/>
           <w:sz w:val="22"/>
@@ -4822,6 +4857,7 @@
     <w:p>
       <w:pPr>
         <w:pStyle w:val="Prrafodelista"/>
+        <w:spacing w:before="0" w:after="0" w:line="240" w:lineRule="auto"/>
         <w:rPr>
           <w:rFonts w:ascii="Arial Narrow" w:eastAsia="Arial Narrow" w:hAnsi="Arial Narrow" w:cs="Arial Narrow"/>
           <w:sz w:val="22"/>
@@ -4948,7 +4984,7 @@
     </w:p>
     <w:p>
       <w:pPr>
-        <w:spacing w:after="0" w:line="240" w:lineRule="auto"/>
+        <w:spacing w:before="0" w:after="0" w:line="240" w:lineRule="auto"/>
         <w:jc w:val="both"/>
         <w:rPr>
           <w:rFonts w:ascii="Arial Narrow" w:eastAsia="Arial Narrow" w:hAnsi="Arial Narrow" w:cs="Arial Narrow"/>
@@ -5147,7 +5183,7 @@
     </w:p>
     <w:p>
       <w:pPr>
-        <w:spacing w:after="0" w:line="240" w:lineRule="auto"/>
+        <w:spacing w:before="0" w:after="0" w:line="240" w:lineRule="auto"/>
         <w:jc w:val="both"/>
         <w:rPr>
           <w:rFonts w:ascii="Arial Narrow" w:eastAsia="Arial Narrow" w:hAnsi="Arial Narrow" w:cs="Arial Narrow"/>
@@ -5218,6 +5254,7 @@
     <w:p>
       <w:pPr>
         <w:pStyle w:val="Prrafodelista"/>
+        <w:spacing w:before="0" w:after="0" w:line="240" w:lineRule="auto"/>
         <w:rPr>
           <w:rFonts w:ascii="Arial Narrow" w:eastAsia="Arial Narrow" w:hAnsi="Arial Narrow" w:cs="Arial Narrow"/>
           <w:kern w:val="0"/>
@@ -5270,7 +5307,7 @@
     <w:p>
       <w:pPr>
         <w:pStyle w:val="Prrafodelista"/>
-        <w:spacing w:after="0" w:line="240" w:lineRule="auto"/>
+        <w:spacing w:before="0" w:after="0" w:line="240" w:lineRule="auto"/>
         <w:ind w:left="567"/>
         <w:jc w:val="both"/>
         <w:rPr>
@@ -5454,6 +5491,25 @@
     </w:p>
     <w:p>
       <w:pPr>
+        <w:spacing w:before="0" w:after="0" w:line="240" w:lineRule="auto"/>
+        <w:tabs>
+          <w:tab w:val="left" w:pos="567"/>
+        </w:tabs>
+        <w:ind w:left="567"/>
+        <w:jc w:val="both"/>
+        <w:rPr>
+          <w:rFonts w:ascii="Arial Narrow" w:eastAsia="Arial Narrow" w:hAnsi="Arial Narrow" w:cs="Arial Narrow"/>
+          <w:color w:val="000000"/>
+          <w:kern w:val="0"/>
+          <w:sz w:val="22"/>
+          <w:szCs w:val="22"/>
+          <w:lang w:val="es-ES" w:eastAsia="es-ES"/>
+          <w14:ligatures w14:val="none"/>
+        </w:rPr>
+      </w:pPr>
+    </w:p>
+    <w:p>
+      <w:pPr>
         <w:tabs>
           <w:tab w:val="left" w:pos="567"/>
         </w:tabs>
@@ -5462,12 +5518,58 @@
         <w:jc w:val="both"/>
         <w:rPr>
           <w:rFonts w:ascii="Arial Narrow" w:eastAsia="Arial Narrow" w:hAnsi="Arial Narrow" w:cs="Arial Narrow"/>
-          <w:color w:val="000000"/>
-          <w:kern w:val="0"/>
-          <w:sz w:val="22"/>
-          <w:szCs w:val="22"/>
-          <w:lang w:val="es-ES" w:eastAsia="es-ES"/>
-          <w14:ligatures w14:val="none"/>
+          <w:sz w:val="22"/>
+          <w:szCs w:val="22"/>
+          <w:lang w:eastAsia="es-PE"/>
+        </w:rPr>
+      </w:pPr>
+      <w:r>
+        <w:rPr>
+          <w:rFonts w:ascii="Arial Narrow" w:eastAsia="Arial Narrow" w:hAnsi="Arial Narrow" w:cs="Arial Narrow"/>
+          <w:color w:val="000000"/>
+          <w:kern w:val="0"/>
+          <w:sz w:val="22"/>
+          <w:szCs w:val="22"/>
+          <w:lang w:val="es-ES" w:eastAsia="es-ES"/>
+          <w14:ligatures w14:val="none"/>
+        </w:rPr>
+        <w:t>Banco de Crédito del Perú S.A.</w:t>
+      </w:r>
+      <w:r>
+        <w:rPr>
+          <w:rFonts w:ascii="Arial Narrow" w:eastAsia="Arial Narrow" w:hAnsi="Arial Narrow" w:cs="Arial Narrow"/>
+          <w:color w:val="000000"/>
+          <w:kern w:val="0"/>
+          <w:sz w:val="22"/>
+          <w:szCs w:val="22"/>
+          <w:lang w:val="es-ES" w:eastAsia="es-ES"/>
+          <w14:ligatures w14:val="none"/>
+        </w:rPr>
+        <w:t xml:space="preserve">: </w:t>
+      </w:r>
+      <w:r>
+        <w:rPr>
+          <w:rFonts w:ascii="Arial Narrow" w:eastAsia="Arial Narrow" w:hAnsi="Arial Narrow" w:cs="Arial Narrow"/>
+          <w:sz w:val="22"/>
+          <w:szCs w:val="22"/>
+          <w:lang w:eastAsia="es-PE"/>
+        </w:rPr>
+        <w:t>todas las comunicaciones cursadas con la parte denunciante en virtud del hecho materia de denuncia.</w:t>
+      </w:r>
+    </w:p>
+    <w:p>
+      <w:pPr>
+        <w:spacing w:before="0" w:after="0" w:line="240" w:lineRule="auto"/>
+        <w:tabs>
+          <w:tab w:val="left" w:pos="567"/>
+        </w:tabs>
+        <w:ind w:left="567"/>
+        <w:jc w:val="both"/>
+        <w:rPr>
+          <w:rFonts w:ascii="Arial Narrow" w:eastAsia="Arial Narrow" w:hAnsi="Arial Narrow" w:cs="Arial Narrow"/>
+          <w:sz w:val="22"/>
+          <w:szCs w:val="22"/>
+          <w:lang w:eastAsia="es-PE"/>
         </w:rPr>
       </w:pPr>
     </w:p>
@@ -5481,71 +5583,6 @@
         <w:jc w:val="both"/>
         <w:rPr>
           <w:rFonts w:ascii="Arial Narrow" w:eastAsia="Arial Narrow" w:hAnsi="Arial Narrow" w:cs="Arial Narrow"/>
-          <w:sz w:val="22"/>
-          <w:szCs w:val="22"/>
-          <w:lang w:eastAsia="es-PE"/>
-        </w:rPr>
-      </w:pPr>
-      <w:r>
-        <w:rPr>
-          <w:rFonts w:ascii="Arial Narrow" w:eastAsia="Arial Narrow" w:hAnsi="Arial Narrow" w:cs="Arial Narrow"/>
-          <w:color w:val="000000"/>
-          <w:kern w:val="0"/>
-          <w:sz w:val="22"/>
-          <w:szCs w:val="22"/>
-          <w:lang w:val="es-ES" w:eastAsia="es-ES"/>
-          <w14:ligatures w14:val="none"/>
-        </w:rPr>
-        <w:t>Banco de Crédito del Perú S.A.</w:t>
-      </w:r>
-      <w:r>
-        <w:rPr>
-          <w:rFonts w:ascii="Arial Narrow" w:eastAsia="Arial Narrow" w:hAnsi="Arial Narrow" w:cs="Arial Narrow"/>
-          <w:color w:val="000000"/>
-          <w:kern w:val="0"/>
-          <w:sz w:val="22"/>
-          <w:szCs w:val="22"/>
-          <w:lang w:val="es-ES" w:eastAsia="es-ES"/>
-          <w14:ligatures w14:val="none"/>
-        </w:rPr>
-        <w:t xml:space="preserve">: </w:t>
-      </w:r>
-      <w:r>
-        <w:rPr>
-          <w:rFonts w:ascii="Arial Narrow" w:eastAsia="Arial Narrow" w:hAnsi="Arial Narrow" w:cs="Arial Narrow"/>
-          <w:sz w:val="22"/>
-          <w:szCs w:val="22"/>
-          <w:lang w:eastAsia="es-PE"/>
-        </w:rPr>
-        <w:t>todas las comunicaciones cursadas con la parte denunciante en virtud del hecho materia de denuncia.</w:t>
-      </w:r>
-    </w:p>
-    <w:p>
-      <w:pPr>
-        <w:tabs>
-          <w:tab w:val="left" w:pos="567"/>
-        </w:tabs>
-        <w:spacing w:after="0" w:line="240" w:lineRule="auto"/>
-        <w:ind w:left="567"/>
-        <w:jc w:val="both"/>
-        <w:rPr>
-          <w:rFonts w:ascii="Arial Narrow" w:eastAsia="Arial Narrow" w:hAnsi="Arial Narrow" w:cs="Arial Narrow"/>
-          <w:sz w:val="22"/>
-          <w:szCs w:val="22"/>
-          <w:lang w:eastAsia="es-PE"/>
-        </w:rPr>
-      </w:pPr>
-    </w:p>
-    <w:p>
-      <w:pPr>
-        <w:tabs>
-          <w:tab w:val="left" w:pos="567"/>
-        </w:tabs>
-        <w:spacing w:after="0" w:line="240" w:lineRule="auto"/>
-        <w:ind w:left="567"/>
-        <w:jc w:val="both"/>
-        <w:rPr>
-          <w:rFonts w:ascii="Arial Narrow" w:eastAsia="Arial Narrow" w:hAnsi="Arial Narrow" w:cs="Arial Narrow"/>
           <w:color w:val="000000"/>
           <w:kern w:val="0"/>
           <w:sz w:val="22"/>
@@ -5685,7 +5722,7 @@
     <w:p>
       <w:pPr>
         <w:pStyle w:val="Prrafodelista"/>
-        <w:spacing w:after="0" w:line="240" w:lineRule="auto"/>
+        <w:spacing w:before="0" w:after="0" w:line="240" w:lineRule="auto"/>
         <w:ind w:left="567"/>
         <w:jc w:val="both"/>
         <w:rPr>
@@ -5741,7 +5778,7 @@
     </w:p>
     <w:p>
       <w:pPr>
-        <w:spacing w:after="0" w:line="240" w:lineRule="auto"/>
+        <w:spacing w:before="0" w:after="0" w:line="240" w:lineRule="auto"/>
         <w:jc w:val="both"/>
         <w:rPr>
           <w:rFonts w:ascii="Arial Narrow" w:eastAsia="Arial Narrow" w:hAnsi="Arial Narrow" w:cs="Arial Narrow"/>
@@ -6018,7 +6055,7 @@
     <w:p>
       <w:pPr>
         <w:pStyle w:val="Prrafodelista"/>
-        <w:spacing w:after="0" w:line="240" w:lineRule="auto"/>
+        <w:spacing w:before="0" w:after="0" w:line="240" w:lineRule="auto"/>
         <w:ind w:left="567"/>
         <w:jc w:val="both"/>
         <w:rPr>
@@ -6189,7 +6226,7 @@
     </w:p>
     <w:p>
       <w:pPr>
-        <w:spacing w:after="0" w:line="240" w:lineRule="auto"/>
+        <w:spacing w:before="0" w:after="0" w:line="240" w:lineRule="auto"/>
         <w:jc w:val="both"/>
         <w:rPr>
           <w:rFonts w:ascii="Arial Narrow" w:eastAsia="Arial Narrow" w:hAnsi="Arial Narrow" w:cs="Arial Narrow"/>
@@ -6351,7 +6388,7 @@
     <w:p>
       <w:pPr>
         <w:pStyle w:val="Prrafodelista"/>
-        <w:spacing w:after="0" w:line="240" w:lineRule="auto"/>
+        <w:spacing w:before="0" w:after="0" w:line="240" w:lineRule="auto"/>
         <w:ind w:left="567"/>
         <w:jc w:val="both"/>
         <w:rPr>
@@ -6472,7 +6509,7 @@
     <w:p>
       <w:pPr>
         <w:pStyle w:val="Prrafodelista"/>
-        <w:spacing w:after="0" w:line="240" w:lineRule="auto"/>
+        <w:spacing w:before="0" w:after="0" w:line="240" w:lineRule="auto"/>
         <w:ind w:left="567"/>
         <w:jc w:val="both"/>
         <w:rPr>
@@ -6556,7 +6593,7 @@
     <w:p>
       <w:pPr>
         <w:pStyle w:val="Prrafodelista"/>
-        <w:spacing w:after="0" w:line="240" w:lineRule="auto"/>
+        <w:spacing w:before="0" w:after="0" w:line="240" w:lineRule="auto"/>
         <w:ind w:left="567"/>
         <w:jc w:val="both"/>
         <w:rPr>
@@ -6690,7 +6727,7 @@
     <w:p>
       <w:pPr>
         <w:pStyle w:val="Prrafodelista"/>
-        <w:spacing w:after="0" w:line="240" w:lineRule="auto"/>
+        <w:spacing w:before="0" w:after="0" w:line="240" w:lineRule="auto"/>
         <w:ind w:left="567"/>
         <w:jc w:val="both"/>
         <w:rPr>
@@ -6782,7 +6819,7 @@
     <w:p>
       <w:pPr>
         <w:pStyle w:val="Prrafodelista"/>
-        <w:spacing w:after="0" w:line="240" w:lineRule="auto"/>
+        <w:spacing w:before="0" w:after="0" w:line="240" w:lineRule="auto"/>
         <w:ind w:left="567"/>
         <w:jc w:val="both"/>
         <w:rPr>
@@ -6922,7 +6959,7 @@
     <w:p>
       <w:pPr>
         <w:pStyle w:val="Prrafodelista"/>
-        <w:spacing w:after="0" w:line="240" w:lineRule="auto"/>
+        <w:spacing w:before="0" w:after="0" w:line="240" w:lineRule="auto"/>
         <w:ind w:left="567"/>
         <w:jc w:val="both"/>
         <w:rPr>
@@ -7120,7 +7157,7 @@
     <w:p>
       <w:pPr>
         <w:pStyle w:val="Prrafodelista"/>
-        <w:spacing w:after="0" w:line="240" w:lineRule="auto"/>
+        <w:spacing w:before="0" w:after="0" w:line="240" w:lineRule="auto"/>
         <w:ind w:left="567"/>
         <w:jc w:val="both"/>
         <w:rPr>
@@ -7300,7 +7337,7 @@
     </w:p>
     <w:p>
       <w:pPr>
-        <w:spacing w:after="0" w:line="240" w:lineRule="auto"/>
+        <w:spacing w:before="0" w:after="0" w:line="240" w:lineRule="auto"/>
         <w:jc w:val="both"/>
         <w:rPr>
           <w:rFonts w:ascii="Arial Narrow" w:eastAsia="Arial Narrow" w:hAnsi="Arial Narrow" w:cs="Arial Narrow"/>
@@ -7472,7 +7509,7 @@
     <w:p>
       <w:pPr>
         <w:pStyle w:val="Prrafodelista"/>
-        <w:spacing w:after="0" w:line="240" w:lineRule="auto"/>
+        <w:spacing w:before="0" w:after="0" w:line="240" w:lineRule="auto"/>
         <w:ind w:left="567"/>
         <w:jc w:val="both"/>
         <w:rPr>
@@ -7621,7 +7658,7 @@
     <w:p>
       <w:pPr>
         <w:pStyle w:val="Prrafodelista"/>
-        <w:spacing w:after="0" w:line="240" w:lineRule="auto"/>
+        <w:spacing w:before="0" w:after="0" w:line="240" w:lineRule="auto"/>
         <w:ind w:left="567"/>
         <w:jc w:val="both"/>
         <w:rPr>
@@ -7806,7 +7843,7 @@
     <w:p>
       <w:pPr>
         <w:pStyle w:val="Prrafodelista"/>
-        <w:spacing w:after="0" w:line="240" w:lineRule="auto"/>
+        <w:spacing w:before="0" w:after="0" w:line="240" w:lineRule="auto"/>
         <w:ind w:left="567"/>
         <w:jc w:val="both"/>
         <w:rPr>
@@ -7979,7 +8016,7 @@
     <w:p>
       <w:pPr>
         <w:pStyle w:val="Prrafodelista"/>
-        <w:spacing w:after="0" w:line="240" w:lineRule="auto"/>
+        <w:spacing w:before="0" w:after="0" w:line="240" w:lineRule="auto"/>
         <w:ind w:left="567"/>
         <w:jc w:val="both"/>
         <w:rPr>
@@ -8152,7 +8189,7 @@
     <w:p>
       <w:pPr>
         <w:pStyle w:val="Prrafodelista"/>
-        <w:spacing w:after="0" w:line="240" w:lineRule="auto"/>
+        <w:spacing w:before="0" w:after="0" w:line="240" w:lineRule="auto"/>
         <w:ind w:left="567"/>
         <w:jc w:val="both"/>
         <w:rPr>
@@ -8325,7 +8362,7 @@
     <w:p>
       <w:pPr>
         <w:pStyle w:val="Prrafodelista"/>
-        <w:spacing w:after="0" w:line="240" w:lineRule="auto"/>
+        <w:spacing w:before="0" w:after="0" w:line="240" w:lineRule="auto"/>
         <w:ind w:left="567"/>
         <w:jc w:val="both"/>
         <w:rPr>
@@ -8469,7 +8506,7 @@
     </w:p>
     <w:p>
       <w:pPr>
-        <w:spacing w:after="0" w:line="240" w:lineRule="auto"/>
+        <w:spacing w:before="0" w:after="0" w:line="240" w:lineRule="auto"/>
         <w:jc w:val="both"/>
         <w:rPr>
           <w:rFonts w:ascii="Arial Narrow" w:eastAsia="Arial Narrow" w:hAnsi="Arial Narrow" w:cs="Arial Narrow"/>
@@ -8617,7 +8654,7 @@
     <w:p>
       <w:pPr>
         <w:pStyle w:val="Prrafodelista"/>
-        <w:spacing w:after="0" w:line="240" w:lineRule="auto"/>
+        <w:spacing w:before="0" w:after="0" w:line="240" w:lineRule="auto"/>
         <w:ind w:left="567"/>
         <w:jc w:val="both"/>
         <w:rPr>
@@ -8786,7 +8823,7 @@
     </w:p>
     <w:p>
       <w:pPr>
-        <w:spacing w:after="0" w:line="240" w:lineRule="auto"/>
+        <w:spacing w:before="0" w:after="0" w:line="240" w:lineRule="auto"/>
         <w:jc w:val="both"/>
         <w:rPr>
           <w:rFonts w:ascii="Arial Narrow" w:eastAsia="Arial Narrow" w:hAnsi="Arial Narrow" w:cs="Arial Narrow"/>
@@ -8852,7 +8889,7 @@
     </w:p>
     <w:p>
       <w:pPr>
-        <w:spacing w:line="240" w:lineRule="auto"/>
+        <w:spacing w:before="0" w:after="0" w:line="240" w:lineRule="auto"/>
         <w:contextualSpacing/>
         <w:jc w:val="both"/>
         <w:rPr>
@@ -9039,7 +9076,7 @@
     </w:p>
     <w:p>
       <w:pPr>
-        <w:spacing w:after="0" w:line="240" w:lineRule="auto"/>
+        <w:spacing w:before="0" w:after="0" w:line="240" w:lineRule="auto"/>
         <w:jc w:val="both"/>
         <w:rPr>
           <w:rFonts w:ascii="Arial Narrow" w:eastAsia="Arial Narrow" w:hAnsi="Arial Narrow" w:cs="Arial Narrow"/>
@@ -9355,7 +9392,7 @@
     </w:p>
     <w:p>
       <w:pPr>
-        <w:spacing w:after="0" w:line="240" w:lineRule="auto"/>
+        <w:spacing w:before="0" w:after="0" w:line="240" w:lineRule="auto"/>
         <w:ind w:left="567"/>
         <w:jc w:val="both"/>
         <w:rPr>
@@ -9456,6 +9493,21 @@
     </w:p>
     <w:p>
       <w:pPr>
+        <w:spacing w:before="0" w:after="0" w:line="240" w:lineRule="auto"/>
+        <w:jc w:val="both"/>
+        <w:rPr>
+          <w:rFonts w:ascii="Arial Narrow" w:eastAsia="Arial Narrow" w:hAnsi="Arial Narrow" w:cs="Arial Narrow"/>
+          <w:color w:val="000000"/>
+          <w:kern w:val="0"/>
+          <w:sz w:val="22"/>
+          <w:szCs w:val="22"/>
+          <w:lang w:eastAsia="es-PE"/>
+          <w14:ligatures w14:val="none"/>
+        </w:rPr>
+      </w:pPr>
+    </w:p>
+    <w:p>
+      <w:pPr>
         <w:spacing w:after="0" w:line="240" w:lineRule="auto"/>
         <w:jc w:val="both"/>
         <w:rPr>
@@ -9464,7 +9516,182 @@
           <w:kern w:val="0"/>
           <w:sz w:val="22"/>
           <w:szCs w:val="22"/>
-          <w:lang w:eastAsia="es-PE"/>
+          <w:lang w:val="es-ES" w:eastAsia="es-ES"/>
+          <w14:ligatures w14:val="none"/>
+        </w:rPr>
+      </w:pPr>
+      <w:r>
+        <w:rPr>
+          <w:rFonts w:ascii="Arial Narrow" w:eastAsia="Arial Narrow" w:hAnsi="Arial Narrow" w:cs="Arial Narrow"/>
+          <w:b/>
+          <w:color w:val="000000"/>
+          <w:kern w:val="0"/>
+          <w:sz w:val="22"/>
+          <w:szCs w:val="22"/>
+          <w:lang w:eastAsia="es-PE"/>
+          <w14:ligatures w14:val="none"/>
+        </w:rPr>
+        <w:t xml:space="preserve">QUINTO:</w:t>
+      </w:r>
+      <w:r>
+        <w:rPr>
+          <w:rFonts w:ascii="Arial Narrow" w:eastAsia="Arial Narrow" w:hAnsi="Arial Narrow" w:cs="Arial Narrow"/>
+          <w:color w:val="000000"/>
+          <w:kern w:val="0"/>
+          <w:sz w:val="22"/>
+          <w:szCs w:val="22"/>
+          <w:lang w:eastAsia="es-PE"/>
+          <w14:ligatures w14:val="none"/>
+        </w:rPr>
+        <w:t xml:space="preserve"> </w:t>
+      </w:r>
+      <w:bookmarkStart w:id="6" w:name="_Hlk188286813"/>
+      <w:r>
+        <w:rPr>
+          <w:rFonts w:ascii="Arial Narrow" w:eastAsia="Arial Narrow" w:hAnsi="Arial Narrow" w:cs="Arial Narrow"/>
+          <w:color w:val="000000"/>
+          <w:kern w:val="0"/>
+          <w:sz w:val="22"/>
+          <w:szCs w:val="22"/>
+          <w:lang w:eastAsia="es-ES"/>
+          <w14:ligatures w14:val="none"/>
+        </w:rPr>
+        <w:t xml:space="preserve">requerir </w:t>
+      </w:r>
+      <w:r>
+        <w:rPr>
+          <w:rFonts w:ascii="Arial Narrow" w:eastAsia="Arial Narrow" w:hAnsi="Arial Narrow" w:cs="Arial Narrow"/>
+          <w:color w:val="000000"/>
+          <w:kern w:val="0"/>
+          <w:sz w:val="22"/>
+          <w:szCs w:val="22"/>
+          <w:lang w:val="es-ES" w:eastAsia="es-ES"/>
+          <w14:ligatures w14:val="none"/>
+        </w:rPr>
+        <w:t xml:space="preserve">que, en un </w:t>
+      </w:r>
+      <w:r>
+        <w:rPr>
+          <w:rFonts w:ascii="Arial Narrow" w:eastAsia="Arial Narrow" w:hAnsi="Arial Narrow" w:cs="Arial Narrow"/>
+          <w:color w:val="000000"/>
+          <w:kern w:val="0"/>
+          <w:sz w:val="22"/>
+          <w:szCs w:val="22"/>
+          <w:lang w:eastAsia="es-ES"/>
+          <w14:ligatures w14:val="none"/>
+        </w:rPr>
+        <w:t>plazo no mayor de cinco (5) días hábiles contado</w:t>
+      </w:r>
+      <w:r>
+        <w:rPr>
+          <w:rFonts w:ascii="Arial Narrow" w:eastAsia="Arial Narrow" w:hAnsi="Arial Narrow" w:cs="Arial Narrow"/>
+          <w:color w:val="000000"/>
+          <w:kern w:val="0"/>
+          <w:sz w:val="22"/>
+          <w:szCs w:val="22"/>
+          <w:lang w:eastAsia="es-ES"/>
+          <w14:ligatures w14:val="none"/>
+        </w:rPr>
+        <w:t>s</w:t>
+      </w:r>
+      <w:r>
+        <w:rPr>
+          <w:rFonts w:ascii="Arial Narrow" w:eastAsia="Arial Narrow" w:hAnsi="Arial Narrow" w:cs="Arial Narrow"/>
+          <w:color w:val="000000"/>
+          <w:kern w:val="0"/>
+          <w:sz w:val="22"/>
+          <w:szCs w:val="22"/>
+          <w:lang w:eastAsia="es-ES"/>
+          <w14:ligatures w14:val="none"/>
+        </w:rPr>
+        <w:t xml:space="preserve"> a partir del día siguiente de la notificación de la presente resolución</w:t>
+      </w:r>
+      <w:bookmarkEnd w:id="6"/>
+      <w:r>
+        <w:rPr>
+          <w:rFonts w:ascii="Arial Narrow" w:eastAsia="Arial Narrow" w:hAnsi="Arial Narrow" w:cs="Arial Narrow"/>
+          <w:color w:val="000000"/>
+          <w:kern w:val="0"/>
+          <w:sz w:val="22"/>
+          <w:szCs w:val="22"/>
+          <w:lang w:eastAsia="es-ES"/>
+          <w14:ligatures w14:val="none"/>
+        </w:rPr>
+        <w:t xml:space="preserve">, </w:t>
+      </w:r>
+      <w:r>
+        <w:rPr>
+          <w:rFonts w:ascii="Arial Narrow" w:eastAsia="Arial Narrow" w:hAnsi="Arial Narrow" w:cs="Arial Narrow"/>
+          <w:color w:val="000000"/>
+          <w:kern w:val="0"/>
+          <w:sz w:val="22"/>
+          <w:szCs w:val="22"/>
+          <w:shd w:val="clear" w:color="auto" w:fill="FFFFFF"/>
+          <w:lang w:eastAsia="es-PE"/>
+          <w14:ligatures w14:val="none"/>
+        </w:rPr>
+        <w:t xml:space="preserve">los proveedores denunciados </w:t>
+      </w:r>
+      <w:r>
+        <w:rPr>
+          <w:rFonts w:ascii="Arial Narrow" w:eastAsia="Arial Narrow" w:hAnsi="Arial Narrow" w:cs="Arial Narrow"/>
+          <w:color w:val="000000"/>
+          <w:kern w:val="0"/>
+          <w:sz w:val="22"/>
+          <w:szCs w:val="22"/>
+          <w:lang w:val="es-ES" w:eastAsia="es-ES"/>
+          <w14:ligatures w14:val="none"/>
+        </w:rPr>
+        <w:t>cumpla</w:t>
+      </w:r>
+      <w:r>
+        <w:rPr>
+          <w:rFonts w:ascii="Arial Narrow" w:eastAsia="Arial Narrow" w:hAnsi="Arial Narrow" w:cs="Arial Narrow"/>
+          <w:color w:val="000000"/>
+          <w:kern w:val="0"/>
+          <w:sz w:val="22"/>
+          <w:szCs w:val="22"/>
+          <w:lang w:val="es-ES" w:eastAsia="es-ES"/>
+          <w14:ligatures w14:val="none"/>
+        </w:rPr>
+        <w:t>n</w:t>
+      </w:r>
+      <w:r>
+        <w:rPr>
+          <w:rFonts w:ascii="Arial Narrow" w:eastAsia="Arial Narrow" w:hAnsi="Arial Narrow" w:cs="Arial Narrow"/>
+          <w:color w:val="000000"/>
+          <w:kern w:val="0"/>
+          <w:sz w:val="22"/>
+          <w:szCs w:val="22"/>
+          <w:lang w:val="es-ES" w:eastAsia="es-ES"/>
+          <w14:ligatures w14:val="none"/>
+        </w:rPr>
+        <w:t xml:space="preserve"> con</w:t>
+      </w:r>
+      <w:r>
+        <w:rPr>
+          <w:rFonts w:ascii="Arial Narrow" w:eastAsia="Arial Narrow" w:hAnsi="Arial Narrow" w:cs="Arial Narrow"/>
+          <w:color w:val="000000"/>
+          <w:kern w:val="0"/>
+          <w:sz w:val="22"/>
+          <w:szCs w:val="22"/>
+          <w:lang w:val="es-ES" w:eastAsia="es-ES"/>
+          <w14:ligatures w14:val="none"/>
+        </w:rPr>
+        <w:t xml:space="preserve"> presentar:</w:t>
+      </w:r>
+    </w:p>
+    <w:p>
+      <w:pPr>
+        <w:spacing w:before="0" w:after="0" w:line="240" w:lineRule="auto"/>
+        <w:jc w:val="both"/>
+        <w:rPr>
+          <w:rFonts w:ascii="Arial Narrow" w:eastAsia="Arial Narrow" w:hAnsi="Arial Narrow" w:cs="Arial Narrow"/>
+          <w:color w:val="000000"/>
+          <w:kern w:val="0"/>
+          <w:sz w:val="22"/>
+          <w:szCs w:val="22"/>
+          <w:lang w:val="es-ES" w:eastAsia="es-ES"/>
           <w14:ligatures w14:val="none"/>
         </w:rPr>
       </w:pPr>
@@ -9475,40 +9702,173 @@
         <w:jc w:val="both"/>
         <w:rPr>
           <w:rFonts w:ascii="Arial Narrow" w:eastAsia="Arial Narrow" w:hAnsi="Arial Narrow" w:cs="Arial Narrow"/>
-          <w:color w:val="000000"/>
-          <w:kern w:val="0"/>
-          <w:sz w:val="22"/>
-          <w:szCs w:val="22"/>
-          <w:lang w:val="es-ES" w:eastAsia="es-ES"/>
-          <w14:ligatures w14:val="none"/>
-        </w:rPr>
-      </w:pPr>
-      <w:r>
-        <w:rPr>
-          <w:rFonts w:ascii="Arial Narrow" w:eastAsia="Arial Narrow" w:hAnsi="Arial Narrow" w:cs="Arial Narrow"/>
-          <w:b/>
-          <w:color w:val="000000"/>
-          <w:kern w:val="0"/>
-          <w:sz w:val="22"/>
-          <w:szCs w:val="22"/>
-          <w:lang w:eastAsia="es-PE"/>
-          <w14:ligatures w14:val="none"/>
-        </w:rPr>
-        <w:t xml:space="preserve">QUINTO:</w:t>
-      </w:r>
-      <w:r>
-        <w:rPr>
-          <w:rFonts w:ascii="Arial Narrow" w:eastAsia="Arial Narrow" w:hAnsi="Arial Narrow" w:cs="Arial Narrow"/>
-          <w:color w:val="000000"/>
-          <w:kern w:val="0"/>
-          <w:sz w:val="22"/>
-          <w:szCs w:val="22"/>
-          <w:lang w:eastAsia="es-PE"/>
-          <w14:ligatures w14:val="none"/>
-        </w:rPr>
-        <w:t xml:space="preserve"> </w:t>
-      </w:r>
-      <w:bookmarkStart w:id="6" w:name="_Hlk188286813"/>
+          <w:sz w:val="22"/>
+          <w:szCs w:val="22"/>
+          <w:lang w:eastAsia="es-PE"/>
+        </w:rPr>
+      </w:pPr>
+      <w:r>
+        <w:rPr>
+          <w:rFonts w:ascii="Arial Narrow" w:eastAsia="Arial Narrow" w:hAnsi="Arial Narrow" w:cs="Arial Narrow"/>
+          <w:color w:val="000000"/>
+          <w:kern w:val="0"/>
+          <w:sz w:val="22"/>
+          <w:szCs w:val="22"/>
+          <w:lang w:val="es-ES" w:eastAsia="es-ES"/>
+          <w14:ligatures w14:val="none"/>
+        </w:rPr>
+        <w:t>Banco de Crédito del Perú S.A.</w:t>
+      </w:r>
+      <w:r>
+        <w:rPr>
+          <w:rFonts w:ascii="Arial Narrow" w:eastAsia="Arial Narrow" w:hAnsi="Arial Narrow" w:cs="Arial Narrow"/>
+          <w:color w:val="000000"/>
+          <w:kern w:val="0"/>
+          <w:sz w:val="22"/>
+          <w:szCs w:val="22"/>
+          <w:lang w:val="es-ES" w:eastAsia="es-ES"/>
+          <w14:ligatures w14:val="none"/>
+        </w:rPr>
+        <w:t xml:space="preserve">: </w:t>
+      </w:r>
+      <w:r>
+        <w:rPr>
+          <w:rFonts w:ascii="Arial Narrow" w:eastAsia="Arial Narrow" w:hAnsi="Arial Narrow" w:cs="Arial Narrow"/>
+          <w:sz w:val="22"/>
+          <w:szCs w:val="22"/>
+          <w:lang w:eastAsia="es-PE"/>
+        </w:rPr>
+        <w:t>todas las comunicaciones cursadas con la parte denunciante en virtud del hecho materia de denuncia.</w:t>
+      </w:r>
+    </w:p>
+    <w:p>
+      <w:pPr>
+        <w:spacing w:after="0" w:line="240" w:lineRule="auto"/>
+        <w:jc w:val="both"/>
+        <w:rPr>
+          <w:rFonts w:ascii="Arial Narrow" w:eastAsia="Arial Narrow" w:hAnsi="Arial Narrow" w:cs="Arial Narrow"/>
+          <w:color w:val="000000"/>
+          <w:kern w:val="0"/>
+          <w:sz w:val="22"/>
+          <w:szCs w:val="22"/>
+          <w:lang w:val="es-ES" w:eastAsia="es-ES"/>
+          <w14:ligatures w14:val="none"/>
+        </w:rPr>
+      </w:pPr>
+      <w:r>
+        <w:rPr>
+          <w:rFonts w:ascii="Arial Narrow" w:eastAsia="Arial Narrow" w:hAnsi="Arial Narrow" w:cs="Arial Narrow"/>
+          <w:color w:val="000000"/>
+          <w:kern w:val="0"/>
+          <w:sz w:val="22"/>
+          <w:szCs w:val="22"/>
+          <w:lang w:val="es-ES" w:eastAsia="es-ES"/>
+          <w14:ligatures w14:val="none"/>
+        </w:rPr>
+        <w:t>Pacífico Compañía de Seguros y Reaseguros S.A</w:t>
+      </w:r>
+      <w:r>
+        <w:rPr>
+          <w:rFonts w:ascii="Arial Narrow" w:eastAsia="Arial Narrow" w:hAnsi="Arial Narrow" w:cs="Arial Narrow"/>
+          <w:color w:val="000000"/>
+          <w:kern w:val="0"/>
+          <w:sz w:val="22"/>
+          <w:szCs w:val="22"/>
+          <w:lang w:val="es-ES" w:eastAsia="es-ES"/>
+          <w14:ligatures w14:val="none"/>
+        </w:rPr>
+        <w:t xml:space="preserve">: </w:t>
+      </w:r>
+      <w:r>
+        <w:rPr>
+          <w:rFonts w:ascii="Arial Narrow" w:eastAsia="Arial Narrow" w:hAnsi="Arial Narrow" w:cs="Arial Narrow"/>
+          <w:color w:val="000000"/>
+          <w:kern w:val="0"/>
+          <w:sz w:val="22"/>
+          <w:szCs w:val="22"/>
+          <w:lang w:val="es-ES" w:eastAsia="es-ES"/>
+          <w14:ligatures w14:val="none"/>
+        </w:rPr>
+        <w:t xml:space="preserve">(i) la Póliza </w:t>
+      </w:r>
+      <w:proofErr w:type="spellStart"/>
+      <w:r>
+        <w:rPr>
+          <w:rFonts w:ascii="Arial Narrow" w:eastAsia="Arial Narrow" w:hAnsi="Arial Narrow" w:cs="Arial Narrow"/>
+          <w:color w:val="000000"/>
+          <w:kern w:val="0"/>
+          <w:sz w:val="22"/>
+          <w:szCs w:val="22"/>
+          <w:lang w:val="es-ES" w:eastAsia="es-ES"/>
+          <w14:ligatures w14:val="none"/>
+        </w:rPr>
+        <w:t/>
+      </w:r>
+      <w:proofErr w:type="spellEnd"/>
+      <w:r>
+        <w:rPr>
+          <w:rFonts w:ascii="Arial Narrow" w:eastAsia="Arial Narrow" w:hAnsi="Arial Narrow" w:cs="Arial Narrow"/>
+          <w:color w:val="000000"/>
+          <w:kern w:val="0"/>
+          <w:sz w:val="22"/>
+          <w:szCs w:val="22"/>
+          <w:lang w:val="es-ES" w:eastAsia="es-ES"/>
+          <w14:ligatures w14:val="none"/>
+        </w:rPr>
+        <w:t xml:space="preserve"> 2000154214 debidamente suscrita, así como el cargo de remisión de la póliza; y, (</w:t>
+      </w:r>
+      <w:proofErr w:type="spellStart"/>
+      <w:r>
+        <w:rPr>
+          <w:rFonts w:ascii="Arial Narrow" w:eastAsia="Arial Narrow" w:hAnsi="Arial Narrow" w:cs="Arial Narrow"/>
+          <w:color w:val="000000"/>
+          <w:kern w:val="0"/>
+          <w:sz w:val="22"/>
+          <w:szCs w:val="22"/>
+          <w:lang w:val="es-ES" w:eastAsia="es-ES"/>
+          <w14:ligatures w14:val="none"/>
+        </w:rPr>
+        <w:t>ii</w:t>
+      </w:r>
+      <w:proofErr w:type="spellEnd"/>
+      <w:r>
+        <w:rPr>
+          <w:rFonts w:ascii="Arial Narrow" w:eastAsia="Arial Narrow" w:hAnsi="Arial Narrow" w:cs="Arial Narrow"/>
+          <w:color w:val="000000"/>
+          <w:kern w:val="0"/>
+          <w:sz w:val="22"/>
+          <w:szCs w:val="22"/>
+          <w:lang w:val="es-ES" w:eastAsia="es-ES"/>
+          <w14:ligatures w14:val="none"/>
+        </w:rPr>
+        <w:t xml:space="preserve">) señalar el motivo de la modificación de la Póliza </w:t>
+      </w:r>
+      <w:proofErr w:type="spellStart"/>
+      <w:r>
+        <w:rPr>
+          <w:rFonts w:ascii="Arial Narrow" w:eastAsia="Arial Narrow" w:hAnsi="Arial Narrow" w:cs="Arial Narrow"/>
+          <w:color w:val="000000"/>
+          <w:kern w:val="0"/>
+          <w:sz w:val="22"/>
+          <w:szCs w:val="22"/>
+          <w:lang w:val="es-ES" w:eastAsia="es-ES"/>
+          <w14:ligatures w14:val="none"/>
+        </w:rPr>
+        <w:t/>
+      </w:r>
+      <w:proofErr w:type="spellEnd"/>
+      <w:r>
+        <w:rPr>
+          <w:rFonts w:ascii="Arial Narrow" w:eastAsia="Arial Narrow" w:hAnsi="Arial Narrow" w:cs="Arial Narrow"/>
+          <w:color w:val="000000"/>
+          <w:kern w:val="0"/>
+          <w:sz w:val="22"/>
+          <w:szCs w:val="22"/>
+          <w:lang w:val="es-ES" w:eastAsia="es-ES"/>
+          <w14:ligatures w14:val="none"/>
+        </w:rPr>
+        <w:t xml:space="preserve"> 2000154214</w:t>
+      </w:r>
       <w:r>
         <w:rPr>
           <w:rFonts w:ascii="Arial Narrow" w:eastAsia="Arial Narrow" w:hAnsi="Arial Narrow" w:cs="Arial Narrow"/>
@@ -9519,336 +9879,13 @@
           <w:lang w:eastAsia="es-ES"/>
           <w14:ligatures w14:val="none"/>
         </w:rPr>
-        <w:t xml:space="preserve">requerir </w:t>
-      </w:r>
-      <w:r>
-        <w:rPr>
-          <w:rFonts w:ascii="Arial Narrow" w:eastAsia="Arial Narrow" w:hAnsi="Arial Narrow" w:cs="Arial Narrow"/>
-          <w:color w:val="000000"/>
-          <w:kern w:val="0"/>
-          <w:sz w:val="22"/>
-          <w:szCs w:val="22"/>
-          <w:lang w:val="es-ES" w:eastAsia="es-ES"/>
-          <w14:ligatures w14:val="none"/>
-        </w:rPr>
-        <w:t xml:space="preserve">que, en un </w:t>
-      </w:r>
-      <w:r>
-        <w:rPr>
-          <w:rFonts w:ascii="Arial Narrow" w:eastAsia="Arial Narrow" w:hAnsi="Arial Narrow" w:cs="Arial Narrow"/>
-          <w:color w:val="000000"/>
-          <w:kern w:val="0"/>
-          <w:sz w:val="22"/>
-          <w:szCs w:val="22"/>
-          <w:lang w:eastAsia="es-ES"/>
-          <w14:ligatures w14:val="none"/>
-        </w:rPr>
-        <w:t>plazo no mayor de cinco (5) días hábiles contado</w:t>
-      </w:r>
-      <w:r>
-        <w:rPr>
-          <w:rFonts w:ascii="Arial Narrow" w:eastAsia="Arial Narrow" w:hAnsi="Arial Narrow" w:cs="Arial Narrow"/>
-          <w:color w:val="000000"/>
-          <w:kern w:val="0"/>
-          <w:sz w:val="22"/>
-          <w:szCs w:val="22"/>
-          <w:lang w:eastAsia="es-ES"/>
-          <w14:ligatures w14:val="none"/>
-        </w:rPr>
-        <w:t>s</w:t>
-      </w:r>
-      <w:r>
-        <w:rPr>
-          <w:rFonts w:ascii="Arial Narrow" w:eastAsia="Arial Narrow" w:hAnsi="Arial Narrow" w:cs="Arial Narrow"/>
-          <w:color w:val="000000"/>
-          <w:kern w:val="0"/>
-          <w:sz w:val="22"/>
-          <w:szCs w:val="22"/>
-          <w:lang w:eastAsia="es-ES"/>
-          <w14:ligatures w14:val="none"/>
-        </w:rPr>
-        <w:t xml:space="preserve"> a partir del día siguiente de la notificación de la presente resolución</w:t>
-      </w:r>
-      <w:bookmarkEnd w:id="6"/>
-      <w:r>
-        <w:rPr>
-          <w:rFonts w:ascii="Arial Narrow" w:eastAsia="Arial Narrow" w:hAnsi="Arial Narrow" w:cs="Arial Narrow"/>
-          <w:color w:val="000000"/>
-          <w:kern w:val="0"/>
-          <w:sz w:val="22"/>
-          <w:szCs w:val="22"/>
-          <w:lang w:eastAsia="es-ES"/>
-          <w14:ligatures w14:val="none"/>
-        </w:rPr>
-        <w:t xml:space="preserve">, </w:t>
-      </w:r>
-      <w:r>
-        <w:rPr>
-          <w:rFonts w:ascii="Arial Narrow" w:eastAsia="Arial Narrow" w:hAnsi="Arial Narrow" w:cs="Arial Narrow"/>
-          <w:color w:val="000000"/>
-          <w:kern w:val="0"/>
-          <w:sz w:val="22"/>
-          <w:szCs w:val="22"/>
-          <w:shd w:val="clear" w:color="auto" w:fill="FFFFFF"/>
-          <w:lang w:eastAsia="es-PE"/>
-          <w14:ligatures w14:val="none"/>
-        </w:rPr>
-        <w:t xml:space="preserve">los proveedores denunciados </w:t>
-      </w:r>
-      <w:r>
-        <w:rPr>
-          <w:rFonts w:ascii="Arial Narrow" w:eastAsia="Arial Narrow" w:hAnsi="Arial Narrow" w:cs="Arial Narrow"/>
-          <w:color w:val="000000"/>
-          <w:kern w:val="0"/>
-          <w:sz w:val="22"/>
-          <w:szCs w:val="22"/>
-          <w:lang w:val="es-ES" w:eastAsia="es-ES"/>
-          <w14:ligatures w14:val="none"/>
-        </w:rPr>
-        <w:t>cumpla</w:t>
-      </w:r>
-      <w:r>
-        <w:rPr>
-          <w:rFonts w:ascii="Arial Narrow" w:eastAsia="Arial Narrow" w:hAnsi="Arial Narrow" w:cs="Arial Narrow"/>
-          <w:color w:val="000000"/>
-          <w:kern w:val="0"/>
-          <w:sz w:val="22"/>
-          <w:szCs w:val="22"/>
-          <w:lang w:val="es-ES" w:eastAsia="es-ES"/>
-          <w14:ligatures w14:val="none"/>
-        </w:rPr>
-        <w:t>n</w:t>
-      </w:r>
-      <w:r>
-        <w:rPr>
-          <w:rFonts w:ascii="Arial Narrow" w:eastAsia="Arial Narrow" w:hAnsi="Arial Narrow" w:cs="Arial Narrow"/>
-          <w:color w:val="000000"/>
-          <w:kern w:val="0"/>
-          <w:sz w:val="22"/>
-          <w:szCs w:val="22"/>
-          <w:lang w:val="es-ES" w:eastAsia="es-ES"/>
-          <w14:ligatures w14:val="none"/>
-        </w:rPr>
-        <w:t xml:space="preserve"> con</w:t>
-      </w:r>
-      <w:r>
-        <w:rPr>
-          <w:rFonts w:ascii="Arial Narrow" w:eastAsia="Arial Narrow" w:hAnsi="Arial Narrow" w:cs="Arial Narrow"/>
-          <w:color w:val="000000"/>
-          <w:kern w:val="0"/>
-          <w:sz w:val="22"/>
-          <w:szCs w:val="22"/>
-          <w:lang w:val="es-ES" w:eastAsia="es-ES"/>
-          <w14:ligatures w14:val="none"/>
-        </w:rPr>
-        <w:t xml:space="preserve"> presentar:</w:t>
-      </w:r>
-    </w:p>
-    <w:p>
-      <w:pPr>
-        <w:spacing w:after="0" w:line="240" w:lineRule="auto"/>
-        <w:jc w:val="both"/>
-        <w:rPr>
-          <w:rFonts w:ascii="Arial Narrow" w:eastAsia="Arial Narrow" w:hAnsi="Arial Narrow" w:cs="Arial Narrow"/>
-          <w:color w:val="000000"/>
-          <w:kern w:val="0"/>
-          <w:sz w:val="22"/>
-          <w:szCs w:val="22"/>
-          <w:lang w:val="es-ES" w:eastAsia="es-ES"/>
-          <w14:ligatures w14:val="none"/>
-        </w:rPr>
-      </w:pPr>
-    </w:p>
-    <w:p>
-      <w:pPr>
-        <w:spacing w:after="0" w:line="240" w:lineRule="auto"/>
-        <w:jc w:val="both"/>
-        <w:rPr>
-          <w:rFonts w:ascii="Arial Narrow" w:eastAsia="Arial Narrow" w:hAnsi="Arial Narrow" w:cs="Arial Narrow"/>
-          <w:sz w:val="22"/>
-          <w:szCs w:val="22"/>
-          <w:lang w:eastAsia="es-PE"/>
-        </w:rPr>
-      </w:pPr>
-      <w:r>
-        <w:rPr>
-          <w:rFonts w:ascii="Arial Narrow" w:eastAsia="Arial Narrow" w:hAnsi="Arial Narrow" w:cs="Arial Narrow"/>
-          <w:color w:val="000000"/>
-          <w:kern w:val="0"/>
-          <w:sz w:val="22"/>
-          <w:szCs w:val="22"/>
-          <w:lang w:val="es-ES" w:eastAsia="es-ES"/>
-          <w14:ligatures w14:val="none"/>
-        </w:rPr>
-        <w:t>Banco de Crédito del Perú S.A.</w:t>
-      </w:r>
-      <w:r>
-        <w:rPr>
-          <w:rFonts w:ascii="Arial Narrow" w:eastAsia="Arial Narrow" w:hAnsi="Arial Narrow" w:cs="Arial Narrow"/>
-          <w:color w:val="000000"/>
-          <w:kern w:val="0"/>
-          <w:sz w:val="22"/>
-          <w:szCs w:val="22"/>
-          <w:lang w:val="es-ES" w:eastAsia="es-ES"/>
-          <w14:ligatures w14:val="none"/>
-        </w:rPr>
-        <w:t xml:space="preserve">: </w:t>
-      </w:r>
-      <w:r>
-        <w:rPr>
-          <w:rFonts w:ascii="Arial Narrow" w:eastAsia="Arial Narrow" w:hAnsi="Arial Narrow" w:cs="Arial Narrow"/>
-          <w:sz w:val="22"/>
-          <w:szCs w:val="22"/>
-          <w:lang w:eastAsia="es-PE"/>
-        </w:rPr>
-        <w:t>todas las comunicaciones cursadas con la parte denunciante en virtud del hecho materia de denuncia.</w:t>
-      </w:r>
-    </w:p>
-    <w:p>
-      <w:pPr>
-        <w:spacing w:after="0" w:line="240" w:lineRule="auto"/>
-        <w:jc w:val="both"/>
-        <w:rPr>
-          <w:rFonts w:ascii="Arial Narrow" w:eastAsia="Arial Narrow" w:hAnsi="Arial Narrow" w:cs="Arial Narrow"/>
-          <w:color w:val="000000"/>
-          <w:kern w:val="0"/>
-          <w:sz w:val="22"/>
-          <w:szCs w:val="22"/>
-          <w:lang w:val="es-ES" w:eastAsia="es-ES"/>
-          <w14:ligatures w14:val="none"/>
-        </w:rPr>
-      </w:pPr>
-      <w:r>
-        <w:rPr>
-          <w:rFonts w:ascii="Arial Narrow" w:eastAsia="Arial Narrow" w:hAnsi="Arial Narrow" w:cs="Arial Narrow"/>
-          <w:color w:val="000000"/>
-          <w:kern w:val="0"/>
-          <w:sz w:val="22"/>
-          <w:szCs w:val="22"/>
-          <w:lang w:val="es-ES" w:eastAsia="es-ES"/>
-          <w14:ligatures w14:val="none"/>
-        </w:rPr>
-        <w:t>Pacífico Compañía de Seguros y Reaseguros S.A</w:t>
-      </w:r>
-      <w:r>
-        <w:rPr>
-          <w:rFonts w:ascii="Arial Narrow" w:eastAsia="Arial Narrow" w:hAnsi="Arial Narrow" w:cs="Arial Narrow"/>
-          <w:color w:val="000000"/>
-          <w:kern w:val="0"/>
-          <w:sz w:val="22"/>
-          <w:szCs w:val="22"/>
-          <w:lang w:val="es-ES" w:eastAsia="es-ES"/>
-          <w14:ligatures w14:val="none"/>
-        </w:rPr>
-        <w:t xml:space="preserve">: </w:t>
-      </w:r>
-      <w:r>
-        <w:rPr>
-          <w:rFonts w:ascii="Arial Narrow" w:eastAsia="Arial Narrow" w:hAnsi="Arial Narrow" w:cs="Arial Narrow"/>
-          <w:color w:val="000000"/>
-          <w:kern w:val="0"/>
-          <w:sz w:val="22"/>
-          <w:szCs w:val="22"/>
-          <w:lang w:val="es-ES" w:eastAsia="es-ES"/>
-          <w14:ligatures w14:val="none"/>
-        </w:rPr>
-        <w:t xml:space="preserve">(i) la Póliza </w:t>
-      </w:r>
-      <w:proofErr w:type="spellStart"/>
-      <w:r>
-        <w:rPr>
-          <w:rFonts w:ascii="Arial Narrow" w:eastAsia="Arial Narrow" w:hAnsi="Arial Narrow" w:cs="Arial Narrow"/>
-          <w:color w:val="000000"/>
-          <w:kern w:val="0"/>
-          <w:sz w:val="22"/>
-          <w:szCs w:val="22"/>
-          <w:lang w:val="es-ES" w:eastAsia="es-ES"/>
-          <w14:ligatures w14:val="none"/>
-        </w:rPr>
-        <w:t/>
-      </w:r>
-      <w:proofErr w:type="spellEnd"/>
-      <w:r>
-        <w:rPr>
-          <w:rFonts w:ascii="Arial Narrow" w:eastAsia="Arial Narrow" w:hAnsi="Arial Narrow" w:cs="Arial Narrow"/>
-          <w:color w:val="000000"/>
-          <w:kern w:val="0"/>
-          <w:sz w:val="22"/>
-          <w:szCs w:val="22"/>
-          <w:lang w:val="es-ES" w:eastAsia="es-ES"/>
-          <w14:ligatures w14:val="none"/>
-        </w:rPr>
-        <w:t xml:space="preserve"> 2000154214 debidamente suscrita, así como el cargo de remisión de la póliza; y, (</w:t>
-      </w:r>
-      <w:proofErr w:type="spellStart"/>
-      <w:r>
-        <w:rPr>
-          <w:rFonts w:ascii="Arial Narrow" w:eastAsia="Arial Narrow" w:hAnsi="Arial Narrow" w:cs="Arial Narrow"/>
-          <w:color w:val="000000"/>
-          <w:kern w:val="0"/>
-          <w:sz w:val="22"/>
-          <w:szCs w:val="22"/>
-          <w:lang w:val="es-ES" w:eastAsia="es-ES"/>
-          <w14:ligatures w14:val="none"/>
-        </w:rPr>
-        <w:t>ii</w:t>
-      </w:r>
-      <w:proofErr w:type="spellEnd"/>
-      <w:r>
-        <w:rPr>
-          <w:rFonts w:ascii="Arial Narrow" w:eastAsia="Arial Narrow" w:hAnsi="Arial Narrow" w:cs="Arial Narrow"/>
-          <w:color w:val="000000"/>
-          <w:kern w:val="0"/>
-          <w:sz w:val="22"/>
-          <w:szCs w:val="22"/>
-          <w:lang w:val="es-ES" w:eastAsia="es-ES"/>
-          <w14:ligatures w14:val="none"/>
-        </w:rPr>
-        <w:t xml:space="preserve">) señalar el motivo de la modificación de la Póliza </w:t>
-      </w:r>
-      <w:proofErr w:type="spellStart"/>
-      <w:r>
-        <w:rPr>
-          <w:rFonts w:ascii="Arial Narrow" w:eastAsia="Arial Narrow" w:hAnsi="Arial Narrow" w:cs="Arial Narrow"/>
-          <w:color w:val="000000"/>
-          <w:kern w:val="0"/>
-          <w:sz w:val="22"/>
-          <w:szCs w:val="22"/>
-          <w:lang w:val="es-ES" w:eastAsia="es-ES"/>
-          <w14:ligatures w14:val="none"/>
-        </w:rPr>
-        <w:t/>
-      </w:r>
-      <w:proofErr w:type="spellEnd"/>
-      <w:r>
-        <w:rPr>
-          <w:rFonts w:ascii="Arial Narrow" w:eastAsia="Arial Narrow" w:hAnsi="Arial Narrow" w:cs="Arial Narrow"/>
-          <w:color w:val="000000"/>
-          <w:kern w:val="0"/>
-          <w:sz w:val="22"/>
-          <w:szCs w:val="22"/>
-          <w:lang w:val="es-ES" w:eastAsia="es-ES"/>
-          <w14:ligatures w14:val="none"/>
-        </w:rPr>
-        <w:t xml:space="preserve"> 2000154214</w:t>
-      </w:r>
-      <w:r>
-        <w:rPr>
-          <w:rFonts w:ascii="Arial Narrow" w:eastAsia="Arial Narrow" w:hAnsi="Arial Narrow" w:cs="Arial Narrow"/>
-          <w:color w:val="000000"/>
-          <w:kern w:val="0"/>
-          <w:sz w:val="22"/>
-          <w:szCs w:val="22"/>
-          <w:lang w:eastAsia="es-ES"/>
-          <w14:ligatures w14:val="none"/>
-        </w:rPr>
         <w:t>.</w:t>
       </w:r>
     </w:p>
     <w:p>
       <w:pPr>
         <w:pStyle w:val="Prrafodelista"/>
-        <w:spacing w:after="0" w:line="240" w:lineRule="auto"/>
+        <w:spacing w:before="0" w:after="0" w:line="240" w:lineRule="auto"/>
         <w:ind w:left="567"/>
         <w:jc w:val="both"/>
         <w:rPr>
@@ -10232,8 +10269,8 @@
     </w:p>
     <w:p>
       <w:pPr>
+        <w:spacing w:before="0" w:after="0" w:line="240" w:lineRule="auto"/>
         <w:shd w:val="clear" w:color="auto" w:fill="FFFFFF"/>
-        <w:spacing w:after="0" w:line="240" w:lineRule="auto"/>
         <w:jc w:val="both"/>
         <w:rPr>
           <w:rFonts w:ascii="Arial Narrow" w:eastAsia="Arial Narrow" w:hAnsi="Arial Narrow" w:cs="Arial Narrow"/>
@@ -10422,15 +10459,74 @@
     </w:p>
     <w:p>
       <w:pPr>
+        <w:spacing w:before="0" w:after="0" w:line="240" w:lineRule="auto"/>
+        <w:suppressAutoHyphens/>
+        <w:jc w:val="both"/>
+        <w:rPr>
+          <w:rFonts w:ascii="Arial Narrow" w:eastAsia="Arial Narrow" w:hAnsi="Arial Narrow" w:cs="Arial Narrow"/>
+          <w:kern w:val="0"/>
+          <w:sz w:val="22"/>
+          <w:szCs w:val="22"/>
+          <w:u w:val="single"/>
+          <w14:ligatures w14:val="none"/>
+        </w:rPr>
+      </w:pPr>
+    </w:p>
+    <w:p>
+      <w:pPr>
         <w:suppressAutoHyphens/>
         <w:spacing w:after="0" w:line="240" w:lineRule="auto"/>
         <w:jc w:val="both"/>
         <w:rPr>
           <w:rFonts w:ascii="Arial Narrow" w:eastAsia="Arial Narrow" w:hAnsi="Arial Narrow" w:cs="Arial Narrow"/>
-          <w:kern w:val="0"/>
-          <w:sz w:val="22"/>
-          <w:szCs w:val="22"/>
-          <w:u w:val="single"/>
+          <w:color w:val="000000"/>
+          <w:kern w:val="0"/>
+          <w:sz w:val="22"/>
+          <w:szCs w:val="22"/>
+          <w:lang w:eastAsia="es-PE"/>
+          <w14:ligatures w14:val="none"/>
+        </w:rPr>
+      </w:pPr>
+      <w:r>
+        <w:rPr>
+          <w:rFonts w:ascii="Arial Narrow" w:eastAsia="Arial Narrow" w:hAnsi="Arial Narrow" w:cs="Arial Narrow"/>
+          <w:b/>
+          <w:color w:val="000000"/>
+          <w:kern w:val="0"/>
+          <w:sz w:val="22"/>
+          <w:szCs w:val="22"/>
+          <w:lang w:eastAsia="es-PE"/>
+          <w14:ligatures w14:val="none"/>
+        </w:rPr>
+        <w:t>NOVENO:</w:t>
+      </w:r>
+      <w:r>
+        <w:rPr>
+          <w:rFonts w:ascii="Arial Narrow" w:eastAsia="Arial Narrow" w:hAnsi="Arial Narrow" w:cs="Arial Narrow"/>
+          <w:color w:val="000000"/>
+          <w:kern w:val="0"/>
+          <w:sz w:val="22"/>
+          <w:szCs w:val="22"/>
+          <w:lang w:eastAsia="es-PE"/>
+          <w14:ligatures w14:val="none"/>
+        </w:rPr>
+        <w:t xml:space="preserve"> poner en conocimiento de las partes que, antes de la emisión de la Resolución Final, tienen la posibilidad de formular su desistimiento o presentar el acuerdo arribado mediante la conciliación, mediación, transacción o cualquier otro que, de forma indubitable, deje constancia que se ha solucionado la controversia materia de denuncia.</w:t>
+      </w:r>
+      <w:bookmarkStart w:id="8" w:name="h.gjdgxs" w:colFirst="0" w:colLast="0"/>
+      <w:bookmarkEnd w:id="8"/>
+    </w:p>
+    <w:p>
+      <w:pPr>
+        <w:spacing w:before="0" w:after="0" w:line="240" w:lineRule="auto"/>
+        <w:suppressAutoHyphens/>
+        <w:jc w:val="both"/>
+        <w:rPr>
+          <w:rFonts w:ascii="Arial Narrow" w:eastAsia="Arial Narrow" w:hAnsi="Arial Narrow" w:cs="Arial Narrow"/>
+          <w:color w:val="000000"/>
+          <w:kern w:val="0"/>
+          <w:sz w:val="22"/>
+          <w:szCs w:val="22"/>
+          <w:lang w:eastAsia="es-PE"/>
           <w14:ligatures w14:val="none"/>
         </w:rPr>
       </w:pPr>
@@ -10442,65 +10538,6 @@
         <w:jc w:val="both"/>
         <w:rPr>
           <w:rFonts w:ascii="Arial Narrow" w:eastAsia="Arial Narrow" w:hAnsi="Arial Narrow" w:cs="Arial Narrow"/>
-          <w:color w:val="000000"/>
-          <w:kern w:val="0"/>
-          <w:sz w:val="22"/>
-          <w:szCs w:val="22"/>
-          <w:lang w:eastAsia="es-PE"/>
-          <w14:ligatures w14:val="none"/>
-        </w:rPr>
-      </w:pPr>
-      <w:r>
-        <w:rPr>
-          <w:rFonts w:ascii="Arial Narrow" w:eastAsia="Arial Narrow" w:hAnsi="Arial Narrow" w:cs="Arial Narrow"/>
-          <w:b/>
-          <w:color w:val="000000"/>
-          <w:kern w:val="0"/>
-          <w:sz w:val="22"/>
-          <w:szCs w:val="22"/>
-          <w:lang w:eastAsia="es-PE"/>
-          <w14:ligatures w14:val="none"/>
-        </w:rPr>
-        <w:t>NOVENO:</w:t>
-      </w:r>
-      <w:r>
-        <w:rPr>
-          <w:rFonts w:ascii="Arial Narrow" w:eastAsia="Arial Narrow" w:hAnsi="Arial Narrow" w:cs="Arial Narrow"/>
-          <w:color w:val="000000"/>
-          <w:kern w:val="0"/>
-          <w:sz w:val="22"/>
-          <w:szCs w:val="22"/>
-          <w:lang w:eastAsia="es-PE"/>
-          <w14:ligatures w14:val="none"/>
-        </w:rPr>
-        <w:t xml:space="preserve"> poner en conocimiento de las partes que, antes de la emisión de la Resolución Final, tienen la posibilidad de formular su desistimiento o presentar el acuerdo arribado mediante la conciliación, mediación, transacción o cualquier otro que, de forma indubitable, deje constancia que se ha solucionado la controversia materia de denuncia.</w:t>
-      </w:r>
-      <w:bookmarkStart w:id="8" w:name="h.gjdgxs" w:colFirst="0" w:colLast="0"/>
-      <w:bookmarkEnd w:id="8"/>
-    </w:p>
-    <w:p>
-      <w:pPr>
-        <w:suppressAutoHyphens/>
-        <w:spacing w:after="0" w:line="240" w:lineRule="auto"/>
-        <w:jc w:val="both"/>
-        <w:rPr>
-          <w:rFonts w:ascii="Arial Narrow" w:eastAsia="Arial Narrow" w:hAnsi="Arial Narrow" w:cs="Arial Narrow"/>
-          <w:color w:val="000000"/>
-          <w:kern w:val="0"/>
-          <w:sz w:val="22"/>
-          <w:szCs w:val="22"/>
-          <w:lang w:eastAsia="es-PE"/>
-          <w14:ligatures w14:val="none"/>
-        </w:rPr>
-      </w:pPr>
-    </w:p>
-    <w:p>
-      <w:pPr>
-        <w:suppressAutoHyphens/>
-        <w:spacing w:after="0" w:line="240" w:lineRule="auto"/>
-        <w:jc w:val="both"/>
-        <w:rPr>
-          <w:rFonts w:ascii="Arial Narrow" w:eastAsia="Arial Narrow" w:hAnsi="Arial Narrow" w:cs="Arial Narrow"/>
           <w:sz w:val="22"/>
           <w:szCs w:val="22"/>
         </w:rPr>
@@ -10849,8 +10886,8 @@
     </w:p>
     <w:p>
       <w:pPr>
+        <w:spacing w:before="0" w:after="0" w:line="240" w:lineRule="auto"/>
         <w:suppressAutoHyphens/>
-        <w:spacing w:after="0" w:line="240" w:lineRule="auto"/>
         <w:jc w:val="both"/>
         <w:rPr>
           <w:rFonts w:ascii="Arial Narrow" w:eastAsia="Arial Narrow" w:hAnsi="Arial Narrow" w:cs="Arial Narrow"/>
@@ -11335,6 +11372,7 @@
           <w:rFonts w:ascii="Arial Narrow" w:eastAsia="Arial Narrow" w:hAnsi="Arial Narrow" w:cs="Arial Narrow"/>
           <w:sz w:val="16"/>
           <w:szCs w:val="16"/>
+          <w:lang w:val="es-ES"/>
         </w:rPr>
       </w:pPr>
       <w:r>
@@ -11353,34 +11391,52 @@
           <w:sz w:val="16"/>
           <w:szCs w:val="16"/>
         </w:rPr>
+        <w:t xml:space="preserve"/>
+      </w:r>
+      <w:r>
+        <w:rPr>
+          <w:rFonts w:ascii="Arial Narrow" w:eastAsia="Arial Narrow" w:hAnsi="Arial Narrow" w:cs="Arial Narrow"/>
+          <w:sz w:val="16"/>
+          <w:szCs w:val="16"/>
+        </w:rPr>
         <w:tab/>
+        <w:t xml:space="preserve">Denuncia remitida a esta Comisión mediante </w:t>
+      </w:r>
+      <w:proofErr w:type="spellStart"/>
+      <w:r>
+        <w:rPr>
+          <w:rFonts w:ascii="Arial Narrow" w:eastAsia="Arial Narrow" w:hAnsi="Arial Narrow" w:cs="Arial Narrow"/>
+          <w:sz w:val="16"/>
+          <w:szCs w:val="16"/>
+        </w:rPr>
+        <w:t xml:space="preserve">Memorandum</w:t>
+      </w:r>
+      <w:proofErr w:type="spellEnd"/>
+      <w:r>
+        <w:rPr>
+          <w:rFonts w:ascii="Arial Narrow" w:eastAsia="Arial Narrow" w:hAnsi="Arial Narrow" w:cs="Arial Narrow"/>
+          <w:sz w:val="16"/>
+          <w:szCs w:val="16"/>
+        </w:rPr>
+        <w:t xml:space="preserve"> </w:t>
+      </w:r>
+      <w:proofErr w:type="spellStart"/>
+      <w:r>
+        <w:rPr>
+          <w:rFonts w:ascii="Arial Narrow" w:eastAsia="Arial Narrow" w:hAnsi="Arial Narrow" w:cs="Arial Narrow"/>
+          <w:sz w:val="16"/>
+          <w:szCs w:val="16"/>
+        </w:rPr>
         <w:t xml:space="preserve"/>
       </w:r>
-      <w:r>
-        <w:rPr>
-          <w:rFonts w:ascii="Arial Narrow" w:eastAsia="Arial Narrow" w:hAnsi="Arial Narrow" w:cs="Arial Narrow"/>
-          <w:sz w:val="16"/>
-          <w:szCs w:val="16"/>
-        </w:rPr>
-        <w:tab/>
-        <w:t>Publicado</w:t>
-      </w:r>
-      <w:r>
-        <w:rPr>
-          <w:rFonts w:ascii="Arial Narrow" w:eastAsia="Arial Narrow" w:hAnsi="Arial Narrow" w:cs="Arial Narrow"/>
-          <w:b/>
-          <w:sz w:val="16"/>
-          <w:szCs w:val="16"/>
-        </w:rPr>
-        <w:t xml:space="preserve"> </w:t>
-      </w:r>
-      <w:r>
-        <w:rPr>
-          <w:rFonts w:ascii="Arial Narrow" w:eastAsia="Arial Narrow" w:hAnsi="Arial Narrow" w:cs="Arial Narrow"/>
-          <w:sz w:val="16"/>
-          <w:szCs w:val="16"/>
-        </w:rPr>
-        <w:t xml:space="preserve">el 2 de setiembre de 2010 en el Diario Oficial El Peruano, vigente desde el 2 de octubre de 2010 y modificado por Decreto Legislativo 1308.</w:t>
+      <w:proofErr w:type="spellEnd"/>
+      <w:r>
+        <w:rPr>
+          <w:rFonts w:ascii="Arial Narrow" w:eastAsia="Arial Narrow" w:hAnsi="Arial Narrow" w:cs="Arial Narrow"/>
+          <w:sz w:val="16"/>
+          <w:szCs w:val="16"/>
+        </w:rPr>
+        <w:t xml:space="preserve">002012-2015-PS2/INDECOPI de fecha 29 de octubre de 2025, recibida el 28 de octubre de 2025.</w:t>
       </w:r>
     </w:p>
     <w:p>
@@ -11392,6 +11448,7 @@
           <w:rFonts w:ascii="Arial Narrow" w:eastAsia="Arial Narrow" w:hAnsi="Arial Narrow" w:cs="Arial Narrow"/>
           <w:sz w:val="16"/>
           <w:szCs w:val="16"/>
+          <w:lang w:val="es-ES"/>
         </w:rPr>
       </w:pPr>
     </w:p>
@@ -11409,7 +11466,6 @@
           <w:rFonts w:ascii="Arial Narrow" w:eastAsia="Arial Narrow" w:hAnsi="Arial Narrow" w:cs="Arial Narrow"/>
           <w:sz w:val="16"/>
           <w:szCs w:val="16"/>
-          <w:lang w:val="es-ES"/>
         </w:rPr>
       </w:pPr>
       <w:r>
@@ -11428,53 +11484,33 @@
           <w:sz w:val="16"/>
           <w:szCs w:val="16"/>
         </w:rPr>
+        <w:t xml:space="preserve"/>
+      </w:r>
+      <w:r>
+        <w:rPr>
+          <w:rFonts w:ascii="Arial Narrow" w:eastAsia="Arial Narrow" w:hAnsi="Arial Narrow" w:cs="Arial Narrow"/>
+          <w:sz w:val="16"/>
+          <w:szCs w:val="16"/>
+        </w:rPr>
         <w:tab/>
-        <w:t xml:space="preserve"/>
-      </w:r>
-      <w:r>
-        <w:rPr>
-          <w:rFonts w:ascii="Arial Narrow" w:eastAsia="Arial Narrow" w:hAnsi="Arial Narrow" w:cs="Arial Narrow"/>
-          <w:sz w:val="16"/>
-          <w:szCs w:val="16"/>
-        </w:rPr>
-        <w:tab/>
-        <w:t xml:space="preserve">Denuncia remitida a esta Comisión mediante </w:t>
-      </w:r>
-      <w:proofErr w:type="spellStart"/>
-      <w:r>
-        <w:rPr>
-          <w:rFonts w:ascii="Arial Narrow" w:eastAsia="Arial Narrow" w:hAnsi="Arial Narrow" w:cs="Arial Narrow"/>
-          <w:sz w:val="16"/>
-          <w:szCs w:val="16"/>
-        </w:rPr>
-        <w:t xml:space="preserve">Memorandum</w:t>
-      </w:r>
-      <w:proofErr w:type="spellEnd"/>
-      <w:r>
-        <w:rPr>
-          <w:rFonts w:ascii="Arial Narrow" w:eastAsia="Arial Narrow" w:hAnsi="Arial Narrow" w:cs="Arial Narrow"/>
+        <w:t>Publicado</w:t>
+      </w:r>
+      <w:r>
+        <w:rPr>
+          <w:rFonts w:ascii="Arial Narrow" w:eastAsia="Arial Narrow" w:hAnsi="Arial Narrow" w:cs="Arial Narrow"/>
+          <w:b/>
           <w:sz w:val="16"/>
           <w:szCs w:val="16"/>
         </w:rPr>
         <w:t xml:space="preserve"> </w:t>
       </w:r>
-      <w:proofErr w:type="spellStart"/>
-      <w:r>
-        <w:rPr>
-          <w:rFonts w:ascii="Arial Narrow" w:eastAsia="Arial Narrow" w:hAnsi="Arial Narrow" w:cs="Arial Narrow"/>
-          <w:sz w:val="16"/>
-          <w:szCs w:val="16"/>
-        </w:rPr>
-        <w:t xml:space="preserve"/>
-      </w:r>
-      <w:proofErr w:type="spellEnd"/>
-      <w:r>
-        <w:rPr>
-          <w:rFonts w:ascii="Arial Narrow" w:eastAsia="Arial Narrow" w:hAnsi="Arial Narrow" w:cs="Arial Narrow"/>
-          <w:sz w:val="16"/>
-          <w:szCs w:val="16"/>
-        </w:rPr>
-        <w:t xml:space="preserve">002012-2015-PS2/INDECOPI de fecha 29 de octubre de 2025, recibida el 28 de octubre de 2025.</w:t>
+      <w:r>
+        <w:rPr>
+          <w:rFonts w:ascii="Arial Narrow" w:eastAsia="Arial Narrow" w:hAnsi="Arial Narrow" w:cs="Arial Narrow"/>
+          <w:sz w:val="16"/>
+          <w:szCs w:val="16"/>
+        </w:rPr>
+        <w:t xml:space="preserve">el 2 de setiembre de 2010 en el Diario Oficial El Peruano, vigente desde el 2 de octubre de 2010 y modificado por Decreto Legislativo 1308.</w:t>
       </w:r>
     </w:p>
     <w:p>
@@ -11486,7 +11522,6 @@
           <w:rFonts w:ascii="Arial Narrow" w:eastAsia="Arial Narrow" w:hAnsi="Arial Narrow" w:cs="Arial Narrow"/>
           <w:sz w:val="16"/>
           <w:szCs w:val="16"/>
-          <w:lang w:val="es-ES"/>
         </w:rPr>
       </w:pPr>
     </w:p>
@@ -11524,7 +11559,6 @@
           <w:sz w:val="16"/>
           <w:szCs w:val="16"/>
         </w:rPr>
-        <w:tab/>
         <w:t xml:space="preserve"/>
       </w:r>
       <w:bookmarkStart w:id="4" w:name="_Hlk215242936"/>
@@ -11535,7 +11569,6 @@
           <w:sz w:val="16"/>
           <w:szCs w:val="16"/>
         </w:rPr>
-        <w:tab/>
       </w:r>
       <w:r>
         <w:rPr>
@@ -11545,6 +11578,7 @@
           <w:sz w:val="16"/>
           <w:szCs w:val="16"/>
         </w:rPr>
+        <w:tab/>
         <w:t xml:space="preserve">LEY </w:t>
       </w:r>
       <w:proofErr w:type="spellStart"/>
@@ -12220,7 +12254,6 @@
           <w:sz w:val="16"/>
           <w:szCs w:val="16"/>
         </w:rPr>
-        <w:tab/>
         <w:t xml:space="preserve"/>
       </w:r>
       <w:r>
@@ -12229,7 +12262,6 @@
           <w:sz w:val="16"/>
           <w:szCs w:val="16"/>
         </w:rPr>
-        <w:tab/>
       </w:r>
       <w:r>
         <w:rPr>
@@ -12239,6 +12271,7 @@
           <w:sz w:val="16"/>
           <w:szCs w:val="16"/>
         </w:rPr>
+        <w:tab/>
         <w:t xml:space="preserve">LEY </w:t>
       </w:r>
       <w:proofErr w:type="spellStart"/>
@@ -12452,7 +12485,6 @@
           <w:sz w:val="16"/>
           <w:szCs w:val="16"/>
         </w:rPr>
-        <w:tab/>
         <w:t xml:space="preserve"/>
       </w:r>
       <w:r>
@@ -12461,7 +12493,6 @@
           <w:sz w:val="16"/>
           <w:szCs w:val="16"/>
         </w:rPr>
-        <w:tab/>
       </w:r>
       <w:r>
         <w:rPr>
@@ -12471,6 +12502,7 @@
           <w:sz w:val="16"/>
           <w:szCs w:val="16"/>
         </w:rPr>
+        <w:tab/>
         <w:t xml:space="preserve">LEY </w:t>
       </w:r>
       <w:proofErr w:type="spellStart"/>
@@ -12648,7 +12680,6 @@
           <w:sz w:val="16"/>
           <w:szCs w:val="16"/>
         </w:rPr>
-        <w:tab/>
         <w:t xml:space="preserve"/>
       </w:r>
       <w:r>
@@ -12657,7 +12688,6 @@
           <w:sz w:val="16"/>
           <w:szCs w:val="16"/>
         </w:rPr>
-        <w:tab/>
       </w:r>
       <w:r>
         <w:rPr>
@@ -12667,6 +12697,7 @@
           <w:sz w:val="16"/>
           <w:szCs w:val="16"/>
         </w:rPr>
+        <w:tab/>
         <w:t xml:space="preserve">LEY SOBRE FACULTADES, NORMAS Y ORGANIZACIÓN DEL INDECOPI, APROBADA POR DECRETO LEGISLATIVO </w:t>
       </w:r>
       <w:proofErr w:type="spellStart"/>
@@ -12837,7 +12868,6 @@
           <w:sz w:val="16"/>
           <w:szCs w:val="16"/>
         </w:rPr>
-        <w:tab/>
         <w:t xml:space="preserve"/>
       </w:r>
       <w:r>
@@ -12846,7 +12876,6 @@
           <w:sz w:val="16"/>
           <w:szCs w:val="16"/>
         </w:rPr>
-        <w:tab/>
       </w:r>
       <w:r>
         <w:rPr>
@@ -12856,6 +12885,7 @@
           <w:sz w:val="16"/>
           <w:szCs w:val="16"/>
         </w:rPr>
+        <w:tab/>
         <w:t xml:space="preserve">LEY SOBRE FACULTADES, NORMAS Y ORGANIZACIÓN DEL INDECOPI, APROBADA POR DECRETO LEGISLATIVO </w:t>
       </w:r>
       <w:proofErr w:type="spellStart"/>
@@ -13131,7 +13161,6 @@
           <w:sz w:val="16"/>
           <w:szCs w:val="16"/>
         </w:rPr>
-        <w:tab/>
         <w:t xml:space="preserve"/>
       </w:r>
       <w:r>
@@ -13224,24 +13253,23 @@
           <w:sz w:val="16"/>
           <w:szCs w:val="16"/>
         </w:rPr>
+        <w:t xml:space="preserve"/>
+      </w:r>
+      <w:r>
+        <w:rPr>
+          <w:rFonts w:ascii="Arial Narrow" w:eastAsia="Arial Narrow" w:hAnsi="Arial Narrow" w:cs="Arial Narrow"/>
+          <w:sz w:val="16"/>
+          <w:szCs w:val="16"/>
+        </w:rPr>
+      </w:r>
+      <w:r>
+        <w:rPr>
+          <w:rFonts w:ascii="Arial Narrow" w:eastAsia="Arial Narrow" w:hAnsi="Arial Narrow" w:cs="Arial Narrow"/>
+          <w:b/>
+          <w:sz w:val="16"/>
+          <w:szCs w:val="16"/>
+        </w:rPr>
         <w:tab/>
-        <w:t xml:space="preserve"/>
-      </w:r>
-      <w:r>
-        <w:rPr>
-          <w:rFonts w:ascii="Arial Narrow" w:eastAsia="Arial Narrow" w:hAnsi="Arial Narrow" w:cs="Arial Narrow"/>
-          <w:sz w:val="16"/>
-          <w:szCs w:val="16"/>
-        </w:rPr>
-        <w:tab/>
-      </w:r>
-      <w:r>
-        <w:rPr>
-          <w:rFonts w:ascii="Arial Narrow" w:eastAsia="Arial Narrow" w:hAnsi="Arial Narrow" w:cs="Arial Narrow"/>
-          <w:b/>
-          <w:sz w:val="16"/>
-          <w:szCs w:val="16"/>
-        </w:rPr>
         <w:t>LEY 29571, CÓDIGO DE PROTECCIÓN Y DEFENSA DEL CONSUMIDOR</w:t>
       </w:r>
       <w:r>
@@ -13646,32 +13674,31 @@
           <w:szCs w:val="16"/>
           <w:vertAlign w:val="superscript"/>
         </w:rPr>
+        <w:t xml:space="preserve"/>
+      </w:r>
+      <w:r>
+        <w:rPr>
+          <w:rFonts w:ascii="Arial Narrow" w:eastAsia="Arial Narrow" w:hAnsi="Arial Narrow" w:cs="Arial Narrow"/>
+          <w:sz w:val="16"/>
+          <w:szCs w:val="16"/>
+        </w:rPr>
+        <w:t xml:space="preserve"/>
+      </w:r>
+      <w:r>
+        <w:rPr>
+          <w:rFonts w:ascii="Arial Narrow" w:eastAsia="Arial Narrow" w:hAnsi="Arial Narrow" w:cs="Arial Narrow"/>
+          <w:sz w:val="16"/>
+          <w:szCs w:val="16"/>
+        </w:rPr>
+      </w:r>
+      <w:r>
+        <w:rPr>
+          <w:rFonts w:ascii="Arial Narrow" w:eastAsia="Arial Narrow" w:hAnsi="Arial Narrow" w:cs="Arial Narrow"/>
+          <w:b/>
+          <w:sz w:val="16"/>
+          <w:szCs w:val="16"/>
+        </w:rPr>
         <w:tab/>
-        <w:t xml:space="preserve"/>
-      </w:r>
-      <w:r>
-        <w:rPr>
-          <w:rFonts w:ascii="Arial Narrow" w:eastAsia="Arial Narrow" w:hAnsi="Arial Narrow" w:cs="Arial Narrow"/>
-          <w:sz w:val="16"/>
-          <w:szCs w:val="16"/>
-        </w:rPr>
-        <w:t xml:space="preserve"> </w:t>
-      </w:r>
-      <w:r>
-        <w:rPr>
-          <w:rFonts w:ascii="Arial Narrow" w:eastAsia="Arial Narrow" w:hAnsi="Arial Narrow" w:cs="Arial Narrow"/>
-          <w:sz w:val="16"/>
-          <w:szCs w:val="16"/>
-        </w:rPr>
-        <w:tab/>
-      </w:r>
-      <w:r>
-        <w:rPr>
-          <w:rFonts w:ascii="Arial Narrow" w:eastAsia="Arial Narrow" w:hAnsi="Arial Narrow" w:cs="Arial Narrow"/>
-          <w:b/>
-          <w:sz w:val="16"/>
-          <w:szCs w:val="16"/>
-        </w:rPr>
         <w:t>LEY 29571, CÓDIGO DE PROTECCIÓN Y DEFENSA DEL CONSUMIDOR</w:t>
       </w:r>
       <w:r>
@@ -14767,24 +14794,23 @@
           <w:sz w:val="16"/>
           <w:szCs w:val="16"/>
         </w:rPr>
+        <w:t xml:space="preserve"/>
+      </w:r>
+      <w:r>
+        <w:rPr>
+          <w:rFonts w:ascii="Arial Narrow" w:eastAsia="Arial Narrow" w:hAnsi="Arial Narrow" w:cs="Arial Narrow"/>
+          <w:sz w:val="16"/>
+          <w:szCs w:val="16"/>
+        </w:rPr>
+      </w:r>
+      <w:r>
+        <w:rPr>
+          <w:rFonts w:ascii="Arial Narrow" w:eastAsia="Arial Narrow" w:hAnsi="Arial Narrow" w:cs="Arial Narrow"/>
+          <w:b/>
+          <w:sz w:val="16"/>
+          <w:szCs w:val="16"/>
+        </w:rPr>
         <w:tab/>
-        <w:t xml:space="preserve"/>
-      </w:r>
-      <w:r>
-        <w:rPr>
-          <w:rFonts w:ascii="Arial Narrow" w:eastAsia="Arial Narrow" w:hAnsi="Arial Narrow" w:cs="Arial Narrow"/>
-          <w:sz w:val="16"/>
-          <w:szCs w:val="16"/>
-        </w:rPr>
-        <w:tab/>
-      </w:r>
-      <w:r>
-        <w:rPr>
-          <w:rFonts w:ascii="Arial Narrow" w:eastAsia="Arial Narrow" w:hAnsi="Arial Narrow" w:cs="Arial Narrow"/>
-          <w:b/>
-          <w:sz w:val="16"/>
-          <w:szCs w:val="16"/>
-        </w:rPr>
         <w:t>LEY 29571, CÓDIGO DE PROTECCIÓN Y DEFENSA DEL CONSUMIDOR</w:t>
       </w:r>
       <w:r>
@@ -15019,7 +15045,6 @@
           <w:sz w:val="16"/>
           <w:szCs w:val="16"/>
         </w:rPr>
-        <w:tab/>
         <w:t xml:space="preserve"/>
       </w:r>
       <w:r>
@@ -15177,17 +15202,26 @@
           <w:sz w:val="16"/>
           <w:szCs w:val="16"/>
         </w:rPr>
+        <w:t xml:space="preserve"/>
+      </w:r>
+      <w:r>
+        <w:rPr>
+          <w:rFonts w:ascii="Arial Narrow" w:eastAsia="Arial Narrow" w:hAnsi="Arial Narrow" w:cs="Arial Narrow"/>
+          <w:sz w:val="16"/>
+          <w:szCs w:val="16"/>
+        </w:rPr>
+      </w:r>
+      <w:r>
+        <w:rPr>
+          <w:rFonts w:ascii="Arial Narrow" w:eastAsia="Arial Narrow" w:hAnsi="Arial Narrow" w:cs="Arial Narrow"/>
+          <w:b/>
+          <w:sz w:val="16"/>
+          <w:szCs w:val="16"/>
+        </w:rPr>
         <w:tab/>
-        <w:t xml:space="preserve"/>
-      </w:r>
-      <w:r>
-        <w:rPr>
-          <w:rFonts w:ascii="Arial Narrow" w:eastAsia="Arial Narrow" w:hAnsi="Arial Narrow" w:cs="Arial Narrow"/>
-          <w:sz w:val="16"/>
-          <w:szCs w:val="16"/>
-        </w:rPr>
-        <w:tab/>
-      </w:r>
+        <w:t xml:space="preserve">TEXTO ÚNICO ORDENADO DE LA LEY DEL PROCEDIMIENTO ADMINISTRATIVO GENERAL, aprobado mediante DECRETO SUPREMO </w:t>
+      </w:r>
+      <w:proofErr w:type="spellStart"/>
       <w:r>
         <w:rPr>
           <w:rFonts w:ascii="Arial Narrow" w:eastAsia="Arial Narrow" w:hAnsi="Arial Narrow" w:cs="Arial Narrow"/>
@@ -15195,9 +15229,9 @@
           <w:sz w:val="16"/>
           <w:szCs w:val="16"/>
         </w:rPr>
-        <w:t xml:space="preserve">TEXTO ÚNICO ORDENADO DE LA LEY DEL PROCEDIMIENTO ADMINISTRATIVO GENERAL, aprobado mediante DECRETO SUPREMO </w:t>
-      </w:r>
-      <w:proofErr w:type="spellStart"/>
+        <w:t/>
+      </w:r>
+      <w:proofErr w:type="spellEnd"/>
       <w:r>
         <w:rPr>
           <w:rFonts w:ascii="Arial Narrow" w:eastAsia="Arial Narrow" w:hAnsi="Arial Narrow" w:cs="Arial Narrow"/>
@@ -15205,23 +15239,13 @@
           <w:sz w:val="16"/>
           <w:szCs w:val="16"/>
         </w:rPr>
-        <w:t/>
-      </w:r>
-      <w:proofErr w:type="spellEnd"/>
-      <w:r>
-        <w:rPr>
-          <w:rFonts w:ascii="Arial Narrow" w:eastAsia="Arial Narrow" w:hAnsi="Arial Narrow" w:cs="Arial Narrow"/>
-          <w:b/>
-          <w:sz w:val="16"/>
-          <w:szCs w:val="16"/>
-        </w:rPr>
         <w:t xml:space="preserve">006-2026-JUS y publicado el 30 de abril de 2026</w:t>
       </w:r>
     </w:p>
     <w:p>
       <w:pPr>
         <w:pStyle w:val="Textonotapie"/>
-        <w:ind w:left="1134" w:hanging="567"/>
+        <w:ind w:left="1134"/>
         <w:jc w:val="both"/>
         <w:rPr>
           <w:rFonts w:ascii="Arial Narrow" w:eastAsia="Arial Narrow" w:hAnsi="Arial Narrow" w:cs="Arial Narrow"/>
@@ -15265,7 +15289,7 @@
     <w:p>
       <w:pPr>
         <w:pStyle w:val="Textonotapie"/>
-        <w:ind w:left="1134" w:hanging="567"/>
+        <w:ind w:left="1134" w:hanging="1134"/>
         <w:jc w:val="both"/>
         <w:rPr>
           <w:rFonts w:ascii="Arial Narrow" w:eastAsia="Arial Narrow" w:hAnsi="Arial Narrow" w:cs="Arial Narrow"/>

--- a/plantillas_maestras/02_seguro_vida/materia_general_asegurativa/2_ddos_banco_y_aseguradora/mujer/TPL_2806_2025_SEGURO_VIDA_MATERIA_GENERAL_ASEGURATIVA_BANCO_MUJER_R1.docx
+++ b/plantillas_maestras/02_seguro_vida/materia_general_asegurativa/2_ddos_banco_y_aseguradora/mujer/TPL_2806_2025_SEGURO_VIDA_MATERIA_GENERAL_ASEGURATIVA_BANCO_MUJER_R1.docx
@@ -3611,7 +3611,7 @@
           <w:lang w:eastAsia="es-ES"/>
           <w14:ligatures w14:val="none"/>
         </w:rPr>
-        <w:t>.</w:t>
+        <w:t xml:space="preserve">; involucraría una presunta afectación a su derecho de recibir respuestas adecuadas a los reclamos formulados.</w:t>
       </w:r>
       <w:r>
         <w:rPr>
@@ -3645,7 +3645,7 @@
           <w:lang w:eastAsia="es-ES"/>
           <w14:ligatures w14:val="none"/>
         </w:rPr>
-        <w:t>.</w:t>
+        <w:t xml:space="preserve">.</w:t>
       </w:r>
     </w:p>
     <w:p>
@@ -3690,7 +3690,7 @@
           <w:sz w:val="22"/>
           <w:szCs w:val="22"/>
         </w:rPr>
-        <w:t>Así también</w:t>
+        <w:t xml:space="preserve">Así también</w:t>
       </w:r>
       <w:r>
         <w:rPr>
@@ -3780,7 +3780,7 @@
           <w:lang w:eastAsia="es-ES"/>
           <w14:ligatures w14:val="none"/>
         </w:rPr>
-        <w:t>presentado por la denunciante</w:t>
+        <w:t xml:space="preserve">presentado por la denunciante</w:t>
       </w:r>
       <w:r>
         <w:rPr>
@@ -3792,7 +3792,7 @@
           <w:lang w:eastAsia="es-ES"/>
           <w14:ligatures w14:val="none"/>
         </w:rPr>
-        <w:t>.</w:t>
+        <w:t xml:space="preserve">; involucraría una presunta afectación a su derecho de recibir respuestas adecuadas a los reclamos formulados.</w:t>
       </w:r>
       <w:r>
         <w:rPr>
@@ -3814,7 +3814,7 @@
           <w:lang w:eastAsia="es-ES"/>
           <w14:ligatures w14:val="none"/>
         </w:rPr>
-        <w:t>.</w:t>
+        <w:t xml:space="preserve">.</w:t>
       </w:r>
     </w:p>
     <w:p>
@@ -3859,7 +3859,7 @@
           <w:sz w:val="22"/>
           <w:szCs w:val="22"/>
         </w:rPr>
-        <w:t>Adicionalmente</w:t>
+        <w:t xml:space="preserve">Adicionalmente</w:t>
       </w:r>
       <w:r>
         <w:rPr>
@@ -3940,7 +3940,7 @@
           <w:lang w:eastAsia="es-ES"/>
           <w14:ligatures w14:val="none"/>
         </w:rPr>
-        <w:t>.</w:t>
+        <w:t xml:space="preserve">; involucraría una presunta afectación a su derecho de recibir respuestas adecuadas a los reclamos formulados.</w:t>
       </w:r>
       <w:r>
         <w:rPr>
@@ -3962,7 +3962,7 @@
           <w:lang w:eastAsia="es-ES"/>
           <w14:ligatures w14:val="none"/>
         </w:rPr>
-        <w:t>.</w:t>
+        <w:t xml:space="preserve">.</w:t>
       </w:r>
     </w:p>
     <w:p>
@@ -4007,7 +4007,7 @@
           <w:sz w:val="22"/>
           <w:szCs w:val="22"/>
         </w:rPr>
-        <w:t>Así también</w:t>
+        <w:t xml:space="preserve">Así también</w:t>
       </w:r>
       <w:r>
         <w:rPr>
@@ -4088,7 +4088,7 @@
           <w:lang w:eastAsia="es-ES"/>
           <w14:ligatures w14:val="none"/>
         </w:rPr>
-        <w:t>.</w:t>
+        <w:t xml:space="preserve">; involucraría una presunta afectación a su derecho de recibir respuestas adecuadas a los reclamos formulados.</w:t>
       </w:r>
       <w:r>
         <w:rPr>
@@ -4110,7 +4110,7 @@
           <w:lang w:eastAsia="es-ES"/>
           <w14:ligatures w14:val="none"/>
         </w:rPr>
-        <w:t>.</w:t>
+        <w:t xml:space="preserve">.</w:t>
       </w:r>
     </w:p>
     <w:p>
@@ -4226,7 +4226,7 @@
           <w:lang w:eastAsia="es-ES"/>
           <w14:ligatures w14:val="none"/>
         </w:rPr>
-        <w:t>.</w:t>
+        <w:t xml:space="preserve">; involucraría una presunta afectación a su derecho de recibir respuestas adecuadas a los reclamos formulados.</w:t>
       </w:r>
       <w:r>
         <w:rPr>
@@ -4247,7 +4247,7 @@
           <w:szCs w:val="22"/>
         </w:rPr>
         <w:lastRenderedPageBreak/>
-        <w:t>resolver los reclamos en el plazo legal establecido, tipificado en el numeral 88.1 del artículo 88 del Código</w:t>
+        <w:t xml:space="preserve">resolver los reclamos en el plazo legal establecido, tipificado en el numeral 88.1 del artículo 88 del Código</w:t>
       </w:r>
       <w:r>
         <w:rPr>
@@ -4259,7 +4259,7 @@
           <w:lang w:eastAsia="es-ES"/>
           <w14:ligatures w14:val="none"/>
         </w:rPr>
-        <w:t>.</w:t>
+        <w:t xml:space="preserve">.</w:t>
       </w:r>
     </w:p>
     <w:p>
@@ -4304,7 +4304,7 @@
           <w:sz w:val="22"/>
           <w:szCs w:val="22"/>
         </w:rPr>
-        <w:t>Asimismo</w:t>
+        <w:t xml:space="preserve">Asimismo</w:t>
       </w:r>
       <w:r>
         <w:rPr>
@@ -4373,7 +4373,7 @@
           <w:lang w:eastAsia="es-ES"/>
           <w14:ligatures w14:val="none"/>
         </w:rPr>
-        <w:t>, C42017337 presentados por la denunciante</w:t>
+        <w:t xml:space="preserve">, C42017337 presentados por la denunciante</w:t>
       </w:r>
       <w:r>
         <w:rPr>
@@ -4385,7 +4385,7 @@
           <w:lang w:eastAsia="es-ES"/>
           <w14:ligatures w14:val="none"/>
         </w:rPr>
-        <w:t>.</w:t>
+        <w:t xml:space="preserve">; involucraría una presunta afectación a su derecho de recibir respuestas adecuadas a los reclamos formulados.</w:t>
       </w:r>
       <w:r>
         <w:rPr>
@@ -4407,7 +4407,7 @@
           <w:lang w:eastAsia="es-ES"/>
           <w14:ligatures w14:val="none"/>
         </w:rPr>
-        <w:t>.</w:t>
+        <w:t xml:space="preserve">.</w:t>
       </w:r>
     </w:p>
     <w:p>
@@ -4452,7 +4452,7 @@
           <w:sz w:val="22"/>
           <w:szCs w:val="22"/>
         </w:rPr>
-        <w:t>Además</w:t>
+        <w:t xml:space="preserve">Además</w:t>
       </w:r>
       <w:r>
         <w:rPr>
@@ -4533,7 +4533,7 @@
           <w:lang w:eastAsia="es-ES"/>
           <w14:ligatures w14:val="none"/>
         </w:rPr>
-        <w:t>.</w:t>
+        <w:t xml:space="preserve">; involucraría una presunta afectación a su derecho de recibir respuestas adecuadas a los reclamos formulados.</w:t>
       </w:r>
       <w:r>
         <w:rPr>
@@ -4555,7 +4555,7 @@
           <w:lang w:eastAsia="es-ES"/>
           <w14:ligatures w14:val="none"/>
         </w:rPr>
-        <w:t>.</w:t>
+        <w:t xml:space="preserve">.</w:t>
       </w:r>
     </w:p>
     <w:p>
@@ -4600,7 +4600,7 @@
           <w:sz w:val="22"/>
           <w:szCs w:val="22"/>
         </w:rPr>
-        <w:t>Adicionalmente</w:t>
+        <w:t xml:space="preserve">Adicionalmente</w:t>
       </w:r>
       <w:r>
         <w:rPr>
@@ -4681,7 +4681,7 @@
           <w:lang w:eastAsia="es-ES"/>
           <w14:ligatures w14:val="none"/>
         </w:rPr>
-        <w:t>.</w:t>
+        <w:t xml:space="preserve">; involucraría una presunta afectación a su derecho de recibir respuestas adecuadas a los reclamos formulados.</w:t>
       </w:r>
       <w:r>
         <w:rPr>
@@ -4703,7 +4703,7 @@
           <w:lang w:eastAsia="es-ES"/>
           <w14:ligatures w14:val="none"/>
         </w:rPr>
-        <w:t>.</w:t>
+        <w:t xml:space="preserve">.</w:t>
       </w:r>
     </w:p>
     <w:p>
@@ -4748,7 +4748,7 @@
           <w:sz w:val="22"/>
           <w:szCs w:val="22"/>
         </w:rPr>
-        <w:t>Asimismo</w:t>
+        <w:t xml:space="preserve">Asimismo</w:t>
       </w:r>
       <w:r>
         <w:rPr>
@@ -4829,7 +4829,7 @@
           <w:lang w:eastAsia="es-ES"/>
           <w14:ligatures w14:val="none"/>
         </w:rPr>
-        <w:t>.</w:t>
+        <w:t xml:space="preserve">; involucraría una presunta afectación a su derecho de recibir respuestas adecuadas a los reclamos formulados.</w:t>
       </w:r>
       <w:r>
         <w:rPr>
@@ -4851,7 +4851,7 @@
           <w:lang w:eastAsia="es-ES"/>
           <w14:ligatures w14:val="none"/>
         </w:rPr>
-        <w:t>.</w:t>
+        <w:t xml:space="preserve">.</w:t>
       </w:r>
     </w:p>
     <w:p>
@@ -4947,7 +4947,7 @@
           <w:sz w:val="22"/>
           <w:szCs w:val="22"/>
         </w:rPr>
-        <w:t>SS-31648277 presentada por la denunciante</w:t>
+        <w:t xml:space="preserve">SS-31648277 presentada por la denunciante</w:t>
       </w:r>
       <w:r>
         <w:rPr>
@@ -4959,7 +4959,7 @@
           <w:lang w:eastAsia="es-ES"/>
           <w14:ligatures w14:val="none"/>
         </w:rPr>
-        <w:t>.</w:t>
+        <w:t xml:space="preserve">; involucraría una presunta afectación a su derecho de recibir respuestas adecuadas a los reclamos formulados.</w:t>
       </w:r>
       <w:r>
         <w:rPr>
@@ -4979,7 +4979,7 @@
           <w:sz w:val="22"/>
           <w:szCs w:val="22"/>
         </w:rPr>
-        <w:t>.</w:t>
+        <w:t xml:space="preserve">.</w:t>
       </w:r>
     </w:p>
     <w:p>
@@ -9444,7 +9444,7 @@
           <w:sz w:val="22"/>
           <w:szCs w:val="22"/>
         </w:rPr>
-        <w:t xml:space="preserve">correr traslado de la presente resolución a del Banco de Crédito del Perú S.A. y Pacífico Compañía de Seguros y Reaseguros S.A. para que, de conformidad con lo dispuesto por el artículo 26 de la Ley sobre Facultades, Normas y Organización del Indecopi, aprobada por Decreto Legislativo 807</w:t>
+        <w:t xml:space="preserve">correr traslado de la denuncia del 15 de octubre de 2025 a del Banco de Crédito del Perú S.A. y Pacífico Compañía de Seguros y Reaseguros S.A. para que, de conformidad con lo dispuesto por el artículo 26 de la Ley sobre Facultades, Normas y Organización del Indecopi, aprobada por Decreto Legislativo 807</w:t>
       </w:r>
       <w:r>
         <w:rPr>
